--- a/snip-task-document.docx
+++ b/snip-task-document.docx
@@ -53,33 +53,11 @@
         <w:spacing w:after="80"/>
         <w:jc w:val="center"/>
       </w:pPr>
-      <w:proofErr w:type="spellStart"/>
       <w:r>
         <w:rPr>
           <w:color w:val="7A7870"/>
         </w:rPr>
-        <w:t>Versi</w:t>
-      </w:r>
-      <w:proofErr w:type="spellEnd"/>
-      <w:r>
-        <w:rPr>
-          <w:color w:val="7A7870"/>
-        </w:rPr>
-        <w:t xml:space="preserve"> </w:t>
-      </w:r>
-      <w:proofErr w:type="gramStart"/>
-      <w:r>
-        <w:rPr>
-          <w:color w:val="7A7870"/>
-        </w:rPr>
-        <w:t>1.0  ·</w:t>
-      </w:r>
-      <w:proofErr w:type="gramEnd"/>
-      <w:r>
-        <w:rPr>
-          <w:color w:val="7A7870"/>
-        </w:rPr>
-        <w:t xml:space="preserve">  Juni 2026</w:t>
+        <w:t>Versi 1.0  ·  Juni 2026</w:t>
       </w:r>
     </w:p>
     <w:p>
@@ -124,19 +102,9 @@
       <w:pPr>
         <w:pStyle w:val="Heading1"/>
       </w:pPr>
-      <w:proofErr w:type="spellStart"/>
       <w:r>
-        <w:t>Ringkasan</w:t>
+        <w:t>Ringkasan Proyek</w:t>
       </w:r>
-      <w:proofErr w:type="spellEnd"/>
-      <w:r>
-        <w:t xml:space="preserve"> </w:t>
-      </w:r>
-      <w:proofErr w:type="spellStart"/>
-      <w:r>
-        <w:t>Proyek</w:t>
-      </w:r>
-      <w:proofErr w:type="spellEnd"/>
     </w:p>
     <w:p>
       <w:pPr>
@@ -146,245 +114,7 @@
         <w:rPr>
           <w:color w:val="1A1916"/>
         </w:rPr>
-        <w:t xml:space="preserve">Snip </w:t>
-      </w:r>
-      <w:proofErr w:type="spellStart"/>
-      <w:r>
-        <w:rPr>
-          <w:color w:val="1A1916"/>
-        </w:rPr>
-        <w:t>adalah</w:t>
-      </w:r>
-      <w:proofErr w:type="spellEnd"/>
-      <w:r>
-        <w:rPr>
-          <w:color w:val="1A1916"/>
-        </w:rPr>
-        <w:t xml:space="preserve"> </w:t>
-      </w:r>
-      <w:proofErr w:type="spellStart"/>
-      <w:r>
-        <w:rPr>
-          <w:color w:val="1A1916"/>
-        </w:rPr>
-        <w:t>aplikasi</w:t>
-      </w:r>
-      <w:proofErr w:type="spellEnd"/>
-      <w:r>
-        <w:rPr>
-          <w:color w:val="1A1916"/>
-        </w:rPr>
-        <w:t xml:space="preserve"> web URL Shortener yang </w:t>
-      </w:r>
-      <w:proofErr w:type="spellStart"/>
-      <w:r>
-        <w:rPr>
-          <w:color w:val="1A1916"/>
-        </w:rPr>
-        <w:t>dibangun</w:t>
-      </w:r>
-      <w:proofErr w:type="spellEnd"/>
-      <w:r>
-        <w:rPr>
-          <w:color w:val="1A1916"/>
-        </w:rPr>
-        <w:t xml:space="preserve"> </w:t>
-      </w:r>
-      <w:proofErr w:type="spellStart"/>
-      <w:r>
-        <w:rPr>
-          <w:color w:val="1A1916"/>
-        </w:rPr>
-        <w:t>sebagai</w:t>
-      </w:r>
-      <w:proofErr w:type="spellEnd"/>
-      <w:r>
-        <w:rPr>
-          <w:color w:val="1A1916"/>
-        </w:rPr>
-        <w:t xml:space="preserve"> project </w:t>
-      </w:r>
-      <w:proofErr w:type="spellStart"/>
-      <w:r>
-        <w:rPr>
-          <w:color w:val="1A1916"/>
-        </w:rPr>
-        <w:t>belajar</w:t>
-      </w:r>
-      <w:proofErr w:type="spellEnd"/>
-      <w:r>
-        <w:rPr>
-          <w:color w:val="1A1916"/>
-        </w:rPr>
-        <w:t xml:space="preserve"> </w:t>
-      </w:r>
-      <w:proofErr w:type="spellStart"/>
-      <w:r>
-        <w:rPr>
-          <w:color w:val="1A1916"/>
-        </w:rPr>
-        <w:t>menggunakan</w:t>
-      </w:r>
-      <w:proofErr w:type="spellEnd"/>
-      <w:r>
-        <w:rPr>
-          <w:color w:val="1A1916"/>
-        </w:rPr>
-        <w:t xml:space="preserve"> Golang </w:t>
-      </w:r>
-      <w:proofErr w:type="spellStart"/>
-      <w:r>
-        <w:rPr>
-          <w:color w:val="1A1916"/>
-        </w:rPr>
-        <w:t>sebagai</w:t>
-      </w:r>
-      <w:proofErr w:type="spellEnd"/>
-      <w:r>
-        <w:rPr>
-          <w:color w:val="1A1916"/>
-        </w:rPr>
-        <w:t xml:space="preserve"> backend. </w:t>
-      </w:r>
-      <w:proofErr w:type="spellStart"/>
-      <w:r>
-        <w:rPr>
-          <w:color w:val="1A1916"/>
-        </w:rPr>
-        <w:t>Proyek</w:t>
-      </w:r>
-      <w:proofErr w:type="spellEnd"/>
-      <w:r>
-        <w:rPr>
-          <w:color w:val="1A1916"/>
-        </w:rPr>
-        <w:t xml:space="preserve"> </w:t>
-      </w:r>
-      <w:proofErr w:type="spellStart"/>
-      <w:r>
-        <w:rPr>
-          <w:color w:val="1A1916"/>
-        </w:rPr>
-        <w:t>ini</w:t>
-      </w:r>
-      <w:proofErr w:type="spellEnd"/>
-      <w:r>
-        <w:rPr>
-          <w:color w:val="1A1916"/>
-        </w:rPr>
-        <w:t xml:space="preserve"> </w:t>
-      </w:r>
-      <w:proofErr w:type="spellStart"/>
-      <w:r>
-        <w:rPr>
-          <w:color w:val="1A1916"/>
-        </w:rPr>
-        <w:t>mencakup</w:t>
-      </w:r>
-      <w:proofErr w:type="spellEnd"/>
-      <w:r>
-        <w:rPr>
-          <w:color w:val="1A1916"/>
-        </w:rPr>
-        <w:t xml:space="preserve"> </w:t>
-      </w:r>
-      <w:proofErr w:type="spellStart"/>
-      <w:r>
-        <w:rPr>
-          <w:color w:val="1A1916"/>
-        </w:rPr>
-        <w:t>semua</w:t>
-      </w:r>
-      <w:proofErr w:type="spellEnd"/>
-      <w:r>
-        <w:rPr>
-          <w:color w:val="1A1916"/>
-        </w:rPr>
-        <w:t xml:space="preserve"> </w:t>
-      </w:r>
-      <w:proofErr w:type="spellStart"/>
-      <w:r>
-        <w:rPr>
-          <w:color w:val="1A1916"/>
-        </w:rPr>
-        <w:t>konsep</w:t>
-      </w:r>
-      <w:proofErr w:type="spellEnd"/>
-      <w:r>
-        <w:rPr>
-          <w:color w:val="1A1916"/>
-        </w:rPr>
-        <w:t xml:space="preserve"> </w:t>
-      </w:r>
-      <w:proofErr w:type="spellStart"/>
-      <w:r>
-        <w:rPr>
-          <w:color w:val="1A1916"/>
-        </w:rPr>
-        <w:t>utama</w:t>
-      </w:r>
-      <w:proofErr w:type="spellEnd"/>
-      <w:r>
-        <w:rPr>
-          <w:color w:val="1A1916"/>
-        </w:rPr>
-        <w:t xml:space="preserve"> </w:t>
-      </w:r>
-      <w:proofErr w:type="spellStart"/>
-      <w:r>
-        <w:rPr>
-          <w:color w:val="1A1916"/>
-        </w:rPr>
-        <w:t>pengembangan</w:t>
-      </w:r>
-      <w:proofErr w:type="spellEnd"/>
-      <w:r>
-        <w:rPr>
-          <w:color w:val="1A1916"/>
-        </w:rPr>
-        <w:t xml:space="preserve"> web modern: </w:t>
-      </w:r>
-      <w:proofErr w:type="spellStart"/>
-      <w:r>
-        <w:rPr>
-          <w:color w:val="1A1916"/>
-        </w:rPr>
-        <w:t>autentikasi</w:t>
-      </w:r>
-      <w:proofErr w:type="spellEnd"/>
-      <w:r>
-        <w:rPr>
-          <w:color w:val="1A1916"/>
-        </w:rPr>
-        <w:t xml:space="preserve">, database, REST API, </w:t>
-      </w:r>
-      <w:proofErr w:type="spellStart"/>
-      <w:r>
-        <w:rPr>
-          <w:color w:val="1A1916"/>
-        </w:rPr>
-        <w:t>hingga</w:t>
-      </w:r>
-      <w:proofErr w:type="spellEnd"/>
-      <w:r>
-        <w:rPr>
-          <w:color w:val="1A1916"/>
-        </w:rPr>
-        <w:t xml:space="preserve"> deployment </w:t>
-      </w:r>
-      <w:proofErr w:type="spellStart"/>
-      <w:r>
-        <w:rPr>
-          <w:color w:val="1A1916"/>
-        </w:rPr>
-        <w:t>menggunakan</w:t>
-      </w:r>
-      <w:proofErr w:type="spellEnd"/>
-      <w:r>
-        <w:rPr>
-          <w:color w:val="1A1916"/>
-        </w:rPr>
-        <w:t xml:space="preserve"> Docker.</w:t>
+        <w:t>Snip adalah aplikasi web URL Shortener yang dibangun sebagai project belajar menggunakan Golang sebagai backend. Proyek ini mencakup semua konsep utama pengembangan web modern: autentikasi, database, REST API, hingga deployment menggunakan Docker.</w:t>
       </w:r>
     </w:p>
     <w:p>
@@ -402,25 +132,7 @@
           <w:bCs/>
           <w:color w:val="1A1916"/>
         </w:rPr>
-        <w:t xml:space="preserve">Tujuan </w:t>
-      </w:r>
-      <w:proofErr w:type="spellStart"/>
-      <w:r>
-        <w:rPr>
-          <w:b/>
-          <w:bCs/>
-          <w:color w:val="1A1916"/>
-        </w:rPr>
-        <w:t>utama</w:t>
-      </w:r>
-      <w:proofErr w:type="spellEnd"/>
-      <w:r>
-        <w:rPr>
-          <w:b/>
-          <w:bCs/>
-          <w:color w:val="1A1916"/>
-        </w:rPr>
-        <w:t>:</w:t>
+        <w:t>Tujuan utama:</w:t>
       </w:r>
     </w:p>
     <w:p>
@@ -432,47 +144,11 @@
         </w:numPr>
         <w:spacing w:before="40" w:after="40"/>
       </w:pPr>
-      <w:proofErr w:type="spellStart"/>
       <w:r>
         <w:rPr>
           <w:color w:val="1A1916"/>
         </w:rPr>
-        <w:t>Memahami</w:t>
-      </w:r>
-      <w:proofErr w:type="spellEnd"/>
-      <w:r>
-        <w:rPr>
-          <w:color w:val="1A1916"/>
-        </w:rPr>
-        <w:t xml:space="preserve"> </w:t>
-      </w:r>
-      <w:proofErr w:type="spellStart"/>
-      <w:r>
-        <w:rPr>
-          <w:color w:val="1A1916"/>
-        </w:rPr>
-        <w:t>arsitektur</w:t>
-      </w:r>
-      <w:proofErr w:type="spellEnd"/>
-      <w:r>
-        <w:rPr>
-          <w:color w:val="1A1916"/>
-        </w:rPr>
-        <w:t xml:space="preserve"> web backend </w:t>
-      </w:r>
-      <w:proofErr w:type="spellStart"/>
-      <w:r>
-        <w:rPr>
-          <w:color w:val="1A1916"/>
-        </w:rPr>
-        <w:t>menggunakan</w:t>
-      </w:r>
-      <w:proofErr w:type="spellEnd"/>
-      <w:r>
-        <w:rPr>
-          <w:color w:val="1A1916"/>
-        </w:rPr>
-        <w:t xml:space="preserve"> Golang</w:t>
+        <w:t>Memahami arsitektur web backend menggunakan Golang</w:t>
       </w:r>
     </w:p>
     <w:p>
@@ -484,33 +160,11 @@
         </w:numPr>
         <w:spacing w:before="40" w:after="40"/>
       </w:pPr>
-      <w:proofErr w:type="spellStart"/>
       <w:r>
         <w:rPr>
           <w:color w:val="1A1916"/>
         </w:rPr>
-        <w:t>Belajar</w:t>
-      </w:r>
-      <w:proofErr w:type="spellEnd"/>
-      <w:r>
-        <w:rPr>
-          <w:color w:val="1A1916"/>
-        </w:rPr>
-        <w:t xml:space="preserve"> </w:t>
-      </w:r>
-      <w:proofErr w:type="spellStart"/>
-      <w:r>
-        <w:rPr>
-          <w:color w:val="1A1916"/>
-        </w:rPr>
-        <w:t>manajemen</w:t>
-      </w:r>
-      <w:proofErr w:type="spellEnd"/>
-      <w:r>
-        <w:rPr>
-          <w:color w:val="1A1916"/>
-        </w:rPr>
-        <w:t xml:space="preserve"> database dan query SQL</w:t>
+        <w:t>Belajar manajemen database dan query SQL</w:t>
       </w:r>
     </w:p>
     <w:p>
@@ -522,47 +176,11 @@
         </w:numPr>
         <w:spacing w:before="40" w:after="40"/>
       </w:pPr>
-      <w:proofErr w:type="spellStart"/>
       <w:r>
         <w:rPr>
           <w:color w:val="1A1916"/>
         </w:rPr>
-        <w:t>Mengimplementasikan</w:t>
-      </w:r>
-      <w:proofErr w:type="spellEnd"/>
-      <w:r>
-        <w:rPr>
-          <w:color w:val="1A1916"/>
-        </w:rPr>
-        <w:t xml:space="preserve"> </w:t>
-      </w:r>
-      <w:proofErr w:type="spellStart"/>
-      <w:r>
-        <w:rPr>
-          <w:color w:val="1A1916"/>
-        </w:rPr>
-        <w:t>autentikasi</w:t>
-      </w:r>
-      <w:proofErr w:type="spellEnd"/>
-      <w:r>
-        <w:rPr>
-          <w:color w:val="1A1916"/>
-        </w:rPr>
-        <w:t xml:space="preserve"> </w:t>
-      </w:r>
-      <w:proofErr w:type="spellStart"/>
-      <w:r>
-        <w:rPr>
-          <w:color w:val="1A1916"/>
-        </w:rPr>
-        <w:t>dengan</w:t>
-      </w:r>
-      <w:proofErr w:type="spellEnd"/>
-      <w:r>
-        <w:rPr>
-          <w:color w:val="1A1916"/>
-        </w:rPr>
-        <w:t xml:space="preserve"> JWT</w:t>
+        <w:t>Mengimplementasikan autentikasi dengan JWT</w:t>
       </w:r>
     </w:p>
     <w:p>
@@ -574,61 +192,11 @@
         </w:numPr>
         <w:spacing w:before="40" w:after="40"/>
       </w:pPr>
-      <w:proofErr w:type="spellStart"/>
       <w:r>
         <w:rPr>
           <w:color w:val="1A1916"/>
         </w:rPr>
-        <w:t>Memahami</w:t>
-      </w:r>
-      <w:proofErr w:type="spellEnd"/>
-      <w:r>
-        <w:rPr>
-          <w:color w:val="1A1916"/>
-        </w:rPr>
-        <w:t xml:space="preserve"> </w:t>
-      </w:r>
-      <w:proofErr w:type="spellStart"/>
-      <w:r>
-        <w:rPr>
-          <w:color w:val="1A1916"/>
-        </w:rPr>
-        <w:t>cara</w:t>
-      </w:r>
-      <w:proofErr w:type="spellEnd"/>
-      <w:r>
-        <w:rPr>
-          <w:color w:val="1A1916"/>
-        </w:rPr>
-        <w:t xml:space="preserve"> deploy </w:t>
-      </w:r>
-      <w:proofErr w:type="spellStart"/>
-      <w:r>
-        <w:rPr>
-          <w:color w:val="1A1916"/>
-        </w:rPr>
-        <w:t>aplikasi</w:t>
-      </w:r>
-      <w:proofErr w:type="spellEnd"/>
-      <w:r>
-        <w:rPr>
-          <w:color w:val="1A1916"/>
-        </w:rPr>
-        <w:t xml:space="preserve"> </w:t>
-      </w:r>
-      <w:proofErr w:type="spellStart"/>
-      <w:r>
-        <w:rPr>
-          <w:color w:val="1A1916"/>
-        </w:rPr>
-        <w:t>menggunakan</w:t>
-      </w:r>
-      <w:proofErr w:type="spellEnd"/>
-      <w:r>
-        <w:rPr>
-          <w:color w:val="1A1916"/>
-        </w:rPr>
-        <w:t xml:space="preserve"> Docker</w:t>
+        <w:t>Memahami cara deploy aplikasi menggunakan Docker</w:t>
       </w:r>
     </w:p>
     <w:p>
@@ -643,129 +211,19 @@
       <w:pPr>
         <w:pStyle w:val="Heading1"/>
       </w:pPr>
-      <w:proofErr w:type="spellStart"/>
       <w:r>
-        <w:t>Urutan</w:t>
+        <w:t>Urutan Prioritas Pengerjaan</w:t>
       </w:r>
-      <w:proofErr w:type="spellEnd"/>
-      <w:r>
-        <w:t xml:space="preserve"> </w:t>
-      </w:r>
-      <w:proofErr w:type="spellStart"/>
-      <w:r>
-        <w:t>Prioritas</w:t>
-      </w:r>
-      <w:proofErr w:type="spellEnd"/>
-      <w:r>
-        <w:t xml:space="preserve"> </w:t>
-      </w:r>
-      <w:proofErr w:type="spellStart"/>
-      <w:r>
-        <w:t>Pengerjaan</w:t>
-      </w:r>
-      <w:proofErr w:type="spellEnd"/>
     </w:p>
     <w:p>
       <w:pPr>
         <w:spacing w:before="60" w:after="60"/>
       </w:pPr>
-      <w:proofErr w:type="spellStart"/>
       <w:r>
         <w:rPr>
           <w:color w:val="1A1916"/>
         </w:rPr>
-        <w:t>Berikut</w:t>
-      </w:r>
-      <w:proofErr w:type="spellEnd"/>
-      <w:r>
-        <w:rPr>
-          <w:color w:val="1A1916"/>
-        </w:rPr>
-        <w:t xml:space="preserve"> </w:t>
-      </w:r>
-      <w:proofErr w:type="spellStart"/>
-      <w:r>
-        <w:rPr>
-          <w:color w:val="1A1916"/>
-        </w:rPr>
-        <w:t>urutan</w:t>
-      </w:r>
-      <w:proofErr w:type="spellEnd"/>
-      <w:r>
-        <w:rPr>
-          <w:color w:val="1A1916"/>
-        </w:rPr>
-        <w:t xml:space="preserve"> yang </w:t>
-      </w:r>
-      <w:proofErr w:type="spellStart"/>
-      <w:r>
-        <w:rPr>
-          <w:color w:val="1A1916"/>
-        </w:rPr>
-        <w:t>disarankan</w:t>
-      </w:r>
-      <w:proofErr w:type="spellEnd"/>
-      <w:r>
-        <w:rPr>
-          <w:color w:val="1A1916"/>
-        </w:rPr>
-        <w:t xml:space="preserve"> </w:t>
-      </w:r>
-      <w:proofErr w:type="spellStart"/>
-      <w:r>
-        <w:rPr>
-          <w:color w:val="1A1916"/>
-        </w:rPr>
-        <w:t>dari</w:t>
-      </w:r>
-      <w:proofErr w:type="spellEnd"/>
-      <w:r>
-        <w:rPr>
-          <w:color w:val="1A1916"/>
-        </w:rPr>
-        <w:t xml:space="preserve"> yang paling fundamental </w:t>
-      </w:r>
-      <w:proofErr w:type="spellStart"/>
-      <w:r>
-        <w:rPr>
-          <w:color w:val="1A1916"/>
-        </w:rPr>
-        <w:t>hingga</w:t>
-      </w:r>
-      <w:proofErr w:type="spellEnd"/>
-      <w:r>
-        <w:rPr>
-          <w:color w:val="1A1916"/>
-        </w:rPr>
-        <w:t xml:space="preserve"> </w:t>
-      </w:r>
-      <w:proofErr w:type="spellStart"/>
-      <w:r>
-        <w:rPr>
-          <w:color w:val="1A1916"/>
-        </w:rPr>
-        <w:t>fitur</w:t>
-      </w:r>
-      <w:proofErr w:type="spellEnd"/>
-      <w:r>
-        <w:rPr>
-          <w:color w:val="1A1916"/>
-        </w:rPr>
-        <w:t xml:space="preserve"> </w:t>
-      </w:r>
-      <w:proofErr w:type="spellStart"/>
-      <w:r>
-        <w:rPr>
-          <w:color w:val="1A1916"/>
-        </w:rPr>
-        <w:t>tambahan</w:t>
-      </w:r>
-      <w:proofErr w:type="spellEnd"/>
-      <w:r>
-        <w:rPr>
-          <w:color w:val="1A1916"/>
-        </w:rPr>
-        <w:t>:</w:t>
+        <w:t>Berikut urutan yang disarankan dari yang paling fundamental hingga fitur tambahan:</w:t>
       </w:r>
     </w:p>
     <w:p>
@@ -786,95 +244,7 @@
         <w:rPr>
           <w:color w:val="1A1916"/>
         </w:rPr>
-        <w:t xml:space="preserve">Redirect URL — inti </w:t>
-      </w:r>
-      <w:proofErr w:type="spellStart"/>
-      <w:r>
-        <w:rPr>
-          <w:color w:val="1A1916"/>
-        </w:rPr>
-        <w:t>dari</w:t>
-      </w:r>
-      <w:proofErr w:type="spellEnd"/>
-      <w:r>
-        <w:rPr>
-          <w:color w:val="1A1916"/>
-        </w:rPr>
-        <w:t xml:space="preserve"> </w:t>
-      </w:r>
-      <w:proofErr w:type="spellStart"/>
-      <w:r>
-        <w:rPr>
-          <w:color w:val="1A1916"/>
-        </w:rPr>
-        <w:t>aplikasi</w:t>
-      </w:r>
-      <w:proofErr w:type="spellEnd"/>
-      <w:r>
-        <w:rPr>
-          <w:color w:val="1A1916"/>
-        </w:rPr>
-        <w:t xml:space="preserve">, </w:t>
-      </w:r>
-      <w:proofErr w:type="spellStart"/>
-      <w:r>
-        <w:rPr>
-          <w:color w:val="1A1916"/>
-        </w:rPr>
-        <w:t>harus</w:t>
-      </w:r>
-      <w:proofErr w:type="spellEnd"/>
-      <w:r>
-        <w:rPr>
-          <w:color w:val="1A1916"/>
-        </w:rPr>
-        <w:t xml:space="preserve"> </w:t>
-      </w:r>
-      <w:proofErr w:type="spellStart"/>
-      <w:r>
-        <w:rPr>
-          <w:color w:val="1A1916"/>
-        </w:rPr>
-        <w:t>jalan</w:t>
-      </w:r>
-      <w:proofErr w:type="spellEnd"/>
-      <w:r>
-        <w:rPr>
-          <w:color w:val="1A1916"/>
-        </w:rPr>
-        <w:t xml:space="preserve"> </w:t>
-      </w:r>
-      <w:proofErr w:type="spellStart"/>
-      <w:r>
-        <w:rPr>
-          <w:color w:val="1A1916"/>
-        </w:rPr>
-        <w:t>duluan</w:t>
-      </w:r>
-      <w:proofErr w:type="spellEnd"/>
-    </w:p>
-    <w:p>
-      <w:pPr>
-        <w:pStyle w:val="ListParagraph"/>
-        <w:numPr>
-          <w:ilvl w:val="0"/>
-          <w:numId w:val="2"/>
-        </w:numPr>
-        <w:spacing w:before="40" w:after="40"/>
-      </w:pPr>
-      <w:proofErr w:type="spellStart"/>
-      <w:r>
-        <w:rPr>
-          <w:color w:val="1A1916"/>
-        </w:rPr>
-        <w:t>Autentikasi</w:t>
-      </w:r>
-      <w:proofErr w:type="spellEnd"/>
-      <w:r>
-        <w:rPr>
-          <w:color w:val="1A1916"/>
-        </w:rPr>
-        <w:t xml:space="preserve"> — login, register, session management</w:t>
+        <w:t>Redirect URL — inti dari aplikasi, harus jalan duluan</w:t>
       </w:r>
     </w:p>
     <w:p>
@@ -890,35 +260,7 @@
         <w:rPr>
           <w:color w:val="1A1916"/>
         </w:rPr>
-        <w:t xml:space="preserve">Shorten URL live — input URL dan </w:t>
-      </w:r>
-      <w:proofErr w:type="spellStart"/>
-      <w:r>
-        <w:rPr>
-          <w:color w:val="1A1916"/>
-        </w:rPr>
-        <w:t>simpan</w:t>
-      </w:r>
-      <w:proofErr w:type="spellEnd"/>
-      <w:r>
-        <w:rPr>
-          <w:color w:val="1A1916"/>
-        </w:rPr>
-        <w:t xml:space="preserve"> </w:t>
-      </w:r>
-      <w:proofErr w:type="spellStart"/>
-      <w:r>
-        <w:rPr>
-          <w:color w:val="1A1916"/>
-        </w:rPr>
-        <w:t>ke</w:t>
-      </w:r>
-      <w:proofErr w:type="spellEnd"/>
-      <w:r>
-        <w:rPr>
-          <w:color w:val="1A1916"/>
-        </w:rPr>
-        <w:t xml:space="preserve"> database</w:t>
+        <w:t>Autentikasi — login, register, session management</w:t>
       </w:r>
     </w:p>
     <w:p>
@@ -934,49 +276,7 @@
         <w:rPr>
           <w:color w:val="1A1916"/>
         </w:rPr>
-        <w:t xml:space="preserve">Dashboard data </w:t>
-      </w:r>
-      <w:proofErr w:type="spellStart"/>
-      <w:r>
-        <w:rPr>
-          <w:color w:val="1A1916"/>
-        </w:rPr>
-        <w:t>nyata</w:t>
-      </w:r>
-      <w:proofErr w:type="spellEnd"/>
-      <w:r>
-        <w:rPr>
-          <w:color w:val="1A1916"/>
-        </w:rPr>
-        <w:t xml:space="preserve"> — </w:t>
-      </w:r>
-      <w:proofErr w:type="spellStart"/>
-      <w:r>
-        <w:rPr>
-          <w:color w:val="1A1916"/>
-        </w:rPr>
-        <w:t>tampilkan</w:t>
-      </w:r>
-      <w:proofErr w:type="spellEnd"/>
-      <w:r>
-        <w:rPr>
-          <w:color w:val="1A1916"/>
-        </w:rPr>
-        <w:t xml:space="preserve"> data </w:t>
-      </w:r>
-      <w:proofErr w:type="spellStart"/>
-      <w:r>
-        <w:rPr>
-          <w:color w:val="1A1916"/>
-        </w:rPr>
-        <w:t>dari</w:t>
-      </w:r>
-      <w:proofErr w:type="spellEnd"/>
-      <w:r>
-        <w:rPr>
-          <w:color w:val="1A1916"/>
-        </w:rPr>
-        <w:t xml:space="preserve"> database</w:t>
+        <w:t>Shorten URL live — input URL dan simpan ke database</w:t>
       </w:r>
     </w:p>
     <w:p>
@@ -992,44 +292,8 @@
         <w:rPr>
           <w:color w:val="1A1916"/>
         </w:rPr>
-        <w:t xml:space="preserve">Analytics per link — </w:t>
+        <w:t>Dashboard data nyata — tampilkan data dari database</w:t>
       </w:r>
-      <w:proofErr w:type="spellStart"/>
-      <w:r>
-        <w:rPr>
-          <w:color w:val="1A1916"/>
-        </w:rPr>
-        <w:t>statistik</w:t>
-      </w:r>
-      <w:proofErr w:type="spellEnd"/>
-      <w:r>
-        <w:rPr>
-          <w:color w:val="1A1916"/>
-        </w:rPr>
-        <w:t xml:space="preserve"> </w:t>
-      </w:r>
-      <w:proofErr w:type="spellStart"/>
-      <w:r>
-        <w:rPr>
-          <w:color w:val="1A1916"/>
-        </w:rPr>
-        <w:t>klik</w:t>
-      </w:r>
-      <w:proofErr w:type="spellEnd"/>
-      <w:r>
-        <w:rPr>
-          <w:color w:val="1A1916"/>
-        </w:rPr>
-        <w:t xml:space="preserve">, device, </w:t>
-      </w:r>
-      <w:proofErr w:type="spellStart"/>
-      <w:r>
-        <w:rPr>
-          <w:color w:val="1A1916"/>
-        </w:rPr>
-        <w:t>lokasi</w:t>
-      </w:r>
-      <w:proofErr w:type="spellEnd"/>
     </w:p>
     <w:p>
       <w:pPr>
@@ -1044,58 +308,8 @@
         <w:rPr>
           <w:color w:val="1A1916"/>
         </w:rPr>
-        <w:t xml:space="preserve">Edit &amp; </w:t>
+        <w:t>Analytics per link — statistik klik, device, lokasi</w:t>
       </w:r>
-      <w:proofErr w:type="spellStart"/>
-      <w:r>
-        <w:rPr>
-          <w:color w:val="1A1916"/>
-        </w:rPr>
-        <w:t>hapus</w:t>
-      </w:r>
-      <w:proofErr w:type="spellEnd"/>
-      <w:r>
-        <w:rPr>
-          <w:color w:val="1A1916"/>
-        </w:rPr>
-        <w:t xml:space="preserve"> link — </w:t>
-      </w:r>
-      <w:proofErr w:type="spellStart"/>
-      <w:r>
-        <w:rPr>
-          <w:color w:val="1A1916"/>
-        </w:rPr>
-        <w:t>manajemen</w:t>
-      </w:r>
-      <w:proofErr w:type="spellEnd"/>
-      <w:r>
-        <w:rPr>
-          <w:color w:val="1A1916"/>
-        </w:rPr>
-        <w:t xml:space="preserve"> link yang </w:t>
-      </w:r>
-      <w:proofErr w:type="spellStart"/>
-      <w:r>
-        <w:rPr>
-          <w:color w:val="1A1916"/>
-        </w:rPr>
-        <w:t>sudah</w:t>
-      </w:r>
-      <w:proofErr w:type="spellEnd"/>
-      <w:r>
-        <w:rPr>
-          <w:color w:val="1A1916"/>
-        </w:rPr>
-        <w:t xml:space="preserve"> </w:t>
-      </w:r>
-      <w:proofErr w:type="spellStart"/>
-      <w:r>
-        <w:rPr>
-          <w:color w:val="1A1916"/>
-        </w:rPr>
-        <w:t>dibuat</w:t>
-      </w:r>
-      <w:proofErr w:type="spellEnd"/>
     </w:p>
     <w:p>
       <w:pPr>
@@ -1110,90 +324,8 @@
         <w:rPr>
           <w:color w:val="1A1916"/>
         </w:rPr>
-        <w:t xml:space="preserve">Loading state &amp; feedback — UX yang </w:t>
+        <w:t>Edit &amp; hapus link — manajemen link yang sudah dibuat</w:t>
       </w:r>
-      <w:proofErr w:type="spellStart"/>
-      <w:r>
-        <w:rPr>
-          <w:color w:val="1A1916"/>
-        </w:rPr>
-        <w:t>baik</w:t>
-      </w:r>
-      <w:proofErr w:type="spellEnd"/>
-    </w:p>
-    <w:p>
-      <w:pPr>
-        <w:pStyle w:val="ListParagraph"/>
-        <w:numPr>
-          <w:ilvl w:val="0"/>
-          <w:numId w:val="2"/>
-        </w:numPr>
-        <w:spacing w:before="40" w:after="40"/>
-      </w:pPr>
-      <w:proofErr w:type="spellStart"/>
-      <w:r>
-        <w:rPr>
-          <w:color w:val="1A1916"/>
-        </w:rPr>
-        <w:t>Responsif</w:t>
-      </w:r>
-      <w:proofErr w:type="spellEnd"/>
-      <w:r>
-        <w:rPr>
-          <w:color w:val="1A1916"/>
-        </w:rPr>
-        <w:t xml:space="preserve"> mobile — </w:t>
-      </w:r>
-      <w:proofErr w:type="spellStart"/>
-      <w:r>
-        <w:rPr>
-          <w:color w:val="1A1916"/>
-        </w:rPr>
-        <w:t>tampilan</w:t>
-      </w:r>
-      <w:proofErr w:type="spellEnd"/>
-      <w:r>
-        <w:rPr>
-          <w:color w:val="1A1916"/>
-        </w:rPr>
-        <w:t xml:space="preserve"> yang </w:t>
-      </w:r>
-      <w:proofErr w:type="spellStart"/>
-      <w:r>
-        <w:rPr>
-          <w:color w:val="1A1916"/>
-        </w:rPr>
-        <w:t>baik</w:t>
-      </w:r>
-      <w:proofErr w:type="spellEnd"/>
-      <w:r>
-        <w:rPr>
-          <w:color w:val="1A1916"/>
-        </w:rPr>
-        <w:t xml:space="preserve"> di </w:t>
-      </w:r>
-      <w:proofErr w:type="spellStart"/>
-      <w:r>
-        <w:rPr>
-          <w:color w:val="1A1916"/>
-        </w:rPr>
-        <w:t>semua</w:t>
-      </w:r>
-      <w:proofErr w:type="spellEnd"/>
-      <w:r>
-        <w:rPr>
-          <w:color w:val="1A1916"/>
-        </w:rPr>
-        <w:t xml:space="preserve"> </w:t>
-      </w:r>
-      <w:proofErr w:type="spellStart"/>
-      <w:r>
-        <w:rPr>
-          <w:color w:val="1A1916"/>
-        </w:rPr>
-        <w:t>layar</w:t>
-      </w:r>
-      <w:proofErr w:type="spellEnd"/>
     </w:p>
     <w:p>
       <w:pPr>
@@ -1208,72 +340,40 @@
         <w:rPr>
           <w:color w:val="1A1916"/>
         </w:rPr>
-        <w:t xml:space="preserve">API Key — </w:t>
+        <w:t>Loading state &amp; feedback — UX yang baik</w:t>
       </w:r>
-      <w:proofErr w:type="spellStart"/>
+    </w:p>
+    <w:p>
+      <w:pPr>
+        <w:pStyle w:val="ListParagraph"/>
+        <w:numPr>
+          <w:ilvl w:val="0"/>
+          <w:numId w:val="2"/>
+        </w:numPr>
+        <w:spacing w:before="40" w:after="40"/>
+      </w:pPr>
       <w:r>
         <w:rPr>
           <w:color w:val="1A1916"/>
         </w:rPr>
-        <w:t>fitur</w:t>
+        <w:t>Responsif mobile — tampilan yang baik di semua layar</w:t>
       </w:r>
-      <w:proofErr w:type="spellEnd"/>
+    </w:p>
+    <w:p>
+      <w:pPr>
+        <w:pStyle w:val="ListParagraph"/>
+        <w:numPr>
+          <w:ilvl w:val="0"/>
+          <w:numId w:val="2"/>
+        </w:numPr>
+        <w:spacing w:before="40" w:after="40"/>
+      </w:pPr>
       <w:r>
         <w:rPr>
           <w:color w:val="1A1916"/>
         </w:rPr>
-        <w:t xml:space="preserve"> </w:t>
+        <w:t>API Key — fitur opsional untuk integrasi eksternal</w:t>
       </w:r>
-      <w:proofErr w:type="spellStart"/>
-      <w:r>
-        <w:rPr>
-          <w:color w:val="1A1916"/>
-        </w:rPr>
-        <w:t>opsional</w:t>
-      </w:r>
-      <w:proofErr w:type="spellEnd"/>
-      <w:r>
-        <w:rPr>
-          <w:color w:val="1A1916"/>
-        </w:rPr>
-        <w:t xml:space="preserve"> </w:t>
-      </w:r>
-      <w:proofErr w:type="spellStart"/>
-      <w:r>
-        <w:rPr>
-          <w:color w:val="1A1916"/>
-        </w:rPr>
-        <w:t>untuk</w:t>
-      </w:r>
-      <w:proofErr w:type="spellEnd"/>
-      <w:r>
-        <w:rPr>
-          <w:color w:val="1A1916"/>
-        </w:rPr>
-        <w:t xml:space="preserve"> </w:t>
-      </w:r>
-      <w:proofErr w:type="spellStart"/>
-      <w:r>
-        <w:rPr>
-          <w:color w:val="1A1916"/>
-        </w:rPr>
-        <w:t>integrasi</w:t>
-      </w:r>
-      <w:proofErr w:type="spellEnd"/>
-      <w:r>
-        <w:rPr>
-          <w:color w:val="1A1916"/>
-        </w:rPr>
-        <w:t xml:space="preserve"> </w:t>
-      </w:r>
-      <w:proofErr w:type="spellStart"/>
-      <w:r>
-        <w:rPr>
-          <w:color w:val="1A1916"/>
-        </w:rPr>
-        <w:t>eksternal</w:t>
-      </w:r>
-      <w:proofErr w:type="spellEnd"/>
     </w:p>
     <w:p>
       <w:pPr>
@@ -1288,13 +388,8 @@
         <w:pStyle w:val="Heading1"/>
       </w:pPr>
       <w:r>
-        <w:t xml:space="preserve">Daftar Task </w:t>
+        <w:t>Daftar Task Lengkap</w:t>
       </w:r>
-      <w:proofErr w:type="spellStart"/>
-      <w:r>
-        <w:t>Lengkap</w:t>
-      </w:r>
-      <w:proofErr w:type="spellEnd"/>
     </w:p>
     <w:p>
       <w:pPr>
@@ -1312,91 +407,7 @@
         <w:rPr>
           <w:color w:val="1A1916"/>
         </w:rPr>
-        <w:t xml:space="preserve">Fitur paling inti </w:t>
-      </w:r>
-      <w:proofErr w:type="spellStart"/>
-      <w:r>
-        <w:rPr>
-          <w:color w:val="1A1916"/>
-        </w:rPr>
-        <w:t>dari</w:t>
-      </w:r>
-      <w:proofErr w:type="spellEnd"/>
-      <w:r>
-        <w:rPr>
-          <w:color w:val="1A1916"/>
-        </w:rPr>
-        <w:t xml:space="preserve"> URL shortener. Harus </w:t>
-      </w:r>
-      <w:proofErr w:type="spellStart"/>
-      <w:r>
-        <w:rPr>
-          <w:color w:val="1A1916"/>
-        </w:rPr>
-        <w:t>diimplementasikan</w:t>
-      </w:r>
-      <w:proofErr w:type="spellEnd"/>
-      <w:r>
-        <w:rPr>
-          <w:color w:val="1A1916"/>
-        </w:rPr>
-        <w:t xml:space="preserve"> </w:t>
-      </w:r>
-      <w:proofErr w:type="spellStart"/>
-      <w:r>
-        <w:rPr>
-          <w:color w:val="1A1916"/>
-        </w:rPr>
-        <w:t>pertama</w:t>
-      </w:r>
-      <w:proofErr w:type="spellEnd"/>
-      <w:r>
-        <w:rPr>
-          <w:color w:val="1A1916"/>
-        </w:rPr>
-        <w:t xml:space="preserve"> kali </w:t>
-      </w:r>
-      <w:proofErr w:type="spellStart"/>
-      <w:r>
-        <w:rPr>
-          <w:color w:val="1A1916"/>
-        </w:rPr>
-        <w:t>sebelum</w:t>
-      </w:r>
-      <w:proofErr w:type="spellEnd"/>
-      <w:r>
-        <w:rPr>
-          <w:color w:val="1A1916"/>
-        </w:rPr>
-        <w:t xml:space="preserve"> </w:t>
-      </w:r>
-      <w:proofErr w:type="spellStart"/>
-      <w:r>
-        <w:rPr>
-          <w:color w:val="1A1916"/>
-        </w:rPr>
-        <w:t>fitur</w:t>
-      </w:r>
-      <w:proofErr w:type="spellEnd"/>
-      <w:r>
-        <w:rPr>
-          <w:color w:val="1A1916"/>
-        </w:rPr>
-        <w:t xml:space="preserve"> </w:t>
-      </w:r>
-      <w:proofErr w:type="spellStart"/>
-      <w:r>
-        <w:rPr>
-          <w:color w:val="1A1916"/>
-        </w:rPr>
-        <w:t>lainnya</w:t>
-      </w:r>
-      <w:proofErr w:type="spellEnd"/>
-      <w:r>
-        <w:rPr>
-          <w:color w:val="1A1916"/>
-        </w:rPr>
-        <w:t>.</w:t>
+        <w:t>Fitur paling inti dari URL shortener. Harus diimplementasikan pertama kali sebelum fitur lainnya.</w:t>
       </w:r>
     </w:p>
     <w:p>
@@ -1510,7 +521,6 @@
             </w:tcMar>
           </w:tcPr>
           <w:p>
-            <w:proofErr w:type="spellStart"/>
             <w:r>
               <w:rPr>
                 <w:b/>
@@ -1521,7 +531,6 @@
               </w:rPr>
               <w:t>Prioritas</w:t>
             </w:r>
-            <w:proofErr w:type="spellEnd"/>
           </w:p>
         </w:tc>
         <w:tc>
@@ -1572,7 +581,6 @@
             </w:tcMar>
           </w:tcPr>
           <w:p>
-            <w:proofErr w:type="spellStart"/>
             <w:r>
               <w:rPr>
                 <w:b/>
@@ -1583,7 +591,6 @@
               </w:rPr>
               <w:t>Catatan</w:t>
             </w:r>
-            <w:proofErr w:type="spellEnd"/>
           </w:p>
         </w:tc>
       </w:tr>
@@ -1640,25 +647,7 @@
                 <w:sz w:val="20"/>
                 <w:szCs w:val="20"/>
               </w:rPr>
-              <w:t xml:space="preserve">Buat endpoint GET </w:t>
-            </w:r>
-            <w:proofErr w:type="gramStart"/>
-            <w:r>
-              <w:rPr>
-                <w:color w:val="1A1916"/>
-                <w:sz w:val="20"/>
-                <w:szCs w:val="20"/>
-              </w:rPr>
-              <w:t>/:slug</w:t>
-            </w:r>
-            <w:proofErr w:type="gramEnd"/>
-            <w:r>
-              <w:rPr>
-                <w:color w:val="1A1916"/>
-                <w:sz w:val="20"/>
-                <w:szCs w:val="20"/>
-              </w:rPr>
-              <w:t xml:space="preserve"> di Golang</w:t>
+              <w:t>Buat endpoint GET /:slug di Golang</w:t>
             </w:r>
           </w:p>
         </w:tc>
@@ -1718,7 +707,6 @@
               </w:rPr>
               <w:t xml:space="preserve">○ </w:t>
             </w:r>
-            <w:proofErr w:type="spellStart"/>
             <w:r>
               <w:rPr>
                 <w:color w:val="7A7870"/>
@@ -1727,7 +715,6 @@
               </w:rPr>
               <w:t>Sudah</w:t>
             </w:r>
-            <w:proofErr w:type="spellEnd"/>
           </w:p>
         </w:tc>
         <w:tc>
@@ -1754,18 +741,8 @@
                 <w:sz w:val="20"/>
                 <w:szCs w:val="20"/>
               </w:rPr>
-              <w:t>Pakai Gin/Echo/</w:t>
-            </w:r>
-            <w:proofErr w:type="spellStart"/>
-            <w:r>
-              <w:rPr>
-                <w:color w:val="7A7870"/>
-                <w:sz w:val="20"/>
-                <w:szCs w:val="20"/>
-              </w:rPr>
-              <w:t>Fiber</w:t>
-            </w:r>
-            <w:proofErr w:type="spellEnd"/>
+              <w:t>Pakai Gin/Echo/Fiber</w:t>
+            </w:r>
           </w:p>
         </w:tc>
       </w:tr>
@@ -1829,25 +806,7 @@
                 <w:sz w:val="20"/>
                 <w:szCs w:val="20"/>
               </w:rPr>
-              <w:t xml:space="preserve">Query database </w:t>
-            </w:r>
-            <w:proofErr w:type="spellStart"/>
-            <w:r>
-              <w:rPr>
-                <w:color w:val="1A1916"/>
-                <w:sz w:val="20"/>
-                <w:szCs w:val="20"/>
-              </w:rPr>
-              <w:t>berdasarkan</w:t>
-            </w:r>
-            <w:proofErr w:type="spellEnd"/>
-            <w:r>
-              <w:rPr>
-                <w:color w:val="1A1916"/>
-                <w:sz w:val="20"/>
-                <w:szCs w:val="20"/>
-              </w:rPr>
-              <w:t xml:space="preserve"> slug</w:t>
+              <w:t>Query database berdasarkan slug</w:t>
             </w:r>
           </w:p>
           <w:p>
@@ -1903,17 +862,15 @@
                 <w:sz w:val="20"/>
                 <w:szCs w:val="20"/>
               </w:rPr>
-              <w:t xml:space="preserve">Connect go with </w:t>
-            </w:r>
-            <w:proofErr w:type="spellStart"/>
-            <w:r>
-              <w:rPr>
-                <w:sz w:val="20"/>
-                <w:szCs w:val="20"/>
-              </w:rPr>
-              <w:t>postgre</w:t>
-            </w:r>
-            <w:proofErr w:type="spellEnd"/>
+              <w:t>Connect go with postgre</w:t>
+            </w:r>
+            <w:r>
+              <w:rPr>
+                <w:sz w:val="20"/>
+                <w:szCs w:val="20"/>
+              </w:rPr>
+              <w:t xml:space="preserve"> (.env)</w:t>
+            </w:r>
           </w:p>
         </w:tc>
         <w:tc>
@@ -1970,7 +927,15 @@
                 <w:sz w:val="20"/>
                 <w:szCs w:val="20"/>
               </w:rPr>
-              <w:t>○ Belum</w:t>
+              <w:t xml:space="preserve">○ </w:t>
+            </w:r>
+            <w:r>
+              <w:rPr>
+                <w:color w:val="7A7870"/>
+                <w:sz w:val="20"/>
+                <w:szCs w:val="20"/>
+              </w:rPr>
+              <w:t>Sudah</w:t>
             </w:r>
           </w:p>
         </w:tc>
@@ -1998,36 +963,8 @@
                 <w:sz w:val="20"/>
                 <w:szCs w:val="20"/>
               </w:rPr>
-              <w:t xml:space="preserve">Hit counter +1 </w:t>
-            </w:r>
-            <w:proofErr w:type="spellStart"/>
-            <w:r>
-              <w:rPr>
-                <w:color w:val="7A7870"/>
-                <w:sz w:val="20"/>
-                <w:szCs w:val="20"/>
-              </w:rPr>
-              <w:t>tiap</w:t>
-            </w:r>
-            <w:proofErr w:type="spellEnd"/>
-            <w:r>
-              <w:rPr>
-                <w:color w:val="7A7870"/>
-                <w:sz w:val="20"/>
-                <w:szCs w:val="20"/>
-              </w:rPr>
-              <w:t xml:space="preserve"> </w:t>
-            </w:r>
-            <w:proofErr w:type="spellStart"/>
-            <w:r>
-              <w:rPr>
-                <w:color w:val="7A7870"/>
-                <w:sz w:val="20"/>
-                <w:szCs w:val="20"/>
-              </w:rPr>
-              <w:t>klik</w:t>
-            </w:r>
-            <w:proofErr w:type="spellEnd"/>
+              <w:t>Hit counter +1 tiap klik</w:t>
+            </w:r>
           </w:p>
         </w:tc>
       </w:tr>
@@ -2084,36 +1021,8 @@
                 <w:sz w:val="20"/>
                 <w:szCs w:val="20"/>
               </w:rPr>
-              <w:t xml:space="preserve">HTTP 301/302 redirect </w:t>
-            </w:r>
-            <w:proofErr w:type="spellStart"/>
-            <w:r>
-              <w:rPr>
-                <w:color w:val="1A1916"/>
-                <w:sz w:val="20"/>
-                <w:szCs w:val="20"/>
-              </w:rPr>
-              <w:t>ke</w:t>
-            </w:r>
-            <w:proofErr w:type="spellEnd"/>
-            <w:r>
-              <w:rPr>
-                <w:color w:val="1A1916"/>
-                <w:sz w:val="20"/>
-                <w:szCs w:val="20"/>
-              </w:rPr>
-              <w:t xml:space="preserve"> URL </w:t>
-            </w:r>
-            <w:proofErr w:type="spellStart"/>
-            <w:r>
-              <w:rPr>
-                <w:color w:val="1A1916"/>
-                <w:sz w:val="20"/>
-                <w:szCs w:val="20"/>
-              </w:rPr>
-              <w:t>asli</w:t>
-            </w:r>
-            <w:proofErr w:type="spellEnd"/>
+              <w:t>HTTP 301/302 redirect ke URL asli</w:t>
+            </w:r>
           </w:p>
         </w:tc>
         <w:tc>
@@ -2170,7 +1079,15 @@
                 <w:sz w:val="20"/>
                 <w:szCs w:val="20"/>
               </w:rPr>
-              <w:t>○ Belum</w:t>
+              <w:t xml:space="preserve">○ </w:t>
+            </w:r>
+            <w:r>
+              <w:rPr>
+                <w:color w:val="7A7870"/>
+                <w:sz w:val="20"/>
+                <w:szCs w:val="20"/>
+              </w:rPr>
+              <w:t>Sudah</w:t>
             </w:r>
           </w:p>
         </w:tc>
@@ -2192,41 +1109,13 @@
             </w:tcMar>
           </w:tcPr>
           <w:p>
-            <w:proofErr w:type="spellStart"/>
-            <w:r>
-              <w:rPr>
-                <w:color w:val="7A7870"/>
-                <w:sz w:val="20"/>
-                <w:szCs w:val="20"/>
-              </w:rPr>
-              <w:t>Gunakan</w:t>
-            </w:r>
-            <w:proofErr w:type="spellEnd"/>
-            <w:r>
-              <w:rPr>
-                <w:color w:val="7A7870"/>
-                <w:sz w:val="20"/>
-                <w:szCs w:val="20"/>
-              </w:rPr>
-              <w:t xml:space="preserve"> 302 </w:t>
-            </w:r>
-            <w:proofErr w:type="spellStart"/>
-            <w:r>
-              <w:rPr>
-                <w:color w:val="7A7870"/>
-                <w:sz w:val="20"/>
-                <w:szCs w:val="20"/>
-              </w:rPr>
-              <w:t>untuk</w:t>
-            </w:r>
-            <w:proofErr w:type="spellEnd"/>
-            <w:r>
-              <w:rPr>
-                <w:color w:val="7A7870"/>
-                <w:sz w:val="20"/>
-                <w:szCs w:val="20"/>
-              </w:rPr>
-              <w:t xml:space="preserve"> analytics</w:t>
+            <w:r>
+              <w:rPr>
+                <w:color w:val="7A7870"/>
+                <w:sz w:val="20"/>
+                <w:szCs w:val="20"/>
+              </w:rPr>
+              <w:t>Gunakan 302 untuk analytics</w:t>
             </w:r>
           </w:p>
         </w:tc>
@@ -2284,54 +1173,8 @@
                 <w:sz w:val="20"/>
                 <w:szCs w:val="20"/>
               </w:rPr>
-              <w:t xml:space="preserve">Halaman 404 </w:t>
-            </w:r>
-            <w:proofErr w:type="spellStart"/>
-            <w:r>
-              <w:rPr>
-                <w:color w:val="1A1916"/>
-                <w:sz w:val="20"/>
-                <w:szCs w:val="20"/>
-              </w:rPr>
-              <w:t>jika</w:t>
-            </w:r>
-            <w:proofErr w:type="spellEnd"/>
-            <w:r>
-              <w:rPr>
-                <w:color w:val="1A1916"/>
-                <w:sz w:val="20"/>
-                <w:szCs w:val="20"/>
-              </w:rPr>
-              <w:t xml:space="preserve"> slug </w:t>
-            </w:r>
-            <w:proofErr w:type="spellStart"/>
-            <w:r>
-              <w:rPr>
-                <w:color w:val="1A1916"/>
-                <w:sz w:val="20"/>
-                <w:szCs w:val="20"/>
-              </w:rPr>
-              <w:t>tidak</w:t>
-            </w:r>
-            <w:proofErr w:type="spellEnd"/>
-            <w:r>
-              <w:rPr>
-                <w:color w:val="1A1916"/>
-                <w:sz w:val="20"/>
-                <w:szCs w:val="20"/>
-              </w:rPr>
-              <w:t xml:space="preserve"> </w:t>
-            </w:r>
-            <w:proofErr w:type="spellStart"/>
-            <w:r>
-              <w:rPr>
-                <w:color w:val="1A1916"/>
-                <w:sz w:val="20"/>
-                <w:szCs w:val="20"/>
-              </w:rPr>
-              <w:t>ditemukan</w:t>
-            </w:r>
-            <w:proofErr w:type="spellEnd"/>
+              <w:t>Halaman 404 jika slug tidak ditemukan</w:t>
+            </w:r>
           </w:p>
         </w:tc>
         <w:tc>
@@ -2352,7 +1195,6 @@
             </w:tcMar>
           </w:tcPr>
           <w:p>
-            <w:proofErr w:type="spellStart"/>
             <w:r>
               <w:rPr>
                 <w:b/>
@@ -2363,7 +1205,6 @@
               </w:rPr>
               <w:t>Sedang</w:t>
             </w:r>
-            <w:proofErr w:type="spellEnd"/>
           </w:p>
         </w:tc>
         <w:tc>
@@ -2390,7 +1231,15 @@
                 <w:sz w:val="20"/>
                 <w:szCs w:val="20"/>
               </w:rPr>
-              <w:t>○ Belum</w:t>
+              <w:t xml:space="preserve">○ </w:t>
+            </w:r>
+            <w:r>
+              <w:rPr>
+                <w:color w:val="7A7870"/>
+                <w:sz w:val="20"/>
+                <w:szCs w:val="20"/>
+              </w:rPr>
+              <w:t>Sudah</w:t>
             </w:r>
           </w:p>
         </w:tc>
@@ -2418,36 +1267,8 @@
                 <w:sz w:val="20"/>
                 <w:szCs w:val="20"/>
               </w:rPr>
-              <w:t xml:space="preserve">Desain </w:t>
-            </w:r>
-            <w:proofErr w:type="spellStart"/>
-            <w:r>
-              <w:rPr>
-                <w:color w:val="7A7870"/>
-                <w:sz w:val="20"/>
-                <w:szCs w:val="20"/>
-              </w:rPr>
-              <w:t>halaman</w:t>
-            </w:r>
-            <w:proofErr w:type="spellEnd"/>
-            <w:r>
-              <w:rPr>
-                <w:color w:val="7A7870"/>
-                <w:sz w:val="20"/>
-                <w:szCs w:val="20"/>
-              </w:rPr>
-              <w:t xml:space="preserve"> error yang </w:t>
-            </w:r>
-            <w:proofErr w:type="spellStart"/>
-            <w:r>
-              <w:rPr>
-                <w:color w:val="7A7870"/>
-                <w:sz w:val="20"/>
-                <w:szCs w:val="20"/>
-              </w:rPr>
-              <w:t>baik</w:t>
-            </w:r>
-            <w:proofErr w:type="spellEnd"/>
+              <w:t>Desain halaman error yang baik</w:t>
+            </w:r>
           </w:p>
         </w:tc>
       </w:tr>
@@ -2504,36 +1325,8 @@
                 <w:sz w:val="20"/>
                 <w:szCs w:val="20"/>
               </w:rPr>
-              <w:t xml:space="preserve">Halaman expired </w:t>
-            </w:r>
-            <w:proofErr w:type="spellStart"/>
-            <w:r>
-              <w:rPr>
-                <w:color w:val="1A1916"/>
-                <w:sz w:val="20"/>
-                <w:szCs w:val="20"/>
-              </w:rPr>
-              <w:t>jika</w:t>
-            </w:r>
-            <w:proofErr w:type="spellEnd"/>
-            <w:r>
-              <w:rPr>
-                <w:color w:val="1A1916"/>
-                <w:sz w:val="20"/>
-                <w:szCs w:val="20"/>
-              </w:rPr>
-              <w:t xml:space="preserve"> link </w:t>
-            </w:r>
-            <w:proofErr w:type="spellStart"/>
-            <w:r>
-              <w:rPr>
-                <w:color w:val="1A1916"/>
-                <w:sz w:val="20"/>
-                <w:szCs w:val="20"/>
-              </w:rPr>
-              <w:t>kedaluwarsa</w:t>
-            </w:r>
-            <w:proofErr w:type="spellEnd"/>
+              <w:t>Halaman expired jika link kedaluwarsa</w:t>
+            </w:r>
           </w:p>
         </w:tc>
         <w:tc>
@@ -2554,7 +1347,6 @@
             </w:tcMar>
           </w:tcPr>
           <w:p>
-            <w:proofErr w:type="spellStart"/>
             <w:r>
               <w:rPr>
                 <w:b/>
@@ -2565,7 +1357,6 @@
               </w:rPr>
               <w:t>Sedang</w:t>
             </w:r>
-            <w:proofErr w:type="spellEnd"/>
           </w:p>
         </w:tc>
         <w:tc>
@@ -2620,25 +1411,7 @@
                 <w:sz w:val="20"/>
                 <w:szCs w:val="20"/>
               </w:rPr>
-              <w:t xml:space="preserve">Cek </w:t>
-            </w:r>
-            <w:proofErr w:type="spellStart"/>
-            <w:r>
-              <w:rPr>
-                <w:color w:val="7A7870"/>
-                <w:sz w:val="20"/>
-                <w:szCs w:val="20"/>
-              </w:rPr>
-              <w:t>expired_at</w:t>
-            </w:r>
-            <w:proofErr w:type="spellEnd"/>
-            <w:r>
-              <w:rPr>
-                <w:color w:val="7A7870"/>
-                <w:sz w:val="20"/>
-                <w:szCs w:val="20"/>
-              </w:rPr>
-              <w:t xml:space="preserve"> di database</w:t>
+              <w:t>Cek expired_at di database</w:t>
             </w:r>
           </w:p>
         </w:tc>
@@ -2654,129 +1427,18 @@
         <w:pStyle w:val="Heading2"/>
       </w:pPr>
       <w:r>
-        <w:t xml:space="preserve">2. </w:t>
+        <w:t>2. Autentikasi</w:t>
       </w:r>
-      <w:proofErr w:type="spellStart"/>
-      <w:r>
-        <w:t>Autentikasi</w:t>
-      </w:r>
-      <w:proofErr w:type="spellEnd"/>
     </w:p>
     <w:p>
       <w:pPr>
         <w:spacing w:before="60" w:after="60"/>
       </w:pPr>
-      <w:proofErr w:type="spellStart"/>
       <w:r>
         <w:rPr>
           <w:color w:val="1A1916"/>
         </w:rPr>
-        <w:t>Sistem</w:t>
-      </w:r>
-      <w:proofErr w:type="spellEnd"/>
-      <w:r>
-        <w:rPr>
-          <w:color w:val="1A1916"/>
-        </w:rPr>
-        <w:t xml:space="preserve"> login dan register agar </w:t>
-      </w:r>
-      <w:proofErr w:type="spellStart"/>
-      <w:r>
-        <w:rPr>
-          <w:color w:val="1A1916"/>
-        </w:rPr>
-        <w:t>setiap</w:t>
-      </w:r>
-      <w:proofErr w:type="spellEnd"/>
-      <w:r>
-        <w:rPr>
-          <w:color w:val="1A1916"/>
-        </w:rPr>
-        <w:t xml:space="preserve"> user </w:t>
-      </w:r>
-      <w:proofErr w:type="spellStart"/>
-      <w:r>
-        <w:rPr>
-          <w:color w:val="1A1916"/>
-        </w:rPr>
-        <w:t>hanya</w:t>
-      </w:r>
-      <w:proofErr w:type="spellEnd"/>
-      <w:r>
-        <w:rPr>
-          <w:color w:val="1A1916"/>
-        </w:rPr>
-        <w:t xml:space="preserve"> </w:t>
-      </w:r>
-      <w:proofErr w:type="spellStart"/>
-      <w:r>
-        <w:rPr>
-          <w:color w:val="1A1916"/>
-        </w:rPr>
-        <w:t>bisa</w:t>
-      </w:r>
-      <w:proofErr w:type="spellEnd"/>
-      <w:r>
-        <w:rPr>
-          <w:color w:val="1A1916"/>
-        </w:rPr>
-        <w:t xml:space="preserve"> </w:t>
-      </w:r>
-      <w:proofErr w:type="spellStart"/>
-      <w:r>
-        <w:rPr>
-          <w:color w:val="1A1916"/>
-        </w:rPr>
-        <w:t>melihat</w:t>
-      </w:r>
-      <w:proofErr w:type="spellEnd"/>
-      <w:r>
-        <w:rPr>
-          <w:color w:val="1A1916"/>
-        </w:rPr>
-        <w:t xml:space="preserve"> dan </w:t>
-      </w:r>
-      <w:proofErr w:type="spellStart"/>
-      <w:r>
-        <w:rPr>
-          <w:color w:val="1A1916"/>
-        </w:rPr>
-        <w:t>mengelola</w:t>
-      </w:r>
-      <w:proofErr w:type="spellEnd"/>
-      <w:r>
-        <w:rPr>
-          <w:color w:val="1A1916"/>
-        </w:rPr>
-        <w:t xml:space="preserve"> link </w:t>
-      </w:r>
-      <w:proofErr w:type="spellStart"/>
-      <w:r>
-        <w:rPr>
-          <w:color w:val="1A1916"/>
-        </w:rPr>
-        <w:t>miliknya</w:t>
-      </w:r>
-      <w:proofErr w:type="spellEnd"/>
-      <w:r>
-        <w:rPr>
-          <w:color w:val="1A1916"/>
-        </w:rPr>
-        <w:t xml:space="preserve"> </w:t>
-      </w:r>
-      <w:proofErr w:type="spellStart"/>
-      <w:r>
-        <w:rPr>
-          <w:color w:val="1A1916"/>
-        </w:rPr>
-        <w:t>sendiri</w:t>
-      </w:r>
-      <w:proofErr w:type="spellEnd"/>
-      <w:r>
-        <w:rPr>
-          <w:color w:val="1A1916"/>
-        </w:rPr>
-        <w:t>.</w:t>
+        <w:t>Sistem login dan register agar setiap user hanya bisa melihat dan mengelola link miliknya sendiri.</w:t>
       </w:r>
     </w:p>
     <w:p>
@@ -2890,7 +1552,6 @@
             </w:tcMar>
           </w:tcPr>
           <w:p>
-            <w:proofErr w:type="spellStart"/>
             <w:r>
               <w:rPr>
                 <w:b/>
@@ -2901,7 +1562,6 @@
               </w:rPr>
               <w:t>Prioritas</w:t>
             </w:r>
-            <w:proofErr w:type="spellEnd"/>
           </w:p>
         </w:tc>
         <w:tc>
@@ -2952,7 +1612,6 @@
             </w:tcMar>
           </w:tcPr>
           <w:p>
-            <w:proofErr w:type="spellStart"/>
             <w:r>
               <w:rPr>
                 <w:b/>
@@ -2963,7 +1622,6 @@
               </w:rPr>
               <w:t>Catatan</w:t>
             </w:r>
-            <w:proofErr w:type="spellEnd"/>
           </w:p>
         </w:tc>
       </w:tr>
@@ -3020,25 +1678,7 @@
                 <w:sz w:val="20"/>
                 <w:szCs w:val="20"/>
               </w:rPr>
-              <w:t xml:space="preserve">Buat </w:t>
-            </w:r>
-            <w:proofErr w:type="spellStart"/>
-            <w:r>
-              <w:rPr>
-                <w:color w:val="1A1916"/>
-                <w:sz w:val="20"/>
-                <w:szCs w:val="20"/>
-              </w:rPr>
-              <w:t>tabel</w:t>
-            </w:r>
-            <w:proofErr w:type="spellEnd"/>
-            <w:r>
-              <w:rPr>
-                <w:color w:val="1A1916"/>
-                <w:sz w:val="20"/>
-                <w:szCs w:val="20"/>
-              </w:rPr>
-              <w:t xml:space="preserve"> users di database</w:t>
+              <w:t>Buat tabel users di database</w:t>
             </w:r>
           </w:p>
         </w:tc>
@@ -3124,36 +1764,8 @@
                 <w:sz w:val="20"/>
                 <w:szCs w:val="20"/>
               </w:rPr>
-              <w:t xml:space="preserve">id, email, </w:t>
-            </w:r>
-            <w:proofErr w:type="spellStart"/>
-            <w:r>
-              <w:rPr>
-                <w:color w:val="7A7870"/>
-                <w:sz w:val="20"/>
-                <w:szCs w:val="20"/>
-              </w:rPr>
-              <w:t>password_hash</w:t>
-            </w:r>
-            <w:proofErr w:type="spellEnd"/>
-            <w:r>
-              <w:rPr>
-                <w:color w:val="7A7870"/>
-                <w:sz w:val="20"/>
-                <w:szCs w:val="20"/>
-              </w:rPr>
-              <w:t xml:space="preserve">, </w:t>
-            </w:r>
-            <w:proofErr w:type="spellStart"/>
-            <w:r>
-              <w:rPr>
-                <w:color w:val="7A7870"/>
-                <w:sz w:val="20"/>
-                <w:szCs w:val="20"/>
-              </w:rPr>
-              <w:t>created_at</w:t>
-            </w:r>
-            <w:proofErr w:type="spellEnd"/>
+              <w:t>id, email, password_hash, created_at</w:t>
+            </w:r>
           </w:p>
         </w:tc>
       </w:tr>
@@ -3296,36 +1908,8 @@
                 <w:sz w:val="20"/>
                 <w:szCs w:val="20"/>
               </w:rPr>
-              <w:t xml:space="preserve">Hash password </w:t>
-            </w:r>
-            <w:proofErr w:type="spellStart"/>
-            <w:r>
-              <w:rPr>
-                <w:color w:val="7A7870"/>
-                <w:sz w:val="20"/>
-                <w:szCs w:val="20"/>
-              </w:rPr>
-              <w:t>dengan</w:t>
-            </w:r>
-            <w:proofErr w:type="spellEnd"/>
-            <w:r>
-              <w:rPr>
-                <w:color w:val="7A7870"/>
-                <w:sz w:val="20"/>
-                <w:szCs w:val="20"/>
-              </w:rPr>
-              <w:t xml:space="preserve"> </w:t>
-            </w:r>
-            <w:proofErr w:type="spellStart"/>
-            <w:r>
-              <w:rPr>
-                <w:color w:val="7A7870"/>
-                <w:sz w:val="20"/>
-                <w:szCs w:val="20"/>
-              </w:rPr>
-              <w:t>bcrypt</w:t>
-            </w:r>
-            <w:proofErr w:type="spellEnd"/>
+              <w:t>Hash password dengan bcrypt</w:t>
+            </w:r>
           </w:p>
         </w:tc>
       </w:tr>
@@ -3526,25 +2110,7 @@
                 <w:sz w:val="20"/>
                 <w:szCs w:val="20"/>
               </w:rPr>
-              <w:t xml:space="preserve">JWT middleware </w:t>
-            </w:r>
-            <w:proofErr w:type="spellStart"/>
-            <w:r>
-              <w:rPr>
-                <w:color w:val="1A1916"/>
-                <w:sz w:val="20"/>
-                <w:szCs w:val="20"/>
-              </w:rPr>
-              <w:t>untuk</w:t>
-            </w:r>
-            <w:proofErr w:type="spellEnd"/>
-            <w:r>
-              <w:rPr>
-                <w:color w:val="1A1916"/>
-                <w:sz w:val="20"/>
-                <w:szCs w:val="20"/>
-              </w:rPr>
-              <w:t xml:space="preserve"> protected routes</w:t>
+              <w:t>JWT middleware untuk protected routes</w:t>
             </w:r>
           </w:p>
         </w:tc>
@@ -3624,41 +2190,13 @@
             </w:tcMar>
           </w:tcPr>
           <w:p>
-            <w:proofErr w:type="spellStart"/>
-            <w:r>
-              <w:rPr>
-                <w:color w:val="7A7870"/>
-                <w:sz w:val="20"/>
-                <w:szCs w:val="20"/>
-              </w:rPr>
-              <w:t>Validasi</w:t>
-            </w:r>
-            <w:proofErr w:type="spellEnd"/>
-            <w:r>
-              <w:rPr>
-                <w:color w:val="7A7870"/>
-                <w:sz w:val="20"/>
-                <w:szCs w:val="20"/>
-              </w:rPr>
-              <w:t xml:space="preserve"> token di </w:t>
-            </w:r>
-            <w:proofErr w:type="spellStart"/>
-            <w:r>
-              <w:rPr>
-                <w:color w:val="7A7870"/>
-                <w:sz w:val="20"/>
-                <w:szCs w:val="20"/>
-              </w:rPr>
-              <w:t>setiap</w:t>
-            </w:r>
-            <w:proofErr w:type="spellEnd"/>
-            <w:r>
-              <w:rPr>
-                <w:color w:val="7A7870"/>
-                <w:sz w:val="20"/>
-                <w:szCs w:val="20"/>
-              </w:rPr>
-              <w:t xml:space="preserve"> request</w:t>
+            <w:r>
+              <w:rPr>
+                <w:color w:val="7A7870"/>
+                <w:sz w:val="20"/>
+                <w:szCs w:val="20"/>
+              </w:rPr>
+              <w:t>Validasi token di setiap request</w:t>
             </w:r>
           </w:p>
         </w:tc>
@@ -3802,25 +2340,7 @@
                 <w:sz w:val="20"/>
                 <w:szCs w:val="20"/>
               </w:rPr>
-              <w:t xml:space="preserve">Form HTMX </w:t>
-            </w:r>
-            <w:proofErr w:type="spellStart"/>
-            <w:r>
-              <w:rPr>
-                <w:color w:val="7A7870"/>
-                <w:sz w:val="20"/>
-                <w:szCs w:val="20"/>
-              </w:rPr>
-              <w:t>atau</w:t>
-            </w:r>
-            <w:proofErr w:type="spellEnd"/>
-            <w:r>
-              <w:rPr>
-                <w:color w:val="7A7870"/>
-                <w:sz w:val="20"/>
-                <w:szCs w:val="20"/>
-              </w:rPr>
-              <w:t xml:space="preserve"> React</w:t>
+              <w:t>Form HTMX atau React</w:t>
             </w:r>
           </w:p>
         </w:tc>
@@ -3872,34 +2392,14 @@
             </w:tcMar>
           </w:tcPr>
           <w:p>
-            <w:proofErr w:type="spellStart"/>
             <w:r>
               <w:rPr>
                 <w:color w:val="1A1916"/>
                 <w:sz w:val="20"/>
                 <w:szCs w:val="20"/>
               </w:rPr>
-              <w:t>Simpan</w:t>
-            </w:r>
-            <w:proofErr w:type="spellEnd"/>
-            <w:r>
-              <w:rPr>
-                <w:color w:val="1A1916"/>
-                <w:sz w:val="20"/>
-                <w:szCs w:val="20"/>
-              </w:rPr>
-              <w:t xml:space="preserve"> token di cookie / </w:t>
-            </w:r>
-            <w:proofErr w:type="spellStart"/>
-            <w:r>
-              <w:rPr>
-                <w:color w:val="1A1916"/>
-                <w:sz w:val="20"/>
-                <w:szCs w:val="20"/>
-              </w:rPr>
-              <w:t>localStorage</w:t>
-            </w:r>
-            <w:proofErr w:type="spellEnd"/>
+              <w:t>Simpan token di cookie / localStorage</w:t>
+            </w:r>
           </w:p>
         </w:tc>
         <w:tc>
@@ -3920,7 +2420,6 @@
             </w:tcMar>
           </w:tcPr>
           <w:p>
-            <w:proofErr w:type="spellStart"/>
             <w:r>
               <w:rPr>
                 <w:b/>
@@ -3931,7 +2430,6 @@
               </w:rPr>
               <w:t>Sedang</w:t>
             </w:r>
-            <w:proofErr w:type="spellEnd"/>
           </w:p>
         </w:tc>
         <w:tc>
@@ -3986,61 +2484,7 @@
                 <w:sz w:val="20"/>
                 <w:szCs w:val="20"/>
               </w:rPr>
-              <w:t xml:space="preserve">Cookie </w:t>
-            </w:r>
-            <w:proofErr w:type="spellStart"/>
-            <w:r>
-              <w:rPr>
-                <w:color w:val="7A7870"/>
-                <w:sz w:val="20"/>
-                <w:szCs w:val="20"/>
-              </w:rPr>
-              <w:t>lebih</w:t>
-            </w:r>
-            <w:proofErr w:type="spellEnd"/>
-            <w:r>
-              <w:rPr>
-                <w:color w:val="7A7870"/>
-                <w:sz w:val="20"/>
-                <w:szCs w:val="20"/>
-              </w:rPr>
-              <w:t xml:space="preserve"> </w:t>
-            </w:r>
-            <w:proofErr w:type="spellStart"/>
-            <w:r>
-              <w:rPr>
-                <w:color w:val="7A7870"/>
-                <w:sz w:val="20"/>
-                <w:szCs w:val="20"/>
-              </w:rPr>
-              <w:t>aman</w:t>
-            </w:r>
-            <w:proofErr w:type="spellEnd"/>
-            <w:r>
-              <w:rPr>
-                <w:color w:val="7A7870"/>
-                <w:sz w:val="20"/>
-                <w:szCs w:val="20"/>
-              </w:rPr>
-              <w:t xml:space="preserve"> (</w:t>
-            </w:r>
-            <w:proofErr w:type="spellStart"/>
-            <w:r>
-              <w:rPr>
-                <w:color w:val="7A7870"/>
-                <w:sz w:val="20"/>
-                <w:szCs w:val="20"/>
-              </w:rPr>
-              <w:t>httpOnly</w:t>
-            </w:r>
-            <w:proofErr w:type="spellEnd"/>
-            <w:r>
-              <w:rPr>
-                <w:color w:val="7A7870"/>
-                <w:sz w:val="20"/>
-                <w:szCs w:val="20"/>
-              </w:rPr>
-              <w:t>)</w:t>
+              <w:t>Cookie lebih aman (httpOnly)</w:t>
             </w:r>
           </w:p>
         </w:tc>
@@ -4092,41 +2536,13 @@
             </w:tcMar>
           </w:tcPr>
           <w:p>
-            <w:proofErr w:type="spellStart"/>
             <w:r>
               <w:rPr>
                 <w:color w:val="1A1916"/>
                 <w:sz w:val="20"/>
                 <w:szCs w:val="20"/>
               </w:rPr>
-              <w:t>Tombol</w:t>
-            </w:r>
-            <w:proofErr w:type="spellEnd"/>
-            <w:r>
-              <w:rPr>
-                <w:color w:val="1A1916"/>
-                <w:sz w:val="20"/>
-                <w:szCs w:val="20"/>
-              </w:rPr>
-              <w:t xml:space="preserve"> logout &amp; </w:t>
-            </w:r>
-            <w:proofErr w:type="spellStart"/>
-            <w:r>
-              <w:rPr>
-                <w:color w:val="1A1916"/>
-                <w:sz w:val="20"/>
-                <w:szCs w:val="20"/>
-              </w:rPr>
-              <w:t>hapus</w:t>
-            </w:r>
-            <w:proofErr w:type="spellEnd"/>
-            <w:r>
-              <w:rPr>
-                <w:color w:val="1A1916"/>
-                <w:sz w:val="20"/>
-                <w:szCs w:val="20"/>
-              </w:rPr>
-              <w:t xml:space="preserve"> session</w:t>
+              <w:t>Tombol logout &amp; hapus session</w:t>
             </w:r>
           </w:p>
         </w:tc>
@@ -4148,7 +2564,6 @@
             </w:tcMar>
           </w:tcPr>
           <w:p>
-            <w:proofErr w:type="spellStart"/>
             <w:r>
               <w:rPr>
                 <w:b/>
@@ -4159,7 +2574,6 @@
               </w:rPr>
               <w:t>Sedang</w:t>
             </w:r>
-            <w:proofErr w:type="spellEnd"/>
           </w:p>
         </w:tc>
         <w:tc>
@@ -4214,25 +2628,7 @@
                 <w:sz w:val="20"/>
                 <w:szCs w:val="20"/>
               </w:rPr>
-              <w:t xml:space="preserve">Blacklist token </w:t>
-            </w:r>
-            <w:proofErr w:type="spellStart"/>
-            <w:r>
-              <w:rPr>
-                <w:color w:val="7A7870"/>
-                <w:sz w:val="20"/>
-                <w:szCs w:val="20"/>
-              </w:rPr>
-              <w:t>atau</w:t>
-            </w:r>
-            <w:proofErr w:type="spellEnd"/>
-            <w:r>
-              <w:rPr>
-                <w:color w:val="7A7870"/>
-                <w:sz w:val="20"/>
-                <w:szCs w:val="20"/>
-              </w:rPr>
-              <w:t xml:space="preserve"> expire</w:t>
+              <w:t>Blacklist token atau expire</w:t>
             </w:r>
           </w:p>
         </w:tc>
@@ -4248,112 +2644,18 @@
         <w:pStyle w:val="Heading2"/>
       </w:pPr>
       <w:r>
-        <w:t xml:space="preserve">3. </w:t>
-      </w:r>
-      <w:proofErr w:type="spellStart"/>
-      <w:r>
-        <w:t>Fungsi</w:t>
-      </w:r>
-      <w:proofErr w:type="spellEnd"/>
-      <w:r>
-        <w:t xml:space="preserve"> </w:t>
-      </w:r>
-      <w:proofErr w:type="spellStart"/>
-      <w:r>
-        <w:t>Persingkat</w:t>
-      </w:r>
-      <w:proofErr w:type="spellEnd"/>
-      <w:r>
-        <w:t xml:space="preserve"> URL (Live)</w:t>
+        <w:t>3. Fungsi Persingkat URL (Live)</w:t>
       </w:r>
     </w:p>
     <w:p>
       <w:pPr>
         <w:spacing w:before="60" w:after="60"/>
       </w:pPr>
-      <w:proofErr w:type="spellStart"/>
       <w:r>
         <w:rPr>
           <w:color w:val="1A1916"/>
         </w:rPr>
-        <w:t>Menghubungkan</w:t>
-      </w:r>
-      <w:proofErr w:type="spellEnd"/>
-      <w:r>
-        <w:rPr>
-          <w:color w:val="1A1916"/>
-        </w:rPr>
-        <w:t xml:space="preserve"> </w:t>
-      </w:r>
-      <w:proofErr w:type="spellStart"/>
-      <w:r>
-        <w:rPr>
-          <w:color w:val="1A1916"/>
-        </w:rPr>
-        <w:t>tombol</w:t>
-      </w:r>
-      <w:proofErr w:type="spellEnd"/>
-      <w:r>
-        <w:rPr>
-          <w:color w:val="1A1916"/>
-        </w:rPr>
-        <w:t xml:space="preserve"> </w:t>
-      </w:r>
-      <w:proofErr w:type="spellStart"/>
-      <w:r>
-        <w:rPr>
-          <w:color w:val="1A1916"/>
-        </w:rPr>
-        <w:t>Persingkat</w:t>
-      </w:r>
-      <w:proofErr w:type="spellEnd"/>
-      <w:r>
-        <w:rPr>
-          <w:color w:val="1A1916"/>
-        </w:rPr>
-        <w:t xml:space="preserve"> di frontend </w:t>
-      </w:r>
-      <w:proofErr w:type="spellStart"/>
-      <w:r>
-        <w:rPr>
-          <w:color w:val="1A1916"/>
-        </w:rPr>
-        <w:t>ke</w:t>
-      </w:r>
-      <w:proofErr w:type="spellEnd"/>
-      <w:r>
-        <w:rPr>
-          <w:color w:val="1A1916"/>
-        </w:rPr>
-        <w:t xml:space="preserve"> backend Golang yang </w:t>
-      </w:r>
-      <w:proofErr w:type="spellStart"/>
-      <w:r>
-        <w:rPr>
-          <w:color w:val="1A1916"/>
-        </w:rPr>
-        <w:t>menyimpan</w:t>
-      </w:r>
-      <w:proofErr w:type="spellEnd"/>
-      <w:r>
-        <w:rPr>
-          <w:color w:val="1A1916"/>
-        </w:rPr>
-        <w:t xml:space="preserve"> data </w:t>
-      </w:r>
-      <w:proofErr w:type="spellStart"/>
-      <w:r>
-        <w:rPr>
-          <w:color w:val="1A1916"/>
-        </w:rPr>
-        <w:t>ke</w:t>
-      </w:r>
-      <w:proofErr w:type="spellEnd"/>
-      <w:r>
-        <w:rPr>
-          <w:color w:val="1A1916"/>
-        </w:rPr>
-        <w:t xml:space="preserve"> database.</w:t>
+        <w:t>Menghubungkan tombol Persingkat di frontend ke backend Golang yang menyimpan data ke database.</w:t>
       </w:r>
     </w:p>
     <w:p>
@@ -4467,7 +2769,6 @@
             </w:tcMar>
           </w:tcPr>
           <w:p>
-            <w:proofErr w:type="spellStart"/>
             <w:r>
               <w:rPr>
                 <w:b/>
@@ -4478,7 +2779,6 @@
               </w:rPr>
               <w:t>Prioritas</w:t>
             </w:r>
-            <w:proofErr w:type="spellEnd"/>
           </w:p>
         </w:tc>
         <w:tc>
@@ -4529,7 +2829,6 @@
             </w:tcMar>
           </w:tcPr>
           <w:p>
-            <w:proofErr w:type="spellStart"/>
             <w:r>
               <w:rPr>
                 <w:b/>
@@ -4540,7 +2839,6 @@
               </w:rPr>
               <w:t>Catatan</w:t>
             </w:r>
-            <w:proofErr w:type="spellEnd"/>
           </w:p>
         </w:tc>
       </w:tr>
@@ -4597,25 +2895,7 @@
                 <w:sz w:val="20"/>
                 <w:szCs w:val="20"/>
               </w:rPr>
-              <w:t xml:space="preserve">Buat </w:t>
-            </w:r>
-            <w:proofErr w:type="spellStart"/>
-            <w:r>
-              <w:rPr>
-                <w:color w:val="1A1916"/>
-                <w:sz w:val="20"/>
-                <w:szCs w:val="20"/>
-              </w:rPr>
-              <w:t>tabel</w:t>
-            </w:r>
-            <w:proofErr w:type="spellEnd"/>
-            <w:r>
-              <w:rPr>
-                <w:color w:val="1A1916"/>
-                <w:sz w:val="20"/>
-                <w:szCs w:val="20"/>
-              </w:rPr>
-              <w:t xml:space="preserve"> links di database</w:t>
+              <w:t>Buat tabel links di database</w:t>
             </w:r>
           </w:p>
         </w:tc>
@@ -4701,54 +2981,8 @@
                 <w:sz w:val="20"/>
                 <w:szCs w:val="20"/>
               </w:rPr>
-              <w:t xml:space="preserve">id, slug, </w:t>
-            </w:r>
-            <w:proofErr w:type="spellStart"/>
-            <w:r>
-              <w:rPr>
-                <w:color w:val="7A7870"/>
-                <w:sz w:val="20"/>
-                <w:szCs w:val="20"/>
-              </w:rPr>
-              <w:t>original_url</w:t>
-            </w:r>
-            <w:proofErr w:type="spellEnd"/>
-            <w:r>
-              <w:rPr>
-                <w:color w:val="7A7870"/>
-                <w:sz w:val="20"/>
-                <w:szCs w:val="20"/>
-              </w:rPr>
-              <w:t xml:space="preserve">, </w:t>
-            </w:r>
-            <w:proofErr w:type="spellStart"/>
-            <w:r>
-              <w:rPr>
-                <w:color w:val="7A7870"/>
-                <w:sz w:val="20"/>
-                <w:szCs w:val="20"/>
-              </w:rPr>
-              <w:t>user_id</w:t>
-            </w:r>
-            <w:proofErr w:type="spellEnd"/>
-            <w:r>
-              <w:rPr>
-                <w:color w:val="7A7870"/>
-                <w:sz w:val="20"/>
-                <w:szCs w:val="20"/>
-              </w:rPr>
-              <w:t xml:space="preserve">, clicks, </w:t>
-            </w:r>
-            <w:proofErr w:type="spellStart"/>
-            <w:r>
-              <w:rPr>
-                <w:color w:val="7A7870"/>
-                <w:sz w:val="20"/>
-                <w:szCs w:val="20"/>
-              </w:rPr>
-              <w:t>expired_at</w:t>
-            </w:r>
-            <w:proofErr w:type="spellEnd"/>
+              <w:t>id, slug, original_url, user_id, clicks, expired_at</w:t>
+            </w:r>
           </w:p>
         </w:tc>
       </w:tr>
@@ -4891,43 +3125,7 @@
                 <w:sz w:val="20"/>
                 <w:szCs w:val="20"/>
               </w:rPr>
-              <w:t xml:space="preserve">Generate slug </w:t>
-            </w:r>
-            <w:proofErr w:type="spellStart"/>
-            <w:r>
-              <w:rPr>
-                <w:color w:val="7A7870"/>
-                <w:sz w:val="20"/>
-                <w:szCs w:val="20"/>
-              </w:rPr>
-              <w:t>unik</w:t>
-            </w:r>
-            <w:proofErr w:type="spellEnd"/>
-            <w:r>
-              <w:rPr>
-                <w:color w:val="7A7870"/>
-                <w:sz w:val="20"/>
-                <w:szCs w:val="20"/>
-              </w:rPr>
-              <w:t xml:space="preserve"> (</w:t>
-            </w:r>
-            <w:proofErr w:type="spellStart"/>
-            <w:r>
-              <w:rPr>
-                <w:color w:val="7A7870"/>
-                <w:sz w:val="20"/>
-                <w:szCs w:val="20"/>
-              </w:rPr>
-              <w:t>nanoid</w:t>
-            </w:r>
-            <w:proofErr w:type="spellEnd"/>
-            <w:r>
-              <w:rPr>
-                <w:color w:val="7A7870"/>
-                <w:sz w:val="20"/>
-                <w:szCs w:val="20"/>
-              </w:rPr>
-              <w:t>/random)</w:t>
+              <w:t>Generate slug unik (nanoid/random)</w:t>
             </w:r>
           </w:p>
         </w:tc>
@@ -4979,34 +3177,14 @@
             </w:tcMar>
           </w:tcPr>
           <w:p>
-            <w:proofErr w:type="spellStart"/>
             <w:r>
               <w:rPr>
                 <w:color w:val="1A1916"/>
                 <w:sz w:val="20"/>
                 <w:szCs w:val="20"/>
               </w:rPr>
-              <w:t>Validasi</w:t>
-            </w:r>
-            <w:proofErr w:type="spellEnd"/>
-            <w:r>
-              <w:rPr>
-                <w:color w:val="1A1916"/>
-                <w:sz w:val="20"/>
-                <w:szCs w:val="20"/>
-              </w:rPr>
-              <w:t xml:space="preserve"> format URL yang </w:t>
-            </w:r>
-            <w:proofErr w:type="spellStart"/>
-            <w:r>
-              <w:rPr>
-                <w:color w:val="1A1916"/>
-                <w:sz w:val="20"/>
-                <w:szCs w:val="20"/>
-              </w:rPr>
-              <w:t>masuk</w:t>
-            </w:r>
-            <w:proofErr w:type="spellEnd"/>
+              <w:t>Validasi format URL yang masuk</w:t>
+            </w:r>
           </w:p>
         </w:tc>
         <w:tc>
@@ -5149,43 +3327,7 @@
                 <w:sz w:val="20"/>
                 <w:szCs w:val="20"/>
               </w:rPr>
-              <w:t xml:space="preserve">Support slug </w:t>
-            </w:r>
-            <w:proofErr w:type="spellStart"/>
-            <w:r>
-              <w:rPr>
-                <w:color w:val="1A1916"/>
-                <w:sz w:val="20"/>
-                <w:szCs w:val="20"/>
-              </w:rPr>
-              <w:t>kustom</w:t>
-            </w:r>
-            <w:proofErr w:type="spellEnd"/>
-            <w:r>
-              <w:rPr>
-                <w:color w:val="1A1916"/>
-                <w:sz w:val="20"/>
-                <w:szCs w:val="20"/>
-              </w:rPr>
-              <w:t xml:space="preserve"> </w:t>
-            </w:r>
-            <w:proofErr w:type="spellStart"/>
-            <w:r>
-              <w:rPr>
-                <w:color w:val="1A1916"/>
-                <w:sz w:val="20"/>
-                <w:szCs w:val="20"/>
-              </w:rPr>
-              <w:t>dari</w:t>
-            </w:r>
-            <w:proofErr w:type="spellEnd"/>
-            <w:r>
-              <w:rPr>
-                <w:color w:val="1A1916"/>
-                <w:sz w:val="20"/>
-                <w:szCs w:val="20"/>
-              </w:rPr>
-              <w:t xml:space="preserve"> user</w:t>
+              <w:t>Support slug kustom dari user</w:t>
             </w:r>
           </w:p>
         </w:tc>
@@ -5207,7 +3349,6 @@
             </w:tcMar>
           </w:tcPr>
           <w:p>
-            <w:proofErr w:type="spellStart"/>
             <w:r>
               <w:rPr>
                 <w:b/>
@@ -5218,7 +3359,6 @@
               </w:rPr>
               <w:t>Sedang</w:t>
             </w:r>
-            <w:proofErr w:type="spellEnd"/>
           </w:p>
         </w:tc>
         <w:tc>
@@ -5273,25 +3413,7 @@
                 <w:sz w:val="20"/>
                 <w:szCs w:val="20"/>
               </w:rPr>
-              <w:t xml:space="preserve">Cek </w:t>
-            </w:r>
-            <w:proofErr w:type="spellStart"/>
-            <w:r>
-              <w:rPr>
-                <w:color w:val="7A7870"/>
-                <w:sz w:val="20"/>
-                <w:szCs w:val="20"/>
-              </w:rPr>
-              <w:t>duplikasi</w:t>
-            </w:r>
-            <w:proofErr w:type="spellEnd"/>
-            <w:r>
-              <w:rPr>
-                <w:color w:val="7A7870"/>
-                <w:sz w:val="20"/>
-                <w:szCs w:val="20"/>
-              </w:rPr>
-              <w:t xml:space="preserve"> slug</w:t>
+              <w:t>Cek duplikasi slug</w:t>
             </w:r>
           </w:p>
         </w:tc>
@@ -5349,36 +3471,8 @@
                 <w:sz w:val="20"/>
                 <w:szCs w:val="20"/>
               </w:rPr>
-              <w:t xml:space="preserve">Support </w:t>
-            </w:r>
-            <w:proofErr w:type="spellStart"/>
-            <w:r>
-              <w:rPr>
-                <w:color w:val="1A1916"/>
-                <w:sz w:val="20"/>
-                <w:szCs w:val="20"/>
-              </w:rPr>
-              <w:t>tanggal</w:t>
-            </w:r>
-            <w:proofErr w:type="spellEnd"/>
-            <w:r>
-              <w:rPr>
-                <w:color w:val="1A1916"/>
-                <w:sz w:val="20"/>
-                <w:szCs w:val="20"/>
-              </w:rPr>
-              <w:t xml:space="preserve"> </w:t>
-            </w:r>
-            <w:proofErr w:type="spellStart"/>
-            <w:r>
-              <w:rPr>
-                <w:color w:val="1A1916"/>
-                <w:sz w:val="20"/>
-                <w:szCs w:val="20"/>
-              </w:rPr>
-              <w:t>kedaluwarsa</w:t>
-            </w:r>
-            <w:proofErr w:type="spellEnd"/>
+              <w:t>Support tanggal kedaluwarsa</w:t>
+            </w:r>
           </w:p>
         </w:tc>
         <w:tc>
@@ -5399,7 +3493,6 @@
             </w:tcMar>
           </w:tcPr>
           <w:p>
-            <w:proofErr w:type="spellStart"/>
             <w:r>
               <w:rPr>
                 <w:b/>
@@ -5410,7 +3503,6 @@
               </w:rPr>
               <w:t>Sedang</w:t>
             </w:r>
-            <w:proofErr w:type="spellEnd"/>
           </w:p>
         </w:tc>
         <w:tc>
@@ -5459,41 +3551,13 @@
             </w:tcMar>
           </w:tcPr>
           <w:p>
-            <w:proofErr w:type="spellStart"/>
-            <w:r>
-              <w:rPr>
-                <w:color w:val="7A7870"/>
-                <w:sz w:val="20"/>
-                <w:szCs w:val="20"/>
-              </w:rPr>
-              <w:t>Simpan</w:t>
-            </w:r>
-            <w:proofErr w:type="spellEnd"/>
-            <w:r>
-              <w:rPr>
-                <w:color w:val="7A7870"/>
-                <w:sz w:val="20"/>
-                <w:szCs w:val="20"/>
-              </w:rPr>
-              <w:t xml:space="preserve"> </w:t>
-            </w:r>
-            <w:proofErr w:type="spellStart"/>
-            <w:r>
-              <w:rPr>
-                <w:color w:val="7A7870"/>
-                <w:sz w:val="20"/>
-                <w:szCs w:val="20"/>
-              </w:rPr>
-              <w:t>expired_at</w:t>
-            </w:r>
-            <w:proofErr w:type="spellEnd"/>
-            <w:r>
-              <w:rPr>
-                <w:color w:val="7A7870"/>
-                <w:sz w:val="20"/>
-                <w:szCs w:val="20"/>
-              </w:rPr>
-              <w:t xml:space="preserve"> nullable</w:t>
+            <w:r>
+              <w:rPr>
+                <w:color w:val="7A7870"/>
+                <w:sz w:val="20"/>
+                <w:szCs w:val="20"/>
+              </w:rPr>
+              <w:t>Simpan expired_at nullable</w:t>
             </w:r>
           </w:p>
         </w:tc>
@@ -5551,54 +3615,8 @@
                 <w:sz w:val="20"/>
                 <w:szCs w:val="20"/>
               </w:rPr>
-              <w:t xml:space="preserve">Support </w:t>
-            </w:r>
-            <w:proofErr w:type="spellStart"/>
-            <w:r>
-              <w:rPr>
-                <w:color w:val="1A1916"/>
-                <w:sz w:val="20"/>
-                <w:szCs w:val="20"/>
-              </w:rPr>
-              <w:t>batas</w:t>
-            </w:r>
-            <w:proofErr w:type="spellEnd"/>
-            <w:r>
-              <w:rPr>
-                <w:color w:val="1A1916"/>
-                <w:sz w:val="20"/>
-                <w:szCs w:val="20"/>
-              </w:rPr>
-              <w:t xml:space="preserve"> </w:t>
-            </w:r>
-            <w:proofErr w:type="spellStart"/>
-            <w:r>
-              <w:rPr>
-                <w:color w:val="1A1916"/>
-                <w:sz w:val="20"/>
-                <w:szCs w:val="20"/>
-              </w:rPr>
-              <w:t>klik</w:t>
-            </w:r>
-            <w:proofErr w:type="spellEnd"/>
-            <w:r>
-              <w:rPr>
-                <w:color w:val="1A1916"/>
-                <w:sz w:val="20"/>
-                <w:szCs w:val="20"/>
-              </w:rPr>
-              <w:t xml:space="preserve"> </w:t>
-            </w:r>
-            <w:proofErr w:type="spellStart"/>
-            <w:r>
-              <w:rPr>
-                <w:color w:val="1A1916"/>
-                <w:sz w:val="20"/>
-                <w:szCs w:val="20"/>
-              </w:rPr>
-              <w:t>maksimum</w:t>
-            </w:r>
-            <w:proofErr w:type="spellEnd"/>
+              <w:t>Support batas klik maksimum</w:t>
+            </w:r>
           </w:p>
         </w:tc>
         <w:tc>
@@ -5619,7 +3637,6 @@
             </w:tcMar>
           </w:tcPr>
           <w:p>
-            <w:proofErr w:type="spellStart"/>
             <w:r>
               <w:rPr>
                 <w:b/>
@@ -5630,7 +3647,6 @@
               </w:rPr>
               <w:t>Rendah</w:t>
             </w:r>
-            <w:proofErr w:type="spellEnd"/>
           </w:p>
         </w:tc>
         <w:tc>
@@ -5679,34 +3695,14 @@
             </w:tcMar>
           </w:tcPr>
           <w:p>
-            <w:proofErr w:type="spellStart"/>
-            <w:r>
-              <w:rPr>
-                <w:color w:val="7A7870"/>
-                <w:sz w:val="20"/>
-                <w:szCs w:val="20"/>
-              </w:rPr>
-              <w:t>max_clicks</w:t>
-            </w:r>
-            <w:proofErr w:type="spellEnd"/>
-            <w:r>
-              <w:rPr>
-                <w:color w:val="7A7870"/>
-                <w:sz w:val="20"/>
-                <w:szCs w:val="20"/>
-              </w:rPr>
-              <w:t xml:space="preserve"> nullable di </w:t>
-            </w:r>
-            <w:proofErr w:type="spellStart"/>
-            <w:r>
-              <w:rPr>
-                <w:color w:val="7A7870"/>
-                <w:sz w:val="20"/>
-                <w:szCs w:val="20"/>
-              </w:rPr>
-              <w:t>tabel</w:t>
-            </w:r>
-            <w:proofErr w:type="spellEnd"/>
+            <w:r>
+              <w:rPr>
+                <w:color w:val="7A7870"/>
+                <w:sz w:val="20"/>
+                <w:szCs w:val="20"/>
+              </w:rPr>
+              <w:t>max_clicks nullable di tabel</w:t>
+            </w:r>
           </w:p>
         </w:tc>
       </w:tr>
@@ -5763,43 +3759,7 @@
                 <w:sz w:val="20"/>
                 <w:szCs w:val="20"/>
               </w:rPr>
-              <w:t xml:space="preserve">Response </w:t>
-            </w:r>
-            <w:proofErr w:type="spellStart"/>
-            <w:r>
-              <w:rPr>
-                <w:color w:val="1A1916"/>
-                <w:sz w:val="20"/>
-                <w:szCs w:val="20"/>
-              </w:rPr>
-              <w:t>tampil</w:t>
-            </w:r>
-            <w:proofErr w:type="spellEnd"/>
-            <w:r>
-              <w:rPr>
-                <w:color w:val="1A1916"/>
-                <w:sz w:val="20"/>
-                <w:szCs w:val="20"/>
-              </w:rPr>
-              <w:t xml:space="preserve"> di UI </w:t>
-            </w:r>
-            <w:proofErr w:type="spellStart"/>
-            <w:r>
-              <w:rPr>
-                <w:color w:val="1A1916"/>
-                <w:sz w:val="20"/>
-                <w:szCs w:val="20"/>
-              </w:rPr>
-              <w:t>tanpa</w:t>
-            </w:r>
-            <w:proofErr w:type="spellEnd"/>
-            <w:r>
-              <w:rPr>
-                <w:color w:val="1A1916"/>
-                <w:sz w:val="20"/>
-                <w:szCs w:val="20"/>
-              </w:rPr>
-              <w:t xml:space="preserve"> reload</w:t>
+              <w:t>Response tampil di UI tanpa reload</w:t>
             </w:r>
           </w:p>
         </w:tc>
@@ -5821,7 +3781,6 @@
             </w:tcMar>
           </w:tcPr>
           <w:p>
-            <w:proofErr w:type="spellStart"/>
             <w:r>
               <w:rPr>
                 <w:b/>
@@ -5832,7 +3791,6 @@
               </w:rPr>
               <w:t>Sedang</w:t>
             </w:r>
-            <w:proofErr w:type="spellEnd"/>
           </w:p>
         </w:tc>
         <w:tc>
@@ -5887,25 +3845,7 @@
                 <w:sz w:val="20"/>
                 <w:szCs w:val="20"/>
               </w:rPr>
-              <w:t xml:space="preserve">HTMX swap </w:t>
-            </w:r>
-            <w:proofErr w:type="spellStart"/>
-            <w:r>
-              <w:rPr>
-                <w:color w:val="7A7870"/>
-                <w:sz w:val="20"/>
-                <w:szCs w:val="20"/>
-              </w:rPr>
-              <w:t>atau</w:t>
-            </w:r>
-            <w:proofErr w:type="spellEnd"/>
-            <w:r>
-              <w:rPr>
-                <w:color w:val="7A7870"/>
-                <w:sz w:val="20"/>
-                <w:szCs w:val="20"/>
-              </w:rPr>
-              <w:t xml:space="preserve"> fetch API</w:t>
+              <w:t>HTMX swap atau fetch API</w:t>
             </w:r>
           </w:p>
         </w:tc>
@@ -5921,101 +3861,18 @@
         <w:pStyle w:val="Heading2"/>
       </w:pPr>
       <w:r>
-        <w:t xml:space="preserve">4. Dashboard Data </w:t>
+        <w:t>4. Dashboard Data Nyata</w:t>
       </w:r>
-      <w:proofErr w:type="spellStart"/>
-      <w:r>
-        <w:t>Nyata</w:t>
-      </w:r>
-      <w:proofErr w:type="spellEnd"/>
     </w:p>
     <w:p>
       <w:pPr>
         <w:spacing w:before="60" w:after="60"/>
       </w:pPr>
-      <w:proofErr w:type="spellStart"/>
       <w:r>
         <w:rPr>
           <w:color w:val="1A1916"/>
         </w:rPr>
-        <w:t>Mengganti</w:t>
-      </w:r>
-      <w:proofErr w:type="spellEnd"/>
-      <w:r>
-        <w:rPr>
-          <w:color w:val="1A1916"/>
-        </w:rPr>
-        <w:t xml:space="preserve"> data dummy di dashboard </w:t>
-      </w:r>
-      <w:proofErr w:type="spellStart"/>
-      <w:r>
-        <w:rPr>
-          <w:color w:val="1A1916"/>
-        </w:rPr>
-        <w:t>dengan</w:t>
-      </w:r>
-      <w:proofErr w:type="spellEnd"/>
-      <w:r>
-        <w:rPr>
-          <w:color w:val="1A1916"/>
-        </w:rPr>
-        <w:t xml:space="preserve"> data </w:t>
-      </w:r>
-      <w:proofErr w:type="spellStart"/>
-      <w:r>
-        <w:rPr>
-          <w:color w:val="1A1916"/>
-        </w:rPr>
-        <w:t>asli</w:t>
-      </w:r>
-      <w:proofErr w:type="spellEnd"/>
-      <w:r>
-        <w:rPr>
-          <w:color w:val="1A1916"/>
-        </w:rPr>
-        <w:t xml:space="preserve"> </w:t>
-      </w:r>
-      <w:proofErr w:type="spellStart"/>
-      <w:r>
-        <w:rPr>
-          <w:color w:val="1A1916"/>
-        </w:rPr>
-        <w:t>dari</w:t>
-      </w:r>
-      <w:proofErr w:type="spellEnd"/>
-      <w:r>
-        <w:rPr>
-          <w:color w:val="1A1916"/>
-        </w:rPr>
-        <w:t xml:space="preserve"> database </w:t>
-      </w:r>
-      <w:proofErr w:type="spellStart"/>
-      <w:r>
-        <w:rPr>
-          <w:color w:val="1A1916"/>
-        </w:rPr>
-        <w:t>milik</w:t>
-      </w:r>
-      <w:proofErr w:type="spellEnd"/>
-      <w:r>
-        <w:rPr>
-          <w:color w:val="1A1916"/>
-        </w:rPr>
-        <w:t xml:space="preserve"> user yang </w:t>
-      </w:r>
-      <w:proofErr w:type="spellStart"/>
-      <w:r>
-        <w:rPr>
-          <w:color w:val="1A1916"/>
-        </w:rPr>
-        <w:t>sedang</w:t>
-      </w:r>
-      <w:proofErr w:type="spellEnd"/>
-      <w:r>
-        <w:rPr>
-          <w:color w:val="1A1916"/>
-        </w:rPr>
-        <w:t xml:space="preserve"> login.</w:t>
+        <w:t>Mengganti data dummy di dashboard dengan data asli dari database milik user yang sedang login.</w:t>
       </w:r>
     </w:p>
     <w:p>
@@ -6129,7 +3986,6 @@
             </w:tcMar>
           </w:tcPr>
           <w:p>
-            <w:proofErr w:type="spellStart"/>
             <w:r>
               <w:rPr>
                 <w:b/>
@@ -6140,7 +3996,6 @@
               </w:rPr>
               <w:t>Prioritas</w:t>
             </w:r>
-            <w:proofErr w:type="spellEnd"/>
           </w:p>
         </w:tc>
         <w:tc>
@@ -6191,7 +4046,6 @@
             </w:tcMar>
           </w:tcPr>
           <w:p>
-            <w:proofErr w:type="spellStart"/>
             <w:r>
               <w:rPr>
                 <w:b/>
@@ -6202,7 +4056,6 @@
               </w:rPr>
               <w:t>Catatan</w:t>
             </w:r>
-            <w:proofErr w:type="spellEnd"/>
           </w:p>
         </w:tc>
       </w:tr>
@@ -6259,25 +4112,7 @@
                 <w:sz w:val="20"/>
                 <w:szCs w:val="20"/>
               </w:rPr>
-              <w:t>Endpoint GET /</w:t>
-            </w:r>
-            <w:proofErr w:type="spellStart"/>
-            <w:r>
-              <w:rPr>
-                <w:color w:val="1A1916"/>
-                <w:sz w:val="20"/>
-                <w:szCs w:val="20"/>
-              </w:rPr>
-              <w:t>api</w:t>
-            </w:r>
-            <w:proofErr w:type="spellEnd"/>
-            <w:r>
-              <w:rPr>
-                <w:color w:val="1A1916"/>
-                <w:sz w:val="20"/>
-                <w:szCs w:val="20"/>
-              </w:rPr>
-              <w:t>/links (list user)</w:t>
+              <w:t>Endpoint GET /api/links (list user)</w:t>
             </w:r>
           </w:p>
         </w:tc>
@@ -6363,43 +4198,7 @@
                 <w:sz w:val="20"/>
                 <w:szCs w:val="20"/>
               </w:rPr>
-              <w:t xml:space="preserve">Filter by </w:t>
-            </w:r>
-            <w:proofErr w:type="spellStart"/>
-            <w:r>
-              <w:rPr>
-                <w:color w:val="7A7870"/>
-                <w:sz w:val="20"/>
-                <w:szCs w:val="20"/>
-              </w:rPr>
-              <w:t>user_id</w:t>
-            </w:r>
-            <w:proofErr w:type="spellEnd"/>
-            <w:r>
-              <w:rPr>
-                <w:color w:val="7A7870"/>
-                <w:sz w:val="20"/>
-                <w:szCs w:val="20"/>
-              </w:rPr>
-              <w:t xml:space="preserve"> </w:t>
-            </w:r>
-            <w:proofErr w:type="spellStart"/>
-            <w:r>
-              <w:rPr>
-                <w:color w:val="7A7870"/>
-                <w:sz w:val="20"/>
-                <w:szCs w:val="20"/>
-              </w:rPr>
-              <w:t>dari</w:t>
-            </w:r>
-            <w:proofErr w:type="spellEnd"/>
-            <w:r>
-              <w:rPr>
-                <w:color w:val="7A7870"/>
-                <w:sz w:val="20"/>
-                <w:szCs w:val="20"/>
-              </w:rPr>
-              <w:t xml:space="preserve"> JWT</w:t>
+              <w:t>Filter by user_id dari JWT</w:t>
             </w:r>
           </w:p>
         </w:tc>
@@ -6457,43 +4256,7 @@
                 <w:sz w:val="20"/>
                 <w:szCs w:val="20"/>
               </w:rPr>
-              <w:t xml:space="preserve">Render </w:t>
-            </w:r>
-            <w:proofErr w:type="spellStart"/>
-            <w:r>
-              <w:rPr>
-                <w:color w:val="1A1916"/>
-                <w:sz w:val="20"/>
-                <w:szCs w:val="20"/>
-              </w:rPr>
-              <w:t>tabel</w:t>
-            </w:r>
-            <w:proofErr w:type="spellEnd"/>
-            <w:r>
-              <w:rPr>
-                <w:color w:val="1A1916"/>
-                <w:sz w:val="20"/>
-                <w:szCs w:val="20"/>
-              </w:rPr>
-              <w:t xml:space="preserve"> link </w:t>
-            </w:r>
-            <w:proofErr w:type="spellStart"/>
-            <w:r>
-              <w:rPr>
-                <w:color w:val="1A1916"/>
-                <w:sz w:val="20"/>
-                <w:szCs w:val="20"/>
-              </w:rPr>
-              <w:t>dari</w:t>
-            </w:r>
-            <w:proofErr w:type="spellEnd"/>
-            <w:r>
-              <w:rPr>
-                <w:color w:val="1A1916"/>
-                <w:sz w:val="20"/>
-                <w:szCs w:val="20"/>
-              </w:rPr>
-              <w:t xml:space="preserve"> API response</w:t>
+              <w:t>Render tabel link dari API response</w:t>
             </w:r>
           </w:p>
         </w:tc>
@@ -6631,70 +4394,14 @@
             </w:tcMar>
           </w:tcPr>
           <w:p>
-            <w:proofErr w:type="spellStart"/>
             <w:r>
               <w:rPr>
                 <w:color w:val="1A1916"/>
                 <w:sz w:val="20"/>
                 <w:szCs w:val="20"/>
               </w:rPr>
-              <w:t>Tombol</w:t>
-            </w:r>
-            <w:proofErr w:type="spellEnd"/>
-            <w:r>
-              <w:rPr>
-                <w:color w:val="1A1916"/>
-                <w:sz w:val="20"/>
-                <w:szCs w:val="20"/>
-              </w:rPr>
-              <w:t xml:space="preserve"> </w:t>
-            </w:r>
-            <w:proofErr w:type="spellStart"/>
-            <w:r>
-              <w:rPr>
-                <w:color w:val="1A1916"/>
-                <w:sz w:val="20"/>
-                <w:szCs w:val="20"/>
-              </w:rPr>
-              <w:t>salin</w:t>
-            </w:r>
-            <w:proofErr w:type="spellEnd"/>
-            <w:r>
-              <w:rPr>
-                <w:color w:val="1A1916"/>
-                <w:sz w:val="20"/>
-                <w:szCs w:val="20"/>
-              </w:rPr>
-              <w:t xml:space="preserve"> URL </w:t>
-            </w:r>
-            <w:proofErr w:type="spellStart"/>
-            <w:r>
-              <w:rPr>
-                <w:color w:val="1A1916"/>
-                <w:sz w:val="20"/>
-                <w:szCs w:val="20"/>
-              </w:rPr>
-              <w:t>benar-benar</w:t>
-            </w:r>
-            <w:proofErr w:type="spellEnd"/>
-            <w:r>
-              <w:rPr>
-                <w:color w:val="1A1916"/>
-                <w:sz w:val="20"/>
-                <w:szCs w:val="20"/>
-              </w:rPr>
-              <w:t xml:space="preserve"> </w:t>
-            </w:r>
-            <w:proofErr w:type="spellStart"/>
-            <w:r>
-              <w:rPr>
-                <w:color w:val="1A1916"/>
-                <w:sz w:val="20"/>
-                <w:szCs w:val="20"/>
-              </w:rPr>
-              <w:t>menyalin</w:t>
-            </w:r>
-            <w:proofErr w:type="spellEnd"/>
+              <w:t>Tombol salin URL benar-benar menyalin</w:t>
+            </w:r>
           </w:p>
         </w:tc>
         <w:tc>
@@ -6773,25 +4480,13 @@
             </w:tcMar>
           </w:tcPr>
           <w:p>
-            <w:proofErr w:type="spellStart"/>
-            <w:proofErr w:type="gramStart"/>
-            <w:r>
-              <w:rPr>
-                <w:color w:val="7A7870"/>
-                <w:sz w:val="20"/>
-                <w:szCs w:val="20"/>
-              </w:rPr>
-              <w:t>navigator.clipboard</w:t>
-            </w:r>
-            <w:proofErr w:type="spellEnd"/>
-            <w:proofErr w:type="gramEnd"/>
-            <w:r>
-              <w:rPr>
-                <w:color w:val="7A7870"/>
-                <w:sz w:val="20"/>
-                <w:szCs w:val="20"/>
-              </w:rPr>
-              <w:t xml:space="preserve"> API</w:t>
+            <w:r>
+              <w:rPr>
+                <w:color w:val="7A7870"/>
+                <w:sz w:val="20"/>
+                <w:szCs w:val="20"/>
+              </w:rPr>
+              <w:t>navigator.clipboard API</w:t>
             </w:r>
           </w:p>
         </w:tc>
@@ -6843,77 +4538,13 @@
             </w:tcMar>
           </w:tcPr>
           <w:p>
-            <w:proofErr w:type="spellStart"/>
             <w:r>
               <w:rPr>
                 <w:color w:val="1A1916"/>
                 <w:sz w:val="20"/>
                 <w:szCs w:val="20"/>
               </w:rPr>
-              <w:t>Tombol</w:t>
-            </w:r>
-            <w:proofErr w:type="spellEnd"/>
-            <w:r>
-              <w:rPr>
-                <w:color w:val="1A1916"/>
-                <w:sz w:val="20"/>
-                <w:szCs w:val="20"/>
-              </w:rPr>
-              <w:t xml:space="preserve"> </w:t>
-            </w:r>
-            <w:proofErr w:type="spellStart"/>
-            <w:r>
-              <w:rPr>
-                <w:color w:val="1A1916"/>
-                <w:sz w:val="20"/>
-                <w:szCs w:val="20"/>
-              </w:rPr>
-              <w:t>hapus</w:t>
-            </w:r>
-            <w:proofErr w:type="spellEnd"/>
-            <w:r>
-              <w:rPr>
-                <w:color w:val="1A1916"/>
-                <w:sz w:val="20"/>
-                <w:szCs w:val="20"/>
-              </w:rPr>
-              <w:t xml:space="preserve"> </w:t>
-            </w:r>
-            <w:proofErr w:type="spellStart"/>
-            <w:r>
-              <w:rPr>
-                <w:color w:val="1A1916"/>
-                <w:sz w:val="20"/>
-                <w:szCs w:val="20"/>
-              </w:rPr>
-              <w:t>dengan</w:t>
-            </w:r>
-            <w:proofErr w:type="spellEnd"/>
-            <w:r>
-              <w:rPr>
-                <w:color w:val="1A1916"/>
-                <w:sz w:val="20"/>
-                <w:szCs w:val="20"/>
-              </w:rPr>
-              <w:t xml:space="preserve"> </w:t>
-            </w:r>
-            <w:proofErr w:type="spellStart"/>
-            <w:r>
-              <w:rPr>
-                <w:color w:val="1A1916"/>
-                <w:sz w:val="20"/>
-                <w:szCs w:val="20"/>
-              </w:rPr>
-              <w:t>konfirmasi</w:t>
-            </w:r>
-            <w:proofErr w:type="spellEnd"/>
-            <w:r>
-              <w:rPr>
-                <w:color w:val="1A1916"/>
-                <w:sz w:val="20"/>
-                <w:szCs w:val="20"/>
-              </w:rPr>
-              <w:t xml:space="preserve"> dialog</w:t>
+              <w:t>Tombol hapus dengan konfirmasi dialog</w:t>
             </w:r>
           </w:p>
         </w:tc>
@@ -6999,25 +4630,7 @@
                 <w:sz w:val="20"/>
                 <w:szCs w:val="20"/>
               </w:rPr>
-              <w:t>DELETE /</w:t>
-            </w:r>
-            <w:proofErr w:type="spellStart"/>
-            <w:r>
-              <w:rPr>
-                <w:color w:val="7A7870"/>
-                <w:sz w:val="20"/>
-                <w:szCs w:val="20"/>
-              </w:rPr>
-              <w:t>api</w:t>
-            </w:r>
-            <w:proofErr w:type="spellEnd"/>
-            <w:r>
-              <w:rPr>
-                <w:color w:val="7A7870"/>
-                <w:sz w:val="20"/>
-                <w:szCs w:val="20"/>
-              </w:rPr>
-              <w:t>/links/:id</w:t>
+              <w:t>DELETE /api/links/:id</w:t>
             </w:r>
           </w:p>
         </w:tc>
@@ -7069,77 +4682,13 @@
             </w:tcMar>
           </w:tcPr>
           <w:p>
-            <w:proofErr w:type="spellStart"/>
             <w:r>
               <w:rPr>
                 <w:color w:val="1A1916"/>
                 <w:sz w:val="20"/>
                 <w:szCs w:val="20"/>
               </w:rPr>
-              <w:t>Statistik</w:t>
-            </w:r>
-            <w:proofErr w:type="spellEnd"/>
-            <w:r>
-              <w:rPr>
-                <w:color w:val="1A1916"/>
-                <w:sz w:val="20"/>
-                <w:szCs w:val="20"/>
-              </w:rPr>
-              <w:t xml:space="preserve"> </w:t>
-            </w:r>
-            <w:proofErr w:type="spellStart"/>
-            <w:r>
-              <w:rPr>
-                <w:color w:val="1A1916"/>
-                <w:sz w:val="20"/>
-                <w:szCs w:val="20"/>
-              </w:rPr>
-              <w:t>kartu</w:t>
-            </w:r>
-            <w:proofErr w:type="spellEnd"/>
-            <w:r>
-              <w:rPr>
-                <w:color w:val="1A1916"/>
-                <w:sz w:val="20"/>
-                <w:szCs w:val="20"/>
-              </w:rPr>
-              <w:t xml:space="preserve"> (total link, </w:t>
-            </w:r>
-            <w:proofErr w:type="spellStart"/>
-            <w:r>
-              <w:rPr>
-                <w:color w:val="1A1916"/>
-                <w:sz w:val="20"/>
-                <w:szCs w:val="20"/>
-              </w:rPr>
-              <w:t>klik</w:t>
-            </w:r>
-            <w:proofErr w:type="spellEnd"/>
-            <w:r>
-              <w:rPr>
-                <w:color w:val="1A1916"/>
-                <w:sz w:val="20"/>
-                <w:szCs w:val="20"/>
-              </w:rPr>
-              <w:t xml:space="preserve">, </w:t>
-            </w:r>
-            <w:proofErr w:type="spellStart"/>
-            <w:r>
-              <w:rPr>
-                <w:color w:val="1A1916"/>
-                <w:sz w:val="20"/>
-                <w:szCs w:val="20"/>
-              </w:rPr>
-              <w:t>dll</w:t>
-            </w:r>
-            <w:proofErr w:type="spellEnd"/>
-            <w:r>
-              <w:rPr>
-                <w:color w:val="1A1916"/>
-                <w:sz w:val="20"/>
-                <w:szCs w:val="20"/>
-              </w:rPr>
-              <w:t>)</w:t>
+              <w:t>Statistik kartu (total link, klik, dll)</w:t>
             </w:r>
           </w:p>
         </w:tc>
@@ -7161,7 +4710,6 @@
             </w:tcMar>
           </w:tcPr>
           <w:p>
-            <w:proofErr w:type="spellStart"/>
             <w:r>
               <w:rPr>
                 <w:b/>
@@ -7172,7 +4720,6 @@
               </w:rPr>
               <w:t>Sedang</w:t>
             </w:r>
-            <w:proofErr w:type="spellEnd"/>
           </w:p>
         </w:tc>
         <w:tc>
@@ -7227,25 +4774,7 @@
                 <w:sz w:val="20"/>
                 <w:szCs w:val="20"/>
               </w:rPr>
-              <w:t>Endpoint GET /</w:t>
-            </w:r>
-            <w:proofErr w:type="spellStart"/>
-            <w:r>
-              <w:rPr>
-                <w:color w:val="7A7870"/>
-                <w:sz w:val="20"/>
-                <w:szCs w:val="20"/>
-              </w:rPr>
-              <w:t>api</w:t>
-            </w:r>
-            <w:proofErr w:type="spellEnd"/>
-            <w:r>
-              <w:rPr>
-                <w:color w:val="7A7870"/>
-                <w:sz w:val="20"/>
-                <w:szCs w:val="20"/>
-              </w:rPr>
-              <w:t>/stats</w:t>
+              <w:t>Endpoint GET /api/stats</w:t>
             </w:r>
           </w:p>
         </w:tc>
@@ -7303,25 +4832,7 @@
                 <w:sz w:val="20"/>
                 <w:szCs w:val="20"/>
               </w:rPr>
-              <w:t xml:space="preserve">Pagination </w:t>
-            </w:r>
-            <w:proofErr w:type="spellStart"/>
-            <w:r>
-              <w:rPr>
-                <w:color w:val="1A1916"/>
-                <w:sz w:val="20"/>
-                <w:szCs w:val="20"/>
-              </w:rPr>
-              <w:t>atau</w:t>
-            </w:r>
-            <w:proofErr w:type="spellEnd"/>
-            <w:r>
-              <w:rPr>
-                <w:color w:val="1A1916"/>
-                <w:sz w:val="20"/>
-                <w:szCs w:val="20"/>
-              </w:rPr>
-              <w:t xml:space="preserve"> infinite scroll</w:t>
+              <w:t>Pagination atau infinite scroll</w:t>
             </w:r>
           </w:p>
         </w:tc>
@@ -7343,7 +4854,6 @@
             </w:tcMar>
           </w:tcPr>
           <w:p>
-            <w:proofErr w:type="spellStart"/>
             <w:r>
               <w:rPr>
                 <w:b/>
@@ -7354,7 +4864,6 @@
               </w:rPr>
               <w:t>Sedang</w:t>
             </w:r>
-            <w:proofErr w:type="spellEnd"/>
           </w:p>
         </w:tc>
         <w:tc>
@@ -7467,25 +4976,7 @@
                 <w:sz w:val="20"/>
                 <w:szCs w:val="20"/>
               </w:rPr>
-              <w:t xml:space="preserve">Fitur </w:t>
-            </w:r>
-            <w:proofErr w:type="spellStart"/>
-            <w:r>
-              <w:rPr>
-                <w:color w:val="1A1916"/>
-                <w:sz w:val="20"/>
-                <w:szCs w:val="20"/>
-              </w:rPr>
-              <w:t>pencarian</w:t>
-            </w:r>
-            <w:proofErr w:type="spellEnd"/>
-            <w:r>
-              <w:rPr>
-                <w:color w:val="1A1916"/>
-                <w:sz w:val="20"/>
-                <w:szCs w:val="20"/>
-              </w:rPr>
-              <w:t xml:space="preserve"> / filter link</w:t>
+              <w:t>Fitur pencarian / filter link</w:t>
             </w:r>
           </w:p>
         </w:tc>
@@ -7507,7 +4998,6 @@
             </w:tcMar>
           </w:tcPr>
           <w:p>
-            <w:proofErr w:type="spellStart"/>
             <w:r>
               <w:rPr>
                 <w:b/>
@@ -7518,7 +5008,6 @@
               </w:rPr>
               <w:t>Rendah</w:t>
             </w:r>
-            <w:proofErr w:type="spellEnd"/>
           </w:p>
         </w:tc>
         <w:tc>
@@ -7573,25 +5062,7 @@
                 <w:sz w:val="20"/>
                 <w:szCs w:val="20"/>
               </w:rPr>
-              <w:t xml:space="preserve">Search by slug </w:t>
-            </w:r>
-            <w:proofErr w:type="spellStart"/>
-            <w:r>
-              <w:rPr>
-                <w:color w:val="7A7870"/>
-                <w:sz w:val="20"/>
-                <w:szCs w:val="20"/>
-              </w:rPr>
-              <w:t>atau</w:t>
-            </w:r>
-            <w:proofErr w:type="spellEnd"/>
-            <w:r>
-              <w:rPr>
-                <w:color w:val="7A7870"/>
-                <w:sz w:val="20"/>
-                <w:szCs w:val="20"/>
-              </w:rPr>
-              <w:t xml:space="preserve"> URL</w:t>
+              <w:t>Search by slug atau URL</w:t>
             </w:r>
           </w:p>
         </w:tc>
@@ -7614,145 +5085,11 @@
       <w:pPr>
         <w:spacing w:before="60" w:after="60"/>
       </w:pPr>
-      <w:proofErr w:type="spellStart"/>
       <w:r>
         <w:rPr>
           <w:color w:val="1A1916"/>
         </w:rPr>
-        <w:t>Setiap</w:t>
-      </w:r>
-      <w:proofErr w:type="spellEnd"/>
-      <w:r>
-        <w:rPr>
-          <w:color w:val="1A1916"/>
-        </w:rPr>
-        <w:t xml:space="preserve"> kali </w:t>
-      </w:r>
-      <w:proofErr w:type="spellStart"/>
-      <w:r>
-        <w:rPr>
-          <w:color w:val="1A1916"/>
-        </w:rPr>
-        <w:t>seseorang</w:t>
-      </w:r>
-      <w:proofErr w:type="spellEnd"/>
-      <w:r>
-        <w:rPr>
-          <w:color w:val="1A1916"/>
-        </w:rPr>
-        <w:t xml:space="preserve"> </w:t>
-      </w:r>
-      <w:proofErr w:type="spellStart"/>
-      <w:r>
-        <w:rPr>
-          <w:color w:val="1A1916"/>
-        </w:rPr>
-        <w:t>mengklik</w:t>
-      </w:r>
-      <w:proofErr w:type="spellEnd"/>
-      <w:r>
-        <w:rPr>
-          <w:color w:val="1A1916"/>
-        </w:rPr>
-        <w:t xml:space="preserve"> link </w:t>
-      </w:r>
-      <w:proofErr w:type="spellStart"/>
-      <w:r>
-        <w:rPr>
-          <w:color w:val="1A1916"/>
-        </w:rPr>
-        <w:t>pendek</w:t>
-      </w:r>
-      <w:proofErr w:type="spellEnd"/>
-      <w:r>
-        <w:rPr>
-          <w:color w:val="1A1916"/>
-        </w:rPr>
-        <w:t xml:space="preserve">, </w:t>
-      </w:r>
-      <w:proofErr w:type="spellStart"/>
-      <w:r>
-        <w:rPr>
-          <w:color w:val="1A1916"/>
-        </w:rPr>
-        <w:t>catat</w:t>
-      </w:r>
-      <w:proofErr w:type="spellEnd"/>
-      <w:r>
-        <w:rPr>
-          <w:color w:val="1A1916"/>
-        </w:rPr>
-        <w:t xml:space="preserve"> </w:t>
-      </w:r>
-      <w:proofErr w:type="spellStart"/>
-      <w:r>
-        <w:rPr>
-          <w:color w:val="1A1916"/>
-        </w:rPr>
-        <w:t>informasi</w:t>
-      </w:r>
-      <w:proofErr w:type="spellEnd"/>
-      <w:r>
-        <w:rPr>
-          <w:color w:val="1A1916"/>
-        </w:rPr>
-        <w:t xml:space="preserve"> </w:t>
-      </w:r>
-      <w:proofErr w:type="spellStart"/>
-      <w:r>
-        <w:rPr>
-          <w:color w:val="1A1916"/>
-        </w:rPr>
-        <w:t>untuk</w:t>
-      </w:r>
-      <w:proofErr w:type="spellEnd"/>
-      <w:r>
-        <w:rPr>
-          <w:color w:val="1A1916"/>
-        </w:rPr>
-        <w:t xml:space="preserve"> </w:t>
-      </w:r>
-      <w:proofErr w:type="spellStart"/>
-      <w:r>
-        <w:rPr>
-          <w:color w:val="1A1916"/>
-        </w:rPr>
-        <w:t>ditampilkan</w:t>
-      </w:r>
-      <w:proofErr w:type="spellEnd"/>
-      <w:r>
-        <w:rPr>
-          <w:color w:val="1A1916"/>
-        </w:rPr>
-        <w:t xml:space="preserve"> </w:t>
-      </w:r>
-      <w:proofErr w:type="spellStart"/>
-      <w:r>
-        <w:rPr>
-          <w:color w:val="1A1916"/>
-        </w:rPr>
-        <w:t>sebagai</w:t>
-      </w:r>
-      <w:proofErr w:type="spellEnd"/>
-      <w:r>
-        <w:rPr>
-          <w:color w:val="1A1916"/>
-        </w:rPr>
-        <w:t xml:space="preserve"> </w:t>
-      </w:r>
-      <w:proofErr w:type="spellStart"/>
-      <w:r>
-        <w:rPr>
-          <w:color w:val="1A1916"/>
-        </w:rPr>
-        <w:t>statistik</w:t>
-      </w:r>
-      <w:proofErr w:type="spellEnd"/>
-      <w:r>
-        <w:rPr>
-          <w:color w:val="1A1916"/>
-        </w:rPr>
-        <w:t>.</w:t>
+        <w:t>Setiap kali seseorang mengklik link pendek, catat informasi untuk ditampilkan sebagai statistik.</w:t>
       </w:r>
     </w:p>
     <w:p>
@@ -7866,7 +5203,6 @@
             </w:tcMar>
           </w:tcPr>
           <w:p>
-            <w:proofErr w:type="spellStart"/>
             <w:r>
               <w:rPr>
                 <w:b/>
@@ -7877,7 +5213,6 @@
               </w:rPr>
               <w:t>Prioritas</w:t>
             </w:r>
-            <w:proofErr w:type="spellEnd"/>
           </w:p>
         </w:tc>
         <w:tc>
@@ -7928,7 +5263,6 @@
             </w:tcMar>
           </w:tcPr>
           <w:p>
-            <w:proofErr w:type="spellStart"/>
             <w:r>
               <w:rPr>
                 <w:b/>
@@ -7939,7 +5273,6 @@
               </w:rPr>
               <w:t>Catatan</w:t>
             </w:r>
-            <w:proofErr w:type="spellEnd"/>
           </w:p>
         </w:tc>
       </w:tr>
@@ -7996,43 +5329,7 @@
                 <w:sz w:val="20"/>
                 <w:szCs w:val="20"/>
               </w:rPr>
-              <w:t xml:space="preserve">Buat </w:t>
-            </w:r>
-            <w:proofErr w:type="spellStart"/>
-            <w:r>
-              <w:rPr>
-                <w:color w:val="1A1916"/>
-                <w:sz w:val="20"/>
-                <w:szCs w:val="20"/>
-              </w:rPr>
-              <w:t>tabel</w:t>
-            </w:r>
-            <w:proofErr w:type="spellEnd"/>
-            <w:r>
-              <w:rPr>
-                <w:color w:val="1A1916"/>
-                <w:sz w:val="20"/>
-                <w:szCs w:val="20"/>
-              </w:rPr>
-              <w:t xml:space="preserve"> </w:t>
-            </w:r>
-            <w:proofErr w:type="spellStart"/>
-            <w:r>
-              <w:rPr>
-                <w:color w:val="1A1916"/>
-                <w:sz w:val="20"/>
-                <w:szCs w:val="20"/>
-              </w:rPr>
-              <w:t>click_logs</w:t>
-            </w:r>
-            <w:proofErr w:type="spellEnd"/>
-            <w:r>
-              <w:rPr>
-                <w:color w:val="1A1916"/>
-                <w:sz w:val="20"/>
-                <w:szCs w:val="20"/>
-              </w:rPr>
-              <w:t xml:space="preserve"> di database</w:t>
+              <w:t>Buat tabel click_logs di database</w:t>
             </w:r>
           </w:p>
         </w:tc>
@@ -8112,77 +5409,13 @@
             </w:tcMar>
           </w:tcPr>
           <w:p>
-            <w:proofErr w:type="spellStart"/>
-            <w:r>
-              <w:rPr>
-                <w:color w:val="7A7870"/>
-                <w:sz w:val="20"/>
-                <w:szCs w:val="20"/>
-              </w:rPr>
-              <w:t>link_id</w:t>
-            </w:r>
-            <w:proofErr w:type="spellEnd"/>
-            <w:r>
-              <w:rPr>
-                <w:color w:val="7A7870"/>
-                <w:sz w:val="20"/>
-                <w:szCs w:val="20"/>
-              </w:rPr>
-              <w:t xml:space="preserve">, </w:t>
-            </w:r>
-            <w:proofErr w:type="spellStart"/>
-            <w:r>
-              <w:rPr>
-                <w:color w:val="7A7870"/>
-                <w:sz w:val="20"/>
-                <w:szCs w:val="20"/>
-              </w:rPr>
-              <w:t>clicked_at</w:t>
-            </w:r>
-            <w:proofErr w:type="spellEnd"/>
-            <w:r>
-              <w:rPr>
-                <w:color w:val="7A7870"/>
-                <w:sz w:val="20"/>
-                <w:szCs w:val="20"/>
-              </w:rPr>
-              <w:t xml:space="preserve">, </w:t>
-            </w:r>
-            <w:proofErr w:type="spellStart"/>
-            <w:r>
-              <w:rPr>
-                <w:color w:val="7A7870"/>
-                <w:sz w:val="20"/>
-                <w:szCs w:val="20"/>
-              </w:rPr>
-              <w:t>ip</w:t>
-            </w:r>
-            <w:proofErr w:type="spellEnd"/>
-            <w:r>
-              <w:rPr>
-                <w:color w:val="7A7870"/>
-                <w:sz w:val="20"/>
-                <w:szCs w:val="20"/>
-              </w:rPr>
-              <w:t xml:space="preserve">, </w:t>
-            </w:r>
-            <w:proofErr w:type="spellStart"/>
-            <w:r>
-              <w:rPr>
-                <w:color w:val="7A7870"/>
-                <w:sz w:val="20"/>
-                <w:szCs w:val="20"/>
-              </w:rPr>
-              <w:t>user_agent</w:t>
-            </w:r>
-            <w:proofErr w:type="spellEnd"/>
-            <w:r>
-              <w:rPr>
-                <w:color w:val="7A7870"/>
-                <w:sz w:val="20"/>
-                <w:szCs w:val="20"/>
-              </w:rPr>
-              <w:t>, country</w:t>
+            <w:r>
+              <w:rPr>
+                <w:color w:val="7A7870"/>
+                <w:sz w:val="20"/>
+                <w:szCs w:val="20"/>
+              </w:rPr>
+              <w:t>link_id, clicked_at, ip, user_agent, country</w:t>
             </w:r>
           </w:p>
         </w:tc>
@@ -8234,70 +5467,14 @@
             </w:tcMar>
           </w:tcPr>
           <w:p>
-            <w:proofErr w:type="spellStart"/>
             <w:r>
               <w:rPr>
                 <w:color w:val="1A1916"/>
                 <w:sz w:val="20"/>
                 <w:szCs w:val="20"/>
               </w:rPr>
-              <w:t>Catat</w:t>
-            </w:r>
-            <w:proofErr w:type="spellEnd"/>
-            <w:r>
-              <w:rPr>
-                <w:color w:val="1A1916"/>
-                <w:sz w:val="20"/>
-                <w:szCs w:val="20"/>
-              </w:rPr>
-              <w:t xml:space="preserve"> </w:t>
-            </w:r>
-            <w:proofErr w:type="spellStart"/>
-            <w:r>
-              <w:rPr>
-                <w:color w:val="1A1916"/>
-                <w:sz w:val="20"/>
-                <w:szCs w:val="20"/>
-              </w:rPr>
-              <w:t>klik</w:t>
-            </w:r>
-            <w:proofErr w:type="spellEnd"/>
-            <w:r>
-              <w:rPr>
-                <w:color w:val="1A1916"/>
-                <w:sz w:val="20"/>
-                <w:szCs w:val="20"/>
-              </w:rPr>
-              <w:t xml:space="preserve"> </w:t>
-            </w:r>
-            <w:proofErr w:type="spellStart"/>
-            <w:r>
-              <w:rPr>
-                <w:color w:val="1A1916"/>
-                <w:sz w:val="20"/>
-                <w:szCs w:val="20"/>
-              </w:rPr>
-              <w:t>saat</w:t>
-            </w:r>
-            <w:proofErr w:type="spellEnd"/>
-            <w:r>
-              <w:rPr>
-                <w:color w:val="1A1916"/>
-                <w:sz w:val="20"/>
-                <w:szCs w:val="20"/>
-              </w:rPr>
-              <w:t xml:space="preserve"> redirect </w:t>
-            </w:r>
-            <w:proofErr w:type="spellStart"/>
-            <w:r>
-              <w:rPr>
-                <w:color w:val="1A1916"/>
-                <w:sz w:val="20"/>
-                <w:szCs w:val="20"/>
-              </w:rPr>
-              <w:t>terjadi</w:t>
-            </w:r>
-            <w:proofErr w:type="spellEnd"/>
+              <w:t>Catat klik saat redirect terjadi</w:t>
+            </w:r>
           </w:p>
         </w:tc>
         <w:tc>
@@ -8462,7 +5639,6 @@
             </w:tcMar>
           </w:tcPr>
           <w:p>
-            <w:proofErr w:type="spellStart"/>
             <w:r>
               <w:rPr>
                 <w:b/>
@@ -8473,7 +5649,6 @@
               </w:rPr>
               <w:t>Sedang</w:t>
             </w:r>
-            <w:proofErr w:type="spellEnd"/>
           </w:p>
         </w:tc>
         <w:tc>
@@ -8522,52 +5697,14 @@
             </w:tcMar>
           </w:tcPr>
           <w:p>
-            <w:proofErr w:type="spellStart"/>
-            <w:r>
-              <w:rPr>
-                <w:color w:val="7A7870"/>
-                <w:sz w:val="20"/>
-                <w:szCs w:val="20"/>
-              </w:rPr>
-              <w:t>Grafik</w:t>
-            </w:r>
-            <w:proofErr w:type="spellEnd"/>
-            <w:r>
-              <w:rPr>
-                <w:color w:val="7A7870"/>
-                <w:sz w:val="20"/>
-                <w:szCs w:val="20"/>
-              </w:rPr>
-              <w:t xml:space="preserve"> </w:t>
-            </w:r>
-            <w:proofErr w:type="spellStart"/>
-            <w:r>
-              <w:rPr>
-                <w:color w:val="7A7870"/>
-                <w:sz w:val="20"/>
-                <w:szCs w:val="20"/>
-              </w:rPr>
-              <w:t>klik</w:t>
-            </w:r>
-            <w:proofErr w:type="spellEnd"/>
-            <w:r>
-              <w:rPr>
-                <w:color w:val="7A7870"/>
-                <w:sz w:val="20"/>
-                <w:szCs w:val="20"/>
-              </w:rPr>
-              <w:t xml:space="preserve"> per </w:t>
-            </w:r>
-            <w:proofErr w:type="spellStart"/>
-            <w:r>
-              <w:rPr>
-                <w:color w:val="7A7870"/>
-                <w:sz w:val="20"/>
-                <w:szCs w:val="20"/>
-              </w:rPr>
-              <w:t>hari</w:t>
-            </w:r>
-            <w:proofErr w:type="spellEnd"/>
+            <w:r>
+              <w:rPr>
+                <w:color w:val="7A7870"/>
+                <w:sz w:val="20"/>
+                <w:szCs w:val="20"/>
+              </w:rPr>
+              <w:t>Grafik klik per hari</w:t>
+            </w:r>
           </w:p>
         </w:tc>
       </w:tr>
@@ -8618,23 +5755,13 @@
             </w:tcMar>
           </w:tcPr>
           <w:p>
-            <w:proofErr w:type="spellStart"/>
             <w:r>
               <w:rPr>
                 <w:color w:val="1A1916"/>
                 <w:sz w:val="20"/>
                 <w:szCs w:val="20"/>
               </w:rPr>
-              <w:t>Statistik</w:t>
-            </w:r>
-            <w:proofErr w:type="spellEnd"/>
-            <w:r>
-              <w:rPr>
-                <w:color w:val="1A1916"/>
-                <w:sz w:val="20"/>
-                <w:szCs w:val="20"/>
-              </w:rPr>
-              <w:t xml:space="preserve"> device (mobile vs desktop)</w:t>
+              <w:t>Statistik device (mobile vs desktop)</w:t>
             </w:r>
           </w:p>
         </w:tc>
@@ -8656,7 +5783,6 @@
             </w:tcMar>
           </w:tcPr>
           <w:p>
-            <w:proofErr w:type="spellStart"/>
             <w:r>
               <w:rPr>
                 <w:b/>
@@ -8667,7 +5793,6 @@
               </w:rPr>
               <w:t>Sedang</w:t>
             </w:r>
-            <w:proofErr w:type="spellEnd"/>
           </w:p>
         </w:tc>
         <w:tc>
@@ -8722,25 +5847,7 @@
                 <w:sz w:val="20"/>
                 <w:szCs w:val="20"/>
               </w:rPr>
-              <w:t xml:space="preserve">Parse </w:t>
-            </w:r>
-            <w:proofErr w:type="spellStart"/>
-            <w:r>
-              <w:rPr>
-                <w:color w:val="7A7870"/>
-                <w:sz w:val="20"/>
-                <w:szCs w:val="20"/>
-              </w:rPr>
-              <w:t>dari</w:t>
-            </w:r>
-            <w:proofErr w:type="spellEnd"/>
-            <w:r>
-              <w:rPr>
-                <w:color w:val="7A7870"/>
-                <w:sz w:val="20"/>
-                <w:szCs w:val="20"/>
-              </w:rPr>
-              <w:t xml:space="preserve"> User-Agent</w:t>
+              <w:t>Parse dari User-Agent</w:t>
             </w:r>
           </w:p>
         </w:tc>
@@ -8792,41 +5899,13 @@
             </w:tcMar>
           </w:tcPr>
           <w:p>
-            <w:proofErr w:type="spellStart"/>
             <w:r>
               <w:rPr>
                 <w:color w:val="1A1916"/>
                 <w:sz w:val="20"/>
                 <w:szCs w:val="20"/>
               </w:rPr>
-              <w:t>Statistik</w:t>
-            </w:r>
-            <w:proofErr w:type="spellEnd"/>
-            <w:r>
-              <w:rPr>
-                <w:color w:val="1A1916"/>
-                <w:sz w:val="20"/>
-                <w:szCs w:val="20"/>
-              </w:rPr>
-              <w:t xml:space="preserve"> browser (Chrome, Safari, </w:t>
-            </w:r>
-            <w:proofErr w:type="spellStart"/>
-            <w:r>
-              <w:rPr>
-                <w:color w:val="1A1916"/>
-                <w:sz w:val="20"/>
-                <w:szCs w:val="20"/>
-              </w:rPr>
-              <w:t>dll</w:t>
-            </w:r>
-            <w:proofErr w:type="spellEnd"/>
-            <w:r>
-              <w:rPr>
-                <w:color w:val="1A1916"/>
-                <w:sz w:val="20"/>
-                <w:szCs w:val="20"/>
-              </w:rPr>
-              <w:t>)</w:t>
+              <w:t>Statistik browser (Chrome, Safari, dll)</w:t>
             </w:r>
           </w:p>
         </w:tc>
@@ -8848,7 +5927,6 @@
             </w:tcMar>
           </w:tcPr>
           <w:p>
-            <w:proofErr w:type="spellStart"/>
             <w:r>
               <w:rPr>
                 <w:b/>
@@ -8859,7 +5937,6 @@
               </w:rPr>
               <w:t>Rendah</w:t>
             </w:r>
-            <w:proofErr w:type="spellEnd"/>
           </w:p>
         </w:tc>
         <w:tc>
@@ -8914,36 +5991,8 @@
                 <w:sz w:val="20"/>
                 <w:szCs w:val="20"/>
               </w:rPr>
-              <w:t xml:space="preserve">Library: </w:t>
-            </w:r>
-            <w:proofErr w:type="spellStart"/>
-            <w:r>
-              <w:rPr>
-                <w:color w:val="7A7870"/>
-                <w:sz w:val="20"/>
-                <w:szCs w:val="20"/>
-              </w:rPr>
-              <w:t>mileusna</w:t>
-            </w:r>
-            <w:proofErr w:type="spellEnd"/>
-            <w:r>
-              <w:rPr>
-                <w:color w:val="7A7870"/>
-                <w:sz w:val="20"/>
-                <w:szCs w:val="20"/>
-              </w:rPr>
-              <w:t>/</w:t>
-            </w:r>
-            <w:proofErr w:type="spellStart"/>
-            <w:r>
-              <w:rPr>
-                <w:color w:val="7A7870"/>
-                <w:sz w:val="20"/>
-                <w:szCs w:val="20"/>
-              </w:rPr>
-              <w:t>useragent</w:t>
-            </w:r>
-            <w:proofErr w:type="spellEnd"/>
+              <w:t>Library: mileusna/useragent</w:t>
+            </w:r>
           </w:p>
         </w:tc>
       </w:tr>
@@ -8994,52 +6043,14 @@
             </w:tcMar>
           </w:tcPr>
           <w:p>
-            <w:proofErr w:type="spellStart"/>
             <w:r>
               <w:rPr>
                 <w:color w:val="1A1916"/>
                 <w:sz w:val="20"/>
                 <w:szCs w:val="20"/>
               </w:rPr>
-              <w:t>Statistik</w:t>
-            </w:r>
-            <w:proofErr w:type="spellEnd"/>
-            <w:r>
-              <w:rPr>
-                <w:color w:val="1A1916"/>
-                <w:sz w:val="20"/>
-                <w:szCs w:val="20"/>
-              </w:rPr>
-              <w:t xml:space="preserve"> negara </w:t>
-            </w:r>
-            <w:proofErr w:type="spellStart"/>
-            <w:r>
-              <w:rPr>
-                <w:color w:val="1A1916"/>
-                <w:sz w:val="20"/>
-                <w:szCs w:val="20"/>
-              </w:rPr>
-              <w:t>asal</w:t>
-            </w:r>
-            <w:proofErr w:type="spellEnd"/>
-            <w:r>
-              <w:rPr>
-                <w:color w:val="1A1916"/>
-                <w:sz w:val="20"/>
-                <w:szCs w:val="20"/>
-              </w:rPr>
-              <w:t xml:space="preserve"> </w:t>
-            </w:r>
-            <w:proofErr w:type="spellStart"/>
-            <w:r>
-              <w:rPr>
-                <w:color w:val="1A1916"/>
-                <w:sz w:val="20"/>
-                <w:szCs w:val="20"/>
-              </w:rPr>
-              <w:t>klik</w:t>
-            </w:r>
-            <w:proofErr w:type="spellEnd"/>
+              <w:t>Statistik negara asal klik</w:t>
+            </w:r>
           </w:p>
         </w:tc>
         <w:tc>
@@ -9060,7 +6071,6 @@
             </w:tcMar>
           </w:tcPr>
           <w:p>
-            <w:proofErr w:type="spellStart"/>
             <w:r>
               <w:rPr>
                 <w:b/>
@@ -9071,7 +6081,6 @@
               </w:rPr>
               <w:t>Rendah</w:t>
             </w:r>
-            <w:proofErr w:type="spellEnd"/>
           </w:p>
         </w:tc>
         <w:tc>
@@ -9120,41 +6129,13 @@
             </w:tcMar>
           </w:tcPr>
           <w:p>
-            <w:proofErr w:type="spellStart"/>
-            <w:r>
-              <w:rPr>
-                <w:color w:val="7A7870"/>
-                <w:sz w:val="20"/>
-                <w:szCs w:val="20"/>
-              </w:rPr>
-              <w:t>GeoIP</w:t>
-            </w:r>
-            <w:proofErr w:type="spellEnd"/>
-            <w:r>
-              <w:rPr>
-                <w:color w:val="7A7870"/>
-                <w:sz w:val="20"/>
-                <w:szCs w:val="20"/>
-              </w:rPr>
-              <w:t xml:space="preserve"> lookup </w:t>
-            </w:r>
-            <w:proofErr w:type="spellStart"/>
-            <w:r>
-              <w:rPr>
-                <w:color w:val="7A7870"/>
-                <w:sz w:val="20"/>
-                <w:szCs w:val="20"/>
-              </w:rPr>
-              <w:t>dari</w:t>
-            </w:r>
-            <w:proofErr w:type="spellEnd"/>
-            <w:r>
-              <w:rPr>
-                <w:color w:val="7A7870"/>
-                <w:sz w:val="20"/>
-                <w:szCs w:val="20"/>
-              </w:rPr>
-              <w:t xml:space="preserve"> IP address</w:t>
+            <w:r>
+              <w:rPr>
+                <w:color w:val="7A7870"/>
+                <w:sz w:val="20"/>
+                <w:szCs w:val="20"/>
+              </w:rPr>
+              <w:t>GeoIP lookup dari IP address</w:t>
             </w:r>
           </w:p>
         </w:tc>
@@ -9181,147 +6162,7 @@
         <w:rPr>
           <w:color w:val="1A1916"/>
         </w:rPr>
-        <w:t xml:space="preserve">User </w:t>
-      </w:r>
-      <w:proofErr w:type="spellStart"/>
-      <w:r>
-        <w:rPr>
-          <w:color w:val="1A1916"/>
-        </w:rPr>
-        <w:t>bisa</w:t>
-      </w:r>
-      <w:proofErr w:type="spellEnd"/>
-      <w:r>
-        <w:rPr>
-          <w:color w:val="1A1916"/>
-        </w:rPr>
-        <w:t xml:space="preserve"> </w:t>
-      </w:r>
-      <w:proofErr w:type="spellStart"/>
-      <w:r>
-        <w:rPr>
-          <w:color w:val="1A1916"/>
-        </w:rPr>
-        <w:t>mengubah</w:t>
-      </w:r>
-      <w:proofErr w:type="spellEnd"/>
-      <w:r>
-        <w:rPr>
-          <w:color w:val="1A1916"/>
-        </w:rPr>
-        <w:t xml:space="preserve"> </w:t>
-      </w:r>
-      <w:proofErr w:type="spellStart"/>
-      <w:r>
-        <w:rPr>
-          <w:color w:val="1A1916"/>
-        </w:rPr>
-        <w:t>konfigurasi</w:t>
-      </w:r>
-      <w:proofErr w:type="spellEnd"/>
-      <w:r>
-        <w:rPr>
-          <w:color w:val="1A1916"/>
-        </w:rPr>
-        <w:t xml:space="preserve"> link </w:t>
-      </w:r>
-      <w:proofErr w:type="spellStart"/>
-      <w:r>
-        <w:rPr>
-          <w:color w:val="1A1916"/>
-        </w:rPr>
-        <w:t>setelah</w:t>
-      </w:r>
-      <w:proofErr w:type="spellEnd"/>
-      <w:r>
-        <w:rPr>
-          <w:color w:val="1A1916"/>
-        </w:rPr>
-        <w:t xml:space="preserve"> </w:t>
-      </w:r>
-      <w:proofErr w:type="spellStart"/>
-      <w:r>
-        <w:rPr>
-          <w:color w:val="1A1916"/>
-        </w:rPr>
-        <w:t>dibuat</w:t>
-      </w:r>
-      <w:proofErr w:type="spellEnd"/>
-      <w:r>
-        <w:rPr>
-          <w:color w:val="1A1916"/>
-        </w:rPr>
-        <w:t xml:space="preserve">, </w:t>
-      </w:r>
-      <w:proofErr w:type="spellStart"/>
-      <w:r>
-        <w:rPr>
-          <w:color w:val="1A1916"/>
-        </w:rPr>
-        <w:t>seperti</w:t>
-      </w:r>
-      <w:proofErr w:type="spellEnd"/>
-      <w:r>
-        <w:rPr>
-          <w:color w:val="1A1916"/>
-        </w:rPr>
-        <w:t xml:space="preserve"> </w:t>
-      </w:r>
-      <w:proofErr w:type="spellStart"/>
-      <w:r>
-        <w:rPr>
-          <w:color w:val="1A1916"/>
-        </w:rPr>
-        <w:t>mengubah</w:t>
-      </w:r>
-      <w:proofErr w:type="spellEnd"/>
-      <w:r>
-        <w:rPr>
-          <w:color w:val="1A1916"/>
-        </w:rPr>
-        <w:t xml:space="preserve"> slug </w:t>
-      </w:r>
-      <w:proofErr w:type="spellStart"/>
-      <w:r>
-        <w:rPr>
-          <w:color w:val="1A1916"/>
-        </w:rPr>
-        <w:t>atau</w:t>
-      </w:r>
-      <w:proofErr w:type="spellEnd"/>
-      <w:r>
-        <w:rPr>
-          <w:color w:val="1A1916"/>
-        </w:rPr>
-        <w:t xml:space="preserve"> </w:t>
-      </w:r>
-      <w:proofErr w:type="spellStart"/>
-      <w:r>
-        <w:rPr>
-          <w:color w:val="1A1916"/>
-        </w:rPr>
-        <w:t>memperpanjang</w:t>
-      </w:r>
-      <w:proofErr w:type="spellEnd"/>
-      <w:r>
-        <w:rPr>
-          <w:color w:val="1A1916"/>
-        </w:rPr>
-        <w:t xml:space="preserve"> masa </w:t>
-      </w:r>
-      <w:proofErr w:type="spellStart"/>
-      <w:r>
-        <w:rPr>
-          <w:color w:val="1A1916"/>
-        </w:rPr>
-        <w:t>berlaku</w:t>
-      </w:r>
-      <w:proofErr w:type="spellEnd"/>
-      <w:r>
-        <w:rPr>
-          <w:color w:val="1A1916"/>
-        </w:rPr>
-        <w:t>.</w:t>
+        <w:t>User bisa mengubah konfigurasi link setelah dibuat, seperti mengubah slug atau memperpanjang masa berlaku.</w:t>
       </w:r>
     </w:p>
     <w:p>
@@ -9435,7 +6276,6 @@
             </w:tcMar>
           </w:tcPr>
           <w:p>
-            <w:proofErr w:type="spellStart"/>
             <w:r>
               <w:rPr>
                 <w:b/>
@@ -9446,7 +6286,6 @@
               </w:rPr>
               <w:t>Prioritas</w:t>
             </w:r>
-            <w:proofErr w:type="spellEnd"/>
           </w:p>
         </w:tc>
         <w:tc>
@@ -9497,7 +6336,6 @@
             </w:tcMar>
           </w:tcPr>
           <w:p>
-            <w:proofErr w:type="spellStart"/>
             <w:r>
               <w:rPr>
                 <w:b/>
@@ -9508,7 +6346,6 @@
               </w:rPr>
               <w:t>Catatan</w:t>
             </w:r>
-            <w:proofErr w:type="spellEnd"/>
           </w:p>
         </w:tc>
       </w:tr>
@@ -9565,25 +6402,7 @@
                 <w:sz w:val="20"/>
                 <w:szCs w:val="20"/>
               </w:rPr>
-              <w:t>Endpoint PUT /</w:t>
-            </w:r>
-            <w:proofErr w:type="spellStart"/>
-            <w:r>
-              <w:rPr>
-                <w:color w:val="1A1916"/>
-                <w:sz w:val="20"/>
-                <w:szCs w:val="20"/>
-              </w:rPr>
-              <w:t>api</w:t>
-            </w:r>
-            <w:proofErr w:type="spellEnd"/>
-            <w:r>
-              <w:rPr>
-                <w:color w:val="1A1916"/>
-                <w:sz w:val="20"/>
-                <w:szCs w:val="20"/>
-              </w:rPr>
-              <w:t>/links/:id</w:t>
+              <w:t>Endpoint PUT /api/links/:id</w:t>
             </w:r>
           </w:p>
         </w:tc>
@@ -9605,7 +6424,6 @@
             </w:tcMar>
           </w:tcPr>
           <w:p>
-            <w:proofErr w:type="spellStart"/>
             <w:r>
               <w:rPr>
                 <w:b/>
@@ -9616,7 +6434,6 @@
               </w:rPr>
               <w:t>Sedang</w:t>
             </w:r>
-            <w:proofErr w:type="spellEnd"/>
           </w:p>
         </w:tc>
         <w:tc>
@@ -9671,36 +6488,8 @@
                 <w:sz w:val="20"/>
                 <w:szCs w:val="20"/>
               </w:rPr>
-              <w:t xml:space="preserve">Update slug, </w:t>
-            </w:r>
-            <w:proofErr w:type="spellStart"/>
-            <w:r>
-              <w:rPr>
-                <w:color w:val="7A7870"/>
-                <w:sz w:val="20"/>
-                <w:szCs w:val="20"/>
-              </w:rPr>
-              <w:t>expired_at</w:t>
-            </w:r>
-            <w:proofErr w:type="spellEnd"/>
-            <w:r>
-              <w:rPr>
-                <w:color w:val="7A7870"/>
-                <w:sz w:val="20"/>
-                <w:szCs w:val="20"/>
-              </w:rPr>
-              <w:t xml:space="preserve">, </w:t>
-            </w:r>
-            <w:proofErr w:type="spellStart"/>
-            <w:r>
-              <w:rPr>
-                <w:color w:val="7A7870"/>
-                <w:sz w:val="20"/>
-                <w:szCs w:val="20"/>
-              </w:rPr>
-              <w:t>max_clicks</w:t>
-            </w:r>
-            <w:proofErr w:type="spellEnd"/>
+              <w:t>Update slug, expired_at, max_clicks</w:t>
+            </w:r>
           </w:p>
         </w:tc>
       </w:tr>
@@ -9757,43 +6546,7 @@
                 <w:sz w:val="20"/>
                 <w:szCs w:val="20"/>
               </w:rPr>
-              <w:t xml:space="preserve">Modal </w:t>
-            </w:r>
-            <w:proofErr w:type="spellStart"/>
-            <w:r>
-              <w:rPr>
-                <w:color w:val="1A1916"/>
-                <w:sz w:val="20"/>
-                <w:szCs w:val="20"/>
-              </w:rPr>
-              <w:t>atau</w:t>
-            </w:r>
-            <w:proofErr w:type="spellEnd"/>
-            <w:r>
-              <w:rPr>
-                <w:color w:val="1A1916"/>
-                <w:sz w:val="20"/>
-                <w:szCs w:val="20"/>
-              </w:rPr>
-              <w:t xml:space="preserve"> </w:t>
-            </w:r>
-            <w:proofErr w:type="spellStart"/>
-            <w:r>
-              <w:rPr>
-                <w:color w:val="1A1916"/>
-                <w:sz w:val="20"/>
-                <w:szCs w:val="20"/>
-              </w:rPr>
-              <w:t>halaman</w:t>
-            </w:r>
-            <w:proofErr w:type="spellEnd"/>
-            <w:r>
-              <w:rPr>
-                <w:color w:val="1A1916"/>
-                <w:sz w:val="20"/>
-                <w:szCs w:val="20"/>
-              </w:rPr>
-              <w:t xml:space="preserve"> edit link</w:t>
+              <w:t>Modal atau halaman edit link</w:t>
             </w:r>
           </w:p>
         </w:tc>
@@ -9815,7 +6568,6 @@
             </w:tcMar>
           </w:tcPr>
           <w:p>
-            <w:proofErr w:type="spellStart"/>
             <w:r>
               <w:rPr>
                 <w:b/>
@@ -9826,7 +6578,6 @@
               </w:rPr>
               <w:t>Sedang</w:t>
             </w:r>
-            <w:proofErr w:type="spellEnd"/>
           </w:p>
         </w:tc>
         <w:tc>
@@ -9881,54 +6632,8 @@
                 <w:sz w:val="20"/>
                 <w:szCs w:val="20"/>
               </w:rPr>
-              <w:t xml:space="preserve">Pre-fill form </w:t>
-            </w:r>
-            <w:proofErr w:type="spellStart"/>
-            <w:r>
-              <w:rPr>
-                <w:color w:val="7A7870"/>
-                <w:sz w:val="20"/>
-                <w:szCs w:val="20"/>
-              </w:rPr>
-              <w:t>dengan</w:t>
-            </w:r>
-            <w:proofErr w:type="spellEnd"/>
-            <w:r>
-              <w:rPr>
-                <w:color w:val="7A7870"/>
-                <w:sz w:val="20"/>
-                <w:szCs w:val="20"/>
-              </w:rPr>
-              <w:t xml:space="preserve"> data </w:t>
-            </w:r>
-            <w:proofErr w:type="spellStart"/>
-            <w:r>
-              <w:rPr>
-                <w:color w:val="7A7870"/>
-                <w:sz w:val="20"/>
-                <w:szCs w:val="20"/>
-              </w:rPr>
-              <w:t>saat</w:t>
-            </w:r>
-            <w:proofErr w:type="spellEnd"/>
-            <w:r>
-              <w:rPr>
-                <w:color w:val="7A7870"/>
-                <w:sz w:val="20"/>
-                <w:szCs w:val="20"/>
-              </w:rPr>
-              <w:t xml:space="preserve"> </w:t>
-            </w:r>
-            <w:proofErr w:type="spellStart"/>
-            <w:r>
-              <w:rPr>
-                <w:color w:val="7A7870"/>
-                <w:sz w:val="20"/>
-                <w:szCs w:val="20"/>
-              </w:rPr>
-              <w:t>ini</w:t>
-            </w:r>
-            <w:proofErr w:type="spellEnd"/>
+              <w:t>Pre-fill form dengan data saat ini</w:t>
+            </w:r>
           </w:p>
         </w:tc>
       </w:tr>
@@ -9979,41 +6684,13 @@
             </w:tcMar>
           </w:tcPr>
           <w:p>
-            <w:proofErr w:type="spellStart"/>
             <w:r>
               <w:rPr>
                 <w:color w:val="1A1916"/>
                 <w:sz w:val="20"/>
                 <w:szCs w:val="20"/>
               </w:rPr>
-              <w:t>Validasi</w:t>
-            </w:r>
-            <w:proofErr w:type="spellEnd"/>
-            <w:r>
-              <w:rPr>
-                <w:color w:val="1A1916"/>
-                <w:sz w:val="20"/>
-                <w:szCs w:val="20"/>
-              </w:rPr>
-              <w:t xml:space="preserve"> </w:t>
-            </w:r>
-            <w:proofErr w:type="spellStart"/>
-            <w:r>
-              <w:rPr>
-                <w:color w:val="1A1916"/>
-                <w:sz w:val="20"/>
-                <w:szCs w:val="20"/>
-              </w:rPr>
-              <w:t>kepemilikan</w:t>
-            </w:r>
-            <w:proofErr w:type="spellEnd"/>
-            <w:r>
-              <w:rPr>
-                <w:color w:val="1A1916"/>
-                <w:sz w:val="20"/>
-                <w:szCs w:val="20"/>
-              </w:rPr>
-              <w:t xml:space="preserve"> link (authorization)</w:t>
+              <w:t>Validasi kepemilikan link (authorization)</w:t>
             </w:r>
           </w:p>
         </w:tc>
@@ -10099,54 +6776,8 @@
                 <w:sz w:val="20"/>
                 <w:szCs w:val="20"/>
               </w:rPr>
-              <w:t xml:space="preserve">User </w:t>
-            </w:r>
-            <w:proofErr w:type="spellStart"/>
-            <w:r>
-              <w:rPr>
-                <w:color w:val="7A7870"/>
-                <w:sz w:val="20"/>
-                <w:szCs w:val="20"/>
-              </w:rPr>
-              <w:t>hanya</w:t>
-            </w:r>
-            <w:proofErr w:type="spellEnd"/>
-            <w:r>
-              <w:rPr>
-                <w:color w:val="7A7870"/>
-                <w:sz w:val="20"/>
-                <w:szCs w:val="20"/>
-              </w:rPr>
-              <w:t xml:space="preserve"> </w:t>
-            </w:r>
-            <w:proofErr w:type="spellStart"/>
-            <w:r>
-              <w:rPr>
-                <w:color w:val="7A7870"/>
-                <w:sz w:val="20"/>
-                <w:szCs w:val="20"/>
-              </w:rPr>
-              <w:t>bisa</w:t>
-            </w:r>
-            <w:proofErr w:type="spellEnd"/>
-            <w:r>
-              <w:rPr>
-                <w:color w:val="7A7870"/>
-                <w:sz w:val="20"/>
-                <w:szCs w:val="20"/>
-              </w:rPr>
-              <w:t xml:space="preserve"> edit </w:t>
-            </w:r>
-            <w:proofErr w:type="spellStart"/>
-            <w:r>
-              <w:rPr>
-                <w:color w:val="7A7870"/>
-                <w:sz w:val="20"/>
-                <w:szCs w:val="20"/>
-              </w:rPr>
-              <w:t>miliknya</w:t>
-            </w:r>
-            <w:proofErr w:type="spellEnd"/>
+              <w:t>User hanya bisa edit miliknya</w:t>
+            </w:r>
           </w:p>
         </w:tc>
       </w:tr>
@@ -10203,25 +6834,7 @@
                 <w:sz w:val="20"/>
                 <w:szCs w:val="20"/>
               </w:rPr>
-              <w:t>Endpoint DELETE /</w:t>
-            </w:r>
-            <w:proofErr w:type="spellStart"/>
-            <w:r>
-              <w:rPr>
-                <w:color w:val="1A1916"/>
-                <w:sz w:val="20"/>
-                <w:szCs w:val="20"/>
-              </w:rPr>
-              <w:t>api</w:t>
-            </w:r>
-            <w:proofErr w:type="spellEnd"/>
-            <w:r>
-              <w:rPr>
-                <w:color w:val="1A1916"/>
-                <w:sz w:val="20"/>
-                <w:szCs w:val="20"/>
-              </w:rPr>
-              <w:t>/links/:id</w:t>
+              <w:t>Endpoint DELETE /api/links/:id</w:t>
             </w:r>
           </w:p>
         </w:tc>
@@ -10243,7 +6856,6 @@
             </w:tcMar>
           </w:tcPr>
           <w:p>
-            <w:proofErr w:type="spellStart"/>
             <w:r>
               <w:rPr>
                 <w:b/>
@@ -10254,7 +6866,6 @@
               </w:rPr>
               <w:t>Sedang</w:t>
             </w:r>
-            <w:proofErr w:type="spellEnd"/>
           </w:p>
         </w:tc>
         <w:tc>
@@ -10309,25 +6920,7 @@
                 <w:sz w:val="20"/>
                 <w:szCs w:val="20"/>
               </w:rPr>
-              <w:t xml:space="preserve">Soft delete </w:t>
-            </w:r>
-            <w:proofErr w:type="spellStart"/>
-            <w:r>
-              <w:rPr>
-                <w:color w:val="7A7870"/>
-                <w:sz w:val="20"/>
-                <w:szCs w:val="20"/>
-              </w:rPr>
-              <w:t>atau</w:t>
-            </w:r>
-            <w:proofErr w:type="spellEnd"/>
-            <w:r>
-              <w:rPr>
-                <w:color w:val="7A7870"/>
-                <w:sz w:val="20"/>
-                <w:szCs w:val="20"/>
-              </w:rPr>
-              <w:t xml:space="preserve"> hard delete</w:t>
+              <w:t>Soft delete atau hard delete</w:t>
             </w:r>
           </w:p>
         </w:tc>
@@ -10350,131 +6943,11 @@
       <w:pPr>
         <w:spacing w:before="60" w:after="60"/>
       </w:pPr>
-      <w:proofErr w:type="spellStart"/>
       <w:r>
         <w:rPr>
           <w:color w:val="1A1916"/>
         </w:rPr>
-        <w:t>Pengalaman</w:t>
-      </w:r>
-      <w:proofErr w:type="spellEnd"/>
-      <w:r>
-        <w:rPr>
-          <w:color w:val="1A1916"/>
-        </w:rPr>
-        <w:t xml:space="preserve"> </w:t>
-      </w:r>
-      <w:proofErr w:type="spellStart"/>
-      <w:r>
-        <w:rPr>
-          <w:color w:val="1A1916"/>
-        </w:rPr>
-        <w:t>pengguna</w:t>
-      </w:r>
-      <w:proofErr w:type="spellEnd"/>
-      <w:r>
-        <w:rPr>
-          <w:color w:val="1A1916"/>
-        </w:rPr>
-        <w:t xml:space="preserve"> yang </w:t>
-      </w:r>
-      <w:proofErr w:type="spellStart"/>
-      <w:r>
-        <w:rPr>
-          <w:color w:val="1A1916"/>
-        </w:rPr>
-        <w:t>baik</w:t>
-      </w:r>
-      <w:proofErr w:type="spellEnd"/>
-      <w:r>
-        <w:rPr>
-          <w:color w:val="1A1916"/>
-        </w:rPr>
-        <w:t xml:space="preserve"> </w:t>
-      </w:r>
-      <w:proofErr w:type="spellStart"/>
-      <w:r>
-        <w:rPr>
-          <w:color w:val="1A1916"/>
-        </w:rPr>
-        <w:t>membutuhkan</w:t>
-      </w:r>
-      <w:proofErr w:type="spellEnd"/>
-      <w:r>
-        <w:rPr>
-          <w:color w:val="1A1916"/>
-        </w:rPr>
-        <w:t xml:space="preserve"> feedback yang </w:t>
-      </w:r>
-      <w:proofErr w:type="spellStart"/>
-      <w:r>
-        <w:rPr>
-          <w:color w:val="1A1916"/>
-        </w:rPr>
-        <w:t>jelas</w:t>
-      </w:r>
-      <w:proofErr w:type="spellEnd"/>
-      <w:r>
-        <w:rPr>
-          <w:color w:val="1A1916"/>
-        </w:rPr>
-        <w:t xml:space="preserve"> </w:t>
-      </w:r>
-      <w:proofErr w:type="spellStart"/>
-      <w:r>
-        <w:rPr>
-          <w:color w:val="1A1916"/>
-        </w:rPr>
-        <w:t>saat</w:t>
-      </w:r>
-      <w:proofErr w:type="spellEnd"/>
-      <w:r>
-        <w:rPr>
-          <w:color w:val="1A1916"/>
-        </w:rPr>
-        <w:t xml:space="preserve"> proses </w:t>
-      </w:r>
-      <w:proofErr w:type="spellStart"/>
-      <w:r>
-        <w:rPr>
-          <w:color w:val="1A1916"/>
-        </w:rPr>
-        <w:t>berlangsung</w:t>
-      </w:r>
-      <w:proofErr w:type="spellEnd"/>
-      <w:r>
-        <w:rPr>
-          <w:color w:val="1A1916"/>
-        </w:rPr>
-        <w:t xml:space="preserve"> </w:t>
-      </w:r>
-      <w:proofErr w:type="spellStart"/>
-      <w:r>
-        <w:rPr>
-          <w:color w:val="1A1916"/>
-        </w:rPr>
-        <w:t>atau</w:t>
-      </w:r>
-      <w:proofErr w:type="spellEnd"/>
-      <w:r>
-        <w:rPr>
-          <w:color w:val="1A1916"/>
-        </w:rPr>
-        <w:t xml:space="preserve"> </w:t>
-      </w:r>
-      <w:proofErr w:type="spellStart"/>
-      <w:r>
-        <w:rPr>
-          <w:color w:val="1A1916"/>
-        </w:rPr>
-        <w:t>terjadi</w:t>
-      </w:r>
-      <w:proofErr w:type="spellEnd"/>
-      <w:r>
-        <w:rPr>
-          <w:color w:val="1A1916"/>
-        </w:rPr>
-        <w:t xml:space="preserve"> error.</w:t>
+        <w:t>Pengalaman pengguna yang baik membutuhkan feedback yang jelas saat proses berlangsung atau terjadi error.</w:t>
       </w:r>
     </w:p>
     <w:p>
@@ -10589,7 +7062,6 @@
             </w:tcMar>
           </w:tcPr>
           <w:p>
-            <w:proofErr w:type="spellStart"/>
             <w:r>
               <w:rPr>
                 <w:b/>
@@ -10600,7 +7072,6 @@
               </w:rPr>
               <w:t>Prioritas</w:t>
             </w:r>
-            <w:proofErr w:type="spellEnd"/>
           </w:p>
         </w:tc>
         <w:tc>
@@ -10651,7 +7122,6 @@
             </w:tcMar>
           </w:tcPr>
           <w:p>
-            <w:proofErr w:type="spellStart"/>
             <w:r>
               <w:rPr>
                 <w:b/>
@@ -10662,7 +7132,6 @@
               </w:rPr>
               <w:t>Catatan</w:t>
             </w:r>
-            <w:proofErr w:type="spellEnd"/>
           </w:p>
         </w:tc>
       </w:tr>
@@ -10719,25 +7188,7 @@
                 <w:sz w:val="20"/>
                 <w:szCs w:val="20"/>
               </w:rPr>
-              <w:t xml:space="preserve">Loading spinner </w:t>
-            </w:r>
-            <w:proofErr w:type="spellStart"/>
-            <w:r>
-              <w:rPr>
-                <w:color w:val="1A1916"/>
-                <w:sz w:val="20"/>
-                <w:szCs w:val="20"/>
-              </w:rPr>
-              <w:t>saat</w:t>
-            </w:r>
-            <w:proofErr w:type="spellEnd"/>
-            <w:r>
-              <w:rPr>
-                <w:color w:val="1A1916"/>
-                <w:sz w:val="20"/>
-                <w:szCs w:val="20"/>
-              </w:rPr>
-              <w:t xml:space="preserve"> fetch data</w:t>
+              <w:t>Loading spinner saat fetch data</w:t>
             </w:r>
           </w:p>
         </w:tc>
@@ -10759,7 +7210,6 @@
             </w:tcMar>
           </w:tcPr>
           <w:p>
-            <w:proofErr w:type="spellStart"/>
             <w:r>
               <w:rPr>
                 <w:b/>
@@ -10770,7 +7220,6 @@
               </w:rPr>
               <w:t>Sedang</w:t>
             </w:r>
-            <w:proofErr w:type="spellEnd"/>
           </w:p>
         </w:tc>
         <w:tc>
@@ -10819,52 +7268,14 @@
             </w:tcMar>
           </w:tcPr>
           <w:p>
-            <w:proofErr w:type="spellStart"/>
-            <w:r>
-              <w:rPr>
-                <w:color w:val="7A7870"/>
-                <w:sz w:val="20"/>
-                <w:szCs w:val="20"/>
-              </w:rPr>
-              <w:t>Tampil</w:t>
-            </w:r>
-            <w:proofErr w:type="spellEnd"/>
-            <w:r>
-              <w:rPr>
-                <w:color w:val="7A7870"/>
-                <w:sz w:val="20"/>
-                <w:szCs w:val="20"/>
-              </w:rPr>
-              <w:t xml:space="preserve"> </w:t>
-            </w:r>
-            <w:proofErr w:type="spellStart"/>
-            <w:r>
-              <w:rPr>
-                <w:color w:val="7A7870"/>
-                <w:sz w:val="20"/>
-                <w:szCs w:val="20"/>
-              </w:rPr>
-              <w:t>saat</w:t>
-            </w:r>
-            <w:proofErr w:type="spellEnd"/>
-            <w:r>
-              <w:rPr>
-                <w:color w:val="7A7870"/>
-                <w:sz w:val="20"/>
-                <w:szCs w:val="20"/>
-              </w:rPr>
-              <w:t xml:space="preserve"> request </w:t>
-            </w:r>
-            <w:proofErr w:type="spellStart"/>
-            <w:r>
-              <w:rPr>
-                <w:color w:val="7A7870"/>
-                <w:sz w:val="20"/>
-                <w:szCs w:val="20"/>
-              </w:rPr>
-              <w:t>berlangsung</w:t>
-            </w:r>
-            <w:proofErr w:type="spellEnd"/>
+            <w:r>
+              <w:rPr>
+                <w:color w:val="7A7870"/>
+                <w:sz w:val="20"/>
+                <w:szCs w:val="20"/>
+              </w:rPr>
+              <w:t>Tampil saat request berlangsung</w:t>
+            </w:r>
           </w:p>
         </w:tc>
       </w:tr>
@@ -10921,25 +7332,7 @@
                 <w:sz w:val="20"/>
                 <w:szCs w:val="20"/>
               </w:rPr>
-              <w:t xml:space="preserve">Toast notification </w:t>
-            </w:r>
-            <w:proofErr w:type="spellStart"/>
-            <w:r>
-              <w:rPr>
-                <w:color w:val="1A1916"/>
-                <w:sz w:val="20"/>
-                <w:szCs w:val="20"/>
-              </w:rPr>
-              <w:t>sukses</w:t>
-            </w:r>
-            <w:proofErr w:type="spellEnd"/>
-            <w:r>
-              <w:rPr>
-                <w:color w:val="1A1916"/>
-                <w:sz w:val="20"/>
-                <w:szCs w:val="20"/>
-              </w:rPr>
-              <w:t xml:space="preserve"> &amp; error</w:t>
+              <w:t>Toast notification sukses &amp; error</w:t>
             </w:r>
           </w:p>
         </w:tc>
@@ -10961,7 +7354,6 @@
             </w:tcMar>
           </w:tcPr>
           <w:p>
-            <w:proofErr w:type="spellStart"/>
             <w:r>
               <w:rPr>
                 <w:b/>
@@ -10972,7 +7364,6 @@
               </w:rPr>
               <w:t>Sedang</w:t>
             </w:r>
-            <w:proofErr w:type="spellEnd"/>
           </w:p>
         </w:tc>
         <w:tc>
@@ -11021,70 +7412,14 @@
             </w:tcMar>
           </w:tcPr>
           <w:p>
-            <w:proofErr w:type="spellStart"/>
-            <w:r>
-              <w:rPr>
-                <w:color w:val="7A7870"/>
-                <w:sz w:val="20"/>
-                <w:szCs w:val="20"/>
-              </w:rPr>
-              <w:t>Muncul</w:t>
-            </w:r>
-            <w:proofErr w:type="spellEnd"/>
-            <w:r>
-              <w:rPr>
-                <w:color w:val="7A7870"/>
-                <w:sz w:val="20"/>
-                <w:szCs w:val="20"/>
-              </w:rPr>
-              <w:t xml:space="preserve"> </w:t>
-            </w:r>
-            <w:proofErr w:type="spellStart"/>
-            <w:r>
-              <w:rPr>
-                <w:color w:val="7A7870"/>
-                <w:sz w:val="20"/>
-                <w:szCs w:val="20"/>
-              </w:rPr>
-              <w:t>lalu</w:t>
-            </w:r>
-            <w:proofErr w:type="spellEnd"/>
-            <w:r>
-              <w:rPr>
-                <w:color w:val="7A7870"/>
-                <w:sz w:val="20"/>
-                <w:szCs w:val="20"/>
-              </w:rPr>
-              <w:t xml:space="preserve"> </w:t>
-            </w:r>
-            <w:proofErr w:type="spellStart"/>
-            <w:r>
-              <w:rPr>
-                <w:color w:val="7A7870"/>
-                <w:sz w:val="20"/>
-                <w:szCs w:val="20"/>
-              </w:rPr>
-              <w:t>hilang</w:t>
-            </w:r>
-            <w:proofErr w:type="spellEnd"/>
-            <w:r>
-              <w:rPr>
-                <w:color w:val="7A7870"/>
-                <w:sz w:val="20"/>
-                <w:szCs w:val="20"/>
-              </w:rPr>
-              <w:t xml:space="preserve"> </w:t>
-            </w:r>
-            <w:proofErr w:type="spellStart"/>
-            <w:r>
-              <w:rPr>
-                <w:color w:val="7A7870"/>
-                <w:sz w:val="20"/>
-                <w:szCs w:val="20"/>
-              </w:rPr>
-              <w:t>otomatis</w:t>
-            </w:r>
-            <w:proofErr w:type="spellEnd"/>
+            <w:r>
+              <w:rPr>
+                <w:color w:val="7A7870"/>
+                <w:sz w:val="20"/>
+                <w:szCs w:val="20"/>
+              </w:rPr>
+              <w:t>Muncul lalu hilang otomatis</w:t>
+            </w:r>
           </w:p>
         </w:tc>
       </w:tr>
@@ -11135,52 +7470,14 @@
             </w:tcMar>
           </w:tcPr>
           <w:p>
-            <w:proofErr w:type="spellStart"/>
             <w:r>
               <w:rPr>
                 <w:color w:val="1A1916"/>
                 <w:sz w:val="20"/>
                 <w:szCs w:val="20"/>
               </w:rPr>
-              <w:t>Pesan</w:t>
-            </w:r>
-            <w:proofErr w:type="spellEnd"/>
-            <w:r>
-              <w:rPr>
-                <w:color w:val="1A1916"/>
-                <w:sz w:val="20"/>
-                <w:szCs w:val="20"/>
-              </w:rPr>
-              <w:t xml:space="preserve"> error </w:t>
-            </w:r>
-            <w:proofErr w:type="spellStart"/>
-            <w:r>
-              <w:rPr>
-                <w:color w:val="1A1916"/>
-                <w:sz w:val="20"/>
-                <w:szCs w:val="20"/>
-              </w:rPr>
-              <w:t>dari</w:t>
-            </w:r>
-            <w:proofErr w:type="spellEnd"/>
-            <w:r>
-              <w:rPr>
-                <w:color w:val="1A1916"/>
-                <w:sz w:val="20"/>
-                <w:szCs w:val="20"/>
-              </w:rPr>
-              <w:t xml:space="preserve"> server </w:t>
-            </w:r>
-            <w:proofErr w:type="spellStart"/>
-            <w:r>
-              <w:rPr>
-                <w:color w:val="1A1916"/>
-                <w:sz w:val="20"/>
-                <w:szCs w:val="20"/>
-              </w:rPr>
-              <w:t>ditampilkan</w:t>
-            </w:r>
-            <w:proofErr w:type="spellEnd"/>
+              <w:t>Pesan error dari server ditampilkan</w:t>
+            </w:r>
           </w:p>
         </w:tc>
         <w:tc>
@@ -11265,54 +7562,8 @@
                 <w:sz w:val="20"/>
                 <w:szCs w:val="20"/>
               </w:rPr>
-              <w:t xml:space="preserve">URL </w:t>
-            </w:r>
-            <w:proofErr w:type="spellStart"/>
-            <w:r>
-              <w:rPr>
-                <w:color w:val="7A7870"/>
-                <w:sz w:val="20"/>
-                <w:szCs w:val="20"/>
-              </w:rPr>
-              <w:t>tidak</w:t>
-            </w:r>
-            <w:proofErr w:type="spellEnd"/>
-            <w:r>
-              <w:rPr>
-                <w:color w:val="7A7870"/>
-                <w:sz w:val="20"/>
-                <w:szCs w:val="20"/>
-              </w:rPr>
-              <w:t xml:space="preserve"> valid, slug </w:t>
-            </w:r>
-            <w:proofErr w:type="spellStart"/>
-            <w:r>
-              <w:rPr>
-                <w:color w:val="7A7870"/>
-                <w:sz w:val="20"/>
-                <w:szCs w:val="20"/>
-              </w:rPr>
-              <w:t>sudah</w:t>
-            </w:r>
-            <w:proofErr w:type="spellEnd"/>
-            <w:r>
-              <w:rPr>
-                <w:color w:val="7A7870"/>
-                <w:sz w:val="20"/>
-                <w:szCs w:val="20"/>
-              </w:rPr>
-              <w:t xml:space="preserve"> </w:t>
-            </w:r>
-            <w:proofErr w:type="spellStart"/>
-            <w:r>
-              <w:rPr>
-                <w:color w:val="7A7870"/>
-                <w:sz w:val="20"/>
-                <w:szCs w:val="20"/>
-              </w:rPr>
-              <w:t>ada</w:t>
-            </w:r>
-            <w:proofErr w:type="spellEnd"/>
+              <w:t>URL tidak valid, slug sudah ada</w:t>
+            </w:r>
           </w:p>
         </w:tc>
       </w:tr>
@@ -11369,25 +7620,7 @@
                 <w:sz w:val="20"/>
                 <w:szCs w:val="20"/>
               </w:rPr>
-              <w:t xml:space="preserve">Skeleton loading di </w:t>
-            </w:r>
-            <w:proofErr w:type="spellStart"/>
-            <w:r>
-              <w:rPr>
-                <w:color w:val="1A1916"/>
-                <w:sz w:val="20"/>
-                <w:szCs w:val="20"/>
-              </w:rPr>
-              <w:t>tabel</w:t>
-            </w:r>
-            <w:proofErr w:type="spellEnd"/>
-            <w:r>
-              <w:rPr>
-                <w:color w:val="1A1916"/>
-                <w:sz w:val="20"/>
-                <w:szCs w:val="20"/>
-              </w:rPr>
-              <w:t xml:space="preserve"> dashboard</w:t>
+              <w:t>Skeleton loading di tabel dashboard</w:t>
             </w:r>
           </w:p>
         </w:tc>
@@ -11409,7 +7642,6 @@
             </w:tcMar>
           </w:tcPr>
           <w:p>
-            <w:proofErr w:type="spellStart"/>
             <w:r>
               <w:rPr>
                 <w:b/>
@@ -11420,7 +7652,6 @@
               </w:rPr>
               <w:t>Rendah</w:t>
             </w:r>
-            <w:proofErr w:type="spellEnd"/>
           </w:p>
         </w:tc>
         <w:tc>
@@ -11475,61 +7706,7 @@
                 <w:sz w:val="20"/>
                 <w:szCs w:val="20"/>
               </w:rPr>
-              <w:t xml:space="preserve">UX </w:t>
-            </w:r>
-            <w:proofErr w:type="spellStart"/>
-            <w:r>
-              <w:rPr>
-                <w:color w:val="7A7870"/>
-                <w:sz w:val="20"/>
-                <w:szCs w:val="20"/>
-              </w:rPr>
-              <w:t>lebih</w:t>
-            </w:r>
-            <w:proofErr w:type="spellEnd"/>
-            <w:r>
-              <w:rPr>
-                <w:color w:val="7A7870"/>
-                <w:sz w:val="20"/>
-                <w:szCs w:val="20"/>
-              </w:rPr>
-              <w:t xml:space="preserve"> </w:t>
-            </w:r>
-            <w:proofErr w:type="spellStart"/>
-            <w:r>
-              <w:rPr>
-                <w:color w:val="7A7870"/>
-                <w:sz w:val="20"/>
-                <w:szCs w:val="20"/>
-              </w:rPr>
-              <w:t>halus</w:t>
-            </w:r>
-            <w:proofErr w:type="spellEnd"/>
-            <w:r>
-              <w:rPr>
-                <w:color w:val="7A7870"/>
-                <w:sz w:val="20"/>
-                <w:szCs w:val="20"/>
-              </w:rPr>
-              <w:t xml:space="preserve"> </w:t>
-            </w:r>
-            <w:proofErr w:type="spellStart"/>
-            <w:r>
-              <w:rPr>
-                <w:color w:val="7A7870"/>
-                <w:sz w:val="20"/>
-                <w:szCs w:val="20"/>
-              </w:rPr>
-              <w:t>saat</w:t>
-            </w:r>
-            <w:proofErr w:type="spellEnd"/>
-            <w:r>
-              <w:rPr>
-                <w:color w:val="7A7870"/>
-                <w:sz w:val="20"/>
-                <w:szCs w:val="20"/>
-              </w:rPr>
-              <w:t xml:space="preserve"> load</w:t>
+              <w:t>UX lebih halus saat load</w:t>
             </w:r>
           </w:p>
         </w:tc>
@@ -11581,59 +7758,13 @@
             </w:tcMar>
           </w:tcPr>
           <w:p>
-            <w:proofErr w:type="spellStart"/>
             <w:r>
               <w:rPr>
                 <w:color w:val="1A1916"/>
                 <w:sz w:val="20"/>
                 <w:szCs w:val="20"/>
               </w:rPr>
-              <w:t>Konfirmasi</w:t>
-            </w:r>
-            <w:proofErr w:type="spellEnd"/>
-            <w:r>
-              <w:rPr>
-                <w:color w:val="1A1916"/>
-                <w:sz w:val="20"/>
-                <w:szCs w:val="20"/>
-              </w:rPr>
-              <w:t xml:space="preserve"> </w:t>
-            </w:r>
-            <w:proofErr w:type="spellStart"/>
-            <w:r>
-              <w:rPr>
-                <w:color w:val="1A1916"/>
-                <w:sz w:val="20"/>
-                <w:szCs w:val="20"/>
-              </w:rPr>
-              <w:t>sebelum</w:t>
-            </w:r>
-            <w:proofErr w:type="spellEnd"/>
-            <w:r>
-              <w:rPr>
-                <w:color w:val="1A1916"/>
-                <w:sz w:val="20"/>
-                <w:szCs w:val="20"/>
-              </w:rPr>
-              <w:t xml:space="preserve"> </w:t>
-            </w:r>
-            <w:proofErr w:type="spellStart"/>
-            <w:r>
-              <w:rPr>
-                <w:color w:val="1A1916"/>
-                <w:sz w:val="20"/>
-                <w:szCs w:val="20"/>
-              </w:rPr>
-              <w:t>hapus</w:t>
-            </w:r>
-            <w:proofErr w:type="spellEnd"/>
-            <w:r>
-              <w:rPr>
-                <w:color w:val="1A1916"/>
-                <w:sz w:val="20"/>
-                <w:szCs w:val="20"/>
-              </w:rPr>
-              <w:t xml:space="preserve"> link</w:t>
+              <w:t>Konfirmasi sebelum hapus link</w:t>
             </w:r>
           </w:p>
         </w:tc>
@@ -11655,7 +7786,6 @@
             </w:tcMar>
           </w:tcPr>
           <w:p>
-            <w:proofErr w:type="spellStart"/>
             <w:r>
               <w:rPr>
                 <w:b/>
@@ -11666,7 +7796,6 @@
               </w:rPr>
               <w:t>Sedang</w:t>
             </w:r>
-            <w:proofErr w:type="spellEnd"/>
           </w:p>
         </w:tc>
         <w:tc>
@@ -11721,25 +7850,7 @@
                 <w:sz w:val="20"/>
                 <w:szCs w:val="20"/>
               </w:rPr>
-              <w:t xml:space="preserve">Modal </w:t>
-            </w:r>
-            <w:proofErr w:type="spellStart"/>
-            <w:r>
-              <w:rPr>
-                <w:color w:val="7A7870"/>
-                <w:sz w:val="20"/>
-                <w:szCs w:val="20"/>
-              </w:rPr>
-              <w:t>atau</w:t>
-            </w:r>
-            <w:proofErr w:type="spellEnd"/>
-            <w:r>
-              <w:rPr>
-                <w:color w:val="7A7870"/>
-                <w:sz w:val="20"/>
-                <w:szCs w:val="20"/>
-              </w:rPr>
-              <w:t xml:space="preserve"> browser confirm</w:t>
+              <w:t>Modal atau browser confirm</w:t>
             </w:r>
           </w:p>
         </w:tc>
@@ -11755,132 +7866,18 @@
         <w:pStyle w:val="Heading2"/>
       </w:pPr>
       <w:r>
-        <w:t xml:space="preserve">8. </w:t>
-      </w:r>
-      <w:proofErr w:type="spellStart"/>
-      <w:r>
-        <w:t>Responsif</w:t>
-      </w:r>
-      <w:proofErr w:type="spellEnd"/>
-      <w:r>
-        <w:t xml:space="preserve"> Mobile</w:t>
+        <w:t>8. Responsif Mobile</w:t>
       </w:r>
     </w:p>
     <w:p>
       <w:pPr>
         <w:spacing w:before="60" w:after="60"/>
       </w:pPr>
-      <w:proofErr w:type="spellStart"/>
       <w:r>
         <w:rPr>
           <w:color w:val="1A1916"/>
         </w:rPr>
-        <w:t>Pastikan</w:t>
-      </w:r>
-      <w:proofErr w:type="spellEnd"/>
-      <w:r>
-        <w:rPr>
-          <w:color w:val="1A1916"/>
-        </w:rPr>
-        <w:t xml:space="preserve"> </w:t>
-      </w:r>
-      <w:proofErr w:type="spellStart"/>
-      <w:r>
-        <w:rPr>
-          <w:color w:val="1A1916"/>
-        </w:rPr>
-        <w:t>aplikasi</w:t>
-      </w:r>
-      <w:proofErr w:type="spellEnd"/>
-      <w:r>
-        <w:rPr>
-          <w:color w:val="1A1916"/>
-        </w:rPr>
-        <w:t xml:space="preserve"> </w:t>
-      </w:r>
-      <w:proofErr w:type="spellStart"/>
-      <w:r>
-        <w:rPr>
-          <w:color w:val="1A1916"/>
-        </w:rPr>
-        <w:t>tetap</w:t>
-      </w:r>
-      <w:proofErr w:type="spellEnd"/>
-      <w:r>
-        <w:rPr>
-          <w:color w:val="1A1916"/>
-        </w:rPr>
-        <w:t xml:space="preserve"> </w:t>
-      </w:r>
-      <w:proofErr w:type="spellStart"/>
-      <w:r>
-        <w:rPr>
-          <w:color w:val="1A1916"/>
-        </w:rPr>
-        <w:t>bisa</w:t>
-      </w:r>
-      <w:proofErr w:type="spellEnd"/>
-      <w:r>
-        <w:rPr>
-          <w:color w:val="1A1916"/>
-        </w:rPr>
-        <w:t xml:space="preserve"> </w:t>
-      </w:r>
-      <w:proofErr w:type="spellStart"/>
-      <w:r>
-        <w:rPr>
-          <w:color w:val="1A1916"/>
-        </w:rPr>
-        <w:t>digunakan</w:t>
-      </w:r>
-      <w:proofErr w:type="spellEnd"/>
-      <w:r>
-        <w:rPr>
-          <w:color w:val="1A1916"/>
-        </w:rPr>
-        <w:t xml:space="preserve"> </w:t>
-      </w:r>
-      <w:proofErr w:type="spellStart"/>
-      <w:r>
-        <w:rPr>
-          <w:color w:val="1A1916"/>
-        </w:rPr>
-        <w:t>dengan</w:t>
-      </w:r>
-      <w:proofErr w:type="spellEnd"/>
-      <w:r>
-        <w:rPr>
-          <w:color w:val="1A1916"/>
-        </w:rPr>
-        <w:t xml:space="preserve"> </w:t>
-      </w:r>
-      <w:proofErr w:type="spellStart"/>
-      <w:r>
-        <w:rPr>
-          <w:color w:val="1A1916"/>
-        </w:rPr>
-        <w:t>baik</w:t>
-      </w:r>
-      <w:proofErr w:type="spellEnd"/>
-      <w:r>
-        <w:rPr>
-          <w:color w:val="1A1916"/>
-        </w:rPr>
-        <w:t xml:space="preserve"> di </w:t>
-      </w:r>
-      <w:proofErr w:type="spellStart"/>
-      <w:r>
-        <w:rPr>
-          <w:color w:val="1A1916"/>
-        </w:rPr>
-        <w:t>layar</w:t>
-      </w:r>
-      <w:proofErr w:type="spellEnd"/>
-      <w:r>
-        <w:rPr>
-          <w:color w:val="1A1916"/>
-        </w:rPr>
-        <w:t xml:space="preserve"> smartphone.</w:t>
+        <w:t>Pastikan aplikasi tetap bisa digunakan dengan baik di layar smartphone.</w:t>
       </w:r>
     </w:p>
     <w:p>
@@ -11994,7 +7991,6 @@
             </w:tcMar>
           </w:tcPr>
           <w:p>
-            <w:proofErr w:type="spellStart"/>
             <w:r>
               <w:rPr>
                 <w:b/>
@@ -12005,7 +8001,6 @@
               </w:rPr>
               <w:t>Prioritas</w:t>
             </w:r>
-            <w:proofErr w:type="spellEnd"/>
           </w:p>
         </w:tc>
         <w:tc>
@@ -12056,7 +8051,6 @@
             </w:tcMar>
           </w:tcPr>
           <w:p>
-            <w:proofErr w:type="spellStart"/>
             <w:r>
               <w:rPr>
                 <w:b/>
@@ -12067,7 +8061,6 @@
               </w:rPr>
               <w:t>Catatan</w:t>
             </w:r>
-            <w:proofErr w:type="spellEnd"/>
           </w:p>
         </w:tc>
       </w:tr>
@@ -12124,36 +8117,8 @@
                 <w:sz w:val="20"/>
                 <w:szCs w:val="20"/>
               </w:rPr>
-              <w:t xml:space="preserve">Navbar collapse di </w:t>
-            </w:r>
-            <w:proofErr w:type="spellStart"/>
-            <w:r>
-              <w:rPr>
-                <w:color w:val="1A1916"/>
-                <w:sz w:val="20"/>
-                <w:szCs w:val="20"/>
-              </w:rPr>
-              <w:t>layar</w:t>
-            </w:r>
-            <w:proofErr w:type="spellEnd"/>
-            <w:r>
-              <w:rPr>
-                <w:color w:val="1A1916"/>
-                <w:sz w:val="20"/>
-                <w:szCs w:val="20"/>
-              </w:rPr>
-              <w:t xml:space="preserve"> </w:t>
-            </w:r>
-            <w:proofErr w:type="spellStart"/>
-            <w:r>
-              <w:rPr>
-                <w:color w:val="1A1916"/>
-                <w:sz w:val="20"/>
-                <w:szCs w:val="20"/>
-              </w:rPr>
-              <w:t>kecil</w:t>
-            </w:r>
-            <w:proofErr w:type="spellEnd"/>
+              <w:t>Navbar collapse di layar kecil</w:t>
+            </w:r>
           </w:p>
         </w:tc>
         <w:tc>
@@ -12174,7 +8139,6 @@
             </w:tcMar>
           </w:tcPr>
           <w:p>
-            <w:proofErr w:type="spellStart"/>
             <w:r>
               <w:rPr>
                 <w:b/>
@@ -12185,7 +8149,6 @@
               </w:rPr>
               <w:t>Sedang</w:t>
             </w:r>
-            <w:proofErr w:type="spellEnd"/>
           </w:p>
         </w:tc>
         <w:tc>
@@ -12240,25 +8203,7 @@
                 <w:sz w:val="20"/>
                 <w:szCs w:val="20"/>
               </w:rPr>
-              <w:t xml:space="preserve">Hamburger menu </w:t>
-            </w:r>
-            <w:proofErr w:type="spellStart"/>
-            <w:r>
-              <w:rPr>
-                <w:color w:val="7A7870"/>
-                <w:sz w:val="20"/>
-                <w:szCs w:val="20"/>
-              </w:rPr>
-              <w:t>atau</w:t>
-            </w:r>
-            <w:proofErr w:type="spellEnd"/>
-            <w:r>
-              <w:rPr>
-                <w:color w:val="7A7870"/>
-                <w:sz w:val="20"/>
-                <w:szCs w:val="20"/>
-              </w:rPr>
-              <w:t xml:space="preserve"> bottom nav</w:t>
+              <w:t>Hamburger menu atau bottom nav</w:t>
             </w:r>
           </w:p>
         </w:tc>
@@ -12316,43 +8261,7 @@
                 <w:sz w:val="20"/>
                 <w:szCs w:val="20"/>
               </w:rPr>
-              <w:t xml:space="preserve">Tabel dashboard </w:t>
-            </w:r>
-            <w:proofErr w:type="spellStart"/>
-            <w:r>
-              <w:rPr>
-                <w:color w:val="1A1916"/>
-                <w:sz w:val="20"/>
-                <w:szCs w:val="20"/>
-              </w:rPr>
-              <w:t>jadi</w:t>
-            </w:r>
-            <w:proofErr w:type="spellEnd"/>
-            <w:r>
-              <w:rPr>
-                <w:color w:val="1A1916"/>
-                <w:sz w:val="20"/>
-                <w:szCs w:val="20"/>
-              </w:rPr>
-              <w:t xml:space="preserve"> </w:t>
-            </w:r>
-            <w:proofErr w:type="spellStart"/>
-            <w:r>
-              <w:rPr>
-                <w:color w:val="1A1916"/>
-                <w:sz w:val="20"/>
-                <w:szCs w:val="20"/>
-              </w:rPr>
-              <w:t>tampilan</w:t>
-            </w:r>
-            <w:proofErr w:type="spellEnd"/>
-            <w:r>
-              <w:rPr>
-                <w:color w:val="1A1916"/>
-                <w:sz w:val="20"/>
-                <w:szCs w:val="20"/>
-              </w:rPr>
-              <w:t xml:space="preserve"> card</w:t>
+              <w:t>Tabel dashboard jadi tampilan card</w:t>
             </w:r>
           </w:p>
         </w:tc>
@@ -12374,7 +8283,6 @@
             </w:tcMar>
           </w:tcPr>
           <w:p>
-            <w:proofErr w:type="spellStart"/>
             <w:r>
               <w:rPr>
                 <w:b/>
@@ -12385,7 +8293,6 @@
               </w:rPr>
               <w:t>Sedang</w:t>
             </w:r>
-            <w:proofErr w:type="spellEnd"/>
           </w:p>
         </w:tc>
         <w:tc>
@@ -12498,36 +8405,8 @@
                 <w:sz w:val="20"/>
                 <w:szCs w:val="20"/>
               </w:rPr>
-              <w:t xml:space="preserve">Input URL dan </w:t>
-            </w:r>
-            <w:proofErr w:type="spellStart"/>
-            <w:r>
-              <w:rPr>
-                <w:color w:val="1A1916"/>
-                <w:sz w:val="20"/>
-                <w:szCs w:val="20"/>
-              </w:rPr>
-              <w:t>tombol</w:t>
-            </w:r>
-            <w:proofErr w:type="spellEnd"/>
-            <w:r>
-              <w:rPr>
-                <w:color w:val="1A1916"/>
-                <w:sz w:val="20"/>
-                <w:szCs w:val="20"/>
-              </w:rPr>
-              <w:t xml:space="preserve"> stack </w:t>
-            </w:r>
-            <w:proofErr w:type="spellStart"/>
-            <w:r>
-              <w:rPr>
-                <w:color w:val="1A1916"/>
-                <w:sz w:val="20"/>
-                <w:szCs w:val="20"/>
-              </w:rPr>
-              <w:t>vertikal</w:t>
-            </w:r>
-            <w:proofErr w:type="spellEnd"/>
+              <w:t>Input URL dan tombol stack vertikal</w:t>
+            </w:r>
           </w:p>
         </w:tc>
         <w:tc>
@@ -12548,7 +8427,6 @@
             </w:tcMar>
           </w:tcPr>
           <w:p>
-            <w:proofErr w:type="spellStart"/>
             <w:r>
               <w:rPr>
                 <w:b/>
@@ -12559,7 +8437,6 @@
               </w:rPr>
               <w:t>Sedang</w:t>
             </w:r>
-            <w:proofErr w:type="spellEnd"/>
           </w:p>
         </w:tc>
         <w:tc>
@@ -12672,54 +8549,8 @@
                 <w:sz w:val="20"/>
                 <w:szCs w:val="20"/>
               </w:rPr>
-              <w:t xml:space="preserve">Test di </w:t>
-            </w:r>
-            <w:proofErr w:type="spellStart"/>
-            <w:r>
-              <w:rPr>
-                <w:color w:val="1A1916"/>
-                <w:sz w:val="20"/>
-                <w:szCs w:val="20"/>
-              </w:rPr>
-              <w:t>berbagai</w:t>
-            </w:r>
-            <w:proofErr w:type="spellEnd"/>
-            <w:r>
-              <w:rPr>
-                <w:color w:val="1A1916"/>
-                <w:sz w:val="20"/>
-                <w:szCs w:val="20"/>
-              </w:rPr>
-              <w:t xml:space="preserve"> </w:t>
-            </w:r>
-            <w:proofErr w:type="spellStart"/>
-            <w:r>
-              <w:rPr>
-                <w:color w:val="1A1916"/>
-                <w:sz w:val="20"/>
-                <w:szCs w:val="20"/>
-              </w:rPr>
-              <w:t>ukuran</w:t>
-            </w:r>
-            <w:proofErr w:type="spellEnd"/>
-            <w:r>
-              <w:rPr>
-                <w:color w:val="1A1916"/>
-                <w:sz w:val="20"/>
-                <w:szCs w:val="20"/>
-              </w:rPr>
-              <w:t xml:space="preserve"> </w:t>
-            </w:r>
-            <w:proofErr w:type="spellStart"/>
-            <w:r>
-              <w:rPr>
-                <w:color w:val="1A1916"/>
-                <w:sz w:val="20"/>
-                <w:szCs w:val="20"/>
-              </w:rPr>
-              <w:t>layar</w:t>
-            </w:r>
-            <w:proofErr w:type="spellEnd"/>
+              <w:t>Test di berbagai ukuran layar</w:t>
+            </w:r>
           </w:p>
         </w:tc>
         <w:tc>
@@ -12740,7 +8571,6 @@
             </w:tcMar>
           </w:tcPr>
           <w:p>
-            <w:proofErr w:type="spellStart"/>
             <w:r>
               <w:rPr>
                 <w:b/>
@@ -12751,7 +8581,6 @@
               </w:rPr>
               <w:t>Rendah</w:t>
             </w:r>
-            <w:proofErr w:type="spellEnd"/>
           </w:p>
         </w:tc>
         <w:tc>
@@ -12806,25 +8635,7 @@
                 <w:sz w:val="20"/>
                 <w:szCs w:val="20"/>
               </w:rPr>
-              <w:t xml:space="preserve">Chrome </w:t>
-            </w:r>
-            <w:proofErr w:type="spellStart"/>
-            <w:r>
-              <w:rPr>
-                <w:color w:val="7A7870"/>
-                <w:sz w:val="20"/>
-                <w:szCs w:val="20"/>
-              </w:rPr>
-              <w:t>DevTools</w:t>
-            </w:r>
-            <w:proofErr w:type="spellEnd"/>
-            <w:r>
-              <w:rPr>
-                <w:color w:val="7A7870"/>
-                <w:sz w:val="20"/>
-                <w:szCs w:val="20"/>
-              </w:rPr>
-              <w:t xml:space="preserve"> device mode</w:t>
+              <w:t>Chrome DevTools device mode</w:t>
             </w:r>
           </w:p>
         </w:tc>
@@ -12840,15 +8651,7 @@
         <w:pStyle w:val="Heading2"/>
       </w:pPr>
       <w:r>
-        <w:t>9. API Key (</w:t>
-      </w:r>
-      <w:proofErr w:type="spellStart"/>
-      <w:r>
-        <w:t>Opsional</w:t>
-      </w:r>
-      <w:proofErr w:type="spellEnd"/>
-      <w:r>
-        <w:t>)</w:t>
+        <w:t>9. API Key (Opsional)</w:t>
       </w:r>
     </w:p>
     <w:p>
@@ -12859,105 +8662,7 @@
         <w:rPr>
           <w:color w:val="1A1916"/>
         </w:rPr>
-        <w:t xml:space="preserve">Fitur </w:t>
-      </w:r>
-      <w:proofErr w:type="spellStart"/>
-      <w:r>
-        <w:rPr>
-          <w:color w:val="1A1916"/>
-        </w:rPr>
-        <w:t>lanjutan</w:t>
-      </w:r>
-      <w:proofErr w:type="spellEnd"/>
-      <w:r>
-        <w:rPr>
-          <w:color w:val="1A1916"/>
-        </w:rPr>
-        <w:t xml:space="preserve"> yang </w:t>
-      </w:r>
-      <w:proofErr w:type="spellStart"/>
-      <w:r>
-        <w:rPr>
-          <w:color w:val="1A1916"/>
-        </w:rPr>
-        <w:t>memungkinkan</w:t>
-      </w:r>
-      <w:proofErr w:type="spellEnd"/>
-      <w:r>
-        <w:rPr>
-          <w:color w:val="1A1916"/>
-        </w:rPr>
-        <w:t xml:space="preserve"> user </w:t>
-      </w:r>
-      <w:proofErr w:type="spellStart"/>
-      <w:r>
-        <w:rPr>
-          <w:color w:val="1A1916"/>
-        </w:rPr>
-        <w:t>untuk</w:t>
-      </w:r>
-      <w:proofErr w:type="spellEnd"/>
-      <w:r>
-        <w:rPr>
-          <w:color w:val="1A1916"/>
-        </w:rPr>
-        <w:t xml:space="preserve"> </w:t>
-      </w:r>
-      <w:proofErr w:type="spellStart"/>
-      <w:r>
-        <w:rPr>
-          <w:color w:val="1A1916"/>
-        </w:rPr>
-        <w:t>mengintegrasikan</w:t>
-      </w:r>
-      <w:proofErr w:type="spellEnd"/>
-      <w:r>
-        <w:rPr>
-          <w:color w:val="1A1916"/>
-        </w:rPr>
-        <w:t xml:space="preserve"> Snip </w:t>
-      </w:r>
-      <w:proofErr w:type="spellStart"/>
-      <w:r>
-        <w:rPr>
-          <w:color w:val="1A1916"/>
-        </w:rPr>
-        <w:t>dengan</w:t>
-      </w:r>
-      <w:proofErr w:type="spellEnd"/>
-      <w:r>
-        <w:rPr>
-          <w:color w:val="1A1916"/>
-        </w:rPr>
-        <w:t xml:space="preserve"> </w:t>
-      </w:r>
-      <w:proofErr w:type="spellStart"/>
-      <w:r>
-        <w:rPr>
-          <w:color w:val="1A1916"/>
-        </w:rPr>
-        <w:t>aplikasi</w:t>
-      </w:r>
-      <w:proofErr w:type="spellEnd"/>
-      <w:r>
-        <w:rPr>
-          <w:color w:val="1A1916"/>
-        </w:rPr>
-        <w:t xml:space="preserve"> </w:t>
-      </w:r>
-      <w:proofErr w:type="spellStart"/>
-      <w:r>
-        <w:rPr>
-          <w:color w:val="1A1916"/>
-        </w:rPr>
-        <w:t>atau</w:t>
-      </w:r>
-      <w:proofErr w:type="spellEnd"/>
-      <w:r>
-        <w:rPr>
-          <w:color w:val="1A1916"/>
-        </w:rPr>
-        <w:t xml:space="preserve"> script lain.</w:t>
+        <w:t>Fitur lanjutan yang memungkinkan user untuk mengintegrasikan Snip dengan aplikasi atau script lain.</w:t>
       </w:r>
     </w:p>
     <w:p>
@@ -13071,7 +8776,6 @@
             </w:tcMar>
           </w:tcPr>
           <w:p>
-            <w:proofErr w:type="spellStart"/>
             <w:r>
               <w:rPr>
                 <w:b/>
@@ -13082,7 +8786,6 @@
               </w:rPr>
               <w:t>Prioritas</w:t>
             </w:r>
-            <w:proofErr w:type="spellEnd"/>
           </w:p>
         </w:tc>
         <w:tc>
@@ -13133,7 +8836,6 @@
             </w:tcMar>
           </w:tcPr>
           <w:p>
-            <w:proofErr w:type="spellStart"/>
             <w:r>
               <w:rPr>
                 <w:b/>
@@ -13144,7 +8846,6 @@
               </w:rPr>
               <w:t>Catatan</w:t>
             </w:r>
-            <w:proofErr w:type="spellEnd"/>
           </w:p>
         </w:tc>
       </w:tr>
@@ -13201,25 +8902,7 @@
                 <w:sz w:val="20"/>
                 <w:szCs w:val="20"/>
               </w:rPr>
-              <w:t xml:space="preserve">Generate API key </w:t>
-            </w:r>
-            <w:proofErr w:type="spellStart"/>
-            <w:r>
-              <w:rPr>
-                <w:color w:val="1A1916"/>
-                <w:sz w:val="20"/>
-                <w:szCs w:val="20"/>
-              </w:rPr>
-              <w:t>unik</w:t>
-            </w:r>
-            <w:proofErr w:type="spellEnd"/>
-            <w:r>
-              <w:rPr>
-                <w:color w:val="1A1916"/>
-                <w:sz w:val="20"/>
-                <w:szCs w:val="20"/>
-              </w:rPr>
-              <w:t xml:space="preserve"> per user</w:t>
+              <w:t>Generate API key unik per user</w:t>
             </w:r>
           </w:p>
         </w:tc>
@@ -13241,7 +8924,6 @@
             </w:tcMar>
           </w:tcPr>
           <w:p>
-            <w:proofErr w:type="spellStart"/>
             <w:r>
               <w:rPr>
                 <w:b/>
@@ -13252,7 +8934,6 @@
               </w:rPr>
               <w:t>Rendah</w:t>
             </w:r>
-            <w:proofErr w:type="spellEnd"/>
           </w:p>
         </w:tc>
         <w:tc>
@@ -13301,23 +8982,13 @@
             </w:tcMar>
           </w:tcPr>
           <w:p>
-            <w:proofErr w:type="spellStart"/>
-            <w:r>
-              <w:rPr>
-                <w:color w:val="7A7870"/>
-                <w:sz w:val="20"/>
-                <w:szCs w:val="20"/>
-              </w:rPr>
-              <w:t>Simpan</w:t>
-            </w:r>
-            <w:proofErr w:type="spellEnd"/>
-            <w:r>
-              <w:rPr>
-                <w:color w:val="7A7870"/>
-                <w:sz w:val="20"/>
-                <w:szCs w:val="20"/>
-              </w:rPr>
-              <w:t xml:space="preserve"> hash di database</w:t>
+            <w:r>
+              <w:rPr>
+                <w:color w:val="7A7870"/>
+                <w:sz w:val="20"/>
+                <w:szCs w:val="20"/>
+              </w:rPr>
+              <w:t>Simpan hash di database</w:t>
             </w:r>
           </w:p>
         </w:tc>
@@ -13369,23 +9040,13 @@
             </w:tcMar>
           </w:tcPr>
           <w:p>
-            <w:proofErr w:type="spellStart"/>
             <w:r>
               <w:rPr>
                 <w:color w:val="1A1916"/>
                 <w:sz w:val="20"/>
                 <w:szCs w:val="20"/>
               </w:rPr>
-              <w:t>Autentikasi</w:t>
-            </w:r>
-            <w:proofErr w:type="spellEnd"/>
-            <w:r>
-              <w:rPr>
-                <w:color w:val="1A1916"/>
-                <w:sz w:val="20"/>
-                <w:szCs w:val="20"/>
-              </w:rPr>
-              <w:t xml:space="preserve"> via header X-API-Key</w:t>
+              <w:t>Autentikasi via header X-API-Key</w:t>
             </w:r>
           </w:p>
         </w:tc>
@@ -13407,7 +9068,6 @@
             </w:tcMar>
           </w:tcPr>
           <w:p>
-            <w:proofErr w:type="spellStart"/>
             <w:r>
               <w:rPr>
                 <w:b/>
@@ -13418,7 +9078,6 @@
               </w:rPr>
               <w:t>Rendah</w:t>
             </w:r>
-            <w:proofErr w:type="spellEnd"/>
           </w:p>
         </w:tc>
         <w:tc>
@@ -13473,43 +9132,7 @@
                 <w:sz w:val="20"/>
                 <w:szCs w:val="20"/>
               </w:rPr>
-              <w:t xml:space="preserve">Middleware </w:t>
-            </w:r>
-            <w:proofErr w:type="spellStart"/>
-            <w:r>
-              <w:rPr>
-                <w:color w:val="7A7870"/>
-                <w:sz w:val="20"/>
-                <w:szCs w:val="20"/>
-              </w:rPr>
-              <w:t>terpisah</w:t>
-            </w:r>
-            <w:proofErr w:type="spellEnd"/>
-            <w:r>
-              <w:rPr>
-                <w:color w:val="7A7870"/>
-                <w:sz w:val="20"/>
-                <w:szCs w:val="20"/>
-              </w:rPr>
-              <w:t xml:space="preserve"> </w:t>
-            </w:r>
-            <w:proofErr w:type="spellStart"/>
-            <w:r>
-              <w:rPr>
-                <w:color w:val="7A7870"/>
-                <w:sz w:val="20"/>
-                <w:szCs w:val="20"/>
-              </w:rPr>
-              <w:t>dari</w:t>
-            </w:r>
-            <w:proofErr w:type="spellEnd"/>
-            <w:r>
-              <w:rPr>
-                <w:color w:val="7A7870"/>
-                <w:sz w:val="20"/>
-                <w:szCs w:val="20"/>
-              </w:rPr>
-              <w:t xml:space="preserve"> JWT</w:t>
+              <w:t>Middleware terpisah dari JWT</w:t>
             </w:r>
           </w:p>
         </w:tc>
@@ -13567,25 +9190,7 @@
                 <w:sz w:val="20"/>
                 <w:szCs w:val="20"/>
               </w:rPr>
-              <w:t xml:space="preserve">Halaman </w:t>
-            </w:r>
-            <w:proofErr w:type="spellStart"/>
-            <w:r>
-              <w:rPr>
-                <w:color w:val="1A1916"/>
-                <w:sz w:val="20"/>
-                <w:szCs w:val="20"/>
-              </w:rPr>
-              <w:t>manajemen</w:t>
-            </w:r>
-            <w:proofErr w:type="spellEnd"/>
-            <w:r>
-              <w:rPr>
-                <w:color w:val="1A1916"/>
-                <w:sz w:val="20"/>
-                <w:szCs w:val="20"/>
-              </w:rPr>
-              <w:t xml:space="preserve"> API key di dashboard</w:t>
+              <w:t>Halaman manajemen API key di dashboard</w:t>
             </w:r>
           </w:p>
         </w:tc>
@@ -13607,7 +9212,6 @@
             </w:tcMar>
           </w:tcPr>
           <w:p>
-            <w:proofErr w:type="spellStart"/>
             <w:r>
               <w:rPr>
                 <w:b/>
@@ -13618,7 +9222,6 @@
               </w:rPr>
               <w:t>Rendah</w:t>
             </w:r>
-            <w:proofErr w:type="spellEnd"/>
           </w:p>
         </w:tc>
         <w:tc>
@@ -13673,25 +9276,7 @@
                 <w:sz w:val="20"/>
                 <w:szCs w:val="20"/>
               </w:rPr>
-              <w:t xml:space="preserve">Generate </w:t>
-            </w:r>
-            <w:proofErr w:type="spellStart"/>
-            <w:r>
-              <w:rPr>
-                <w:color w:val="7A7870"/>
-                <w:sz w:val="20"/>
-                <w:szCs w:val="20"/>
-              </w:rPr>
-              <w:t>ulang</w:t>
-            </w:r>
-            <w:proofErr w:type="spellEnd"/>
-            <w:r>
-              <w:rPr>
-                <w:color w:val="7A7870"/>
-                <w:sz w:val="20"/>
-                <w:szCs w:val="20"/>
-              </w:rPr>
-              <w:t>, revoke key</w:t>
+              <w:t>Generate ulang, revoke key</w:t>
             </w:r>
           </w:p>
         </w:tc>
@@ -13743,34 +9328,14 @@
             </w:tcMar>
           </w:tcPr>
           <w:p>
-            <w:proofErr w:type="spellStart"/>
             <w:r>
               <w:rPr>
                 <w:color w:val="1A1916"/>
                 <w:sz w:val="20"/>
                 <w:szCs w:val="20"/>
               </w:rPr>
-              <w:t>Dokumentasi</w:t>
-            </w:r>
-            <w:proofErr w:type="spellEnd"/>
-            <w:r>
-              <w:rPr>
-                <w:color w:val="1A1916"/>
-                <w:sz w:val="20"/>
-                <w:szCs w:val="20"/>
-              </w:rPr>
-              <w:t xml:space="preserve"> API </w:t>
-            </w:r>
-            <w:proofErr w:type="spellStart"/>
-            <w:r>
-              <w:rPr>
-                <w:color w:val="1A1916"/>
-                <w:sz w:val="20"/>
-                <w:szCs w:val="20"/>
-              </w:rPr>
-              <w:t>sederhana</w:t>
-            </w:r>
-            <w:proofErr w:type="spellEnd"/>
+              <w:t>Dokumentasi API sederhana</w:t>
+            </w:r>
           </w:p>
         </w:tc>
         <w:tc>
@@ -13791,7 +9356,6 @@
             </w:tcMar>
           </w:tcPr>
           <w:p>
-            <w:proofErr w:type="spellStart"/>
             <w:r>
               <w:rPr>
                 <w:b/>
@@ -13802,7 +9366,6 @@
               </w:rPr>
               <w:t>Rendah</w:t>
             </w:r>
-            <w:proofErr w:type="spellEnd"/>
           </w:p>
         </w:tc>
         <w:tc>
@@ -13857,36 +9420,8 @@
                 <w:sz w:val="20"/>
                 <w:szCs w:val="20"/>
               </w:rPr>
-              <w:t xml:space="preserve">Bisa </w:t>
-            </w:r>
-            <w:proofErr w:type="spellStart"/>
-            <w:r>
-              <w:rPr>
-                <w:color w:val="7A7870"/>
-                <w:sz w:val="20"/>
-                <w:szCs w:val="20"/>
-              </w:rPr>
-              <w:t>pakai</w:t>
-            </w:r>
-            <w:proofErr w:type="spellEnd"/>
-            <w:r>
-              <w:rPr>
-                <w:color w:val="7A7870"/>
-                <w:sz w:val="20"/>
-                <w:szCs w:val="20"/>
-              </w:rPr>
-              <w:t xml:space="preserve"> Swagger/</w:t>
-            </w:r>
-            <w:proofErr w:type="spellStart"/>
-            <w:r>
-              <w:rPr>
-                <w:color w:val="7A7870"/>
-                <w:sz w:val="20"/>
-                <w:szCs w:val="20"/>
-              </w:rPr>
-              <w:t>OpenAPI</w:t>
-            </w:r>
-            <w:proofErr w:type="spellEnd"/>
+              <w:t>Bisa pakai Swagger/OpenAPI</w:t>
+            </w:r>
           </w:p>
         </w:tc>
       </w:tr>
@@ -13904,146 +9439,18 @@
         <w:pStyle w:val="Heading1"/>
       </w:pPr>
       <w:r>
-        <w:t>Skema Database (</w:t>
-      </w:r>
-      <w:proofErr w:type="spellStart"/>
-      <w:r>
-        <w:t>Ringkasan</w:t>
-      </w:r>
-      <w:proofErr w:type="spellEnd"/>
-      <w:r>
-        <w:t>)</w:t>
+        <w:t>Skema Database (Ringkasan)</w:t>
       </w:r>
     </w:p>
     <w:p>
       <w:pPr>
         <w:spacing w:before="60" w:after="60"/>
       </w:pPr>
-      <w:proofErr w:type="spellStart"/>
       <w:r>
         <w:rPr>
           <w:color w:val="1A1916"/>
         </w:rPr>
-        <w:t>Tiga</w:t>
-      </w:r>
-      <w:proofErr w:type="spellEnd"/>
-      <w:r>
-        <w:rPr>
-          <w:color w:val="1A1916"/>
-        </w:rPr>
-        <w:t xml:space="preserve"> </w:t>
-      </w:r>
-      <w:proofErr w:type="spellStart"/>
-      <w:r>
-        <w:rPr>
-          <w:color w:val="1A1916"/>
-        </w:rPr>
-        <w:t>tabel</w:t>
-      </w:r>
-      <w:proofErr w:type="spellEnd"/>
-      <w:r>
-        <w:rPr>
-          <w:color w:val="1A1916"/>
-        </w:rPr>
-        <w:t xml:space="preserve"> </w:t>
-      </w:r>
-      <w:proofErr w:type="spellStart"/>
-      <w:r>
-        <w:rPr>
-          <w:color w:val="1A1916"/>
-        </w:rPr>
-        <w:t>utama</w:t>
-      </w:r>
-      <w:proofErr w:type="spellEnd"/>
-      <w:r>
-        <w:rPr>
-          <w:color w:val="1A1916"/>
-        </w:rPr>
-        <w:t xml:space="preserve"> yang </w:t>
-      </w:r>
-      <w:proofErr w:type="spellStart"/>
-      <w:r>
-        <w:rPr>
-          <w:color w:val="1A1916"/>
-        </w:rPr>
-        <w:t>dibutuhkan</w:t>
-      </w:r>
-      <w:proofErr w:type="spellEnd"/>
-      <w:r>
-        <w:rPr>
-          <w:color w:val="1A1916"/>
-        </w:rPr>
-        <w:t xml:space="preserve"> </w:t>
-      </w:r>
-      <w:proofErr w:type="spellStart"/>
-      <w:r>
-        <w:rPr>
-          <w:color w:val="1A1916"/>
-        </w:rPr>
-        <w:t>untuk</w:t>
-      </w:r>
-      <w:proofErr w:type="spellEnd"/>
-      <w:r>
-        <w:rPr>
-          <w:color w:val="1A1916"/>
-        </w:rPr>
-        <w:t xml:space="preserve"> </w:t>
-      </w:r>
-      <w:proofErr w:type="spellStart"/>
-      <w:r>
-        <w:rPr>
-          <w:color w:val="1A1916"/>
-        </w:rPr>
-        <w:t>mendukung</w:t>
-      </w:r>
-      <w:proofErr w:type="spellEnd"/>
-      <w:r>
-        <w:rPr>
-          <w:color w:val="1A1916"/>
-        </w:rPr>
-        <w:t xml:space="preserve"> </w:t>
-      </w:r>
-      <w:proofErr w:type="spellStart"/>
-      <w:r>
-        <w:rPr>
-          <w:color w:val="1A1916"/>
-        </w:rPr>
-        <w:t>semua</w:t>
-      </w:r>
-      <w:proofErr w:type="spellEnd"/>
-      <w:r>
-        <w:rPr>
-          <w:color w:val="1A1916"/>
-        </w:rPr>
-        <w:t xml:space="preserve"> </w:t>
-      </w:r>
-      <w:proofErr w:type="spellStart"/>
-      <w:r>
-        <w:rPr>
-          <w:color w:val="1A1916"/>
-        </w:rPr>
-        <w:t>fitur</w:t>
-      </w:r>
-      <w:proofErr w:type="spellEnd"/>
-      <w:r>
-        <w:rPr>
-          <w:color w:val="1A1916"/>
-        </w:rPr>
-        <w:t xml:space="preserve"> di </w:t>
-      </w:r>
-      <w:proofErr w:type="spellStart"/>
-      <w:r>
-        <w:rPr>
-          <w:color w:val="1A1916"/>
-        </w:rPr>
-        <w:t>atas</w:t>
-      </w:r>
-      <w:proofErr w:type="spellEnd"/>
-      <w:r>
-        <w:rPr>
-          <w:color w:val="1A1916"/>
-        </w:rPr>
-        <w:t>:</w:t>
+        <w:t>Tiga tabel utama yang dibutuhkan untuk mendukung semua fitur di atas:</w:t>
       </w:r>
     </w:p>
     <w:p>
@@ -14155,7 +9562,6 @@
             </w:tcMar>
           </w:tcPr>
           <w:p>
-            <w:proofErr w:type="spellStart"/>
             <w:r>
               <w:rPr>
                 <w:b/>
@@ -14166,7 +9572,6 @@
               </w:rPr>
               <w:t>Keterangan</w:t>
             </w:r>
-            <w:proofErr w:type="spellEnd"/>
           </w:p>
         </w:tc>
       </w:tr>
@@ -14223,36 +9628,8 @@
                 <w:sz w:val="20"/>
                 <w:szCs w:val="20"/>
               </w:rPr>
-              <w:t xml:space="preserve">id, email, </w:t>
-            </w:r>
-            <w:proofErr w:type="spellStart"/>
-            <w:r>
-              <w:rPr>
-                <w:color w:val="7A7870"/>
-                <w:sz w:val="20"/>
-                <w:szCs w:val="20"/>
-              </w:rPr>
-              <w:t>password_hash</w:t>
-            </w:r>
-            <w:proofErr w:type="spellEnd"/>
-            <w:r>
-              <w:rPr>
-                <w:color w:val="7A7870"/>
-                <w:sz w:val="20"/>
-                <w:szCs w:val="20"/>
-              </w:rPr>
-              <w:t xml:space="preserve">, </w:t>
-            </w:r>
-            <w:proofErr w:type="spellStart"/>
-            <w:r>
-              <w:rPr>
-                <w:color w:val="7A7870"/>
-                <w:sz w:val="20"/>
-                <w:szCs w:val="20"/>
-              </w:rPr>
-              <w:t>created_at</w:t>
-            </w:r>
-            <w:proofErr w:type="spellEnd"/>
+              <w:t>id, email, password_hash, created_at</w:t>
+            </w:r>
           </w:p>
         </w:tc>
         <w:tc>
@@ -14279,133 +9656,7 @@
                 <w:sz w:val="20"/>
                 <w:szCs w:val="20"/>
               </w:rPr>
-              <w:t xml:space="preserve">Data </w:t>
-            </w:r>
-            <w:proofErr w:type="spellStart"/>
-            <w:r>
-              <w:rPr>
-                <w:color w:val="7A7870"/>
-                <w:sz w:val="20"/>
-                <w:szCs w:val="20"/>
-              </w:rPr>
-              <w:t>akun</w:t>
-            </w:r>
-            <w:proofErr w:type="spellEnd"/>
-            <w:r>
-              <w:rPr>
-                <w:color w:val="7A7870"/>
-                <w:sz w:val="20"/>
-                <w:szCs w:val="20"/>
-              </w:rPr>
-              <w:t xml:space="preserve"> </w:t>
-            </w:r>
-            <w:proofErr w:type="spellStart"/>
-            <w:r>
-              <w:rPr>
-                <w:color w:val="7A7870"/>
-                <w:sz w:val="20"/>
-                <w:szCs w:val="20"/>
-              </w:rPr>
-              <w:t>pengguna</w:t>
-            </w:r>
-            <w:proofErr w:type="spellEnd"/>
-            <w:r>
-              <w:rPr>
-                <w:color w:val="7A7870"/>
-                <w:sz w:val="20"/>
-                <w:szCs w:val="20"/>
-              </w:rPr>
-              <w:t xml:space="preserve">. Password </w:t>
-            </w:r>
-            <w:proofErr w:type="spellStart"/>
-            <w:r>
-              <w:rPr>
-                <w:color w:val="7A7870"/>
-                <w:sz w:val="20"/>
-                <w:szCs w:val="20"/>
-              </w:rPr>
-              <w:t>disimpan</w:t>
-            </w:r>
-            <w:proofErr w:type="spellEnd"/>
-            <w:r>
-              <w:rPr>
-                <w:color w:val="7A7870"/>
-                <w:sz w:val="20"/>
-                <w:szCs w:val="20"/>
-              </w:rPr>
-              <w:t xml:space="preserve"> </w:t>
-            </w:r>
-            <w:proofErr w:type="spellStart"/>
-            <w:r>
-              <w:rPr>
-                <w:color w:val="7A7870"/>
-                <w:sz w:val="20"/>
-                <w:szCs w:val="20"/>
-              </w:rPr>
-              <w:t>sebagai</w:t>
-            </w:r>
-            <w:proofErr w:type="spellEnd"/>
-            <w:r>
-              <w:rPr>
-                <w:color w:val="7A7870"/>
-                <w:sz w:val="20"/>
-                <w:szCs w:val="20"/>
-              </w:rPr>
-              <w:t xml:space="preserve"> </w:t>
-            </w:r>
-            <w:proofErr w:type="spellStart"/>
-            <w:r>
-              <w:rPr>
-                <w:color w:val="7A7870"/>
-                <w:sz w:val="20"/>
-                <w:szCs w:val="20"/>
-              </w:rPr>
-              <w:t>bcrypt</w:t>
-            </w:r>
-            <w:proofErr w:type="spellEnd"/>
-            <w:r>
-              <w:rPr>
-                <w:color w:val="7A7870"/>
-                <w:sz w:val="20"/>
-                <w:szCs w:val="20"/>
-              </w:rPr>
-              <w:t xml:space="preserve"> hash, </w:t>
-            </w:r>
-            <w:proofErr w:type="spellStart"/>
-            <w:r>
-              <w:rPr>
-                <w:color w:val="7A7870"/>
-                <w:sz w:val="20"/>
-                <w:szCs w:val="20"/>
-              </w:rPr>
-              <w:t>tidak</w:t>
-            </w:r>
-            <w:proofErr w:type="spellEnd"/>
-            <w:r>
-              <w:rPr>
-                <w:color w:val="7A7870"/>
-                <w:sz w:val="20"/>
-                <w:szCs w:val="20"/>
-              </w:rPr>
-              <w:t xml:space="preserve"> </w:t>
-            </w:r>
-            <w:proofErr w:type="spellStart"/>
-            <w:r>
-              <w:rPr>
-                <w:color w:val="7A7870"/>
-                <w:sz w:val="20"/>
-                <w:szCs w:val="20"/>
-              </w:rPr>
-              <w:t>pernah</w:t>
-            </w:r>
-            <w:proofErr w:type="spellEnd"/>
-            <w:r>
-              <w:rPr>
-                <w:color w:val="7A7870"/>
-                <w:sz w:val="20"/>
-                <w:szCs w:val="20"/>
-              </w:rPr>
-              <w:t xml:space="preserve"> plaintext.</w:t>
+              <w:t>Data akun pengguna. Password disimpan sebagai bcrypt hash, tidak pernah plaintext.</w:t>
             </w:r>
           </w:p>
         </w:tc>
@@ -14463,72 +9714,8 @@
                 <w:sz w:val="20"/>
                 <w:szCs w:val="20"/>
               </w:rPr>
-              <w:t xml:space="preserve">id, slug, </w:t>
-            </w:r>
-            <w:proofErr w:type="spellStart"/>
-            <w:r>
-              <w:rPr>
-                <w:color w:val="7A7870"/>
-                <w:sz w:val="20"/>
-                <w:szCs w:val="20"/>
-              </w:rPr>
-              <w:t>original_url</w:t>
-            </w:r>
-            <w:proofErr w:type="spellEnd"/>
-            <w:r>
-              <w:rPr>
-                <w:color w:val="7A7870"/>
-                <w:sz w:val="20"/>
-                <w:szCs w:val="20"/>
-              </w:rPr>
-              <w:t xml:space="preserve">, </w:t>
-            </w:r>
-            <w:proofErr w:type="spellStart"/>
-            <w:r>
-              <w:rPr>
-                <w:color w:val="7A7870"/>
-                <w:sz w:val="20"/>
-                <w:szCs w:val="20"/>
-              </w:rPr>
-              <w:t>user_id</w:t>
-            </w:r>
-            <w:proofErr w:type="spellEnd"/>
-            <w:r>
-              <w:rPr>
-                <w:color w:val="7A7870"/>
-                <w:sz w:val="20"/>
-                <w:szCs w:val="20"/>
-              </w:rPr>
-              <w:t xml:space="preserve">, clicks, </w:t>
-            </w:r>
-            <w:proofErr w:type="spellStart"/>
-            <w:r>
-              <w:rPr>
-                <w:color w:val="7A7870"/>
-                <w:sz w:val="20"/>
-                <w:szCs w:val="20"/>
-              </w:rPr>
-              <w:t>expired_at</w:t>
-            </w:r>
-            <w:proofErr w:type="spellEnd"/>
-            <w:r>
-              <w:rPr>
-                <w:color w:val="7A7870"/>
-                <w:sz w:val="20"/>
-                <w:szCs w:val="20"/>
-              </w:rPr>
-              <w:t xml:space="preserve">, </w:t>
-            </w:r>
-            <w:proofErr w:type="spellStart"/>
-            <w:r>
-              <w:rPr>
-                <w:color w:val="7A7870"/>
-                <w:sz w:val="20"/>
-                <w:szCs w:val="20"/>
-              </w:rPr>
-              <w:t>max_clicks</w:t>
-            </w:r>
-            <w:proofErr w:type="spellEnd"/>
+              <w:t>id, slug, original_url, user_id, clicks, expired_at, max_clicks</w:t>
+            </w:r>
           </w:p>
         </w:tc>
         <w:tc>
@@ -14555,115 +9742,7 @@
                 <w:sz w:val="20"/>
                 <w:szCs w:val="20"/>
               </w:rPr>
-              <w:t xml:space="preserve">Data </w:t>
-            </w:r>
-            <w:proofErr w:type="spellStart"/>
-            <w:r>
-              <w:rPr>
-                <w:color w:val="7A7870"/>
-                <w:sz w:val="20"/>
-                <w:szCs w:val="20"/>
-              </w:rPr>
-              <w:t>setiap</w:t>
-            </w:r>
-            <w:proofErr w:type="spellEnd"/>
-            <w:r>
-              <w:rPr>
-                <w:color w:val="7A7870"/>
-                <w:sz w:val="20"/>
-                <w:szCs w:val="20"/>
-              </w:rPr>
-              <w:t xml:space="preserve"> link </w:t>
-            </w:r>
-            <w:proofErr w:type="spellStart"/>
-            <w:r>
-              <w:rPr>
-                <w:color w:val="7A7870"/>
-                <w:sz w:val="20"/>
-                <w:szCs w:val="20"/>
-              </w:rPr>
-              <w:t>pendek</w:t>
-            </w:r>
-            <w:proofErr w:type="spellEnd"/>
-            <w:r>
-              <w:rPr>
-                <w:color w:val="7A7870"/>
-                <w:sz w:val="20"/>
-                <w:szCs w:val="20"/>
-              </w:rPr>
-              <w:t xml:space="preserve">. </w:t>
-            </w:r>
-            <w:proofErr w:type="spellStart"/>
-            <w:r>
-              <w:rPr>
-                <w:color w:val="7A7870"/>
-                <w:sz w:val="20"/>
-                <w:szCs w:val="20"/>
-              </w:rPr>
-              <w:t>user_id</w:t>
-            </w:r>
-            <w:proofErr w:type="spellEnd"/>
-            <w:r>
-              <w:rPr>
-                <w:color w:val="7A7870"/>
-                <w:sz w:val="20"/>
-                <w:szCs w:val="20"/>
-              </w:rPr>
-              <w:t xml:space="preserve"> </w:t>
-            </w:r>
-            <w:proofErr w:type="spellStart"/>
-            <w:r>
-              <w:rPr>
-                <w:color w:val="7A7870"/>
-                <w:sz w:val="20"/>
-                <w:szCs w:val="20"/>
-              </w:rPr>
-              <w:t>adalah</w:t>
-            </w:r>
-            <w:proofErr w:type="spellEnd"/>
-            <w:r>
-              <w:rPr>
-                <w:color w:val="7A7870"/>
-                <w:sz w:val="20"/>
-                <w:szCs w:val="20"/>
-              </w:rPr>
-              <w:t xml:space="preserve"> foreign key </w:t>
-            </w:r>
-            <w:proofErr w:type="spellStart"/>
-            <w:r>
-              <w:rPr>
-                <w:color w:val="7A7870"/>
-                <w:sz w:val="20"/>
-                <w:szCs w:val="20"/>
-              </w:rPr>
-              <w:t>ke</w:t>
-            </w:r>
-            <w:proofErr w:type="spellEnd"/>
-            <w:r>
-              <w:rPr>
-                <w:color w:val="7A7870"/>
-                <w:sz w:val="20"/>
-                <w:szCs w:val="20"/>
-              </w:rPr>
-              <w:t xml:space="preserve"> </w:t>
-            </w:r>
-            <w:proofErr w:type="spellStart"/>
-            <w:r>
-              <w:rPr>
-                <w:color w:val="7A7870"/>
-                <w:sz w:val="20"/>
-                <w:szCs w:val="20"/>
-              </w:rPr>
-              <w:t>tabel</w:t>
-            </w:r>
-            <w:proofErr w:type="spellEnd"/>
-            <w:r>
-              <w:rPr>
-                <w:color w:val="7A7870"/>
-                <w:sz w:val="20"/>
-                <w:szCs w:val="20"/>
-              </w:rPr>
-              <w:t xml:space="preserve"> users.</w:t>
+              <w:t>Data setiap link pendek. user_id adalah foreign key ke tabel users.</w:t>
             </w:r>
           </w:p>
         </w:tc>
@@ -14687,7 +9766,6 @@
             </w:tcMar>
           </w:tcPr>
           <w:p>
-            <w:proofErr w:type="spellStart"/>
             <w:r>
               <w:rPr>
                 <w:color w:val="1A1916"/>
@@ -14696,7 +9774,6 @@
               </w:rPr>
               <w:t>click_logs</w:t>
             </w:r>
-            <w:proofErr w:type="spellEnd"/>
           </w:p>
         </w:tc>
         <w:tc>
@@ -14723,79 +9800,7 @@
                 <w:sz w:val="20"/>
                 <w:szCs w:val="20"/>
               </w:rPr>
-              <w:t xml:space="preserve">id, </w:t>
-            </w:r>
-            <w:proofErr w:type="spellStart"/>
-            <w:r>
-              <w:rPr>
-                <w:color w:val="7A7870"/>
-                <w:sz w:val="20"/>
-                <w:szCs w:val="20"/>
-              </w:rPr>
-              <w:t>link_id</w:t>
-            </w:r>
-            <w:proofErr w:type="spellEnd"/>
-            <w:r>
-              <w:rPr>
-                <w:color w:val="7A7870"/>
-                <w:sz w:val="20"/>
-                <w:szCs w:val="20"/>
-              </w:rPr>
-              <w:t xml:space="preserve">, </w:t>
-            </w:r>
-            <w:proofErr w:type="spellStart"/>
-            <w:r>
-              <w:rPr>
-                <w:color w:val="7A7870"/>
-                <w:sz w:val="20"/>
-                <w:szCs w:val="20"/>
-              </w:rPr>
-              <w:t>clicked_at</w:t>
-            </w:r>
-            <w:proofErr w:type="spellEnd"/>
-            <w:r>
-              <w:rPr>
-                <w:color w:val="7A7870"/>
-                <w:sz w:val="20"/>
-                <w:szCs w:val="20"/>
-              </w:rPr>
-              <w:t xml:space="preserve">, </w:t>
-            </w:r>
-            <w:proofErr w:type="spellStart"/>
-            <w:r>
-              <w:rPr>
-                <w:color w:val="7A7870"/>
-                <w:sz w:val="20"/>
-                <w:szCs w:val="20"/>
-              </w:rPr>
-              <w:t>ip_address</w:t>
-            </w:r>
-            <w:proofErr w:type="spellEnd"/>
-            <w:r>
-              <w:rPr>
-                <w:color w:val="7A7870"/>
-                <w:sz w:val="20"/>
-                <w:szCs w:val="20"/>
-              </w:rPr>
-              <w:t xml:space="preserve">, </w:t>
-            </w:r>
-            <w:proofErr w:type="spellStart"/>
-            <w:r>
-              <w:rPr>
-                <w:color w:val="7A7870"/>
-                <w:sz w:val="20"/>
-                <w:szCs w:val="20"/>
-              </w:rPr>
-              <w:t>user_agent</w:t>
-            </w:r>
-            <w:proofErr w:type="spellEnd"/>
-            <w:r>
-              <w:rPr>
-                <w:color w:val="7A7870"/>
-                <w:sz w:val="20"/>
-                <w:szCs w:val="20"/>
-              </w:rPr>
-              <w:t>, country</w:t>
+              <w:t>id, link_id, clicked_at, ip_address, user_agent, country</w:t>
             </w:r>
           </w:p>
         </w:tc>
@@ -14823,151 +9828,7 @@
                 <w:sz w:val="20"/>
                 <w:szCs w:val="20"/>
               </w:rPr>
-              <w:t xml:space="preserve">Log </w:t>
-            </w:r>
-            <w:proofErr w:type="spellStart"/>
-            <w:r>
-              <w:rPr>
-                <w:color w:val="7A7870"/>
-                <w:sz w:val="20"/>
-                <w:szCs w:val="20"/>
-              </w:rPr>
-              <w:t>setiap</w:t>
-            </w:r>
-            <w:proofErr w:type="spellEnd"/>
-            <w:r>
-              <w:rPr>
-                <w:color w:val="7A7870"/>
-                <w:sz w:val="20"/>
-                <w:szCs w:val="20"/>
-              </w:rPr>
-              <w:t xml:space="preserve"> </w:t>
-            </w:r>
-            <w:proofErr w:type="spellStart"/>
-            <w:r>
-              <w:rPr>
-                <w:color w:val="7A7870"/>
-                <w:sz w:val="20"/>
-                <w:szCs w:val="20"/>
-              </w:rPr>
-              <w:t>klik</w:t>
-            </w:r>
-            <w:proofErr w:type="spellEnd"/>
-            <w:r>
-              <w:rPr>
-                <w:color w:val="7A7870"/>
-                <w:sz w:val="20"/>
-                <w:szCs w:val="20"/>
-              </w:rPr>
-              <w:t xml:space="preserve">. </w:t>
-            </w:r>
-            <w:proofErr w:type="spellStart"/>
-            <w:r>
-              <w:rPr>
-                <w:color w:val="7A7870"/>
-                <w:sz w:val="20"/>
-                <w:szCs w:val="20"/>
-              </w:rPr>
-              <w:t>link_id</w:t>
-            </w:r>
-            <w:proofErr w:type="spellEnd"/>
-            <w:r>
-              <w:rPr>
-                <w:color w:val="7A7870"/>
-                <w:sz w:val="20"/>
-                <w:szCs w:val="20"/>
-              </w:rPr>
-              <w:t xml:space="preserve"> </w:t>
-            </w:r>
-            <w:proofErr w:type="spellStart"/>
-            <w:r>
-              <w:rPr>
-                <w:color w:val="7A7870"/>
-                <w:sz w:val="20"/>
-                <w:szCs w:val="20"/>
-              </w:rPr>
-              <w:t>adalah</w:t>
-            </w:r>
-            <w:proofErr w:type="spellEnd"/>
-            <w:r>
-              <w:rPr>
-                <w:color w:val="7A7870"/>
-                <w:sz w:val="20"/>
-                <w:szCs w:val="20"/>
-              </w:rPr>
-              <w:t xml:space="preserve"> foreign key </w:t>
-            </w:r>
-            <w:proofErr w:type="spellStart"/>
-            <w:r>
-              <w:rPr>
-                <w:color w:val="7A7870"/>
-                <w:sz w:val="20"/>
-                <w:szCs w:val="20"/>
-              </w:rPr>
-              <w:t>ke</w:t>
-            </w:r>
-            <w:proofErr w:type="spellEnd"/>
-            <w:r>
-              <w:rPr>
-                <w:color w:val="7A7870"/>
-                <w:sz w:val="20"/>
-                <w:szCs w:val="20"/>
-              </w:rPr>
-              <w:t xml:space="preserve"> </w:t>
-            </w:r>
-            <w:proofErr w:type="spellStart"/>
-            <w:r>
-              <w:rPr>
-                <w:color w:val="7A7870"/>
-                <w:sz w:val="20"/>
-                <w:szCs w:val="20"/>
-              </w:rPr>
-              <w:t>tabel</w:t>
-            </w:r>
-            <w:proofErr w:type="spellEnd"/>
-            <w:r>
-              <w:rPr>
-                <w:color w:val="7A7870"/>
-                <w:sz w:val="20"/>
-                <w:szCs w:val="20"/>
-              </w:rPr>
-              <w:t xml:space="preserve"> links. </w:t>
-            </w:r>
-            <w:proofErr w:type="spellStart"/>
-            <w:r>
-              <w:rPr>
-                <w:color w:val="7A7870"/>
-                <w:sz w:val="20"/>
-                <w:szCs w:val="20"/>
-              </w:rPr>
-              <w:t>Digunakan</w:t>
-            </w:r>
-            <w:proofErr w:type="spellEnd"/>
-            <w:r>
-              <w:rPr>
-                <w:color w:val="7A7870"/>
-                <w:sz w:val="20"/>
-                <w:szCs w:val="20"/>
-              </w:rPr>
-              <w:t xml:space="preserve"> </w:t>
-            </w:r>
-            <w:proofErr w:type="spellStart"/>
-            <w:r>
-              <w:rPr>
-                <w:color w:val="7A7870"/>
-                <w:sz w:val="20"/>
-                <w:szCs w:val="20"/>
-              </w:rPr>
-              <w:t>untuk</w:t>
-            </w:r>
-            <w:proofErr w:type="spellEnd"/>
-            <w:r>
-              <w:rPr>
-                <w:color w:val="7A7870"/>
-                <w:sz w:val="20"/>
-                <w:szCs w:val="20"/>
-              </w:rPr>
-              <w:t xml:space="preserve"> analytics.</w:t>
+              <w:t>Log setiap klik. link_id adalah foreign key ke tabel links. Digunakan untuk analytics.</w:t>
             </w:r>
           </w:p>
         </w:tc>
@@ -14985,13 +9846,8 @@
       <w:pPr>
         <w:pStyle w:val="Heading1"/>
       </w:pPr>
-      <w:proofErr w:type="spellStart"/>
       <w:r>
-        <w:t>Catatan</w:t>
-      </w:r>
-      <w:proofErr w:type="spellEnd"/>
-      <w:r>
-        <w:t xml:space="preserve"> &amp; Tips</w:t>
+        <w:t>Catatan &amp; Tips</w:t>
       </w:r>
     </w:p>
     <w:p>
@@ -15007,265 +9863,7 @@
         <w:rPr>
           <w:color w:val="1A1916"/>
         </w:rPr>
-        <w:t xml:space="preserve">Mulai </w:t>
-      </w:r>
-      <w:proofErr w:type="spellStart"/>
-      <w:r>
-        <w:rPr>
-          <w:color w:val="1A1916"/>
-        </w:rPr>
-        <w:t>dari</w:t>
-      </w:r>
-      <w:proofErr w:type="spellEnd"/>
-      <w:r>
-        <w:rPr>
-          <w:color w:val="1A1916"/>
-        </w:rPr>
-        <w:t xml:space="preserve"> Redirect </w:t>
-      </w:r>
-      <w:proofErr w:type="spellStart"/>
-      <w:r>
-        <w:rPr>
-          <w:color w:val="1A1916"/>
-        </w:rPr>
-        <w:t>dulu</w:t>
-      </w:r>
-      <w:proofErr w:type="spellEnd"/>
-      <w:r>
-        <w:rPr>
-          <w:color w:val="1A1916"/>
-        </w:rPr>
-        <w:t xml:space="preserve"> — </w:t>
-      </w:r>
-      <w:proofErr w:type="spellStart"/>
-      <w:r>
-        <w:rPr>
-          <w:color w:val="1A1916"/>
-        </w:rPr>
-        <w:t>tanpa</w:t>
-      </w:r>
-      <w:proofErr w:type="spellEnd"/>
-      <w:r>
-        <w:rPr>
-          <w:color w:val="1A1916"/>
-        </w:rPr>
-        <w:t xml:space="preserve"> </w:t>
-      </w:r>
-      <w:proofErr w:type="spellStart"/>
-      <w:r>
-        <w:rPr>
-          <w:color w:val="1A1916"/>
-        </w:rPr>
-        <w:t>ini</w:t>
-      </w:r>
-      <w:proofErr w:type="spellEnd"/>
-      <w:r>
-        <w:rPr>
-          <w:color w:val="1A1916"/>
-        </w:rPr>
-        <w:t xml:space="preserve">, </w:t>
-      </w:r>
-      <w:proofErr w:type="spellStart"/>
-      <w:r>
-        <w:rPr>
-          <w:color w:val="1A1916"/>
-        </w:rPr>
-        <w:t>aplikasi</w:t>
-      </w:r>
-      <w:proofErr w:type="spellEnd"/>
-      <w:r>
-        <w:rPr>
-          <w:color w:val="1A1916"/>
-        </w:rPr>
-        <w:t xml:space="preserve"> </w:t>
-      </w:r>
-      <w:proofErr w:type="spellStart"/>
-      <w:r>
-        <w:rPr>
-          <w:color w:val="1A1916"/>
-        </w:rPr>
-        <w:t>belum</w:t>
-      </w:r>
-      <w:proofErr w:type="spellEnd"/>
-      <w:r>
-        <w:rPr>
-          <w:color w:val="1A1916"/>
-        </w:rPr>
-        <w:t xml:space="preserve"> </w:t>
-      </w:r>
-      <w:proofErr w:type="spellStart"/>
-      <w:r>
-        <w:rPr>
-          <w:color w:val="1A1916"/>
-        </w:rPr>
-        <w:t>bisa</w:t>
-      </w:r>
-      <w:proofErr w:type="spellEnd"/>
-      <w:r>
-        <w:rPr>
-          <w:color w:val="1A1916"/>
-        </w:rPr>
-        <w:t xml:space="preserve"> </w:t>
-      </w:r>
-      <w:proofErr w:type="spellStart"/>
-      <w:r>
-        <w:rPr>
-          <w:color w:val="1A1916"/>
-        </w:rPr>
-        <w:t>disebut</w:t>
-      </w:r>
-      <w:proofErr w:type="spellEnd"/>
-      <w:r>
-        <w:rPr>
-          <w:color w:val="1A1916"/>
-        </w:rPr>
-        <w:t xml:space="preserve"> URL shortener</w:t>
-      </w:r>
-    </w:p>
-    <w:p>
-      <w:pPr>
-        <w:pStyle w:val="ListParagraph"/>
-        <w:numPr>
-          <w:ilvl w:val="0"/>
-          <w:numId w:val="2"/>
-        </w:numPr>
-        <w:spacing w:before="40" w:after="40"/>
-      </w:pPr>
-      <w:proofErr w:type="spellStart"/>
-      <w:r>
-        <w:rPr>
-          <w:color w:val="1A1916"/>
-        </w:rPr>
-        <w:t>Gunakan</w:t>
-      </w:r>
-      <w:proofErr w:type="spellEnd"/>
-      <w:r>
-        <w:rPr>
-          <w:color w:val="1A1916"/>
-        </w:rPr>
-        <w:t xml:space="preserve"> database migration tool </w:t>
-      </w:r>
-      <w:proofErr w:type="spellStart"/>
-      <w:r>
-        <w:rPr>
-          <w:color w:val="1A1916"/>
-        </w:rPr>
-        <w:t>seperti</w:t>
-      </w:r>
-      <w:proofErr w:type="spellEnd"/>
-      <w:r>
-        <w:rPr>
-          <w:color w:val="1A1916"/>
-        </w:rPr>
-        <w:t xml:space="preserve"> </w:t>
-      </w:r>
-      <w:proofErr w:type="spellStart"/>
-      <w:r>
-        <w:rPr>
-          <w:color w:val="1A1916"/>
-        </w:rPr>
-        <w:t>golang</w:t>
-      </w:r>
-      <w:proofErr w:type="spellEnd"/>
-      <w:r>
-        <w:rPr>
-          <w:color w:val="1A1916"/>
-        </w:rPr>
-        <w:t xml:space="preserve">-migrate agar </w:t>
-      </w:r>
-      <w:proofErr w:type="spellStart"/>
-      <w:r>
-        <w:rPr>
-          <w:color w:val="1A1916"/>
-        </w:rPr>
-        <w:t>perubahan</w:t>
-      </w:r>
-      <w:proofErr w:type="spellEnd"/>
-      <w:r>
-        <w:rPr>
-          <w:color w:val="1A1916"/>
-        </w:rPr>
-        <w:t xml:space="preserve"> </w:t>
-      </w:r>
-      <w:proofErr w:type="spellStart"/>
-      <w:r>
-        <w:rPr>
-          <w:color w:val="1A1916"/>
-        </w:rPr>
-        <w:t>skema</w:t>
-      </w:r>
-      <w:proofErr w:type="spellEnd"/>
-      <w:r>
-        <w:rPr>
-          <w:color w:val="1A1916"/>
-        </w:rPr>
-        <w:t xml:space="preserve"> </w:t>
-      </w:r>
-      <w:proofErr w:type="spellStart"/>
-      <w:r>
-        <w:rPr>
-          <w:color w:val="1A1916"/>
-        </w:rPr>
-        <w:t>bisa</w:t>
-      </w:r>
-      <w:proofErr w:type="spellEnd"/>
-      <w:r>
-        <w:rPr>
-          <w:color w:val="1A1916"/>
-        </w:rPr>
-        <w:t xml:space="preserve"> di-track</w:t>
-      </w:r>
-    </w:p>
-    <w:p>
-      <w:pPr>
-        <w:pStyle w:val="ListParagraph"/>
-        <w:numPr>
-          <w:ilvl w:val="0"/>
-          <w:numId w:val="2"/>
-        </w:numPr>
-        <w:spacing w:before="40" w:after="40"/>
-      </w:pPr>
-      <w:proofErr w:type="spellStart"/>
-      <w:r>
-        <w:rPr>
-          <w:color w:val="1A1916"/>
-        </w:rPr>
-        <w:t>Simpan</w:t>
-      </w:r>
-      <w:proofErr w:type="spellEnd"/>
-      <w:r>
-        <w:rPr>
-          <w:color w:val="1A1916"/>
-        </w:rPr>
-        <w:t xml:space="preserve"> </w:t>
-      </w:r>
-      <w:proofErr w:type="spellStart"/>
-      <w:r>
-        <w:rPr>
-          <w:color w:val="1A1916"/>
-        </w:rPr>
-        <w:t>konfigurasi</w:t>
-      </w:r>
-      <w:proofErr w:type="spellEnd"/>
-      <w:r>
-        <w:rPr>
-          <w:color w:val="1A1916"/>
-        </w:rPr>
-        <w:t xml:space="preserve"> (DB URL, JWT secret) di file .env, </w:t>
-      </w:r>
-      <w:proofErr w:type="spellStart"/>
-      <w:r>
-        <w:rPr>
-          <w:color w:val="1A1916"/>
-        </w:rPr>
-        <w:t>jangan</w:t>
-      </w:r>
-      <w:proofErr w:type="spellEnd"/>
-      <w:r>
-        <w:rPr>
-          <w:color w:val="1A1916"/>
-        </w:rPr>
-        <w:t xml:space="preserve"> di-hardcode</w:t>
+        <w:t>Mulai dari Redirect dulu — tanpa ini, aplikasi belum bisa disebut URL shortener</w:t>
       </w:r>
     </w:p>
     <w:p>
@@ -15281,72 +9879,8 @@
         <w:rPr>
           <w:color w:val="1A1916"/>
         </w:rPr>
-        <w:t xml:space="preserve">Tulis unit test </w:t>
+        <w:t>Gunakan database migration tool seperti golang-migrate agar perubahan skema bisa di-track</w:t>
       </w:r>
-      <w:proofErr w:type="spellStart"/>
-      <w:r>
-        <w:rPr>
-          <w:color w:val="1A1916"/>
-        </w:rPr>
-        <w:t>untuk</w:t>
-      </w:r>
-      <w:proofErr w:type="spellEnd"/>
-      <w:r>
-        <w:rPr>
-          <w:color w:val="1A1916"/>
-        </w:rPr>
-        <w:t xml:space="preserve"> </w:t>
-      </w:r>
-      <w:proofErr w:type="spellStart"/>
-      <w:r>
-        <w:rPr>
-          <w:color w:val="1A1916"/>
-        </w:rPr>
-        <w:t>fungsi</w:t>
-      </w:r>
-      <w:proofErr w:type="spellEnd"/>
-      <w:r>
-        <w:rPr>
-          <w:color w:val="1A1916"/>
-        </w:rPr>
-        <w:t xml:space="preserve"> generate slug dan </w:t>
-      </w:r>
-      <w:proofErr w:type="spellStart"/>
-      <w:r>
-        <w:rPr>
-          <w:color w:val="1A1916"/>
-        </w:rPr>
-        <w:t>validasi</w:t>
-      </w:r>
-      <w:proofErr w:type="spellEnd"/>
-      <w:r>
-        <w:rPr>
-          <w:color w:val="1A1916"/>
-        </w:rPr>
-        <w:t xml:space="preserve"> URL </w:t>
-      </w:r>
-      <w:proofErr w:type="spellStart"/>
-      <w:r>
-        <w:rPr>
-          <w:color w:val="1A1916"/>
-        </w:rPr>
-        <w:t>dari</w:t>
-      </w:r>
-      <w:proofErr w:type="spellEnd"/>
-      <w:r>
-        <w:rPr>
-          <w:color w:val="1A1916"/>
-        </w:rPr>
-        <w:t xml:space="preserve"> </w:t>
-      </w:r>
-      <w:proofErr w:type="spellStart"/>
-      <w:r>
-        <w:rPr>
-          <w:color w:val="1A1916"/>
-        </w:rPr>
-        <w:t>awal</w:t>
-      </w:r>
-      <w:proofErr w:type="spellEnd"/>
     </w:p>
     <w:p>
       <w:pPr>
@@ -15357,70 +9891,44 @@
         </w:numPr>
         <w:spacing w:before="40" w:after="40"/>
       </w:pPr>
-      <w:proofErr w:type="spellStart"/>
       <w:r>
         <w:rPr>
           <w:color w:val="1A1916"/>
         </w:rPr>
-        <w:t>Gunakan</w:t>
+        <w:t>Simpan konfigurasi (DB URL, JWT secret) di file .env, jangan di-hardcode</w:t>
       </w:r>
-      <w:proofErr w:type="spellEnd"/>
+    </w:p>
+    <w:p>
+      <w:pPr>
+        <w:pStyle w:val="ListParagraph"/>
+        <w:numPr>
+          <w:ilvl w:val="0"/>
+          <w:numId w:val="2"/>
+        </w:numPr>
+        <w:spacing w:before="40" w:after="40"/>
+      </w:pPr>
       <w:r>
         <w:rPr>
           <w:color w:val="1A1916"/>
         </w:rPr>
-        <w:t xml:space="preserve"> Docker Compose </w:t>
+        <w:t>Tulis unit test untuk fungsi generate slug dan validasi URL dari awal</w:t>
       </w:r>
-      <w:proofErr w:type="spellStart"/>
+    </w:p>
+    <w:p>
+      <w:pPr>
+        <w:pStyle w:val="ListParagraph"/>
+        <w:numPr>
+          <w:ilvl w:val="0"/>
+          <w:numId w:val="2"/>
+        </w:numPr>
+        <w:spacing w:before="40" w:after="40"/>
+      </w:pPr>
       <w:r>
         <w:rPr>
           <w:color w:val="1A1916"/>
         </w:rPr>
-        <w:t>untuk</w:t>
+        <w:t>Gunakan Docker Compose untuk menjalankan Golang + PostgreSQL + Redis sekaligus di lokal</w:t>
       </w:r>
-      <w:proofErr w:type="spellEnd"/>
-      <w:r>
-        <w:rPr>
-          <w:color w:val="1A1916"/>
-        </w:rPr>
-        <w:t xml:space="preserve"> </w:t>
-      </w:r>
-      <w:proofErr w:type="spellStart"/>
-      <w:r>
-        <w:rPr>
-          <w:color w:val="1A1916"/>
-        </w:rPr>
-        <w:t>menjalankan</w:t>
-      </w:r>
-      <w:proofErr w:type="spellEnd"/>
-      <w:r>
-        <w:rPr>
-          <w:color w:val="1A1916"/>
-        </w:rPr>
-        <w:t xml:space="preserve"> Golang + PostgreSQL + Redis </w:t>
-      </w:r>
-      <w:proofErr w:type="spellStart"/>
-      <w:r>
-        <w:rPr>
-          <w:color w:val="1A1916"/>
-        </w:rPr>
-        <w:t>sekaligus</w:t>
-      </w:r>
-      <w:proofErr w:type="spellEnd"/>
-      <w:r>
-        <w:rPr>
-          <w:color w:val="1A1916"/>
-        </w:rPr>
-        <w:t xml:space="preserve"> di </w:t>
-      </w:r>
-      <w:proofErr w:type="spellStart"/>
-      <w:r>
-        <w:rPr>
-          <w:color w:val="1A1916"/>
-        </w:rPr>
-        <w:t>lokal</w:t>
-      </w:r>
-      <w:proofErr w:type="spellEnd"/>
     </w:p>
     <w:p>
       <w:pPr>
@@ -15453,30 +9961,8 @@
         <w:rPr>
           <w:color w:val="1A1916"/>
         </w:rPr>
-        <w:t xml:space="preserve">○ Belum — task </w:t>
+        <w:t>○ Belum — task belum dimulai</w:t>
       </w:r>
-      <w:proofErr w:type="spellStart"/>
-      <w:r>
-        <w:rPr>
-          <w:color w:val="1A1916"/>
-        </w:rPr>
-        <w:t>belum</w:t>
-      </w:r>
-      <w:proofErr w:type="spellEnd"/>
-      <w:r>
-        <w:rPr>
-          <w:color w:val="1A1916"/>
-        </w:rPr>
-        <w:t xml:space="preserve"> </w:t>
-      </w:r>
-      <w:proofErr w:type="spellStart"/>
-      <w:r>
-        <w:rPr>
-          <w:color w:val="1A1916"/>
-        </w:rPr>
-        <w:t>dimulai</w:t>
-      </w:r>
-      <w:proofErr w:type="spellEnd"/>
     </w:p>
     <w:p>
       <w:pPr>
@@ -15491,30 +9977,8 @@
         <w:rPr>
           <w:color w:val="1A1916"/>
         </w:rPr>
-        <w:t xml:space="preserve">○ On Progress — </w:t>
+        <w:t>○ On Progress — sedang dikerjakan</w:t>
       </w:r>
-      <w:proofErr w:type="spellStart"/>
-      <w:r>
-        <w:rPr>
-          <w:color w:val="1A1916"/>
-        </w:rPr>
-        <w:t>sedang</w:t>
-      </w:r>
-      <w:proofErr w:type="spellEnd"/>
-      <w:r>
-        <w:rPr>
-          <w:color w:val="1A1916"/>
-        </w:rPr>
-        <w:t xml:space="preserve"> </w:t>
-      </w:r>
-      <w:proofErr w:type="spellStart"/>
-      <w:r>
-        <w:rPr>
-          <w:color w:val="1A1916"/>
-        </w:rPr>
-        <w:t>dikerjakan</w:t>
-      </w:r>
-      <w:proofErr w:type="spellEnd"/>
     </w:p>
     <w:p>
       <w:pPr>
@@ -15529,58 +9993,8 @@
         <w:rPr>
           <w:color w:val="1A1916"/>
         </w:rPr>
-        <w:t xml:space="preserve">○ </w:t>
+        <w:t>○ Selesai — task sudah selesai dan ditest</w:t>
       </w:r>
-      <w:proofErr w:type="spellStart"/>
-      <w:r>
-        <w:rPr>
-          <w:color w:val="1A1916"/>
-        </w:rPr>
-        <w:t>Selesai</w:t>
-      </w:r>
-      <w:proofErr w:type="spellEnd"/>
-      <w:r>
-        <w:rPr>
-          <w:color w:val="1A1916"/>
-        </w:rPr>
-        <w:t xml:space="preserve"> — task </w:t>
-      </w:r>
-      <w:proofErr w:type="spellStart"/>
-      <w:r>
-        <w:rPr>
-          <w:color w:val="1A1916"/>
-        </w:rPr>
-        <w:t>sudah</w:t>
-      </w:r>
-      <w:proofErr w:type="spellEnd"/>
-      <w:r>
-        <w:rPr>
-          <w:color w:val="1A1916"/>
-        </w:rPr>
-        <w:t xml:space="preserve"> </w:t>
-      </w:r>
-      <w:proofErr w:type="spellStart"/>
-      <w:r>
-        <w:rPr>
-          <w:color w:val="1A1916"/>
-        </w:rPr>
-        <w:t>selesai</w:t>
-      </w:r>
-      <w:proofErr w:type="spellEnd"/>
-      <w:r>
-        <w:rPr>
-          <w:color w:val="1A1916"/>
-        </w:rPr>
-        <w:t xml:space="preserve"> dan </w:t>
-      </w:r>
-      <w:proofErr w:type="spellStart"/>
-      <w:r>
-        <w:rPr>
-          <w:color w:val="1A1916"/>
-        </w:rPr>
-        <w:t>ditest</w:t>
-      </w:r>
-      <w:proofErr w:type="spellEnd"/>
     </w:p>
     <w:sectPr>
       <w:footerReference w:type="default" r:id="rId7"/>
@@ -15624,25 +10038,7 @@
         <w:sz w:val="18"/>
         <w:szCs w:val="18"/>
       </w:rPr>
-      <w:t xml:space="preserve">Snip — URL Shortener </w:t>
-    </w:r>
-    <w:proofErr w:type="gramStart"/>
-    <w:r>
-      <w:rPr>
-        <w:color w:val="7A7870"/>
-        <w:sz w:val="18"/>
-        <w:szCs w:val="18"/>
-      </w:rPr>
-      <w:t>Project  |</w:t>
-    </w:r>
-    <w:proofErr w:type="gramEnd"/>
-    <w:r>
-      <w:rPr>
-        <w:color w:val="7A7870"/>
-        <w:sz w:val="18"/>
-        <w:szCs w:val="18"/>
-      </w:rPr>
-      <w:t xml:space="preserve">  Halaman </w:t>
+      <w:t xml:space="preserve">Snip — URL Shortener Project  |  Halaman </w:t>
     </w:r>
     <w:r>
       <w:rPr>
@@ -15691,25 +10087,7 @@
         <w:sz w:val="18"/>
         <w:szCs w:val="18"/>
       </w:rPr>
-      <w:t xml:space="preserve"> </w:t>
-    </w:r>
-    <w:proofErr w:type="spellStart"/>
-    <w:r>
-      <w:rPr>
-        <w:color w:val="7A7870"/>
-        <w:sz w:val="18"/>
-        <w:szCs w:val="18"/>
-      </w:rPr>
-      <w:t>dari</w:t>
-    </w:r>
-    <w:proofErr w:type="spellEnd"/>
-    <w:r>
-      <w:rPr>
-        <w:color w:val="7A7870"/>
-        <w:sz w:val="18"/>
-        <w:szCs w:val="18"/>
-      </w:rPr>
-      <w:t xml:space="preserve"> </w:t>
+      <w:t xml:space="preserve"> dari </w:t>
     </w:r>
     <w:r>
       <w:rPr>

--- a/snip-task-document.docx
+++ b/snip-task-document.docx
@@ -1383,7 +1383,15 @@
                 <w:sz w:val="20"/>
                 <w:szCs w:val="20"/>
               </w:rPr>
-              <w:t>○ Belum</w:t>
+              <w:t xml:space="preserve">○ </w:t>
+            </w:r>
+            <w:r>
+              <w:rPr>
+                <w:color w:val="7A7870"/>
+                <w:sz w:val="20"/>
+                <w:szCs w:val="20"/>
+              </w:rPr>
+              <w:t>Sudah</w:t>
             </w:r>
           </w:p>
         </w:tc>
@@ -1465,9 +1473,9 @@
       </w:tblPr>
       <w:tblGrid>
         <w:gridCol w:w="547"/>
-        <w:gridCol w:w="4165"/>
+        <w:gridCol w:w="4166"/>
         <w:gridCol w:w="1100"/>
-        <w:gridCol w:w="1295"/>
+        <w:gridCol w:w="1294"/>
         <w:gridCol w:w="2253"/>
       </w:tblGrid>
       <w:tr>
@@ -1672,13 +1680,76 @@
             </w:tcMar>
           </w:tcPr>
           <w:p>
-            <w:r>
+            <w:pPr>
               <w:rPr>
                 <w:color w:val="1A1916"/>
                 <w:sz w:val="20"/>
                 <w:szCs w:val="20"/>
               </w:rPr>
+            </w:pPr>
+            <w:r>
+              <w:rPr>
+                <w:color w:val="1A1916"/>
+                <w:sz w:val="20"/>
+                <w:szCs w:val="20"/>
+              </w:rPr>
               <w:t>Buat tabel users di database</w:t>
+            </w:r>
+          </w:p>
+          <w:p>
+            <w:pPr>
+              <w:pStyle w:val="ListParagraph"/>
+              <w:numPr>
+                <w:ilvl w:val="0"/>
+                <w:numId w:val="4"/>
+              </w:numPr>
+              <w:rPr>
+                <w:sz w:val="20"/>
+                <w:szCs w:val="20"/>
+              </w:rPr>
+            </w:pPr>
+            <w:r>
+              <w:rPr>
+                <w:sz w:val="20"/>
+                <w:szCs w:val="20"/>
+              </w:rPr>
+              <w:t>Create table users</w:t>
+            </w:r>
+          </w:p>
+          <w:p>
+            <w:pPr>
+              <w:pStyle w:val="ListParagraph"/>
+              <w:numPr>
+                <w:ilvl w:val="0"/>
+                <w:numId w:val="4"/>
+              </w:numPr>
+              <w:rPr>
+                <w:sz w:val="20"/>
+                <w:szCs w:val="20"/>
+              </w:rPr>
+            </w:pPr>
+            <w:r>
+              <w:rPr>
+                <w:sz w:val="20"/>
+                <w:szCs w:val="20"/>
+              </w:rPr>
+              <w:t>Install golang encrypt password</w:t>
+            </w:r>
+          </w:p>
+          <w:p>
+            <w:pPr>
+              <w:pStyle w:val="ListParagraph"/>
+              <w:numPr>
+                <w:ilvl w:val="0"/>
+                <w:numId w:val="4"/>
+              </w:numPr>
+            </w:pPr>
+            <w:r>
+              <w:rPr>
+                <w:sz w:val="20"/>
+                <w:szCs w:val="20"/>
+              </w:rPr>
+              <w:t>Install golang generate token</w:t>
             </w:r>
           </w:p>
         </w:tc>
@@ -1736,7 +1807,15 @@
                 <w:sz w:val="20"/>
                 <w:szCs w:val="20"/>
               </w:rPr>
-              <w:t>○ Belum</w:t>
+              <w:t xml:space="preserve">○ </w:t>
+            </w:r>
+            <w:r>
+              <w:rPr>
+                <w:color w:val="7A7870"/>
+                <w:sz w:val="20"/>
+                <w:szCs w:val="20"/>
+              </w:rPr>
+              <w:t>on going</w:t>
             </w:r>
           </w:p>
         </w:tc>
@@ -2514,6 +2593,7 @@
                 <w:sz w:val="20"/>
                 <w:szCs w:val="20"/>
               </w:rPr>
+              <w:lastRenderedPageBreak/>
               <w:t>7</w:t>
             </w:r>
           </w:p>
@@ -4804,6 +4884,7 @@
                 <w:sz w:val="20"/>
                 <w:szCs w:val="20"/>
               </w:rPr>
+              <w:lastRenderedPageBreak/>
               <w:t>6</w:t>
             </w:r>
           </w:p>
@@ -6947,6 +7028,7 @@
         <w:rPr>
           <w:color w:val="1A1916"/>
         </w:rPr>
+        <w:lastRenderedPageBreak/>
         <w:t>Pengalaman pengguna yang baik membutuhkan feedback yang jelas saat proses berlangsung atau terjadi error.</w:t>
       </w:r>
     </w:p>
@@ -7009,7 +7091,6 @@
                 <w:sz w:val="20"/>
                 <w:szCs w:val="20"/>
               </w:rPr>
-              <w:lastRenderedPageBreak/>
               <w:t>No</w:t>
             </w:r>
           </w:p>
@@ -9306,6 +9387,7 @@
                 <w:sz w:val="20"/>
                 <w:szCs w:val="20"/>
               </w:rPr>
+              <w:lastRenderedPageBreak/>
               <w:t>4</w:t>
             </w:r>
           </w:p>
@@ -10156,6 +10238,119 @@
 <file path=word/numbering.xml><?xml version="1.0" encoding="utf-8"?>
 <w:numbering xmlns:wpc="http://schemas.microsoft.com/office/word/2010/wordprocessingCanvas" xmlns:cx="http://schemas.microsoft.com/office/drawing/2014/chartex" xmlns:cx1="http://schemas.microsoft.com/office/drawing/2015/9/8/chartex" xmlns:cx2="http://schemas.microsoft.com/office/drawing/2015/10/21/chartex" xmlns:cx3="http://schemas.microsoft.com/office/drawing/2016/5/9/chartex" xmlns:cx4="http://schemas.microsoft.com/office/drawing/2016/5/10/chartex" xmlns:cx5="http://schemas.microsoft.com/office/drawing/2016/5/11/chartex" xmlns:cx6="http://schemas.microsoft.com/office/drawing/2016/5/12/chartex" xmlns:cx7="http://schemas.microsoft.com/office/drawing/2016/5/13/chartex" xmlns:cx8="http://schemas.microsoft.com/office/drawing/2016/5/14/chartex" xmlns:mc="http://schemas.openxmlformats.org/markup-compatibility/2006" xmlns:aink="http://schemas.microsoft.com/office/drawing/2016/ink" xmlns:am3d="http://schemas.microsoft.com/office/drawing/2017/model3d" xmlns:o="urn:schemas-microsoft-com:office:office" xmlns:r="http://schemas.openxmlformats.org/officeDocument/2006/relationships" xmlns:m="http://schemas.openxmlformats.org/officeDocument/2006/math" xmlns:v="urn:schemas-microsoft-com:vml" xmlns:wp14="http://schemas.microsoft.com/office/word/2010/wordprocessingDrawing" xmlns:wp="http://schemas.openxmlformats.org/drawingml/2006/wordprocessingDrawing" xmlns:w10="urn:schemas-microsoft-com:office:word" xmlns:w="http://schemas.openxmlformats.org/wordprocessingml/2006/main" xmlns:w14="http://schemas.microsoft.com/office/word/2010/wordml" xmlns:w15="http://schemas.microsoft.com/office/word/2012/wordml" xmlns:w16cex="http://schemas.microsoft.com/office/word/2018/wordml/cex" xmlns:w16cid="http://schemas.microsoft.com/office/word/2016/wordml/cid" xmlns:w16="http://schemas.microsoft.com/office/word/2018/wordml" xmlns:w16se="http://schemas.microsoft.com/office/word/2015/wordml/symex" xmlns:wpg="http://schemas.microsoft.com/office/word/2010/wordprocessingGroup" xmlns:wpi="http://schemas.microsoft.com/office/word/2010/wordprocessingInk" xmlns:wne="http://schemas.microsoft.com/office/word/2006/wordml" xmlns:wps="http://schemas.microsoft.com/office/word/2010/wordprocessingShape" mc:Ignorable="w14 w15 w16se w16cid w16 w16cex wp14">
   <w:abstractNum w:abstractNumId="0" w15:restartNumberingAfterBreak="0">
+    <w:nsid w:val="096B7A30"/>
+    <w:multiLevelType w:val="hybridMultilevel"/>
+    <w:tmpl w:val="A03A825C"/>
+    <w:lvl w:ilvl="0" w:tplc="38090001">
+      <w:start w:val="1"/>
+      <w:numFmt w:val="bullet"/>
+      <w:lvlText w:val=""/>
+      <w:lvlJc w:val="left"/>
+      <w:pPr>
+        <w:ind w:left="720" w:hanging="360"/>
+      </w:pPr>
+      <w:rPr>
+        <w:rFonts w:ascii="Symbol" w:hAnsi="Symbol" w:hint="default"/>
+      </w:rPr>
+    </w:lvl>
+    <w:lvl w:ilvl="1" w:tplc="38090003" w:tentative="1">
+      <w:start w:val="1"/>
+      <w:numFmt w:val="bullet"/>
+      <w:lvlText w:val="o"/>
+      <w:lvlJc w:val="left"/>
+      <w:pPr>
+        <w:ind w:left="1440" w:hanging="360"/>
+      </w:pPr>
+      <w:rPr>
+        <w:rFonts w:ascii="Courier New" w:hAnsi="Courier New" w:cs="Courier New" w:hint="default"/>
+      </w:rPr>
+    </w:lvl>
+    <w:lvl w:ilvl="2" w:tplc="38090005" w:tentative="1">
+      <w:start w:val="1"/>
+      <w:numFmt w:val="bullet"/>
+      <w:lvlText w:val=""/>
+      <w:lvlJc w:val="left"/>
+      <w:pPr>
+        <w:ind w:left="2160" w:hanging="360"/>
+      </w:pPr>
+      <w:rPr>
+        <w:rFonts w:ascii="Wingdings" w:hAnsi="Wingdings" w:hint="default"/>
+      </w:rPr>
+    </w:lvl>
+    <w:lvl w:ilvl="3" w:tplc="38090001" w:tentative="1">
+      <w:start w:val="1"/>
+      <w:numFmt w:val="bullet"/>
+      <w:lvlText w:val=""/>
+      <w:lvlJc w:val="left"/>
+      <w:pPr>
+        <w:ind w:left="2880" w:hanging="360"/>
+      </w:pPr>
+      <w:rPr>
+        <w:rFonts w:ascii="Symbol" w:hAnsi="Symbol" w:hint="default"/>
+      </w:rPr>
+    </w:lvl>
+    <w:lvl w:ilvl="4" w:tplc="38090003" w:tentative="1">
+      <w:start w:val="1"/>
+      <w:numFmt w:val="bullet"/>
+      <w:lvlText w:val="o"/>
+      <w:lvlJc w:val="left"/>
+      <w:pPr>
+        <w:ind w:left="3600" w:hanging="360"/>
+      </w:pPr>
+      <w:rPr>
+        <w:rFonts w:ascii="Courier New" w:hAnsi="Courier New" w:cs="Courier New" w:hint="default"/>
+      </w:rPr>
+    </w:lvl>
+    <w:lvl w:ilvl="5" w:tplc="38090005" w:tentative="1">
+      <w:start w:val="1"/>
+      <w:numFmt w:val="bullet"/>
+      <w:lvlText w:val=""/>
+      <w:lvlJc w:val="left"/>
+      <w:pPr>
+        <w:ind w:left="4320" w:hanging="360"/>
+      </w:pPr>
+      <w:rPr>
+        <w:rFonts w:ascii="Wingdings" w:hAnsi="Wingdings" w:hint="default"/>
+      </w:rPr>
+    </w:lvl>
+    <w:lvl w:ilvl="6" w:tplc="38090001" w:tentative="1">
+      <w:start w:val="1"/>
+      <w:numFmt w:val="bullet"/>
+      <w:lvlText w:val=""/>
+      <w:lvlJc w:val="left"/>
+      <w:pPr>
+        <w:ind w:left="5040" w:hanging="360"/>
+      </w:pPr>
+      <w:rPr>
+        <w:rFonts w:ascii="Symbol" w:hAnsi="Symbol" w:hint="default"/>
+      </w:rPr>
+    </w:lvl>
+    <w:lvl w:ilvl="7" w:tplc="38090003" w:tentative="1">
+      <w:start w:val="1"/>
+      <w:numFmt w:val="bullet"/>
+      <w:lvlText w:val="o"/>
+      <w:lvlJc w:val="left"/>
+      <w:pPr>
+        <w:ind w:left="5760" w:hanging="360"/>
+      </w:pPr>
+      <w:rPr>
+        <w:rFonts w:ascii="Courier New" w:hAnsi="Courier New" w:cs="Courier New" w:hint="default"/>
+      </w:rPr>
+    </w:lvl>
+    <w:lvl w:ilvl="8" w:tplc="38090005" w:tentative="1">
+      <w:start w:val="1"/>
+      <w:numFmt w:val="bullet"/>
+      <w:lvlText w:val=""/>
+      <w:lvlJc w:val="left"/>
+      <w:pPr>
+        <w:ind w:left="6480" w:hanging="360"/>
+      </w:pPr>
+      <w:rPr>
+        <w:rFonts w:ascii="Wingdings" w:hAnsi="Wingdings" w:hint="default"/>
+      </w:rPr>
+    </w:lvl>
+  </w:abstractNum>
+  <w:abstractNum w:abstractNumId="1" w15:restartNumberingAfterBreak="0">
     <w:nsid w:val="0BBE1FCD"/>
     <w:multiLevelType w:val="hybridMultilevel"/>
     <w:tmpl w:val="A948A080"/>
@@ -10269,7 +10464,7 @@
       </w:rPr>
     </w:lvl>
   </w:abstractNum>
-  <w:abstractNum w:abstractNumId="1" w15:restartNumberingAfterBreak="0">
+  <w:abstractNum w:abstractNumId="2" w15:restartNumberingAfterBreak="0">
     <w:nsid w:val="2389037A"/>
     <w:multiLevelType w:val="hybridMultilevel"/>
     <w:tmpl w:val="FDC6265C"/>
@@ -10333,7 +10528,7 @@
       <w:lvlJc w:val="left"/>
     </w:lvl>
   </w:abstractNum>
-  <w:abstractNum w:abstractNumId="2" w15:restartNumberingAfterBreak="0">
+  <w:abstractNum w:abstractNumId="3" w15:restartNumberingAfterBreak="0">
     <w:nsid w:val="566A6ED7"/>
     <w:multiLevelType w:val="hybridMultilevel"/>
     <w:tmpl w:val="07F22CE6"/>
@@ -10420,18 +10615,21 @@
     </w:lvl>
   </w:abstractNum>
   <w:num w:numId="1">
+    <w:abstractNumId w:val="3"/>
+    <w:lvlOverride w:ilvl="0">
+      <w:startOverride w:val="1"/>
+    </w:lvlOverride>
+  </w:num>
+  <w:num w:numId="2">
     <w:abstractNumId w:val="2"/>
     <w:lvlOverride w:ilvl="0">
       <w:startOverride w:val="1"/>
     </w:lvlOverride>
   </w:num>
-  <w:num w:numId="2">
+  <w:num w:numId="3">
     <w:abstractNumId w:val="1"/>
-    <w:lvlOverride w:ilvl="0">
-      <w:startOverride w:val="1"/>
-    </w:lvlOverride>
   </w:num>
-  <w:num w:numId="3">
+  <w:num w:numId="4">
     <w:abstractNumId w:val="0"/>
   </w:num>
 </w:numbering>

--- a/snip-task-document.docx
+++ b/snip-task-document.docx
@@ -53,11 +53,19 @@
         <w:spacing w:after="80"/>
         <w:jc w:val="center"/>
       </w:pPr>
+      <w:proofErr w:type="spellStart"/>
       <w:r>
         <w:rPr>
           <w:color w:val="7A7870"/>
         </w:rPr>
-        <w:t>Versi 1.0  ·  Juni 2026</w:t>
+        <w:t>Versi</w:t>
+      </w:r>
+      <w:proofErr w:type="spellEnd"/>
+      <w:r>
+        <w:rPr>
+          <w:color w:val="7A7870"/>
+        </w:rPr>
+        <w:t xml:space="preserve"> 1.0  ·  Juni 2026</w:t>
       </w:r>
     </w:p>
     <w:p>
@@ -102,9 +110,19 @@
       <w:pPr>
         <w:pStyle w:val="Heading1"/>
       </w:pPr>
-      <w:r>
-        <w:t>Ringkasan Proyek</w:t>
-      </w:r>
+      <w:proofErr w:type="spellStart"/>
+      <w:r>
+        <w:t>Ringkasan</w:t>
+      </w:r>
+      <w:proofErr w:type="spellEnd"/>
+      <w:r>
+        <w:t xml:space="preserve"> </w:t>
+      </w:r>
+      <w:proofErr w:type="spellStart"/>
+      <w:r>
+        <w:t>Proyek</w:t>
+      </w:r>
+      <w:proofErr w:type="spellEnd"/>
     </w:p>
     <w:p>
       <w:pPr>
@@ -114,7 +132,245 @@
         <w:rPr>
           <w:color w:val="1A1916"/>
         </w:rPr>
-        <w:t>Snip adalah aplikasi web URL Shortener yang dibangun sebagai project belajar menggunakan Golang sebagai backend. Proyek ini mencakup semua konsep utama pengembangan web modern: autentikasi, database, REST API, hingga deployment menggunakan Docker.</w:t>
+        <w:t xml:space="preserve">Snip </w:t>
+      </w:r>
+      <w:proofErr w:type="spellStart"/>
+      <w:r>
+        <w:rPr>
+          <w:color w:val="1A1916"/>
+        </w:rPr>
+        <w:t>adalah</w:t>
+      </w:r>
+      <w:proofErr w:type="spellEnd"/>
+      <w:r>
+        <w:rPr>
+          <w:color w:val="1A1916"/>
+        </w:rPr>
+        <w:t xml:space="preserve"> </w:t>
+      </w:r>
+      <w:proofErr w:type="spellStart"/>
+      <w:r>
+        <w:rPr>
+          <w:color w:val="1A1916"/>
+        </w:rPr>
+        <w:t>aplikasi</w:t>
+      </w:r>
+      <w:proofErr w:type="spellEnd"/>
+      <w:r>
+        <w:rPr>
+          <w:color w:val="1A1916"/>
+        </w:rPr>
+        <w:t xml:space="preserve"> web URL Shortener yang </w:t>
+      </w:r>
+      <w:proofErr w:type="spellStart"/>
+      <w:r>
+        <w:rPr>
+          <w:color w:val="1A1916"/>
+        </w:rPr>
+        <w:t>dibangun</w:t>
+      </w:r>
+      <w:proofErr w:type="spellEnd"/>
+      <w:r>
+        <w:rPr>
+          <w:color w:val="1A1916"/>
+        </w:rPr>
+        <w:t xml:space="preserve"> </w:t>
+      </w:r>
+      <w:proofErr w:type="spellStart"/>
+      <w:r>
+        <w:rPr>
+          <w:color w:val="1A1916"/>
+        </w:rPr>
+        <w:t>sebagai</w:t>
+      </w:r>
+      <w:proofErr w:type="spellEnd"/>
+      <w:r>
+        <w:rPr>
+          <w:color w:val="1A1916"/>
+        </w:rPr>
+        <w:t xml:space="preserve"> project </w:t>
+      </w:r>
+      <w:proofErr w:type="spellStart"/>
+      <w:r>
+        <w:rPr>
+          <w:color w:val="1A1916"/>
+        </w:rPr>
+        <w:t>belajar</w:t>
+      </w:r>
+      <w:proofErr w:type="spellEnd"/>
+      <w:r>
+        <w:rPr>
+          <w:color w:val="1A1916"/>
+        </w:rPr>
+        <w:t xml:space="preserve"> </w:t>
+      </w:r>
+      <w:proofErr w:type="spellStart"/>
+      <w:r>
+        <w:rPr>
+          <w:color w:val="1A1916"/>
+        </w:rPr>
+        <w:t>menggunakan</w:t>
+      </w:r>
+      <w:proofErr w:type="spellEnd"/>
+      <w:r>
+        <w:rPr>
+          <w:color w:val="1A1916"/>
+        </w:rPr>
+        <w:t xml:space="preserve"> Golang </w:t>
+      </w:r>
+      <w:proofErr w:type="spellStart"/>
+      <w:r>
+        <w:rPr>
+          <w:color w:val="1A1916"/>
+        </w:rPr>
+        <w:t>sebagai</w:t>
+      </w:r>
+      <w:proofErr w:type="spellEnd"/>
+      <w:r>
+        <w:rPr>
+          <w:color w:val="1A1916"/>
+        </w:rPr>
+        <w:t xml:space="preserve"> backend. </w:t>
+      </w:r>
+      <w:proofErr w:type="spellStart"/>
+      <w:r>
+        <w:rPr>
+          <w:color w:val="1A1916"/>
+        </w:rPr>
+        <w:t>Proyek</w:t>
+      </w:r>
+      <w:proofErr w:type="spellEnd"/>
+      <w:r>
+        <w:rPr>
+          <w:color w:val="1A1916"/>
+        </w:rPr>
+        <w:t xml:space="preserve"> </w:t>
+      </w:r>
+      <w:proofErr w:type="spellStart"/>
+      <w:r>
+        <w:rPr>
+          <w:color w:val="1A1916"/>
+        </w:rPr>
+        <w:t>ini</w:t>
+      </w:r>
+      <w:proofErr w:type="spellEnd"/>
+      <w:r>
+        <w:rPr>
+          <w:color w:val="1A1916"/>
+        </w:rPr>
+        <w:t xml:space="preserve"> </w:t>
+      </w:r>
+      <w:proofErr w:type="spellStart"/>
+      <w:r>
+        <w:rPr>
+          <w:color w:val="1A1916"/>
+        </w:rPr>
+        <w:t>mencakup</w:t>
+      </w:r>
+      <w:proofErr w:type="spellEnd"/>
+      <w:r>
+        <w:rPr>
+          <w:color w:val="1A1916"/>
+        </w:rPr>
+        <w:t xml:space="preserve"> </w:t>
+      </w:r>
+      <w:proofErr w:type="spellStart"/>
+      <w:r>
+        <w:rPr>
+          <w:color w:val="1A1916"/>
+        </w:rPr>
+        <w:t>semua</w:t>
+      </w:r>
+      <w:proofErr w:type="spellEnd"/>
+      <w:r>
+        <w:rPr>
+          <w:color w:val="1A1916"/>
+        </w:rPr>
+        <w:t xml:space="preserve"> </w:t>
+      </w:r>
+      <w:proofErr w:type="spellStart"/>
+      <w:r>
+        <w:rPr>
+          <w:color w:val="1A1916"/>
+        </w:rPr>
+        <w:t>konsep</w:t>
+      </w:r>
+      <w:proofErr w:type="spellEnd"/>
+      <w:r>
+        <w:rPr>
+          <w:color w:val="1A1916"/>
+        </w:rPr>
+        <w:t xml:space="preserve"> </w:t>
+      </w:r>
+      <w:proofErr w:type="spellStart"/>
+      <w:r>
+        <w:rPr>
+          <w:color w:val="1A1916"/>
+        </w:rPr>
+        <w:t>utama</w:t>
+      </w:r>
+      <w:proofErr w:type="spellEnd"/>
+      <w:r>
+        <w:rPr>
+          <w:color w:val="1A1916"/>
+        </w:rPr>
+        <w:t xml:space="preserve"> </w:t>
+      </w:r>
+      <w:proofErr w:type="spellStart"/>
+      <w:r>
+        <w:rPr>
+          <w:color w:val="1A1916"/>
+        </w:rPr>
+        <w:t>pengembangan</w:t>
+      </w:r>
+      <w:proofErr w:type="spellEnd"/>
+      <w:r>
+        <w:rPr>
+          <w:color w:val="1A1916"/>
+        </w:rPr>
+        <w:t xml:space="preserve"> web modern: </w:t>
+      </w:r>
+      <w:proofErr w:type="spellStart"/>
+      <w:r>
+        <w:rPr>
+          <w:color w:val="1A1916"/>
+        </w:rPr>
+        <w:t>autentikasi</w:t>
+      </w:r>
+      <w:proofErr w:type="spellEnd"/>
+      <w:r>
+        <w:rPr>
+          <w:color w:val="1A1916"/>
+        </w:rPr>
+        <w:t xml:space="preserve">, database, REST API, </w:t>
+      </w:r>
+      <w:proofErr w:type="spellStart"/>
+      <w:r>
+        <w:rPr>
+          <w:color w:val="1A1916"/>
+        </w:rPr>
+        <w:t>hingga</w:t>
+      </w:r>
+      <w:proofErr w:type="spellEnd"/>
+      <w:r>
+        <w:rPr>
+          <w:color w:val="1A1916"/>
+        </w:rPr>
+        <w:t xml:space="preserve"> deployment </w:t>
+      </w:r>
+      <w:proofErr w:type="spellStart"/>
+      <w:r>
+        <w:rPr>
+          <w:color w:val="1A1916"/>
+        </w:rPr>
+        <w:t>menggunakan</w:t>
+      </w:r>
+      <w:proofErr w:type="spellEnd"/>
+      <w:r>
+        <w:rPr>
+          <w:color w:val="1A1916"/>
+        </w:rPr>
+        <w:t xml:space="preserve"> Docker.</w:t>
       </w:r>
     </w:p>
     <w:p>
@@ -132,7 +388,25 @@
           <w:bCs/>
           <w:color w:val="1A1916"/>
         </w:rPr>
-        <w:t>Tujuan utama:</w:t>
+        <w:t xml:space="preserve">Tujuan </w:t>
+      </w:r>
+      <w:proofErr w:type="spellStart"/>
+      <w:r>
+        <w:rPr>
+          <w:b/>
+          <w:bCs/>
+          <w:color w:val="1A1916"/>
+        </w:rPr>
+        <w:t>utama</w:t>
+      </w:r>
+      <w:proofErr w:type="spellEnd"/>
+      <w:r>
+        <w:rPr>
+          <w:b/>
+          <w:bCs/>
+          <w:color w:val="1A1916"/>
+        </w:rPr>
+        <w:t>:</w:t>
       </w:r>
     </w:p>
     <w:p>
@@ -144,11 +418,47 @@
         </w:numPr>
         <w:spacing w:before="40" w:after="40"/>
       </w:pPr>
-      <w:r>
-        <w:rPr>
-          <w:color w:val="1A1916"/>
-        </w:rPr>
-        <w:t>Memahami arsitektur web backend menggunakan Golang</w:t>
+      <w:proofErr w:type="spellStart"/>
+      <w:r>
+        <w:rPr>
+          <w:color w:val="1A1916"/>
+        </w:rPr>
+        <w:t>Memahami</w:t>
+      </w:r>
+      <w:proofErr w:type="spellEnd"/>
+      <w:r>
+        <w:rPr>
+          <w:color w:val="1A1916"/>
+        </w:rPr>
+        <w:t xml:space="preserve"> </w:t>
+      </w:r>
+      <w:proofErr w:type="spellStart"/>
+      <w:r>
+        <w:rPr>
+          <w:color w:val="1A1916"/>
+        </w:rPr>
+        <w:t>arsitektur</w:t>
+      </w:r>
+      <w:proofErr w:type="spellEnd"/>
+      <w:r>
+        <w:rPr>
+          <w:color w:val="1A1916"/>
+        </w:rPr>
+        <w:t xml:space="preserve"> web backend </w:t>
+      </w:r>
+      <w:proofErr w:type="spellStart"/>
+      <w:r>
+        <w:rPr>
+          <w:color w:val="1A1916"/>
+        </w:rPr>
+        <w:t>menggunakan</w:t>
+      </w:r>
+      <w:proofErr w:type="spellEnd"/>
+      <w:r>
+        <w:rPr>
+          <w:color w:val="1A1916"/>
+        </w:rPr>
+        <w:t xml:space="preserve"> Golang</w:t>
       </w:r>
     </w:p>
     <w:p>
@@ -160,11 +470,33 @@
         </w:numPr>
         <w:spacing w:before="40" w:after="40"/>
       </w:pPr>
-      <w:r>
-        <w:rPr>
-          <w:color w:val="1A1916"/>
-        </w:rPr>
-        <w:t>Belajar manajemen database dan query SQL</w:t>
+      <w:proofErr w:type="spellStart"/>
+      <w:r>
+        <w:rPr>
+          <w:color w:val="1A1916"/>
+        </w:rPr>
+        <w:t>Belajar</w:t>
+      </w:r>
+      <w:proofErr w:type="spellEnd"/>
+      <w:r>
+        <w:rPr>
+          <w:color w:val="1A1916"/>
+        </w:rPr>
+        <w:t xml:space="preserve"> </w:t>
+      </w:r>
+      <w:proofErr w:type="spellStart"/>
+      <w:r>
+        <w:rPr>
+          <w:color w:val="1A1916"/>
+        </w:rPr>
+        <w:t>manajemen</w:t>
+      </w:r>
+      <w:proofErr w:type="spellEnd"/>
+      <w:r>
+        <w:rPr>
+          <w:color w:val="1A1916"/>
+        </w:rPr>
+        <w:t xml:space="preserve"> database dan query SQL</w:t>
       </w:r>
     </w:p>
     <w:p>
@@ -176,11 +508,47 @@
         </w:numPr>
         <w:spacing w:before="40" w:after="40"/>
       </w:pPr>
-      <w:r>
-        <w:rPr>
-          <w:color w:val="1A1916"/>
-        </w:rPr>
-        <w:t>Mengimplementasikan autentikasi dengan JWT</w:t>
+      <w:proofErr w:type="spellStart"/>
+      <w:r>
+        <w:rPr>
+          <w:color w:val="1A1916"/>
+        </w:rPr>
+        <w:t>Mengimplementasikan</w:t>
+      </w:r>
+      <w:proofErr w:type="spellEnd"/>
+      <w:r>
+        <w:rPr>
+          <w:color w:val="1A1916"/>
+        </w:rPr>
+        <w:t xml:space="preserve"> </w:t>
+      </w:r>
+      <w:proofErr w:type="spellStart"/>
+      <w:r>
+        <w:rPr>
+          <w:color w:val="1A1916"/>
+        </w:rPr>
+        <w:t>autentikasi</w:t>
+      </w:r>
+      <w:proofErr w:type="spellEnd"/>
+      <w:r>
+        <w:rPr>
+          <w:color w:val="1A1916"/>
+        </w:rPr>
+        <w:t xml:space="preserve"> </w:t>
+      </w:r>
+      <w:proofErr w:type="spellStart"/>
+      <w:r>
+        <w:rPr>
+          <w:color w:val="1A1916"/>
+        </w:rPr>
+        <w:t>dengan</w:t>
+      </w:r>
+      <w:proofErr w:type="spellEnd"/>
+      <w:r>
+        <w:rPr>
+          <w:color w:val="1A1916"/>
+        </w:rPr>
+        <w:t xml:space="preserve"> JWT</w:t>
       </w:r>
     </w:p>
     <w:p>
@@ -192,11 +560,61 @@
         </w:numPr>
         <w:spacing w:before="40" w:after="40"/>
       </w:pPr>
-      <w:r>
-        <w:rPr>
-          <w:color w:val="1A1916"/>
-        </w:rPr>
-        <w:t>Memahami cara deploy aplikasi menggunakan Docker</w:t>
+      <w:proofErr w:type="spellStart"/>
+      <w:r>
+        <w:rPr>
+          <w:color w:val="1A1916"/>
+        </w:rPr>
+        <w:t>Memahami</w:t>
+      </w:r>
+      <w:proofErr w:type="spellEnd"/>
+      <w:r>
+        <w:rPr>
+          <w:color w:val="1A1916"/>
+        </w:rPr>
+        <w:t xml:space="preserve"> </w:t>
+      </w:r>
+      <w:proofErr w:type="spellStart"/>
+      <w:r>
+        <w:rPr>
+          <w:color w:val="1A1916"/>
+        </w:rPr>
+        <w:t>cara</w:t>
+      </w:r>
+      <w:proofErr w:type="spellEnd"/>
+      <w:r>
+        <w:rPr>
+          <w:color w:val="1A1916"/>
+        </w:rPr>
+        <w:t xml:space="preserve"> deploy </w:t>
+      </w:r>
+      <w:proofErr w:type="spellStart"/>
+      <w:r>
+        <w:rPr>
+          <w:color w:val="1A1916"/>
+        </w:rPr>
+        <w:t>aplikasi</w:t>
+      </w:r>
+      <w:proofErr w:type="spellEnd"/>
+      <w:r>
+        <w:rPr>
+          <w:color w:val="1A1916"/>
+        </w:rPr>
+        <w:t xml:space="preserve"> </w:t>
+      </w:r>
+      <w:proofErr w:type="spellStart"/>
+      <w:r>
+        <w:rPr>
+          <w:color w:val="1A1916"/>
+        </w:rPr>
+        <w:t>menggunakan</w:t>
+      </w:r>
+      <w:proofErr w:type="spellEnd"/>
+      <w:r>
+        <w:rPr>
+          <w:color w:val="1A1916"/>
+        </w:rPr>
+        <w:t xml:space="preserve"> Docker</w:t>
       </w:r>
     </w:p>
     <w:p>
@@ -211,19 +629,129 @@
       <w:pPr>
         <w:pStyle w:val="Heading1"/>
       </w:pPr>
-      <w:r>
-        <w:t>Urutan Prioritas Pengerjaan</w:t>
-      </w:r>
+      <w:proofErr w:type="spellStart"/>
+      <w:r>
+        <w:t>Urutan</w:t>
+      </w:r>
+      <w:proofErr w:type="spellEnd"/>
+      <w:r>
+        <w:t xml:space="preserve"> </w:t>
+      </w:r>
+      <w:proofErr w:type="spellStart"/>
+      <w:r>
+        <w:t>Prioritas</w:t>
+      </w:r>
+      <w:proofErr w:type="spellEnd"/>
+      <w:r>
+        <w:t xml:space="preserve"> </w:t>
+      </w:r>
+      <w:proofErr w:type="spellStart"/>
+      <w:r>
+        <w:t>Pengerjaan</w:t>
+      </w:r>
+      <w:proofErr w:type="spellEnd"/>
     </w:p>
     <w:p>
       <w:pPr>
         <w:spacing w:before="60" w:after="60"/>
       </w:pPr>
-      <w:r>
-        <w:rPr>
-          <w:color w:val="1A1916"/>
-        </w:rPr>
-        <w:t>Berikut urutan yang disarankan dari yang paling fundamental hingga fitur tambahan:</w:t>
+      <w:proofErr w:type="spellStart"/>
+      <w:r>
+        <w:rPr>
+          <w:color w:val="1A1916"/>
+        </w:rPr>
+        <w:t>Berikut</w:t>
+      </w:r>
+      <w:proofErr w:type="spellEnd"/>
+      <w:r>
+        <w:rPr>
+          <w:color w:val="1A1916"/>
+        </w:rPr>
+        <w:t xml:space="preserve"> </w:t>
+      </w:r>
+      <w:proofErr w:type="spellStart"/>
+      <w:r>
+        <w:rPr>
+          <w:color w:val="1A1916"/>
+        </w:rPr>
+        <w:t>urutan</w:t>
+      </w:r>
+      <w:proofErr w:type="spellEnd"/>
+      <w:r>
+        <w:rPr>
+          <w:color w:val="1A1916"/>
+        </w:rPr>
+        <w:t xml:space="preserve"> yang </w:t>
+      </w:r>
+      <w:proofErr w:type="spellStart"/>
+      <w:r>
+        <w:rPr>
+          <w:color w:val="1A1916"/>
+        </w:rPr>
+        <w:t>disarankan</w:t>
+      </w:r>
+      <w:proofErr w:type="spellEnd"/>
+      <w:r>
+        <w:rPr>
+          <w:color w:val="1A1916"/>
+        </w:rPr>
+        <w:t xml:space="preserve"> </w:t>
+      </w:r>
+      <w:proofErr w:type="spellStart"/>
+      <w:r>
+        <w:rPr>
+          <w:color w:val="1A1916"/>
+        </w:rPr>
+        <w:t>dari</w:t>
+      </w:r>
+      <w:proofErr w:type="spellEnd"/>
+      <w:r>
+        <w:rPr>
+          <w:color w:val="1A1916"/>
+        </w:rPr>
+        <w:t xml:space="preserve"> yang paling fundamental </w:t>
+      </w:r>
+      <w:proofErr w:type="spellStart"/>
+      <w:r>
+        <w:rPr>
+          <w:color w:val="1A1916"/>
+        </w:rPr>
+        <w:t>hingga</w:t>
+      </w:r>
+      <w:proofErr w:type="spellEnd"/>
+      <w:r>
+        <w:rPr>
+          <w:color w:val="1A1916"/>
+        </w:rPr>
+        <w:t xml:space="preserve"> </w:t>
+      </w:r>
+      <w:proofErr w:type="spellStart"/>
+      <w:r>
+        <w:rPr>
+          <w:color w:val="1A1916"/>
+        </w:rPr>
+        <w:t>fitur</w:t>
+      </w:r>
+      <w:proofErr w:type="spellEnd"/>
+      <w:r>
+        <w:rPr>
+          <w:color w:val="1A1916"/>
+        </w:rPr>
+        <w:t xml:space="preserve"> </w:t>
+      </w:r>
+      <w:proofErr w:type="spellStart"/>
+      <w:r>
+        <w:rPr>
+          <w:color w:val="1A1916"/>
+        </w:rPr>
+        <w:t>tambahan</w:t>
+      </w:r>
+      <w:proofErr w:type="spellEnd"/>
+      <w:r>
+        <w:rPr>
+          <w:color w:val="1A1916"/>
+        </w:rPr>
+        <w:t>:</w:t>
       </w:r>
     </w:p>
     <w:p>
@@ -244,8 +772,72 @@
         <w:rPr>
           <w:color w:val="1A1916"/>
         </w:rPr>
-        <w:t>Redirect URL — inti dari aplikasi, harus jalan duluan</w:t>
-      </w:r>
+        <w:t xml:space="preserve">Redirect URL — inti </w:t>
+      </w:r>
+      <w:proofErr w:type="spellStart"/>
+      <w:r>
+        <w:rPr>
+          <w:color w:val="1A1916"/>
+        </w:rPr>
+        <w:t>dari</w:t>
+      </w:r>
+      <w:proofErr w:type="spellEnd"/>
+      <w:r>
+        <w:rPr>
+          <w:color w:val="1A1916"/>
+        </w:rPr>
+        <w:t xml:space="preserve"> </w:t>
+      </w:r>
+      <w:proofErr w:type="spellStart"/>
+      <w:r>
+        <w:rPr>
+          <w:color w:val="1A1916"/>
+        </w:rPr>
+        <w:t>aplikasi</w:t>
+      </w:r>
+      <w:proofErr w:type="spellEnd"/>
+      <w:r>
+        <w:rPr>
+          <w:color w:val="1A1916"/>
+        </w:rPr>
+        <w:t xml:space="preserve">, </w:t>
+      </w:r>
+      <w:proofErr w:type="spellStart"/>
+      <w:r>
+        <w:rPr>
+          <w:color w:val="1A1916"/>
+        </w:rPr>
+        <w:t>harus</w:t>
+      </w:r>
+      <w:proofErr w:type="spellEnd"/>
+      <w:r>
+        <w:rPr>
+          <w:color w:val="1A1916"/>
+        </w:rPr>
+        <w:t xml:space="preserve"> </w:t>
+      </w:r>
+      <w:proofErr w:type="spellStart"/>
+      <w:r>
+        <w:rPr>
+          <w:color w:val="1A1916"/>
+        </w:rPr>
+        <w:t>jalan</w:t>
+      </w:r>
+      <w:proofErr w:type="spellEnd"/>
+      <w:r>
+        <w:rPr>
+          <w:color w:val="1A1916"/>
+        </w:rPr>
+        <w:t xml:space="preserve"> </w:t>
+      </w:r>
+      <w:proofErr w:type="spellStart"/>
+      <w:r>
+        <w:rPr>
+          <w:color w:val="1A1916"/>
+        </w:rPr>
+        <w:t>duluan</w:t>
+      </w:r>
+      <w:proofErr w:type="spellEnd"/>
     </w:p>
     <w:p>
       <w:pPr>
@@ -256,11 +848,19 @@
         </w:numPr>
         <w:spacing w:before="40" w:after="40"/>
       </w:pPr>
-      <w:r>
-        <w:rPr>
-          <w:color w:val="1A1916"/>
-        </w:rPr>
-        <w:t>Autentikasi — login, register, session management</w:t>
+      <w:proofErr w:type="spellStart"/>
+      <w:r>
+        <w:rPr>
+          <w:color w:val="1A1916"/>
+        </w:rPr>
+        <w:t>Autentikasi</w:t>
+      </w:r>
+      <w:proofErr w:type="spellEnd"/>
+      <w:r>
+        <w:rPr>
+          <w:color w:val="1A1916"/>
+        </w:rPr>
+        <w:t xml:space="preserve"> — login, register, session management</w:t>
       </w:r>
     </w:p>
     <w:p>
@@ -276,7 +876,35 @@
         <w:rPr>
           <w:color w:val="1A1916"/>
         </w:rPr>
-        <w:t>Shorten URL live — input URL dan simpan ke database</w:t>
+        <w:t xml:space="preserve">Shorten URL live — input URL dan </w:t>
+      </w:r>
+      <w:proofErr w:type="spellStart"/>
+      <w:r>
+        <w:rPr>
+          <w:color w:val="1A1916"/>
+        </w:rPr>
+        <w:t>simpan</w:t>
+      </w:r>
+      <w:proofErr w:type="spellEnd"/>
+      <w:r>
+        <w:rPr>
+          <w:color w:val="1A1916"/>
+        </w:rPr>
+        <w:t xml:space="preserve"> </w:t>
+      </w:r>
+      <w:proofErr w:type="spellStart"/>
+      <w:r>
+        <w:rPr>
+          <w:color w:val="1A1916"/>
+        </w:rPr>
+        <w:t>ke</w:t>
+      </w:r>
+      <w:proofErr w:type="spellEnd"/>
+      <w:r>
+        <w:rPr>
+          <w:color w:val="1A1916"/>
+        </w:rPr>
+        <w:t xml:space="preserve"> database</w:t>
       </w:r>
     </w:p>
     <w:p>
@@ -292,7 +920,49 @@
         <w:rPr>
           <w:color w:val="1A1916"/>
         </w:rPr>
-        <w:t>Dashboard data nyata — tampilkan data dari database</w:t>
+        <w:t xml:space="preserve">Dashboard data </w:t>
+      </w:r>
+      <w:proofErr w:type="spellStart"/>
+      <w:r>
+        <w:rPr>
+          <w:color w:val="1A1916"/>
+        </w:rPr>
+        <w:t>nyata</w:t>
+      </w:r>
+      <w:proofErr w:type="spellEnd"/>
+      <w:r>
+        <w:rPr>
+          <w:color w:val="1A1916"/>
+        </w:rPr>
+        <w:t xml:space="preserve"> — </w:t>
+      </w:r>
+      <w:proofErr w:type="spellStart"/>
+      <w:r>
+        <w:rPr>
+          <w:color w:val="1A1916"/>
+        </w:rPr>
+        <w:t>tampilkan</w:t>
+      </w:r>
+      <w:proofErr w:type="spellEnd"/>
+      <w:r>
+        <w:rPr>
+          <w:color w:val="1A1916"/>
+        </w:rPr>
+        <w:t xml:space="preserve"> data </w:t>
+      </w:r>
+      <w:proofErr w:type="spellStart"/>
+      <w:r>
+        <w:rPr>
+          <w:color w:val="1A1916"/>
+        </w:rPr>
+        <w:t>dari</w:t>
+      </w:r>
+      <w:proofErr w:type="spellEnd"/>
+      <w:r>
+        <w:rPr>
+          <w:color w:val="1A1916"/>
+        </w:rPr>
+        <w:t xml:space="preserve"> database</w:t>
       </w:r>
     </w:p>
     <w:p>
@@ -308,8 +978,44 @@
         <w:rPr>
           <w:color w:val="1A1916"/>
         </w:rPr>
-        <w:t>Analytics per link — statistik klik, device, lokasi</w:t>
-      </w:r>
+        <w:t xml:space="preserve">Analytics per link — </w:t>
+      </w:r>
+      <w:proofErr w:type="spellStart"/>
+      <w:r>
+        <w:rPr>
+          <w:color w:val="1A1916"/>
+        </w:rPr>
+        <w:t>statistik</w:t>
+      </w:r>
+      <w:proofErr w:type="spellEnd"/>
+      <w:r>
+        <w:rPr>
+          <w:color w:val="1A1916"/>
+        </w:rPr>
+        <w:t xml:space="preserve"> </w:t>
+      </w:r>
+      <w:proofErr w:type="spellStart"/>
+      <w:r>
+        <w:rPr>
+          <w:color w:val="1A1916"/>
+        </w:rPr>
+        <w:t>klik</w:t>
+      </w:r>
+      <w:proofErr w:type="spellEnd"/>
+      <w:r>
+        <w:rPr>
+          <w:color w:val="1A1916"/>
+        </w:rPr>
+        <w:t xml:space="preserve">, device, </w:t>
+      </w:r>
+      <w:proofErr w:type="spellStart"/>
+      <w:r>
+        <w:rPr>
+          <w:color w:val="1A1916"/>
+        </w:rPr>
+        <w:t>lokasi</w:t>
+      </w:r>
+      <w:proofErr w:type="spellEnd"/>
     </w:p>
     <w:p>
       <w:pPr>
@@ -324,8 +1030,58 @@
         <w:rPr>
           <w:color w:val="1A1916"/>
         </w:rPr>
-        <w:t>Edit &amp; hapus link — manajemen link yang sudah dibuat</w:t>
-      </w:r>
+        <w:t xml:space="preserve">Edit &amp; </w:t>
+      </w:r>
+      <w:proofErr w:type="spellStart"/>
+      <w:r>
+        <w:rPr>
+          <w:color w:val="1A1916"/>
+        </w:rPr>
+        <w:t>hapus</w:t>
+      </w:r>
+      <w:proofErr w:type="spellEnd"/>
+      <w:r>
+        <w:rPr>
+          <w:color w:val="1A1916"/>
+        </w:rPr>
+        <w:t xml:space="preserve"> link — </w:t>
+      </w:r>
+      <w:proofErr w:type="spellStart"/>
+      <w:r>
+        <w:rPr>
+          <w:color w:val="1A1916"/>
+        </w:rPr>
+        <w:t>manajemen</w:t>
+      </w:r>
+      <w:proofErr w:type="spellEnd"/>
+      <w:r>
+        <w:rPr>
+          <w:color w:val="1A1916"/>
+        </w:rPr>
+        <w:t xml:space="preserve"> link yang </w:t>
+      </w:r>
+      <w:proofErr w:type="spellStart"/>
+      <w:r>
+        <w:rPr>
+          <w:color w:val="1A1916"/>
+        </w:rPr>
+        <w:t>sudah</w:t>
+      </w:r>
+      <w:proofErr w:type="spellEnd"/>
+      <w:r>
+        <w:rPr>
+          <w:color w:val="1A1916"/>
+        </w:rPr>
+        <w:t xml:space="preserve"> </w:t>
+      </w:r>
+      <w:proofErr w:type="spellStart"/>
+      <w:r>
+        <w:rPr>
+          <w:color w:val="1A1916"/>
+        </w:rPr>
+        <w:t>dibuat</w:t>
+      </w:r>
+      <w:proofErr w:type="spellEnd"/>
     </w:p>
     <w:p>
       <w:pPr>
@@ -340,8 +1096,16 @@
         <w:rPr>
           <w:color w:val="1A1916"/>
         </w:rPr>
-        <w:t>Loading state &amp; feedback — UX yang baik</w:t>
-      </w:r>
+        <w:t xml:space="preserve">Loading state &amp; feedback — UX yang </w:t>
+      </w:r>
+      <w:proofErr w:type="spellStart"/>
+      <w:r>
+        <w:rPr>
+          <w:color w:val="1A1916"/>
+        </w:rPr>
+        <w:t>baik</w:t>
+      </w:r>
+      <w:proofErr w:type="spellEnd"/>
     </w:p>
     <w:p>
       <w:pPr>
@@ -352,12 +1116,70 @@
         </w:numPr>
         <w:spacing w:before="40" w:after="40"/>
       </w:pPr>
-      <w:r>
-        <w:rPr>
-          <w:color w:val="1A1916"/>
-        </w:rPr>
-        <w:t>Responsif mobile — tampilan yang baik di semua layar</w:t>
-      </w:r>
+      <w:proofErr w:type="spellStart"/>
+      <w:r>
+        <w:rPr>
+          <w:color w:val="1A1916"/>
+        </w:rPr>
+        <w:t>Responsif</w:t>
+      </w:r>
+      <w:proofErr w:type="spellEnd"/>
+      <w:r>
+        <w:rPr>
+          <w:color w:val="1A1916"/>
+        </w:rPr>
+        <w:t xml:space="preserve"> mobile — </w:t>
+      </w:r>
+      <w:proofErr w:type="spellStart"/>
+      <w:r>
+        <w:rPr>
+          <w:color w:val="1A1916"/>
+        </w:rPr>
+        <w:t>tampilan</w:t>
+      </w:r>
+      <w:proofErr w:type="spellEnd"/>
+      <w:r>
+        <w:rPr>
+          <w:color w:val="1A1916"/>
+        </w:rPr>
+        <w:t xml:space="preserve"> yang </w:t>
+      </w:r>
+      <w:proofErr w:type="spellStart"/>
+      <w:r>
+        <w:rPr>
+          <w:color w:val="1A1916"/>
+        </w:rPr>
+        <w:t>baik</w:t>
+      </w:r>
+      <w:proofErr w:type="spellEnd"/>
+      <w:r>
+        <w:rPr>
+          <w:color w:val="1A1916"/>
+        </w:rPr>
+        <w:t xml:space="preserve"> di </w:t>
+      </w:r>
+      <w:proofErr w:type="spellStart"/>
+      <w:r>
+        <w:rPr>
+          <w:color w:val="1A1916"/>
+        </w:rPr>
+        <w:t>semua</w:t>
+      </w:r>
+      <w:proofErr w:type="spellEnd"/>
+      <w:r>
+        <w:rPr>
+          <w:color w:val="1A1916"/>
+        </w:rPr>
+        <w:t xml:space="preserve"> </w:t>
+      </w:r>
+      <w:proofErr w:type="spellStart"/>
+      <w:r>
+        <w:rPr>
+          <w:color w:val="1A1916"/>
+        </w:rPr>
+        <w:t>layar</w:t>
+      </w:r>
+      <w:proofErr w:type="spellEnd"/>
     </w:p>
     <w:p>
       <w:pPr>
@@ -372,8 +1194,72 @@
         <w:rPr>
           <w:color w:val="1A1916"/>
         </w:rPr>
-        <w:t>API Key — fitur opsional untuk integrasi eksternal</w:t>
-      </w:r>
+        <w:t xml:space="preserve">API Key — </w:t>
+      </w:r>
+      <w:proofErr w:type="spellStart"/>
+      <w:r>
+        <w:rPr>
+          <w:color w:val="1A1916"/>
+        </w:rPr>
+        <w:t>fitur</w:t>
+      </w:r>
+      <w:proofErr w:type="spellEnd"/>
+      <w:r>
+        <w:rPr>
+          <w:color w:val="1A1916"/>
+        </w:rPr>
+        <w:t xml:space="preserve"> </w:t>
+      </w:r>
+      <w:proofErr w:type="spellStart"/>
+      <w:r>
+        <w:rPr>
+          <w:color w:val="1A1916"/>
+        </w:rPr>
+        <w:t>opsional</w:t>
+      </w:r>
+      <w:proofErr w:type="spellEnd"/>
+      <w:r>
+        <w:rPr>
+          <w:color w:val="1A1916"/>
+        </w:rPr>
+        <w:t xml:space="preserve"> </w:t>
+      </w:r>
+      <w:proofErr w:type="spellStart"/>
+      <w:r>
+        <w:rPr>
+          <w:color w:val="1A1916"/>
+        </w:rPr>
+        <w:t>untuk</w:t>
+      </w:r>
+      <w:proofErr w:type="spellEnd"/>
+      <w:r>
+        <w:rPr>
+          <w:color w:val="1A1916"/>
+        </w:rPr>
+        <w:t xml:space="preserve"> </w:t>
+      </w:r>
+      <w:proofErr w:type="spellStart"/>
+      <w:r>
+        <w:rPr>
+          <w:color w:val="1A1916"/>
+        </w:rPr>
+        <w:t>integrasi</w:t>
+      </w:r>
+      <w:proofErr w:type="spellEnd"/>
+      <w:r>
+        <w:rPr>
+          <w:color w:val="1A1916"/>
+        </w:rPr>
+        <w:t xml:space="preserve"> </w:t>
+      </w:r>
+      <w:proofErr w:type="spellStart"/>
+      <w:r>
+        <w:rPr>
+          <w:color w:val="1A1916"/>
+        </w:rPr>
+        <w:t>eksternal</w:t>
+      </w:r>
+      <w:proofErr w:type="spellEnd"/>
     </w:p>
     <w:p>
       <w:pPr>
@@ -388,8 +1274,13 @@
         <w:pStyle w:val="Heading1"/>
       </w:pPr>
       <w:r>
-        <w:t>Daftar Task Lengkap</w:t>
-      </w:r>
+        <w:t xml:space="preserve">Daftar Task </w:t>
+      </w:r>
+      <w:proofErr w:type="spellStart"/>
+      <w:r>
+        <w:t>Lengkap</w:t>
+      </w:r>
+      <w:proofErr w:type="spellEnd"/>
     </w:p>
     <w:p>
       <w:pPr>
@@ -407,7 +1298,91 @@
         <w:rPr>
           <w:color w:val="1A1916"/>
         </w:rPr>
-        <w:t>Fitur paling inti dari URL shortener. Harus diimplementasikan pertama kali sebelum fitur lainnya.</w:t>
+        <w:t xml:space="preserve">Fitur paling inti </w:t>
+      </w:r>
+      <w:proofErr w:type="spellStart"/>
+      <w:r>
+        <w:rPr>
+          <w:color w:val="1A1916"/>
+        </w:rPr>
+        <w:t>dari</w:t>
+      </w:r>
+      <w:proofErr w:type="spellEnd"/>
+      <w:r>
+        <w:rPr>
+          <w:color w:val="1A1916"/>
+        </w:rPr>
+        <w:t xml:space="preserve"> URL shortener. Harus </w:t>
+      </w:r>
+      <w:proofErr w:type="spellStart"/>
+      <w:r>
+        <w:rPr>
+          <w:color w:val="1A1916"/>
+        </w:rPr>
+        <w:t>diimplementasikan</w:t>
+      </w:r>
+      <w:proofErr w:type="spellEnd"/>
+      <w:r>
+        <w:rPr>
+          <w:color w:val="1A1916"/>
+        </w:rPr>
+        <w:t xml:space="preserve"> </w:t>
+      </w:r>
+      <w:proofErr w:type="spellStart"/>
+      <w:r>
+        <w:rPr>
+          <w:color w:val="1A1916"/>
+        </w:rPr>
+        <w:t>pertama</w:t>
+      </w:r>
+      <w:proofErr w:type="spellEnd"/>
+      <w:r>
+        <w:rPr>
+          <w:color w:val="1A1916"/>
+        </w:rPr>
+        <w:t xml:space="preserve"> kali </w:t>
+      </w:r>
+      <w:proofErr w:type="spellStart"/>
+      <w:r>
+        <w:rPr>
+          <w:color w:val="1A1916"/>
+        </w:rPr>
+        <w:t>sebelum</w:t>
+      </w:r>
+      <w:proofErr w:type="spellEnd"/>
+      <w:r>
+        <w:rPr>
+          <w:color w:val="1A1916"/>
+        </w:rPr>
+        <w:t xml:space="preserve"> </w:t>
+      </w:r>
+      <w:proofErr w:type="spellStart"/>
+      <w:r>
+        <w:rPr>
+          <w:color w:val="1A1916"/>
+        </w:rPr>
+        <w:t>fitur</w:t>
+      </w:r>
+      <w:proofErr w:type="spellEnd"/>
+      <w:r>
+        <w:rPr>
+          <w:color w:val="1A1916"/>
+        </w:rPr>
+        <w:t xml:space="preserve"> </w:t>
+      </w:r>
+      <w:proofErr w:type="spellStart"/>
+      <w:r>
+        <w:rPr>
+          <w:color w:val="1A1916"/>
+        </w:rPr>
+        <w:t>lainnya</w:t>
+      </w:r>
+      <w:proofErr w:type="spellEnd"/>
+      <w:r>
+        <w:rPr>
+          <w:color w:val="1A1916"/>
+        </w:rPr>
+        <w:t>.</w:t>
       </w:r>
     </w:p>
     <w:p>
@@ -521,6 +1496,7 @@
             </w:tcMar>
           </w:tcPr>
           <w:p>
+            <w:proofErr w:type="spellStart"/>
             <w:r>
               <w:rPr>
                 <w:b/>
@@ -531,6 +1507,7 @@
               </w:rPr>
               <w:t>Prioritas</w:t>
             </w:r>
+            <w:proofErr w:type="spellEnd"/>
           </w:p>
         </w:tc>
         <w:tc>
@@ -581,6 +1558,7 @@
             </w:tcMar>
           </w:tcPr>
           <w:p>
+            <w:proofErr w:type="spellStart"/>
             <w:r>
               <w:rPr>
                 <w:b/>
@@ -591,6 +1569,7 @@
               </w:rPr>
               <w:t>Catatan</w:t>
             </w:r>
+            <w:proofErr w:type="spellEnd"/>
           </w:p>
         </w:tc>
       </w:tr>
@@ -707,6 +1686,7 @@
               </w:rPr>
               <w:t xml:space="preserve">○ </w:t>
             </w:r>
+            <w:proofErr w:type="spellStart"/>
             <w:r>
               <w:rPr>
                 <w:color w:val="7A7870"/>
@@ -715,6 +1695,7 @@
               </w:rPr>
               <w:t>Sudah</w:t>
             </w:r>
+            <w:proofErr w:type="spellEnd"/>
           </w:p>
         </w:tc>
         <w:tc>
@@ -741,8 +1722,18 @@
                 <w:sz w:val="20"/>
                 <w:szCs w:val="20"/>
               </w:rPr>
-              <w:t>Pakai Gin/Echo/Fiber</w:t>
-            </w:r>
+              <w:t>Pakai Gin/Echo/</w:t>
+            </w:r>
+            <w:proofErr w:type="spellStart"/>
+            <w:r>
+              <w:rPr>
+                <w:color w:val="7A7870"/>
+                <w:sz w:val="20"/>
+                <w:szCs w:val="20"/>
+              </w:rPr>
+              <w:t>Fiber</w:t>
+            </w:r>
+            <w:proofErr w:type="spellEnd"/>
           </w:p>
         </w:tc>
       </w:tr>
@@ -806,7 +1797,25 @@
                 <w:sz w:val="20"/>
                 <w:szCs w:val="20"/>
               </w:rPr>
-              <w:t>Query database berdasarkan slug</w:t>
+              <w:t xml:space="preserve">Query database </w:t>
+            </w:r>
+            <w:proofErr w:type="spellStart"/>
+            <w:r>
+              <w:rPr>
+                <w:color w:val="1A1916"/>
+                <w:sz w:val="20"/>
+                <w:szCs w:val="20"/>
+              </w:rPr>
+              <w:t>berdasarkan</w:t>
+            </w:r>
+            <w:proofErr w:type="spellEnd"/>
+            <w:r>
+              <w:rPr>
+                <w:color w:val="1A1916"/>
+                <w:sz w:val="20"/>
+                <w:szCs w:val="20"/>
+              </w:rPr>
+              <w:t xml:space="preserve"> slug</w:t>
             </w:r>
           </w:p>
           <w:p>
@@ -862,8 +1871,17 @@
                 <w:sz w:val="20"/>
                 <w:szCs w:val="20"/>
               </w:rPr>
-              <w:t>Connect go with postgre</w:t>
-            </w:r>
+              <w:t xml:space="preserve">Connect go with </w:t>
+            </w:r>
+            <w:proofErr w:type="spellStart"/>
+            <w:r>
+              <w:rPr>
+                <w:sz w:val="20"/>
+                <w:szCs w:val="20"/>
+              </w:rPr>
+              <w:t>postgre</w:t>
+            </w:r>
+            <w:proofErr w:type="spellEnd"/>
             <w:r>
               <w:rPr>
                 <w:sz w:val="20"/>
@@ -929,6 +1947,7 @@
               </w:rPr>
               <w:t xml:space="preserve">○ </w:t>
             </w:r>
+            <w:proofErr w:type="spellStart"/>
             <w:r>
               <w:rPr>
                 <w:color w:val="7A7870"/>
@@ -937,6 +1956,7 @@
               </w:rPr>
               <w:t>Sudah</w:t>
             </w:r>
+            <w:proofErr w:type="spellEnd"/>
           </w:p>
         </w:tc>
         <w:tc>
@@ -963,8 +1983,36 @@
                 <w:sz w:val="20"/>
                 <w:szCs w:val="20"/>
               </w:rPr>
-              <w:t>Hit counter +1 tiap klik</w:t>
-            </w:r>
+              <w:t xml:space="preserve">Hit counter +1 </w:t>
+            </w:r>
+            <w:proofErr w:type="spellStart"/>
+            <w:r>
+              <w:rPr>
+                <w:color w:val="7A7870"/>
+                <w:sz w:val="20"/>
+                <w:szCs w:val="20"/>
+              </w:rPr>
+              <w:t>tiap</w:t>
+            </w:r>
+            <w:proofErr w:type="spellEnd"/>
+            <w:r>
+              <w:rPr>
+                <w:color w:val="7A7870"/>
+                <w:sz w:val="20"/>
+                <w:szCs w:val="20"/>
+              </w:rPr>
+              <w:t xml:space="preserve"> </w:t>
+            </w:r>
+            <w:proofErr w:type="spellStart"/>
+            <w:r>
+              <w:rPr>
+                <w:color w:val="7A7870"/>
+                <w:sz w:val="20"/>
+                <w:szCs w:val="20"/>
+              </w:rPr>
+              <w:t>klik</w:t>
+            </w:r>
+            <w:proofErr w:type="spellEnd"/>
           </w:p>
         </w:tc>
       </w:tr>
@@ -1021,8 +2069,36 @@
                 <w:sz w:val="20"/>
                 <w:szCs w:val="20"/>
               </w:rPr>
-              <w:t>HTTP 301/302 redirect ke URL asli</w:t>
-            </w:r>
+              <w:t xml:space="preserve">HTTP 301/302 redirect </w:t>
+            </w:r>
+            <w:proofErr w:type="spellStart"/>
+            <w:r>
+              <w:rPr>
+                <w:color w:val="1A1916"/>
+                <w:sz w:val="20"/>
+                <w:szCs w:val="20"/>
+              </w:rPr>
+              <w:t>ke</w:t>
+            </w:r>
+            <w:proofErr w:type="spellEnd"/>
+            <w:r>
+              <w:rPr>
+                <w:color w:val="1A1916"/>
+                <w:sz w:val="20"/>
+                <w:szCs w:val="20"/>
+              </w:rPr>
+              <w:t xml:space="preserve"> URL </w:t>
+            </w:r>
+            <w:proofErr w:type="spellStart"/>
+            <w:r>
+              <w:rPr>
+                <w:color w:val="1A1916"/>
+                <w:sz w:val="20"/>
+                <w:szCs w:val="20"/>
+              </w:rPr>
+              <w:t>asli</w:t>
+            </w:r>
+            <w:proofErr w:type="spellEnd"/>
           </w:p>
         </w:tc>
         <w:tc>
@@ -1081,6 +2157,7 @@
               </w:rPr>
               <w:t xml:space="preserve">○ </w:t>
             </w:r>
+            <w:proofErr w:type="spellStart"/>
             <w:r>
               <w:rPr>
                 <w:color w:val="7A7870"/>
@@ -1089,6 +2166,7 @@
               </w:rPr>
               <w:t>Sudah</w:t>
             </w:r>
+            <w:proofErr w:type="spellEnd"/>
           </w:p>
         </w:tc>
         <w:tc>
@@ -1109,13 +2187,41 @@
             </w:tcMar>
           </w:tcPr>
           <w:p>
-            <w:r>
-              <w:rPr>
-                <w:color w:val="7A7870"/>
-                <w:sz w:val="20"/>
-                <w:szCs w:val="20"/>
-              </w:rPr>
-              <w:t>Gunakan 302 untuk analytics</w:t>
+            <w:proofErr w:type="spellStart"/>
+            <w:r>
+              <w:rPr>
+                <w:color w:val="7A7870"/>
+                <w:sz w:val="20"/>
+                <w:szCs w:val="20"/>
+              </w:rPr>
+              <w:t>Gunakan</w:t>
+            </w:r>
+            <w:proofErr w:type="spellEnd"/>
+            <w:r>
+              <w:rPr>
+                <w:color w:val="7A7870"/>
+                <w:sz w:val="20"/>
+                <w:szCs w:val="20"/>
+              </w:rPr>
+              <w:t xml:space="preserve"> 302 </w:t>
+            </w:r>
+            <w:proofErr w:type="spellStart"/>
+            <w:r>
+              <w:rPr>
+                <w:color w:val="7A7870"/>
+                <w:sz w:val="20"/>
+                <w:szCs w:val="20"/>
+              </w:rPr>
+              <w:t>untuk</w:t>
+            </w:r>
+            <w:proofErr w:type="spellEnd"/>
+            <w:r>
+              <w:rPr>
+                <w:color w:val="7A7870"/>
+                <w:sz w:val="20"/>
+                <w:szCs w:val="20"/>
+              </w:rPr>
+              <w:t xml:space="preserve"> analytics</w:t>
             </w:r>
           </w:p>
         </w:tc>
@@ -1173,8 +2279,54 @@
                 <w:sz w:val="20"/>
                 <w:szCs w:val="20"/>
               </w:rPr>
-              <w:t>Halaman 404 jika slug tidak ditemukan</w:t>
-            </w:r>
+              <w:t xml:space="preserve">Halaman 404 </w:t>
+            </w:r>
+            <w:proofErr w:type="spellStart"/>
+            <w:r>
+              <w:rPr>
+                <w:color w:val="1A1916"/>
+                <w:sz w:val="20"/>
+                <w:szCs w:val="20"/>
+              </w:rPr>
+              <w:t>jika</w:t>
+            </w:r>
+            <w:proofErr w:type="spellEnd"/>
+            <w:r>
+              <w:rPr>
+                <w:color w:val="1A1916"/>
+                <w:sz w:val="20"/>
+                <w:szCs w:val="20"/>
+              </w:rPr>
+              <w:t xml:space="preserve"> slug </w:t>
+            </w:r>
+            <w:proofErr w:type="spellStart"/>
+            <w:r>
+              <w:rPr>
+                <w:color w:val="1A1916"/>
+                <w:sz w:val="20"/>
+                <w:szCs w:val="20"/>
+              </w:rPr>
+              <w:t>tidak</w:t>
+            </w:r>
+            <w:proofErr w:type="spellEnd"/>
+            <w:r>
+              <w:rPr>
+                <w:color w:val="1A1916"/>
+                <w:sz w:val="20"/>
+                <w:szCs w:val="20"/>
+              </w:rPr>
+              <w:t xml:space="preserve"> </w:t>
+            </w:r>
+            <w:proofErr w:type="spellStart"/>
+            <w:r>
+              <w:rPr>
+                <w:color w:val="1A1916"/>
+                <w:sz w:val="20"/>
+                <w:szCs w:val="20"/>
+              </w:rPr>
+              <w:t>ditemukan</w:t>
+            </w:r>
+            <w:proofErr w:type="spellEnd"/>
           </w:p>
         </w:tc>
         <w:tc>
@@ -1195,6 +2347,7 @@
             </w:tcMar>
           </w:tcPr>
           <w:p>
+            <w:proofErr w:type="spellStart"/>
             <w:r>
               <w:rPr>
                 <w:b/>
@@ -1205,6 +2358,7 @@
               </w:rPr>
               <w:t>Sedang</w:t>
             </w:r>
+            <w:proofErr w:type="spellEnd"/>
           </w:p>
         </w:tc>
         <w:tc>
@@ -1233,6 +2387,7 @@
               </w:rPr>
               <w:t xml:space="preserve">○ </w:t>
             </w:r>
+            <w:proofErr w:type="spellStart"/>
             <w:r>
               <w:rPr>
                 <w:color w:val="7A7870"/>
@@ -1241,6 +2396,7 @@
               </w:rPr>
               <w:t>Sudah</w:t>
             </w:r>
+            <w:proofErr w:type="spellEnd"/>
           </w:p>
         </w:tc>
         <w:tc>
@@ -1267,8 +2423,36 @@
                 <w:sz w:val="20"/>
                 <w:szCs w:val="20"/>
               </w:rPr>
-              <w:t>Desain halaman error yang baik</w:t>
-            </w:r>
+              <w:t xml:space="preserve">Desain </w:t>
+            </w:r>
+            <w:proofErr w:type="spellStart"/>
+            <w:r>
+              <w:rPr>
+                <w:color w:val="7A7870"/>
+                <w:sz w:val="20"/>
+                <w:szCs w:val="20"/>
+              </w:rPr>
+              <w:t>halaman</w:t>
+            </w:r>
+            <w:proofErr w:type="spellEnd"/>
+            <w:r>
+              <w:rPr>
+                <w:color w:val="7A7870"/>
+                <w:sz w:val="20"/>
+                <w:szCs w:val="20"/>
+              </w:rPr>
+              <w:t xml:space="preserve"> error yang </w:t>
+            </w:r>
+            <w:proofErr w:type="spellStart"/>
+            <w:r>
+              <w:rPr>
+                <w:color w:val="7A7870"/>
+                <w:sz w:val="20"/>
+                <w:szCs w:val="20"/>
+              </w:rPr>
+              <w:t>baik</w:t>
+            </w:r>
+            <w:proofErr w:type="spellEnd"/>
           </w:p>
         </w:tc>
       </w:tr>
@@ -1325,8 +2509,36 @@
                 <w:sz w:val="20"/>
                 <w:szCs w:val="20"/>
               </w:rPr>
-              <w:t>Halaman expired jika link kedaluwarsa</w:t>
-            </w:r>
+              <w:t xml:space="preserve">Halaman expired </w:t>
+            </w:r>
+            <w:proofErr w:type="spellStart"/>
+            <w:r>
+              <w:rPr>
+                <w:color w:val="1A1916"/>
+                <w:sz w:val="20"/>
+                <w:szCs w:val="20"/>
+              </w:rPr>
+              <w:t>jika</w:t>
+            </w:r>
+            <w:proofErr w:type="spellEnd"/>
+            <w:r>
+              <w:rPr>
+                <w:color w:val="1A1916"/>
+                <w:sz w:val="20"/>
+                <w:szCs w:val="20"/>
+              </w:rPr>
+              <w:t xml:space="preserve"> link </w:t>
+            </w:r>
+            <w:proofErr w:type="spellStart"/>
+            <w:r>
+              <w:rPr>
+                <w:color w:val="1A1916"/>
+                <w:sz w:val="20"/>
+                <w:szCs w:val="20"/>
+              </w:rPr>
+              <w:t>kedaluwarsa</w:t>
+            </w:r>
+            <w:proofErr w:type="spellEnd"/>
           </w:p>
         </w:tc>
         <w:tc>
@@ -1347,6 +2559,7 @@
             </w:tcMar>
           </w:tcPr>
           <w:p>
+            <w:proofErr w:type="spellStart"/>
             <w:r>
               <w:rPr>
                 <w:b/>
@@ -1357,6 +2570,7 @@
               </w:rPr>
               <w:t>Sedang</w:t>
             </w:r>
+            <w:proofErr w:type="spellEnd"/>
           </w:p>
         </w:tc>
         <w:tc>
@@ -1385,6 +2599,7 @@
               </w:rPr>
               <w:t xml:space="preserve">○ </w:t>
             </w:r>
+            <w:proofErr w:type="spellStart"/>
             <w:r>
               <w:rPr>
                 <w:color w:val="7A7870"/>
@@ -1393,6 +2608,7 @@
               </w:rPr>
               <w:t>Sudah</w:t>
             </w:r>
+            <w:proofErr w:type="spellEnd"/>
           </w:p>
         </w:tc>
         <w:tc>
@@ -1419,7 +2635,25 @@
                 <w:sz w:val="20"/>
                 <w:szCs w:val="20"/>
               </w:rPr>
-              <w:t>Cek expired_at di database</w:t>
+              <w:t xml:space="preserve">Cek </w:t>
+            </w:r>
+            <w:proofErr w:type="spellStart"/>
+            <w:r>
+              <w:rPr>
+                <w:color w:val="7A7870"/>
+                <w:sz w:val="20"/>
+                <w:szCs w:val="20"/>
+              </w:rPr>
+              <w:t>expired_at</w:t>
+            </w:r>
+            <w:proofErr w:type="spellEnd"/>
+            <w:r>
+              <w:rPr>
+                <w:color w:val="7A7870"/>
+                <w:sz w:val="20"/>
+                <w:szCs w:val="20"/>
+              </w:rPr>
+              <w:t xml:space="preserve"> di database</w:t>
             </w:r>
           </w:p>
         </w:tc>
@@ -1435,18 +2669,129 @@
         <w:pStyle w:val="Heading2"/>
       </w:pPr>
       <w:r>
-        <w:t>2. Autentikasi</w:t>
-      </w:r>
+        <w:t xml:space="preserve">2. </w:t>
+      </w:r>
+      <w:proofErr w:type="spellStart"/>
+      <w:r>
+        <w:t>Autentikasi</w:t>
+      </w:r>
+      <w:proofErr w:type="spellEnd"/>
     </w:p>
     <w:p>
       <w:pPr>
         <w:spacing w:before="60" w:after="60"/>
       </w:pPr>
-      <w:r>
-        <w:rPr>
-          <w:color w:val="1A1916"/>
-        </w:rPr>
-        <w:t>Sistem login dan register agar setiap user hanya bisa melihat dan mengelola link miliknya sendiri.</w:t>
+      <w:proofErr w:type="spellStart"/>
+      <w:r>
+        <w:rPr>
+          <w:color w:val="1A1916"/>
+        </w:rPr>
+        <w:t>Sistem</w:t>
+      </w:r>
+      <w:proofErr w:type="spellEnd"/>
+      <w:r>
+        <w:rPr>
+          <w:color w:val="1A1916"/>
+        </w:rPr>
+        <w:t xml:space="preserve"> login dan register agar </w:t>
+      </w:r>
+      <w:proofErr w:type="spellStart"/>
+      <w:r>
+        <w:rPr>
+          <w:color w:val="1A1916"/>
+        </w:rPr>
+        <w:t>setiap</w:t>
+      </w:r>
+      <w:proofErr w:type="spellEnd"/>
+      <w:r>
+        <w:rPr>
+          <w:color w:val="1A1916"/>
+        </w:rPr>
+        <w:t xml:space="preserve"> user </w:t>
+      </w:r>
+      <w:proofErr w:type="spellStart"/>
+      <w:r>
+        <w:rPr>
+          <w:color w:val="1A1916"/>
+        </w:rPr>
+        <w:t>hanya</w:t>
+      </w:r>
+      <w:proofErr w:type="spellEnd"/>
+      <w:r>
+        <w:rPr>
+          <w:color w:val="1A1916"/>
+        </w:rPr>
+        <w:t xml:space="preserve"> </w:t>
+      </w:r>
+      <w:proofErr w:type="spellStart"/>
+      <w:r>
+        <w:rPr>
+          <w:color w:val="1A1916"/>
+        </w:rPr>
+        <w:t>bisa</w:t>
+      </w:r>
+      <w:proofErr w:type="spellEnd"/>
+      <w:r>
+        <w:rPr>
+          <w:color w:val="1A1916"/>
+        </w:rPr>
+        <w:t xml:space="preserve"> </w:t>
+      </w:r>
+      <w:proofErr w:type="spellStart"/>
+      <w:r>
+        <w:rPr>
+          <w:color w:val="1A1916"/>
+        </w:rPr>
+        <w:t>melihat</w:t>
+      </w:r>
+      <w:proofErr w:type="spellEnd"/>
+      <w:r>
+        <w:rPr>
+          <w:color w:val="1A1916"/>
+        </w:rPr>
+        <w:t xml:space="preserve"> dan </w:t>
+      </w:r>
+      <w:proofErr w:type="spellStart"/>
+      <w:r>
+        <w:rPr>
+          <w:color w:val="1A1916"/>
+        </w:rPr>
+        <w:t>mengelola</w:t>
+      </w:r>
+      <w:proofErr w:type="spellEnd"/>
+      <w:r>
+        <w:rPr>
+          <w:color w:val="1A1916"/>
+        </w:rPr>
+        <w:t xml:space="preserve"> link </w:t>
+      </w:r>
+      <w:proofErr w:type="spellStart"/>
+      <w:r>
+        <w:rPr>
+          <w:color w:val="1A1916"/>
+        </w:rPr>
+        <w:t>miliknya</w:t>
+      </w:r>
+      <w:proofErr w:type="spellEnd"/>
+      <w:r>
+        <w:rPr>
+          <w:color w:val="1A1916"/>
+        </w:rPr>
+        <w:t xml:space="preserve"> </w:t>
+      </w:r>
+      <w:proofErr w:type="spellStart"/>
+      <w:r>
+        <w:rPr>
+          <w:color w:val="1A1916"/>
+        </w:rPr>
+        <w:t>sendiri</w:t>
+      </w:r>
+      <w:proofErr w:type="spellEnd"/>
+      <w:r>
+        <w:rPr>
+          <w:color w:val="1A1916"/>
+        </w:rPr>
+        <w:t>.</w:t>
       </w:r>
     </w:p>
     <w:p>
@@ -1475,8 +2820,8 @@
         <w:gridCol w:w="547"/>
         <w:gridCol w:w="4166"/>
         <w:gridCol w:w="1100"/>
-        <w:gridCol w:w="1294"/>
-        <w:gridCol w:w="2253"/>
+        <w:gridCol w:w="1295"/>
+        <w:gridCol w:w="2252"/>
       </w:tblGrid>
       <w:tr>
         <w:trPr>
@@ -1560,6 +2905,7 @@
             </w:tcMar>
           </w:tcPr>
           <w:p>
+            <w:proofErr w:type="spellStart"/>
             <w:r>
               <w:rPr>
                 <w:b/>
@@ -1570,6 +2916,7 @@
               </w:rPr>
               <w:t>Prioritas</w:t>
             </w:r>
+            <w:proofErr w:type="spellEnd"/>
           </w:p>
         </w:tc>
         <w:tc>
@@ -1620,6 +2967,7 @@
             </w:tcMar>
           </w:tcPr>
           <w:p>
+            <w:proofErr w:type="spellStart"/>
             <w:r>
               <w:rPr>
                 <w:b/>
@@ -1630,6 +2978,7 @@
               </w:rPr>
               <w:t>Catatan</w:t>
             </w:r>
+            <w:proofErr w:type="spellEnd"/>
           </w:p>
         </w:tc>
       </w:tr>
@@ -1693,7 +3042,25 @@
                 <w:sz w:val="20"/>
                 <w:szCs w:val="20"/>
               </w:rPr>
-              <w:t>Buat tabel users di database</w:t>
+              <w:t xml:space="preserve">Buat </w:t>
+            </w:r>
+            <w:proofErr w:type="spellStart"/>
+            <w:r>
+              <w:rPr>
+                <w:color w:val="1A1916"/>
+                <w:sz w:val="20"/>
+                <w:szCs w:val="20"/>
+              </w:rPr>
+              <w:t>tabel</w:t>
+            </w:r>
+            <w:proofErr w:type="spellEnd"/>
+            <w:r>
+              <w:rPr>
+                <w:color w:val="1A1916"/>
+                <w:sz w:val="20"/>
+                <w:szCs w:val="20"/>
+              </w:rPr>
+              <w:t xml:space="preserve"> users di database</w:t>
             </w:r>
           </w:p>
           <w:p>
@@ -1733,7 +3100,23 @@
                 <w:sz w:val="20"/>
                 <w:szCs w:val="20"/>
               </w:rPr>
-              <w:t>Install golang encrypt password</w:t>
+              <w:t xml:space="preserve">Install </w:t>
+            </w:r>
+            <w:proofErr w:type="spellStart"/>
+            <w:r>
+              <w:rPr>
+                <w:sz w:val="20"/>
+                <w:szCs w:val="20"/>
+              </w:rPr>
+              <w:t>golang</w:t>
+            </w:r>
+            <w:proofErr w:type="spellEnd"/>
+            <w:r>
+              <w:rPr>
+                <w:sz w:val="20"/>
+                <w:szCs w:val="20"/>
+              </w:rPr>
+              <w:t xml:space="preserve"> encrypt password</w:t>
             </w:r>
           </w:p>
           <w:p>
@@ -1749,8 +3132,33 @@
                 <w:sz w:val="20"/>
                 <w:szCs w:val="20"/>
               </w:rPr>
-              <w:t>Install golang generate token</w:t>
-            </w:r>
+              <w:t xml:space="preserve">Install </w:t>
+            </w:r>
+            <w:proofErr w:type="spellStart"/>
+            <w:r>
+              <w:rPr>
+                <w:sz w:val="20"/>
+                <w:szCs w:val="20"/>
+              </w:rPr>
+              <w:t>golang</w:t>
+            </w:r>
+            <w:proofErr w:type="spellEnd"/>
+            <w:r>
+              <w:rPr>
+                <w:sz w:val="20"/>
+                <w:szCs w:val="20"/>
+              </w:rPr>
+              <w:t xml:space="preserve"> generate token</w:t>
+            </w:r>
+          </w:p>
+          <w:p>
+            <w:pPr>
+              <w:pStyle w:val="ListParagraph"/>
+              <w:numPr>
+                <w:ilvl w:val="0"/>
+                <w:numId w:val="4"/>
+              </w:numPr>
+            </w:pPr>
           </w:p>
         </w:tc>
         <w:tc>
@@ -1843,8 +3251,36 @@
                 <w:sz w:val="20"/>
                 <w:szCs w:val="20"/>
               </w:rPr>
-              <w:t>id, email, password_hash, created_at</w:t>
-            </w:r>
+              <w:t xml:space="preserve">id, email, </w:t>
+            </w:r>
+            <w:proofErr w:type="spellStart"/>
+            <w:r>
+              <w:rPr>
+                <w:color w:val="7A7870"/>
+                <w:sz w:val="20"/>
+                <w:szCs w:val="20"/>
+              </w:rPr>
+              <w:t>password_hash</w:t>
+            </w:r>
+            <w:proofErr w:type="spellEnd"/>
+            <w:r>
+              <w:rPr>
+                <w:color w:val="7A7870"/>
+                <w:sz w:val="20"/>
+                <w:szCs w:val="20"/>
+              </w:rPr>
+              <w:t xml:space="preserve">, </w:t>
+            </w:r>
+            <w:proofErr w:type="spellStart"/>
+            <w:r>
+              <w:rPr>
+                <w:color w:val="7A7870"/>
+                <w:sz w:val="20"/>
+                <w:szCs w:val="20"/>
+              </w:rPr>
+              <w:t>created_at</w:t>
+            </w:r>
+            <w:proofErr w:type="spellEnd"/>
           </w:p>
         </w:tc>
       </w:tr>
@@ -1959,8 +3395,18 @@
                 <w:sz w:val="20"/>
                 <w:szCs w:val="20"/>
               </w:rPr>
-              <w:t>○ Belum</w:t>
-            </w:r>
+              <w:t xml:space="preserve">○ </w:t>
+            </w:r>
+            <w:proofErr w:type="spellStart"/>
+            <w:r>
+              <w:rPr>
+                <w:color w:val="7A7870"/>
+                <w:sz w:val="20"/>
+                <w:szCs w:val="20"/>
+              </w:rPr>
+              <w:t>Sudah</w:t>
+            </w:r>
+            <w:proofErr w:type="spellEnd"/>
           </w:p>
         </w:tc>
         <w:tc>
@@ -1987,8 +3433,36 @@
                 <w:sz w:val="20"/>
                 <w:szCs w:val="20"/>
               </w:rPr>
-              <w:t>Hash password dengan bcrypt</w:t>
-            </w:r>
+              <w:t xml:space="preserve">Hash password </w:t>
+            </w:r>
+            <w:proofErr w:type="spellStart"/>
+            <w:r>
+              <w:rPr>
+                <w:color w:val="7A7870"/>
+                <w:sz w:val="20"/>
+                <w:szCs w:val="20"/>
+              </w:rPr>
+              <w:t>dengan</w:t>
+            </w:r>
+            <w:proofErr w:type="spellEnd"/>
+            <w:r>
+              <w:rPr>
+                <w:color w:val="7A7870"/>
+                <w:sz w:val="20"/>
+                <w:szCs w:val="20"/>
+              </w:rPr>
+              <w:t xml:space="preserve"> </w:t>
+            </w:r>
+            <w:proofErr w:type="spellStart"/>
+            <w:r>
+              <w:rPr>
+                <w:color w:val="7A7870"/>
+                <w:sz w:val="20"/>
+                <w:szCs w:val="20"/>
+              </w:rPr>
+              <w:t>bcrypt</w:t>
+            </w:r>
+            <w:proofErr w:type="spellEnd"/>
           </w:p>
         </w:tc>
       </w:tr>
@@ -2103,8 +3577,18 @@
                 <w:sz w:val="20"/>
                 <w:szCs w:val="20"/>
               </w:rPr>
-              <w:t>○ Belum</w:t>
-            </w:r>
+              <w:t xml:space="preserve">○ </w:t>
+            </w:r>
+            <w:proofErr w:type="spellStart"/>
+            <w:r>
+              <w:rPr>
+                <w:color w:val="7A7870"/>
+                <w:sz w:val="20"/>
+                <w:szCs w:val="20"/>
+              </w:rPr>
+              <w:t>Sudah</w:t>
+            </w:r>
+            <w:proofErr w:type="spellEnd"/>
           </w:p>
         </w:tc>
         <w:tc>
@@ -2189,7 +3673,25 @@
                 <w:sz w:val="20"/>
                 <w:szCs w:val="20"/>
               </w:rPr>
-              <w:t>JWT middleware untuk protected routes</w:t>
+              <w:t xml:space="preserve">JWT middleware </w:t>
+            </w:r>
+            <w:proofErr w:type="spellStart"/>
+            <w:r>
+              <w:rPr>
+                <w:color w:val="1A1916"/>
+                <w:sz w:val="20"/>
+                <w:szCs w:val="20"/>
+              </w:rPr>
+              <w:t>untuk</w:t>
+            </w:r>
+            <w:proofErr w:type="spellEnd"/>
+            <w:r>
+              <w:rPr>
+                <w:color w:val="1A1916"/>
+                <w:sz w:val="20"/>
+                <w:szCs w:val="20"/>
+              </w:rPr>
+              <w:t xml:space="preserve"> protected routes</w:t>
             </w:r>
           </w:p>
         </w:tc>
@@ -2247,8 +3749,18 @@
                 <w:sz w:val="20"/>
                 <w:szCs w:val="20"/>
               </w:rPr>
-              <w:t>○ Belum</w:t>
-            </w:r>
+              <w:t>○</w:t>
+            </w:r>
+            <w:proofErr w:type="spellStart"/>
+            <w:r>
+              <w:rPr>
+                <w:color w:val="7A7870"/>
+                <w:sz w:val="20"/>
+                <w:szCs w:val="20"/>
+              </w:rPr>
+              <w:t>Sudah</w:t>
+            </w:r>
+            <w:proofErr w:type="spellEnd"/>
           </w:p>
         </w:tc>
         <w:tc>
@@ -2269,13 +3781,41 @@
             </w:tcMar>
           </w:tcPr>
           <w:p>
-            <w:r>
-              <w:rPr>
-                <w:color w:val="7A7870"/>
-                <w:sz w:val="20"/>
-                <w:szCs w:val="20"/>
-              </w:rPr>
-              <w:t>Validasi token di setiap request</w:t>
+            <w:proofErr w:type="spellStart"/>
+            <w:r>
+              <w:rPr>
+                <w:color w:val="7A7870"/>
+                <w:sz w:val="20"/>
+                <w:szCs w:val="20"/>
+              </w:rPr>
+              <w:t>Validasi</w:t>
+            </w:r>
+            <w:proofErr w:type="spellEnd"/>
+            <w:r>
+              <w:rPr>
+                <w:color w:val="7A7870"/>
+                <w:sz w:val="20"/>
+                <w:szCs w:val="20"/>
+              </w:rPr>
+              <w:t xml:space="preserve"> token di </w:t>
+            </w:r>
+            <w:proofErr w:type="spellStart"/>
+            <w:r>
+              <w:rPr>
+                <w:color w:val="7A7870"/>
+                <w:sz w:val="20"/>
+                <w:szCs w:val="20"/>
+              </w:rPr>
+              <w:t>setiap</w:t>
+            </w:r>
+            <w:proofErr w:type="spellEnd"/>
+            <w:r>
+              <w:rPr>
+                <w:color w:val="7A7870"/>
+                <w:sz w:val="20"/>
+                <w:szCs w:val="20"/>
+              </w:rPr>
+              <w:t xml:space="preserve"> request</w:t>
             </w:r>
           </w:p>
         </w:tc>
@@ -2419,7 +3959,25 @@
                 <w:sz w:val="20"/>
                 <w:szCs w:val="20"/>
               </w:rPr>
-              <w:t>Form HTMX atau React</w:t>
+              <w:t xml:space="preserve">Form HTMX </w:t>
+            </w:r>
+            <w:proofErr w:type="spellStart"/>
+            <w:r>
+              <w:rPr>
+                <w:color w:val="7A7870"/>
+                <w:sz w:val="20"/>
+                <w:szCs w:val="20"/>
+              </w:rPr>
+              <w:t>atau</w:t>
+            </w:r>
+            <w:proofErr w:type="spellEnd"/>
+            <w:r>
+              <w:rPr>
+                <w:color w:val="7A7870"/>
+                <w:sz w:val="20"/>
+                <w:szCs w:val="20"/>
+              </w:rPr>
+              <w:t xml:space="preserve"> React</w:t>
             </w:r>
           </w:p>
         </w:tc>
@@ -2471,14 +4029,34 @@
             </w:tcMar>
           </w:tcPr>
           <w:p>
-            <w:r>
-              <w:rPr>
-                <w:color w:val="1A1916"/>
-                <w:sz w:val="20"/>
-                <w:szCs w:val="20"/>
-              </w:rPr>
-              <w:t>Simpan token di cookie / localStorage</w:t>
-            </w:r>
+            <w:proofErr w:type="spellStart"/>
+            <w:r>
+              <w:rPr>
+                <w:color w:val="1A1916"/>
+                <w:sz w:val="20"/>
+                <w:szCs w:val="20"/>
+              </w:rPr>
+              <w:t>Simpan</w:t>
+            </w:r>
+            <w:proofErr w:type="spellEnd"/>
+            <w:r>
+              <w:rPr>
+                <w:color w:val="1A1916"/>
+                <w:sz w:val="20"/>
+                <w:szCs w:val="20"/>
+              </w:rPr>
+              <w:t xml:space="preserve"> token di cookie / </w:t>
+            </w:r>
+            <w:proofErr w:type="spellStart"/>
+            <w:r>
+              <w:rPr>
+                <w:color w:val="1A1916"/>
+                <w:sz w:val="20"/>
+                <w:szCs w:val="20"/>
+              </w:rPr>
+              <w:t>localStorage</w:t>
+            </w:r>
+            <w:proofErr w:type="spellEnd"/>
           </w:p>
         </w:tc>
         <w:tc>
@@ -2499,6 +4077,7 @@
             </w:tcMar>
           </w:tcPr>
           <w:p>
+            <w:proofErr w:type="spellStart"/>
             <w:r>
               <w:rPr>
                 <w:b/>
@@ -2509,6 +4088,7 @@
               </w:rPr>
               <w:t>Sedang</w:t>
             </w:r>
+            <w:proofErr w:type="spellEnd"/>
           </w:p>
         </w:tc>
         <w:tc>
@@ -2563,7 +4143,61 @@
                 <w:sz w:val="20"/>
                 <w:szCs w:val="20"/>
               </w:rPr>
-              <w:t>Cookie lebih aman (httpOnly)</w:t>
+              <w:t xml:space="preserve">Cookie </w:t>
+            </w:r>
+            <w:proofErr w:type="spellStart"/>
+            <w:r>
+              <w:rPr>
+                <w:color w:val="7A7870"/>
+                <w:sz w:val="20"/>
+                <w:szCs w:val="20"/>
+              </w:rPr>
+              <w:t>lebih</w:t>
+            </w:r>
+            <w:proofErr w:type="spellEnd"/>
+            <w:r>
+              <w:rPr>
+                <w:color w:val="7A7870"/>
+                <w:sz w:val="20"/>
+                <w:szCs w:val="20"/>
+              </w:rPr>
+              <w:t xml:space="preserve"> </w:t>
+            </w:r>
+            <w:proofErr w:type="spellStart"/>
+            <w:r>
+              <w:rPr>
+                <w:color w:val="7A7870"/>
+                <w:sz w:val="20"/>
+                <w:szCs w:val="20"/>
+              </w:rPr>
+              <w:t>aman</w:t>
+            </w:r>
+            <w:proofErr w:type="spellEnd"/>
+            <w:r>
+              <w:rPr>
+                <w:color w:val="7A7870"/>
+                <w:sz w:val="20"/>
+                <w:szCs w:val="20"/>
+              </w:rPr>
+              <w:t xml:space="preserve"> (</w:t>
+            </w:r>
+            <w:proofErr w:type="spellStart"/>
+            <w:r>
+              <w:rPr>
+                <w:color w:val="7A7870"/>
+                <w:sz w:val="20"/>
+                <w:szCs w:val="20"/>
+              </w:rPr>
+              <w:t>httpOnly</w:t>
+            </w:r>
+            <w:proofErr w:type="spellEnd"/>
+            <w:r>
+              <w:rPr>
+                <w:color w:val="7A7870"/>
+                <w:sz w:val="20"/>
+                <w:szCs w:val="20"/>
+              </w:rPr>
+              <w:t>)</w:t>
             </w:r>
           </w:p>
         </w:tc>
@@ -2616,13 +4250,41 @@
             </w:tcMar>
           </w:tcPr>
           <w:p>
-            <w:r>
-              <w:rPr>
-                <w:color w:val="1A1916"/>
-                <w:sz w:val="20"/>
-                <w:szCs w:val="20"/>
-              </w:rPr>
-              <w:t>Tombol logout &amp; hapus session</w:t>
+            <w:proofErr w:type="spellStart"/>
+            <w:r>
+              <w:rPr>
+                <w:color w:val="1A1916"/>
+                <w:sz w:val="20"/>
+                <w:szCs w:val="20"/>
+              </w:rPr>
+              <w:t>Tombol</w:t>
+            </w:r>
+            <w:proofErr w:type="spellEnd"/>
+            <w:r>
+              <w:rPr>
+                <w:color w:val="1A1916"/>
+                <w:sz w:val="20"/>
+                <w:szCs w:val="20"/>
+              </w:rPr>
+              <w:t xml:space="preserve"> logout &amp; </w:t>
+            </w:r>
+            <w:proofErr w:type="spellStart"/>
+            <w:r>
+              <w:rPr>
+                <w:color w:val="1A1916"/>
+                <w:sz w:val="20"/>
+                <w:szCs w:val="20"/>
+              </w:rPr>
+              <w:t>hapus</w:t>
+            </w:r>
+            <w:proofErr w:type="spellEnd"/>
+            <w:r>
+              <w:rPr>
+                <w:color w:val="1A1916"/>
+                <w:sz w:val="20"/>
+                <w:szCs w:val="20"/>
+              </w:rPr>
+              <w:t xml:space="preserve"> session</w:t>
             </w:r>
           </w:p>
         </w:tc>
@@ -2644,6 +4306,7 @@
             </w:tcMar>
           </w:tcPr>
           <w:p>
+            <w:proofErr w:type="spellStart"/>
             <w:r>
               <w:rPr>
                 <w:b/>
@@ -2654,6 +4317,7 @@
               </w:rPr>
               <w:t>Sedang</w:t>
             </w:r>
+            <w:proofErr w:type="spellEnd"/>
           </w:p>
         </w:tc>
         <w:tc>
@@ -2708,7 +4372,25 @@
                 <w:sz w:val="20"/>
                 <w:szCs w:val="20"/>
               </w:rPr>
-              <w:t>Blacklist token atau expire</w:t>
+              <w:t xml:space="preserve">Blacklist token </w:t>
+            </w:r>
+            <w:proofErr w:type="spellStart"/>
+            <w:r>
+              <w:rPr>
+                <w:color w:val="7A7870"/>
+                <w:sz w:val="20"/>
+                <w:szCs w:val="20"/>
+              </w:rPr>
+              <w:t>atau</w:t>
+            </w:r>
+            <w:proofErr w:type="spellEnd"/>
+            <w:r>
+              <w:rPr>
+                <w:color w:val="7A7870"/>
+                <w:sz w:val="20"/>
+                <w:szCs w:val="20"/>
+              </w:rPr>
+              <w:t xml:space="preserve"> expire</w:t>
             </w:r>
           </w:p>
         </w:tc>
@@ -2724,18 +4406,112 @@
         <w:pStyle w:val="Heading2"/>
       </w:pPr>
       <w:r>
-        <w:t>3. Fungsi Persingkat URL (Live)</w:t>
+        <w:t xml:space="preserve">3. </w:t>
+      </w:r>
+      <w:proofErr w:type="spellStart"/>
+      <w:r>
+        <w:t>Fungsi</w:t>
+      </w:r>
+      <w:proofErr w:type="spellEnd"/>
+      <w:r>
+        <w:t xml:space="preserve"> </w:t>
+      </w:r>
+      <w:proofErr w:type="spellStart"/>
+      <w:r>
+        <w:t>Persingkat</w:t>
+      </w:r>
+      <w:proofErr w:type="spellEnd"/>
+      <w:r>
+        <w:t xml:space="preserve"> URL (Live)</w:t>
       </w:r>
     </w:p>
     <w:p>
       <w:pPr>
         <w:spacing w:before="60" w:after="60"/>
       </w:pPr>
-      <w:r>
-        <w:rPr>
-          <w:color w:val="1A1916"/>
-        </w:rPr>
-        <w:t>Menghubungkan tombol Persingkat di frontend ke backend Golang yang menyimpan data ke database.</w:t>
+      <w:proofErr w:type="spellStart"/>
+      <w:r>
+        <w:rPr>
+          <w:color w:val="1A1916"/>
+        </w:rPr>
+        <w:t>Menghubungkan</w:t>
+      </w:r>
+      <w:proofErr w:type="spellEnd"/>
+      <w:r>
+        <w:rPr>
+          <w:color w:val="1A1916"/>
+        </w:rPr>
+        <w:t xml:space="preserve"> </w:t>
+      </w:r>
+      <w:proofErr w:type="spellStart"/>
+      <w:r>
+        <w:rPr>
+          <w:color w:val="1A1916"/>
+        </w:rPr>
+        <w:t>tombol</w:t>
+      </w:r>
+      <w:proofErr w:type="spellEnd"/>
+      <w:r>
+        <w:rPr>
+          <w:color w:val="1A1916"/>
+        </w:rPr>
+        <w:t xml:space="preserve"> </w:t>
+      </w:r>
+      <w:proofErr w:type="spellStart"/>
+      <w:r>
+        <w:rPr>
+          <w:color w:val="1A1916"/>
+        </w:rPr>
+        <w:t>Persingkat</w:t>
+      </w:r>
+      <w:proofErr w:type="spellEnd"/>
+      <w:r>
+        <w:rPr>
+          <w:color w:val="1A1916"/>
+        </w:rPr>
+        <w:t xml:space="preserve"> di frontend </w:t>
+      </w:r>
+      <w:proofErr w:type="spellStart"/>
+      <w:r>
+        <w:rPr>
+          <w:color w:val="1A1916"/>
+        </w:rPr>
+        <w:t>ke</w:t>
+      </w:r>
+      <w:proofErr w:type="spellEnd"/>
+      <w:r>
+        <w:rPr>
+          <w:color w:val="1A1916"/>
+        </w:rPr>
+        <w:t xml:space="preserve"> backend Golang yang </w:t>
+      </w:r>
+      <w:proofErr w:type="spellStart"/>
+      <w:r>
+        <w:rPr>
+          <w:color w:val="1A1916"/>
+        </w:rPr>
+        <w:t>menyimpan</w:t>
+      </w:r>
+      <w:proofErr w:type="spellEnd"/>
+      <w:r>
+        <w:rPr>
+          <w:color w:val="1A1916"/>
+        </w:rPr>
+        <w:t xml:space="preserve"> data </w:t>
+      </w:r>
+      <w:proofErr w:type="spellStart"/>
+      <w:r>
+        <w:rPr>
+          <w:color w:val="1A1916"/>
+        </w:rPr>
+        <w:t>ke</w:t>
+      </w:r>
+      <w:proofErr w:type="spellEnd"/>
+      <w:r>
+        <w:rPr>
+          <w:color w:val="1A1916"/>
+        </w:rPr>
+        <w:t xml:space="preserve"> database.</w:t>
       </w:r>
     </w:p>
     <w:p>
@@ -2849,6 +4625,7 @@
             </w:tcMar>
           </w:tcPr>
           <w:p>
+            <w:proofErr w:type="spellStart"/>
             <w:r>
               <w:rPr>
                 <w:b/>
@@ -2859,6 +4636,7 @@
               </w:rPr>
               <w:t>Prioritas</w:t>
             </w:r>
+            <w:proofErr w:type="spellEnd"/>
           </w:p>
         </w:tc>
         <w:tc>
@@ -2909,6 +4687,7 @@
             </w:tcMar>
           </w:tcPr>
           <w:p>
+            <w:proofErr w:type="spellStart"/>
             <w:r>
               <w:rPr>
                 <w:b/>
@@ -2919,6 +4698,7 @@
               </w:rPr>
               <w:t>Catatan</w:t>
             </w:r>
+            <w:proofErr w:type="spellEnd"/>
           </w:p>
         </w:tc>
       </w:tr>
@@ -2975,7 +4755,25 @@
                 <w:sz w:val="20"/>
                 <w:szCs w:val="20"/>
               </w:rPr>
-              <w:t>Buat tabel links di database</w:t>
+              <w:t xml:space="preserve">Buat </w:t>
+            </w:r>
+            <w:proofErr w:type="spellStart"/>
+            <w:r>
+              <w:rPr>
+                <w:color w:val="1A1916"/>
+                <w:sz w:val="20"/>
+                <w:szCs w:val="20"/>
+              </w:rPr>
+              <w:t>tabel</w:t>
+            </w:r>
+            <w:proofErr w:type="spellEnd"/>
+            <w:r>
+              <w:rPr>
+                <w:color w:val="1A1916"/>
+                <w:sz w:val="20"/>
+                <w:szCs w:val="20"/>
+              </w:rPr>
+              <w:t xml:space="preserve"> links di database</w:t>
             </w:r>
           </w:p>
         </w:tc>
@@ -3061,8 +4859,54 @@
                 <w:sz w:val="20"/>
                 <w:szCs w:val="20"/>
               </w:rPr>
-              <w:t>id, slug, original_url, user_id, clicks, expired_at</w:t>
-            </w:r>
+              <w:t xml:space="preserve">id, slug, </w:t>
+            </w:r>
+            <w:proofErr w:type="spellStart"/>
+            <w:r>
+              <w:rPr>
+                <w:color w:val="7A7870"/>
+                <w:sz w:val="20"/>
+                <w:szCs w:val="20"/>
+              </w:rPr>
+              <w:t>original_url</w:t>
+            </w:r>
+            <w:proofErr w:type="spellEnd"/>
+            <w:r>
+              <w:rPr>
+                <w:color w:val="7A7870"/>
+                <w:sz w:val="20"/>
+                <w:szCs w:val="20"/>
+              </w:rPr>
+              <w:t xml:space="preserve">, </w:t>
+            </w:r>
+            <w:proofErr w:type="spellStart"/>
+            <w:r>
+              <w:rPr>
+                <w:color w:val="7A7870"/>
+                <w:sz w:val="20"/>
+                <w:szCs w:val="20"/>
+              </w:rPr>
+              <w:t>user_id</w:t>
+            </w:r>
+            <w:proofErr w:type="spellEnd"/>
+            <w:r>
+              <w:rPr>
+                <w:color w:val="7A7870"/>
+                <w:sz w:val="20"/>
+                <w:szCs w:val="20"/>
+              </w:rPr>
+              <w:t xml:space="preserve">, clicks, </w:t>
+            </w:r>
+            <w:proofErr w:type="spellStart"/>
+            <w:r>
+              <w:rPr>
+                <w:color w:val="7A7870"/>
+                <w:sz w:val="20"/>
+                <w:szCs w:val="20"/>
+              </w:rPr>
+              <w:t>expired_at</w:t>
+            </w:r>
+            <w:proofErr w:type="spellEnd"/>
           </w:p>
         </w:tc>
       </w:tr>
@@ -3205,7 +5049,43 @@
                 <w:sz w:val="20"/>
                 <w:szCs w:val="20"/>
               </w:rPr>
-              <w:t>Generate slug unik (nanoid/random)</w:t>
+              <w:t xml:space="preserve">Generate slug </w:t>
+            </w:r>
+            <w:proofErr w:type="spellStart"/>
+            <w:r>
+              <w:rPr>
+                <w:color w:val="7A7870"/>
+                <w:sz w:val="20"/>
+                <w:szCs w:val="20"/>
+              </w:rPr>
+              <w:t>unik</w:t>
+            </w:r>
+            <w:proofErr w:type="spellEnd"/>
+            <w:r>
+              <w:rPr>
+                <w:color w:val="7A7870"/>
+                <w:sz w:val="20"/>
+                <w:szCs w:val="20"/>
+              </w:rPr>
+              <w:t xml:space="preserve"> (</w:t>
+            </w:r>
+            <w:proofErr w:type="spellStart"/>
+            <w:r>
+              <w:rPr>
+                <w:color w:val="7A7870"/>
+                <w:sz w:val="20"/>
+                <w:szCs w:val="20"/>
+              </w:rPr>
+              <w:t>nanoid</w:t>
+            </w:r>
+            <w:proofErr w:type="spellEnd"/>
+            <w:r>
+              <w:rPr>
+                <w:color w:val="7A7870"/>
+                <w:sz w:val="20"/>
+                <w:szCs w:val="20"/>
+              </w:rPr>
+              <w:t>/random)</w:t>
             </w:r>
           </w:p>
         </w:tc>
@@ -3257,14 +5137,34 @@
             </w:tcMar>
           </w:tcPr>
           <w:p>
-            <w:r>
-              <w:rPr>
-                <w:color w:val="1A1916"/>
-                <w:sz w:val="20"/>
-                <w:szCs w:val="20"/>
-              </w:rPr>
-              <w:t>Validasi format URL yang masuk</w:t>
-            </w:r>
+            <w:proofErr w:type="spellStart"/>
+            <w:r>
+              <w:rPr>
+                <w:color w:val="1A1916"/>
+                <w:sz w:val="20"/>
+                <w:szCs w:val="20"/>
+              </w:rPr>
+              <w:t>Validasi</w:t>
+            </w:r>
+            <w:proofErr w:type="spellEnd"/>
+            <w:r>
+              <w:rPr>
+                <w:color w:val="1A1916"/>
+                <w:sz w:val="20"/>
+                <w:szCs w:val="20"/>
+              </w:rPr>
+              <w:t xml:space="preserve"> format URL yang </w:t>
+            </w:r>
+            <w:proofErr w:type="spellStart"/>
+            <w:r>
+              <w:rPr>
+                <w:color w:val="1A1916"/>
+                <w:sz w:val="20"/>
+                <w:szCs w:val="20"/>
+              </w:rPr>
+              <w:t>masuk</w:t>
+            </w:r>
+            <w:proofErr w:type="spellEnd"/>
           </w:p>
         </w:tc>
         <w:tc>
@@ -3407,7 +5307,43 @@
                 <w:sz w:val="20"/>
                 <w:szCs w:val="20"/>
               </w:rPr>
-              <w:t>Support slug kustom dari user</w:t>
+              <w:t xml:space="preserve">Support slug </w:t>
+            </w:r>
+            <w:proofErr w:type="spellStart"/>
+            <w:r>
+              <w:rPr>
+                <w:color w:val="1A1916"/>
+                <w:sz w:val="20"/>
+                <w:szCs w:val="20"/>
+              </w:rPr>
+              <w:t>kustom</w:t>
+            </w:r>
+            <w:proofErr w:type="spellEnd"/>
+            <w:r>
+              <w:rPr>
+                <w:color w:val="1A1916"/>
+                <w:sz w:val="20"/>
+                <w:szCs w:val="20"/>
+              </w:rPr>
+              <w:t xml:space="preserve"> </w:t>
+            </w:r>
+            <w:proofErr w:type="spellStart"/>
+            <w:r>
+              <w:rPr>
+                <w:color w:val="1A1916"/>
+                <w:sz w:val="20"/>
+                <w:szCs w:val="20"/>
+              </w:rPr>
+              <w:t>dari</w:t>
+            </w:r>
+            <w:proofErr w:type="spellEnd"/>
+            <w:r>
+              <w:rPr>
+                <w:color w:val="1A1916"/>
+                <w:sz w:val="20"/>
+                <w:szCs w:val="20"/>
+              </w:rPr>
+              <w:t xml:space="preserve"> user</w:t>
             </w:r>
           </w:p>
         </w:tc>
@@ -3429,6 +5365,7 @@
             </w:tcMar>
           </w:tcPr>
           <w:p>
+            <w:proofErr w:type="spellStart"/>
             <w:r>
               <w:rPr>
                 <w:b/>
@@ -3439,6 +5376,7 @@
               </w:rPr>
               <w:t>Sedang</w:t>
             </w:r>
+            <w:proofErr w:type="spellEnd"/>
           </w:p>
         </w:tc>
         <w:tc>
@@ -3493,7 +5431,25 @@
                 <w:sz w:val="20"/>
                 <w:szCs w:val="20"/>
               </w:rPr>
-              <w:t>Cek duplikasi slug</w:t>
+              <w:t xml:space="preserve">Cek </w:t>
+            </w:r>
+            <w:proofErr w:type="spellStart"/>
+            <w:r>
+              <w:rPr>
+                <w:color w:val="7A7870"/>
+                <w:sz w:val="20"/>
+                <w:szCs w:val="20"/>
+              </w:rPr>
+              <w:t>duplikasi</w:t>
+            </w:r>
+            <w:proofErr w:type="spellEnd"/>
+            <w:r>
+              <w:rPr>
+                <w:color w:val="7A7870"/>
+                <w:sz w:val="20"/>
+                <w:szCs w:val="20"/>
+              </w:rPr>
+              <w:t xml:space="preserve"> slug</w:t>
             </w:r>
           </w:p>
         </w:tc>
@@ -3551,8 +5507,36 @@
                 <w:sz w:val="20"/>
                 <w:szCs w:val="20"/>
               </w:rPr>
-              <w:t>Support tanggal kedaluwarsa</w:t>
-            </w:r>
+              <w:t xml:space="preserve">Support </w:t>
+            </w:r>
+            <w:proofErr w:type="spellStart"/>
+            <w:r>
+              <w:rPr>
+                <w:color w:val="1A1916"/>
+                <w:sz w:val="20"/>
+                <w:szCs w:val="20"/>
+              </w:rPr>
+              <w:t>tanggal</w:t>
+            </w:r>
+            <w:proofErr w:type="spellEnd"/>
+            <w:r>
+              <w:rPr>
+                <w:color w:val="1A1916"/>
+                <w:sz w:val="20"/>
+                <w:szCs w:val="20"/>
+              </w:rPr>
+              <w:t xml:space="preserve"> </w:t>
+            </w:r>
+            <w:proofErr w:type="spellStart"/>
+            <w:r>
+              <w:rPr>
+                <w:color w:val="1A1916"/>
+                <w:sz w:val="20"/>
+                <w:szCs w:val="20"/>
+              </w:rPr>
+              <w:t>kedaluwarsa</w:t>
+            </w:r>
+            <w:proofErr w:type="spellEnd"/>
           </w:p>
         </w:tc>
         <w:tc>
@@ -3573,6 +5557,7 @@
             </w:tcMar>
           </w:tcPr>
           <w:p>
+            <w:proofErr w:type="spellStart"/>
             <w:r>
               <w:rPr>
                 <w:b/>
@@ -3583,6 +5568,7 @@
               </w:rPr>
               <w:t>Sedang</w:t>
             </w:r>
+            <w:proofErr w:type="spellEnd"/>
           </w:p>
         </w:tc>
         <w:tc>
@@ -3631,13 +5617,41 @@
             </w:tcMar>
           </w:tcPr>
           <w:p>
-            <w:r>
-              <w:rPr>
-                <w:color w:val="7A7870"/>
-                <w:sz w:val="20"/>
-                <w:szCs w:val="20"/>
-              </w:rPr>
-              <w:t>Simpan expired_at nullable</w:t>
+            <w:proofErr w:type="spellStart"/>
+            <w:r>
+              <w:rPr>
+                <w:color w:val="7A7870"/>
+                <w:sz w:val="20"/>
+                <w:szCs w:val="20"/>
+              </w:rPr>
+              <w:t>Simpan</w:t>
+            </w:r>
+            <w:proofErr w:type="spellEnd"/>
+            <w:r>
+              <w:rPr>
+                <w:color w:val="7A7870"/>
+                <w:sz w:val="20"/>
+                <w:szCs w:val="20"/>
+              </w:rPr>
+              <w:t xml:space="preserve"> </w:t>
+            </w:r>
+            <w:proofErr w:type="spellStart"/>
+            <w:r>
+              <w:rPr>
+                <w:color w:val="7A7870"/>
+                <w:sz w:val="20"/>
+                <w:szCs w:val="20"/>
+              </w:rPr>
+              <w:t>expired_at</w:t>
+            </w:r>
+            <w:proofErr w:type="spellEnd"/>
+            <w:r>
+              <w:rPr>
+                <w:color w:val="7A7870"/>
+                <w:sz w:val="20"/>
+                <w:szCs w:val="20"/>
+              </w:rPr>
+              <w:t xml:space="preserve"> nullable</w:t>
             </w:r>
           </w:p>
         </w:tc>
@@ -3695,8 +5709,54 @@
                 <w:sz w:val="20"/>
                 <w:szCs w:val="20"/>
               </w:rPr>
-              <w:t>Support batas klik maksimum</w:t>
-            </w:r>
+              <w:t xml:space="preserve">Support </w:t>
+            </w:r>
+            <w:proofErr w:type="spellStart"/>
+            <w:r>
+              <w:rPr>
+                <w:color w:val="1A1916"/>
+                <w:sz w:val="20"/>
+                <w:szCs w:val="20"/>
+              </w:rPr>
+              <w:t>batas</w:t>
+            </w:r>
+            <w:proofErr w:type="spellEnd"/>
+            <w:r>
+              <w:rPr>
+                <w:color w:val="1A1916"/>
+                <w:sz w:val="20"/>
+                <w:szCs w:val="20"/>
+              </w:rPr>
+              <w:t xml:space="preserve"> </w:t>
+            </w:r>
+            <w:proofErr w:type="spellStart"/>
+            <w:r>
+              <w:rPr>
+                <w:color w:val="1A1916"/>
+                <w:sz w:val="20"/>
+                <w:szCs w:val="20"/>
+              </w:rPr>
+              <w:t>klik</w:t>
+            </w:r>
+            <w:proofErr w:type="spellEnd"/>
+            <w:r>
+              <w:rPr>
+                <w:color w:val="1A1916"/>
+                <w:sz w:val="20"/>
+                <w:szCs w:val="20"/>
+              </w:rPr>
+              <w:t xml:space="preserve"> </w:t>
+            </w:r>
+            <w:proofErr w:type="spellStart"/>
+            <w:r>
+              <w:rPr>
+                <w:color w:val="1A1916"/>
+                <w:sz w:val="20"/>
+                <w:szCs w:val="20"/>
+              </w:rPr>
+              <w:t>maksimum</w:t>
+            </w:r>
+            <w:proofErr w:type="spellEnd"/>
           </w:p>
         </w:tc>
         <w:tc>
@@ -3717,6 +5777,7 @@
             </w:tcMar>
           </w:tcPr>
           <w:p>
+            <w:proofErr w:type="spellStart"/>
             <w:r>
               <w:rPr>
                 <w:b/>
@@ -3727,6 +5788,7 @@
               </w:rPr>
               <w:t>Rendah</w:t>
             </w:r>
+            <w:proofErr w:type="spellEnd"/>
           </w:p>
         </w:tc>
         <w:tc>
@@ -3775,14 +5837,34 @@
             </w:tcMar>
           </w:tcPr>
           <w:p>
-            <w:r>
-              <w:rPr>
-                <w:color w:val="7A7870"/>
-                <w:sz w:val="20"/>
-                <w:szCs w:val="20"/>
-              </w:rPr>
-              <w:t>max_clicks nullable di tabel</w:t>
-            </w:r>
+            <w:proofErr w:type="spellStart"/>
+            <w:r>
+              <w:rPr>
+                <w:color w:val="7A7870"/>
+                <w:sz w:val="20"/>
+                <w:szCs w:val="20"/>
+              </w:rPr>
+              <w:t>max_clicks</w:t>
+            </w:r>
+            <w:proofErr w:type="spellEnd"/>
+            <w:r>
+              <w:rPr>
+                <w:color w:val="7A7870"/>
+                <w:sz w:val="20"/>
+                <w:szCs w:val="20"/>
+              </w:rPr>
+              <w:t xml:space="preserve"> nullable di </w:t>
+            </w:r>
+            <w:proofErr w:type="spellStart"/>
+            <w:r>
+              <w:rPr>
+                <w:color w:val="7A7870"/>
+                <w:sz w:val="20"/>
+                <w:szCs w:val="20"/>
+              </w:rPr>
+              <w:t>tabel</w:t>
+            </w:r>
+            <w:proofErr w:type="spellEnd"/>
           </w:p>
         </w:tc>
       </w:tr>
@@ -3839,7 +5921,43 @@
                 <w:sz w:val="20"/>
                 <w:szCs w:val="20"/>
               </w:rPr>
-              <w:t>Response tampil di UI tanpa reload</w:t>
+              <w:t xml:space="preserve">Response </w:t>
+            </w:r>
+            <w:proofErr w:type="spellStart"/>
+            <w:r>
+              <w:rPr>
+                <w:color w:val="1A1916"/>
+                <w:sz w:val="20"/>
+                <w:szCs w:val="20"/>
+              </w:rPr>
+              <w:t>tampil</w:t>
+            </w:r>
+            <w:proofErr w:type="spellEnd"/>
+            <w:r>
+              <w:rPr>
+                <w:color w:val="1A1916"/>
+                <w:sz w:val="20"/>
+                <w:szCs w:val="20"/>
+              </w:rPr>
+              <w:t xml:space="preserve"> di UI </w:t>
+            </w:r>
+            <w:proofErr w:type="spellStart"/>
+            <w:r>
+              <w:rPr>
+                <w:color w:val="1A1916"/>
+                <w:sz w:val="20"/>
+                <w:szCs w:val="20"/>
+              </w:rPr>
+              <w:t>tanpa</w:t>
+            </w:r>
+            <w:proofErr w:type="spellEnd"/>
+            <w:r>
+              <w:rPr>
+                <w:color w:val="1A1916"/>
+                <w:sz w:val="20"/>
+                <w:szCs w:val="20"/>
+              </w:rPr>
+              <w:t xml:space="preserve"> reload</w:t>
             </w:r>
           </w:p>
         </w:tc>
@@ -3861,6 +5979,7 @@
             </w:tcMar>
           </w:tcPr>
           <w:p>
+            <w:proofErr w:type="spellStart"/>
             <w:r>
               <w:rPr>
                 <w:b/>
@@ -3871,6 +5990,7 @@
               </w:rPr>
               <w:t>Sedang</w:t>
             </w:r>
+            <w:proofErr w:type="spellEnd"/>
           </w:p>
         </w:tc>
         <w:tc>
@@ -3925,7 +6045,25 @@
                 <w:sz w:val="20"/>
                 <w:szCs w:val="20"/>
               </w:rPr>
-              <w:t>HTMX swap atau fetch API</w:t>
+              <w:t xml:space="preserve">HTMX swap </w:t>
+            </w:r>
+            <w:proofErr w:type="spellStart"/>
+            <w:r>
+              <w:rPr>
+                <w:color w:val="7A7870"/>
+                <w:sz w:val="20"/>
+                <w:szCs w:val="20"/>
+              </w:rPr>
+              <w:t>atau</w:t>
+            </w:r>
+            <w:proofErr w:type="spellEnd"/>
+            <w:r>
+              <w:rPr>
+                <w:color w:val="7A7870"/>
+                <w:sz w:val="20"/>
+                <w:szCs w:val="20"/>
+              </w:rPr>
+              <w:t xml:space="preserve"> fetch API</w:t>
             </w:r>
           </w:p>
         </w:tc>
@@ -3941,18 +6079,101 @@
         <w:pStyle w:val="Heading2"/>
       </w:pPr>
       <w:r>
-        <w:t>4. Dashboard Data Nyata</w:t>
-      </w:r>
+        <w:t xml:space="preserve">4. Dashboard Data </w:t>
+      </w:r>
+      <w:proofErr w:type="spellStart"/>
+      <w:r>
+        <w:t>Nyata</w:t>
+      </w:r>
+      <w:proofErr w:type="spellEnd"/>
     </w:p>
     <w:p>
       <w:pPr>
         <w:spacing w:before="60" w:after="60"/>
       </w:pPr>
-      <w:r>
-        <w:rPr>
-          <w:color w:val="1A1916"/>
-        </w:rPr>
-        <w:t>Mengganti data dummy di dashboard dengan data asli dari database milik user yang sedang login.</w:t>
+      <w:proofErr w:type="spellStart"/>
+      <w:r>
+        <w:rPr>
+          <w:color w:val="1A1916"/>
+        </w:rPr>
+        <w:t>Mengganti</w:t>
+      </w:r>
+      <w:proofErr w:type="spellEnd"/>
+      <w:r>
+        <w:rPr>
+          <w:color w:val="1A1916"/>
+        </w:rPr>
+        <w:t xml:space="preserve"> data dummy di dashboard </w:t>
+      </w:r>
+      <w:proofErr w:type="spellStart"/>
+      <w:r>
+        <w:rPr>
+          <w:color w:val="1A1916"/>
+        </w:rPr>
+        <w:t>dengan</w:t>
+      </w:r>
+      <w:proofErr w:type="spellEnd"/>
+      <w:r>
+        <w:rPr>
+          <w:color w:val="1A1916"/>
+        </w:rPr>
+        <w:t xml:space="preserve"> data </w:t>
+      </w:r>
+      <w:proofErr w:type="spellStart"/>
+      <w:r>
+        <w:rPr>
+          <w:color w:val="1A1916"/>
+        </w:rPr>
+        <w:t>asli</w:t>
+      </w:r>
+      <w:proofErr w:type="spellEnd"/>
+      <w:r>
+        <w:rPr>
+          <w:color w:val="1A1916"/>
+        </w:rPr>
+        <w:t xml:space="preserve"> </w:t>
+      </w:r>
+      <w:proofErr w:type="spellStart"/>
+      <w:r>
+        <w:rPr>
+          <w:color w:val="1A1916"/>
+        </w:rPr>
+        <w:t>dari</w:t>
+      </w:r>
+      <w:proofErr w:type="spellEnd"/>
+      <w:r>
+        <w:rPr>
+          <w:color w:val="1A1916"/>
+        </w:rPr>
+        <w:t xml:space="preserve"> database </w:t>
+      </w:r>
+      <w:proofErr w:type="spellStart"/>
+      <w:r>
+        <w:rPr>
+          <w:color w:val="1A1916"/>
+        </w:rPr>
+        <w:t>milik</w:t>
+      </w:r>
+      <w:proofErr w:type="spellEnd"/>
+      <w:r>
+        <w:rPr>
+          <w:color w:val="1A1916"/>
+        </w:rPr>
+        <w:t xml:space="preserve"> user yang </w:t>
+      </w:r>
+      <w:proofErr w:type="spellStart"/>
+      <w:r>
+        <w:rPr>
+          <w:color w:val="1A1916"/>
+        </w:rPr>
+        <w:t>sedang</w:t>
+      </w:r>
+      <w:proofErr w:type="spellEnd"/>
+      <w:r>
+        <w:rPr>
+          <w:color w:val="1A1916"/>
+        </w:rPr>
+        <w:t xml:space="preserve"> login.</w:t>
       </w:r>
     </w:p>
     <w:p>
@@ -4066,6 +6287,7 @@
             </w:tcMar>
           </w:tcPr>
           <w:p>
+            <w:proofErr w:type="spellStart"/>
             <w:r>
               <w:rPr>
                 <w:b/>
@@ -4076,6 +6298,7 @@
               </w:rPr>
               <w:t>Prioritas</w:t>
             </w:r>
+            <w:proofErr w:type="spellEnd"/>
           </w:p>
         </w:tc>
         <w:tc>
@@ -4126,6 +6349,7 @@
             </w:tcMar>
           </w:tcPr>
           <w:p>
+            <w:proofErr w:type="spellStart"/>
             <w:r>
               <w:rPr>
                 <w:b/>
@@ -4136,6 +6360,7 @@
               </w:rPr>
               <w:t>Catatan</w:t>
             </w:r>
+            <w:proofErr w:type="spellEnd"/>
           </w:p>
         </w:tc>
       </w:tr>
@@ -4192,7 +6417,25 @@
                 <w:sz w:val="20"/>
                 <w:szCs w:val="20"/>
               </w:rPr>
-              <w:t>Endpoint GET /api/links (list user)</w:t>
+              <w:t>Endpoint GET /</w:t>
+            </w:r>
+            <w:proofErr w:type="spellStart"/>
+            <w:r>
+              <w:rPr>
+                <w:color w:val="1A1916"/>
+                <w:sz w:val="20"/>
+                <w:szCs w:val="20"/>
+              </w:rPr>
+              <w:t>api</w:t>
+            </w:r>
+            <w:proofErr w:type="spellEnd"/>
+            <w:r>
+              <w:rPr>
+                <w:color w:val="1A1916"/>
+                <w:sz w:val="20"/>
+                <w:szCs w:val="20"/>
+              </w:rPr>
+              <w:t>/links (list user)</w:t>
             </w:r>
           </w:p>
         </w:tc>
@@ -4278,7 +6521,43 @@
                 <w:sz w:val="20"/>
                 <w:szCs w:val="20"/>
               </w:rPr>
-              <w:t>Filter by user_id dari JWT</w:t>
+              <w:t xml:space="preserve">Filter by </w:t>
+            </w:r>
+            <w:proofErr w:type="spellStart"/>
+            <w:r>
+              <w:rPr>
+                <w:color w:val="7A7870"/>
+                <w:sz w:val="20"/>
+                <w:szCs w:val="20"/>
+              </w:rPr>
+              <w:t>user_id</w:t>
+            </w:r>
+            <w:proofErr w:type="spellEnd"/>
+            <w:r>
+              <w:rPr>
+                <w:color w:val="7A7870"/>
+                <w:sz w:val="20"/>
+                <w:szCs w:val="20"/>
+              </w:rPr>
+              <w:t xml:space="preserve"> </w:t>
+            </w:r>
+            <w:proofErr w:type="spellStart"/>
+            <w:r>
+              <w:rPr>
+                <w:color w:val="7A7870"/>
+                <w:sz w:val="20"/>
+                <w:szCs w:val="20"/>
+              </w:rPr>
+              <w:t>dari</w:t>
+            </w:r>
+            <w:proofErr w:type="spellEnd"/>
+            <w:r>
+              <w:rPr>
+                <w:color w:val="7A7870"/>
+                <w:sz w:val="20"/>
+                <w:szCs w:val="20"/>
+              </w:rPr>
+              <w:t xml:space="preserve"> JWT</w:t>
             </w:r>
           </w:p>
         </w:tc>
@@ -4336,7 +6615,43 @@
                 <w:sz w:val="20"/>
                 <w:szCs w:val="20"/>
               </w:rPr>
-              <w:t>Render tabel link dari API response</w:t>
+              <w:t xml:space="preserve">Render </w:t>
+            </w:r>
+            <w:proofErr w:type="spellStart"/>
+            <w:r>
+              <w:rPr>
+                <w:color w:val="1A1916"/>
+                <w:sz w:val="20"/>
+                <w:szCs w:val="20"/>
+              </w:rPr>
+              <w:t>tabel</w:t>
+            </w:r>
+            <w:proofErr w:type="spellEnd"/>
+            <w:r>
+              <w:rPr>
+                <w:color w:val="1A1916"/>
+                <w:sz w:val="20"/>
+                <w:szCs w:val="20"/>
+              </w:rPr>
+              <w:t xml:space="preserve"> link </w:t>
+            </w:r>
+            <w:proofErr w:type="spellStart"/>
+            <w:r>
+              <w:rPr>
+                <w:color w:val="1A1916"/>
+                <w:sz w:val="20"/>
+                <w:szCs w:val="20"/>
+              </w:rPr>
+              <w:t>dari</w:t>
+            </w:r>
+            <w:proofErr w:type="spellEnd"/>
+            <w:r>
+              <w:rPr>
+                <w:color w:val="1A1916"/>
+                <w:sz w:val="20"/>
+                <w:szCs w:val="20"/>
+              </w:rPr>
+              <w:t xml:space="preserve"> API response</w:t>
             </w:r>
           </w:p>
         </w:tc>
@@ -4474,14 +6789,70 @@
             </w:tcMar>
           </w:tcPr>
           <w:p>
-            <w:r>
-              <w:rPr>
-                <w:color w:val="1A1916"/>
-                <w:sz w:val="20"/>
-                <w:szCs w:val="20"/>
-              </w:rPr>
-              <w:t>Tombol salin URL benar-benar menyalin</w:t>
-            </w:r>
+            <w:proofErr w:type="spellStart"/>
+            <w:r>
+              <w:rPr>
+                <w:color w:val="1A1916"/>
+                <w:sz w:val="20"/>
+                <w:szCs w:val="20"/>
+              </w:rPr>
+              <w:t>Tombol</w:t>
+            </w:r>
+            <w:proofErr w:type="spellEnd"/>
+            <w:r>
+              <w:rPr>
+                <w:color w:val="1A1916"/>
+                <w:sz w:val="20"/>
+                <w:szCs w:val="20"/>
+              </w:rPr>
+              <w:t xml:space="preserve"> </w:t>
+            </w:r>
+            <w:proofErr w:type="spellStart"/>
+            <w:r>
+              <w:rPr>
+                <w:color w:val="1A1916"/>
+                <w:sz w:val="20"/>
+                <w:szCs w:val="20"/>
+              </w:rPr>
+              <w:t>salin</w:t>
+            </w:r>
+            <w:proofErr w:type="spellEnd"/>
+            <w:r>
+              <w:rPr>
+                <w:color w:val="1A1916"/>
+                <w:sz w:val="20"/>
+                <w:szCs w:val="20"/>
+              </w:rPr>
+              <w:t xml:space="preserve"> URL </w:t>
+            </w:r>
+            <w:proofErr w:type="spellStart"/>
+            <w:r>
+              <w:rPr>
+                <w:color w:val="1A1916"/>
+                <w:sz w:val="20"/>
+                <w:szCs w:val="20"/>
+              </w:rPr>
+              <w:t>benar-benar</w:t>
+            </w:r>
+            <w:proofErr w:type="spellEnd"/>
+            <w:r>
+              <w:rPr>
+                <w:color w:val="1A1916"/>
+                <w:sz w:val="20"/>
+                <w:szCs w:val="20"/>
+              </w:rPr>
+              <w:t xml:space="preserve"> </w:t>
+            </w:r>
+            <w:proofErr w:type="spellStart"/>
+            <w:r>
+              <w:rPr>
+                <w:color w:val="1A1916"/>
+                <w:sz w:val="20"/>
+                <w:szCs w:val="20"/>
+              </w:rPr>
+              <w:t>menyalin</w:t>
+            </w:r>
+            <w:proofErr w:type="spellEnd"/>
           </w:p>
         </w:tc>
         <w:tc>
@@ -4560,13 +6931,23 @@
             </w:tcMar>
           </w:tcPr>
           <w:p>
-            <w:r>
-              <w:rPr>
-                <w:color w:val="7A7870"/>
-                <w:sz w:val="20"/>
-                <w:szCs w:val="20"/>
-              </w:rPr>
-              <w:t>navigator.clipboard API</w:t>
+            <w:proofErr w:type="spellStart"/>
+            <w:r>
+              <w:rPr>
+                <w:color w:val="7A7870"/>
+                <w:sz w:val="20"/>
+                <w:szCs w:val="20"/>
+              </w:rPr>
+              <w:t>navigator.clipboard</w:t>
+            </w:r>
+            <w:proofErr w:type="spellEnd"/>
+            <w:r>
+              <w:rPr>
+                <w:color w:val="7A7870"/>
+                <w:sz w:val="20"/>
+                <w:szCs w:val="20"/>
+              </w:rPr>
+              <w:t xml:space="preserve"> API</w:t>
             </w:r>
           </w:p>
         </w:tc>
@@ -4618,13 +6999,77 @@
             </w:tcMar>
           </w:tcPr>
           <w:p>
-            <w:r>
-              <w:rPr>
-                <w:color w:val="1A1916"/>
-                <w:sz w:val="20"/>
-                <w:szCs w:val="20"/>
-              </w:rPr>
-              <w:t>Tombol hapus dengan konfirmasi dialog</w:t>
+            <w:proofErr w:type="spellStart"/>
+            <w:r>
+              <w:rPr>
+                <w:color w:val="1A1916"/>
+                <w:sz w:val="20"/>
+                <w:szCs w:val="20"/>
+              </w:rPr>
+              <w:t>Tombol</w:t>
+            </w:r>
+            <w:proofErr w:type="spellEnd"/>
+            <w:r>
+              <w:rPr>
+                <w:color w:val="1A1916"/>
+                <w:sz w:val="20"/>
+                <w:szCs w:val="20"/>
+              </w:rPr>
+              <w:t xml:space="preserve"> </w:t>
+            </w:r>
+            <w:proofErr w:type="spellStart"/>
+            <w:r>
+              <w:rPr>
+                <w:color w:val="1A1916"/>
+                <w:sz w:val="20"/>
+                <w:szCs w:val="20"/>
+              </w:rPr>
+              <w:t>hapus</w:t>
+            </w:r>
+            <w:proofErr w:type="spellEnd"/>
+            <w:r>
+              <w:rPr>
+                <w:color w:val="1A1916"/>
+                <w:sz w:val="20"/>
+                <w:szCs w:val="20"/>
+              </w:rPr>
+              <w:t xml:space="preserve"> </w:t>
+            </w:r>
+            <w:proofErr w:type="spellStart"/>
+            <w:r>
+              <w:rPr>
+                <w:color w:val="1A1916"/>
+                <w:sz w:val="20"/>
+                <w:szCs w:val="20"/>
+              </w:rPr>
+              <w:t>dengan</w:t>
+            </w:r>
+            <w:proofErr w:type="spellEnd"/>
+            <w:r>
+              <w:rPr>
+                <w:color w:val="1A1916"/>
+                <w:sz w:val="20"/>
+                <w:szCs w:val="20"/>
+              </w:rPr>
+              <w:t xml:space="preserve"> </w:t>
+            </w:r>
+            <w:proofErr w:type="spellStart"/>
+            <w:r>
+              <w:rPr>
+                <w:color w:val="1A1916"/>
+                <w:sz w:val="20"/>
+                <w:szCs w:val="20"/>
+              </w:rPr>
+              <w:t>konfirmasi</w:t>
+            </w:r>
+            <w:proofErr w:type="spellEnd"/>
+            <w:r>
+              <w:rPr>
+                <w:color w:val="1A1916"/>
+                <w:sz w:val="20"/>
+                <w:szCs w:val="20"/>
+              </w:rPr>
+              <w:t xml:space="preserve"> dialog</w:t>
             </w:r>
           </w:p>
         </w:tc>
@@ -4710,7 +7155,25 @@
                 <w:sz w:val="20"/>
                 <w:szCs w:val="20"/>
               </w:rPr>
-              <w:t>DELETE /api/links/:id</w:t>
+              <w:t>DELETE /</w:t>
+            </w:r>
+            <w:proofErr w:type="spellStart"/>
+            <w:r>
+              <w:rPr>
+                <w:color w:val="7A7870"/>
+                <w:sz w:val="20"/>
+                <w:szCs w:val="20"/>
+              </w:rPr>
+              <w:t>api</w:t>
+            </w:r>
+            <w:proofErr w:type="spellEnd"/>
+            <w:r>
+              <w:rPr>
+                <w:color w:val="7A7870"/>
+                <w:sz w:val="20"/>
+                <w:szCs w:val="20"/>
+              </w:rPr>
+              <w:t>/links/:id</w:t>
             </w:r>
           </w:p>
         </w:tc>
@@ -4762,13 +7225,77 @@
             </w:tcMar>
           </w:tcPr>
           <w:p>
-            <w:r>
-              <w:rPr>
-                <w:color w:val="1A1916"/>
-                <w:sz w:val="20"/>
-                <w:szCs w:val="20"/>
-              </w:rPr>
-              <w:t>Statistik kartu (total link, klik, dll)</w:t>
+            <w:proofErr w:type="spellStart"/>
+            <w:r>
+              <w:rPr>
+                <w:color w:val="1A1916"/>
+                <w:sz w:val="20"/>
+                <w:szCs w:val="20"/>
+              </w:rPr>
+              <w:t>Statistik</w:t>
+            </w:r>
+            <w:proofErr w:type="spellEnd"/>
+            <w:r>
+              <w:rPr>
+                <w:color w:val="1A1916"/>
+                <w:sz w:val="20"/>
+                <w:szCs w:val="20"/>
+              </w:rPr>
+              <w:t xml:space="preserve"> </w:t>
+            </w:r>
+            <w:proofErr w:type="spellStart"/>
+            <w:r>
+              <w:rPr>
+                <w:color w:val="1A1916"/>
+                <w:sz w:val="20"/>
+                <w:szCs w:val="20"/>
+              </w:rPr>
+              <w:t>kartu</w:t>
+            </w:r>
+            <w:proofErr w:type="spellEnd"/>
+            <w:r>
+              <w:rPr>
+                <w:color w:val="1A1916"/>
+                <w:sz w:val="20"/>
+                <w:szCs w:val="20"/>
+              </w:rPr>
+              <w:t xml:space="preserve"> (total link, </w:t>
+            </w:r>
+            <w:proofErr w:type="spellStart"/>
+            <w:r>
+              <w:rPr>
+                <w:color w:val="1A1916"/>
+                <w:sz w:val="20"/>
+                <w:szCs w:val="20"/>
+              </w:rPr>
+              <w:t>klik</w:t>
+            </w:r>
+            <w:proofErr w:type="spellEnd"/>
+            <w:r>
+              <w:rPr>
+                <w:color w:val="1A1916"/>
+                <w:sz w:val="20"/>
+                <w:szCs w:val="20"/>
+              </w:rPr>
+              <w:t xml:space="preserve">, </w:t>
+            </w:r>
+            <w:proofErr w:type="spellStart"/>
+            <w:r>
+              <w:rPr>
+                <w:color w:val="1A1916"/>
+                <w:sz w:val="20"/>
+                <w:szCs w:val="20"/>
+              </w:rPr>
+              <w:t>dll</w:t>
+            </w:r>
+            <w:proofErr w:type="spellEnd"/>
+            <w:r>
+              <w:rPr>
+                <w:color w:val="1A1916"/>
+                <w:sz w:val="20"/>
+                <w:szCs w:val="20"/>
+              </w:rPr>
+              <w:t>)</w:t>
             </w:r>
           </w:p>
         </w:tc>
@@ -4790,6 +7317,7 @@
             </w:tcMar>
           </w:tcPr>
           <w:p>
+            <w:proofErr w:type="spellStart"/>
             <w:r>
               <w:rPr>
                 <w:b/>
@@ -4800,6 +7328,7 @@
               </w:rPr>
               <w:t>Sedang</w:t>
             </w:r>
+            <w:proofErr w:type="spellEnd"/>
           </w:p>
         </w:tc>
         <w:tc>
@@ -4854,7 +7383,25 @@
                 <w:sz w:val="20"/>
                 <w:szCs w:val="20"/>
               </w:rPr>
-              <w:t>Endpoint GET /api/stats</w:t>
+              <w:t>Endpoint GET /</w:t>
+            </w:r>
+            <w:proofErr w:type="spellStart"/>
+            <w:r>
+              <w:rPr>
+                <w:color w:val="7A7870"/>
+                <w:sz w:val="20"/>
+                <w:szCs w:val="20"/>
+              </w:rPr>
+              <w:t>api</w:t>
+            </w:r>
+            <w:proofErr w:type="spellEnd"/>
+            <w:r>
+              <w:rPr>
+                <w:color w:val="7A7870"/>
+                <w:sz w:val="20"/>
+                <w:szCs w:val="20"/>
+              </w:rPr>
+              <w:t>/stats</w:t>
             </w:r>
           </w:p>
         </w:tc>
@@ -4913,7 +7460,25 @@
                 <w:sz w:val="20"/>
                 <w:szCs w:val="20"/>
               </w:rPr>
-              <w:t>Pagination atau infinite scroll</w:t>
+              <w:t xml:space="preserve">Pagination </w:t>
+            </w:r>
+            <w:proofErr w:type="spellStart"/>
+            <w:r>
+              <w:rPr>
+                <w:color w:val="1A1916"/>
+                <w:sz w:val="20"/>
+                <w:szCs w:val="20"/>
+              </w:rPr>
+              <w:t>atau</w:t>
+            </w:r>
+            <w:proofErr w:type="spellEnd"/>
+            <w:r>
+              <w:rPr>
+                <w:color w:val="1A1916"/>
+                <w:sz w:val="20"/>
+                <w:szCs w:val="20"/>
+              </w:rPr>
+              <w:t xml:space="preserve"> infinite scroll</w:t>
             </w:r>
           </w:p>
         </w:tc>
@@ -4935,6 +7500,7 @@
             </w:tcMar>
           </w:tcPr>
           <w:p>
+            <w:proofErr w:type="spellStart"/>
             <w:r>
               <w:rPr>
                 <w:b/>
@@ -4945,6 +7511,7 @@
               </w:rPr>
               <w:t>Sedang</w:t>
             </w:r>
+            <w:proofErr w:type="spellEnd"/>
           </w:p>
         </w:tc>
         <w:tc>
@@ -5057,7 +7624,25 @@
                 <w:sz w:val="20"/>
                 <w:szCs w:val="20"/>
               </w:rPr>
-              <w:t>Fitur pencarian / filter link</w:t>
+              <w:t xml:space="preserve">Fitur </w:t>
+            </w:r>
+            <w:proofErr w:type="spellStart"/>
+            <w:r>
+              <w:rPr>
+                <w:color w:val="1A1916"/>
+                <w:sz w:val="20"/>
+                <w:szCs w:val="20"/>
+              </w:rPr>
+              <w:t>pencarian</w:t>
+            </w:r>
+            <w:proofErr w:type="spellEnd"/>
+            <w:r>
+              <w:rPr>
+                <w:color w:val="1A1916"/>
+                <w:sz w:val="20"/>
+                <w:szCs w:val="20"/>
+              </w:rPr>
+              <w:t xml:space="preserve"> / filter link</w:t>
             </w:r>
           </w:p>
         </w:tc>
@@ -5079,6 +7664,7 @@
             </w:tcMar>
           </w:tcPr>
           <w:p>
+            <w:proofErr w:type="spellStart"/>
             <w:r>
               <w:rPr>
                 <w:b/>
@@ -5089,6 +7675,7 @@
               </w:rPr>
               <w:t>Rendah</w:t>
             </w:r>
+            <w:proofErr w:type="spellEnd"/>
           </w:p>
         </w:tc>
         <w:tc>
@@ -5143,7 +7730,25 @@
                 <w:sz w:val="20"/>
                 <w:szCs w:val="20"/>
               </w:rPr>
-              <w:t>Search by slug atau URL</w:t>
+              <w:t xml:space="preserve">Search by slug </w:t>
+            </w:r>
+            <w:proofErr w:type="spellStart"/>
+            <w:r>
+              <w:rPr>
+                <w:color w:val="7A7870"/>
+                <w:sz w:val="20"/>
+                <w:szCs w:val="20"/>
+              </w:rPr>
+              <w:t>atau</w:t>
+            </w:r>
+            <w:proofErr w:type="spellEnd"/>
+            <w:r>
+              <w:rPr>
+                <w:color w:val="7A7870"/>
+                <w:sz w:val="20"/>
+                <w:szCs w:val="20"/>
+              </w:rPr>
+              <w:t xml:space="preserve"> URL</w:t>
             </w:r>
           </w:p>
         </w:tc>
@@ -5166,11 +7771,145 @@
       <w:pPr>
         <w:spacing w:before="60" w:after="60"/>
       </w:pPr>
-      <w:r>
-        <w:rPr>
-          <w:color w:val="1A1916"/>
-        </w:rPr>
-        <w:t>Setiap kali seseorang mengklik link pendek, catat informasi untuk ditampilkan sebagai statistik.</w:t>
+      <w:proofErr w:type="spellStart"/>
+      <w:r>
+        <w:rPr>
+          <w:color w:val="1A1916"/>
+        </w:rPr>
+        <w:t>Setiap</w:t>
+      </w:r>
+      <w:proofErr w:type="spellEnd"/>
+      <w:r>
+        <w:rPr>
+          <w:color w:val="1A1916"/>
+        </w:rPr>
+        <w:t xml:space="preserve"> kali </w:t>
+      </w:r>
+      <w:proofErr w:type="spellStart"/>
+      <w:r>
+        <w:rPr>
+          <w:color w:val="1A1916"/>
+        </w:rPr>
+        <w:t>seseorang</w:t>
+      </w:r>
+      <w:proofErr w:type="spellEnd"/>
+      <w:r>
+        <w:rPr>
+          <w:color w:val="1A1916"/>
+        </w:rPr>
+        <w:t xml:space="preserve"> </w:t>
+      </w:r>
+      <w:proofErr w:type="spellStart"/>
+      <w:r>
+        <w:rPr>
+          <w:color w:val="1A1916"/>
+        </w:rPr>
+        <w:t>mengklik</w:t>
+      </w:r>
+      <w:proofErr w:type="spellEnd"/>
+      <w:r>
+        <w:rPr>
+          <w:color w:val="1A1916"/>
+        </w:rPr>
+        <w:t xml:space="preserve"> link </w:t>
+      </w:r>
+      <w:proofErr w:type="spellStart"/>
+      <w:r>
+        <w:rPr>
+          <w:color w:val="1A1916"/>
+        </w:rPr>
+        <w:t>pendek</w:t>
+      </w:r>
+      <w:proofErr w:type="spellEnd"/>
+      <w:r>
+        <w:rPr>
+          <w:color w:val="1A1916"/>
+        </w:rPr>
+        <w:t xml:space="preserve">, </w:t>
+      </w:r>
+      <w:proofErr w:type="spellStart"/>
+      <w:r>
+        <w:rPr>
+          <w:color w:val="1A1916"/>
+        </w:rPr>
+        <w:t>catat</w:t>
+      </w:r>
+      <w:proofErr w:type="spellEnd"/>
+      <w:r>
+        <w:rPr>
+          <w:color w:val="1A1916"/>
+        </w:rPr>
+        <w:t xml:space="preserve"> </w:t>
+      </w:r>
+      <w:proofErr w:type="spellStart"/>
+      <w:r>
+        <w:rPr>
+          <w:color w:val="1A1916"/>
+        </w:rPr>
+        <w:t>informasi</w:t>
+      </w:r>
+      <w:proofErr w:type="spellEnd"/>
+      <w:r>
+        <w:rPr>
+          <w:color w:val="1A1916"/>
+        </w:rPr>
+        <w:t xml:space="preserve"> </w:t>
+      </w:r>
+      <w:proofErr w:type="spellStart"/>
+      <w:r>
+        <w:rPr>
+          <w:color w:val="1A1916"/>
+        </w:rPr>
+        <w:t>untuk</w:t>
+      </w:r>
+      <w:proofErr w:type="spellEnd"/>
+      <w:r>
+        <w:rPr>
+          <w:color w:val="1A1916"/>
+        </w:rPr>
+        <w:t xml:space="preserve"> </w:t>
+      </w:r>
+      <w:proofErr w:type="spellStart"/>
+      <w:r>
+        <w:rPr>
+          <w:color w:val="1A1916"/>
+        </w:rPr>
+        <w:t>ditampilkan</w:t>
+      </w:r>
+      <w:proofErr w:type="spellEnd"/>
+      <w:r>
+        <w:rPr>
+          <w:color w:val="1A1916"/>
+        </w:rPr>
+        <w:t xml:space="preserve"> </w:t>
+      </w:r>
+      <w:proofErr w:type="spellStart"/>
+      <w:r>
+        <w:rPr>
+          <w:color w:val="1A1916"/>
+        </w:rPr>
+        <w:t>sebagai</w:t>
+      </w:r>
+      <w:proofErr w:type="spellEnd"/>
+      <w:r>
+        <w:rPr>
+          <w:color w:val="1A1916"/>
+        </w:rPr>
+        <w:t xml:space="preserve"> </w:t>
+      </w:r>
+      <w:proofErr w:type="spellStart"/>
+      <w:r>
+        <w:rPr>
+          <w:color w:val="1A1916"/>
+        </w:rPr>
+        <w:t>statistik</w:t>
+      </w:r>
+      <w:proofErr w:type="spellEnd"/>
+      <w:r>
+        <w:rPr>
+          <w:color w:val="1A1916"/>
+        </w:rPr>
+        <w:t>.</w:t>
       </w:r>
     </w:p>
     <w:p>
@@ -5284,6 +8023,7 @@
             </w:tcMar>
           </w:tcPr>
           <w:p>
+            <w:proofErr w:type="spellStart"/>
             <w:r>
               <w:rPr>
                 <w:b/>
@@ -5294,6 +8034,7 @@
               </w:rPr>
               <w:t>Prioritas</w:t>
             </w:r>
+            <w:proofErr w:type="spellEnd"/>
           </w:p>
         </w:tc>
         <w:tc>
@@ -5344,6 +8085,7 @@
             </w:tcMar>
           </w:tcPr>
           <w:p>
+            <w:proofErr w:type="spellStart"/>
             <w:r>
               <w:rPr>
                 <w:b/>
@@ -5354,6 +8096,7 @@
               </w:rPr>
               <w:t>Catatan</w:t>
             </w:r>
+            <w:proofErr w:type="spellEnd"/>
           </w:p>
         </w:tc>
       </w:tr>
@@ -5410,7 +8153,43 @@
                 <w:sz w:val="20"/>
                 <w:szCs w:val="20"/>
               </w:rPr>
-              <w:t>Buat tabel click_logs di database</w:t>
+              <w:t xml:space="preserve">Buat </w:t>
+            </w:r>
+            <w:proofErr w:type="spellStart"/>
+            <w:r>
+              <w:rPr>
+                <w:color w:val="1A1916"/>
+                <w:sz w:val="20"/>
+                <w:szCs w:val="20"/>
+              </w:rPr>
+              <w:t>tabel</w:t>
+            </w:r>
+            <w:proofErr w:type="spellEnd"/>
+            <w:r>
+              <w:rPr>
+                <w:color w:val="1A1916"/>
+                <w:sz w:val="20"/>
+                <w:szCs w:val="20"/>
+              </w:rPr>
+              <w:t xml:space="preserve"> </w:t>
+            </w:r>
+            <w:proofErr w:type="spellStart"/>
+            <w:r>
+              <w:rPr>
+                <w:color w:val="1A1916"/>
+                <w:sz w:val="20"/>
+                <w:szCs w:val="20"/>
+              </w:rPr>
+              <w:t>click_logs</w:t>
+            </w:r>
+            <w:proofErr w:type="spellEnd"/>
+            <w:r>
+              <w:rPr>
+                <w:color w:val="1A1916"/>
+                <w:sz w:val="20"/>
+                <w:szCs w:val="20"/>
+              </w:rPr>
+              <w:t xml:space="preserve"> di database</w:t>
             </w:r>
           </w:p>
         </w:tc>
@@ -5490,13 +8269,77 @@
             </w:tcMar>
           </w:tcPr>
           <w:p>
-            <w:r>
-              <w:rPr>
-                <w:color w:val="7A7870"/>
-                <w:sz w:val="20"/>
-                <w:szCs w:val="20"/>
-              </w:rPr>
-              <w:t>link_id, clicked_at, ip, user_agent, country</w:t>
+            <w:proofErr w:type="spellStart"/>
+            <w:r>
+              <w:rPr>
+                <w:color w:val="7A7870"/>
+                <w:sz w:val="20"/>
+                <w:szCs w:val="20"/>
+              </w:rPr>
+              <w:t>link_id</w:t>
+            </w:r>
+            <w:proofErr w:type="spellEnd"/>
+            <w:r>
+              <w:rPr>
+                <w:color w:val="7A7870"/>
+                <w:sz w:val="20"/>
+                <w:szCs w:val="20"/>
+              </w:rPr>
+              <w:t xml:space="preserve">, </w:t>
+            </w:r>
+            <w:proofErr w:type="spellStart"/>
+            <w:r>
+              <w:rPr>
+                <w:color w:val="7A7870"/>
+                <w:sz w:val="20"/>
+                <w:szCs w:val="20"/>
+              </w:rPr>
+              <w:t>clicked_at</w:t>
+            </w:r>
+            <w:proofErr w:type="spellEnd"/>
+            <w:r>
+              <w:rPr>
+                <w:color w:val="7A7870"/>
+                <w:sz w:val="20"/>
+                <w:szCs w:val="20"/>
+              </w:rPr>
+              <w:t xml:space="preserve">, </w:t>
+            </w:r>
+            <w:proofErr w:type="spellStart"/>
+            <w:r>
+              <w:rPr>
+                <w:color w:val="7A7870"/>
+                <w:sz w:val="20"/>
+                <w:szCs w:val="20"/>
+              </w:rPr>
+              <w:t>ip</w:t>
+            </w:r>
+            <w:proofErr w:type="spellEnd"/>
+            <w:r>
+              <w:rPr>
+                <w:color w:val="7A7870"/>
+                <w:sz w:val="20"/>
+                <w:szCs w:val="20"/>
+              </w:rPr>
+              <w:t xml:space="preserve">, </w:t>
+            </w:r>
+            <w:proofErr w:type="spellStart"/>
+            <w:r>
+              <w:rPr>
+                <w:color w:val="7A7870"/>
+                <w:sz w:val="20"/>
+                <w:szCs w:val="20"/>
+              </w:rPr>
+              <w:t>user_agent</w:t>
+            </w:r>
+            <w:proofErr w:type="spellEnd"/>
+            <w:r>
+              <w:rPr>
+                <w:color w:val="7A7870"/>
+                <w:sz w:val="20"/>
+                <w:szCs w:val="20"/>
+              </w:rPr>
+              <w:t>, country</w:t>
             </w:r>
           </w:p>
         </w:tc>
@@ -5548,14 +8391,70 @@
             </w:tcMar>
           </w:tcPr>
           <w:p>
-            <w:r>
-              <w:rPr>
-                <w:color w:val="1A1916"/>
-                <w:sz w:val="20"/>
-                <w:szCs w:val="20"/>
-              </w:rPr>
-              <w:t>Catat klik saat redirect terjadi</w:t>
-            </w:r>
+            <w:proofErr w:type="spellStart"/>
+            <w:r>
+              <w:rPr>
+                <w:color w:val="1A1916"/>
+                <w:sz w:val="20"/>
+                <w:szCs w:val="20"/>
+              </w:rPr>
+              <w:t>Catat</w:t>
+            </w:r>
+            <w:proofErr w:type="spellEnd"/>
+            <w:r>
+              <w:rPr>
+                <w:color w:val="1A1916"/>
+                <w:sz w:val="20"/>
+                <w:szCs w:val="20"/>
+              </w:rPr>
+              <w:t xml:space="preserve"> </w:t>
+            </w:r>
+            <w:proofErr w:type="spellStart"/>
+            <w:r>
+              <w:rPr>
+                <w:color w:val="1A1916"/>
+                <w:sz w:val="20"/>
+                <w:szCs w:val="20"/>
+              </w:rPr>
+              <w:t>klik</w:t>
+            </w:r>
+            <w:proofErr w:type="spellEnd"/>
+            <w:r>
+              <w:rPr>
+                <w:color w:val="1A1916"/>
+                <w:sz w:val="20"/>
+                <w:szCs w:val="20"/>
+              </w:rPr>
+              <w:t xml:space="preserve"> </w:t>
+            </w:r>
+            <w:proofErr w:type="spellStart"/>
+            <w:r>
+              <w:rPr>
+                <w:color w:val="1A1916"/>
+                <w:sz w:val="20"/>
+                <w:szCs w:val="20"/>
+              </w:rPr>
+              <w:t>saat</w:t>
+            </w:r>
+            <w:proofErr w:type="spellEnd"/>
+            <w:r>
+              <w:rPr>
+                <w:color w:val="1A1916"/>
+                <w:sz w:val="20"/>
+                <w:szCs w:val="20"/>
+              </w:rPr>
+              <w:t xml:space="preserve"> redirect </w:t>
+            </w:r>
+            <w:proofErr w:type="spellStart"/>
+            <w:r>
+              <w:rPr>
+                <w:color w:val="1A1916"/>
+                <w:sz w:val="20"/>
+                <w:szCs w:val="20"/>
+              </w:rPr>
+              <w:t>terjadi</w:t>
+            </w:r>
+            <w:proofErr w:type="spellEnd"/>
           </w:p>
         </w:tc>
         <w:tc>
@@ -5720,6 +8619,7 @@
             </w:tcMar>
           </w:tcPr>
           <w:p>
+            <w:proofErr w:type="spellStart"/>
             <w:r>
               <w:rPr>
                 <w:b/>
@@ -5730,6 +8630,7 @@
               </w:rPr>
               <w:t>Sedang</w:t>
             </w:r>
+            <w:proofErr w:type="spellEnd"/>
           </w:p>
         </w:tc>
         <w:tc>
@@ -5778,14 +8679,52 @@
             </w:tcMar>
           </w:tcPr>
           <w:p>
-            <w:r>
-              <w:rPr>
-                <w:color w:val="7A7870"/>
-                <w:sz w:val="20"/>
-                <w:szCs w:val="20"/>
-              </w:rPr>
-              <w:t>Grafik klik per hari</w:t>
-            </w:r>
+            <w:proofErr w:type="spellStart"/>
+            <w:r>
+              <w:rPr>
+                <w:color w:val="7A7870"/>
+                <w:sz w:val="20"/>
+                <w:szCs w:val="20"/>
+              </w:rPr>
+              <w:t>Grafik</w:t>
+            </w:r>
+            <w:proofErr w:type="spellEnd"/>
+            <w:r>
+              <w:rPr>
+                <w:color w:val="7A7870"/>
+                <w:sz w:val="20"/>
+                <w:szCs w:val="20"/>
+              </w:rPr>
+              <w:t xml:space="preserve"> </w:t>
+            </w:r>
+            <w:proofErr w:type="spellStart"/>
+            <w:r>
+              <w:rPr>
+                <w:color w:val="7A7870"/>
+                <w:sz w:val="20"/>
+                <w:szCs w:val="20"/>
+              </w:rPr>
+              <w:t>klik</w:t>
+            </w:r>
+            <w:proofErr w:type="spellEnd"/>
+            <w:r>
+              <w:rPr>
+                <w:color w:val="7A7870"/>
+                <w:sz w:val="20"/>
+                <w:szCs w:val="20"/>
+              </w:rPr>
+              <w:t xml:space="preserve"> per </w:t>
+            </w:r>
+            <w:proofErr w:type="spellStart"/>
+            <w:r>
+              <w:rPr>
+                <w:color w:val="7A7870"/>
+                <w:sz w:val="20"/>
+                <w:szCs w:val="20"/>
+              </w:rPr>
+              <w:t>hari</w:t>
+            </w:r>
+            <w:proofErr w:type="spellEnd"/>
           </w:p>
         </w:tc>
       </w:tr>
@@ -5836,13 +8775,23 @@
             </w:tcMar>
           </w:tcPr>
           <w:p>
-            <w:r>
-              <w:rPr>
-                <w:color w:val="1A1916"/>
-                <w:sz w:val="20"/>
-                <w:szCs w:val="20"/>
-              </w:rPr>
-              <w:t>Statistik device (mobile vs desktop)</w:t>
+            <w:proofErr w:type="spellStart"/>
+            <w:r>
+              <w:rPr>
+                <w:color w:val="1A1916"/>
+                <w:sz w:val="20"/>
+                <w:szCs w:val="20"/>
+              </w:rPr>
+              <w:t>Statistik</w:t>
+            </w:r>
+            <w:proofErr w:type="spellEnd"/>
+            <w:r>
+              <w:rPr>
+                <w:color w:val="1A1916"/>
+                <w:sz w:val="20"/>
+                <w:szCs w:val="20"/>
+              </w:rPr>
+              <w:t xml:space="preserve"> device (mobile vs desktop)</w:t>
             </w:r>
           </w:p>
         </w:tc>
@@ -5864,6 +8813,7 @@
             </w:tcMar>
           </w:tcPr>
           <w:p>
+            <w:proofErr w:type="spellStart"/>
             <w:r>
               <w:rPr>
                 <w:b/>
@@ -5874,6 +8824,7 @@
               </w:rPr>
               <w:t>Sedang</w:t>
             </w:r>
+            <w:proofErr w:type="spellEnd"/>
           </w:p>
         </w:tc>
         <w:tc>
@@ -5928,7 +8879,25 @@
                 <w:sz w:val="20"/>
                 <w:szCs w:val="20"/>
               </w:rPr>
-              <w:t>Parse dari User-Agent</w:t>
+              <w:t xml:space="preserve">Parse </w:t>
+            </w:r>
+            <w:proofErr w:type="spellStart"/>
+            <w:r>
+              <w:rPr>
+                <w:color w:val="7A7870"/>
+                <w:sz w:val="20"/>
+                <w:szCs w:val="20"/>
+              </w:rPr>
+              <w:t>dari</w:t>
+            </w:r>
+            <w:proofErr w:type="spellEnd"/>
+            <w:r>
+              <w:rPr>
+                <w:color w:val="7A7870"/>
+                <w:sz w:val="20"/>
+                <w:szCs w:val="20"/>
+              </w:rPr>
+              <w:t xml:space="preserve"> User-Agent</w:t>
             </w:r>
           </w:p>
         </w:tc>
@@ -5980,13 +8949,41 @@
             </w:tcMar>
           </w:tcPr>
           <w:p>
-            <w:r>
-              <w:rPr>
-                <w:color w:val="1A1916"/>
-                <w:sz w:val="20"/>
-                <w:szCs w:val="20"/>
-              </w:rPr>
-              <w:t>Statistik browser (Chrome, Safari, dll)</w:t>
+            <w:proofErr w:type="spellStart"/>
+            <w:r>
+              <w:rPr>
+                <w:color w:val="1A1916"/>
+                <w:sz w:val="20"/>
+                <w:szCs w:val="20"/>
+              </w:rPr>
+              <w:t>Statistik</w:t>
+            </w:r>
+            <w:proofErr w:type="spellEnd"/>
+            <w:r>
+              <w:rPr>
+                <w:color w:val="1A1916"/>
+                <w:sz w:val="20"/>
+                <w:szCs w:val="20"/>
+              </w:rPr>
+              <w:t xml:space="preserve"> browser (Chrome, Safari, </w:t>
+            </w:r>
+            <w:proofErr w:type="spellStart"/>
+            <w:r>
+              <w:rPr>
+                <w:color w:val="1A1916"/>
+                <w:sz w:val="20"/>
+                <w:szCs w:val="20"/>
+              </w:rPr>
+              <w:t>dll</w:t>
+            </w:r>
+            <w:proofErr w:type="spellEnd"/>
+            <w:r>
+              <w:rPr>
+                <w:color w:val="1A1916"/>
+                <w:sz w:val="20"/>
+                <w:szCs w:val="20"/>
+              </w:rPr>
+              <w:t>)</w:t>
             </w:r>
           </w:p>
         </w:tc>
@@ -6008,6 +9005,7 @@
             </w:tcMar>
           </w:tcPr>
           <w:p>
+            <w:proofErr w:type="spellStart"/>
             <w:r>
               <w:rPr>
                 <w:b/>
@@ -6018,6 +9016,7 @@
               </w:rPr>
               <w:t>Rendah</w:t>
             </w:r>
+            <w:proofErr w:type="spellEnd"/>
           </w:p>
         </w:tc>
         <w:tc>
@@ -6072,8 +9071,36 @@
                 <w:sz w:val="20"/>
                 <w:szCs w:val="20"/>
               </w:rPr>
-              <w:t>Library: mileusna/useragent</w:t>
-            </w:r>
+              <w:t xml:space="preserve">Library: </w:t>
+            </w:r>
+            <w:proofErr w:type="spellStart"/>
+            <w:r>
+              <w:rPr>
+                <w:color w:val="7A7870"/>
+                <w:sz w:val="20"/>
+                <w:szCs w:val="20"/>
+              </w:rPr>
+              <w:t>mileusna</w:t>
+            </w:r>
+            <w:proofErr w:type="spellEnd"/>
+            <w:r>
+              <w:rPr>
+                <w:color w:val="7A7870"/>
+                <w:sz w:val="20"/>
+                <w:szCs w:val="20"/>
+              </w:rPr>
+              <w:t>/</w:t>
+            </w:r>
+            <w:proofErr w:type="spellStart"/>
+            <w:r>
+              <w:rPr>
+                <w:color w:val="7A7870"/>
+                <w:sz w:val="20"/>
+                <w:szCs w:val="20"/>
+              </w:rPr>
+              <w:t>useragent</w:t>
+            </w:r>
+            <w:proofErr w:type="spellEnd"/>
           </w:p>
         </w:tc>
       </w:tr>
@@ -6124,14 +9151,52 @@
             </w:tcMar>
           </w:tcPr>
           <w:p>
-            <w:r>
-              <w:rPr>
-                <w:color w:val="1A1916"/>
-                <w:sz w:val="20"/>
-                <w:szCs w:val="20"/>
-              </w:rPr>
-              <w:t>Statistik negara asal klik</w:t>
-            </w:r>
+            <w:proofErr w:type="spellStart"/>
+            <w:r>
+              <w:rPr>
+                <w:color w:val="1A1916"/>
+                <w:sz w:val="20"/>
+                <w:szCs w:val="20"/>
+              </w:rPr>
+              <w:t>Statistik</w:t>
+            </w:r>
+            <w:proofErr w:type="spellEnd"/>
+            <w:r>
+              <w:rPr>
+                <w:color w:val="1A1916"/>
+                <w:sz w:val="20"/>
+                <w:szCs w:val="20"/>
+              </w:rPr>
+              <w:t xml:space="preserve"> negara </w:t>
+            </w:r>
+            <w:proofErr w:type="spellStart"/>
+            <w:r>
+              <w:rPr>
+                <w:color w:val="1A1916"/>
+                <w:sz w:val="20"/>
+                <w:szCs w:val="20"/>
+              </w:rPr>
+              <w:t>asal</w:t>
+            </w:r>
+            <w:proofErr w:type="spellEnd"/>
+            <w:r>
+              <w:rPr>
+                <w:color w:val="1A1916"/>
+                <w:sz w:val="20"/>
+                <w:szCs w:val="20"/>
+              </w:rPr>
+              <w:t xml:space="preserve"> </w:t>
+            </w:r>
+            <w:proofErr w:type="spellStart"/>
+            <w:r>
+              <w:rPr>
+                <w:color w:val="1A1916"/>
+                <w:sz w:val="20"/>
+                <w:szCs w:val="20"/>
+              </w:rPr>
+              <w:t>klik</w:t>
+            </w:r>
+            <w:proofErr w:type="spellEnd"/>
           </w:p>
         </w:tc>
         <w:tc>
@@ -6152,6 +9217,7 @@
             </w:tcMar>
           </w:tcPr>
           <w:p>
+            <w:proofErr w:type="spellStart"/>
             <w:r>
               <w:rPr>
                 <w:b/>
@@ -6162,6 +9228,7 @@
               </w:rPr>
               <w:t>Rendah</w:t>
             </w:r>
+            <w:proofErr w:type="spellEnd"/>
           </w:p>
         </w:tc>
         <w:tc>
@@ -6210,13 +9277,41 @@
             </w:tcMar>
           </w:tcPr>
           <w:p>
-            <w:r>
-              <w:rPr>
-                <w:color w:val="7A7870"/>
-                <w:sz w:val="20"/>
-                <w:szCs w:val="20"/>
-              </w:rPr>
-              <w:t>GeoIP lookup dari IP address</w:t>
+            <w:proofErr w:type="spellStart"/>
+            <w:r>
+              <w:rPr>
+                <w:color w:val="7A7870"/>
+                <w:sz w:val="20"/>
+                <w:szCs w:val="20"/>
+              </w:rPr>
+              <w:t>GeoIP</w:t>
+            </w:r>
+            <w:proofErr w:type="spellEnd"/>
+            <w:r>
+              <w:rPr>
+                <w:color w:val="7A7870"/>
+                <w:sz w:val="20"/>
+                <w:szCs w:val="20"/>
+              </w:rPr>
+              <w:t xml:space="preserve"> lookup </w:t>
+            </w:r>
+            <w:proofErr w:type="spellStart"/>
+            <w:r>
+              <w:rPr>
+                <w:color w:val="7A7870"/>
+                <w:sz w:val="20"/>
+                <w:szCs w:val="20"/>
+              </w:rPr>
+              <w:t>dari</w:t>
+            </w:r>
+            <w:proofErr w:type="spellEnd"/>
+            <w:r>
+              <w:rPr>
+                <w:color w:val="7A7870"/>
+                <w:sz w:val="20"/>
+                <w:szCs w:val="20"/>
+              </w:rPr>
+              <w:t xml:space="preserve"> IP address</w:t>
             </w:r>
           </w:p>
         </w:tc>
@@ -6243,7 +9338,147 @@
         <w:rPr>
           <w:color w:val="1A1916"/>
         </w:rPr>
-        <w:t>User bisa mengubah konfigurasi link setelah dibuat, seperti mengubah slug atau memperpanjang masa berlaku.</w:t>
+        <w:t xml:space="preserve">User </w:t>
+      </w:r>
+      <w:proofErr w:type="spellStart"/>
+      <w:r>
+        <w:rPr>
+          <w:color w:val="1A1916"/>
+        </w:rPr>
+        <w:t>bisa</w:t>
+      </w:r>
+      <w:proofErr w:type="spellEnd"/>
+      <w:r>
+        <w:rPr>
+          <w:color w:val="1A1916"/>
+        </w:rPr>
+        <w:t xml:space="preserve"> </w:t>
+      </w:r>
+      <w:proofErr w:type="spellStart"/>
+      <w:r>
+        <w:rPr>
+          <w:color w:val="1A1916"/>
+        </w:rPr>
+        <w:t>mengubah</w:t>
+      </w:r>
+      <w:proofErr w:type="spellEnd"/>
+      <w:r>
+        <w:rPr>
+          <w:color w:val="1A1916"/>
+        </w:rPr>
+        <w:t xml:space="preserve"> </w:t>
+      </w:r>
+      <w:proofErr w:type="spellStart"/>
+      <w:r>
+        <w:rPr>
+          <w:color w:val="1A1916"/>
+        </w:rPr>
+        <w:t>konfigurasi</w:t>
+      </w:r>
+      <w:proofErr w:type="spellEnd"/>
+      <w:r>
+        <w:rPr>
+          <w:color w:val="1A1916"/>
+        </w:rPr>
+        <w:t xml:space="preserve"> link </w:t>
+      </w:r>
+      <w:proofErr w:type="spellStart"/>
+      <w:r>
+        <w:rPr>
+          <w:color w:val="1A1916"/>
+        </w:rPr>
+        <w:t>setelah</w:t>
+      </w:r>
+      <w:proofErr w:type="spellEnd"/>
+      <w:r>
+        <w:rPr>
+          <w:color w:val="1A1916"/>
+        </w:rPr>
+        <w:t xml:space="preserve"> </w:t>
+      </w:r>
+      <w:proofErr w:type="spellStart"/>
+      <w:r>
+        <w:rPr>
+          <w:color w:val="1A1916"/>
+        </w:rPr>
+        <w:t>dibuat</w:t>
+      </w:r>
+      <w:proofErr w:type="spellEnd"/>
+      <w:r>
+        <w:rPr>
+          <w:color w:val="1A1916"/>
+        </w:rPr>
+        <w:t xml:space="preserve">, </w:t>
+      </w:r>
+      <w:proofErr w:type="spellStart"/>
+      <w:r>
+        <w:rPr>
+          <w:color w:val="1A1916"/>
+        </w:rPr>
+        <w:t>seperti</w:t>
+      </w:r>
+      <w:proofErr w:type="spellEnd"/>
+      <w:r>
+        <w:rPr>
+          <w:color w:val="1A1916"/>
+        </w:rPr>
+        <w:t xml:space="preserve"> </w:t>
+      </w:r>
+      <w:proofErr w:type="spellStart"/>
+      <w:r>
+        <w:rPr>
+          <w:color w:val="1A1916"/>
+        </w:rPr>
+        <w:t>mengubah</w:t>
+      </w:r>
+      <w:proofErr w:type="spellEnd"/>
+      <w:r>
+        <w:rPr>
+          <w:color w:val="1A1916"/>
+        </w:rPr>
+        <w:t xml:space="preserve"> slug </w:t>
+      </w:r>
+      <w:proofErr w:type="spellStart"/>
+      <w:r>
+        <w:rPr>
+          <w:color w:val="1A1916"/>
+        </w:rPr>
+        <w:t>atau</w:t>
+      </w:r>
+      <w:proofErr w:type="spellEnd"/>
+      <w:r>
+        <w:rPr>
+          <w:color w:val="1A1916"/>
+        </w:rPr>
+        <w:t xml:space="preserve"> </w:t>
+      </w:r>
+      <w:proofErr w:type="spellStart"/>
+      <w:r>
+        <w:rPr>
+          <w:color w:val="1A1916"/>
+        </w:rPr>
+        <w:t>memperpanjang</w:t>
+      </w:r>
+      <w:proofErr w:type="spellEnd"/>
+      <w:r>
+        <w:rPr>
+          <w:color w:val="1A1916"/>
+        </w:rPr>
+        <w:t xml:space="preserve"> masa </w:t>
+      </w:r>
+      <w:proofErr w:type="spellStart"/>
+      <w:r>
+        <w:rPr>
+          <w:color w:val="1A1916"/>
+        </w:rPr>
+        <w:t>berlaku</w:t>
+      </w:r>
+      <w:proofErr w:type="spellEnd"/>
+      <w:r>
+        <w:rPr>
+          <w:color w:val="1A1916"/>
+        </w:rPr>
+        <w:t>.</w:t>
       </w:r>
     </w:p>
     <w:p>
@@ -6357,6 +9592,7 @@
             </w:tcMar>
           </w:tcPr>
           <w:p>
+            <w:proofErr w:type="spellStart"/>
             <w:r>
               <w:rPr>
                 <w:b/>
@@ -6367,6 +9603,7 @@
               </w:rPr>
               <w:t>Prioritas</w:t>
             </w:r>
+            <w:proofErr w:type="spellEnd"/>
           </w:p>
         </w:tc>
         <w:tc>
@@ -6417,6 +9654,7 @@
             </w:tcMar>
           </w:tcPr>
           <w:p>
+            <w:proofErr w:type="spellStart"/>
             <w:r>
               <w:rPr>
                 <w:b/>
@@ -6427,6 +9665,7 @@
               </w:rPr>
               <w:t>Catatan</w:t>
             </w:r>
+            <w:proofErr w:type="spellEnd"/>
           </w:p>
         </w:tc>
       </w:tr>
@@ -6483,7 +9722,25 @@
                 <w:sz w:val="20"/>
                 <w:szCs w:val="20"/>
               </w:rPr>
-              <w:t>Endpoint PUT /api/links/:id</w:t>
+              <w:t>Endpoint PUT /</w:t>
+            </w:r>
+            <w:proofErr w:type="spellStart"/>
+            <w:r>
+              <w:rPr>
+                <w:color w:val="1A1916"/>
+                <w:sz w:val="20"/>
+                <w:szCs w:val="20"/>
+              </w:rPr>
+              <w:t>api</w:t>
+            </w:r>
+            <w:proofErr w:type="spellEnd"/>
+            <w:r>
+              <w:rPr>
+                <w:color w:val="1A1916"/>
+                <w:sz w:val="20"/>
+                <w:szCs w:val="20"/>
+              </w:rPr>
+              <w:t>/links/:id</w:t>
             </w:r>
           </w:p>
         </w:tc>
@@ -6505,6 +9762,7 @@
             </w:tcMar>
           </w:tcPr>
           <w:p>
+            <w:proofErr w:type="spellStart"/>
             <w:r>
               <w:rPr>
                 <w:b/>
@@ -6515,6 +9773,7 @@
               </w:rPr>
               <w:t>Sedang</w:t>
             </w:r>
+            <w:proofErr w:type="spellEnd"/>
           </w:p>
         </w:tc>
         <w:tc>
@@ -6569,8 +9828,36 @@
                 <w:sz w:val="20"/>
                 <w:szCs w:val="20"/>
               </w:rPr>
-              <w:t>Update slug, expired_at, max_clicks</w:t>
-            </w:r>
+              <w:t xml:space="preserve">Update slug, </w:t>
+            </w:r>
+            <w:proofErr w:type="spellStart"/>
+            <w:r>
+              <w:rPr>
+                <w:color w:val="7A7870"/>
+                <w:sz w:val="20"/>
+                <w:szCs w:val="20"/>
+              </w:rPr>
+              <w:t>expired_at</w:t>
+            </w:r>
+            <w:proofErr w:type="spellEnd"/>
+            <w:r>
+              <w:rPr>
+                <w:color w:val="7A7870"/>
+                <w:sz w:val="20"/>
+                <w:szCs w:val="20"/>
+              </w:rPr>
+              <w:t xml:space="preserve">, </w:t>
+            </w:r>
+            <w:proofErr w:type="spellStart"/>
+            <w:r>
+              <w:rPr>
+                <w:color w:val="7A7870"/>
+                <w:sz w:val="20"/>
+                <w:szCs w:val="20"/>
+              </w:rPr>
+              <w:t>max_clicks</w:t>
+            </w:r>
+            <w:proofErr w:type="spellEnd"/>
           </w:p>
         </w:tc>
       </w:tr>
@@ -6627,7 +9914,43 @@
                 <w:sz w:val="20"/>
                 <w:szCs w:val="20"/>
               </w:rPr>
-              <w:t>Modal atau halaman edit link</w:t>
+              <w:t xml:space="preserve">Modal </w:t>
+            </w:r>
+            <w:proofErr w:type="spellStart"/>
+            <w:r>
+              <w:rPr>
+                <w:color w:val="1A1916"/>
+                <w:sz w:val="20"/>
+                <w:szCs w:val="20"/>
+              </w:rPr>
+              <w:t>atau</w:t>
+            </w:r>
+            <w:proofErr w:type="spellEnd"/>
+            <w:r>
+              <w:rPr>
+                <w:color w:val="1A1916"/>
+                <w:sz w:val="20"/>
+                <w:szCs w:val="20"/>
+              </w:rPr>
+              <w:t xml:space="preserve"> </w:t>
+            </w:r>
+            <w:proofErr w:type="spellStart"/>
+            <w:r>
+              <w:rPr>
+                <w:color w:val="1A1916"/>
+                <w:sz w:val="20"/>
+                <w:szCs w:val="20"/>
+              </w:rPr>
+              <w:t>halaman</w:t>
+            </w:r>
+            <w:proofErr w:type="spellEnd"/>
+            <w:r>
+              <w:rPr>
+                <w:color w:val="1A1916"/>
+                <w:sz w:val="20"/>
+                <w:szCs w:val="20"/>
+              </w:rPr>
+              <w:t xml:space="preserve"> edit link</w:t>
             </w:r>
           </w:p>
         </w:tc>
@@ -6649,6 +9972,7 @@
             </w:tcMar>
           </w:tcPr>
           <w:p>
+            <w:proofErr w:type="spellStart"/>
             <w:r>
               <w:rPr>
                 <w:b/>
@@ -6659,6 +9983,7 @@
               </w:rPr>
               <w:t>Sedang</w:t>
             </w:r>
+            <w:proofErr w:type="spellEnd"/>
           </w:p>
         </w:tc>
         <w:tc>
@@ -6713,8 +10038,54 @@
                 <w:sz w:val="20"/>
                 <w:szCs w:val="20"/>
               </w:rPr>
-              <w:t>Pre-fill form dengan data saat ini</w:t>
-            </w:r>
+              <w:t xml:space="preserve">Pre-fill form </w:t>
+            </w:r>
+            <w:proofErr w:type="spellStart"/>
+            <w:r>
+              <w:rPr>
+                <w:color w:val="7A7870"/>
+                <w:sz w:val="20"/>
+                <w:szCs w:val="20"/>
+              </w:rPr>
+              <w:t>dengan</w:t>
+            </w:r>
+            <w:proofErr w:type="spellEnd"/>
+            <w:r>
+              <w:rPr>
+                <w:color w:val="7A7870"/>
+                <w:sz w:val="20"/>
+                <w:szCs w:val="20"/>
+              </w:rPr>
+              <w:t xml:space="preserve"> data </w:t>
+            </w:r>
+            <w:proofErr w:type="spellStart"/>
+            <w:r>
+              <w:rPr>
+                <w:color w:val="7A7870"/>
+                <w:sz w:val="20"/>
+                <w:szCs w:val="20"/>
+              </w:rPr>
+              <w:t>saat</w:t>
+            </w:r>
+            <w:proofErr w:type="spellEnd"/>
+            <w:r>
+              <w:rPr>
+                <w:color w:val="7A7870"/>
+                <w:sz w:val="20"/>
+                <w:szCs w:val="20"/>
+              </w:rPr>
+              <w:t xml:space="preserve"> </w:t>
+            </w:r>
+            <w:proofErr w:type="spellStart"/>
+            <w:r>
+              <w:rPr>
+                <w:color w:val="7A7870"/>
+                <w:sz w:val="20"/>
+                <w:szCs w:val="20"/>
+              </w:rPr>
+              <w:t>ini</w:t>
+            </w:r>
+            <w:proofErr w:type="spellEnd"/>
           </w:p>
         </w:tc>
       </w:tr>
@@ -6765,13 +10136,41 @@
             </w:tcMar>
           </w:tcPr>
           <w:p>
-            <w:r>
-              <w:rPr>
-                <w:color w:val="1A1916"/>
-                <w:sz w:val="20"/>
-                <w:szCs w:val="20"/>
-              </w:rPr>
-              <w:t>Validasi kepemilikan link (authorization)</w:t>
+            <w:proofErr w:type="spellStart"/>
+            <w:r>
+              <w:rPr>
+                <w:color w:val="1A1916"/>
+                <w:sz w:val="20"/>
+                <w:szCs w:val="20"/>
+              </w:rPr>
+              <w:t>Validasi</w:t>
+            </w:r>
+            <w:proofErr w:type="spellEnd"/>
+            <w:r>
+              <w:rPr>
+                <w:color w:val="1A1916"/>
+                <w:sz w:val="20"/>
+                <w:szCs w:val="20"/>
+              </w:rPr>
+              <w:t xml:space="preserve"> </w:t>
+            </w:r>
+            <w:proofErr w:type="spellStart"/>
+            <w:r>
+              <w:rPr>
+                <w:color w:val="1A1916"/>
+                <w:sz w:val="20"/>
+                <w:szCs w:val="20"/>
+              </w:rPr>
+              <w:t>kepemilikan</w:t>
+            </w:r>
+            <w:proofErr w:type="spellEnd"/>
+            <w:r>
+              <w:rPr>
+                <w:color w:val="1A1916"/>
+                <w:sz w:val="20"/>
+                <w:szCs w:val="20"/>
+              </w:rPr>
+              <w:t xml:space="preserve"> link (authorization)</w:t>
             </w:r>
           </w:p>
         </w:tc>
@@ -6857,8 +10256,54 @@
                 <w:sz w:val="20"/>
                 <w:szCs w:val="20"/>
               </w:rPr>
-              <w:t>User hanya bisa edit miliknya</w:t>
-            </w:r>
+              <w:t xml:space="preserve">User </w:t>
+            </w:r>
+            <w:proofErr w:type="spellStart"/>
+            <w:r>
+              <w:rPr>
+                <w:color w:val="7A7870"/>
+                <w:sz w:val="20"/>
+                <w:szCs w:val="20"/>
+              </w:rPr>
+              <w:t>hanya</w:t>
+            </w:r>
+            <w:proofErr w:type="spellEnd"/>
+            <w:r>
+              <w:rPr>
+                <w:color w:val="7A7870"/>
+                <w:sz w:val="20"/>
+                <w:szCs w:val="20"/>
+              </w:rPr>
+              <w:t xml:space="preserve"> </w:t>
+            </w:r>
+            <w:proofErr w:type="spellStart"/>
+            <w:r>
+              <w:rPr>
+                <w:color w:val="7A7870"/>
+                <w:sz w:val="20"/>
+                <w:szCs w:val="20"/>
+              </w:rPr>
+              <w:t>bisa</w:t>
+            </w:r>
+            <w:proofErr w:type="spellEnd"/>
+            <w:r>
+              <w:rPr>
+                <w:color w:val="7A7870"/>
+                <w:sz w:val="20"/>
+                <w:szCs w:val="20"/>
+              </w:rPr>
+              <w:t xml:space="preserve"> edit </w:t>
+            </w:r>
+            <w:proofErr w:type="spellStart"/>
+            <w:r>
+              <w:rPr>
+                <w:color w:val="7A7870"/>
+                <w:sz w:val="20"/>
+                <w:szCs w:val="20"/>
+              </w:rPr>
+              <w:t>miliknya</w:t>
+            </w:r>
+            <w:proofErr w:type="spellEnd"/>
           </w:p>
         </w:tc>
       </w:tr>
@@ -6915,7 +10360,25 @@
                 <w:sz w:val="20"/>
                 <w:szCs w:val="20"/>
               </w:rPr>
-              <w:t>Endpoint DELETE /api/links/:id</w:t>
+              <w:t>Endpoint DELETE /</w:t>
+            </w:r>
+            <w:proofErr w:type="spellStart"/>
+            <w:r>
+              <w:rPr>
+                <w:color w:val="1A1916"/>
+                <w:sz w:val="20"/>
+                <w:szCs w:val="20"/>
+              </w:rPr>
+              <w:t>api</w:t>
+            </w:r>
+            <w:proofErr w:type="spellEnd"/>
+            <w:r>
+              <w:rPr>
+                <w:color w:val="1A1916"/>
+                <w:sz w:val="20"/>
+                <w:szCs w:val="20"/>
+              </w:rPr>
+              <w:t>/links/:id</w:t>
             </w:r>
           </w:p>
         </w:tc>
@@ -6937,6 +10400,7 @@
             </w:tcMar>
           </w:tcPr>
           <w:p>
+            <w:proofErr w:type="spellStart"/>
             <w:r>
               <w:rPr>
                 <w:b/>
@@ -6947,6 +10411,7 @@
               </w:rPr>
               <w:t>Sedang</w:t>
             </w:r>
+            <w:proofErr w:type="spellEnd"/>
           </w:p>
         </w:tc>
         <w:tc>
@@ -7001,7 +10466,25 @@
                 <w:sz w:val="20"/>
                 <w:szCs w:val="20"/>
               </w:rPr>
-              <w:t>Soft delete atau hard delete</w:t>
+              <w:t xml:space="preserve">Soft delete </w:t>
+            </w:r>
+            <w:proofErr w:type="spellStart"/>
+            <w:r>
+              <w:rPr>
+                <w:color w:val="7A7870"/>
+                <w:sz w:val="20"/>
+                <w:szCs w:val="20"/>
+              </w:rPr>
+              <w:t>atau</w:t>
+            </w:r>
+            <w:proofErr w:type="spellEnd"/>
+            <w:r>
+              <w:rPr>
+                <w:color w:val="7A7870"/>
+                <w:sz w:val="20"/>
+                <w:szCs w:val="20"/>
+              </w:rPr>
+              <w:t xml:space="preserve"> hard delete</w:t>
             </w:r>
           </w:p>
         </w:tc>
@@ -7024,12 +10507,132 @@
       <w:pPr>
         <w:spacing w:before="60" w:after="60"/>
       </w:pPr>
+      <w:proofErr w:type="spellStart"/>
       <w:r>
         <w:rPr>
           <w:color w:val="1A1916"/>
         </w:rPr>
         <w:lastRenderedPageBreak/>
-        <w:t>Pengalaman pengguna yang baik membutuhkan feedback yang jelas saat proses berlangsung atau terjadi error.</w:t>
+        <w:t>Pengalaman</w:t>
+      </w:r>
+      <w:proofErr w:type="spellEnd"/>
+      <w:r>
+        <w:rPr>
+          <w:color w:val="1A1916"/>
+        </w:rPr>
+        <w:t xml:space="preserve"> </w:t>
+      </w:r>
+      <w:proofErr w:type="spellStart"/>
+      <w:r>
+        <w:rPr>
+          <w:color w:val="1A1916"/>
+        </w:rPr>
+        <w:t>pengguna</w:t>
+      </w:r>
+      <w:proofErr w:type="spellEnd"/>
+      <w:r>
+        <w:rPr>
+          <w:color w:val="1A1916"/>
+        </w:rPr>
+        <w:t xml:space="preserve"> yang </w:t>
+      </w:r>
+      <w:proofErr w:type="spellStart"/>
+      <w:r>
+        <w:rPr>
+          <w:color w:val="1A1916"/>
+        </w:rPr>
+        <w:t>baik</w:t>
+      </w:r>
+      <w:proofErr w:type="spellEnd"/>
+      <w:r>
+        <w:rPr>
+          <w:color w:val="1A1916"/>
+        </w:rPr>
+        <w:t xml:space="preserve"> </w:t>
+      </w:r>
+      <w:proofErr w:type="spellStart"/>
+      <w:r>
+        <w:rPr>
+          <w:color w:val="1A1916"/>
+        </w:rPr>
+        <w:t>membutuhkan</w:t>
+      </w:r>
+      <w:proofErr w:type="spellEnd"/>
+      <w:r>
+        <w:rPr>
+          <w:color w:val="1A1916"/>
+        </w:rPr>
+        <w:t xml:space="preserve"> feedback yang </w:t>
+      </w:r>
+      <w:proofErr w:type="spellStart"/>
+      <w:r>
+        <w:rPr>
+          <w:color w:val="1A1916"/>
+        </w:rPr>
+        <w:t>jelas</w:t>
+      </w:r>
+      <w:proofErr w:type="spellEnd"/>
+      <w:r>
+        <w:rPr>
+          <w:color w:val="1A1916"/>
+        </w:rPr>
+        <w:t xml:space="preserve"> </w:t>
+      </w:r>
+      <w:proofErr w:type="spellStart"/>
+      <w:r>
+        <w:rPr>
+          <w:color w:val="1A1916"/>
+        </w:rPr>
+        <w:t>saat</w:t>
+      </w:r>
+      <w:proofErr w:type="spellEnd"/>
+      <w:r>
+        <w:rPr>
+          <w:color w:val="1A1916"/>
+        </w:rPr>
+        <w:t xml:space="preserve"> proses </w:t>
+      </w:r>
+      <w:proofErr w:type="spellStart"/>
+      <w:r>
+        <w:rPr>
+          <w:color w:val="1A1916"/>
+        </w:rPr>
+        <w:t>berlangsung</w:t>
+      </w:r>
+      <w:proofErr w:type="spellEnd"/>
+      <w:r>
+        <w:rPr>
+          <w:color w:val="1A1916"/>
+        </w:rPr>
+        <w:t xml:space="preserve"> </w:t>
+      </w:r>
+      <w:proofErr w:type="spellStart"/>
+      <w:r>
+        <w:rPr>
+          <w:color w:val="1A1916"/>
+        </w:rPr>
+        <w:t>atau</w:t>
+      </w:r>
+      <w:proofErr w:type="spellEnd"/>
+      <w:r>
+        <w:rPr>
+          <w:color w:val="1A1916"/>
+        </w:rPr>
+        <w:t xml:space="preserve"> </w:t>
+      </w:r>
+      <w:proofErr w:type="spellStart"/>
+      <w:r>
+        <w:rPr>
+          <w:color w:val="1A1916"/>
+        </w:rPr>
+        <w:t>terjadi</w:t>
+      </w:r>
+      <w:proofErr w:type="spellEnd"/>
+      <w:r>
+        <w:rPr>
+          <w:color w:val="1A1916"/>
+        </w:rPr>
+        <w:t xml:space="preserve"> error.</w:t>
       </w:r>
     </w:p>
     <w:p>
@@ -7143,6 +10746,7 @@
             </w:tcMar>
           </w:tcPr>
           <w:p>
+            <w:proofErr w:type="spellStart"/>
             <w:r>
               <w:rPr>
                 <w:b/>
@@ -7153,6 +10757,7 @@
               </w:rPr>
               <w:t>Prioritas</w:t>
             </w:r>
+            <w:proofErr w:type="spellEnd"/>
           </w:p>
         </w:tc>
         <w:tc>
@@ -7203,6 +10808,7 @@
             </w:tcMar>
           </w:tcPr>
           <w:p>
+            <w:proofErr w:type="spellStart"/>
             <w:r>
               <w:rPr>
                 <w:b/>
@@ -7213,6 +10819,7 @@
               </w:rPr>
               <w:t>Catatan</w:t>
             </w:r>
+            <w:proofErr w:type="spellEnd"/>
           </w:p>
         </w:tc>
       </w:tr>
@@ -7269,7 +10876,25 @@
                 <w:sz w:val="20"/>
                 <w:szCs w:val="20"/>
               </w:rPr>
-              <w:t>Loading spinner saat fetch data</w:t>
+              <w:t xml:space="preserve">Loading spinner </w:t>
+            </w:r>
+            <w:proofErr w:type="spellStart"/>
+            <w:r>
+              <w:rPr>
+                <w:color w:val="1A1916"/>
+                <w:sz w:val="20"/>
+                <w:szCs w:val="20"/>
+              </w:rPr>
+              <w:t>saat</w:t>
+            </w:r>
+            <w:proofErr w:type="spellEnd"/>
+            <w:r>
+              <w:rPr>
+                <w:color w:val="1A1916"/>
+                <w:sz w:val="20"/>
+                <w:szCs w:val="20"/>
+              </w:rPr>
+              <w:t xml:space="preserve"> fetch data</w:t>
             </w:r>
           </w:p>
         </w:tc>
@@ -7291,6 +10916,7 @@
             </w:tcMar>
           </w:tcPr>
           <w:p>
+            <w:proofErr w:type="spellStart"/>
             <w:r>
               <w:rPr>
                 <w:b/>
@@ -7301,6 +10927,7 @@
               </w:rPr>
               <w:t>Sedang</w:t>
             </w:r>
+            <w:proofErr w:type="spellEnd"/>
           </w:p>
         </w:tc>
         <w:tc>
@@ -7349,14 +10976,52 @@
             </w:tcMar>
           </w:tcPr>
           <w:p>
-            <w:r>
-              <w:rPr>
-                <w:color w:val="7A7870"/>
-                <w:sz w:val="20"/>
-                <w:szCs w:val="20"/>
-              </w:rPr>
-              <w:t>Tampil saat request berlangsung</w:t>
-            </w:r>
+            <w:proofErr w:type="spellStart"/>
+            <w:r>
+              <w:rPr>
+                <w:color w:val="7A7870"/>
+                <w:sz w:val="20"/>
+                <w:szCs w:val="20"/>
+              </w:rPr>
+              <w:t>Tampil</w:t>
+            </w:r>
+            <w:proofErr w:type="spellEnd"/>
+            <w:r>
+              <w:rPr>
+                <w:color w:val="7A7870"/>
+                <w:sz w:val="20"/>
+                <w:szCs w:val="20"/>
+              </w:rPr>
+              <w:t xml:space="preserve"> </w:t>
+            </w:r>
+            <w:proofErr w:type="spellStart"/>
+            <w:r>
+              <w:rPr>
+                <w:color w:val="7A7870"/>
+                <w:sz w:val="20"/>
+                <w:szCs w:val="20"/>
+              </w:rPr>
+              <w:t>saat</w:t>
+            </w:r>
+            <w:proofErr w:type="spellEnd"/>
+            <w:r>
+              <w:rPr>
+                <w:color w:val="7A7870"/>
+                <w:sz w:val="20"/>
+                <w:szCs w:val="20"/>
+              </w:rPr>
+              <w:t xml:space="preserve"> request </w:t>
+            </w:r>
+            <w:proofErr w:type="spellStart"/>
+            <w:r>
+              <w:rPr>
+                <w:color w:val="7A7870"/>
+                <w:sz w:val="20"/>
+                <w:szCs w:val="20"/>
+              </w:rPr>
+              <w:t>berlangsung</w:t>
+            </w:r>
+            <w:proofErr w:type="spellEnd"/>
           </w:p>
         </w:tc>
       </w:tr>
@@ -7413,7 +11078,25 @@
                 <w:sz w:val="20"/>
                 <w:szCs w:val="20"/>
               </w:rPr>
-              <w:t>Toast notification sukses &amp; error</w:t>
+              <w:t xml:space="preserve">Toast notification </w:t>
+            </w:r>
+            <w:proofErr w:type="spellStart"/>
+            <w:r>
+              <w:rPr>
+                <w:color w:val="1A1916"/>
+                <w:sz w:val="20"/>
+                <w:szCs w:val="20"/>
+              </w:rPr>
+              <w:t>sukses</w:t>
+            </w:r>
+            <w:proofErr w:type="spellEnd"/>
+            <w:r>
+              <w:rPr>
+                <w:color w:val="1A1916"/>
+                <w:sz w:val="20"/>
+                <w:szCs w:val="20"/>
+              </w:rPr>
+              <w:t xml:space="preserve"> &amp; error</w:t>
             </w:r>
           </w:p>
         </w:tc>
@@ -7435,6 +11118,7 @@
             </w:tcMar>
           </w:tcPr>
           <w:p>
+            <w:proofErr w:type="spellStart"/>
             <w:r>
               <w:rPr>
                 <w:b/>
@@ -7445,6 +11129,7 @@
               </w:rPr>
               <w:t>Sedang</w:t>
             </w:r>
+            <w:proofErr w:type="spellEnd"/>
           </w:p>
         </w:tc>
         <w:tc>
@@ -7493,14 +11178,70 @@
             </w:tcMar>
           </w:tcPr>
           <w:p>
-            <w:r>
-              <w:rPr>
-                <w:color w:val="7A7870"/>
-                <w:sz w:val="20"/>
-                <w:szCs w:val="20"/>
-              </w:rPr>
-              <w:t>Muncul lalu hilang otomatis</w:t>
-            </w:r>
+            <w:proofErr w:type="spellStart"/>
+            <w:r>
+              <w:rPr>
+                <w:color w:val="7A7870"/>
+                <w:sz w:val="20"/>
+                <w:szCs w:val="20"/>
+              </w:rPr>
+              <w:t>Muncul</w:t>
+            </w:r>
+            <w:proofErr w:type="spellEnd"/>
+            <w:r>
+              <w:rPr>
+                <w:color w:val="7A7870"/>
+                <w:sz w:val="20"/>
+                <w:szCs w:val="20"/>
+              </w:rPr>
+              <w:t xml:space="preserve"> </w:t>
+            </w:r>
+            <w:proofErr w:type="spellStart"/>
+            <w:r>
+              <w:rPr>
+                <w:color w:val="7A7870"/>
+                <w:sz w:val="20"/>
+                <w:szCs w:val="20"/>
+              </w:rPr>
+              <w:t>lalu</w:t>
+            </w:r>
+            <w:proofErr w:type="spellEnd"/>
+            <w:r>
+              <w:rPr>
+                <w:color w:val="7A7870"/>
+                <w:sz w:val="20"/>
+                <w:szCs w:val="20"/>
+              </w:rPr>
+              <w:t xml:space="preserve"> </w:t>
+            </w:r>
+            <w:proofErr w:type="spellStart"/>
+            <w:r>
+              <w:rPr>
+                <w:color w:val="7A7870"/>
+                <w:sz w:val="20"/>
+                <w:szCs w:val="20"/>
+              </w:rPr>
+              <w:t>hilang</w:t>
+            </w:r>
+            <w:proofErr w:type="spellEnd"/>
+            <w:r>
+              <w:rPr>
+                <w:color w:val="7A7870"/>
+                <w:sz w:val="20"/>
+                <w:szCs w:val="20"/>
+              </w:rPr>
+              <w:t xml:space="preserve"> </w:t>
+            </w:r>
+            <w:proofErr w:type="spellStart"/>
+            <w:r>
+              <w:rPr>
+                <w:color w:val="7A7870"/>
+                <w:sz w:val="20"/>
+                <w:szCs w:val="20"/>
+              </w:rPr>
+              <w:t>otomatis</w:t>
+            </w:r>
+            <w:proofErr w:type="spellEnd"/>
           </w:p>
         </w:tc>
       </w:tr>
@@ -7551,14 +11292,52 @@
             </w:tcMar>
           </w:tcPr>
           <w:p>
-            <w:r>
-              <w:rPr>
-                <w:color w:val="1A1916"/>
-                <w:sz w:val="20"/>
-                <w:szCs w:val="20"/>
-              </w:rPr>
-              <w:t>Pesan error dari server ditampilkan</w:t>
-            </w:r>
+            <w:proofErr w:type="spellStart"/>
+            <w:r>
+              <w:rPr>
+                <w:color w:val="1A1916"/>
+                <w:sz w:val="20"/>
+                <w:szCs w:val="20"/>
+              </w:rPr>
+              <w:t>Pesan</w:t>
+            </w:r>
+            <w:proofErr w:type="spellEnd"/>
+            <w:r>
+              <w:rPr>
+                <w:color w:val="1A1916"/>
+                <w:sz w:val="20"/>
+                <w:szCs w:val="20"/>
+              </w:rPr>
+              <w:t xml:space="preserve"> error </w:t>
+            </w:r>
+            <w:proofErr w:type="spellStart"/>
+            <w:r>
+              <w:rPr>
+                <w:color w:val="1A1916"/>
+                <w:sz w:val="20"/>
+                <w:szCs w:val="20"/>
+              </w:rPr>
+              <w:t>dari</w:t>
+            </w:r>
+            <w:proofErr w:type="spellEnd"/>
+            <w:r>
+              <w:rPr>
+                <w:color w:val="1A1916"/>
+                <w:sz w:val="20"/>
+                <w:szCs w:val="20"/>
+              </w:rPr>
+              <w:t xml:space="preserve"> server </w:t>
+            </w:r>
+            <w:proofErr w:type="spellStart"/>
+            <w:r>
+              <w:rPr>
+                <w:color w:val="1A1916"/>
+                <w:sz w:val="20"/>
+                <w:szCs w:val="20"/>
+              </w:rPr>
+              <w:t>ditampilkan</w:t>
+            </w:r>
+            <w:proofErr w:type="spellEnd"/>
           </w:p>
         </w:tc>
         <w:tc>
@@ -7643,8 +11422,54 @@
                 <w:sz w:val="20"/>
                 <w:szCs w:val="20"/>
               </w:rPr>
-              <w:t>URL tidak valid, slug sudah ada</w:t>
-            </w:r>
+              <w:t xml:space="preserve">URL </w:t>
+            </w:r>
+            <w:proofErr w:type="spellStart"/>
+            <w:r>
+              <w:rPr>
+                <w:color w:val="7A7870"/>
+                <w:sz w:val="20"/>
+                <w:szCs w:val="20"/>
+              </w:rPr>
+              <w:t>tidak</w:t>
+            </w:r>
+            <w:proofErr w:type="spellEnd"/>
+            <w:r>
+              <w:rPr>
+                <w:color w:val="7A7870"/>
+                <w:sz w:val="20"/>
+                <w:szCs w:val="20"/>
+              </w:rPr>
+              <w:t xml:space="preserve"> valid, slug </w:t>
+            </w:r>
+            <w:proofErr w:type="spellStart"/>
+            <w:r>
+              <w:rPr>
+                <w:color w:val="7A7870"/>
+                <w:sz w:val="20"/>
+                <w:szCs w:val="20"/>
+              </w:rPr>
+              <w:t>sudah</w:t>
+            </w:r>
+            <w:proofErr w:type="spellEnd"/>
+            <w:r>
+              <w:rPr>
+                <w:color w:val="7A7870"/>
+                <w:sz w:val="20"/>
+                <w:szCs w:val="20"/>
+              </w:rPr>
+              <w:t xml:space="preserve"> </w:t>
+            </w:r>
+            <w:proofErr w:type="spellStart"/>
+            <w:r>
+              <w:rPr>
+                <w:color w:val="7A7870"/>
+                <w:sz w:val="20"/>
+                <w:szCs w:val="20"/>
+              </w:rPr>
+              <w:t>ada</w:t>
+            </w:r>
+            <w:proofErr w:type="spellEnd"/>
           </w:p>
         </w:tc>
       </w:tr>
@@ -7701,7 +11526,25 @@
                 <w:sz w:val="20"/>
                 <w:szCs w:val="20"/>
               </w:rPr>
-              <w:t>Skeleton loading di tabel dashboard</w:t>
+              <w:t xml:space="preserve">Skeleton loading di </w:t>
+            </w:r>
+            <w:proofErr w:type="spellStart"/>
+            <w:r>
+              <w:rPr>
+                <w:color w:val="1A1916"/>
+                <w:sz w:val="20"/>
+                <w:szCs w:val="20"/>
+              </w:rPr>
+              <w:t>tabel</w:t>
+            </w:r>
+            <w:proofErr w:type="spellEnd"/>
+            <w:r>
+              <w:rPr>
+                <w:color w:val="1A1916"/>
+                <w:sz w:val="20"/>
+                <w:szCs w:val="20"/>
+              </w:rPr>
+              <w:t xml:space="preserve"> dashboard</w:t>
             </w:r>
           </w:p>
         </w:tc>
@@ -7723,6 +11566,7 @@
             </w:tcMar>
           </w:tcPr>
           <w:p>
+            <w:proofErr w:type="spellStart"/>
             <w:r>
               <w:rPr>
                 <w:b/>
@@ -7733,6 +11577,7 @@
               </w:rPr>
               <w:t>Rendah</w:t>
             </w:r>
+            <w:proofErr w:type="spellEnd"/>
           </w:p>
         </w:tc>
         <w:tc>
@@ -7787,7 +11632,61 @@
                 <w:sz w:val="20"/>
                 <w:szCs w:val="20"/>
               </w:rPr>
-              <w:t>UX lebih halus saat load</w:t>
+              <w:t xml:space="preserve">UX </w:t>
+            </w:r>
+            <w:proofErr w:type="spellStart"/>
+            <w:r>
+              <w:rPr>
+                <w:color w:val="7A7870"/>
+                <w:sz w:val="20"/>
+                <w:szCs w:val="20"/>
+              </w:rPr>
+              <w:t>lebih</w:t>
+            </w:r>
+            <w:proofErr w:type="spellEnd"/>
+            <w:r>
+              <w:rPr>
+                <w:color w:val="7A7870"/>
+                <w:sz w:val="20"/>
+                <w:szCs w:val="20"/>
+              </w:rPr>
+              <w:t xml:space="preserve"> </w:t>
+            </w:r>
+            <w:proofErr w:type="spellStart"/>
+            <w:r>
+              <w:rPr>
+                <w:color w:val="7A7870"/>
+                <w:sz w:val="20"/>
+                <w:szCs w:val="20"/>
+              </w:rPr>
+              <w:t>halus</w:t>
+            </w:r>
+            <w:proofErr w:type="spellEnd"/>
+            <w:r>
+              <w:rPr>
+                <w:color w:val="7A7870"/>
+                <w:sz w:val="20"/>
+                <w:szCs w:val="20"/>
+              </w:rPr>
+              <w:t xml:space="preserve"> </w:t>
+            </w:r>
+            <w:proofErr w:type="spellStart"/>
+            <w:r>
+              <w:rPr>
+                <w:color w:val="7A7870"/>
+                <w:sz w:val="20"/>
+                <w:szCs w:val="20"/>
+              </w:rPr>
+              <w:t>saat</w:t>
+            </w:r>
+            <w:proofErr w:type="spellEnd"/>
+            <w:r>
+              <w:rPr>
+                <w:color w:val="7A7870"/>
+                <w:sz w:val="20"/>
+                <w:szCs w:val="20"/>
+              </w:rPr>
+              <w:t xml:space="preserve"> load</w:t>
             </w:r>
           </w:p>
         </w:tc>
@@ -7839,13 +11738,59 @@
             </w:tcMar>
           </w:tcPr>
           <w:p>
-            <w:r>
-              <w:rPr>
-                <w:color w:val="1A1916"/>
-                <w:sz w:val="20"/>
-                <w:szCs w:val="20"/>
-              </w:rPr>
-              <w:t>Konfirmasi sebelum hapus link</w:t>
+            <w:proofErr w:type="spellStart"/>
+            <w:r>
+              <w:rPr>
+                <w:color w:val="1A1916"/>
+                <w:sz w:val="20"/>
+                <w:szCs w:val="20"/>
+              </w:rPr>
+              <w:t>Konfirmasi</w:t>
+            </w:r>
+            <w:proofErr w:type="spellEnd"/>
+            <w:r>
+              <w:rPr>
+                <w:color w:val="1A1916"/>
+                <w:sz w:val="20"/>
+                <w:szCs w:val="20"/>
+              </w:rPr>
+              <w:t xml:space="preserve"> </w:t>
+            </w:r>
+            <w:proofErr w:type="spellStart"/>
+            <w:r>
+              <w:rPr>
+                <w:color w:val="1A1916"/>
+                <w:sz w:val="20"/>
+                <w:szCs w:val="20"/>
+              </w:rPr>
+              <w:t>sebelum</w:t>
+            </w:r>
+            <w:proofErr w:type="spellEnd"/>
+            <w:r>
+              <w:rPr>
+                <w:color w:val="1A1916"/>
+                <w:sz w:val="20"/>
+                <w:szCs w:val="20"/>
+              </w:rPr>
+              <w:t xml:space="preserve"> </w:t>
+            </w:r>
+            <w:proofErr w:type="spellStart"/>
+            <w:r>
+              <w:rPr>
+                <w:color w:val="1A1916"/>
+                <w:sz w:val="20"/>
+                <w:szCs w:val="20"/>
+              </w:rPr>
+              <w:t>hapus</w:t>
+            </w:r>
+            <w:proofErr w:type="spellEnd"/>
+            <w:r>
+              <w:rPr>
+                <w:color w:val="1A1916"/>
+                <w:sz w:val="20"/>
+                <w:szCs w:val="20"/>
+              </w:rPr>
+              <w:t xml:space="preserve"> link</w:t>
             </w:r>
           </w:p>
         </w:tc>
@@ -7867,6 +11812,7 @@
             </w:tcMar>
           </w:tcPr>
           <w:p>
+            <w:proofErr w:type="spellStart"/>
             <w:r>
               <w:rPr>
                 <w:b/>
@@ -7877,6 +11823,7 @@
               </w:rPr>
               <w:t>Sedang</w:t>
             </w:r>
+            <w:proofErr w:type="spellEnd"/>
           </w:p>
         </w:tc>
         <w:tc>
@@ -7931,7 +11878,25 @@
                 <w:sz w:val="20"/>
                 <w:szCs w:val="20"/>
               </w:rPr>
-              <w:t>Modal atau browser confirm</w:t>
+              <w:t xml:space="preserve">Modal </w:t>
+            </w:r>
+            <w:proofErr w:type="spellStart"/>
+            <w:r>
+              <w:rPr>
+                <w:color w:val="7A7870"/>
+                <w:sz w:val="20"/>
+                <w:szCs w:val="20"/>
+              </w:rPr>
+              <w:t>atau</w:t>
+            </w:r>
+            <w:proofErr w:type="spellEnd"/>
+            <w:r>
+              <w:rPr>
+                <w:color w:val="7A7870"/>
+                <w:sz w:val="20"/>
+                <w:szCs w:val="20"/>
+              </w:rPr>
+              <w:t xml:space="preserve"> browser confirm</w:t>
             </w:r>
           </w:p>
         </w:tc>
@@ -7947,18 +11912,132 @@
         <w:pStyle w:val="Heading2"/>
       </w:pPr>
       <w:r>
-        <w:t>8. Responsif Mobile</w:t>
+        <w:t xml:space="preserve">8. </w:t>
+      </w:r>
+      <w:proofErr w:type="spellStart"/>
+      <w:r>
+        <w:t>Responsif</w:t>
+      </w:r>
+      <w:proofErr w:type="spellEnd"/>
+      <w:r>
+        <w:t xml:space="preserve"> Mobile</w:t>
       </w:r>
     </w:p>
     <w:p>
       <w:pPr>
         <w:spacing w:before="60" w:after="60"/>
       </w:pPr>
-      <w:r>
-        <w:rPr>
-          <w:color w:val="1A1916"/>
-        </w:rPr>
-        <w:t>Pastikan aplikasi tetap bisa digunakan dengan baik di layar smartphone.</w:t>
+      <w:proofErr w:type="spellStart"/>
+      <w:r>
+        <w:rPr>
+          <w:color w:val="1A1916"/>
+        </w:rPr>
+        <w:t>Pastikan</w:t>
+      </w:r>
+      <w:proofErr w:type="spellEnd"/>
+      <w:r>
+        <w:rPr>
+          <w:color w:val="1A1916"/>
+        </w:rPr>
+        <w:t xml:space="preserve"> </w:t>
+      </w:r>
+      <w:proofErr w:type="spellStart"/>
+      <w:r>
+        <w:rPr>
+          <w:color w:val="1A1916"/>
+        </w:rPr>
+        <w:t>aplikasi</w:t>
+      </w:r>
+      <w:proofErr w:type="spellEnd"/>
+      <w:r>
+        <w:rPr>
+          <w:color w:val="1A1916"/>
+        </w:rPr>
+        <w:t xml:space="preserve"> </w:t>
+      </w:r>
+      <w:proofErr w:type="spellStart"/>
+      <w:r>
+        <w:rPr>
+          <w:color w:val="1A1916"/>
+        </w:rPr>
+        <w:t>tetap</w:t>
+      </w:r>
+      <w:proofErr w:type="spellEnd"/>
+      <w:r>
+        <w:rPr>
+          <w:color w:val="1A1916"/>
+        </w:rPr>
+        <w:t xml:space="preserve"> </w:t>
+      </w:r>
+      <w:proofErr w:type="spellStart"/>
+      <w:r>
+        <w:rPr>
+          <w:color w:val="1A1916"/>
+        </w:rPr>
+        <w:t>bisa</w:t>
+      </w:r>
+      <w:proofErr w:type="spellEnd"/>
+      <w:r>
+        <w:rPr>
+          <w:color w:val="1A1916"/>
+        </w:rPr>
+        <w:t xml:space="preserve"> </w:t>
+      </w:r>
+      <w:proofErr w:type="spellStart"/>
+      <w:r>
+        <w:rPr>
+          <w:color w:val="1A1916"/>
+        </w:rPr>
+        <w:t>digunakan</w:t>
+      </w:r>
+      <w:proofErr w:type="spellEnd"/>
+      <w:r>
+        <w:rPr>
+          <w:color w:val="1A1916"/>
+        </w:rPr>
+        <w:t xml:space="preserve"> </w:t>
+      </w:r>
+      <w:proofErr w:type="spellStart"/>
+      <w:r>
+        <w:rPr>
+          <w:color w:val="1A1916"/>
+        </w:rPr>
+        <w:t>dengan</w:t>
+      </w:r>
+      <w:proofErr w:type="spellEnd"/>
+      <w:r>
+        <w:rPr>
+          <w:color w:val="1A1916"/>
+        </w:rPr>
+        <w:t xml:space="preserve"> </w:t>
+      </w:r>
+      <w:proofErr w:type="spellStart"/>
+      <w:r>
+        <w:rPr>
+          <w:color w:val="1A1916"/>
+        </w:rPr>
+        <w:t>baik</w:t>
+      </w:r>
+      <w:proofErr w:type="spellEnd"/>
+      <w:r>
+        <w:rPr>
+          <w:color w:val="1A1916"/>
+        </w:rPr>
+        <w:t xml:space="preserve"> di </w:t>
+      </w:r>
+      <w:proofErr w:type="spellStart"/>
+      <w:r>
+        <w:rPr>
+          <w:color w:val="1A1916"/>
+        </w:rPr>
+        <w:t>layar</w:t>
+      </w:r>
+      <w:proofErr w:type="spellEnd"/>
+      <w:r>
+        <w:rPr>
+          <w:color w:val="1A1916"/>
+        </w:rPr>
+        <w:t xml:space="preserve"> smartphone.</w:t>
       </w:r>
     </w:p>
     <w:p>
@@ -8072,6 +12151,7 @@
             </w:tcMar>
           </w:tcPr>
           <w:p>
+            <w:proofErr w:type="spellStart"/>
             <w:r>
               <w:rPr>
                 <w:b/>
@@ -8082,6 +12162,7 @@
               </w:rPr>
               <w:t>Prioritas</w:t>
             </w:r>
+            <w:proofErr w:type="spellEnd"/>
           </w:p>
         </w:tc>
         <w:tc>
@@ -8132,6 +12213,7 @@
             </w:tcMar>
           </w:tcPr>
           <w:p>
+            <w:proofErr w:type="spellStart"/>
             <w:r>
               <w:rPr>
                 <w:b/>
@@ -8142,6 +12224,7 @@
               </w:rPr>
               <w:t>Catatan</w:t>
             </w:r>
+            <w:proofErr w:type="spellEnd"/>
           </w:p>
         </w:tc>
       </w:tr>
@@ -8198,8 +12281,36 @@
                 <w:sz w:val="20"/>
                 <w:szCs w:val="20"/>
               </w:rPr>
-              <w:t>Navbar collapse di layar kecil</w:t>
-            </w:r>
+              <w:t xml:space="preserve">Navbar collapse di </w:t>
+            </w:r>
+            <w:proofErr w:type="spellStart"/>
+            <w:r>
+              <w:rPr>
+                <w:color w:val="1A1916"/>
+                <w:sz w:val="20"/>
+                <w:szCs w:val="20"/>
+              </w:rPr>
+              <w:t>layar</w:t>
+            </w:r>
+            <w:proofErr w:type="spellEnd"/>
+            <w:r>
+              <w:rPr>
+                <w:color w:val="1A1916"/>
+                <w:sz w:val="20"/>
+                <w:szCs w:val="20"/>
+              </w:rPr>
+              <w:t xml:space="preserve"> </w:t>
+            </w:r>
+            <w:proofErr w:type="spellStart"/>
+            <w:r>
+              <w:rPr>
+                <w:color w:val="1A1916"/>
+                <w:sz w:val="20"/>
+                <w:szCs w:val="20"/>
+              </w:rPr>
+              <w:t>kecil</w:t>
+            </w:r>
+            <w:proofErr w:type="spellEnd"/>
           </w:p>
         </w:tc>
         <w:tc>
@@ -8220,6 +12331,7 @@
             </w:tcMar>
           </w:tcPr>
           <w:p>
+            <w:proofErr w:type="spellStart"/>
             <w:r>
               <w:rPr>
                 <w:b/>
@@ -8230,6 +12342,7 @@
               </w:rPr>
               <w:t>Sedang</w:t>
             </w:r>
+            <w:proofErr w:type="spellEnd"/>
           </w:p>
         </w:tc>
         <w:tc>
@@ -8284,7 +12397,25 @@
                 <w:sz w:val="20"/>
                 <w:szCs w:val="20"/>
               </w:rPr>
-              <w:t>Hamburger menu atau bottom nav</w:t>
+              <w:t xml:space="preserve">Hamburger menu </w:t>
+            </w:r>
+            <w:proofErr w:type="spellStart"/>
+            <w:r>
+              <w:rPr>
+                <w:color w:val="7A7870"/>
+                <w:sz w:val="20"/>
+                <w:szCs w:val="20"/>
+              </w:rPr>
+              <w:t>atau</w:t>
+            </w:r>
+            <w:proofErr w:type="spellEnd"/>
+            <w:r>
+              <w:rPr>
+                <w:color w:val="7A7870"/>
+                <w:sz w:val="20"/>
+                <w:szCs w:val="20"/>
+              </w:rPr>
+              <w:t xml:space="preserve"> bottom nav</w:t>
             </w:r>
           </w:p>
         </w:tc>
@@ -8342,7 +12473,43 @@
                 <w:sz w:val="20"/>
                 <w:szCs w:val="20"/>
               </w:rPr>
-              <w:t>Tabel dashboard jadi tampilan card</w:t>
+              <w:t xml:space="preserve">Tabel dashboard </w:t>
+            </w:r>
+            <w:proofErr w:type="spellStart"/>
+            <w:r>
+              <w:rPr>
+                <w:color w:val="1A1916"/>
+                <w:sz w:val="20"/>
+                <w:szCs w:val="20"/>
+              </w:rPr>
+              <w:t>jadi</w:t>
+            </w:r>
+            <w:proofErr w:type="spellEnd"/>
+            <w:r>
+              <w:rPr>
+                <w:color w:val="1A1916"/>
+                <w:sz w:val="20"/>
+                <w:szCs w:val="20"/>
+              </w:rPr>
+              <w:t xml:space="preserve"> </w:t>
+            </w:r>
+            <w:proofErr w:type="spellStart"/>
+            <w:r>
+              <w:rPr>
+                <w:color w:val="1A1916"/>
+                <w:sz w:val="20"/>
+                <w:szCs w:val="20"/>
+              </w:rPr>
+              <w:t>tampilan</w:t>
+            </w:r>
+            <w:proofErr w:type="spellEnd"/>
+            <w:r>
+              <w:rPr>
+                <w:color w:val="1A1916"/>
+                <w:sz w:val="20"/>
+                <w:szCs w:val="20"/>
+              </w:rPr>
+              <w:t xml:space="preserve"> card</w:t>
             </w:r>
           </w:p>
         </w:tc>
@@ -8364,6 +12531,7 @@
             </w:tcMar>
           </w:tcPr>
           <w:p>
+            <w:proofErr w:type="spellStart"/>
             <w:r>
               <w:rPr>
                 <w:b/>
@@ -8374,6 +12542,7 @@
               </w:rPr>
               <w:t>Sedang</w:t>
             </w:r>
+            <w:proofErr w:type="spellEnd"/>
           </w:p>
         </w:tc>
         <w:tc>
@@ -8486,8 +12655,36 @@
                 <w:sz w:val="20"/>
                 <w:szCs w:val="20"/>
               </w:rPr>
-              <w:t>Input URL dan tombol stack vertikal</w:t>
-            </w:r>
+              <w:t xml:space="preserve">Input URL dan </w:t>
+            </w:r>
+            <w:proofErr w:type="spellStart"/>
+            <w:r>
+              <w:rPr>
+                <w:color w:val="1A1916"/>
+                <w:sz w:val="20"/>
+                <w:szCs w:val="20"/>
+              </w:rPr>
+              <w:t>tombol</w:t>
+            </w:r>
+            <w:proofErr w:type="spellEnd"/>
+            <w:r>
+              <w:rPr>
+                <w:color w:val="1A1916"/>
+                <w:sz w:val="20"/>
+                <w:szCs w:val="20"/>
+              </w:rPr>
+              <w:t xml:space="preserve"> stack </w:t>
+            </w:r>
+            <w:proofErr w:type="spellStart"/>
+            <w:r>
+              <w:rPr>
+                <w:color w:val="1A1916"/>
+                <w:sz w:val="20"/>
+                <w:szCs w:val="20"/>
+              </w:rPr>
+              <w:t>vertikal</w:t>
+            </w:r>
+            <w:proofErr w:type="spellEnd"/>
           </w:p>
         </w:tc>
         <w:tc>
@@ -8508,6 +12705,7 @@
             </w:tcMar>
           </w:tcPr>
           <w:p>
+            <w:proofErr w:type="spellStart"/>
             <w:r>
               <w:rPr>
                 <w:b/>
@@ -8518,6 +12716,7 @@
               </w:rPr>
               <w:t>Sedang</w:t>
             </w:r>
+            <w:proofErr w:type="spellEnd"/>
           </w:p>
         </w:tc>
         <w:tc>
@@ -8630,8 +12829,54 @@
                 <w:sz w:val="20"/>
                 <w:szCs w:val="20"/>
               </w:rPr>
-              <w:t>Test di berbagai ukuran layar</w:t>
-            </w:r>
+              <w:t xml:space="preserve">Test di </w:t>
+            </w:r>
+            <w:proofErr w:type="spellStart"/>
+            <w:r>
+              <w:rPr>
+                <w:color w:val="1A1916"/>
+                <w:sz w:val="20"/>
+                <w:szCs w:val="20"/>
+              </w:rPr>
+              <w:t>berbagai</w:t>
+            </w:r>
+            <w:proofErr w:type="spellEnd"/>
+            <w:r>
+              <w:rPr>
+                <w:color w:val="1A1916"/>
+                <w:sz w:val="20"/>
+                <w:szCs w:val="20"/>
+              </w:rPr>
+              <w:t xml:space="preserve"> </w:t>
+            </w:r>
+            <w:proofErr w:type="spellStart"/>
+            <w:r>
+              <w:rPr>
+                <w:color w:val="1A1916"/>
+                <w:sz w:val="20"/>
+                <w:szCs w:val="20"/>
+              </w:rPr>
+              <w:t>ukuran</w:t>
+            </w:r>
+            <w:proofErr w:type="spellEnd"/>
+            <w:r>
+              <w:rPr>
+                <w:color w:val="1A1916"/>
+                <w:sz w:val="20"/>
+                <w:szCs w:val="20"/>
+              </w:rPr>
+              <w:t xml:space="preserve"> </w:t>
+            </w:r>
+            <w:proofErr w:type="spellStart"/>
+            <w:r>
+              <w:rPr>
+                <w:color w:val="1A1916"/>
+                <w:sz w:val="20"/>
+                <w:szCs w:val="20"/>
+              </w:rPr>
+              <w:t>layar</w:t>
+            </w:r>
+            <w:proofErr w:type="spellEnd"/>
           </w:p>
         </w:tc>
         <w:tc>
@@ -8652,6 +12897,7 @@
             </w:tcMar>
           </w:tcPr>
           <w:p>
+            <w:proofErr w:type="spellStart"/>
             <w:r>
               <w:rPr>
                 <w:b/>
@@ -8662,6 +12908,7 @@
               </w:rPr>
               <w:t>Rendah</w:t>
             </w:r>
+            <w:proofErr w:type="spellEnd"/>
           </w:p>
         </w:tc>
         <w:tc>
@@ -8716,7 +12963,25 @@
                 <w:sz w:val="20"/>
                 <w:szCs w:val="20"/>
               </w:rPr>
-              <w:t>Chrome DevTools device mode</w:t>
+              <w:t xml:space="preserve">Chrome </w:t>
+            </w:r>
+            <w:proofErr w:type="spellStart"/>
+            <w:r>
+              <w:rPr>
+                <w:color w:val="7A7870"/>
+                <w:sz w:val="20"/>
+                <w:szCs w:val="20"/>
+              </w:rPr>
+              <w:t>DevTools</w:t>
+            </w:r>
+            <w:proofErr w:type="spellEnd"/>
+            <w:r>
+              <w:rPr>
+                <w:color w:val="7A7870"/>
+                <w:sz w:val="20"/>
+                <w:szCs w:val="20"/>
+              </w:rPr>
+              <w:t xml:space="preserve"> device mode</w:t>
             </w:r>
           </w:p>
         </w:tc>
@@ -8732,7 +12997,15 @@
         <w:pStyle w:val="Heading2"/>
       </w:pPr>
       <w:r>
-        <w:t>9. API Key (Opsional)</w:t>
+        <w:t>9. API Key (</w:t>
+      </w:r>
+      <w:proofErr w:type="spellStart"/>
+      <w:r>
+        <w:t>Opsional</w:t>
+      </w:r>
+      <w:proofErr w:type="spellEnd"/>
+      <w:r>
+        <w:t>)</w:t>
       </w:r>
     </w:p>
     <w:p>
@@ -8743,7 +13016,105 @@
         <w:rPr>
           <w:color w:val="1A1916"/>
         </w:rPr>
-        <w:t>Fitur lanjutan yang memungkinkan user untuk mengintegrasikan Snip dengan aplikasi atau script lain.</w:t>
+        <w:t xml:space="preserve">Fitur </w:t>
+      </w:r>
+      <w:proofErr w:type="spellStart"/>
+      <w:r>
+        <w:rPr>
+          <w:color w:val="1A1916"/>
+        </w:rPr>
+        <w:t>lanjutan</w:t>
+      </w:r>
+      <w:proofErr w:type="spellEnd"/>
+      <w:r>
+        <w:rPr>
+          <w:color w:val="1A1916"/>
+        </w:rPr>
+        <w:t xml:space="preserve"> yang </w:t>
+      </w:r>
+      <w:proofErr w:type="spellStart"/>
+      <w:r>
+        <w:rPr>
+          <w:color w:val="1A1916"/>
+        </w:rPr>
+        <w:t>memungkinkan</w:t>
+      </w:r>
+      <w:proofErr w:type="spellEnd"/>
+      <w:r>
+        <w:rPr>
+          <w:color w:val="1A1916"/>
+        </w:rPr>
+        <w:t xml:space="preserve"> user </w:t>
+      </w:r>
+      <w:proofErr w:type="spellStart"/>
+      <w:r>
+        <w:rPr>
+          <w:color w:val="1A1916"/>
+        </w:rPr>
+        <w:t>untuk</w:t>
+      </w:r>
+      <w:proofErr w:type="spellEnd"/>
+      <w:r>
+        <w:rPr>
+          <w:color w:val="1A1916"/>
+        </w:rPr>
+        <w:t xml:space="preserve"> </w:t>
+      </w:r>
+      <w:proofErr w:type="spellStart"/>
+      <w:r>
+        <w:rPr>
+          <w:color w:val="1A1916"/>
+        </w:rPr>
+        <w:t>mengintegrasikan</w:t>
+      </w:r>
+      <w:proofErr w:type="spellEnd"/>
+      <w:r>
+        <w:rPr>
+          <w:color w:val="1A1916"/>
+        </w:rPr>
+        <w:t xml:space="preserve"> Snip </w:t>
+      </w:r>
+      <w:proofErr w:type="spellStart"/>
+      <w:r>
+        <w:rPr>
+          <w:color w:val="1A1916"/>
+        </w:rPr>
+        <w:t>dengan</w:t>
+      </w:r>
+      <w:proofErr w:type="spellEnd"/>
+      <w:r>
+        <w:rPr>
+          <w:color w:val="1A1916"/>
+        </w:rPr>
+        <w:t xml:space="preserve"> </w:t>
+      </w:r>
+      <w:proofErr w:type="spellStart"/>
+      <w:r>
+        <w:rPr>
+          <w:color w:val="1A1916"/>
+        </w:rPr>
+        <w:t>aplikasi</w:t>
+      </w:r>
+      <w:proofErr w:type="spellEnd"/>
+      <w:r>
+        <w:rPr>
+          <w:color w:val="1A1916"/>
+        </w:rPr>
+        <w:t xml:space="preserve"> </w:t>
+      </w:r>
+      <w:proofErr w:type="spellStart"/>
+      <w:r>
+        <w:rPr>
+          <w:color w:val="1A1916"/>
+        </w:rPr>
+        <w:t>atau</w:t>
+      </w:r>
+      <w:proofErr w:type="spellEnd"/>
+      <w:r>
+        <w:rPr>
+          <w:color w:val="1A1916"/>
+        </w:rPr>
+        <w:t xml:space="preserve"> script lain.</w:t>
       </w:r>
     </w:p>
     <w:p>
@@ -8857,6 +13228,7 @@
             </w:tcMar>
           </w:tcPr>
           <w:p>
+            <w:proofErr w:type="spellStart"/>
             <w:r>
               <w:rPr>
                 <w:b/>
@@ -8867,6 +13239,7 @@
               </w:rPr>
               <w:t>Prioritas</w:t>
             </w:r>
+            <w:proofErr w:type="spellEnd"/>
           </w:p>
         </w:tc>
         <w:tc>
@@ -8917,6 +13290,7 @@
             </w:tcMar>
           </w:tcPr>
           <w:p>
+            <w:proofErr w:type="spellStart"/>
             <w:r>
               <w:rPr>
                 <w:b/>
@@ -8927,6 +13301,7 @@
               </w:rPr>
               <w:t>Catatan</w:t>
             </w:r>
+            <w:proofErr w:type="spellEnd"/>
           </w:p>
         </w:tc>
       </w:tr>
@@ -8983,7 +13358,25 @@
                 <w:sz w:val="20"/>
                 <w:szCs w:val="20"/>
               </w:rPr>
-              <w:t>Generate API key unik per user</w:t>
+              <w:t xml:space="preserve">Generate API key </w:t>
+            </w:r>
+            <w:proofErr w:type="spellStart"/>
+            <w:r>
+              <w:rPr>
+                <w:color w:val="1A1916"/>
+                <w:sz w:val="20"/>
+                <w:szCs w:val="20"/>
+              </w:rPr>
+              <w:t>unik</w:t>
+            </w:r>
+            <w:proofErr w:type="spellEnd"/>
+            <w:r>
+              <w:rPr>
+                <w:color w:val="1A1916"/>
+                <w:sz w:val="20"/>
+                <w:szCs w:val="20"/>
+              </w:rPr>
+              <w:t xml:space="preserve"> per user</w:t>
             </w:r>
           </w:p>
         </w:tc>
@@ -9005,6 +13398,7 @@
             </w:tcMar>
           </w:tcPr>
           <w:p>
+            <w:proofErr w:type="spellStart"/>
             <w:r>
               <w:rPr>
                 <w:b/>
@@ -9015,6 +13409,7 @@
               </w:rPr>
               <w:t>Rendah</w:t>
             </w:r>
+            <w:proofErr w:type="spellEnd"/>
           </w:p>
         </w:tc>
         <w:tc>
@@ -9063,13 +13458,23 @@
             </w:tcMar>
           </w:tcPr>
           <w:p>
-            <w:r>
-              <w:rPr>
-                <w:color w:val="7A7870"/>
-                <w:sz w:val="20"/>
-                <w:szCs w:val="20"/>
-              </w:rPr>
-              <w:t>Simpan hash di database</w:t>
+            <w:proofErr w:type="spellStart"/>
+            <w:r>
+              <w:rPr>
+                <w:color w:val="7A7870"/>
+                <w:sz w:val="20"/>
+                <w:szCs w:val="20"/>
+              </w:rPr>
+              <w:t>Simpan</w:t>
+            </w:r>
+            <w:proofErr w:type="spellEnd"/>
+            <w:r>
+              <w:rPr>
+                <w:color w:val="7A7870"/>
+                <w:sz w:val="20"/>
+                <w:szCs w:val="20"/>
+              </w:rPr>
+              <w:t xml:space="preserve"> hash di database</w:t>
             </w:r>
           </w:p>
         </w:tc>
@@ -9121,13 +13526,23 @@
             </w:tcMar>
           </w:tcPr>
           <w:p>
-            <w:r>
-              <w:rPr>
-                <w:color w:val="1A1916"/>
-                <w:sz w:val="20"/>
-                <w:szCs w:val="20"/>
-              </w:rPr>
-              <w:t>Autentikasi via header X-API-Key</w:t>
+            <w:proofErr w:type="spellStart"/>
+            <w:r>
+              <w:rPr>
+                <w:color w:val="1A1916"/>
+                <w:sz w:val="20"/>
+                <w:szCs w:val="20"/>
+              </w:rPr>
+              <w:t>Autentikasi</w:t>
+            </w:r>
+            <w:proofErr w:type="spellEnd"/>
+            <w:r>
+              <w:rPr>
+                <w:color w:val="1A1916"/>
+                <w:sz w:val="20"/>
+                <w:szCs w:val="20"/>
+              </w:rPr>
+              <w:t xml:space="preserve"> via header X-API-Key</w:t>
             </w:r>
           </w:p>
         </w:tc>
@@ -9149,6 +13564,7 @@
             </w:tcMar>
           </w:tcPr>
           <w:p>
+            <w:proofErr w:type="spellStart"/>
             <w:r>
               <w:rPr>
                 <w:b/>
@@ -9159,6 +13575,7 @@
               </w:rPr>
               <w:t>Rendah</w:t>
             </w:r>
+            <w:proofErr w:type="spellEnd"/>
           </w:p>
         </w:tc>
         <w:tc>
@@ -9213,7 +13630,43 @@
                 <w:sz w:val="20"/>
                 <w:szCs w:val="20"/>
               </w:rPr>
-              <w:t>Middleware terpisah dari JWT</w:t>
+              <w:t xml:space="preserve">Middleware </w:t>
+            </w:r>
+            <w:proofErr w:type="spellStart"/>
+            <w:r>
+              <w:rPr>
+                <w:color w:val="7A7870"/>
+                <w:sz w:val="20"/>
+                <w:szCs w:val="20"/>
+              </w:rPr>
+              <w:t>terpisah</w:t>
+            </w:r>
+            <w:proofErr w:type="spellEnd"/>
+            <w:r>
+              <w:rPr>
+                <w:color w:val="7A7870"/>
+                <w:sz w:val="20"/>
+                <w:szCs w:val="20"/>
+              </w:rPr>
+              <w:t xml:space="preserve"> </w:t>
+            </w:r>
+            <w:proofErr w:type="spellStart"/>
+            <w:r>
+              <w:rPr>
+                <w:color w:val="7A7870"/>
+                <w:sz w:val="20"/>
+                <w:szCs w:val="20"/>
+              </w:rPr>
+              <w:t>dari</w:t>
+            </w:r>
+            <w:proofErr w:type="spellEnd"/>
+            <w:r>
+              <w:rPr>
+                <w:color w:val="7A7870"/>
+                <w:sz w:val="20"/>
+                <w:szCs w:val="20"/>
+              </w:rPr>
+              <w:t xml:space="preserve"> JWT</w:t>
             </w:r>
           </w:p>
         </w:tc>
@@ -9271,7 +13724,25 @@
                 <w:sz w:val="20"/>
                 <w:szCs w:val="20"/>
               </w:rPr>
-              <w:t>Halaman manajemen API key di dashboard</w:t>
+              <w:t xml:space="preserve">Halaman </w:t>
+            </w:r>
+            <w:proofErr w:type="spellStart"/>
+            <w:r>
+              <w:rPr>
+                <w:color w:val="1A1916"/>
+                <w:sz w:val="20"/>
+                <w:szCs w:val="20"/>
+              </w:rPr>
+              <w:t>manajemen</w:t>
+            </w:r>
+            <w:proofErr w:type="spellEnd"/>
+            <w:r>
+              <w:rPr>
+                <w:color w:val="1A1916"/>
+                <w:sz w:val="20"/>
+                <w:szCs w:val="20"/>
+              </w:rPr>
+              <w:t xml:space="preserve"> API key di dashboard</w:t>
             </w:r>
           </w:p>
         </w:tc>
@@ -9293,6 +13764,7 @@
             </w:tcMar>
           </w:tcPr>
           <w:p>
+            <w:proofErr w:type="spellStart"/>
             <w:r>
               <w:rPr>
                 <w:b/>
@@ -9303,6 +13775,7 @@
               </w:rPr>
               <w:t>Rendah</w:t>
             </w:r>
+            <w:proofErr w:type="spellEnd"/>
           </w:p>
         </w:tc>
         <w:tc>
@@ -9357,7 +13830,25 @@
                 <w:sz w:val="20"/>
                 <w:szCs w:val="20"/>
               </w:rPr>
-              <w:t>Generate ulang, revoke key</w:t>
+              <w:t xml:space="preserve">Generate </w:t>
+            </w:r>
+            <w:proofErr w:type="spellStart"/>
+            <w:r>
+              <w:rPr>
+                <w:color w:val="7A7870"/>
+                <w:sz w:val="20"/>
+                <w:szCs w:val="20"/>
+              </w:rPr>
+              <w:t>ulang</w:t>
+            </w:r>
+            <w:proofErr w:type="spellEnd"/>
+            <w:r>
+              <w:rPr>
+                <w:color w:val="7A7870"/>
+                <w:sz w:val="20"/>
+                <w:szCs w:val="20"/>
+              </w:rPr>
+              <w:t>, revoke key</w:t>
             </w:r>
           </w:p>
         </w:tc>
@@ -9410,14 +13901,34 @@
             </w:tcMar>
           </w:tcPr>
           <w:p>
-            <w:r>
-              <w:rPr>
-                <w:color w:val="1A1916"/>
-                <w:sz w:val="20"/>
-                <w:szCs w:val="20"/>
-              </w:rPr>
-              <w:t>Dokumentasi API sederhana</w:t>
-            </w:r>
+            <w:proofErr w:type="spellStart"/>
+            <w:r>
+              <w:rPr>
+                <w:color w:val="1A1916"/>
+                <w:sz w:val="20"/>
+                <w:szCs w:val="20"/>
+              </w:rPr>
+              <w:t>Dokumentasi</w:t>
+            </w:r>
+            <w:proofErr w:type="spellEnd"/>
+            <w:r>
+              <w:rPr>
+                <w:color w:val="1A1916"/>
+                <w:sz w:val="20"/>
+                <w:szCs w:val="20"/>
+              </w:rPr>
+              <w:t xml:space="preserve"> API </w:t>
+            </w:r>
+            <w:proofErr w:type="spellStart"/>
+            <w:r>
+              <w:rPr>
+                <w:color w:val="1A1916"/>
+                <w:sz w:val="20"/>
+                <w:szCs w:val="20"/>
+              </w:rPr>
+              <w:t>sederhana</w:t>
+            </w:r>
+            <w:proofErr w:type="spellEnd"/>
           </w:p>
         </w:tc>
         <w:tc>
@@ -9438,6 +13949,7 @@
             </w:tcMar>
           </w:tcPr>
           <w:p>
+            <w:proofErr w:type="spellStart"/>
             <w:r>
               <w:rPr>
                 <w:b/>
@@ -9448,6 +13960,7 @@
               </w:rPr>
               <w:t>Rendah</w:t>
             </w:r>
+            <w:proofErr w:type="spellEnd"/>
           </w:p>
         </w:tc>
         <w:tc>
@@ -9502,8 +14015,36 @@
                 <w:sz w:val="20"/>
                 <w:szCs w:val="20"/>
               </w:rPr>
-              <w:t>Bisa pakai Swagger/OpenAPI</w:t>
-            </w:r>
+              <w:t xml:space="preserve">Bisa </w:t>
+            </w:r>
+            <w:proofErr w:type="spellStart"/>
+            <w:r>
+              <w:rPr>
+                <w:color w:val="7A7870"/>
+                <w:sz w:val="20"/>
+                <w:szCs w:val="20"/>
+              </w:rPr>
+              <w:t>pakai</w:t>
+            </w:r>
+            <w:proofErr w:type="spellEnd"/>
+            <w:r>
+              <w:rPr>
+                <w:color w:val="7A7870"/>
+                <w:sz w:val="20"/>
+                <w:szCs w:val="20"/>
+              </w:rPr>
+              <w:t xml:space="preserve"> Swagger/</w:t>
+            </w:r>
+            <w:proofErr w:type="spellStart"/>
+            <w:r>
+              <w:rPr>
+                <w:color w:val="7A7870"/>
+                <w:sz w:val="20"/>
+                <w:szCs w:val="20"/>
+              </w:rPr>
+              <w:t>OpenAPI</w:t>
+            </w:r>
+            <w:proofErr w:type="spellEnd"/>
           </w:p>
         </w:tc>
       </w:tr>
@@ -9521,18 +14062,146 @@
         <w:pStyle w:val="Heading1"/>
       </w:pPr>
       <w:r>
-        <w:t>Skema Database (Ringkasan)</w:t>
+        <w:t>Skema Database (</w:t>
+      </w:r>
+      <w:proofErr w:type="spellStart"/>
+      <w:r>
+        <w:t>Ringkasan</w:t>
+      </w:r>
+      <w:proofErr w:type="spellEnd"/>
+      <w:r>
+        <w:t>)</w:t>
       </w:r>
     </w:p>
     <w:p>
       <w:pPr>
         <w:spacing w:before="60" w:after="60"/>
       </w:pPr>
-      <w:r>
-        <w:rPr>
-          <w:color w:val="1A1916"/>
-        </w:rPr>
-        <w:t>Tiga tabel utama yang dibutuhkan untuk mendukung semua fitur di atas:</w:t>
+      <w:proofErr w:type="spellStart"/>
+      <w:r>
+        <w:rPr>
+          <w:color w:val="1A1916"/>
+        </w:rPr>
+        <w:t>Tiga</w:t>
+      </w:r>
+      <w:proofErr w:type="spellEnd"/>
+      <w:r>
+        <w:rPr>
+          <w:color w:val="1A1916"/>
+        </w:rPr>
+        <w:t xml:space="preserve"> </w:t>
+      </w:r>
+      <w:proofErr w:type="spellStart"/>
+      <w:r>
+        <w:rPr>
+          <w:color w:val="1A1916"/>
+        </w:rPr>
+        <w:t>tabel</w:t>
+      </w:r>
+      <w:proofErr w:type="spellEnd"/>
+      <w:r>
+        <w:rPr>
+          <w:color w:val="1A1916"/>
+        </w:rPr>
+        <w:t xml:space="preserve"> </w:t>
+      </w:r>
+      <w:proofErr w:type="spellStart"/>
+      <w:r>
+        <w:rPr>
+          <w:color w:val="1A1916"/>
+        </w:rPr>
+        <w:t>utama</w:t>
+      </w:r>
+      <w:proofErr w:type="spellEnd"/>
+      <w:r>
+        <w:rPr>
+          <w:color w:val="1A1916"/>
+        </w:rPr>
+        <w:t xml:space="preserve"> yang </w:t>
+      </w:r>
+      <w:proofErr w:type="spellStart"/>
+      <w:r>
+        <w:rPr>
+          <w:color w:val="1A1916"/>
+        </w:rPr>
+        <w:t>dibutuhkan</w:t>
+      </w:r>
+      <w:proofErr w:type="spellEnd"/>
+      <w:r>
+        <w:rPr>
+          <w:color w:val="1A1916"/>
+        </w:rPr>
+        <w:t xml:space="preserve"> </w:t>
+      </w:r>
+      <w:proofErr w:type="spellStart"/>
+      <w:r>
+        <w:rPr>
+          <w:color w:val="1A1916"/>
+        </w:rPr>
+        <w:t>untuk</w:t>
+      </w:r>
+      <w:proofErr w:type="spellEnd"/>
+      <w:r>
+        <w:rPr>
+          <w:color w:val="1A1916"/>
+        </w:rPr>
+        <w:t xml:space="preserve"> </w:t>
+      </w:r>
+      <w:proofErr w:type="spellStart"/>
+      <w:r>
+        <w:rPr>
+          <w:color w:val="1A1916"/>
+        </w:rPr>
+        <w:t>mendukung</w:t>
+      </w:r>
+      <w:proofErr w:type="spellEnd"/>
+      <w:r>
+        <w:rPr>
+          <w:color w:val="1A1916"/>
+        </w:rPr>
+        <w:t xml:space="preserve"> </w:t>
+      </w:r>
+      <w:proofErr w:type="spellStart"/>
+      <w:r>
+        <w:rPr>
+          <w:color w:val="1A1916"/>
+        </w:rPr>
+        <w:t>semua</w:t>
+      </w:r>
+      <w:proofErr w:type="spellEnd"/>
+      <w:r>
+        <w:rPr>
+          <w:color w:val="1A1916"/>
+        </w:rPr>
+        <w:t xml:space="preserve"> </w:t>
+      </w:r>
+      <w:proofErr w:type="spellStart"/>
+      <w:r>
+        <w:rPr>
+          <w:color w:val="1A1916"/>
+        </w:rPr>
+        <w:t>fitur</w:t>
+      </w:r>
+      <w:proofErr w:type="spellEnd"/>
+      <w:r>
+        <w:rPr>
+          <w:color w:val="1A1916"/>
+        </w:rPr>
+        <w:t xml:space="preserve"> di </w:t>
+      </w:r>
+      <w:proofErr w:type="spellStart"/>
+      <w:r>
+        <w:rPr>
+          <w:color w:val="1A1916"/>
+        </w:rPr>
+        <w:t>atas</w:t>
+      </w:r>
+      <w:proofErr w:type="spellEnd"/>
+      <w:r>
+        <w:rPr>
+          <w:color w:val="1A1916"/>
+        </w:rPr>
+        <w:t>:</w:t>
       </w:r>
     </w:p>
     <w:p>
@@ -9644,6 +14313,7 @@
             </w:tcMar>
           </w:tcPr>
           <w:p>
+            <w:proofErr w:type="spellStart"/>
             <w:r>
               <w:rPr>
                 <w:b/>
@@ -9654,6 +14324,7 @@
               </w:rPr>
               <w:t>Keterangan</w:t>
             </w:r>
+            <w:proofErr w:type="spellEnd"/>
           </w:p>
         </w:tc>
       </w:tr>
@@ -9710,8 +14381,36 @@
                 <w:sz w:val="20"/>
                 <w:szCs w:val="20"/>
               </w:rPr>
-              <w:t>id, email, password_hash, created_at</w:t>
-            </w:r>
+              <w:t xml:space="preserve">id, email, </w:t>
+            </w:r>
+            <w:proofErr w:type="spellStart"/>
+            <w:r>
+              <w:rPr>
+                <w:color w:val="7A7870"/>
+                <w:sz w:val="20"/>
+                <w:szCs w:val="20"/>
+              </w:rPr>
+              <w:t>password_hash</w:t>
+            </w:r>
+            <w:proofErr w:type="spellEnd"/>
+            <w:r>
+              <w:rPr>
+                <w:color w:val="7A7870"/>
+                <w:sz w:val="20"/>
+                <w:szCs w:val="20"/>
+              </w:rPr>
+              <w:t xml:space="preserve">, </w:t>
+            </w:r>
+            <w:proofErr w:type="spellStart"/>
+            <w:r>
+              <w:rPr>
+                <w:color w:val="7A7870"/>
+                <w:sz w:val="20"/>
+                <w:szCs w:val="20"/>
+              </w:rPr>
+              <w:t>created_at</w:t>
+            </w:r>
+            <w:proofErr w:type="spellEnd"/>
           </w:p>
         </w:tc>
         <w:tc>
@@ -9738,7 +14437,133 @@
                 <w:sz w:val="20"/>
                 <w:szCs w:val="20"/>
               </w:rPr>
-              <w:t>Data akun pengguna. Password disimpan sebagai bcrypt hash, tidak pernah plaintext.</w:t>
+              <w:t xml:space="preserve">Data </w:t>
+            </w:r>
+            <w:proofErr w:type="spellStart"/>
+            <w:r>
+              <w:rPr>
+                <w:color w:val="7A7870"/>
+                <w:sz w:val="20"/>
+                <w:szCs w:val="20"/>
+              </w:rPr>
+              <w:t>akun</w:t>
+            </w:r>
+            <w:proofErr w:type="spellEnd"/>
+            <w:r>
+              <w:rPr>
+                <w:color w:val="7A7870"/>
+                <w:sz w:val="20"/>
+                <w:szCs w:val="20"/>
+              </w:rPr>
+              <w:t xml:space="preserve"> </w:t>
+            </w:r>
+            <w:proofErr w:type="spellStart"/>
+            <w:r>
+              <w:rPr>
+                <w:color w:val="7A7870"/>
+                <w:sz w:val="20"/>
+                <w:szCs w:val="20"/>
+              </w:rPr>
+              <w:t>pengguna</w:t>
+            </w:r>
+            <w:proofErr w:type="spellEnd"/>
+            <w:r>
+              <w:rPr>
+                <w:color w:val="7A7870"/>
+                <w:sz w:val="20"/>
+                <w:szCs w:val="20"/>
+              </w:rPr>
+              <w:t xml:space="preserve">. Password </w:t>
+            </w:r>
+            <w:proofErr w:type="spellStart"/>
+            <w:r>
+              <w:rPr>
+                <w:color w:val="7A7870"/>
+                <w:sz w:val="20"/>
+                <w:szCs w:val="20"/>
+              </w:rPr>
+              <w:t>disimpan</w:t>
+            </w:r>
+            <w:proofErr w:type="spellEnd"/>
+            <w:r>
+              <w:rPr>
+                <w:color w:val="7A7870"/>
+                <w:sz w:val="20"/>
+                <w:szCs w:val="20"/>
+              </w:rPr>
+              <w:t xml:space="preserve"> </w:t>
+            </w:r>
+            <w:proofErr w:type="spellStart"/>
+            <w:r>
+              <w:rPr>
+                <w:color w:val="7A7870"/>
+                <w:sz w:val="20"/>
+                <w:szCs w:val="20"/>
+              </w:rPr>
+              <w:t>sebagai</w:t>
+            </w:r>
+            <w:proofErr w:type="spellEnd"/>
+            <w:r>
+              <w:rPr>
+                <w:color w:val="7A7870"/>
+                <w:sz w:val="20"/>
+                <w:szCs w:val="20"/>
+              </w:rPr>
+              <w:t xml:space="preserve"> </w:t>
+            </w:r>
+            <w:proofErr w:type="spellStart"/>
+            <w:r>
+              <w:rPr>
+                <w:color w:val="7A7870"/>
+                <w:sz w:val="20"/>
+                <w:szCs w:val="20"/>
+              </w:rPr>
+              <w:t>bcrypt</w:t>
+            </w:r>
+            <w:proofErr w:type="spellEnd"/>
+            <w:r>
+              <w:rPr>
+                <w:color w:val="7A7870"/>
+                <w:sz w:val="20"/>
+                <w:szCs w:val="20"/>
+              </w:rPr>
+              <w:t xml:space="preserve"> hash, </w:t>
+            </w:r>
+            <w:proofErr w:type="spellStart"/>
+            <w:r>
+              <w:rPr>
+                <w:color w:val="7A7870"/>
+                <w:sz w:val="20"/>
+                <w:szCs w:val="20"/>
+              </w:rPr>
+              <w:t>tidak</w:t>
+            </w:r>
+            <w:proofErr w:type="spellEnd"/>
+            <w:r>
+              <w:rPr>
+                <w:color w:val="7A7870"/>
+                <w:sz w:val="20"/>
+                <w:szCs w:val="20"/>
+              </w:rPr>
+              <w:t xml:space="preserve"> </w:t>
+            </w:r>
+            <w:proofErr w:type="spellStart"/>
+            <w:r>
+              <w:rPr>
+                <w:color w:val="7A7870"/>
+                <w:sz w:val="20"/>
+                <w:szCs w:val="20"/>
+              </w:rPr>
+              <w:t>pernah</w:t>
+            </w:r>
+            <w:proofErr w:type="spellEnd"/>
+            <w:r>
+              <w:rPr>
+                <w:color w:val="7A7870"/>
+                <w:sz w:val="20"/>
+                <w:szCs w:val="20"/>
+              </w:rPr>
+              <w:t xml:space="preserve"> plaintext.</w:t>
             </w:r>
           </w:p>
         </w:tc>
@@ -9796,8 +14621,72 @@
                 <w:sz w:val="20"/>
                 <w:szCs w:val="20"/>
               </w:rPr>
-              <w:t>id, slug, original_url, user_id, clicks, expired_at, max_clicks</w:t>
-            </w:r>
+              <w:t xml:space="preserve">id, slug, </w:t>
+            </w:r>
+            <w:proofErr w:type="spellStart"/>
+            <w:r>
+              <w:rPr>
+                <w:color w:val="7A7870"/>
+                <w:sz w:val="20"/>
+                <w:szCs w:val="20"/>
+              </w:rPr>
+              <w:t>original_url</w:t>
+            </w:r>
+            <w:proofErr w:type="spellEnd"/>
+            <w:r>
+              <w:rPr>
+                <w:color w:val="7A7870"/>
+                <w:sz w:val="20"/>
+                <w:szCs w:val="20"/>
+              </w:rPr>
+              <w:t xml:space="preserve">, </w:t>
+            </w:r>
+            <w:proofErr w:type="spellStart"/>
+            <w:r>
+              <w:rPr>
+                <w:color w:val="7A7870"/>
+                <w:sz w:val="20"/>
+                <w:szCs w:val="20"/>
+              </w:rPr>
+              <w:t>user_id</w:t>
+            </w:r>
+            <w:proofErr w:type="spellEnd"/>
+            <w:r>
+              <w:rPr>
+                <w:color w:val="7A7870"/>
+                <w:sz w:val="20"/>
+                <w:szCs w:val="20"/>
+              </w:rPr>
+              <w:t xml:space="preserve">, clicks, </w:t>
+            </w:r>
+            <w:proofErr w:type="spellStart"/>
+            <w:r>
+              <w:rPr>
+                <w:color w:val="7A7870"/>
+                <w:sz w:val="20"/>
+                <w:szCs w:val="20"/>
+              </w:rPr>
+              <w:t>expired_at</w:t>
+            </w:r>
+            <w:proofErr w:type="spellEnd"/>
+            <w:r>
+              <w:rPr>
+                <w:color w:val="7A7870"/>
+                <w:sz w:val="20"/>
+                <w:szCs w:val="20"/>
+              </w:rPr>
+              <w:t xml:space="preserve">, </w:t>
+            </w:r>
+            <w:proofErr w:type="spellStart"/>
+            <w:r>
+              <w:rPr>
+                <w:color w:val="7A7870"/>
+                <w:sz w:val="20"/>
+                <w:szCs w:val="20"/>
+              </w:rPr>
+              <w:t>max_clicks</w:t>
+            </w:r>
+            <w:proofErr w:type="spellEnd"/>
           </w:p>
         </w:tc>
         <w:tc>
@@ -9824,7 +14713,115 @@
                 <w:sz w:val="20"/>
                 <w:szCs w:val="20"/>
               </w:rPr>
-              <w:t>Data setiap link pendek. user_id adalah foreign key ke tabel users.</w:t>
+              <w:t xml:space="preserve">Data </w:t>
+            </w:r>
+            <w:proofErr w:type="spellStart"/>
+            <w:r>
+              <w:rPr>
+                <w:color w:val="7A7870"/>
+                <w:sz w:val="20"/>
+                <w:szCs w:val="20"/>
+              </w:rPr>
+              <w:t>setiap</w:t>
+            </w:r>
+            <w:proofErr w:type="spellEnd"/>
+            <w:r>
+              <w:rPr>
+                <w:color w:val="7A7870"/>
+                <w:sz w:val="20"/>
+                <w:szCs w:val="20"/>
+              </w:rPr>
+              <w:t xml:space="preserve"> link </w:t>
+            </w:r>
+            <w:proofErr w:type="spellStart"/>
+            <w:r>
+              <w:rPr>
+                <w:color w:val="7A7870"/>
+                <w:sz w:val="20"/>
+                <w:szCs w:val="20"/>
+              </w:rPr>
+              <w:t>pendek</w:t>
+            </w:r>
+            <w:proofErr w:type="spellEnd"/>
+            <w:r>
+              <w:rPr>
+                <w:color w:val="7A7870"/>
+                <w:sz w:val="20"/>
+                <w:szCs w:val="20"/>
+              </w:rPr>
+              <w:t xml:space="preserve">. </w:t>
+            </w:r>
+            <w:proofErr w:type="spellStart"/>
+            <w:r>
+              <w:rPr>
+                <w:color w:val="7A7870"/>
+                <w:sz w:val="20"/>
+                <w:szCs w:val="20"/>
+              </w:rPr>
+              <w:t>user_id</w:t>
+            </w:r>
+            <w:proofErr w:type="spellEnd"/>
+            <w:r>
+              <w:rPr>
+                <w:color w:val="7A7870"/>
+                <w:sz w:val="20"/>
+                <w:szCs w:val="20"/>
+              </w:rPr>
+              <w:t xml:space="preserve"> </w:t>
+            </w:r>
+            <w:proofErr w:type="spellStart"/>
+            <w:r>
+              <w:rPr>
+                <w:color w:val="7A7870"/>
+                <w:sz w:val="20"/>
+                <w:szCs w:val="20"/>
+              </w:rPr>
+              <w:t>adalah</w:t>
+            </w:r>
+            <w:proofErr w:type="spellEnd"/>
+            <w:r>
+              <w:rPr>
+                <w:color w:val="7A7870"/>
+                <w:sz w:val="20"/>
+                <w:szCs w:val="20"/>
+              </w:rPr>
+              <w:t xml:space="preserve"> foreign key </w:t>
+            </w:r>
+            <w:proofErr w:type="spellStart"/>
+            <w:r>
+              <w:rPr>
+                <w:color w:val="7A7870"/>
+                <w:sz w:val="20"/>
+                <w:szCs w:val="20"/>
+              </w:rPr>
+              <w:t>ke</w:t>
+            </w:r>
+            <w:proofErr w:type="spellEnd"/>
+            <w:r>
+              <w:rPr>
+                <w:color w:val="7A7870"/>
+                <w:sz w:val="20"/>
+                <w:szCs w:val="20"/>
+              </w:rPr>
+              <w:t xml:space="preserve"> </w:t>
+            </w:r>
+            <w:proofErr w:type="spellStart"/>
+            <w:r>
+              <w:rPr>
+                <w:color w:val="7A7870"/>
+                <w:sz w:val="20"/>
+                <w:szCs w:val="20"/>
+              </w:rPr>
+              <w:t>tabel</w:t>
+            </w:r>
+            <w:proofErr w:type="spellEnd"/>
+            <w:r>
+              <w:rPr>
+                <w:color w:val="7A7870"/>
+                <w:sz w:val="20"/>
+                <w:szCs w:val="20"/>
+              </w:rPr>
+              <w:t xml:space="preserve"> users.</w:t>
             </w:r>
           </w:p>
         </w:tc>
@@ -9848,6 +14845,7 @@
             </w:tcMar>
           </w:tcPr>
           <w:p>
+            <w:proofErr w:type="spellStart"/>
             <w:r>
               <w:rPr>
                 <w:color w:val="1A1916"/>
@@ -9856,6 +14854,7 @@
               </w:rPr>
               <w:t>click_logs</w:t>
             </w:r>
+            <w:proofErr w:type="spellEnd"/>
           </w:p>
         </w:tc>
         <w:tc>
@@ -9882,7 +14881,79 @@
                 <w:sz w:val="20"/>
                 <w:szCs w:val="20"/>
               </w:rPr>
-              <w:t>id, link_id, clicked_at, ip_address, user_agent, country</w:t>
+              <w:t xml:space="preserve">id, </w:t>
+            </w:r>
+            <w:proofErr w:type="spellStart"/>
+            <w:r>
+              <w:rPr>
+                <w:color w:val="7A7870"/>
+                <w:sz w:val="20"/>
+                <w:szCs w:val="20"/>
+              </w:rPr>
+              <w:t>link_id</w:t>
+            </w:r>
+            <w:proofErr w:type="spellEnd"/>
+            <w:r>
+              <w:rPr>
+                <w:color w:val="7A7870"/>
+                <w:sz w:val="20"/>
+                <w:szCs w:val="20"/>
+              </w:rPr>
+              <w:t xml:space="preserve">, </w:t>
+            </w:r>
+            <w:proofErr w:type="spellStart"/>
+            <w:r>
+              <w:rPr>
+                <w:color w:val="7A7870"/>
+                <w:sz w:val="20"/>
+                <w:szCs w:val="20"/>
+              </w:rPr>
+              <w:t>clicked_at</w:t>
+            </w:r>
+            <w:proofErr w:type="spellEnd"/>
+            <w:r>
+              <w:rPr>
+                <w:color w:val="7A7870"/>
+                <w:sz w:val="20"/>
+                <w:szCs w:val="20"/>
+              </w:rPr>
+              <w:t xml:space="preserve">, </w:t>
+            </w:r>
+            <w:proofErr w:type="spellStart"/>
+            <w:r>
+              <w:rPr>
+                <w:color w:val="7A7870"/>
+                <w:sz w:val="20"/>
+                <w:szCs w:val="20"/>
+              </w:rPr>
+              <w:t>ip_address</w:t>
+            </w:r>
+            <w:proofErr w:type="spellEnd"/>
+            <w:r>
+              <w:rPr>
+                <w:color w:val="7A7870"/>
+                <w:sz w:val="20"/>
+                <w:szCs w:val="20"/>
+              </w:rPr>
+              <w:t xml:space="preserve">, </w:t>
+            </w:r>
+            <w:proofErr w:type="spellStart"/>
+            <w:r>
+              <w:rPr>
+                <w:color w:val="7A7870"/>
+                <w:sz w:val="20"/>
+                <w:szCs w:val="20"/>
+              </w:rPr>
+              <w:t>user_agent</w:t>
+            </w:r>
+            <w:proofErr w:type="spellEnd"/>
+            <w:r>
+              <w:rPr>
+                <w:color w:val="7A7870"/>
+                <w:sz w:val="20"/>
+                <w:szCs w:val="20"/>
+              </w:rPr>
+              <w:t>, country</w:t>
             </w:r>
           </w:p>
         </w:tc>
@@ -9910,7 +14981,151 @@
                 <w:sz w:val="20"/>
                 <w:szCs w:val="20"/>
               </w:rPr>
-              <w:t>Log setiap klik. link_id adalah foreign key ke tabel links. Digunakan untuk analytics.</w:t>
+              <w:t xml:space="preserve">Log </w:t>
+            </w:r>
+            <w:proofErr w:type="spellStart"/>
+            <w:r>
+              <w:rPr>
+                <w:color w:val="7A7870"/>
+                <w:sz w:val="20"/>
+                <w:szCs w:val="20"/>
+              </w:rPr>
+              <w:t>setiap</w:t>
+            </w:r>
+            <w:proofErr w:type="spellEnd"/>
+            <w:r>
+              <w:rPr>
+                <w:color w:val="7A7870"/>
+                <w:sz w:val="20"/>
+                <w:szCs w:val="20"/>
+              </w:rPr>
+              <w:t xml:space="preserve"> </w:t>
+            </w:r>
+            <w:proofErr w:type="spellStart"/>
+            <w:r>
+              <w:rPr>
+                <w:color w:val="7A7870"/>
+                <w:sz w:val="20"/>
+                <w:szCs w:val="20"/>
+              </w:rPr>
+              <w:t>klik</w:t>
+            </w:r>
+            <w:proofErr w:type="spellEnd"/>
+            <w:r>
+              <w:rPr>
+                <w:color w:val="7A7870"/>
+                <w:sz w:val="20"/>
+                <w:szCs w:val="20"/>
+              </w:rPr>
+              <w:t xml:space="preserve">. </w:t>
+            </w:r>
+            <w:proofErr w:type="spellStart"/>
+            <w:r>
+              <w:rPr>
+                <w:color w:val="7A7870"/>
+                <w:sz w:val="20"/>
+                <w:szCs w:val="20"/>
+              </w:rPr>
+              <w:t>link_id</w:t>
+            </w:r>
+            <w:proofErr w:type="spellEnd"/>
+            <w:r>
+              <w:rPr>
+                <w:color w:val="7A7870"/>
+                <w:sz w:val="20"/>
+                <w:szCs w:val="20"/>
+              </w:rPr>
+              <w:t xml:space="preserve"> </w:t>
+            </w:r>
+            <w:proofErr w:type="spellStart"/>
+            <w:r>
+              <w:rPr>
+                <w:color w:val="7A7870"/>
+                <w:sz w:val="20"/>
+                <w:szCs w:val="20"/>
+              </w:rPr>
+              <w:t>adalah</w:t>
+            </w:r>
+            <w:proofErr w:type="spellEnd"/>
+            <w:r>
+              <w:rPr>
+                <w:color w:val="7A7870"/>
+                <w:sz w:val="20"/>
+                <w:szCs w:val="20"/>
+              </w:rPr>
+              <w:t xml:space="preserve"> foreign key </w:t>
+            </w:r>
+            <w:proofErr w:type="spellStart"/>
+            <w:r>
+              <w:rPr>
+                <w:color w:val="7A7870"/>
+                <w:sz w:val="20"/>
+                <w:szCs w:val="20"/>
+              </w:rPr>
+              <w:t>ke</w:t>
+            </w:r>
+            <w:proofErr w:type="spellEnd"/>
+            <w:r>
+              <w:rPr>
+                <w:color w:val="7A7870"/>
+                <w:sz w:val="20"/>
+                <w:szCs w:val="20"/>
+              </w:rPr>
+              <w:t xml:space="preserve"> </w:t>
+            </w:r>
+            <w:proofErr w:type="spellStart"/>
+            <w:r>
+              <w:rPr>
+                <w:color w:val="7A7870"/>
+                <w:sz w:val="20"/>
+                <w:szCs w:val="20"/>
+              </w:rPr>
+              <w:t>tabel</w:t>
+            </w:r>
+            <w:proofErr w:type="spellEnd"/>
+            <w:r>
+              <w:rPr>
+                <w:color w:val="7A7870"/>
+                <w:sz w:val="20"/>
+                <w:szCs w:val="20"/>
+              </w:rPr>
+              <w:t xml:space="preserve"> links. </w:t>
+            </w:r>
+            <w:proofErr w:type="spellStart"/>
+            <w:r>
+              <w:rPr>
+                <w:color w:val="7A7870"/>
+                <w:sz w:val="20"/>
+                <w:szCs w:val="20"/>
+              </w:rPr>
+              <w:t>Digunakan</w:t>
+            </w:r>
+            <w:proofErr w:type="spellEnd"/>
+            <w:r>
+              <w:rPr>
+                <w:color w:val="7A7870"/>
+                <w:sz w:val="20"/>
+                <w:szCs w:val="20"/>
+              </w:rPr>
+              <w:t xml:space="preserve"> </w:t>
+            </w:r>
+            <w:proofErr w:type="spellStart"/>
+            <w:r>
+              <w:rPr>
+                <w:color w:val="7A7870"/>
+                <w:sz w:val="20"/>
+                <w:szCs w:val="20"/>
+              </w:rPr>
+              <w:t>untuk</w:t>
+            </w:r>
+            <w:proofErr w:type="spellEnd"/>
+            <w:r>
+              <w:rPr>
+                <w:color w:val="7A7870"/>
+                <w:sz w:val="20"/>
+                <w:szCs w:val="20"/>
+              </w:rPr>
+              <w:t xml:space="preserve"> analytics.</w:t>
             </w:r>
           </w:p>
         </w:tc>
@@ -9928,8 +15143,13 @@
       <w:pPr>
         <w:pStyle w:val="Heading1"/>
       </w:pPr>
-      <w:r>
-        <w:t>Catatan &amp; Tips</w:t>
+      <w:proofErr w:type="spellStart"/>
+      <w:r>
+        <w:t>Catatan</w:t>
+      </w:r>
+      <w:proofErr w:type="spellEnd"/>
+      <w:r>
+        <w:t xml:space="preserve"> &amp; Tips</w:t>
       </w:r>
     </w:p>
     <w:p>
@@ -9945,7 +15165,119 @@
         <w:rPr>
           <w:color w:val="1A1916"/>
         </w:rPr>
-        <w:t>Mulai dari Redirect dulu — tanpa ini, aplikasi belum bisa disebut URL shortener</w:t>
+        <w:t xml:space="preserve">Mulai </w:t>
+      </w:r>
+      <w:proofErr w:type="spellStart"/>
+      <w:r>
+        <w:rPr>
+          <w:color w:val="1A1916"/>
+        </w:rPr>
+        <w:t>dari</w:t>
+      </w:r>
+      <w:proofErr w:type="spellEnd"/>
+      <w:r>
+        <w:rPr>
+          <w:color w:val="1A1916"/>
+        </w:rPr>
+        <w:t xml:space="preserve"> Redirect </w:t>
+      </w:r>
+      <w:proofErr w:type="spellStart"/>
+      <w:r>
+        <w:rPr>
+          <w:color w:val="1A1916"/>
+        </w:rPr>
+        <w:t>dulu</w:t>
+      </w:r>
+      <w:proofErr w:type="spellEnd"/>
+      <w:r>
+        <w:rPr>
+          <w:color w:val="1A1916"/>
+        </w:rPr>
+        <w:t xml:space="preserve"> — </w:t>
+      </w:r>
+      <w:proofErr w:type="spellStart"/>
+      <w:r>
+        <w:rPr>
+          <w:color w:val="1A1916"/>
+        </w:rPr>
+        <w:t>tanpa</w:t>
+      </w:r>
+      <w:proofErr w:type="spellEnd"/>
+      <w:r>
+        <w:rPr>
+          <w:color w:val="1A1916"/>
+        </w:rPr>
+        <w:t xml:space="preserve"> </w:t>
+      </w:r>
+      <w:proofErr w:type="spellStart"/>
+      <w:r>
+        <w:rPr>
+          <w:color w:val="1A1916"/>
+        </w:rPr>
+        <w:t>ini</w:t>
+      </w:r>
+      <w:proofErr w:type="spellEnd"/>
+      <w:r>
+        <w:rPr>
+          <w:color w:val="1A1916"/>
+        </w:rPr>
+        <w:t xml:space="preserve">, </w:t>
+      </w:r>
+      <w:proofErr w:type="spellStart"/>
+      <w:r>
+        <w:rPr>
+          <w:color w:val="1A1916"/>
+        </w:rPr>
+        <w:t>aplikasi</w:t>
+      </w:r>
+      <w:proofErr w:type="spellEnd"/>
+      <w:r>
+        <w:rPr>
+          <w:color w:val="1A1916"/>
+        </w:rPr>
+        <w:t xml:space="preserve"> </w:t>
+      </w:r>
+      <w:proofErr w:type="spellStart"/>
+      <w:r>
+        <w:rPr>
+          <w:color w:val="1A1916"/>
+        </w:rPr>
+        <w:t>belum</w:t>
+      </w:r>
+      <w:proofErr w:type="spellEnd"/>
+      <w:r>
+        <w:rPr>
+          <w:color w:val="1A1916"/>
+        </w:rPr>
+        <w:t xml:space="preserve"> </w:t>
+      </w:r>
+      <w:proofErr w:type="spellStart"/>
+      <w:r>
+        <w:rPr>
+          <w:color w:val="1A1916"/>
+        </w:rPr>
+        <w:t>bisa</w:t>
+      </w:r>
+      <w:proofErr w:type="spellEnd"/>
+      <w:r>
+        <w:rPr>
+          <w:color w:val="1A1916"/>
+        </w:rPr>
+        <w:t xml:space="preserve"> </w:t>
+      </w:r>
+      <w:proofErr w:type="spellStart"/>
+      <w:r>
+        <w:rPr>
+          <w:color w:val="1A1916"/>
+        </w:rPr>
+        <w:t>disebut</w:t>
+      </w:r>
+      <w:proofErr w:type="spellEnd"/>
+      <w:r>
+        <w:rPr>
+          <w:color w:val="1A1916"/>
+        </w:rPr>
+        <w:t xml:space="preserve"> URL shortener</w:t>
       </w:r>
     </w:p>
     <w:p>
@@ -9957,11 +15289,89 @@
         </w:numPr>
         <w:spacing w:before="40" w:after="40"/>
       </w:pPr>
-      <w:r>
-        <w:rPr>
-          <w:color w:val="1A1916"/>
-        </w:rPr>
-        <w:t>Gunakan database migration tool seperti golang-migrate agar perubahan skema bisa di-track</w:t>
+      <w:proofErr w:type="spellStart"/>
+      <w:r>
+        <w:rPr>
+          <w:color w:val="1A1916"/>
+        </w:rPr>
+        <w:t>Gunakan</w:t>
+      </w:r>
+      <w:proofErr w:type="spellEnd"/>
+      <w:r>
+        <w:rPr>
+          <w:color w:val="1A1916"/>
+        </w:rPr>
+        <w:t xml:space="preserve"> database migration tool </w:t>
+      </w:r>
+      <w:proofErr w:type="spellStart"/>
+      <w:r>
+        <w:rPr>
+          <w:color w:val="1A1916"/>
+        </w:rPr>
+        <w:t>seperti</w:t>
+      </w:r>
+      <w:proofErr w:type="spellEnd"/>
+      <w:r>
+        <w:rPr>
+          <w:color w:val="1A1916"/>
+        </w:rPr>
+        <w:t xml:space="preserve"> </w:t>
+      </w:r>
+      <w:proofErr w:type="spellStart"/>
+      <w:r>
+        <w:rPr>
+          <w:color w:val="1A1916"/>
+        </w:rPr>
+        <w:t>golang</w:t>
+      </w:r>
+      <w:proofErr w:type="spellEnd"/>
+      <w:r>
+        <w:rPr>
+          <w:color w:val="1A1916"/>
+        </w:rPr>
+        <w:t xml:space="preserve">-migrate agar </w:t>
+      </w:r>
+      <w:proofErr w:type="spellStart"/>
+      <w:r>
+        <w:rPr>
+          <w:color w:val="1A1916"/>
+        </w:rPr>
+        <w:t>perubahan</w:t>
+      </w:r>
+      <w:proofErr w:type="spellEnd"/>
+      <w:r>
+        <w:rPr>
+          <w:color w:val="1A1916"/>
+        </w:rPr>
+        <w:t xml:space="preserve"> </w:t>
+      </w:r>
+      <w:proofErr w:type="spellStart"/>
+      <w:r>
+        <w:rPr>
+          <w:color w:val="1A1916"/>
+        </w:rPr>
+        <w:t>skema</w:t>
+      </w:r>
+      <w:proofErr w:type="spellEnd"/>
+      <w:r>
+        <w:rPr>
+          <w:color w:val="1A1916"/>
+        </w:rPr>
+        <w:t xml:space="preserve"> </w:t>
+      </w:r>
+      <w:proofErr w:type="spellStart"/>
+      <w:r>
+        <w:rPr>
+          <w:color w:val="1A1916"/>
+        </w:rPr>
+        <w:t>bisa</w:t>
+      </w:r>
+      <w:proofErr w:type="spellEnd"/>
+      <w:r>
+        <w:rPr>
+          <w:color w:val="1A1916"/>
+        </w:rPr>
+        <w:t xml:space="preserve"> di-track</w:t>
       </w:r>
     </w:p>
     <w:p>
@@ -9973,11 +15383,47 @@
         </w:numPr>
         <w:spacing w:before="40" w:after="40"/>
       </w:pPr>
-      <w:r>
-        <w:rPr>
-          <w:color w:val="1A1916"/>
-        </w:rPr>
-        <w:t>Simpan konfigurasi (DB URL, JWT secret) di file .env, jangan di-hardcode</w:t>
+      <w:proofErr w:type="spellStart"/>
+      <w:r>
+        <w:rPr>
+          <w:color w:val="1A1916"/>
+        </w:rPr>
+        <w:t>Simpan</w:t>
+      </w:r>
+      <w:proofErr w:type="spellEnd"/>
+      <w:r>
+        <w:rPr>
+          <w:color w:val="1A1916"/>
+        </w:rPr>
+        <w:t xml:space="preserve"> </w:t>
+      </w:r>
+      <w:proofErr w:type="spellStart"/>
+      <w:r>
+        <w:rPr>
+          <w:color w:val="1A1916"/>
+        </w:rPr>
+        <w:t>konfigurasi</w:t>
+      </w:r>
+      <w:proofErr w:type="spellEnd"/>
+      <w:r>
+        <w:rPr>
+          <w:color w:val="1A1916"/>
+        </w:rPr>
+        <w:t xml:space="preserve"> (DB URL, JWT secret) di file .env, </w:t>
+      </w:r>
+      <w:proofErr w:type="spellStart"/>
+      <w:r>
+        <w:rPr>
+          <w:color w:val="1A1916"/>
+        </w:rPr>
+        <w:t>jangan</w:t>
+      </w:r>
+      <w:proofErr w:type="spellEnd"/>
+      <w:r>
+        <w:rPr>
+          <w:color w:val="1A1916"/>
+        </w:rPr>
+        <w:t xml:space="preserve"> di-hardcode</w:t>
       </w:r>
     </w:p>
     <w:p>
@@ -9993,8 +15439,72 @@
         <w:rPr>
           <w:color w:val="1A1916"/>
         </w:rPr>
-        <w:t>Tulis unit test untuk fungsi generate slug dan validasi URL dari awal</w:t>
-      </w:r>
+        <w:t xml:space="preserve">Tulis unit test </w:t>
+      </w:r>
+      <w:proofErr w:type="spellStart"/>
+      <w:r>
+        <w:rPr>
+          <w:color w:val="1A1916"/>
+        </w:rPr>
+        <w:t>untuk</w:t>
+      </w:r>
+      <w:proofErr w:type="spellEnd"/>
+      <w:r>
+        <w:rPr>
+          <w:color w:val="1A1916"/>
+        </w:rPr>
+        <w:t xml:space="preserve"> </w:t>
+      </w:r>
+      <w:proofErr w:type="spellStart"/>
+      <w:r>
+        <w:rPr>
+          <w:color w:val="1A1916"/>
+        </w:rPr>
+        <w:t>fungsi</w:t>
+      </w:r>
+      <w:proofErr w:type="spellEnd"/>
+      <w:r>
+        <w:rPr>
+          <w:color w:val="1A1916"/>
+        </w:rPr>
+        <w:t xml:space="preserve"> generate slug dan </w:t>
+      </w:r>
+      <w:proofErr w:type="spellStart"/>
+      <w:r>
+        <w:rPr>
+          <w:color w:val="1A1916"/>
+        </w:rPr>
+        <w:t>validasi</w:t>
+      </w:r>
+      <w:proofErr w:type="spellEnd"/>
+      <w:r>
+        <w:rPr>
+          <w:color w:val="1A1916"/>
+        </w:rPr>
+        <w:t xml:space="preserve"> URL </w:t>
+      </w:r>
+      <w:proofErr w:type="spellStart"/>
+      <w:r>
+        <w:rPr>
+          <w:color w:val="1A1916"/>
+        </w:rPr>
+        <w:t>dari</w:t>
+      </w:r>
+      <w:proofErr w:type="spellEnd"/>
+      <w:r>
+        <w:rPr>
+          <w:color w:val="1A1916"/>
+        </w:rPr>
+        <w:t xml:space="preserve"> </w:t>
+      </w:r>
+      <w:proofErr w:type="spellStart"/>
+      <w:r>
+        <w:rPr>
+          <w:color w:val="1A1916"/>
+        </w:rPr>
+        <w:t>awal</w:t>
+      </w:r>
+      <w:proofErr w:type="spellEnd"/>
     </w:p>
     <w:p>
       <w:pPr>
@@ -10005,12 +15515,70 @@
         </w:numPr>
         <w:spacing w:before="40" w:after="40"/>
       </w:pPr>
-      <w:r>
-        <w:rPr>
-          <w:color w:val="1A1916"/>
-        </w:rPr>
-        <w:t>Gunakan Docker Compose untuk menjalankan Golang + PostgreSQL + Redis sekaligus di lokal</w:t>
-      </w:r>
+      <w:proofErr w:type="spellStart"/>
+      <w:r>
+        <w:rPr>
+          <w:color w:val="1A1916"/>
+        </w:rPr>
+        <w:t>Gunakan</w:t>
+      </w:r>
+      <w:proofErr w:type="spellEnd"/>
+      <w:r>
+        <w:rPr>
+          <w:color w:val="1A1916"/>
+        </w:rPr>
+        <w:t xml:space="preserve"> Docker Compose </w:t>
+      </w:r>
+      <w:proofErr w:type="spellStart"/>
+      <w:r>
+        <w:rPr>
+          <w:color w:val="1A1916"/>
+        </w:rPr>
+        <w:t>untuk</w:t>
+      </w:r>
+      <w:proofErr w:type="spellEnd"/>
+      <w:r>
+        <w:rPr>
+          <w:color w:val="1A1916"/>
+        </w:rPr>
+        <w:t xml:space="preserve"> </w:t>
+      </w:r>
+      <w:proofErr w:type="spellStart"/>
+      <w:r>
+        <w:rPr>
+          <w:color w:val="1A1916"/>
+        </w:rPr>
+        <w:t>menjalankan</w:t>
+      </w:r>
+      <w:proofErr w:type="spellEnd"/>
+      <w:r>
+        <w:rPr>
+          <w:color w:val="1A1916"/>
+        </w:rPr>
+        <w:t xml:space="preserve"> Golang + PostgreSQL + Redis </w:t>
+      </w:r>
+      <w:proofErr w:type="spellStart"/>
+      <w:r>
+        <w:rPr>
+          <w:color w:val="1A1916"/>
+        </w:rPr>
+        <w:t>sekaligus</w:t>
+      </w:r>
+      <w:proofErr w:type="spellEnd"/>
+      <w:r>
+        <w:rPr>
+          <w:color w:val="1A1916"/>
+        </w:rPr>
+        <w:t xml:space="preserve"> di </w:t>
+      </w:r>
+      <w:proofErr w:type="spellStart"/>
+      <w:r>
+        <w:rPr>
+          <w:color w:val="1A1916"/>
+        </w:rPr>
+        <w:t>lokal</w:t>
+      </w:r>
+      <w:proofErr w:type="spellEnd"/>
     </w:p>
     <w:p>
       <w:pPr>
@@ -10043,8 +15611,30 @@
         <w:rPr>
           <w:color w:val="1A1916"/>
         </w:rPr>
-        <w:t>○ Belum — task belum dimulai</w:t>
-      </w:r>
+        <w:t xml:space="preserve">○ Belum — task </w:t>
+      </w:r>
+      <w:proofErr w:type="spellStart"/>
+      <w:r>
+        <w:rPr>
+          <w:color w:val="1A1916"/>
+        </w:rPr>
+        <w:t>belum</w:t>
+      </w:r>
+      <w:proofErr w:type="spellEnd"/>
+      <w:r>
+        <w:rPr>
+          <w:color w:val="1A1916"/>
+        </w:rPr>
+        <w:t xml:space="preserve"> </w:t>
+      </w:r>
+      <w:proofErr w:type="spellStart"/>
+      <w:r>
+        <w:rPr>
+          <w:color w:val="1A1916"/>
+        </w:rPr>
+        <w:t>dimulai</w:t>
+      </w:r>
+      <w:proofErr w:type="spellEnd"/>
     </w:p>
     <w:p>
       <w:pPr>
@@ -10059,8 +15649,30 @@
         <w:rPr>
           <w:color w:val="1A1916"/>
         </w:rPr>
-        <w:t>○ On Progress — sedang dikerjakan</w:t>
-      </w:r>
+        <w:t xml:space="preserve">○ On Progress — </w:t>
+      </w:r>
+      <w:proofErr w:type="spellStart"/>
+      <w:r>
+        <w:rPr>
+          <w:color w:val="1A1916"/>
+        </w:rPr>
+        <w:t>sedang</w:t>
+      </w:r>
+      <w:proofErr w:type="spellEnd"/>
+      <w:r>
+        <w:rPr>
+          <w:color w:val="1A1916"/>
+        </w:rPr>
+        <w:t xml:space="preserve"> </w:t>
+      </w:r>
+      <w:proofErr w:type="spellStart"/>
+      <w:r>
+        <w:rPr>
+          <w:color w:val="1A1916"/>
+        </w:rPr>
+        <w:t>dikerjakan</w:t>
+      </w:r>
+      <w:proofErr w:type="spellEnd"/>
     </w:p>
     <w:p>
       <w:pPr>
@@ -10075,8 +15687,58 @@
         <w:rPr>
           <w:color w:val="1A1916"/>
         </w:rPr>
-        <w:t>○ Selesai — task sudah selesai dan ditest</w:t>
-      </w:r>
+        <w:t xml:space="preserve">○ </w:t>
+      </w:r>
+      <w:proofErr w:type="spellStart"/>
+      <w:r>
+        <w:rPr>
+          <w:color w:val="1A1916"/>
+        </w:rPr>
+        <w:t>Selesai</w:t>
+      </w:r>
+      <w:proofErr w:type="spellEnd"/>
+      <w:r>
+        <w:rPr>
+          <w:color w:val="1A1916"/>
+        </w:rPr>
+        <w:t xml:space="preserve"> — task </w:t>
+      </w:r>
+      <w:proofErr w:type="spellStart"/>
+      <w:r>
+        <w:rPr>
+          <w:color w:val="1A1916"/>
+        </w:rPr>
+        <w:t>sudah</w:t>
+      </w:r>
+      <w:proofErr w:type="spellEnd"/>
+      <w:r>
+        <w:rPr>
+          <w:color w:val="1A1916"/>
+        </w:rPr>
+        <w:t xml:space="preserve"> </w:t>
+      </w:r>
+      <w:proofErr w:type="spellStart"/>
+      <w:r>
+        <w:rPr>
+          <w:color w:val="1A1916"/>
+        </w:rPr>
+        <w:t>selesai</w:t>
+      </w:r>
+      <w:proofErr w:type="spellEnd"/>
+      <w:r>
+        <w:rPr>
+          <w:color w:val="1A1916"/>
+        </w:rPr>
+        <w:t xml:space="preserve"> dan </w:t>
+      </w:r>
+      <w:proofErr w:type="spellStart"/>
+      <w:r>
+        <w:rPr>
+          <w:color w:val="1A1916"/>
+        </w:rPr>
+        <w:t>ditest</w:t>
+      </w:r>
+      <w:proofErr w:type="spellEnd"/>
     </w:p>
     <w:sectPr>
       <w:footerReference w:type="default" r:id="rId7"/>
@@ -10169,7 +15831,25 @@
         <w:sz w:val="18"/>
         <w:szCs w:val="18"/>
       </w:rPr>
-      <w:t xml:space="preserve"> dari </w:t>
+      <w:t xml:space="preserve"> </w:t>
+    </w:r>
+    <w:proofErr w:type="spellStart"/>
+    <w:r>
+      <w:rPr>
+        <w:color w:val="7A7870"/>
+        <w:sz w:val="18"/>
+        <w:szCs w:val="18"/>
+      </w:rPr>
+      <w:t>dari</w:t>
+    </w:r>
+    <w:proofErr w:type="spellEnd"/>
+    <w:r>
+      <w:rPr>
+        <w:color w:val="7A7870"/>
+        <w:sz w:val="18"/>
+        <w:szCs w:val="18"/>
+      </w:rPr>
+      <w:t xml:space="preserve"> </w:t>
     </w:r>
     <w:r>
       <w:rPr>

--- a/snip-task-document.docx
+++ b/snip-task-document.docx
@@ -53,19 +53,11 @@
         <w:spacing w:after="80"/>
         <w:jc w:val="center"/>
       </w:pPr>
-      <w:proofErr w:type="spellStart"/>
       <w:r>
         <w:rPr>
           <w:color w:val="7A7870"/>
         </w:rPr>
-        <w:t>Versi</w:t>
-      </w:r>
-      <w:proofErr w:type="spellEnd"/>
-      <w:r>
-        <w:rPr>
-          <w:color w:val="7A7870"/>
-        </w:rPr>
-        <w:t xml:space="preserve"> 1.0  ·  Juni 2026</w:t>
+        <w:t>Versi 1.0  ·  Juni 2026</w:t>
       </w:r>
     </w:p>
     <w:p>
@@ -110,19 +102,9 @@
       <w:pPr>
         <w:pStyle w:val="Heading1"/>
       </w:pPr>
-      <w:proofErr w:type="spellStart"/>
       <w:r>
-        <w:t>Ringkasan</w:t>
+        <w:t>Ringkasan Proyek</w:t>
       </w:r>
-      <w:proofErr w:type="spellEnd"/>
-      <w:r>
-        <w:t xml:space="preserve"> </w:t>
-      </w:r>
-      <w:proofErr w:type="spellStart"/>
-      <w:r>
-        <w:t>Proyek</w:t>
-      </w:r>
-      <w:proofErr w:type="spellEnd"/>
     </w:p>
     <w:p>
       <w:pPr>
@@ -132,245 +114,7 @@
         <w:rPr>
           <w:color w:val="1A1916"/>
         </w:rPr>
-        <w:t xml:space="preserve">Snip </w:t>
-      </w:r>
-      <w:proofErr w:type="spellStart"/>
-      <w:r>
-        <w:rPr>
-          <w:color w:val="1A1916"/>
-        </w:rPr>
-        <w:t>adalah</w:t>
-      </w:r>
-      <w:proofErr w:type="spellEnd"/>
-      <w:r>
-        <w:rPr>
-          <w:color w:val="1A1916"/>
-        </w:rPr>
-        <w:t xml:space="preserve"> </w:t>
-      </w:r>
-      <w:proofErr w:type="spellStart"/>
-      <w:r>
-        <w:rPr>
-          <w:color w:val="1A1916"/>
-        </w:rPr>
-        <w:t>aplikasi</w:t>
-      </w:r>
-      <w:proofErr w:type="spellEnd"/>
-      <w:r>
-        <w:rPr>
-          <w:color w:val="1A1916"/>
-        </w:rPr>
-        <w:t xml:space="preserve"> web URL Shortener yang </w:t>
-      </w:r>
-      <w:proofErr w:type="spellStart"/>
-      <w:r>
-        <w:rPr>
-          <w:color w:val="1A1916"/>
-        </w:rPr>
-        <w:t>dibangun</w:t>
-      </w:r>
-      <w:proofErr w:type="spellEnd"/>
-      <w:r>
-        <w:rPr>
-          <w:color w:val="1A1916"/>
-        </w:rPr>
-        <w:t xml:space="preserve"> </w:t>
-      </w:r>
-      <w:proofErr w:type="spellStart"/>
-      <w:r>
-        <w:rPr>
-          <w:color w:val="1A1916"/>
-        </w:rPr>
-        <w:t>sebagai</w:t>
-      </w:r>
-      <w:proofErr w:type="spellEnd"/>
-      <w:r>
-        <w:rPr>
-          <w:color w:val="1A1916"/>
-        </w:rPr>
-        <w:t xml:space="preserve"> project </w:t>
-      </w:r>
-      <w:proofErr w:type="spellStart"/>
-      <w:r>
-        <w:rPr>
-          <w:color w:val="1A1916"/>
-        </w:rPr>
-        <w:t>belajar</w:t>
-      </w:r>
-      <w:proofErr w:type="spellEnd"/>
-      <w:r>
-        <w:rPr>
-          <w:color w:val="1A1916"/>
-        </w:rPr>
-        <w:t xml:space="preserve"> </w:t>
-      </w:r>
-      <w:proofErr w:type="spellStart"/>
-      <w:r>
-        <w:rPr>
-          <w:color w:val="1A1916"/>
-        </w:rPr>
-        <w:t>menggunakan</w:t>
-      </w:r>
-      <w:proofErr w:type="spellEnd"/>
-      <w:r>
-        <w:rPr>
-          <w:color w:val="1A1916"/>
-        </w:rPr>
-        <w:t xml:space="preserve"> Golang </w:t>
-      </w:r>
-      <w:proofErr w:type="spellStart"/>
-      <w:r>
-        <w:rPr>
-          <w:color w:val="1A1916"/>
-        </w:rPr>
-        <w:t>sebagai</w:t>
-      </w:r>
-      <w:proofErr w:type="spellEnd"/>
-      <w:r>
-        <w:rPr>
-          <w:color w:val="1A1916"/>
-        </w:rPr>
-        <w:t xml:space="preserve"> backend. </w:t>
-      </w:r>
-      <w:proofErr w:type="spellStart"/>
-      <w:r>
-        <w:rPr>
-          <w:color w:val="1A1916"/>
-        </w:rPr>
-        <w:t>Proyek</w:t>
-      </w:r>
-      <w:proofErr w:type="spellEnd"/>
-      <w:r>
-        <w:rPr>
-          <w:color w:val="1A1916"/>
-        </w:rPr>
-        <w:t xml:space="preserve"> </w:t>
-      </w:r>
-      <w:proofErr w:type="spellStart"/>
-      <w:r>
-        <w:rPr>
-          <w:color w:val="1A1916"/>
-        </w:rPr>
-        <w:t>ini</w:t>
-      </w:r>
-      <w:proofErr w:type="spellEnd"/>
-      <w:r>
-        <w:rPr>
-          <w:color w:val="1A1916"/>
-        </w:rPr>
-        <w:t xml:space="preserve"> </w:t>
-      </w:r>
-      <w:proofErr w:type="spellStart"/>
-      <w:r>
-        <w:rPr>
-          <w:color w:val="1A1916"/>
-        </w:rPr>
-        <w:t>mencakup</w:t>
-      </w:r>
-      <w:proofErr w:type="spellEnd"/>
-      <w:r>
-        <w:rPr>
-          <w:color w:val="1A1916"/>
-        </w:rPr>
-        <w:t xml:space="preserve"> </w:t>
-      </w:r>
-      <w:proofErr w:type="spellStart"/>
-      <w:r>
-        <w:rPr>
-          <w:color w:val="1A1916"/>
-        </w:rPr>
-        <w:t>semua</w:t>
-      </w:r>
-      <w:proofErr w:type="spellEnd"/>
-      <w:r>
-        <w:rPr>
-          <w:color w:val="1A1916"/>
-        </w:rPr>
-        <w:t xml:space="preserve"> </w:t>
-      </w:r>
-      <w:proofErr w:type="spellStart"/>
-      <w:r>
-        <w:rPr>
-          <w:color w:val="1A1916"/>
-        </w:rPr>
-        <w:t>konsep</w:t>
-      </w:r>
-      <w:proofErr w:type="spellEnd"/>
-      <w:r>
-        <w:rPr>
-          <w:color w:val="1A1916"/>
-        </w:rPr>
-        <w:t xml:space="preserve"> </w:t>
-      </w:r>
-      <w:proofErr w:type="spellStart"/>
-      <w:r>
-        <w:rPr>
-          <w:color w:val="1A1916"/>
-        </w:rPr>
-        <w:t>utama</w:t>
-      </w:r>
-      <w:proofErr w:type="spellEnd"/>
-      <w:r>
-        <w:rPr>
-          <w:color w:val="1A1916"/>
-        </w:rPr>
-        <w:t xml:space="preserve"> </w:t>
-      </w:r>
-      <w:proofErr w:type="spellStart"/>
-      <w:r>
-        <w:rPr>
-          <w:color w:val="1A1916"/>
-        </w:rPr>
-        <w:t>pengembangan</w:t>
-      </w:r>
-      <w:proofErr w:type="spellEnd"/>
-      <w:r>
-        <w:rPr>
-          <w:color w:val="1A1916"/>
-        </w:rPr>
-        <w:t xml:space="preserve"> web modern: </w:t>
-      </w:r>
-      <w:proofErr w:type="spellStart"/>
-      <w:r>
-        <w:rPr>
-          <w:color w:val="1A1916"/>
-        </w:rPr>
-        <w:t>autentikasi</w:t>
-      </w:r>
-      <w:proofErr w:type="spellEnd"/>
-      <w:r>
-        <w:rPr>
-          <w:color w:val="1A1916"/>
-        </w:rPr>
-        <w:t xml:space="preserve">, database, REST API, </w:t>
-      </w:r>
-      <w:proofErr w:type="spellStart"/>
-      <w:r>
-        <w:rPr>
-          <w:color w:val="1A1916"/>
-        </w:rPr>
-        <w:t>hingga</w:t>
-      </w:r>
-      <w:proofErr w:type="spellEnd"/>
-      <w:r>
-        <w:rPr>
-          <w:color w:val="1A1916"/>
-        </w:rPr>
-        <w:t xml:space="preserve"> deployment </w:t>
-      </w:r>
-      <w:proofErr w:type="spellStart"/>
-      <w:r>
-        <w:rPr>
-          <w:color w:val="1A1916"/>
-        </w:rPr>
-        <w:t>menggunakan</w:t>
-      </w:r>
-      <w:proofErr w:type="spellEnd"/>
-      <w:r>
-        <w:rPr>
-          <w:color w:val="1A1916"/>
-        </w:rPr>
-        <w:t xml:space="preserve"> Docker.</w:t>
+        <w:t>Snip adalah aplikasi web URL Shortener yang dibangun sebagai project belajar menggunakan Golang sebagai backend. Proyek ini mencakup semua konsep utama pengembangan web modern: autentikasi, database, REST API, hingga deployment menggunakan Docker.</w:t>
       </w:r>
     </w:p>
     <w:p>
@@ -388,25 +132,7 @@
           <w:bCs/>
           <w:color w:val="1A1916"/>
         </w:rPr>
-        <w:t xml:space="preserve">Tujuan </w:t>
-      </w:r>
-      <w:proofErr w:type="spellStart"/>
-      <w:r>
-        <w:rPr>
-          <w:b/>
-          <w:bCs/>
-          <w:color w:val="1A1916"/>
-        </w:rPr>
-        <w:t>utama</w:t>
-      </w:r>
-      <w:proofErr w:type="spellEnd"/>
-      <w:r>
-        <w:rPr>
-          <w:b/>
-          <w:bCs/>
-          <w:color w:val="1A1916"/>
-        </w:rPr>
-        <w:t>:</w:t>
+        <w:t>Tujuan utama:</w:t>
       </w:r>
     </w:p>
     <w:p>
@@ -418,47 +144,11 @@
         </w:numPr>
         <w:spacing w:before="40" w:after="40"/>
       </w:pPr>
-      <w:proofErr w:type="spellStart"/>
       <w:r>
         <w:rPr>
           <w:color w:val="1A1916"/>
         </w:rPr>
-        <w:t>Memahami</w:t>
-      </w:r>
-      <w:proofErr w:type="spellEnd"/>
-      <w:r>
-        <w:rPr>
-          <w:color w:val="1A1916"/>
-        </w:rPr>
-        <w:t xml:space="preserve"> </w:t>
-      </w:r>
-      <w:proofErr w:type="spellStart"/>
-      <w:r>
-        <w:rPr>
-          <w:color w:val="1A1916"/>
-        </w:rPr>
-        <w:t>arsitektur</w:t>
-      </w:r>
-      <w:proofErr w:type="spellEnd"/>
-      <w:r>
-        <w:rPr>
-          <w:color w:val="1A1916"/>
-        </w:rPr>
-        <w:t xml:space="preserve"> web backend </w:t>
-      </w:r>
-      <w:proofErr w:type="spellStart"/>
-      <w:r>
-        <w:rPr>
-          <w:color w:val="1A1916"/>
-        </w:rPr>
-        <w:t>menggunakan</w:t>
-      </w:r>
-      <w:proofErr w:type="spellEnd"/>
-      <w:r>
-        <w:rPr>
-          <w:color w:val="1A1916"/>
-        </w:rPr>
-        <w:t xml:space="preserve"> Golang</w:t>
+        <w:t>Memahami arsitektur web backend menggunakan Golang</w:t>
       </w:r>
     </w:p>
     <w:p>
@@ -470,33 +160,11 @@
         </w:numPr>
         <w:spacing w:before="40" w:after="40"/>
       </w:pPr>
-      <w:proofErr w:type="spellStart"/>
       <w:r>
         <w:rPr>
           <w:color w:val="1A1916"/>
         </w:rPr>
-        <w:t>Belajar</w:t>
-      </w:r>
-      <w:proofErr w:type="spellEnd"/>
-      <w:r>
-        <w:rPr>
-          <w:color w:val="1A1916"/>
-        </w:rPr>
-        <w:t xml:space="preserve"> </w:t>
-      </w:r>
-      <w:proofErr w:type="spellStart"/>
-      <w:r>
-        <w:rPr>
-          <w:color w:val="1A1916"/>
-        </w:rPr>
-        <w:t>manajemen</w:t>
-      </w:r>
-      <w:proofErr w:type="spellEnd"/>
-      <w:r>
-        <w:rPr>
-          <w:color w:val="1A1916"/>
-        </w:rPr>
-        <w:t xml:space="preserve"> database dan query SQL</w:t>
+        <w:t>Belajar manajemen database dan query SQL</w:t>
       </w:r>
     </w:p>
     <w:p>
@@ -508,47 +176,11 @@
         </w:numPr>
         <w:spacing w:before="40" w:after="40"/>
       </w:pPr>
-      <w:proofErr w:type="spellStart"/>
       <w:r>
         <w:rPr>
           <w:color w:val="1A1916"/>
         </w:rPr>
-        <w:t>Mengimplementasikan</w:t>
-      </w:r>
-      <w:proofErr w:type="spellEnd"/>
-      <w:r>
-        <w:rPr>
-          <w:color w:val="1A1916"/>
-        </w:rPr>
-        <w:t xml:space="preserve"> </w:t>
-      </w:r>
-      <w:proofErr w:type="spellStart"/>
-      <w:r>
-        <w:rPr>
-          <w:color w:val="1A1916"/>
-        </w:rPr>
-        <w:t>autentikasi</w:t>
-      </w:r>
-      <w:proofErr w:type="spellEnd"/>
-      <w:r>
-        <w:rPr>
-          <w:color w:val="1A1916"/>
-        </w:rPr>
-        <w:t xml:space="preserve"> </w:t>
-      </w:r>
-      <w:proofErr w:type="spellStart"/>
-      <w:r>
-        <w:rPr>
-          <w:color w:val="1A1916"/>
-        </w:rPr>
-        <w:t>dengan</w:t>
-      </w:r>
-      <w:proofErr w:type="spellEnd"/>
-      <w:r>
-        <w:rPr>
-          <w:color w:val="1A1916"/>
-        </w:rPr>
-        <w:t xml:space="preserve"> JWT</w:t>
+        <w:t>Mengimplementasikan autentikasi dengan JWT</w:t>
       </w:r>
     </w:p>
     <w:p>
@@ -560,61 +192,11 @@
         </w:numPr>
         <w:spacing w:before="40" w:after="40"/>
       </w:pPr>
-      <w:proofErr w:type="spellStart"/>
       <w:r>
         <w:rPr>
           <w:color w:val="1A1916"/>
         </w:rPr>
-        <w:t>Memahami</w:t>
-      </w:r>
-      <w:proofErr w:type="spellEnd"/>
-      <w:r>
-        <w:rPr>
-          <w:color w:val="1A1916"/>
-        </w:rPr>
-        <w:t xml:space="preserve"> </w:t>
-      </w:r>
-      <w:proofErr w:type="spellStart"/>
-      <w:r>
-        <w:rPr>
-          <w:color w:val="1A1916"/>
-        </w:rPr>
-        <w:t>cara</w:t>
-      </w:r>
-      <w:proofErr w:type="spellEnd"/>
-      <w:r>
-        <w:rPr>
-          <w:color w:val="1A1916"/>
-        </w:rPr>
-        <w:t xml:space="preserve"> deploy </w:t>
-      </w:r>
-      <w:proofErr w:type="spellStart"/>
-      <w:r>
-        <w:rPr>
-          <w:color w:val="1A1916"/>
-        </w:rPr>
-        <w:t>aplikasi</w:t>
-      </w:r>
-      <w:proofErr w:type="spellEnd"/>
-      <w:r>
-        <w:rPr>
-          <w:color w:val="1A1916"/>
-        </w:rPr>
-        <w:t xml:space="preserve"> </w:t>
-      </w:r>
-      <w:proofErr w:type="spellStart"/>
-      <w:r>
-        <w:rPr>
-          <w:color w:val="1A1916"/>
-        </w:rPr>
-        <w:t>menggunakan</w:t>
-      </w:r>
-      <w:proofErr w:type="spellEnd"/>
-      <w:r>
-        <w:rPr>
-          <w:color w:val="1A1916"/>
-        </w:rPr>
-        <w:t xml:space="preserve"> Docker</w:t>
+        <w:t>Memahami cara deploy aplikasi menggunakan Docker</w:t>
       </w:r>
     </w:p>
     <w:p>
@@ -629,129 +211,19 @@
       <w:pPr>
         <w:pStyle w:val="Heading1"/>
       </w:pPr>
-      <w:proofErr w:type="spellStart"/>
       <w:r>
-        <w:t>Urutan</w:t>
+        <w:t>Urutan Prioritas Pengerjaan</w:t>
       </w:r>
-      <w:proofErr w:type="spellEnd"/>
-      <w:r>
-        <w:t xml:space="preserve"> </w:t>
-      </w:r>
-      <w:proofErr w:type="spellStart"/>
-      <w:r>
-        <w:t>Prioritas</w:t>
-      </w:r>
-      <w:proofErr w:type="spellEnd"/>
-      <w:r>
-        <w:t xml:space="preserve"> </w:t>
-      </w:r>
-      <w:proofErr w:type="spellStart"/>
-      <w:r>
-        <w:t>Pengerjaan</w:t>
-      </w:r>
-      <w:proofErr w:type="spellEnd"/>
     </w:p>
     <w:p>
       <w:pPr>
         <w:spacing w:before="60" w:after="60"/>
       </w:pPr>
-      <w:proofErr w:type="spellStart"/>
       <w:r>
         <w:rPr>
           <w:color w:val="1A1916"/>
         </w:rPr>
-        <w:t>Berikut</w:t>
-      </w:r>
-      <w:proofErr w:type="spellEnd"/>
-      <w:r>
-        <w:rPr>
-          <w:color w:val="1A1916"/>
-        </w:rPr>
-        <w:t xml:space="preserve"> </w:t>
-      </w:r>
-      <w:proofErr w:type="spellStart"/>
-      <w:r>
-        <w:rPr>
-          <w:color w:val="1A1916"/>
-        </w:rPr>
-        <w:t>urutan</w:t>
-      </w:r>
-      <w:proofErr w:type="spellEnd"/>
-      <w:r>
-        <w:rPr>
-          <w:color w:val="1A1916"/>
-        </w:rPr>
-        <w:t xml:space="preserve"> yang </w:t>
-      </w:r>
-      <w:proofErr w:type="spellStart"/>
-      <w:r>
-        <w:rPr>
-          <w:color w:val="1A1916"/>
-        </w:rPr>
-        <w:t>disarankan</w:t>
-      </w:r>
-      <w:proofErr w:type="spellEnd"/>
-      <w:r>
-        <w:rPr>
-          <w:color w:val="1A1916"/>
-        </w:rPr>
-        <w:t xml:space="preserve"> </w:t>
-      </w:r>
-      <w:proofErr w:type="spellStart"/>
-      <w:r>
-        <w:rPr>
-          <w:color w:val="1A1916"/>
-        </w:rPr>
-        <w:t>dari</w:t>
-      </w:r>
-      <w:proofErr w:type="spellEnd"/>
-      <w:r>
-        <w:rPr>
-          <w:color w:val="1A1916"/>
-        </w:rPr>
-        <w:t xml:space="preserve"> yang paling fundamental </w:t>
-      </w:r>
-      <w:proofErr w:type="spellStart"/>
-      <w:r>
-        <w:rPr>
-          <w:color w:val="1A1916"/>
-        </w:rPr>
-        <w:t>hingga</w:t>
-      </w:r>
-      <w:proofErr w:type="spellEnd"/>
-      <w:r>
-        <w:rPr>
-          <w:color w:val="1A1916"/>
-        </w:rPr>
-        <w:t xml:space="preserve"> </w:t>
-      </w:r>
-      <w:proofErr w:type="spellStart"/>
-      <w:r>
-        <w:rPr>
-          <w:color w:val="1A1916"/>
-        </w:rPr>
-        <w:t>fitur</w:t>
-      </w:r>
-      <w:proofErr w:type="spellEnd"/>
-      <w:r>
-        <w:rPr>
-          <w:color w:val="1A1916"/>
-        </w:rPr>
-        <w:t xml:space="preserve"> </w:t>
-      </w:r>
-      <w:proofErr w:type="spellStart"/>
-      <w:r>
-        <w:rPr>
-          <w:color w:val="1A1916"/>
-        </w:rPr>
-        <w:t>tambahan</w:t>
-      </w:r>
-      <w:proofErr w:type="spellEnd"/>
-      <w:r>
-        <w:rPr>
-          <w:color w:val="1A1916"/>
-        </w:rPr>
-        <w:t>:</w:t>
+        <w:t>Berikut urutan yang disarankan dari yang paling fundamental hingga fitur tambahan:</w:t>
       </w:r>
     </w:p>
     <w:p>
@@ -772,95 +244,7 @@
         <w:rPr>
           <w:color w:val="1A1916"/>
         </w:rPr>
-        <w:t xml:space="preserve">Redirect URL — inti </w:t>
-      </w:r>
-      <w:proofErr w:type="spellStart"/>
-      <w:r>
-        <w:rPr>
-          <w:color w:val="1A1916"/>
-        </w:rPr>
-        <w:t>dari</w:t>
-      </w:r>
-      <w:proofErr w:type="spellEnd"/>
-      <w:r>
-        <w:rPr>
-          <w:color w:val="1A1916"/>
-        </w:rPr>
-        <w:t xml:space="preserve"> </w:t>
-      </w:r>
-      <w:proofErr w:type="spellStart"/>
-      <w:r>
-        <w:rPr>
-          <w:color w:val="1A1916"/>
-        </w:rPr>
-        <w:t>aplikasi</w:t>
-      </w:r>
-      <w:proofErr w:type="spellEnd"/>
-      <w:r>
-        <w:rPr>
-          <w:color w:val="1A1916"/>
-        </w:rPr>
-        <w:t xml:space="preserve">, </w:t>
-      </w:r>
-      <w:proofErr w:type="spellStart"/>
-      <w:r>
-        <w:rPr>
-          <w:color w:val="1A1916"/>
-        </w:rPr>
-        <w:t>harus</w:t>
-      </w:r>
-      <w:proofErr w:type="spellEnd"/>
-      <w:r>
-        <w:rPr>
-          <w:color w:val="1A1916"/>
-        </w:rPr>
-        <w:t xml:space="preserve"> </w:t>
-      </w:r>
-      <w:proofErr w:type="spellStart"/>
-      <w:r>
-        <w:rPr>
-          <w:color w:val="1A1916"/>
-        </w:rPr>
-        <w:t>jalan</w:t>
-      </w:r>
-      <w:proofErr w:type="spellEnd"/>
-      <w:r>
-        <w:rPr>
-          <w:color w:val="1A1916"/>
-        </w:rPr>
-        <w:t xml:space="preserve"> </w:t>
-      </w:r>
-      <w:proofErr w:type="spellStart"/>
-      <w:r>
-        <w:rPr>
-          <w:color w:val="1A1916"/>
-        </w:rPr>
-        <w:t>duluan</w:t>
-      </w:r>
-      <w:proofErr w:type="spellEnd"/>
-    </w:p>
-    <w:p>
-      <w:pPr>
-        <w:pStyle w:val="ListParagraph"/>
-        <w:numPr>
-          <w:ilvl w:val="0"/>
-          <w:numId w:val="2"/>
-        </w:numPr>
-        <w:spacing w:before="40" w:after="40"/>
-      </w:pPr>
-      <w:proofErr w:type="spellStart"/>
-      <w:r>
-        <w:rPr>
-          <w:color w:val="1A1916"/>
-        </w:rPr>
-        <w:t>Autentikasi</w:t>
-      </w:r>
-      <w:proofErr w:type="spellEnd"/>
-      <w:r>
-        <w:rPr>
-          <w:color w:val="1A1916"/>
-        </w:rPr>
-        <w:t xml:space="preserve"> — login, register, session management</w:t>
+        <w:t>Redirect URL — inti dari aplikasi, harus jalan duluan</w:t>
       </w:r>
     </w:p>
     <w:p>
@@ -876,35 +260,7 @@
         <w:rPr>
           <w:color w:val="1A1916"/>
         </w:rPr>
-        <w:t xml:space="preserve">Shorten URL live — input URL dan </w:t>
-      </w:r>
-      <w:proofErr w:type="spellStart"/>
-      <w:r>
-        <w:rPr>
-          <w:color w:val="1A1916"/>
-        </w:rPr>
-        <w:t>simpan</w:t>
-      </w:r>
-      <w:proofErr w:type="spellEnd"/>
-      <w:r>
-        <w:rPr>
-          <w:color w:val="1A1916"/>
-        </w:rPr>
-        <w:t xml:space="preserve"> </w:t>
-      </w:r>
-      <w:proofErr w:type="spellStart"/>
-      <w:r>
-        <w:rPr>
-          <w:color w:val="1A1916"/>
-        </w:rPr>
-        <w:t>ke</w:t>
-      </w:r>
-      <w:proofErr w:type="spellEnd"/>
-      <w:r>
-        <w:rPr>
-          <w:color w:val="1A1916"/>
-        </w:rPr>
-        <w:t xml:space="preserve"> database</w:t>
+        <w:t>Autentikasi — login, register, session management</w:t>
       </w:r>
     </w:p>
     <w:p>
@@ -920,49 +276,7 @@
         <w:rPr>
           <w:color w:val="1A1916"/>
         </w:rPr>
-        <w:t xml:space="preserve">Dashboard data </w:t>
-      </w:r>
-      <w:proofErr w:type="spellStart"/>
-      <w:r>
-        <w:rPr>
-          <w:color w:val="1A1916"/>
-        </w:rPr>
-        <w:t>nyata</w:t>
-      </w:r>
-      <w:proofErr w:type="spellEnd"/>
-      <w:r>
-        <w:rPr>
-          <w:color w:val="1A1916"/>
-        </w:rPr>
-        <w:t xml:space="preserve"> — </w:t>
-      </w:r>
-      <w:proofErr w:type="spellStart"/>
-      <w:r>
-        <w:rPr>
-          <w:color w:val="1A1916"/>
-        </w:rPr>
-        <w:t>tampilkan</w:t>
-      </w:r>
-      <w:proofErr w:type="spellEnd"/>
-      <w:r>
-        <w:rPr>
-          <w:color w:val="1A1916"/>
-        </w:rPr>
-        <w:t xml:space="preserve"> data </w:t>
-      </w:r>
-      <w:proofErr w:type="spellStart"/>
-      <w:r>
-        <w:rPr>
-          <w:color w:val="1A1916"/>
-        </w:rPr>
-        <w:t>dari</w:t>
-      </w:r>
-      <w:proofErr w:type="spellEnd"/>
-      <w:r>
-        <w:rPr>
-          <w:color w:val="1A1916"/>
-        </w:rPr>
-        <w:t xml:space="preserve"> database</w:t>
+        <w:t>Shorten URL live — input URL dan simpan ke database</w:t>
       </w:r>
     </w:p>
     <w:p>
@@ -978,44 +292,8 @@
         <w:rPr>
           <w:color w:val="1A1916"/>
         </w:rPr>
-        <w:t xml:space="preserve">Analytics per link — </w:t>
+        <w:t>Dashboard data nyata — tampilkan data dari database</w:t>
       </w:r>
-      <w:proofErr w:type="spellStart"/>
-      <w:r>
-        <w:rPr>
-          <w:color w:val="1A1916"/>
-        </w:rPr>
-        <w:t>statistik</w:t>
-      </w:r>
-      <w:proofErr w:type="spellEnd"/>
-      <w:r>
-        <w:rPr>
-          <w:color w:val="1A1916"/>
-        </w:rPr>
-        <w:t xml:space="preserve"> </w:t>
-      </w:r>
-      <w:proofErr w:type="spellStart"/>
-      <w:r>
-        <w:rPr>
-          <w:color w:val="1A1916"/>
-        </w:rPr>
-        <w:t>klik</w:t>
-      </w:r>
-      <w:proofErr w:type="spellEnd"/>
-      <w:r>
-        <w:rPr>
-          <w:color w:val="1A1916"/>
-        </w:rPr>
-        <w:t xml:space="preserve">, device, </w:t>
-      </w:r>
-      <w:proofErr w:type="spellStart"/>
-      <w:r>
-        <w:rPr>
-          <w:color w:val="1A1916"/>
-        </w:rPr>
-        <w:t>lokasi</w:t>
-      </w:r>
-      <w:proofErr w:type="spellEnd"/>
     </w:p>
     <w:p>
       <w:pPr>
@@ -1030,58 +308,8 @@
         <w:rPr>
           <w:color w:val="1A1916"/>
         </w:rPr>
-        <w:t xml:space="preserve">Edit &amp; </w:t>
+        <w:t>Analytics per link — statistik klik, device, lokasi</w:t>
       </w:r>
-      <w:proofErr w:type="spellStart"/>
-      <w:r>
-        <w:rPr>
-          <w:color w:val="1A1916"/>
-        </w:rPr>
-        <w:t>hapus</w:t>
-      </w:r>
-      <w:proofErr w:type="spellEnd"/>
-      <w:r>
-        <w:rPr>
-          <w:color w:val="1A1916"/>
-        </w:rPr>
-        <w:t xml:space="preserve"> link — </w:t>
-      </w:r>
-      <w:proofErr w:type="spellStart"/>
-      <w:r>
-        <w:rPr>
-          <w:color w:val="1A1916"/>
-        </w:rPr>
-        <w:t>manajemen</w:t>
-      </w:r>
-      <w:proofErr w:type="spellEnd"/>
-      <w:r>
-        <w:rPr>
-          <w:color w:val="1A1916"/>
-        </w:rPr>
-        <w:t xml:space="preserve"> link yang </w:t>
-      </w:r>
-      <w:proofErr w:type="spellStart"/>
-      <w:r>
-        <w:rPr>
-          <w:color w:val="1A1916"/>
-        </w:rPr>
-        <w:t>sudah</w:t>
-      </w:r>
-      <w:proofErr w:type="spellEnd"/>
-      <w:r>
-        <w:rPr>
-          <w:color w:val="1A1916"/>
-        </w:rPr>
-        <w:t xml:space="preserve"> </w:t>
-      </w:r>
-      <w:proofErr w:type="spellStart"/>
-      <w:r>
-        <w:rPr>
-          <w:color w:val="1A1916"/>
-        </w:rPr>
-        <w:t>dibuat</w:t>
-      </w:r>
-      <w:proofErr w:type="spellEnd"/>
     </w:p>
     <w:p>
       <w:pPr>
@@ -1096,90 +324,8 @@
         <w:rPr>
           <w:color w:val="1A1916"/>
         </w:rPr>
-        <w:t xml:space="preserve">Loading state &amp; feedback — UX yang </w:t>
+        <w:t>Edit &amp; hapus link — manajemen link yang sudah dibuat</w:t>
       </w:r>
-      <w:proofErr w:type="spellStart"/>
-      <w:r>
-        <w:rPr>
-          <w:color w:val="1A1916"/>
-        </w:rPr>
-        <w:t>baik</w:t>
-      </w:r>
-      <w:proofErr w:type="spellEnd"/>
-    </w:p>
-    <w:p>
-      <w:pPr>
-        <w:pStyle w:val="ListParagraph"/>
-        <w:numPr>
-          <w:ilvl w:val="0"/>
-          <w:numId w:val="2"/>
-        </w:numPr>
-        <w:spacing w:before="40" w:after="40"/>
-      </w:pPr>
-      <w:proofErr w:type="spellStart"/>
-      <w:r>
-        <w:rPr>
-          <w:color w:val="1A1916"/>
-        </w:rPr>
-        <w:t>Responsif</w:t>
-      </w:r>
-      <w:proofErr w:type="spellEnd"/>
-      <w:r>
-        <w:rPr>
-          <w:color w:val="1A1916"/>
-        </w:rPr>
-        <w:t xml:space="preserve"> mobile — </w:t>
-      </w:r>
-      <w:proofErr w:type="spellStart"/>
-      <w:r>
-        <w:rPr>
-          <w:color w:val="1A1916"/>
-        </w:rPr>
-        <w:t>tampilan</w:t>
-      </w:r>
-      <w:proofErr w:type="spellEnd"/>
-      <w:r>
-        <w:rPr>
-          <w:color w:val="1A1916"/>
-        </w:rPr>
-        <w:t xml:space="preserve"> yang </w:t>
-      </w:r>
-      <w:proofErr w:type="spellStart"/>
-      <w:r>
-        <w:rPr>
-          <w:color w:val="1A1916"/>
-        </w:rPr>
-        <w:t>baik</w:t>
-      </w:r>
-      <w:proofErr w:type="spellEnd"/>
-      <w:r>
-        <w:rPr>
-          <w:color w:val="1A1916"/>
-        </w:rPr>
-        <w:t xml:space="preserve"> di </w:t>
-      </w:r>
-      <w:proofErr w:type="spellStart"/>
-      <w:r>
-        <w:rPr>
-          <w:color w:val="1A1916"/>
-        </w:rPr>
-        <w:t>semua</w:t>
-      </w:r>
-      <w:proofErr w:type="spellEnd"/>
-      <w:r>
-        <w:rPr>
-          <w:color w:val="1A1916"/>
-        </w:rPr>
-        <w:t xml:space="preserve"> </w:t>
-      </w:r>
-      <w:proofErr w:type="spellStart"/>
-      <w:r>
-        <w:rPr>
-          <w:color w:val="1A1916"/>
-        </w:rPr>
-        <w:t>layar</w:t>
-      </w:r>
-      <w:proofErr w:type="spellEnd"/>
     </w:p>
     <w:p>
       <w:pPr>
@@ -1194,72 +340,40 @@
         <w:rPr>
           <w:color w:val="1A1916"/>
         </w:rPr>
-        <w:t xml:space="preserve">API Key — </w:t>
+        <w:t>Loading state &amp; feedback — UX yang baik</w:t>
       </w:r>
-      <w:proofErr w:type="spellStart"/>
+    </w:p>
+    <w:p>
+      <w:pPr>
+        <w:pStyle w:val="ListParagraph"/>
+        <w:numPr>
+          <w:ilvl w:val="0"/>
+          <w:numId w:val="2"/>
+        </w:numPr>
+        <w:spacing w:before="40" w:after="40"/>
+      </w:pPr>
       <w:r>
         <w:rPr>
           <w:color w:val="1A1916"/>
         </w:rPr>
-        <w:t>fitur</w:t>
+        <w:t>Responsif mobile — tampilan yang baik di semua layar</w:t>
       </w:r>
-      <w:proofErr w:type="spellEnd"/>
+    </w:p>
+    <w:p>
+      <w:pPr>
+        <w:pStyle w:val="ListParagraph"/>
+        <w:numPr>
+          <w:ilvl w:val="0"/>
+          <w:numId w:val="2"/>
+        </w:numPr>
+        <w:spacing w:before="40" w:after="40"/>
+      </w:pPr>
       <w:r>
         <w:rPr>
           <w:color w:val="1A1916"/>
         </w:rPr>
-        <w:t xml:space="preserve"> </w:t>
+        <w:t>API Key — fitur opsional untuk integrasi eksternal</w:t>
       </w:r>
-      <w:proofErr w:type="spellStart"/>
-      <w:r>
-        <w:rPr>
-          <w:color w:val="1A1916"/>
-        </w:rPr>
-        <w:t>opsional</w:t>
-      </w:r>
-      <w:proofErr w:type="spellEnd"/>
-      <w:r>
-        <w:rPr>
-          <w:color w:val="1A1916"/>
-        </w:rPr>
-        <w:t xml:space="preserve"> </w:t>
-      </w:r>
-      <w:proofErr w:type="spellStart"/>
-      <w:r>
-        <w:rPr>
-          <w:color w:val="1A1916"/>
-        </w:rPr>
-        <w:t>untuk</w:t>
-      </w:r>
-      <w:proofErr w:type="spellEnd"/>
-      <w:r>
-        <w:rPr>
-          <w:color w:val="1A1916"/>
-        </w:rPr>
-        <w:t xml:space="preserve"> </w:t>
-      </w:r>
-      <w:proofErr w:type="spellStart"/>
-      <w:r>
-        <w:rPr>
-          <w:color w:val="1A1916"/>
-        </w:rPr>
-        <w:t>integrasi</w:t>
-      </w:r>
-      <w:proofErr w:type="spellEnd"/>
-      <w:r>
-        <w:rPr>
-          <w:color w:val="1A1916"/>
-        </w:rPr>
-        <w:t xml:space="preserve"> </w:t>
-      </w:r>
-      <w:proofErr w:type="spellStart"/>
-      <w:r>
-        <w:rPr>
-          <w:color w:val="1A1916"/>
-        </w:rPr>
-        <w:t>eksternal</w:t>
-      </w:r>
-      <w:proofErr w:type="spellEnd"/>
     </w:p>
     <w:p>
       <w:pPr>
@@ -1274,13 +388,8 @@
         <w:pStyle w:val="Heading1"/>
       </w:pPr>
       <w:r>
-        <w:t xml:space="preserve">Daftar Task </w:t>
+        <w:t>Daftar Task Lengkap</w:t>
       </w:r>
-      <w:proofErr w:type="spellStart"/>
-      <w:r>
-        <w:t>Lengkap</w:t>
-      </w:r>
-      <w:proofErr w:type="spellEnd"/>
     </w:p>
     <w:p>
       <w:pPr>
@@ -1298,91 +407,7 @@
         <w:rPr>
           <w:color w:val="1A1916"/>
         </w:rPr>
-        <w:t xml:space="preserve">Fitur paling inti </w:t>
-      </w:r>
-      <w:proofErr w:type="spellStart"/>
-      <w:r>
-        <w:rPr>
-          <w:color w:val="1A1916"/>
-        </w:rPr>
-        <w:t>dari</w:t>
-      </w:r>
-      <w:proofErr w:type="spellEnd"/>
-      <w:r>
-        <w:rPr>
-          <w:color w:val="1A1916"/>
-        </w:rPr>
-        <w:t xml:space="preserve"> URL shortener. Harus </w:t>
-      </w:r>
-      <w:proofErr w:type="spellStart"/>
-      <w:r>
-        <w:rPr>
-          <w:color w:val="1A1916"/>
-        </w:rPr>
-        <w:t>diimplementasikan</w:t>
-      </w:r>
-      <w:proofErr w:type="spellEnd"/>
-      <w:r>
-        <w:rPr>
-          <w:color w:val="1A1916"/>
-        </w:rPr>
-        <w:t xml:space="preserve"> </w:t>
-      </w:r>
-      <w:proofErr w:type="spellStart"/>
-      <w:r>
-        <w:rPr>
-          <w:color w:val="1A1916"/>
-        </w:rPr>
-        <w:t>pertama</w:t>
-      </w:r>
-      <w:proofErr w:type="spellEnd"/>
-      <w:r>
-        <w:rPr>
-          <w:color w:val="1A1916"/>
-        </w:rPr>
-        <w:t xml:space="preserve"> kali </w:t>
-      </w:r>
-      <w:proofErr w:type="spellStart"/>
-      <w:r>
-        <w:rPr>
-          <w:color w:val="1A1916"/>
-        </w:rPr>
-        <w:t>sebelum</w:t>
-      </w:r>
-      <w:proofErr w:type="spellEnd"/>
-      <w:r>
-        <w:rPr>
-          <w:color w:val="1A1916"/>
-        </w:rPr>
-        <w:t xml:space="preserve"> </w:t>
-      </w:r>
-      <w:proofErr w:type="spellStart"/>
-      <w:r>
-        <w:rPr>
-          <w:color w:val="1A1916"/>
-        </w:rPr>
-        <w:t>fitur</w:t>
-      </w:r>
-      <w:proofErr w:type="spellEnd"/>
-      <w:r>
-        <w:rPr>
-          <w:color w:val="1A1916"/>
-        </w:rPr>
-        <w:t xml:space="preserve"> </w:t>
-      </w:r>
-      <w:proofErr w:type="spellStart"/>
-      <w:r>
-        <w:rPr>
-          <w:color w:val="1A1916"/>
-        </w:rPr>
-        <w:t>lainnya</w:t>
-      </w:r>
-      <w:proofErr w:type="spellEnd"/>
-      <w:r>
-        <w:rPr>
-          <w:color w:val="1A1916"/>
-        </w:rPr>
-        <w:t>.</w:t>
+        <w:t>Fitur paling inti dari URL shortener. Harus diimplementasikan pertama kali sebelum fitur lainnya.</w:t>
       </w:r>
     </w:p>
     <w:p>
@@ -1496,7 +521,6 @@
             </w:tcMar>
           </w:tcPr>
           <w:p>
-            <w:proofErr w:type="spellStart"/>
             <w:r>
               <w:rPr>
                 <w:b/>
@@ -1507,7 +531,6 @@
               </w:rPr>
               <w:t>Prioritas</w:t>
             </w:r>
-            <w:proofErr w:type="spellEnd"/>
           </w:p>
         </w:tc>
         <w:tc>
@@ -1558,7 +581,6 @@
             </w:tcMar>
           </w:tcPr>
           <w:p>
-            <w:proofErr w:type="spellStart"/>
             <w:r>
               <w:rPr>
                 <w:b/>
@@ -1569,7 +591,6 @@
               </w:rPr>
               <w:t>Catatan</w:t>
             </w:r>
-            <w:proofErr w:type="spellEnd"/>
           </w:p>
         </w:tc>
       </w:tr>
@@ -1686,7 +707,6 @@
               </w:rPr>
               <w:t xml:space="preserve">○ </w:t>
             </w:r>
-            <w:proofErr w:type="spellStart"/>
             <w:r>
               <w:rPr>
                 <w:color w:val="7A7870"/>
@@ -1695,7 +715,6 @@
               </w:rPr>
               <w:t>Sudah</w:t>
             </w:r>
-            <w:proofErr w:type="spellEnd"/>
           </w:p>
         </w:tc>
         <w:tc>
@@ -1722,18 +741,8 @@
                 <w:sz w:val="20"/>
                 <w:szCs w:val="20"/>
               </w:rPr>
-              <w:t>Pakai Gin/Echo/</w:t>
-            </w:r>
-            <w:proofErr w:type="spellStart"/>
-            <w:r>
-              <w:rPr>
-                <w:color w:val="7A7870"/>
-                <w:sz w:val="20"/>
-                <w:szCs w:val="20"/>
-              </w:rPr>
-              <w:t>Fiber</w:t>
-            </w:r>
-            <w:proofErr w:type="spellEnd"/>
+              <w:t>Pakai Gin/Echo/Fiber</w:t>
+            </w:r>
           </w:p>
         </w:tc>
       </w:tr>
@@ -1797,25 +806,7 @@
                 <w:sz w:val="20"/>
                 <w:szCs w:val="20"/>
               </w:rPr>
-              <w:t xml:space="preserve">Query database </w:t>
-            </w:r>
-            <w:proofErr w:type="spellStart"/>
-            <w:r>
-              <w:rPr>
-                <w:color w:val="1A1916"/>
-                <w:sz w:val="20"/>
-                <w:szCs w:val="20"/>
-              </w:rPr>
-              <w:t>berdasarkan</w:t>
-            </w:r>
-            <w:proofErr w:type="spellEnd"/>
-            <w:r>
-              <w:rPr>
-                <w:color w:val="1A1916"/>
-                <w:sz w:val="20"/>
-                <w:szCs w:val="20"/>
-              </w:rPr>
-              <w:t xml:space="preserve"> slug</w:t>
+              <w:t>Query database berdasarkan slug</w:t>
             </w:r>
           </w:p>
           <w:p>
@@ -1871,17 +862,8 @@
                 <w:sz w:val="20"/>
                 <w:szCs w:val="20"/>
               </w:rPr>
-              <w:t xml:space="preserve">Connect go with </w:t>
-            </w:r>
-            <w:proofErr w:type="spellStart"/>
-            <w:r>
-              <w:rPr>
-                <w:sz w:val="20"/>
-                <w:szCs w:val="20"/>
-              </w:rPr>
-              <w:t>postgre</w:t>
-            </w:r>
-            <w:proofErr w:type="spellEnd"/>
+              <w:t>Connect go with postgre</w:t>
+            </w:r>
             <w:r>
               <w:rPr>
                 <w:sz w:val="20"/>
@@ -1947,7 +929,6 @@
               </w:rPr>
               <w:t xml:space="preserve">○ </w:t>
             </w:r>
-            <w:proofErr w:type="spellStart"/>
             <w:r>
               <w:rPr>
                 <w:color w:val="7A7870"/>
@@ -1956,7 +937,6 @@
               </w:rPr>
               <w:t>Sudah</w:t>
             </w:r>
-            <w:proofErr w:type="spellEnd"/>
           </w:p>
         </w:tc>
         <w:tc>
@@ -1983,36 +963,8 @@
                 <w:sz w:val="20"/>
                 <w:szCs w:val="20"/>
               </w:rPr>
-              <w:t xml:space="preserve">Hit counter +1 </w:t>
-            </w:r>
-            <w:proofErr w:type="spellStart"/>
-            <w:r>
-              <w:rPr>
-                <w:color w:val="7A7870"/>
-                <w:sz w:val="20"/>
-                <w:szCs w:val="20"/>
-              </w:rPr>
-              <w:t>tiap</w:t>
-            </w:r>
-            <w:proofErr w:type="spellEnd"/>
-            <w:r>
-              <w:rPr>
-                <w:color w:val="7A7870"/>
-                <w:sz w:val="20"/>
-                <w:szCs w:val="20"/>
-              </w:rPr>
-              <w:t xml:space="preserve"> </w:t>
-            </w:r>
-            <w:proofErr w:type="spellStart"/>
-            <w:r>
-              <w:rPr>
-                <w:color w:val="7A7870"/>
-                <w:sz w:val="20"/>
-                <w:szCs w:val="20"/>
-              </w:rPr>
-              <w:t>klik</w:t>
-            </w:r>
-            <w:proofErr w:type="spellEnd"/>
+              <w:t>Hit counter +1 tiap klik</w:t>
+            </w:r>
           </w:p>
         </w:tc>
       </w:tr>
@@ -2069,36 +1021,8 @@
                 <w:sz w:val="20"/>
                 <w:szCs w:val="20"/>
               </w:rPr>
-              <w:t xml:space="preserve">HTTP 301/302 redirect </w:t>
-            </w:r>
-            <w:proofErr w:type="spellStart"/>
-            <w:r>
-              <w:rPr>
-                <w:color w:val="1A1916"/>
-                <w:sz w:val="20"/>
-                <w:szCs w:val="20"/>
-              </w:rPr>
-              <w:t>ke</w:t>
-            </w:r>
-            <w:proofErr w:type="spellEnd"/>
-            <w:r>
-              <w:rPr>
-                <w:color w:val="1A1916"/>
-                <w:sz w:val="20"/>
-                <w:szCs w:val="20"/>
-              </w:rPr>
-              <w:t xml:space="preserve"> URL </w:t>
-            </w:r>
-            <w:proofErr w:type="spellStart"/>
-            <w:r>
-              <w:rPr>
-                <w:color w:val="1A1916"/>
-                <w:sz w:val="20"/>
-                <w:szCs w:val="20"/>
-              </w:rPr>
-              <w:t>asli</w:t>
-            </w:r>
-            <w:proofErr w:type="spellEnd"/>
+              <w:t>HTTP 301/302 redirect ke URL asli</w:t>
+            </w:r>
           </w:p>
         </w:tc>
         <w:tc>
@@ -2157,7 +1081,6 @@
               </w:rPr>
               <w:t xml:space="preserve">○ </w:t>
             </w:r>
-            <w:proofErr w:type="spellStart"/>
             <w:r>
               <w:rPr>
                 <w:color w:val="7A7870"/>
@@ -2166,7 +1089,6 @@
               </w:rPr>
               <w:t>Sudah</w:t>
             </w:r>
-            <w:proofErr w:type="spellEnd"/>
           </w:p>
         </w:tc>
         <w:tc>
@@ -2187,41 +1109,13 @@
             </w:tcMar>
           </w:tcPr>
           <w:p>
-            <w:proofErr w:type="spellStart"/>
-            <w:r>
-              <w:rPr>
-                <w:color w:val="7A7870"/>
-                <w:sz w:val="20"/>
-                <w:szCs w:val="20"/>
-              </w:rPr>
-              <w:t>Gunakan</w:t>
-            </w:r>
-            <w:proofErr w:type="spellEnd"/>
-            <w:r>
-              <w:rPr>
-                <w:color w:val="7A7870"/>
-                <w:sz w:val="20"/>
-                <w:szCs w:val="20"/>
-              </w:rPr>
-              <w:t xml:space="preserve"> 302 </w:t>
-            </w:r>
-            <w:proofErr w:type="spellStart"/>
-            <w:r>
-              <w:rPr>
-                <w:color w:val="7A7870"/>
-                <w:sz w:val="20"/>
-                <w:szCs w:val="20"/>
-              </w:rPr>
-              <w:t>untuk</w:t>
-            </w:r>
-            <w:proofErr w:type="spellEnd"/>
-            <w:r>
-              <w:rPr>
-                <w:color w:val="7A7870"/>
-                <w:sz w:val="20"/>
-                <w:szCs w:val="20"/>
-              </w:rPr>
-              <w:t xml:space="preserve"> analytics</w:t>
+            <w:r>
+              <w:rPr>
+                <w:color w:val="7A7870"/>
+                <w:sz w:val="20"/>
+                <w:szCs w:val="20"/>
+              </w:rPr>
+              <w:t>Gunakan 302 untuk analytics</w:t>
             </w:r>
           </w:p>
         </w:tc>
@@ -2279,54 +1173,8 @@
                 <w:sz w:val="20"/>
                 <w:szCs w:val="20"/>
               </w:rPr>
-              <w:t xml:space="preserve">Halaman 404 </w:t>
-            </w:r>
-            <w:proofErr w:type="spellStart"/>
-            <w:r>
-              <w:rPr>
-                <w:color w:val="1A1916"/>
-                <w:sz w:val="20"/>
-                <w:szCs w:val="20"/>
-              </w:rPr>
-              <w:t>jika</w:t>
-            </w:r>
-            <w:proofErr w:type="spellEnd"/>
-            <w:r>
-              <w:rPr>
-                <w:color w:val="1A1916"/>
-                <w:sz w:val="20"/>
-                <w:szCs w:val="20"/>
-              </w:rPr>
-              <w:t xml:space="preserve"> slug </w:t>
-            </w:r>
-            <w:proofErr w:type="spellStart"/>
-            <w:r>
-              <w:rPr>
-                <w:color w:val="1A1916"/>
-                <w:sz w:val="20"/>
-                <w:szCs w:val="20"/>
-              </w:rPr>
-              <w:t>tidak</w:t>
-            </w:r>
-            <w:proofErr w:type="spellEnd"/>
-            <w:r>
-              <w:rPr>
-                <w:color w:val="1A1916"/>
-                <w:sz w:val="20"/>
-                <w:szCs w:val="20"/>
-              </w:rPr>
-              <w:t xml:space="preserve"> </w:t>
-            </w:r>
-            <w:proofErr w:type="spellStart"/>
-            <w:r>
-              <w:rPr>
-                <w:color w:val="1A1916"/>
-                <w:sz w:val="20"/>
-                <w:szCs w:val="20"/>
-              </w:rPr>
-              <w:t>ditemukan</w:t>
-            </w:r>
-            <w:proofErr w:type="spellEnd"/>
+              <w:t>Halaman 404 jika slug tidak ditemukan</w:t>
+            </w:r>
           </w:p>
         </w:tc>
         <w:tc>
@@ -2347,7 +1195,6 @@
             </w:tcMar>
           </w:tcPr>
           <w:p>
-            <w:proofErr w:type="spellStart"/>
             <w:r>
               <w:rPr>
                 <w:b/>
@@ -2358,7 +1205,6 @@
               </w:rPr>
               <w:t>Sedang</w:t>
             </w:r>
-            <w:proofErr w:type="spellEnd"/>
           </w:p>
         </w:tc>
         <w:tc>
@@ -2387,7 +1233,6 @@
               </w:rPr>
               <w:t xml:space="preserve">○ </w:t>
             </w:r>
-            <w:proofErr w:type="spellStart"/>
             <w:r>
               <w:rPr>
                 <w:color w:val="7A7870"/>
@@ -2396,7 +1241,6 @@
               </w:rPr>
               <w:t>Sudah</w:t>
             </w:r>
-            <w:proofErr w:type="spellEnd"/>
           </w:p>
         </w:tc>
         <w:tc>
@@ -2423,36 +1267,8 @@
                 <w:sz w:val="20"/>
                 <w:szCs w:val="20"/>
               </w:rPr>
-              <w:t xml:space="preserve">Desain </w:t>
-            </w:r>
-            <w:proofErr w:type="spellStart"/>
-            <w:r>
-              <w:rPr>
-                <w:color w:val="7A7870"/>
-                <w:sz w:val="20"/>
-                <w:szCs w:val="20"/>
-              </w:rPr>
-              <w:t>halaman</w:t>
-            </w:r>
-            <w:proofErr w:type="spellEnd"/>
-            <w:r>
-              <w:rPr>
-                <w:color w:val="7A7870"/>
-                <w:sz w:val="20"/>
-                <w:szCs w:val="20"/>
-              </w:rPr>
-              <w:t xml:space="preserve"> error yang </w:t>
-            </w:r>
-            <w:proofErr w:type="spellStart"/>
-            <w:r>
-              <w:rPr>
-                <w:color w:val="7A7870"/>
-                <w:sz w:val="20"/>
-                <w:szCs w:val="20"/>
-              </w:rPr>
-              <w:t>baik</w:t>
-            </w:r>
-            <w:proofErr w:type="spellEnd"/>
+              <w:t>Desain halaman error yang baik</w:t>
+            </w:r>
           </w:p>
         </w:tc>
       </w:tr>
@@ -2509,36 +1325,8 @@
                 <w:sz w:val="20"/>
                 <w:szCs w:val="20"/>
               </w:rPr>
-              <w:t xml:space="preserve">Halaman expired </w:t>
-            </w:r>
-            <w:proofErr w:type="spellStart"/>
-            <w:r>
-              <w:rPr>
-                <w:color w:val="1A1916"/>
-                <w:sz w:val="20"/>
-                <w:szCs w:val="20"/>
-              </w:rPr>
-              <w:t>jika</w:t>
-            </w:r>
-            <w:proofErr w:type="spellEnd"/>
-            <w:r>
-              <w:rPr>
-                <w:color w:val="1A1916"/>
-                <w:sz w:val="20"/>
-                <w:szCs w:val="20"/>
-              </w:rPr>
-              <w:t xml:space="preserve"> link </w:t>
-            </w:r>
-            <w:proofErr w:type="spellStart"/>
-            <w:r>
-              <w:rPr>
-                <w:color w:val="1A1916"/>
-                <w:sz w:val="20"/>
-                <w:szCs w:val="20"/>
-              </w:rPr>
-              <w:t>kedaluwarsa</w:t>
-            </w:r>
-            <w:proofErr w:type="spellEnd"/>
+              <w:t>Halaman expired jika link kedaluwarsa</w:t>
+            </w:r>
           </w:p>
         </w:tc>
         <w:tc>
@@ -2559,7 +1347,6 @@
             </w:tcMar>
           </w:tcPr>
           <w:p>
-            <w:proofErr w:type="spellStart"/>
             <w:r>
               <w:rPr>
                 <w:b/>
@@ -2570,7 +1357,6 @@
               </w:rPr>
               <w:t>Sedang</w:t>
             </w:r>
-            <w:proofErr w:type="spellEnd"/>
           </w:p>
         </w:tc>
         <w:tc>
@@ -2599,7 +1385,6 @@
               </w:rPr>
               <w:t xml:space="preserve">○ </w:t>
             </w:r>
-            <w:proofErr w:type="spellStart"/>
             <w:r>
               <w:rPr>
                 <w:color w:val="7A7870"/>
@@ -2608,7 +1393,6 @@
               </w:rPr>
               <w:t>Sudah</w:t>
             </w:r>
-            <w:proofErr w:type="spellEnd"/>
           </w:p>
         </w:tc>
         <w:tc>
@@ -2635,25 +1419,7 @@
                 <w:sz w:val="20"/>
                 <w:szCs w:val="20"/>
               </w:rPr>
-              <w:t xml:space="preserve">Cek </w:t>
-            </w:r>
-            <w:proofErr w:type="spellStart"/>
-            <w:r>
-              <w:rPr>
-                <w:color w:val="7A7870"/>
-                <w:sz w:val="20"/>
-                <w:szCs w:val="20"/>
-              </w:rPr>
-              <w:t>expired_at</w:t>
-            </w:r>
-            <w:proofErr w:type="spellEnd"/>
-            <w:r>
-              <w:rPr>
-                <w:color w:val="7A7870"/>
-                <w:sz w:val="20"/>
-                <w:szCs w:val="20"/>
-              </w:rPr>
-              <w:t xml:space="preserve"> di database</w:t>
+              <w:t>Cek expired_at di database</w:t>
             </w:r>
           </w:p>
         </w:tc>
@@ -2669,129 +1435,18 @@
         <w:pStyle w:val="Heading2"/>
       </w:pPr>
       <w:r>
-        <w:t xml:space="preserve">2. </w:t>
+        <w:t>2. Autentikasi</w:t>
       </w:r>
-      <w:proofErr w:type="spellStart"/>
-      <w:r>
-        <w:t>Autentikasi</w:t>
-      </w:r>
-      <w:proofErr w:type="spellEnd"/>
     </w:p>
     <w:p>
       <w:pPr>
         <w:spacing w:before="60" w:after="60"/>
       </w:pPr>
-      <w:proofErr w:type="spellStart"/>
       <w:r>
         <w:rPr>
           <w:color w:val="1A1916"/>
         </w:rPr>
-        <w:t>Sistem</w:t>
-      </w:r>
-      <w:proofErr w:type="spellEnd"/>
-      <w:r>
-        <w:rPr>
-          <w:color w:val="1A1916"/>
-        </w:rPr>
-        <w:t xml:space="preserve"> login dan register agar </w:t>
-      </w:r>
-      <w:proofErr w:type="spellStart"/>
-      <w:r>
-        <w:rPr>
-          <w:color w:val="1A1916"/>
-        </w:rPr>
-        <w:t>setiap</w:t>
-      </w:r>
-      <w:proofErr w:type="spellEnd"/>
-      <w:r>
-        <w:rPr>
-          <w:color w:val="1A1916"/>
-        </w:rPr>
-        <w:t xml:space="preserve"> user </w:t>
-      </w:r>
-      <w:proofErr w:type="spellStart"/>
-      <w:r>
-        <w:rPr>
-          <w:color w:val="1A1916"/>
-        </w:rPr>
-        <w:t>hanya</w:t>
-      </w:r>
-      <w:proofErr w:type="spellEnd"/>
-      <w:r>
-        <w:rPr>
-          <w:color w:val="1A1916"/>
-        </w:rPr>
-        <w:t xml:space="preserve"> </w:t>
-      </w:r>
-      <w:proofErr w:type="spellStart"/>
-      <w:r>
-        <w:rPr>
-          <w:color w:val="1A1916"/>
-        </w:rPr>
-        <w:t>bisa</w:t>
-      </w:r>
-      <w:proofErr w:type="spellEnd"/>
-      <w:r>
-        <w:rPr>
-          <w:color w:val="1A1916"/>
-        </w:rPr>
-        <w:t xml:space="preserve"> </w:t>
-      </w:r>
-      <w:proofErr w:type="spellStart"/>
-      <w:r>
-        <w:rPr>
-          <w:color w:val="1A1916"/>
-        </w:rPr>
-        <w:t>melihat</w:t>
-      </w:r>
-      <w:proofErr w:type="spellEnd"/>
-      <w:r>
-        <w:rPr>
-          <w:color w:val="1A1916"/>
-        </w:rPr>
-        <w:t xml:space="preserve"> dan </w:t>
-      </w:r>
-      <w:proofErr w:type="spellStart"/>
-      <w:r>
-        <w:rPr>
-          <w:color w:val="1A1916"/>
-        </w:rPr>
-        <w:t>mengelola</w:t>
-      </w:r>
-      <w:proofErr w:type="spellEnd"/>
-      <w:r>
-        <w:rPr>
-          <w:color w:val="1A1916"/>
-        </w:rPr>
-        <w:t xml:space="preserve"> link </w:t>
-      </w:r>
-      <w:proofErr w:type="spellStart"/>
-      <w:r>
-        <w:rPr>
-          <w:color w:val="1A1916"/>
-        </w:rPr>
-        <w:t>miliknya</w:t>
-      </w:r>
-      <w:proofErr w:type="spellEnd"/>
-      <w:r>
-        <w:rPr>
-          <w:color w:val="1A1916"/>
-        </w:rPr>
-        <w:t xml:space="preserve"> </w:t>
-      </w:r>
-      <w:proofErr w:type="spellStart"/>
-      <w:r>
-        <w:rPr>
-          <w:color w:val="1A1916"/>
-        </w:rPr>
-        <w:t>sendiri</w:t>
-      </w:r>
-      <w:proofErr w:type="spellEnd"/>
-      <w:r>
-        <w:rPr>
-          <w:color w:val="1A1916"/>
-        </w:rPr>
-        <w:t>.</w:t>
+        <w:t>Sistem login dan register agar setiap user hanya bisa melihat dan mengelola link miliknya sendiri.</w:t>
       </w:r>
     </w:p>
     <w:p>
@@ -2905,7 +1560,6 @@
             </w:tcMar>
           </w:tcPr>
           <w:p>
-            <w:proofErr w:type="spellStart"/>
             <w:r>
               <w:rPr>
                 <w:b/>
@@ -2916,7 +1570,6 @@
               </w:rPr>
               <w:t>Prioritas</w:t>
             </w:r>
-            <w:proofErr w:type="spellEnd"/>
           </w:p>
         </w:tc>
         <w:tc>
@@ -2967,7 +1620,6 @@
             </w:tcMar>
           </w:tcPr>
           <w:p>
-            <w:proofErr w:type="spellStart"/>
             <w:r>
               <w:rPr>
                 <w:b/>
@@ -2978,7 +1630,6 @@
               </w:rPr>
               <w:t>Catatan</w:t>
             </w:r>
-            <w:proofErr w:type="spellEnd"/>
           </w:p>
         </w:tc>
       </w:tr>
@@ -3042,25 +1693,7 @@
                 <w:sz w:val="20"/>
                 <w:szCs w:val="20"/>
               </w:rPr>
-              <w:t xml:space="preserve">Buat </w:t>
-            </w:r>
-            <w:proofErr w:type="spellStart"/>
-            <w:r>
-              <w:rPr>
-                <w:color w:val="1A1916"/>
-                <w:sz w:val="20"/>
-                <w:szCs w:val="20"/>
-              </w:rPr>
-              <w:t>tabel</w:t>
-            </w:r>
-            <w:proofErr w:type="spellEnd"/>
-            <w:r>
-              <w:rPr>
-                <w:color w:val="1A1916"/>
-                <w:sz w:val="20"/>
-                <w:szCs w:val="20"/>
-              </w:rPr>
-              <w:t xml:space="preserve"> users di database</w:t>
+              <w:t>Buat tabel users di database</w:t>
             </w:r>
           </w:p>
           <w:p>
@@ -3100,23 +1733,7 @@
                 <w:sz w:val="20"/>
                 <w:szCs w:val="20"/>
               </w:rPr>
-              <w:t xml:space="preserve">Install </w:t>
-            </w:r>
-            <w:proofErr w:type="spellStart"/>
-            <w:r>
-              <w:rPr>
-                <w:sz w:val="20"/>
-                <w:szCs w:val="20"/>
-              </w:rPr>
-              <w:t>golang</w:t>
-            </w:r>
-            <w:proofErr w:type="spellEnd"/>
-            <w:r>
-              <w:rPr>
-                <w:sz w:val="20"/>
-                <w:szCs w:val="20"/>
-              </w:rPr>
-              <w:t xml:space="preserve"> encrypt password</w:t>
+              <w:t>Install golang encrypt password</w:t>
             </w:r>
           </w:p>
           <w:p>
@@ -3132,23 +1749,7 @@
                 <w:sz w:val="20"/>
                 <w:szCs w:val="20"/>
               </w:rPr>
-              <w:t xml:space="preserve">Install </w:t>
-            </w:r>
-            <w:proofErr w:type="spellStart"/>
-            <w:r>
-              <w:rPr>
-                <w:sz w:val="20"/>
-                <w:szCs w:val="20"/>
-              </w:rPr>
-              <w:t>golang</w:t>
-            </w:r>
-            <w:proofErr w:type="spellEnd"/>
-            <w:r>
-              <w:rPr>
-                <w:sz w:val="20"/>
-                <w:szCs w:val="20"/>
-              </w:rPr>
-              <w:t xml:space="preserve"> generate token</w:t>
+              <w:t>Install golang generate token</w:t>
             </w:r>
           </w:p>
           <w:p>
@@ -3209,6 +1810,13 @@
             </w:tcMar>
           </w:tcPr>
           <w:p>
+            <w:pPr>
+              <w:rPr>
+                <w:color w:val="7A7870"/>
+                <w:sz w:val="20"/>
+                <w:szCs w:val="20"/>
+              </w:rPr>
+            </w:pPr>
             <w:r>
               <w:rPr>
                 <w:color w:val="7A7870"/>
@@ -3223,7 +1831,7 @@
                 <w:sz w:val="20"/>
                 <w:szCs w:val="20"/>
               </w:rPr>
-              <w:t>on going</w:t>
+              <w:t>Sudah</w:t>
             </w:r>
           </w:p>
         </w:tc>
@@ -3251,36 +1859,8 @@
                 <w:sz w:val="20"/>
                 <w:szCs w:val="20"/>
               </w:rPr>
-              <w:t xml:space="preserve">id, email, </w:t>
-            </w:r>
-            <w:proofErr w:type="spellStart"/>
-            <w:r>
-              <w:rPr>
-                <w:color w:val="7A7870"/>
-                <w:sz w:val="20"/>
-                <w:szCs w:val="20"/>
-              </w:rPr>
-              <w:t>password_hash</w:t>
-            </w:r>
-            <w:proofErr w:type="spellEnd"/>
-            <w:r>
-              <w:rPr>
-                <w:color w:val="7A7870"/>
-                <w:sz w:val="20"/>
-                <w:szCs w:val="20"/>
-              </w:rPr>
-              <w:t xml:space="preserve">, </w:t>
-            </w:r>
-            <w:proofErr w:type="spellStart"/>
-            <w:r>
-              <w:rPr>
-                <w:color w:val="7A7870"/>
-                <w:sz w:val="20"/>
-                <w:szCs w:val="20"/>
-              </w:rPr>
-              <w:t>created_at</w:t>
-            </w:r>
-            <w:proofErr w:type="spellEnd"/>
+              <w:t>id, email, password_hash, created_at</w:t>
+            </w:r>
           </w:p>
         </w:tc>
       </w:tr>
@@ -3397,7 +1977,6 @@
               </w:rPr>
               <w:t xml:space="preserve">○ </w:t>
             </w:r>
-            <w:proofErr w:type="spellStart"/>
             <w:r>
               <w:rPr>
                 <w:color w:val="7A7870"/>
@@ -3406,7 +1985,6 @@
               </w:rPr>
               <w:t>Sudah</w:t>
             </w:r>
-            <w:proofErr w:type="spellEnd"/>
           </w:p>
         </w:tc>
         <w:tc>
@@ -3433,36 +2011,8 @@
                 <w:sz w:val="20"/>
                 <w:szCs w:val="20"/>
               </w:rPr>
-              <w:t xml:space="preserve">Hash password </w:t>
-            </w:r>
-            <w:proofErr w:type="spellStart"/>
-            <w:r>
-              <w:rPr>
-                <w:color w:val="7A7870"/>
-                <w:sz w:val="20"/>
-                <w:szCs w:val="20"/>
-              </w:rPr>
-              <w:t>dengan</w:t>
-            </w:r>
-            <w:proofErr w:type="spellEnd"/>
-            <w:r>
-              <w:rPr>
-                <w:color w:val="7A7870"/>
-                <w:sz w:val="20"/>
-                <w:szCs w:val="20"/>
-              </w:rPr>
-              <w:t xml:space="preserve"> </w:t>
-            </w:r>
-            <w:proofErr w:type="spellStart"/>
-            <w:r>
-              <w:rPr>
-                <w:color w:val="7A7870"/>
-                <w:sz w:val="20"/>
-                <w:szCs w:val="20"/>
-              </w:rPr>
-              <w:t>bcrypt</w:t>
-            </w:r>
-            <w:proofErr w:type="spellEnd"/>
+              <w:t>Hash password dengan bcrypt</w:t>
+            </w:r>
           </w:p>
         </w:tc>
       </w:tr>
@@ -3579,7 +2129,6 @@
               </w:rPr>
               <w:t xml:space="preserve">○ </w:t>
             </w:r>
-            <w:proofErr w:type="spellStart"/>
             <w:r>
               <w:rPr>
                 <w:color w:val="7A7870"/>
@@ -3588,7 +2137,6 @@
               </w:rPr>
               <w:t>Sudah</w:t>
             </w:r>
-            <w:proofErr w:type="spellEnd"/>
           </w:p>
         </w:tc>
         <w:tc>
@@ -3673,25 +2221,7 @@
                 <w:sz w:val="20"/>
                 <w:szCs w:val="20"/>
               </w:rPr>
-              <w:t xml:space="preserve">JWT middleware </w:t>
-            </w:r>
-            <w:proofErr w:type="spellStart"/>
-            <w:r>
-              <w:rPr>
-                <w:color w:val="1A1916"/>
-                <w:sz w:val="20"/>
-                <w:szCs w:val="20"/>
-              </w:rPr>
-              <w:t>untuk</w:t>
-            </w:r>
-            <w:proofErr w:type="spellEnd"/>
-            <w:r>
-              <w:rPr>
-                <w:color w:val="1A1916"/>
-                <w:sz w:val="20"/>
-                <w:szCs w:val="20"/>
-              </w:rPr>
-              <w:t xml:space="preserve"> protected routes</w:t>
+              <w:t>JWT middleware untuk protected routes</w:t>
             </w:r>
           </w:p>
         </w:tc>
@@ -3751,7 +2281,6 @@
               </w:rPr>
               <w:t>○</w:t>
             </w:r>
-            <w:proofErr w:type="spellStart"/>
             <w:r>
               <w:rPr>
                 <w:color w:val="7A7870"/>
@@ -3760,7 +2289,6 @@
               </w:rPr>
               <w:t>Sudah</w:t>
             </w:r>
-            <w:proofErr w:type="spellEnd"/>
           </w:p>
         </w:tc>
         <w:tc>
@@ -3781,41 +2309,13 @@
             </w:tcMar>
           </w:tcPr>
           <w:p>
-            <w:proofErr w:type="spellStart"/>
-            <w:r>
-              <w:rPr>
-                <w:color w:val="7A7870"/>
-                <w:sz w:val="20"/>
-                <w:szCs w:val="20"/>
-              </w:rPr>
-              <w:t>Validasi</w:t>
-            </w:r>
-            <w:proofErr w:type="spellEnd"/>
-            <w:r>
-              <w:rPr>
-                <w:color w:val="7A7870"/>
-                <w:sz w:val="20"/>
-                <w:szCs w:val="20"/>
-              </w:rPr>
-              <w:t xml:space="preserve"> token di </w:t>
-            </w:r>
-            <w:proofErr w:type="spellStart"/>
-            <w:r>
-              <w:rPr>
-                <w:color w:val="7A7870"/>
-                <w:sz w:val="20"/>
-                <w:szCs w:val="20"/>
-              </w:rPr>
-              <w:t>setiap</w:t>
-            </w:r>
-            <w:proofErr w:type="spellEnd"/>
-            <w:r>
-              <w:rPr>
-                <w:color w:val="7A7870"/>
-                <w:sz w:val="20"/>
-                <w:szCs w:val="20"/>
-              </w:rPr>
-              <w:t xml:space="preserve"> request</w:t>
+            <w:r>
+              <w:rPr>
+                <w:color w:val="7A7870"/>
+                <w:sz w:val="20"/>
+                <w:szCs w:val="20"/>
+              </w:rPr>
+              <w:t>Validasi token di setiap request</w:t>
             </w:r>
           </w:p>
         </w:tc>
@@ -3959,25 +2459,7 @@
                 <w:sz w:val="20"/>
                 <w:szCs w:val="20"/>
               </w:rPr>
-              <w:t xml:space="preserve">Form HTMX </w:t>
-            </w:r>
-            <w:proofErr w:type="spellStart"/>
-            <w:r>
-              <w:rPr>
-                <w:color w:val="7A7870"/>
-                <w:sz w:val="20"/>
-                <w:szCs w:val="20"/>
-              </w:rPr>
-              <w:t>atau</w:t>
-            </w:r>
-            <w:proofErr w:type="spellEnd"/>
-            <w:r>
-              <w:rPr>
-                <w:color w:val="7A7870"/>
-                <w:sz w:val="20"/>
-                <w:szCs w:val="20"/>
-              </w:rPr>
-              <w:t xml:space="preserve"> React</w:t>
+              <w:t>Form HTMX atau React</w:t>
             </w:r>
           </w:p>
         </w:tc>
@@ -4029,34 +2511,14 @@
             </w:tcMar>
           </w:tcPr>
           <w:p>
-            <w:proofErr w:type="spellStart"/>
             <w:r>
               <w:rPr>
                 <w:color w:val="1A1916"/>
                 <w:sz w:val="20"/>
                 <w:szCs w:val="20"/>
               </w:rPr>
-              <w:t>Simpan</w:t>
-            </w:r>
-            <w:proofErr w:type="spellEnd"/>
-            <w:r>
-              <w:rPr>
-                <w:color w:val="1A1916"/>
-                <w:sz w:val="20"/>
-                <w:szCs w:val="20"/>
-              </w:rPr>
-              <w:t xml:space="preserve"> token di cookie / </w:t>
-            </w:r>
-            <w:proofErr w:type="spellStart"/>
-            <w:r>
-              <w:rPr>
-                <w:color w:val="1A1916"/>
-                <w:sz w:val="20"/>
-                <w:szCs w:val="20"/>
-              </w:rPr>
-              <w:t>localStorage</w:t>
-            </w:r>
-            <w:proofErr w:type="spellEnd"/>
+              <w:t>Simpan token di cookie / localStorage</w:t>
+            </w:r>
           </w:p>
         </w:tc>
         <w:tc>
@@ -4077,7 +2539,6 @@
             </w:tcMar>
           </w:tcPr>
           <w:p>
-            <w:proofErr w:type="spellStart"/>
             <w:r>
               <w:rPr>
                 <w:b/>
@@ -4088,7 +2549,6 @@
               </w:rPr>
               <w:t>Sedang</w:t>
             </w:r>
-            <w:proofErr w:type="spellEnd"/>
           </w:p>
         </w:tc>
         <w:tc>
@@ -4143,61 +2603,7 @@
                 <w:sz w:val="20"/>
                 <w:szCs w:val="20"/>
               </w:rPr>
-              <w:t xml:space="preserve">Cookie </w:t>
-            </w:r>
-            <w:proofErr w:type="spellStart"/>
-            <w:r>
-              <w:rPr>
-                <w:color w:val="7A7870"/>
-                <w:sz w:val="20"/>
-                <w:szCs w:val="20"/>
-              </w:rPr>
-              <w:t>lebih</w:t>
-            </w:r>
-            <w:proofErr w:type="spellEnd"/>
-            <w:r>
-              <w:rPr>
-                <w:color w:val="7A7870"/>
-                <w:sz w:val="20"/>
-                <w:szCs w:val="20"/>
-              </w:rPr>
-              <w:t xml:space="preserve"> </w:t>
-            </w:r>
-            <w:proofErr w:type="spellStart"/>
-            <w:r>
-              <w:rPr>
-                <w:color w:val="7A7870"/>
-                <w:sz w:val="20"/>
-                <w:szCs w:val="20"/>
-              </w:rPr>
-              <w:t>aman</w:t>
-            </w:r>
-            <w:proofErr w:type="spellEnd"/>
-            <w:r>
-              <w:rPr>
-                <w:color w:val="7A7870"/>
-                <w:sz w:val="20"/>
-                <w:szCs w:val="20"/>
-              </w:rPr>
-              <w:t xml:space="preserve"> (</w:t>
-            </w:r>
-            <w:proofErr w:type="spellStart"/>
-            <w:r>
-              <w:rPr>
-                <w:color w:val="7A7870"/>
-                <w:sz w:val="20"/>
-                <w:szCs w:val="20"/>
-              </w:rPr>
-              <w:t>httpOnly</w:t>
-            </w:r>
-            <w:proofErr w:type="spellEnd"/>
-            <w:r>
-              <w:rPr>
-                <w:color w:val="7A7870"/>
-                <w:sz w:val="20"/>
-                <w:szCs w:val="20"/>
-              </w:rPr>
-              <w:t>)</w:t>
+              <w:t>Cookie lebih aman (httpOnly)</w:t>
             </w:r>
           </w:p>
         </w:tc>
@@ -4250,41 +2656,13 @@
             </w:tcMar>
           </w:tcPr>
           <w:p>
-            <w:proofErr w:type="spellStart"/>
             <w:r>
               <w:rPr>
                 <w:color w:val="1A1916"/>
                 <w:sz w:val="20"/>
                 <w:szCs w:val="20"/>
               </w:rPr>
-              <w:t>Tombol</w:t>
-            </w:r>
-            <w:proofErr w:type="spellEnd"/>
-            <w:r>
-              <w:rPr>
-                <w:color w:val="1A1916"/>
-                <w:sz w:val="20"/>
-                <w:szCs w:val="20"/>
-              </w:rPr>
-              <w:t xml:space="preserve"> logout &amp; </w:t>
-            </w:r>
-            <w:proofErr w:type="spellStart"/>
-            <w:r>
-              <w:rPr>
-                <w:color w:val="1A1916"/>
-                <w:sz w:val="20"/>
-                <w:szCs w:val="20"/>
-              </w:rPr>
-              <w:t>hapus</w:t>
-            </w:r>
-            <w:proofErr w:type="spellEnd"/>
-            <w:r>
-              <w:rPr>
-                <w:color w:val="1A1916"/>
-                <w:sz w:val="20"/>
-                <w:szCs w:val="20"/>
-              </w:rPr>
-              <w:t xml:space="preserve"> session</w:t>
+              <w:t>Tombol logout &amp; hapus session</w:t>
             </w:r>
           </w:p>
         </w:tc>
@@ -4306,7 +2684,6 @@
             </w:tcMar>
           </w:tcPr>
           <w:p>
-            <w:proofErr w:type="spellStart"/>
             <w:r>
               <w:rPr>
                 <w:b/>
@@ -4317,7 +2694,6 @@
               </w:rPr>
               <w:t>Sedang</w:t>
             </w:r>
-            <w:proofErr w:type="spellEnd"/>
           </w:p>
         </w:tc>
         <w:tc>
@@ -4372,25 +2748,7 @@
                 <w:sz w:val="20"/>
                 <w:szCs w:val="20"/>
               </w:rPr>
-              <w:t xml:space="preserve">Blacklist token </w:t>
-            </w:r>
-            <w:proofErr w:type="spellStart"/>
-            <w:r>
-              <w:rPr>
-                <w:color w:val="7A7870"/>
-                <w:sz w:val="20"/>
-                <w:szCs w:val="20"/>
-              </w:rPr>
-              <w:t>atau</w:t>
-            </w:r>
-            <w:proofErr w:type="spellEnd"/>
-            <w:r>
-              <w:rPr>
-                <w:color w:val="7A7870"/>
-                <w:sz w:val="20"/>
-                <w:szCs w:val="20"/>
-              </w:rPr>
-              <w:t xml:space="preserve"> expire</w:t>
+              <w:t>Blacklist token atau expire</w:t>
             </w:r>
           </w:p>
         </w:tc>
@@ -4406,112 +2764,18 @@
         <w:pStyle w:val="Heading2"/>
       </w:pPr>
       <w:r>
-        <w:t xml:space="preserve">3. </w:t>
-      </w:r>
-      <w:proofErr w:type="spellStart"/>
-      <w:r>
-        <w:t>Fungsi</w:t>
-      </w:r>
-      <w:proofErr w:type="spellEnd"/>
-      <w:r>
-        <w:t xml:space="preserve"> </w:t>
-      </w:r>
-      <w:proofErr w:type="spellStart"/>
-      <w:r>
-        <w:t>Persingkat</w:t>
-      </w:r>
-      <w:proofErr w:type="spellEnd"/>
-      <w:r>
-        <w:t xml:space="preserve"> URL (Live)</w:t>
+        <w:t>3. Fungsi Persingkat URL (Live)</w:t>
       </w:r>
     </w:p>
     <w:p>
       <w:pPr>
         <w:spacing w:before="60" w:after="60"/>
       </w:pPr>
-      <w:proofErr w:type="spellStart"/>
       <w:r>
         <w:rPr>
           <w:color w:val="1A1916"/>
         </w:rPr>
-        <w:t>Menghubungkan</w:t>
-      </w:r>
-      <w:proofErr w:type="spellEnd"/>
-      <w:r>
-        <w:rPr>
-          <w:color w:val="1A1916"/>
-        </w:rPr>
-        <w:t xml:space="preserve"> </w:t>
-      </w:r>
-      <w:proofErr w:type="spellStart"/>
-      <w:r>
-        <w:rPr>
-          <w:color w:val="1A1916"/>
-        </w:rPr>
-        <w:t>tombol</w:t>
-      </w:r>
-      <w:proofErr w:type="spellEnd"/>
-      <w:r>
-        <w:rPr>
-          <w:color w:val="1A1916"/>
-        </w:rPr>
-        <w:t xml:space="preserve"> </w:t>
-      </w:r>
-      <w:proofErr w:type="spellStart"/>
-      <w:r>
-        <w:rPr>
-          <w:color w:val="1A1916"/>
-        </w:rPr>
-        <w:t>Persingkat</w:t>
-      </w:r>
-      <w:proofErr w:type="spellEnd"/>
-      <w:r>
-        <w:rPr>
-          <w:color w:val="1A1916"/>
-        </w:rPr>
-        <w:t xml:space="preserve"> di frontend </w:t>
-      </w:r>
-      <w:proofErr w:type="spellStart"/>
-      <w:r>
-        <w:rPr>
-          <w:color w:val="1A1916"/>
-        </w:rPr>
-        <w:t>ke</w:t>
-      </w:r>
-      <w:proofErr w:type="spellEnd"/>
-      <w:r>
-        <w:rPr>
-          <w:color w:val="1A1916"/>
-        </w:rPr>
-        <w:t xml:space="preserve"> backend Golang yang </w:t>
-      </w:r>
-      <w:proofErr w:type="spellStart"/>
-      <w:r>
-        <w:rPr>
-          <w:color w:val="1A1916"/>
-        </w:rPr>
-        <w:t>menyimpan</w:t>
-      </w:r>
-      <w:proofErr w:type="spellEnd"/>
-      <w:r>
-        <w:rPr>
-          <w:color w:val="1A1916"/>
-        </w:rPr>
-        <w:t xml:space="preserve"> data </w:t>
-      </w:r>
-      <w:proofErr w:type="spellStart"/>
-      <w:r>
-        <w:rPr>
-          <w:color w:val="1A1916"/>
-        </w:rPr>
-        <w:t>ke</w:t>
-      </w:r>
-      <w:proofErr w:type="spellEnd"/>
-      <w:r>
-        <w:rPr>
-          <w:color w:val="1A1916"/>
-        </w:rPr>
-        <w:t xml:space="preserve"> database.</w:t>
+        <w:t>Menghubungkan tombol Persingkat di frontend ke backend Golang yang menyimpan data ke database.</w:t>
       </w:r>
     </w:p>
     <w:p>
@@ -4625,7 +2889,6 @@
             </w:tcMar>
           </w:tcPr>
           <w:p>
-            <w:proofErr w:type="spellStart"/>
             <w:r>
               <w:rPr>
                 <w:b/>
@@ -4636,7 +2899,6 @@
               </w:rPr>
               <w:t>Prioritas</w:t>
             </w:r>
-            <w:proofErr w:type="spellEnd"/>
           </w:p>
         </w:tc>
         <w:tc>
@@ -4687,7 +2949,6 @@
             </w:tcMar>
           </w:tcPr>
           <w:p>
-            <w:proofErr w:type="spellStart"/>
             <w:r>
               <w:rPr>
                 <w:b/>
@@ -4698,7 +2959,6 @@
               </w:rPr>
               <w:t>Catatan</w:t>
             </w:r>
-            <w:proofErr w:type="spellEnd"/>
           </w:p>
         </w:tc>
       </w:tr>
@@ -4755,25 +3015,7 @@
                 <w:sz w:val="20"/>
                 <w:szCs w:val="20"/>
               </w:rPr>
-              <w:t xml:space="preserve">Buat </w:t>
-            </w:r>
-            <w:proofErr w:type="spellStart"/>
-            <w:r>
-              <w:rPr>
-                <w:color w:val="1A1916"/>
-                <w:sz w:val="20"/>
-                <w:szCs w:val="20"/>
-              </w:rPr>
-              <w:t>tabel</w:t>
-            </w:r>
-            <w:proofErr w:type="spellEnd"/>
-            <w:r>
-              <w:rPr>
-                <w:color w:val="1A1916"/>
-                <w:sz w:val="20"/>
-                <w:szCs w:val="20"/>
-              </w:rPr>
-              <w:t xml:space="preserve"> links di database</w:t>
+              <w:t>Buat tabel links di database</w:t>
             </w:r>
           </w:p>
         </w:tc>
@@ -4859,54 +3101,8 @@
                 <w:sz w:val="20"/>
                 <w:szCs w:val="20"/>
               </w:rPr>
-              <w:t xml:space="preserve">id, slug, </w:t>
-            </w:r>
-            <w:proofErr w:type="spellStart"/>
-            <w:r>
-              <w:rPr>
-                <w:color w:val="7A7870"/>
-                <w:sz w:val="20"/>
-                <w:szCs w:val="20"/>
-              </w:rPr>
-              <w:t>original_url</w:t>
-            </w:r>
-            <w:proofErr w:type="spellEnd"/>
-            <w:r>
-              <w:rPr>
-                <w:color w:val="7A7870"/>
-                <w:sz w:val="20"/>
-                <w:szCs w:val="20"/>
-              </w:rPr>
-              <w:t xml:space="preserve">, </w:t>
-            </w:r>
-            <w:proofErr w:type="spellStart"/>
-            <w:r>
-              <w:rPr>
-                <w:color w:val="7A7870"/>
-                <w:sz w:val="20"/>
-                <w:szCs w:val="20"/>
-              </w:rPr>
-              <w:t>user_id</w:t>
-            </w:r>
-            <w:proofErr w:type="spellEnd"/>
-            <w:r>
-              <w:rPr>
-                <w:color w:val="7A7870"/>
-                <w:sz w:val="20"/>
-                <w:szCs w:val="20"/>
-              </w:rPr>
-              <w:t xml:space="preserve">, clicks, </w:t>
-            </w:r>
-            <w:proofErr w:type="spellStart"/>
-            <w:r>
-              <w:rPr>
-                <w:color w:val="7A7870"/>
-                <w:sz w:val="20"/>
-                <w:szCs w:val="20"/>
-              </w:rPr>
-              <w:t>expired_at</w:t>
-            </w:r>
-            <w:proofErr w:type="spellEnd"/>
+              <w:t>id, slug, original_url, user_id, clicks, expired_at</w:t>
+            </w:r>
           </w:p>
         </w:tc>
       </w:tr>
@@ -5049,43 +3245,7 @@
                 <w:sz w:val="20"/>
                 <w:szCs w:val="20"/>
               </w:rPr>
-              <w:t xml:space="preserve">Generate slug </w:t>
-            </w:r>
-            <w:proofErr w:type="spellStart"/>
-            <w:r>
-              <w:rPr>
-                <w:color w:val="7A7870"/>
-                <w:sz w:val="20"/>
-                <w:szCs w:val="20"/>
-              </w:rPr>
-              <w:t>unik</w:t>
-            </w:r>
-            <w:proofErr w:type="spellEnd"/>
-            <w:r>
-              <w:rPr>
-                <w:color w:val="7A7870"/>
-                <w:sz w:val="20"/>
-                <w:szCs w:val="20"/>
-              </w:rPr>
-              <w:t xml:space="preserve"> (</w:t>
-            </w:r>
-            <w:proofErr w:type="spellStart"/>
-            <w:r>
-              <w:rPr>
-                <w:color w:val="7A7870"/>
-                <w:sz w:val="20"/>
-                <w:szCs w:val="20"/>
-              </w:rPr>
-              <w:t>nanoid</w:t>
-            </w:r>
-            <w:proofErr w:type="spellEnd"/>
-            <w:r>
-              <w:rPr>
-                <w:color w:val="7A7870"/>
-                <w:sz w:val="20"/>
-                <w:szCs w:val="20"/>
-              </w:rPr>
-              <w:t>/random)</w:t>
+              <w:t>Generate slug unik (nanoid/random)</w:t>
             </w:r>
           </w:p>
         </w:tc>
@@ -5137,34 +3297,14 @@
             </w:tcMar>
           </w:tcPr>
           <w:p>
-            <w:proofErr w:type="spellStart"/>
             <w:r>
               <w:rPr>
                 <w:color w:val="1A1916"/>
                 <w:sz w:val="20"/>
                 <w:szCs w:val="20"/>
               </w:rPr>
-              <w:t>Validasi</w:t>
-            </w:r>
-            <w:proofErr w:type="spellEnd"/>
-            <w:r>
-              <w:rPr>
-                <w:color w:val="1A1916"/>
-                <w:sz w:val="20"/>
-                <w:szCs w:val="20"/>
-              </w:rPr>
-              <w:t xml:space="preserve"> format URL yang </w:t>
-            </w:r>
-            <w:proofErr w:type="spellStart"/>
-            <w:r>
-              <w:rPr>
-                <w:color w:val="1A1916"/>
-                <w:sz w:val="20"/>
-                <w:szCs w:val="20"/>
-              </w:rPr>
-              <w:t>masuk</w:t>
-            </w:r>
-            <w:proofErr w:type="spellEnd"/>
+              <w:t>Validasi format URL yang masuk</w:t>
+            </w:r>
           </w:p>
         </w:tc>
         <w:tc>
@@ -5307,43 +3447,7 @@
                 <w:sz w:val="20"/>
                 <w:szCs w:val="20"/>
               </w:rPr>
-              <w:t xml:space="preserve">Support slug </w:t>
-            </w:r>
-            <w:proofErr w:type="spellStart"/>
-            <w:r>
-              <w:rPr>
-                <w:color w:val="1A1916"/>
-                <w:sz w:val="20"/>
-                <w:szCs w:val="20"/>
-              </w:rPr>
-              <w:t>kustom</w:t>
-            </w:r>
-            <w:proofErr w:type="spellEnd"/>
-            <w:r>
-              <w:rPr>
-                <w:color w:val="1A1916"/>
-                <w:sz w:val="20"/>
-                <w:szCs w:val="20"/>
-              </w:rPr>
-              <w:t xml:space="preserve"> </w:t>
-            </w:r>
-            <w:proofErr w:type="spellStart"/>
-            <w:r>
-              <w:rPr>
-                <w:color w:val="1A1916"/>
-                <w:sz w:val="20"/>
-                <w:szCs w:val="20"/>
-              </w:rPr>
-              <w:t>dari</w:t>
-            </w:r>
-            <w:proofErr w:type="spellEnd"/>
-            <w:r>
-              <w:rPr>
-                <w:color w:val="1A1916"/>
-                <w:sz w:val="20"/>
-                <w:szCs w:val="20"/>
-              </w:rPr>
-              <w:t xml:space="preserve"> user</w:t>
+              <w:t>Support slug kustom dari user</w:t>
             </w:r>
           </w:p>
         </w:tc>
@@ -5365,7 +3469,6 @@
             </w:tcMar>
           </w:tcPr>
           <w:p>
-            <w:proofErr w:type="spellStart"/>
             <w:r>
               <w:rPr>
                 <w:b/>
@@ -5376,7 +3479,6 @@
               </w:rPr>
               <w:t>Sedang</w:t>
             </w:r>
-            <w:proofErr w:type="spellEnd"/>
           </w:p>
         </w:tc>
         <w:tc>
@@ -5431,25 +3533,7 @@
                 <w:sz w:val="20"/>
                 <w:szCs w:val="20"/>
               </w:rPr>
-              <w:t xml:space="preserve">Cek </w:t>
-            </w:r>
-            <w:proofErr w:type="spellStart"/>
-            <w:r>
-              <w:rPr>
-                <w:color w:val="7A7870"/>
-                <w:sz w:val="20"/>
-                <w:szCs w:val="20"/>
-              </w:rPr>
-              <w:t>duplikasi</w:t>
-            </w:r>
-            <w:proofErr w:type="spellEnd"/>
-            <w:r>
-              <w:rPr>
-                <w:color w:val="7A7870"/>
-                <w:sz w:val="20"/>
-                <w:szCs w:val="20"/>
-              </w:rPr>
-              <w:t xml:space="preserve"> slug</w:t>
+              <w:t>Cek duplikasi slug</w:t>
             </w:r>
           </w:p>
         </w:tc>
@@ -5507,36 +3591,8 @@
                 <w:sz w:val="20"/>
                 <w:szCs w:val="20"/>
               </w:rPr>
-              <w:t xml:space="preserve">Support </w:t>
-            </w:r>
-            <w:proofErr w:type="spellStart"/>
-            <w:r>
-              <w:rPr>
-                <w:color w:val="1A1916"/>
-                <w:sz w:val="20"/>
-                <w:szCs w:val="20"/>
-              </w:rPr>
-              <w:t>tanggal</w:t>
-            </w:r>
-            <w:proofErr w:type="spellEnd"/>
-            <w:r>
-              <w:rPr>
-                <w:color w:val="1A1916"/>
-                <w:sz w:val="20"/>
-                <w:szCs w:val="20"/>
-              </w:rPr>
-              <w:t xml:space="preserve"> </w:t>
-            </w:r>
-            <w:proofErr w:type="spellStart"/>
-            <w:r>
-              <w:rPr>
-                <w:color w:val="1A1916"/>
-                <w:sz w:val="20"/>
-                <w:szCs w:val="20"/>
-              </w:rPr>
-              <w:t>kedaluwarsa</w:t>
-            </w:r>
-            <w:proofErr w:type="spellEnd"/>
+              <w:t>Support tanggal kedaluwarsa</w:t>
+            </w:r>
           </w:p>
         </w:tc>
         <w:tc>
@@ -5557,7 +3613,6 @@
             </w:tcMar>
           </w:tcPr>
           <w:p>
-            <w:proofErr w:type="spellStart"/>
             <w:r>
               <w:rPr>
                 <w:b/>
@@ -5568,7 +3623,6 @@
               </w:rPr>
               <w:t>Sedang</w:t>
             </w:r>
-            <w:proofErr w:type="spellEnd"/>
           </w:p>
         </w:tc>
         <w:tc>
@@ -5617,41 +3671,13 @@
             </w:tcMar>
           </w:tcPr>
           <w:p>
-            <w:proofErr w:type="spellStart"/>
-            <w:r>
-              <w:rPr>
-                <w:color w:val="7A7870"/>
-                <w:sz w:val="20"/>
-                <w:szCs w:val="20"/>
-              </w:rPr>
-              <w:t>Simpan</w:t>
-            </w:r>
-            <w:proofErr w:type="spellEnd"/>
-            <w:r>
-              <w:rPr>
-                <w:color w:val="7A7870"/>
-                <w:sz w:val="20"/>
-                <w:szCs w:val="20"/>
-              </w:rPr>
-              <w:t xml:space="preserve"> </w:t>
-            </w:r>
-            <w:proofErr w:type="spellStart"/>
-            <w:r>
-              <w:rPr>
-                <w:color w:val="7A7870"/>
-                <w:sz w:val="20"/>
-                <w:szCs w:val="20"/>
-              </w:rPr>
-              <w:t>expired_at</w:t>
-            </w:r>
-            <w:proofErr w:type="spellEnd"/>
-            <w:r>
-              <w:rPr>
-                <w:color w:val="7A7870"/>
-                <w:sz w:val="20"/>
-                <w:szCs w:val="20"/>
-              </w:rPr>
-              <w:t xml:space="preserve"> nullable</w:t>
+            <w:r>
+              <w:rPr>
+                <w:color w:val="7A7870"/>
+                <w:sz w:val="20"/>
+                <w:szCs w:val="20"/>
+              </w:rPr>
+              <w:t>Simpan expired_at nullable</w:t>
             </w:r>
           </w:p>
         </w:tc>
@@ -5709,54 +3735,8 @@
                 <w:sz w:val="20"/>
                 <w:szCs w:val="20"/>
               </w:rPr>
-              <w:t xml:space="preserve">Support </w:t>
-            </w:r>
-            <w:proofErr w:type="spellStart"/>
-            <w:r>
-              <w:rPr>
-                <w:color w:val="1A1916"/>
-                <w:sz w:val="20"/>
-                <w:szCs w:val="20"/>
-              </w:rPr>
-              <w:t>batas</w:t>
-            </w:r>
-            <w:proofErr w:type="spellEnd"/>
-            <w:r>
-              <w:rPr>
-                <w:color w:val="1A1916"/>
-                <w:sz w:val="20"/>
-                <w:szCs w:val="20"/>
-              </w:rPr>
-              <w:t xml:space="preserve"> </w:t>
-            </w:r>
-            <w:proofErr w:type="spellStart"/>
-            <w:r>
-              <w:rPr>
-                <w:color w:val="1A1916"/>
-                <w:sz w:val="20"/>
-                <w:szCs w:val="20"/>
-              </w:rPr>
-              <w:t>klik</w:t>
-            </w:r>
-            <w:proofErr w:type="spellEnd"/>
-            <w:r>
-              <w:rPr>
-                <w:color w:val="1A1916"/>
-                <w:sz w:val="20"/>
-                <w:szCs w:val="20"/>
-              </w:rPr>
-              <w:t xml:space="preserve"> </w:t>
-            </w:r>
-            <w:proofErr w:type="spellStart"/>
-            <w:r>
-              <w:rPr>
-                <w:color w:val="1A1916"/>
-                <w:sz w:val="20"/>
-                <w:szCs w:val="20"/>
-              </w:rPr>
-              <w:t>maksimum</w:t>
-            </w:r>
-            <w:proofErr w:type="spellEnd"/>
+              <w:t>Support batas klik maksimum</w:t>
+            </w:r>
           </w:p>
         </w:tc>
         <w:tc>
@@ -5777,7 +3757,6 @@
             </w:tcMar>
           </w:tcPr>
           <w:p>
-            <w:proofErr w:type="spellStart"/>
             <w:r>
               <w:rPr>
                 <w:b/>
@@ -5788,7 +3767,6 @@
               </w:rPr>
               <w:t>Rendah</w:t>
             </w:r>
-            <w:proofErr w:type="spellEnd"/>
           </w:p>
         </w:tc>
         <w:tc>
@@ -5837,34 +3815,14 @@
             </w:tcMar>
           </w:tcPr>
           <w:p>
-            <w:proofErr w:type="spellStart"/>
-            <w:r>
-              <w:rPr>
-                <w:color w:val="7A7870"/>
-                <w:sz w:val="20"/>
-                <w:szCs w:val="20"/>
-              </w:rPr>
-              <w:t>max_clicks</w:t>
-            </w:r>
-            <w:proofErr w:type="spellEnd"/>
-            <w:r>
-              <w:rPr>
-                <w:color w:val="7A7870"/>
-                <w:sz w:val="20"/>
-                <w:szCs w:val="20"/>
-              </w:rPr>
-              <w:t xml:space="preserve"> nullable di </w:t>
-            </w:r>
-            <w:proofErr w:type="spellStart"/>
-            <w:r>
-              <w:rPr>
-                <w:color w:val="7A7870"/>
-                <w:sz w:val="20"/>
-                <w:szCs w:val="20"/>
-              </w:rPr>
-              <w:t>tabel</w:t>
-            </w:r>
-            <w:proofErr w:type="spellEnd"/>
+            <w:r>
+              <w:rPr>
+                <w:color w:val="7A7870"/>
+                <w:sz w:val="20"/>
+                <w:szCs w:val="20"/>
+              </w:rPr>
+              <w:t>max_clicks nullable di tabel</w:t>
+            </w:r>
           </w:p>
         </w:tc>
       </w:tr>
@@ -5921,43 +3879,7 @@
                 <w:sz w:val="20"/>
                 <w:szCs w:val="20"/>
               </w:rPr>
-              <w:t xml:space="preserve">Response </w:t>
-            </w:r>
-            <w:proofErr w:type="spellStart"/>
-            <w:r>
-              <w:rPr>
-                <w:color w:val="1A1916"/>
-                <w:sz w:val="20"/>
-                <w:szCs w:val="20"/>
-              </w:rPr>
-              <w:t>tampil</w:t>
-            </w:r>
-            <w:proofErr w:type="spellEnd"/>
-            <w:r>
-              <w:rPr>
-                <w:color w:val="1A1916"/>
-                <w:sz w:val="20"/>
-                <w:szCs w:val="20"/>
-              </w:rPr>
-              <w:t xml:space="preserve"> di UI </w:t>
-            </w:r>
-            <w:proofErr w:type="spellStart"/>
-            <w:r>
-              <w:rPr>
-                <w:color w:val="1A1916"/>
-                <w:sz w:val="20"/>
-                <w:szCs w:val="20"/>
-              </w:rPr>
-              <w:t>tanpa</w:t>
-            </w:r>
-            <w:proofErr w:type="spellEnd"/>
-            <w:r>
-              <w:rPr>
-                <w:color w:val="1A1916"/>
-                <w:sz w:val="20"/>
-                <w:szCs w:val="20"/>
-              </w:rPr>
-              <w:t xml:space="preserve"> reload</w:t>
+              <w:t>Response tampil di UI tanpa reload</w:t>
             </w:r>
           </w:p>
         </w:tc>
@@ -5979,7 +3901,6 @@
             </w:tcMar>
           </w:tcPr>
           <w:p>
-            <w:proofErr w:type="spellStart"/>
             <w:r>
               <w:rPr>
                 <w:b/>
@@ -5990,7 +3911,6 @@
               </w:rPr>
               <w:t>Sedang</w:t>
             </w:r>
-            <w:proofErr w:type="spellEnd"/>
           </w:p>
         </w:tc>
         <w:tc>
@@ -6045,25 +3965,7 @@
                 <w:sz w:val="20"/>
                 <w:szCs w:val="20"/>
               </w:rPr>
-              <w:t xml:space="preserve">HTMX swap </w:t>
-            </w:r>
-            <w:proofErr w:type="spellStart"/>
-            <w:r>
-              <w:rPr>
-                <w:color w:val="7A7870"/>
-                <w:sz w:val="20"/>
-                <w:szCs w:val="20"/>
-              </w:rPr>
-              <w:t>atau</w:t>
-            </w:r>
-            <w:proofErr w:type="spellEnd"/>
-            <w:r>
-              <w:rPr>
-                <w:color w:val="7A7870"/>
-                <w:sz w:val="20"/>
-                <w:szCs w:val="20"/>
-              </w:rPr>
-              <w:t xml:space="preserve"> fetch API</w:t>
+              <w:t>HTMX swap atau fetch API</w:t>
             </w:r>
           </w:p>
         </w:tc>
@@ -6079,101 +3981,18 @@
         <w:pStyle w:val="Heading2"/>
       </w:pPr>
       <w:r>
-        <w:t xml:space="preserve">4. Dashboard Data </w:t>
+        <w:t>4. Dashboard Data Nyata</w:t>
       </w:r>
-      <w:proofErr w:type="spellStart"/>
-      <w:r>
-        <w:t>Nyata</w:t>
-      </w:r>
-      <w:proofErr w:type="spellEnd"/>
     </w:p>
     <w:p>
       <w:pPr>
         <w:spacing w:before="60" w:after="60"/>
       </w:pPr>
-      <w:proofErr w:type="spellStart"/>
       <w:r>
         <w:rPr>
           <w:color w:val="1A1916"/>
         </w:rPr>
-        <w:t>Mengganti</w:t>
-      </w:r>
-      <w:proofErr w:type="spellEnd"/>
-      <w:r>
-        <w:rPr>
-          <w:color w:val="1A1916"/>
-        </w:rPr>
-        <w:t xml:space="preserve"> data dummy di dashboard </w:t>
-      </w:r>
-      <w:proofErr w:type="spellStart"/>
-      <w:r>
-        <w:rPr>
-          <w:color w:val="1A1916"/>
-        </w:rPr>
-        <w:t>dengan</w:t>
-      </w:r>
-      <w:proofErr w:type="spellEnd"/>
-      <w:r>
-        <w:rPr>
-          <w:color w:val="1A1916"/>
-        </w:rPr>
-        <w:t xml:space="preserve"> data </w:t>
-      </w:r>
-      <w:proofErr w:type="spellStart"/>
-      <w:r>
-        <w:rPr>
-          <w:color w:val="1A1916"/>
-        </w:rPr>
-        <w:t>asli</w:t>
-      </w:r>
-      <w:proofErr w:type="spellEnd"/>
-      <w:r>
-        <w:rPr>
-          <w:color w:val="1A1916"/>
-        </w:rPr>
-        <w:t xml:space="preserve"> </w:t>
-      </w:r>
-      <w:proofErr w:type="spellStart"/>
-      <w:r>
-        <w:rPr>
-          <w:color w:val="1A1916"/>
-        </w:rPr>
-        <w:t>dari</w:t>
-      </w:r>
-      <w:proofErr w:type="spellEnd"/>
-      <w:r>
-        <w:rPr>
-          <w:color w:val="1A1916"/>
-        </w:rPr>
-        <w:t xml:space="preserve"> database </w:t>
-      </w:r>
-      <w:proofErr w:type="spellStart"/>
-      <w:r>
-        <w:rPr>
-          <w:color w:val="1A1916"/>
-        </w:rPr>
-        <w:t>milik</w:t>
-      </w:r>
-      <w:proofErr w:type="spellEnd"/>
-      <w:r>
-        <w:rPr>
-          <w:color w:val="1A1916"/>
-        </w:rPr>
-        <w:t xml:space="preserve"> user yang </w:t>
-      </w:r>
-      <w:proofErr w:type="spellStart"/>
-      <w:r>
-        <w:rPr>
-          <w:color w:val="1A1916"/>
-        </w:rPr>
-        <w:t>sedang</w:t>
-      </w:r>
-      <w:proofErr w:type="spellEnd"/>
-      <w:r>
-        <w:rPr>
-          <w:color w:val="1A1916"/>
-        </w:rPr>
-        <w:t xml:space="preserve"> login.</w:t>
+        <w:t>Mengganti data dummy di dashboard dengan data asli dari database milik user yang sedang login.</w:t>
       </w:r>
     </w:p>
     <w:p>
@@ -6287,7 +4106,6 @@
             </w:tcMar>
           </w:tcPr>
           <w:p>
-            <w:proofErr w:type="spellStart"/>
             <w:r>
               <w:rPr>
                 <w:b/>
@@ -6298,7 +4116,6 @@
               </w:rPr>
               <w:t>Prioritas</w:t>
             </w:r>
-            <w:proofErr w:type="spellEnd"/>
           </w:p>
         </w:tc>
         <w:tc>
@@ -6349,7 +4166,6 @@
             </w:tcMar>
           </w:tcPr>
           <w:p>
-            <w:proofErr w:type="spellStart"/>
             <w:r>
               <w:rPr>
                 <w:b/>
@@ -6360,7 +4176,6 @@
               </w:rPr>
               <w:t>Catatan</w:t>
             </w:r>
-            <w:proofErr w:type="spellEnd"/>
           </w:p>
         </w:tc>
       </w:tr>
@@ -6417,25 +4232,7 @@
                 <w:sz w:val="20"/>
                 <w:szCs w:val="20"/>
               </w:rPr>
-              <w:t>Endpoint GET /</w:t>
-            </w:r>
-            <w:proofErr w:type="spellStart"/>
-            <w:r>
-              <w:rPr>
-                <w:color w:val="1A1916"/>
-                <w:sz w:val="20"/>
-                <w:szCs w:val="20"/>
-              </w:rPr>
-              <w:t>api</w:t>
-            </w:r>
-            <w:proofErr w:type="spellEnd"/>
-            <w:r>
-              <w:rPr>
-                <w:color w:val="1A1916"/>
-                <w:sz w:val="20"/>
-                <w:szCs w:val="20"/>
-              </w:rPr>
-              <w:t>/links (list user)</w:t>
+              <w:t>Endpoint GET /api/links (list user)</w:t>
             </w:r>
           </w:p>
         </w:tc>
@@ -6521,43 +4318,7 @@
                 <w:sz w:val="20"/>
                 <w:szCs w:val="20"/>
               </w:rPr>
-              <w:t xml:space="preserve">Filter by </w:t>
-            </w:r>
-            <w:proofErr w:type="spellStart"/>
-            <w:r>
-              <w:rPr>
-                <w:color w:val="7A7870"/>
-                <w:sz w:val="20"/>
-                <w:szCs w:val="20"/>
-              </w:rPr>
-              <w:t>user_id</w:t>
-            </w:r>
-            <w:proofErr w:type="spellEnd"/>
-            <w:r>
-              <w:rPr>
-                <w:color w:val="7A7870"/>
-                <w:sz w:val="20"/>
-                <w:szCs w:val="20"/>
-              </w:rPr>
-              <w:t xml:space="preserve"> </w:t>
-            </w:r>
-            <w:proofErr w:type="spellStart"/>
-            <w:r>
-              <w:rPr>
-                <w:color w:val="7A7870"/>
-                <w:sz w:val="20"/>
-                <w:szCs w:val="20"/>
-              </w:rPr>
-              <w:t>dari</w:t>
-            </w:r>
-            <w:proofErr w:type="spellEnd"/>
-            <w:r>
-              <w:rPr>
-                <w:color w:val="7A7870"/>
-                <w:sz w:val="20"/>
-                <w:szCs w:val="20"/>
-              </w:rPr>
-              <w:t xml:space="preserve"> JWT</w:t>
+              <w:t>Filter by user_id dari JWT</w:t>
             </w:r>
           </w:p>
         </w:tc>
@@ -6615,43 +4376,7 @@
                 <w:sz w:val="20"/>
                 <w:szCs w:val="20"/>
               </w:rPr>
-              <w:t xml:space="preserve">Render </w:t>
-            </w:r>
-            <w:proofErr w:type="spellStart"/>
-            <w:r>
-              <w:rPr>
-                <w:color w:val="1A1916"/>
-                <w:sz w:val="20"/>
-                <w:szCs w:val="20"/>
-              </w:rPr>
-              <w:t>tabel</w:t>
-            </w:r>
-            <w:proofErr w:type="spellEnd"/>
-            <w:r>
-              <w:rPr>
-                <w:color w:val="1A1916"/>
-                <w:sz w:val="20"/>
-                <w:szCs w:val="20"/>
-              </w:rPr>
-              <w:t xml:space="preserve"> link </w:t>
-            </w:r>
-            <w:proofErr w:type="spellStart"/>
-            <w:r>
-              <w:rPr>
-                <w:color w:val="1A1916"/>
-                <w:sz w:val="20"/>
-                <w:szCs w:val="20"/>
-              </w:rPr>
-              <w:t>dari</w:t>
-            </w:r>
-            <w:proofErr w:type="spellEnd"/>
-            <w:r>
-              <w:rPr>
-                <w:color w:val="1A1916"/>
-                <w:sz w:val="20"/>
-                <w:szCs w:val="20"/>
-              </w:rPr>
-              <w:t xml:space="preserve"> API response</w:t>
+              <w:t>Render tabel link dari API response</w:t>
             </w:r>
           </w:p>
         </w:tc>
@@ -6789,70 +4514,14 @@
             </w:tcMar>
           </w:tcPr>
           <w:p>
-            <w:proofErr w:type="spellStart"/>
             <w:r>
               <w:rPr>
                 <w:color w:val="1A1916"/>
                 <w:sz w:val="20"/>
                 <w:szCs w:val="20"/>
               </w:rPr>
-              <w:t>Tombol</w:t>
-            </w:r>
-            <w:proofErr w:type="spellEnd"/>
-            <w:r>
-              <w:rPr>
-                <w:color w:val="1A1916"/>
-                <w:sz w:val="20"/>
-                <w:szCs w:val="20"/>
-              </w:rPr>
-              <w:t xml:space="preserve"> </w:t>
-            </w:r>
-            <w:proofErr w:type="spellStart"/>
-            <w:r>
-              <w:rPr>
-                <w:color w:val="1A1916"/>
-                <w:sz w:val="20"/>
-                <w:szCs w:val="20"/>
-              </w:rPr>
-              <w:t>salin</w:t>
-            </w:r>
-            <w:proofErr w:type="spellEnd"/>
-            <w:r>
-              <w:rPr>
-                <w:color w:val="1A1916"/>
-                <w:sz w:val="20"/>
-                <w:szCs w:val="20"/>
-              </w:rPr>
-              <w:t xml:space="preserve"> URL </w:t>
-            </w:r>
-            <w:proofErr w:type="spellStart"/>
-            <w:r>
-              <w:rPr>
-                <w:color w:val="1A1916"/>
-                <w:sz w:val="20"/>
-                <w:szCs w:val="20"/>
-              </w:rPr>
-              <w:t>benar-benar</w:t>
-            </w:r>
-            <w:proofErr w:type="spellEnd"/>
-            <w:r>
-              <w:rPr>
-                <w:color w:val="1A1916"/>
-                <w:sz w:val="20"/>
-                <w:szCs w:val="20"/>
-              </w:rPr>
-              <w:t xml:space="preserve"> </w:t>
-            </w:r>
-            <w:proofErr w:type="spellStart"/>
-            <w:r>
-              <w:rPr>
-                <w:color w:val="1A1916"/>
-                <w:sz w:val="20"/>
-                <w:szCs w:val="20"/>
-              </w:rPr>
-              <w:t>menyalin</w:t>
-            </w:r>
-            <w:proofErr w:type="spellEnd"/>
+              <w:t>Tombol salin URL benar-benar menyalin</w:t>
+            </w:r>
           </w:p>
         </w:tc>
         <w:tc>
@@ -6931,23 +4600,13 @@
             </w:tcMar>
           </w:tcPr>
           <w:p>
-            <w:proofErr w:type="spellStart"/>
-            <w:r>
-              <w:rPr>
-                <w:color w:val="7A7870"/>
-                <w:sz w:val="20"/>
-                <w:szCs w:val="20"/>
-              </w:rPr>
-              <w:t>navigator.clipboard</w:t>
-            </w:r>
-            <w:proofErr w:type="spellEnd"/>
-            <w:r>
-              <w:rPr>
-                <w:color w:val="7A7870"/>
-                <w:sz w:val="20"/>
-                <w:szCs w:val="20"/>
-              </w:rPr>
-              <w:t xml:space="preserve"> API</w:t>
+            <w:r>
+              <w:rPr>
+                <w:color w:val="7A7870"/>
+                <w:sz w:val="20"/>
+                <w:szCs w:val="20"/>
+              </w:rPr>
+              <w:t>navigator.clipboard API</w:t>
             </w:r>
           </w:p>
         </w:tc>
@@ -6999,77 +4658,13 @@
             </w:tcMar>
           </w:tcPr>
           <w:p>
-            <w:proofErr w:type="spellStart"/>
             <w:r>
               <w:rPr>
                 <w:color w:val="1A1916"/>
                 <w:sz w:val="20"/>
                 <w:szCs w:val="20"/>
               </w:rPr>
-              <w:t>Tombol</w:t>
-            </w:r>
-            <w:proofErr w:type="spellEnd"/>
-            <w:r>
-              <w:rPr>
-                <w:color w:val="1A1916"/>
-                <w:sz w:val="20"/>
-                <w:szCs w:val="20"/>
-              </w:rPr>
-              <w:t xml:space="preserve"> </w:t>
-            </w:r>
-            <w:proofErr w:type="spellStart"/>
-            <w:r>
-              <w:rPr>
-                <w:color w:val="1A1916"/>
-                <w:sz w:val="20"/>
-                <w:szCs w:val="20"/>
-              </w:rPr>
-              <w:t>hapus</w:t>
-            </w:r>
-            <w:proofErr w:type="spellEnd"/>
-            <w:r>
-              <w:rPr>
-                <w:color w:val="1A1916"/>
-                <w:sz w:val="20"/>
-                <w:szCs w:val="20"/>
-              </w:rPr>
-              <w:t xml:space="preserve"> </w:t>
-            </w:r>
-            <w:proofErr w:type="spellStart"/>
-            <w:r>
-              <w:rPr>
-                <w:color w:val="1A1916"/>
-                <w:sz w:val="20"/>
-                <w:szCs w:val="20"/>
-              </w:rPr>
-              <w:t>dengan</w:t>
-            </w:r>
-            <w:proofErr w:type="spellEnd"/>
-            <w:r>
-              <w:rPr>
-                <w:color w:val="1A1916"/>
-                <w:sz w:val="20"/>
-                <w:szCs w:val="20"/>
-              </w:rPr>
-              <w:t xml:space="preserve"> </w:t>
-            </w:r>
-            <w:proofErr w:type="spellStart"/>
-            <w:r>
-              <w:rPr>
-                <w:color w:val="1A1916"/>
-                <w:sz w:val="20"/>
-                <w:szCs w:val="20"/>
-              </w:rPr>
-              <w:t>konfirmasi</w:t>
-            </w:r>
-            <w:proofErr w:type="spellEnd"/>
-            <w:r>
-              <w:rPr>
-                <w:color w:val="1A1916"/>
-                <w:sz w:val="20"/>
-                <w:szCs w:val="20"/>
-              </w:rPr>
-              <w:t xml:space="preserve"> dialog</w:t>
+              <w:t>Tombol hapus dengan konfirmasi dialog</w:t>
             </w:r>
           </w:p>
         </w:tc>
@@ -7155,25 +4750,7 @@
                 <w:sz w:val="20"/>
                 <w:szCs w:val="20"/>
               </w:rPr>
-              <w:t>DELETE /</w:t>
-            </w:r>
-            <w:proofErr w:type="spellStart"/>
-            <w:r>
-              <w:rPr>
-                <w:color w:val="7A7870"/>
-                <w:sz w:val="20"/>
-                <w:szCs w:val="20"/>
-              </w:rPr>
-              <w:t>api</w:t>
-            </w:r>
-            <w:proofErr w:type="spellEnd"/>
-            <w:r>
-              <w:rPr>
-                <w:color w:val="7A7870"/>
-                <w:sz w:val="20"/>
-                <w:szCs w:val="20"/>
-              </w:rPr>
-              <w:t>/links/:id</w:t>
+              <w:t>DELETE /api/links/:id</w:t>
             </w:r>
           </w:p>
         </w:tc>
@@ -7225,77 +4802,13 @@
             </w:tcMar>
           </w:tcPr>
           <w:p>
-            <w:proofErr w:type="spellStart"/>
             <w:r>
               <w:rPr>
                 <w:color w:val="1A1916"/>
                 <w:sz w:val="20"/>
                 <w:szCs w:val="20"/>
               </w:rPr>
-              <w:t>Statistik</w:t>
-            </w:r>
-            <w:proofErr w:type="spellEnd"/>
-            <w:r>
-              <w:rPr>
-                <w:color w:val="1A1916"/>
-                <w:sz w:val="20"/>
-                <w:szCs w:val="20"/>
-              </w:rPr>
-              <w:t xml:space="preserve"> </w:t>
-            </w:r>
-            <w:proofErr w:type="spellStart"/>
-            <w:r>
-              <w:rPr>
-                <w:color w:val="1A1916"/>
-                <w:sz w:val="20"/>
-                <w:szCs w:val="20"/>
-              </w:rPr>
-              <w:t>kartu</w:t>
-            </w:r>
-            <w:proofErr w:type="spellEnd"/>
-            <w:r>
-              <w:rPr>
-                <w:color w:val="1A1916"/>
-                <w:sz w:val="20"/>
-                <w:szCs w:val="20"/>
-              </w:rPr>
-              <w:t xml:space="preserve"> (total link, </w:t>
-            </w:r>
-            <w:proofErr w:type="spellStart"/>
-            <w:r>
-              <w:rPr>
-                <w:color w:val="1A1916"/>
-                <w:sz w:val="20"/>
-                <w:szCs w:val="20"/>
-              </w:rPr>
-              <w:t>klik</w:t>
-            </w:r>
-            <w:proofErr w:type="spellEnd"/>
-            <w:r>
-              <w:rPr>
-                <w:color w:val="1A1916"/>
-                <w:sz w:val="20"/>
-                <w:szCs w:val="20"/>
-              </w:rPr>
-              <w:t xml:space="preserve">, </w:t>
-            </w:r>
-            <w:proofErr w:type="spellStart"/>
-            <w:r>
-              <w:rPr>
-                <w:color w:val="1A1916"/>
-                <w:sz w:val="20"/>
-                <w:szCs w:val="20"/>
-              </w:rPr>
-              <w:t>dll</w:t>
-            </w:r>
-            <w:proofErr w:type="spellEnd"/>
-            <w:r>
-              <w:rPr>
-                <w:color w:val="1A1916"/>
-                <w:sz w:val="20"/>
-                <w:szCs w:val="20"/>
-              </w:rPr>
-              <w:t>)</w:t>
+              <w:t>Statistik kartu (total link, klik, dll)</w:t>
             </w:r>
           </w:p>
         </w:tc>
@@ -7317,7 +4830,6 @@
             </w:tcMar>
           </w:tcPr>
           <w:p>
-            <w:proofErr w:type="spellStart"/>
             <w:r>
               <w:rPr>
                 <w:b/>
@@ -7328,7 +4840,6 @@
               </w:rPr>
               <w:t>Sedang</w:t>
             </w:r>
-            <w:proofErr w:type="spellEnd"/>
           </w:p>
         </w:tc>
         <w:tc>
@@ -7383,25 +4894,7 @@
                 <w:sz w:val="20"/>
                 <w:szCs w:val="20"/>
               </w:rPr>
-              <w:t>Endpoint GET /</w:t>
-            </w:r>
-            <w:proofErr w:type="spellStart"/>
-            <w:r>
-              <w:rPr>
-                <w:color w:val="7A7870"/>
-                <w:sz w:val="20"/>
-                <w:szCs w:val="20"/>
-              </w:rPr>
-              <w:t>api</w:t>
-            </w:r>
-            <w:proofErr w:type="spellEnd"/>
-            <w:r>
-              <w:rPr>
-                <w:color w:val="7A7870"/>
-                <w:sz w:val="20"/>
-                <w:szCs w:val="20"/>
-              </w:rPr>
-              <w:t>/stats</w:t>
+              <w:t>Endpoint GET /api/stats</w:t>
             </w:r>
           </w:p>
         </w:tc>
@@ -7460,25 +4953,7 @@
                 <w:sz w:val="20"/>
                 <w:szCs w:val="20"/>
               </w:rPr>
-              <w:t xml:space="preserve">Pagination </w:t>
-            </w:r>
-            <w:proofErr w:type="spellStart"/>
-            <w:r>
-              <w:rPr>
-                <w:color w:val="1A1916"/>
-                <w:sz w:val="20"/>
-                <w:szCs w:val="20"/>
-              </w:rPr>
-              <w:t>atau</w:t>
-            </w:r>
-            <w:proofErr w:type="spellEnd"/>
-            <w:r>
-              <w:rPr>
-                <w:color w:val="1A1916"/>
-                <w:sz w:val="20"/>
-                <w:szCs w:val="20"/>
-              </w:rPr>
-              <w:t xml:space="preserve"> infinite scroll</w:t>
+              <w:t>Pagination atau infinite scroll</w:t>
             </w:r>
           </w:p>
         </w:tc>
@@ -7500,7 +4975,6 @@
             </w:tcMar>
           </w:tcPr>
           <w:p>
-            <w:proofErr w:type="spellStart"/>
             <w:r>
               <w:rPr>
                 <w:b/>
@@ -7511,7 +4985,6 @@
               </w:rPr>
               <w:t>Sedang</w:t>
             </w:r>
-            <w:proofErr w:type="spellEnd"/>
           </w:p>
         </w:tc>
         <w:tc>
@@ -7624,25 +5097,7 @@
                 <w:sz w:val="20"/>
                 <w:szCs w:val="20"/>
               </w:rPr>
-              <w:t xml:space="preserve">Fitur </w:t>
-            </w:r>
-            <w:proofErr w:type="spellStart"/>
-            <w:r>
-              <w:rPr>
-                <w:color w:val="1A1916"/>
-                <w:sz w:val="20"/>
-                <w:szCs w:val="20"/>
-              </w:rPr>
-              <w:t>pencarian</w:t>
-            </w:r>
-            <w:proofErr w:type="spellEnd"/>
-            <w:r>
-              <w:rPr>
-                <w:color w:val="1A1916"/>
-                <w:sz w:val="20"/>
-                <w:szCs w:val="20"/>
-              </w:rPr>
-              <w:t xml:space="preserve"> / filter link</w:t>
+              <w:t>Fitur pencarian / filter link</w:t>
             </w:r>
           </w:p>
         </w:tc>
@@ -7664,7 +5119,6 @@
             </w:tcMar>
           </w:tcPr>
           <w:p>
-            <w:proofErr w:type="spellStart"/>
             <w:r>
               <w:rPr>
                 <w:b/>
@@ -7675,7 +5129,6 @@
               </w:rPr>
               <w:t>Rendah</w:t>
             </w:r>
-            <w:proofErr w:type="spellEnd"/>
           </w:p>
         </w:tc>
         <w:tc>
@@ -7730,25 +5183,7 @@
                 <w:sz w:val="20"/>
                 <w:szCs w:val="20"/>
               </w:rPr>
-              <w:t xml:space="preserve">Search by slug </w:t>
-            </w:r>
-            <w:proofErr w:type="spellStart"/>
-            <w:r>
-              <w:rPr>
-                <w:color w:val="7A7870"/>
-                <w:sz w:val="20"/>
-                <w:szCs w:val="20"/>
-              </w:rPr>
-              <w:t>atau</w:t>
-            </w:r>
-            <w:proofErr w:type="spellEnd"/>
-            <w:r>
-              <w:rPr>
-                <w:color w:val="7A7870"/>
-                <w:sz w:val="20"/>
-                <w:szCs w:val="20"/>
-              </w:rPr>
-              <w:t xml:space="preserve"> URL</w:t>
+              <w:t>Search by slug atau URL</w:t>
             </w:r>
           </w:p>
         </w:tc>
@@ -7771,145 +5206,11 @@
       <w:pPr>
         <w:spacing w:before="60" w:after="60"/>
       </w:pPr>
-      <w:proofErr w:type="spellStart"/>
       <w:r>
         <w:rPr>
           <w:color w:val="1A1916"/>
         </w:rPr>
-        <w:t>Setiap</w:t>
-      </w:r>
-      <w:proofErr w:type="spellEnd"/>
-      <w:r>
-        <w:rPr>
-          <w:color w:val="1A1916"/>
-        </w:rPr>
-        <w:t xml:space="preserve"> kali </w:t>
-      </w:r>
-      <w:proofErr w:type="spellStart"/>
-      <w:r>
-        <w:rPr>
-          <w:color w:val="1A1916"/>
-        </w:rPr>
-        <w:t>seseorang</w:t>
-      </w:r>
-      <w:proofErr w:type="spellEnd"/>
-      <w:r>
-        <w:rPr>
-          <w:color w:val="1A1916"/>
-        </w:rPr>
-        <w:t xml:space="preserve"> </w:t>
-      </w:r>
-      <w:proofErr w:type="spellStart"/>
-      <w:r>
-        <w:rPr>
-          <w:color w:val="1A1916"/>
-        </w:rPr>
-        <w:t>mengklik</w:t>
-      </w:r>
-      <w:proofErr w:type="spellEnd"/>
-      <w:r>
-        <w:rPr>
-          <w:color w:val="1A1916"/>
-        </w:rPr>
-        <w:t xml:space="preserve"> link </w:t>
-      </w:r>
-      <w:proofErr w:type="spellStart"/>
-      <w:r>
-        <w:rPr>
-          <w:color w:val="1A1916"/>
-        </w:rPr>
-        <w:t>pendek</w:t>
-      </w:r>
-      <w:proofErr w:type="spellEnd"/>
-      <w:r>
-        <w:rPr>
-          <w:color w:val="1A1916"/>
-        </w:rPr>
-        <w:t xml:space="preserve">, </w:t>
-      </w:r>
-      <w:proofErr w:type="spellStart"/>
-      <w:r>
-        <w:rPr>
-          <w:color w:val="1A1916"/>
-        </w:rPr>
-        <w:t>catat</w:t>
-      </w:r>
-      <w:proofErr w:type="spellEnd"/>
-      <w:r>
-        <w:rPr>
-          <w:color w:val="1A1916"/>
-        </w:rPr>
-        <w:t xml:space="preserve"> </w:t>
-      </w:r>
-      <w:proofErr w:type="spellStart"/>
-      <w:r>
-        <w:rPr>
-          <w:color w:val="1A1916"/>
-        </w:rPr>
-        <w:t>informasi</w:t>
-      </w:r>
-      <w:proofErr w:type="spellEnd"/>
-      <w:r>
-        <w:rPr>
-          <w:color w:val="1A1916"/>
-        </w:rPr>
-        <w:t xml:space="preserve"> </w:t>
-      </w:r>
-      <w:proofErr w:type="spellStart"/>
-      <w:r>
-        <w:rPr>
-          <w:color w:val="1A1916"/>
-        </w:rPr>
-        <w:t>untuk</w:t>
-      </w:r>
-      <w:proofErr w:type="spellEnd"/>
-      <w:r>
-        <w:rPr>
-          <w:color w:val="1A1916"/>
-        </w:rPr>
-        <w:t xml:space="preserve"> </w:t>
-      </w:r>
-      <w:proofErr w:type="spellStart"/>
-      <w:r>
-        <w:rPr>
-          <w:color w:val="1A1916"/>
-        </w:rPr>
-        <w:t>ditampilkan</w:t>
-      </w:r>
-      <w:proofErr w:type="spellEnd"/>
-      <w:r>
-        <w:rPr>
-          <w:color w:val="1A1916"/>
-        </w:rPr>
-        <w:t xml:space="preserve"> </w:t>
-      </w:r>
-      <w:proofErr w:type="spellStart"/>
-      <w:r>
-        <w:rPr>
-          <w:color w:val="1A1916"/>
-        </w:rPr>
-        <w:t>sebagai</w:t>
-      </w:r>
-      <w:proofErr w:type="spellEnd"/>
-      <w:r>
-        <w:rPr>
-          <w:color w:val="1A1916"/>
-        </w:rPr>
-        <w:t xml:space="preserve"> </w:t>
-      </w:r>
-      <w:proofErr w:type="spellStart"/>
-      <w:r>
-        <w:rPr>
-          <w:color w:val="1A1916"/>
-        </w:rPr>
-        <w:t>statistik</w:t>
-      </w:r>
-      <w:proofErr w:type="spellEnd"/>
-      <w:r>
-        <w:rPr>
-          <w:color w:val="1A1916"/>
-        </w:rPr>
-        <w:t>.</w:t>
+        <w:t>Setiap kali seseorang mengklik link pendek, catat informasi untuk ditampilkan sebagai statistik.</w:t>
       </w:r>
     </w:p>
     <w:p>
@@ -8023,7 +5324,6 @@
             </w:tcMar>
           </w:tcPr>
           <w:p>
-            <w:proofErr w:type="spellStart"/>
             <w:r>
               <w:rPr>
                 <w:b/>
@@ -8034,7 +5334,6 @@
               </w:rPr>
               <w:t>Prioritas</w:t>
             </w:r>
-            <w:proofErr w:type="spellEnd"/>
           </w:p>
         </w:tc>
         <w:tc>
@@ -8085,7 +5384,6 @@
             </w:tcMar>
           </w:tcPr>
           <w:p>
-            <w:proofErr w:type="spellStart"/>
             <w:r>
               <w:rPr>
                 <w:b/>
@@ -8096,7 +5394,6 @@
               </w:rPr>
               <w:t>Catatan</w:t>
             </w:r>
-            <w:proofErr w:type="spellEnd"/>
           </w:p>
         </w:tc>
       </w:tr>
@@ -8153,43 +5450,7 @@
                 <w:sz w:val="20"/>
                 <w:szCs w:val="20"/>
               </w:rPr>
-              <w:t xml:space="preserve">Buat </w:t>
-            </w:r>
-            <w:proofErr w:type="spellStart"/>
-            <w:r>
-              <w:rPr>
-                <w:color w:val="1A1916"/>
-                <w:sz w:val="20"/>
-                <w:szCs w:val="20"/>
-              </w:rPr>
-              <w:t>tabel</w:t>
-            </w:r>
-            <w:proofErr w:type="spellEnd"/>
-            <w:r>
-              <w:rPr>
-                <w:color w:val="1A1916"/>
-                <w:sz w:val="20"/>
-                <w:szCs w:val="20"/>
-              </w:rPr>
-              <w:t xml:space="preserve"> </w:t>
-            </w:r>
-            <w:proofErr w:type="spellStart"/>
-            <w:r>
-              <w:rPr>
-                <w:color w:val="1A1916"/>
-                <w:sz w:val="20"/>
-                <w:szCs w:val="20"/>
-              </w:rPr>
-              <w:t>click_logs</w:t>
-            </w:r>
-            <w:proofErr w:type="spellEnd"/>
-            <w:r>
-              <w:rPr>
-                <w:color w:val="1A1916"/>
-                <w:sz w:val="20"/>
-                <w:szCs w:val="20"/>
-              </w:rPr>
-              <w:t xml:space="preserve"> di database</w:t>
+              <w:t>Buat tabel click_logs di database</w:t>
             </w:r>
           </w:p>
         </w:tc>
@@ -8269,77 +5530,13 @@
             </w:tcMar>
           </w:tcPr>
           <w:p>
-            <w:proofErr w:type="spellStart"/>
-            <w:r>
-              <w:rPr>
-                <w:color w:val="7A7870"/>
-                <w:sz w:val="20"/>
-                <w:szCs w:val="20"/>
-              </w:rPr>
-              <w:t>link_id</w:t>
-            </w:r>
-            <w:proofErr w:type="spellEnd"/>
-            <w:r>
-              <w:rPr>
-                <w:color w:val="7A7870"/>
-                <w:sz w:val="20"/>
-                <w:szCs w:val="20"/>
-              </w:rPr>
-              <w:t xml:space="preserve">, </w:t>
-            </w:r>
-            <w:proofErr w:type="spellStart"/>
-            <w:r>
-              <w:rPr>
-                <w:color w:val="7A7870"/>
-                <w:sz w:val="20"/>
-                <w:szCs w:val="20"/>
-              </w:rPr>
-              <w:t>clicked_at</w:t>
-            </w:r>
-            <w:proofErr w:type="spellEnd"/>
-            <w:r>
-              <w:rPr>
-                <w:color w:val="7A7870"/>
-                <w:sz w:val="20"/>
-                <w:szCs w:val="20"/>
-              </w:rPr>
-              <w:t xml:space="preserve">, </w:t>
-            </w:r>
-            <w:proofErr w:type="spellStart"/>
-            <w:r>
-              <w:rPr>
-                <w:color w:val="7A7870"/>
-                <w:sz w:val="20"/>
-                <w:szCs w:val="20"/>
-              </w:rPr>
-              <w:t>ip</w:t>
-            </w:r>
-            <w:proofErr w:type="spellEnd"/>
-            <w:r>
-              <w:rPr>
-                <w:color w:val="7A7870"/>
-                <w:sz w:val="20"/>
-                <w:szCs w:val="20"/>
-              </w:rPr>
-              <w:t xml:space="preserve">, </w:t>
-            </w:r>
-            <w:proofErr w:type="spellStart"/>
-            <w:r>
-              <w:rPr>
-                <w:color w:val="7A7870"/>
-                <w:sz w:val="20"/>
-                <w:szCs w:val="20"/>
-              </w:rPr>
-              <w:t>user_agent</w:t>
-            </w:r>
-            <w:proofErr w:type="spellEnd"/>
-            <w:r>
-              <w:rPr>
-                <w:color w:val="7A7870"/>
-                <w:sz w:val="20"/>
-                <w:szCs w:val="20"/>
-              </w:rPr>
-              <w:t>, country</w:t>
+            <w:r>
+              <w:rPr>
+                <w:color w:val="7A7870"/>
+                <w:sz w:val="20"/>
+                <w:szCs w:val="20"/>
+              </w:rPr>
+              <w:t>link_id, clicked_at, ip, user_agent, country</w:t>
             </w:r>
           </w:p>
         </w:tc>
@@ -8391,70 +5588,14 @@
             </w:tcMar>
           </w:tcPr>
           <w:p>
-            <w:proofErr w:type="spellStart"/>
             <w:r>
               <w:rPr>
                 <w:color w:val="1A1916"/>
                 <w:sz w:val="20"/>
                 <w:szCs w:val="20"/>
               </w:rPr>
-              <w:t>Catat</w:t>
-            </w:r>
-            <w:proofErr w:type="spellEnd"/>
-            <w:r>
-              <w:rPr>
-                <w:color w:val="1A1916"/>
-                <w:sz w:val="20"/>
-                <w:szCs w:val="20"/>
-              </w:rPr>
-              <w:t xml:space="preserve"> </w:t>
-            </w:r>
-            <w:proofErr w:type="spellStart"/>
-            <w:r>
-              <w:rPr>
-                <w:color w:val="1A1916"/>
-                <w:sz w:val="20"/>
-                <w:szCs w:val="20"/>
-              </w:rPr>
-              <w:t>klik</w:t>
-            </w:r>
-            <w:proofErr w:type="spellEnd"/>
-            <w:r>
-              <w:rPr>
-                <w:color w:val="1A1916"/>
-                <w:sz w:val="20"/>
-                <w:szCs w:val="20"/>
-              </w:rPr>
-              <w:t xml:space="preserve"> </w:t>
-            </w:r>
-            <w:proofErr w:type="spellStart"/>
-            <w:r>
-              <w:rPr>
-                <w:color w:val="1A1916"/>
-                <w:sz w:val="20"/>
-                <w:szCs w:val="20"/>
-              </w:rPr>
-              <w:t>saat</w:t>
-            </w:r>
-            <w:proofErr w:type="spellEnd"/>
-            <w:r>
-              <w:rPr>
-                <w:color w:val="1A1916"/>
-                <w:sz w:val="20"/>
-                <w:szCs w:val="20"/>
-              </w:rPr>
-              <w:t xml:space="preserve"> redirect </w:t>
-            </w:r>
-            <w:proofErr w:type="spellStart"/>
-            <w:r>
-              <w:rPr>
-                <w:color w:val="1A1916"/>
-                <w:sz w:val="20"/>
-                <w:szCs w:val="20"/>
-              </w:rPr>
-              <w:t>terjadi</w:t>
-            </w:r>
-            <w:proofErr w:type="spellEnd"/>
+              <w:t>Catat klik saat redirect terjadi</w:t>
+            </w:r>
           </w:p>
         </w:tc>
         <w:tc>
@@ -8619,7 +5760,6 @@
             </w:tcMar>
           </w:tcPr>
           <w:p>
-            <w:proofErr w:type="spellStart"/>
             <w:r>
               <w:rPr>
                 <w:b/>
@@ -8630,7 +5770,6 @@
               </w:rPr>
               <w:t>Sedang</w:t>
             </w:r>
-            <w:proofErr w:type="spellEnd"/>
           </w:p>
         </w:tc>
         <w:tc>
@@ -8679,52 +5818,14 @@
             </w:tcMar>
           </w:tcPr>
           <w:p>
-            <w:proofErr w:type="spellStart"/>
-            <w:r>
-              <w:rPr>
-                <w:color w:val="7A7870"/>
-                <w:sz w:val="20"/>
-                <w:szCs w:val="20"/>
-              </w:rPr>
-              <w:t>Grafik</w:t>
-            </w:r>
-            <w:proofErr w:type="spellEnd"/>
-            <w:r>
-              <w:rPr>
-                <w:color w:val="7A7870"/>
-                <w:sz w:val="20"/>
-                <w:szCs w:val="20"/>
-              </w:rPr>
-              <w:t xml:space="preserve"> </w:t>
-            </w:r>
-            <w:proofErr w:type="spellStart"/>
-            <w:r>
-              <w:rPr>
-                <w:color w:val="7A7870"/>
-                <w:sz w:val="20"/>
-                <w:szCs w:val="20"/>
-              </w:rPr>
-              <w:t>klik</w:t>
-            </w:r>
-            <w:proofErr w:type="spellEnd"/>
-            <w:r>
-              <w:rPr>
-                <w:color w:val="7A7870"/>
-                <w:sz w:val="20"/>
-                <w:szCs w:val="20"/>
-              </w:rPr>
-              <w:t xml:space="preserve"> per </w:t>
-            </w:r>
-            <w:proofErr w:type="spellStart"/>
-            <w:r>
-              <w:rPr>
-                <w:color w:val="7A7870"/>
-                <w:sz w:val="20"/>
-                <w:szCs w:val="20"/>
-              </w:rPr>
-              <w:t>hari</w:t>
-            </w:r>
-            <w:proofErr w:type="spellEnd"/>
+            <w:r>
+              <w:rPr>
+                <w:color w:val="7A7870"/>
+                <w:sz w:val="20"/>
+                <w:szCs w:val="20"/>
+              </w:rPr>
+              <w:t>Grafik klik per hari</w:t>
+            </w:r>
           </w:p>
         </w:tc>
       </w:tr>
@@ -8775,23 +5876,13 @@
             </w:tcMar>
           </w:tcPr>
           <w:p>
-            <w:proofErr w:type="spellStart"/>
             <w:r>
               <w:rPr>
                 <w:color w:val="1A1916"/>
                 <w:sz w:val="20"/>
                 <w:szCs w:val="20"/>
               </w:rPr>
-              <w:t>Statistik</w:t>
-            </w:r>
-            <w:proofErr w:type="spellEnd"/>
-            <w:r>
-              <w:rPr>
-                <w:color w:val="1A1916"/>
-                <w:sz w:val="20"/>
-                <w:szCs w:val="20"/>
-              </w:rPr>
-              <w:t xml:space="preserve"> device (mobile vs desktop)</w:t>
+              <w:t>Statistik device (mobile vs desktop)</w:t>
             </w:r>
           </w:p>
         </w:tc>
@@ -8813,7 +5904,6 @@
             </w:tcMar>
           </w:tcPr>
           <w:p>
-            <w:proofErr w:type="spellStart"/>
             <w:r>
               <w:rPr>
                 <w:b/>
@@ -8824,7 +5914,6 @@
               </w:rPr>
               <w:t>Sedang</w:t>
             </w:r>
-            <w:proofErr w:type="spellEnd"/>
           </w:p>
         </w:tc>
         <w:tc>
@@ -8879,25 +5968,7 @@
                 <w:sz w:val="20"/>
                 <w:szCs w:val="20"/>
               </w:rPr>
-              <w:t xml:space="preserve">Parse </w:t>
-            </w:r>
-            <w:proofErr w:type="spellStart"/>
-            <w:r>
-              <w:rPr>
-                <w:color w:val="7A7870"/>
-                <w:sz w:val="20"/>
-                <w:szCs w:val="20"/>
-              </w:rPr>
-              <w:t>dari</w:t>
-            </w:r>
-            <w:proofErr w:type="spellEnd"/>
-            <w:r>
-              <w:rPr>
-                <w:color w:val="7A7870"/>
-                <w:sz w:val="20"/>
-                <w:szCs w:val="20"/>
-              </w:rPr>
-              <w:t xml:space="preserve"> User-Agent</w:t>
+              <w:t>Parse dari User-Agent</w:t>
             </w:r>
           </w:p>
         </w:tc>
@@ -8949,41 +6020,13 @@
             </w:tcMar>
           </w:tcPr>
           <w:p>
-            <w:proofErr w:type="spellStart"/>
             <w:r>
               <w:rPr>
                 <w:color w:val="1A1916"/>
                 <w:sz w:val="20"/>
                 <w:szCs w:val="20"/>
               </w:rPr>
-              <w:t>Statistik</w:t>
-            </w:r>
-            <w:proofErr w:type="spellEnd"/>
-            <w:r>
-              <w:rPr>
-                <w:color w:val="1A1916"/>
-                <w:sz w:val="20"/>
-                <w:szCs w:val="20"/>
-              </w:rPr>
-              <w:t xml:space="preserve"> browser (Chrome, Safari, </w:t>
-            </w:r>
-            <w:proofErr w:type="spellStart"/>
-            <w:r>
-              <w:rPr>
-                <w:color w:val="1A1916"/>
-                <w:sz w:val="20"/>
-                <w:szCs w:val="20"/>
-              </w:rPr>
-              <w:t>dll</w:t>
-            </w:r>
-            <w:proofErr w:type="spellEnd"/>
-            <w:r>
-              <w:rPr>
-                <w:color w:val="1A1916"/>
-                <w:sz w:val="20"/>
-                <w:szCs w:val="20"/>
-              </w:rPr>
-              <w:t>)</w:t>
+              <w:t>Statistik browser (Chrome, Safari, dll)</w:t>
             </w:r>
           </w:p>
         </w:tc>
@@ -9005,7 +6048,6 @@
             </w:tcMar>
           </w:tcPr>
           <w:p>
-            <w:proofErr w:type="spellStart"/>
             <w:r>
               <w:rPr>
                 <w:b/>
@@ -9016,7 +6058,6 @@
               </w:rPr>
               <w:t>Rendah</w:t>
             </w:r>
-            <w:proofErr w:type="spellEnd"/>
           </w:p>
         </w:tc>
         <w:tc>
@@ -9071,36 +6112,8 @@
                 <w:sz w:val="20"/>
                 <w:szCs w:val="20"/>
               </w:rPr>
-              <w:t xml:space="preserve">Library: </w:t>
-            </w:r>
-            <w:proofErr w:type="spellStart"/>
-            <w:r>
-              <w:rPr>
-                <w:color w:val="7A7870"/>
-                <w:sz w:val="20"/>
-                <w:szCs w:val="20"/>
-              </w:rPr>
-              <w:t>mileusna</w:t>
-            </w:r>
-            <w:proofErr w:type="spellEnd"/>
-            <w:r>
-              <w:rPr>
-                <w:color w:val="7A7870"/>
-                <w:sz w:val="20"/>
-                <w:szCs w:val="20"/>
-              </w:rPr>
-              <w:t>/</w:t>
-            </w:r>
-            <w:proofErr w:type="spellStart"/>
-            <w:r>
-              <w:rPr>
-                <w:color w:val="7A7870"/>
-                <w:sz w:val="20"/>
-                <w:szCs w:val="20"/>
-              </w:rPr>
-              <w:t>useragent</w:t>
-            </w:r>
-            <w:proofErr w:type="spellEnd"/>
+              <w:t>Library: mileusna/useragent</w:t>
+            </w:r>
           </w:p>
         </w:tc>
       </w:tr>
@@ -9151,52 +6164,14 @@
             </w:tcMar>
           </w:tcPr>
           <w:p>
-            <w:proofErr w:type="spellStart"/>
             <w:r>
               <w:rPr>
                 <w:color w:val="1A1916"/>
                 <w:sz w:val="20"/>
                 <w:szCs w:val="20"/>
               </w:rPr>
-              <w:t>Statistik</w:t>
-            </w:r>
-            <w:proofErr w:type="spellEnd"/>
-            <w:r>
-              <w:rPr>
-                <w:color w:val="1A1916"/>
-                <w:sz w:val="20"/>
-                <w:szCs w:val="20"/>
-              </w:rPr>
-              <w:t xml:space="preserve"> negara </w:t>
-            </w:r>
-            <w:proofErr w:type="spellStart"/>
-            <w:r>
-              <w:rPr>
-                <w:color w:val="1A1916"/>
-                <w:sz w:val="20"/>
-                <w:szCs w:val="20"/>
-              </w:rPr>
-              <w:t>asal</w:t>
-            </w:r>
-            <w:proofErr w:type="spellEnd"/>
-            <w:r>
-              <w:rPr>
-                <w:color w:val="1A1916"/>
-                <w:sz w:val="20"/>
-                <w:szCs w:val="20"/>
-              </w:rPr>
-              <w:t xml:space="preserve"> </w:t>
-            </w:r>
-            <w:proofErr w:type="spellStart"/>
-            <w:r>
-              <w:rPr>
-                <w:color w:val="1A1916"/>
-                <w:sz w:val="20"/>
-                <w:szCs w:val="20"/>
-              </w:rPr>
-              <w:t>klik</w:t>
-            </w:r>
-            <w:proofErr w:type="spellEnd"/>
+              <w:t>Statistik negara asal klik</w:t>
+            </w:r>
           </w:p>
         </w:tc>
         <w:tc>
@@ -9217,7 +6192,6 @@
             </w:tcMar>
           </w:tcPr>
           <w:p>
-            <w:proofErr w:type="spellStart"/>
             <w:r>
               <w:rPr>
                 <w:b/>
@@ -9228,7 +6202,6 @@
               </w:rPr>
               <w:t>Rendah</w:t>
             </w:r>
-            <w:proofErr w:type="spellEnd"/>
           </w:p>
         </w:tc>
         <w:tc>
@@ -9277,41 +6250,13 @@
             </w:tcMar>
           </w:tcPr>
           <w:p>
-            <w:proofErr w:type="spellStart"/>
-            <w:r>
-              <w:rPr>
-                <w:color w:val="7A7870"/>
-                <w:sz w:val="20"/>
-                <w:szCs w:val="20"/>
-              </w:rPr>
-              <w:t>GeoIP</w:t>
-            </w:r>
-            <w:proofErr w:type="spellEnd"/>
-            <w:r>
-              <w:rPr>
-                <w:color w:val="7A7870"/>
-                <w:sz w:val="20"/>
-                <w:szCs w:val="20"/>
-              </w:rPr>
-              <w:t xml:space="preserve"> lookup </w:t>
-            </w:r>
-            <w:proofErr w:type="spellStart"/>
-            <w:r>
-              <w:rPr>
-                <w:color w:val="7A7870"/>
-                <w:sz w:val="20"/>
-                <w:szCs w:val="20"/>
-              </w:rPr>
-              <w:t>dari</w:t>
-            </w:r>
-            <w:proofErr w:type="spellEnd"/>
-            <w:r>
-              <w:rPr>
-                <w:color w:val="7A7870"/>
-                <w:sz w:val="20"/>
-                <w:szCs w:val="20"/>
-              </w:rPr>
-              <w:t xml:space="preserve"> IP address</w:t>
+            <w:r>
+              <w:rPr>
+                <w:color w:val="7A7870"/>
+                <w:sz w:val="20"/>
+                <w:szCs w:val="20"/>
+              </w:rPr>
+              <w:t>GeoIP lookup dari IP address</w:t>
             </w:r>
           </w:p>
         </w:tc>
@@ -9338,147 +6283,7 @@
         <w:rPr>
           <w:color w:val="1A1916"/>
         </w:rPr>
-        <w:t xml:space="preserve">User </w:t>
-      </w:r>
-      <w:proofErr w:type="spellStart"/>
-      <w:r>
-        <w:rPr>
-          <w:color w:val="1A1916"/>
-        </w:rPr>
-        <w:t>bisa</w:t>
-      </w:r>
-      <w:proofErr w:type="spellEnd"/>
-      <w:r>
-        <w:rPr>
-          <w:color w:val="1A1916"/>
-        </w:rPr>
-        <w:t xml:space="preserve"> </w:t>
-      </w:r>
-      <w:proofErr w:type="spellStart"/>
-      <w:r>
-        <w:rPr>
-          <w:color w:val="1A1916"/>
-        </w:rPr>
-        <w:t>mengubah</w:t>
-      </w:r>
-      <w:proofErr w:type="spellEnd"/>
-      <w:r>
-        <w:rPr>
-          <w:color w:val="1A1916"/>
-        </w:rPr>
-        <w:t xml:space="preserve"> </w:t>
-      </w:r>
-      <w:proofErr w:type="spellStart"/>
-      <w:r>
-        <w:rPr>
-          <w:color w:val="1A1916"/>
-        </w:rPr>
-        <w:t>konfigurasi</w:t>
-      </w:r>
-      <w:proofErr w:type="spellEnd"/>
-      <w:r>
-        <w:rPr>
-          <w:color w:val="1A1916"/>
-        </w:rPr>
-        <w:t xml:space="preserve"> link </w:t>
-      </w:r>
-      <w:proofErr w:type="spellStart"/>
-      <w:r>
-        <w:rPr>
-          <w:color w:val="1A1916"/>
-        </w:rPr>
-        <w:t>setelah</w:t>
-      </w:r>
-      <w:proofErr w:type="spellEnd"/>
-      <w:r>
-        <w:rPr>
-          <w:color w:val="1A1916"/>
-        </w:rPr>
-        <w:t xml:space="preserve"> </w:t>
-      </w:r>
-      <w:proofErr w:type="spellStart"/>
-      <w:r>
-        <w:rPr>
-          <w:color w:val="1A1916"/>
-        </w:rPr>
-        <w:t>dibuat</w:t>
-      </w:r>
-      <w:proofErr w:type="spellEnd"/>
-      <w:r>
-        <w:rPr>
-          <w:color w:val="1A1916"/>
-        </w:rPr>
-        <w:t xml:space="preserve">, </w:t>
-      </w:r>
-      <w:proofErr w:type="spellStart"/>
-      <w:r>
-        <w:rPr>
-          <w:color w:val="1A1916"/>
-        </w:rPr>
-        <w:t>seperti</w:t>
-      </w:r>
-      <w:proofErr w:type="spellEnd"/>
-      <w:r>
-        <w:rPr>
-          <w:color w:val="1A1916"/>
-        </w:rPr>
-        <w:t xml:space="preserve"> </w:t>
-      </w:r>
-      <w:proofErr w:type="spellStart"/>
-      <w:r>
-        <w:rPr>
-          <w:color w:val="1A1916"/>
-        </w:rPr>
-        <w:t>mengubah</w:t>
-      </w:r>
-      <w:proofErr w:type="spellEnd"/>
-      <w:r>
-        <w:rPr>
-          <w:color w:val="1A1916"/>
-        </w:rPr>
-        <w:t xml:space="preserve"> slug </w:t>
-      </w:r>
-      <w:proofErr w:type="spellStart"/>
-      <w:r>
-        <w:rPr>
-          <w:color w:val="1A1916"/>
-        </w:rPr>
-        <w:t>atau</w:t>
-      </w:r>
-      <w:proofErr w:type="spellEnd"/>
-      <w:r>
-        <w:rPr>
-          <w:color w:val="1A1916"/>
-        </w:rPr>
-        <w:t xml:space="preserve"> </w:t>
-      </w:r>
-      <w:proofErr w:type="spellStart"/>
-      <w:r>
-        <w:rPr>
-          <w:color w:val="1A1916"/>
-        </w:rPr>
-        <w:t>memperpanjang</w:t>
-      </w:r>
-      <w:proofErr w:type="spellEnd"/>
-      <w:r>
-        <w:rPr>
-          <w:color w:val="1A1916"/>
-        </w:rPr>
-        <w:t xml:space="preserve"> masa </w:t>
-      </w:r>
-      <w:proofErr w:type="spellStart"/>
-      <w:r>
-        <w:rPr>
-          <w:color w:val="1A1916"/>
-        </w:rPr>
-        <w:t>berlaku</w:t>
-      </w:r>
-      <w:proofErr w:type="spellEnd"/>
-      <w:r>
-        <w:rPr>
-          <w:color w:val="1A1916"/>
-        </w:rPr>
-        <w:t>.</w:t>
+        <w:t>User bisa mengubah konfigurasi link setelah dibuat, seperti mengubah slug atau memperpanjang masa berlaku.</w:t>
       </w:r>
     </w:p>
     <w:p>
@@ -9592,7 +6397,6 @@
             </w:tcMar>
           </w:tcPr>
           <w:p>
-            <w:proofErr w:type="spellStart"/>
             <w:r>
               <w:rPr>
                 <w:b/>
@@ -9603,7 +6407,6 @@
               </w:rPr>
               <w:t>Prioritas</w:t>
             </w:r>
-            <w:proofErr w:type="spellEnd"/>
           </w:p>
         </w:tc>
         <w:tc>
@@ -9654,7 +6457,6 @@
             </w:tcMar>
           </w:tcPr>
           <w:p>
-            <w:proofErr w:type="spellStart"/>
             <w:r>
               <w:rPr>
                 <w:b/>
@@ -9665,7 +6467,6 @@
               </w:rPr>
               <w:t>Catatan</w:t>
             </w:r>
-            <w:proofErr w:type="spellEnd"/>
           </w:p>
         </w:tc>
       </w:tr>
@@ -9722,25 +6523,7 @@
                 <w:sz w:val="20"/>
                 <w:szCs w:val="20"/>
               </w:rPr>
-              <w:t>Endpoint PUT /</w:t>
-            </w:r>
-            <w:proofErr w:type="spellStart"/>
-            <w:r>
-              <w:rPr>
-                <w:color w:val="1A1916"/>
-                <w:sz w:val="20"/>
-                <w:szCs w:val="20"/>
-              </w:rPr>
-              <w:t>api</w:t>
-            </w:r>
-            <w:proofErr w:type="spellEnd"/>
-            <w:r>
-              <w:rPr>
-                <w:color w:val="1A1916"/>
-                <w:sz w:val="20"/>
-                <w:szCs w:val="20"/>
-              </w:rPr>
-              <w:t>/links/:id</w:t>
+              <w:t>Endpoint PUT /api/links/:id</w:t>
             </w:r>
           </w:p>
         </w:tc>
@@ -9762,7 +6545,6 @@
             </w:tcMar>
           </w:tcPr>
           <w:p>
-            <w:proofErr w:type="spellStart"/>
             <w:r>
               <w:rPr>
                 <w:b/>
@@ -9773,7 +6555,6 @@
               </w:rPr>
               <w:t>Sedang</w:t>
             </w:r>
-            <w:proofErr w:type="spellEnd"/>
           </w:p>
         </w:tc>
         <w:tc>
@@ -9828,36 +6609,8 @@
                 <w:sz w:val="20"/>
                 <w:szCs w:val="20"/>
               </w:rPr>
-              <w:t xml:space="preserve">Update slug, </w:t>
-            </w:r>
-            <w:proofErr w:type="spellStart"/>
-            <w:r>
-              <w:rPr>
-                <w:color w:val="7A7870"/>
-                <w:sz w:val="20"/>
-                <w:szCs w:val="20"/>
-              </w:rPr>
-              <w:t>expired_at</w:t>
-            </w:r>
-            <w:proofErr w:type="spellEnd"/>
-            <w:r>
-              <w:rPr>
-                <w:color w:val="7A7870"/>
-                <w:sz w:val="20"/>
-                <w:szCs w:val="20"/>
-              </w:rPr>
-              <w:t xml:space="preserve">, </w:t>
-            </w:r>
-            <w:proofErr w:type="spellStart"/>
-            <w:r>
-              <w:rPr>
-                <w:color w:val="7A7870"/>
-                <w:sz w:val="20"/>
-                <w:szCs w:val="20"/>
-              </w:rPr>
-              <w:t>max_clicks</w:t>
-            </w:r>
-            <w:proofErr w:type="spellEnd"/>
+              <w:t>Update slug, expired_at, max_clicks</w:t>
+            </w:r>
           </w:p>
         </w:tc>
       </w:tr>
@@ -9914,43 +6667,7 @@
                 <w:sz w:val="20"/>
                 <w:szCs w:val="20"/>
               </w:rPr>
-              <w:t xml:space="preserve">Modal </w:t>
-            </w:r>
-            <w:proofErr w:type="spellStart"/>
-            <w:r>
-              <w:rPr>
-                <w:color w:val="1A1916"/>
-                <w:sz w:val="20"/>
-                <w:szCs w:val="20"/>
-              </w:rPr>
-              <w:t>atau</w:t>
-            </w:r>
-            <w:proofErr w:type="spellEnd"/>
-            <w:r>
-              <w:rPr>
-                <w:color w:val="1A1916"/>
-                <w:sz w:val="20"/>
-                <w:szCs w:val="20"/>
-              </w:rPr>
-              <w:t xml:space="preserve"> </w:t>
-            </w:r>
-            <w:proofErr w:type="spellStart"/>
-            <w:r>
-              <w:rPr>
-                <w:color w:val="1A1916"/>
-                <w:sz w:val="20"/>
-                <w:szCs w:val="20"/>
-              </w:rPr>
-              <w:t>halaman</w:t>
-            </w:r>
-            <w:proofErr w:type="spellEnd"/>
-            <w:r>
-              <w:rPr>
-                <w:color w:val="1A1916"/>
-                <w:sz w:val="20"/>
-                <w:szCs w:val="20"/>
-              </w:rPr>
-              <w:t xml:space="preserve"> edit link</w:t>
+              <w:t>Modal atau halaman edit link</w:t>
             </w:r>
           </w:p>
         </w:tc>
@@ -9972,7 +6689,6 @@
             </w:tcMar>
           </w:tcPr>
           <w:p>
-            <w:proofErr w:type="spellStart"/>
             <w:r>
               <w:rPr>
                 <w:b/>
@@ -9983,7 +6699,6 @@
               </w:rPr>
               <w:t>Sedang</w:t>
             </w:r>
-            <w:proofErr w:type="spellEnd"/>
           </w:p>
         </w:tc>
         <w:tc>
@@ -10038,54 +6753,8 @@
                 <w:sz w:val="20"/>
                 <w:szCs w:val="20"/>
               </w:rPr>
-              <w:t xml:space="preserve">Pre-fill form </w:t>
-            </w:r>
-            <w:proofErr w:type="spellStart"/>
-            <w:r>
-              <w:rPr>
-                <w:color w:val="7A7870"/>
-                <w:sz w:val="20"/>
-                <w:szCs w:val="20"/>
-              </w:rPr>
-              <w:t>dengan</w:t>
-            </w:r>
-            <w:proofErr w:type="spellEnd"/>
-            <w:r>
-              <w:rPr>
-                <w:color w:val="7A7870"/>
-                <w:sz w:val="20"/>
-                <w:szCs w:val="20"/>
-              </w:rPr>
-              <w:t xml:space="preserve"> data </w:t>
-            </w:r>
-            <w:proofErr w:type="spellStart"/>
-            <w:r>
-              <w:rPr>
-                <w:color w:val="7A7870"/>
-                <w:sz w:val="20"/>
-                <w:szCs w:val="20"/>
-              </w:rPr>
-              <w:t>saat</w:t>
-            </w:r>
-            <w:proofErr w:type="spellEnd"/>
-            <w:r>
-              <w:rPr>
-                <w:color w:val="7A7870"/>
-                <w:sz w:val="20"/>
-                <w:szCs w:val="20"/>
-              </w:rPr>
-              <w:t xml:space="preserve"> </w:t>
-            </w:r>
-            <w:proofErr w:type="spellStart"/>
-            <w:r>
-              <w:rPr>
-                <w:color w:val="7A7870"/>
-                <w:sz w:val="20"/>
-                <w:szCs w:val="20"/>
-              </w:rPr>
-              <w:t>ini</w:t>
-            </w:r>
-            <w:proofErr w:type="spellEnd"/>
+              <w:t>Pre-fill form dengan data saat ini</w:t>
+            </w:r>
           </w:p>
         </w:tc>
       </w:tr>
@@ -10136,41 +6805,13 @@
             </w:tcMar>
           </w:tcPr>
           <w:p>
-            <w:proofErr w:type="spellStart"/>
             <w:r>
               <w:rPr>
                 <w:color w:val="1A1916"/>
                 <w:sz w:val="20"/>
                 <w:szCs w:val="20"/>
               </w:rPr>
-              <w:t>Validasi</w:t>
-            </w:r>
-            <w:proofErr w:type="spellEnd"/>
-            <w:r>
-              <w:rPr>
-                <w:color w:val="1A1916"/>
-                <w:sz w:val="20"/>
-                <w:szCs w:val="20"/>
-              </w:rPr>
-              <w:t xml:space="preserve"> </w:t>
-            </w:r>
-            <w:proofErr w:type="spellStart"/>
-            <w:r>
-              <w:rPr>
-                <w:color w:val="1A1916"/>
-                <w:sz w:val="20"/>
-                <w:szCs w:val="20"/>
-              </w:rPr>
-              <w:t>kepemilikan</w:t>
-            </w:r>
-            <w:proofErr w:type="spellEnd"/>
-            <w:r>
-              <w:rPr>
-                <w:color w:val="1A1916"/>
-                <w:sz w:val="20"/>
-                <w:szCs w:val="20"/>
-              </w:rPr>
-              <w:t xml:space="preserve"> link (authorization)</w:t>
+              <w:t>Validasi kepemilikan link (authorization)</w:t>
             </w:r>
           </w:p>
         </w:tc>
@@ -10256,54 +6897,8 @@
                 <w:sz w:val="20"/>
                 <w:szCs w:val="20"/>
               </w:rPr>
-              <w:t xml:space="preserve">User </w:t>
-            </w:r>
-            <w:proofErr w:type="spellStart"/>
-            <w:r>
-              <w:rPr>
-                <w:color w:val="7A7870"/>
-                <w:sz w:val="20"/>
-                <w:szCs w:val="20"/>
-              </w:rPr>
-              <w:t>hanya</w:t>
-            </w:r>
-            <w:proofErr w:type="spellEnd"/>
-            <w:r>
-              <w:rPr>
-                <w:color w:val="7A7870"/>
-                <w:sz w:val="20"/>
-                <w:szCs w:val="20"/>
-              </w:rPr>
-              <w:t xml:space="preserve"> </w:t>
-            </w:r>
-            <w:proofErr w:type="spellStart"/>
-            <w:r>
-              <w:rPr>
-                <w:color w:val="7A7870"/>
-                <w:sz w:val="20"/>
-                <w:szCs w:val="20"/>
-              </w:rPr>
-              <w:t>bisa</w:t>
-            </w:r>
-            <w:proofErr w:type="spellEnd"/>
-            <w:r>
-              <w:rPr>
-                <w:color w:val="7A7870"/>
-                <w:sz w:val="20"/>
-                <w:szCs w:val="20"/>
-              </w:rPr>
-              <w:t xml:space="preserve"> edit </w:t>
-            </w:r>
-            <w:proofErr w:type="spellStart"/>
-            <w:r>
-              <w:rPr>
-                <w:color w:val="7A7870"/>
-                <w:sz w:val="20"/>
-                <w:szCs w:val="20"/>
-              </w:rPr>
-              <w:t>miliknya</w:t>
-            </w:r>
-            <w:proofErr w:type="spellEnd"/>
+              <w:t>User hanya bisa edit miliknya</w:t>
+            </w:r>
           </w:p>
         </w:tc>
       </w:tr>
@@ -10360,25 +6955,7 @@
                 <w:sz w:val="20"/>
                 <w:szCs w:val="20"/>
               </w:rPr>
-              <w:t>Endpoint DELETE /</w:t>
-            </w:r>
-            <w:proofErr w:type="spellStart"/>
-            <w:r>
-              <w:rPr>
-                <w:color w:val="1A1916"/>
-                <w:sz w:val="20"/>
-                <w:szCs w:val="20"/>
-              </w:rPr>
-              <w:t>api</w:t>
-            </w:r>
-            <w:proofErr w:type="spellEnd"/>
-            <w:r>
-              <w:rPr>
-                <w:color w:val="1A1916"/>
-                <w:sz w:val="20"/>
-                <w:szCs w:val="20"/>
-              </w:rPr>
-              <w:t>/links/:id</w:t>
+              <w:t>Endpoint DELETE /api/links/:id</w:t>
             </w:r>
           </w:p>
         </w:tc>
@@ -10400,7 +6977,6 @@
             </w:tcMar>
           </w:tcPr>
           <w:p>
-            <w:proofErr w:type="spellStart"/>
             <w:r>
               <w:rPr>
                 <w:b/>
@@ -10411,7 +6987,6 @@
               </w:rPr>
               <w:t>Sedang</w:t>
             </w:r>
-            <w:proofErr w:type="spellEnd"/>
           </w:p>
         </w:tc>
         <w:tc>
@@ -10466,25 +7041,7 @@
                 <w:sz w:val="20"/>
                 <w:szCs w:val="20"/>
               </w:rPr>
-              <w:t xml:space="preserve">Soft delete </w:t>
-            </w:r>
-            <w:proofErr w:type="spellStart"/>
-            <w:r>
-              <w:rPr>
-                <w:color w:val="7A7870"/>
-                <w:sz w:val="20"/>
-                <w:szCs w:val="20"/>
-              </w:rPr>
-              <w:t>atau</w:t>
-            </w:r>
-            <w:proofErr w:type="spellEnd"/>
-            <w:r>
-              <w:rPr>
-                <w:color w:val="7A7870"/>
-                <w:sz w:val="20"/>
-                <w:szCs w:val="20"/>
-              </w:rPr>
-              <w:t xml:space="preserve"> hard delete</w:t>
+              <w:t>Soft delete atau hard delete</w:t>
             </w:r>
           </w:p>
         </w:tc>
@@ -10507,132 +7064,12 @@
       <w:pPr>
         <w:spacing w:before="60" w:after="60"/>
       </w:pPr>
-      <w:proofErr w:type="spellStart"/>
       <w:r>
         <w:rPr>
           <w:color w:val="1A1916"/>
         </w:rPr>
         <w:lastRenderedPageBreak/>
-        <w:t>Pengalaman</w:t>
-      </w:r>
-      <w:proofErr w:type="spellEnd"/>
-      <w:r>
-        <w:rPr>
-          <w:color w:val="1A1916"/>
-        </w:rPr>
-        <w:t xml:space="preserve"> </w:t>
-      </w:r>
-      <w:proofErr w:type="spellStart"/>
-      <w:r>
-        <w:rPr>
-          <w:color w:val="1A1916"/>
-        </w:rPr>
-        <w:t>pengguna</w:t>
-      </w:r>
-      <w:proofErr w:type="spellEnd"/>
-      <w:r>
-        <w:rPr>
-          <w:color w:val="1A1916"/>
-        </w:rPr>
-        <w:t xml:space="preserve"> yang </w:t>
-      </w:r>
-      <w:proofErr w:type="spellStart"/>
-      <w:r>
-        <w:rPr>
-          <w:color w:val="1A1916"/>
-        </w:rPr>
-        <w:t>baik</w:t>
-      </w:r>
-      <w:proofErr w:type="spellEnd"/>
-      <w:r>
-        <w:rPr>
-          <w:color w:val="1A1916"/>
-        </w:rPr>
-        <w:t xml:space="preserve"> </w:t>
-      </w:r>
-      <w:proofErr w:type="spellStart"/>
-      <w:r>
-        <w:rPr>
-          <w:color w:val="1A1916"/>
-        </w:rPr>
-        <w:t>membutuhkan</w:t>
-      </w:r>
-      <w:proofErr w:type="spellEnd"/>
-      <w:r>
-        <w:rPr>
-          <w:color w:val="1A1916"/>
-        </w:rPr>
-        <w:t xml:space="preserve"> feedback yang </w:t>
-      </w:r>
-      <w:proofErr w:type="spellStart"/>
-      <w:r>
-        <w:rPr>
-          <w:color w:val="1A1916"/>
-        </w:rPr>
-        <w:t>jelas</w:t>
-      </w:r>
-      <w:proofErr w:type="spellEnd"/>
-      <w:r>
-        <w:rPr>
-          <w:color w:val="1A1916"/>
-        </w:rPr>
-        <w:t xml:space="preserve"> </w:t>
-      </w:r>
-      <w:proofErr w:type="spellStart"/>
-      <w:r>
-        <w:rPr>
-          <w:color w:val="1A1916"/>
-        </w:rPr>
-        <w:t>saat</w:t>
-      </w:r>
-      <w:proofErr w:type="spellEnd"/>
-      <w:r>
-        <w:rPr>
-          <w:color w:val="1A1916"/>
-        </w:rPr>
-        <w:t xml:space="preserve"> proses </w:t>
-      </w:r>
-      <w:proofErr w:type="spellStart"/>
-      <w:r>
-        <w:rPr>
-          <w:color w:val="1A1916"/>
-        </w:rPr>
-        <w:t>berlangsung</w:t>
-      </w:r>
-      <w:proofErr w:type="spellEnd"/>
-      <w:r>
-        <w:rPr>
-          <w:color w:val="1A1916"/>
-        </w:rPr>
-        <w:t xml:space="preserve"> </w:t>
-      </w:r>
-      <w:proofErr w:type="spellStart"/>
-      <w:r>
-        <w:rPr>
-          <w:color w:val="1A1916"/>
-        </w:rPr>
-        <w:t>atau</w:t>
-      </w:r>
-      <w:proofErr w:type="spellEnd"/>
-      <w:r>
-        <w:rPr>
-          <w:color w:val="1A1916"/>
-        </w:rPr>
-        <w:t xml:space="preserve"> </w:t>
-      </w:r>
-      <w:proofErr w:type="spellStart"/>
-      <w:r>
-        <w:rPr>
-          <w:color w:val="1A1916"/>
-        </w:rPr>
-        <w:t>terjadi</w:t>
-      </w:r>
-      <w:proofErr w:type="spellEnd"/>
-      <w:r>
-        <w:rPr>
-          <w:color w:val="1A1916"/>
-        </w:rPr>
-        <w:t xml:space="preserve"> error.</w:t>
+        <w:t>Pengalaman pengguna yang baik membutuhkan feedback yang jelas saat proses berlangsung atau terjadi error.</w:t>
       </w:r>
     </w:p>
     <w:p>
@@ -10746,7 +7183,6 @@
             </w:tcMar>
           </w:tcPr>
           <w:p>
-            <w:proofErr w:type="spellStart"/>
             <w:r>
               <w:rPr>
                 <w:b/>
@@ -10757,7 +7193,6 @@
               </w:rPr>
               <w:t>Prioritas</w:t>
             </w:r>
-            <w:proofErr w:type="spellEnd"/>
           </w:p>
         </w:tc>
         <w:tc>
@@ -10808,7 +7243,6 @@
             </w:tcMar>
           </w:tcPr>
           <w:p>
-            <w:proofErr w:type="spellStart"/>
             <w:r>
               <w:rPr>
                 <w:b/>
@@ -10819,7 +7253,6 @@
               </w:rPr>
               <w:t>Catatan</w:t>
             </w:r>
-            <w:proofErr w:type="spellEnd"/>
           </w:p>
         </w:tc>
       </w:tr>
@@ -10876,25 +7309,7 @@
                 <w:sz w:val="20"/>
                 <w:szCs w:val="20"/>
               </w:rPr>
-              <w:t xml:space="preserve">Loading spinner </w:t>
-            </w:r>
-            <w:proofErr w:type="spellStart"/>
-            <w:r>
-              <w:rPr>
-                <w:color w:val="1A1916"/>
-                <w:sz w:val="20"/>
-                <w:szCs w:val="20"/>
-              </w:rPr>
-              <w:t>saat</w:t>
-            </w:r>
-            <w:proofErr w:type="spellEnd"/>
-            <w:r>
-              <w:rPr>
-                <w:color w:val="1A1916"/>
-                <w:sz w:val="20"/>
-                <w:szCs w:val="20"/>
-              </w:rPr>
-              <w:t xml:space="preserve"> fetch data</w:t>
+              <w:t>Loading spinner saat fetch data</w:t>
             </w:r>
           </w:p>
         </w:tc>
@@ -10916,7 +7331,6 @@
             </w:tcMar>
           </w:tcPr>
           <w:p>
-            <w:proofErr w:type="spellStart"/>
             <w:r>
               <w:rPr>
                 <w:b/>
@@ -10927,7 +7341,6 @@
               </w:rPr>
               <w:t>Sedang</w:t>
             </w:r>
-            <w:proofErr w:type="spellEnd"/>
           </w:p>
         </w:tc>
         <w:tc>
@@ -10976,52 +7389,14 @@
             </w:tcMar>
           </w:tcPr>
           <w:p>
-            <w:proofErr w:type="spellStart"/>
-            <w:r>
-              <w:rPr>
-                <w:color w:val="7A7870"/>
-                <w:sz w:val="20"/>
-                <w:szCs w:val="20"/>
-              </w:rPr>
-              <w:t>Tampil</w:t>
-            </w:r>
-            <w:proofErr w:type="spellEnd"/>
-            <w:r>
-              <w:rPr>
-                <w:color w:val="7A7870"/>
-                <w:sz w:val="20"/>
-                <w:szCs w:val="20"/>
-              </w:rPr>
-              <w:t xml:space="preserve"> </w:t>
-            </w:r>
-            <w:proofErr w:type="spellStart"/>
-            <w:r>
-              <w:rPr>
-                <w:color w:val="7A7870"/>
-                <w:sz w:val="20"/>
-                <w:szCs w:val="20"/>
-              </w:rPr>
-              <w:t>saat</w:t>
-            </w:r>
-            <w:proofErr w:type="spellEnd"/>
-            <w:r>
-              <w:rPr>
-                <w:color w:val="7A7870"/>
-                <w:sz w:val="20"/>
-                <w:szCs w:val="20"/>
-              </w:rPr>
-              <w:t xml:space="preserve"> request </w:t>
-            </w:r>
-            <w:proofErr w:type="spellStart"/>
-            <w:r>
-              <w:rPr>
-                <w:color w:val="7A7870"/>
-                <w:sz w:val="20"/>
-                <w:szCs w:val="20"/>
-              </w:rPr>
-              <w:t>berlangsung</w:t>
-            </w:r>
-            <w:proofErr w:type="spellEnd"/>
+            <w:r>
+              <w:rPr>
+                <w:color w:val="7A7870"/>
+                <w:sz w:val="20"/>
+                <w:szCs w:val="20"/>
+              </w:rPr>
+              <w:t>Tampil saat request berlangsung</w:t>
+            </w:r>
           </w:p>
         </w:tc>
       </w:tr>
@@ -11078,25 +7453,7 @@
                 <w:sz w:val="20"/>
                 <w:szCs w:val="20"/>
               </w:rPr>
-              <w:t xml:space="preserve">Toast notification </w:t>
-            </w:r>
-            <w:proofErr w:type="spellStart"/>
-            <w:r>
-              <w:rPr>
-                <w:color w:val="1A1916"/>
-                <w:sz w:val="20"/>
-                <w:szCs w:val="20"/>
-              </w:rPr>
-              <w:t>sukses</w:t>
-            </w:r>
-            <w:proofErr w:type="spellEnd"/>
-            <w:r>
-              <w:rPr>
-                <w:color w:val="1A1916"/>
-                <w:sz w:val="20"/>
-                <w:szCs w:val="20"/>
-              </w:rPr>
-              <w:t xml:space="preserve"> &amp; error</w:t>
+              <w:t>Toast notification sukses &amp; error</w:t>
             </w:r>
           </w:p>
         </w:tc>
@@ -11118,7 +7475,6 @@
             </w:tcMar>
           </w:tcPr>
           <w:p>
-            <w:proofErr w:type="spellStart"/>
             <w:r>
               <w:rPr>
                 <w:b/>
@@ -11129,7 +7485,6 @@
               </w:rPr>
               <w:t>Sedang</w:t>
             </w:r>
-            <w:proofErr w:type="spellEnd"/>
           </w:p>
         </w:tc>
         <w:tc>
@@ -11178,70 +7533,14 @@
             </w:tcMar>
           </w:tcPr>
           <w:p>
-            <w:proofErr w:type="spellStart"/>
-            <w:r>
-              <w:rPr>
-                <w:color w:val="7A7870"/>
-                <w:sz w:val="20"/>
-                <w:szCs w:val="20"/>
-              </w:rPr>
-              <w:t>Muncul</w:t>
-            </w:r>
-            <w:proofErr w:type="spellEnd"/>
-            <w:r>
-              <w:rPr>
-                <w:color w:val="7A7870"/>
-                <w:sz w:val="20"/>
-                <w:szCs w:val="20"/>
-              </w:rPr>
-              <w:t xml:space="preserve"> </w:t>
-            </w:r>
-            <w:proofErr w:type="spellStart"/>
-            <w:r>
-              <w:rPr>
-                <w:color w:val="7A7870"/>
-                <w:sz w:val="20"/>
-                <w:szCs w:val="20"/>
-              </w:rPr>
-              <w:t>lalu</w:t>
-            </w:r>
-            <w:proofErr w:type="spellEnd"/>
-            <w:r>
-              <w:rPr>
-                <w:color w:val="7A7870"/>
-                <w:sz w:val="20"/>
-                <w:szCs w:val="20"/>
-              </w:rPr>
-              <w:t xml:space="preserve"> </w:t>
-            </w:r>
-            <w:proofErr w:type="spellStart"/>
-            <w:r>
-              <w:rPr>
-                <w:color w:val="7A7870"/>
-                <w:sz w:val="20"/>
-                <w:szCs w:val="20"/>
-              </w:rPr>
-              <w:t>hilang</w:t>
-            </w:r>
-            <w:proofErr w:type="spellEnd"/>
-            <w:r>
-              <w:rPr>
-                <w:color w:val="7A7870"/>
-                <w:sz w:val="20"/>
-                <w:szCs w:val="20"/>
-              </w:rPr>
-              <w:t xml:space="preserve"> </w:t>
-            </w:r>
-            <w:proofErr w:type="spellStart"/>
-            <w:r>
-              <w:rPr>
-                <w:color w:val="7A7870"/>
-                <w:sz w:val="20"/>
-                <w:szCs w:val="20"/>
-              </w:rPr>
-              <w:t>otomatis</w:t>
-            </w:r>
-            <w:proofErr w:type="spellEnd"/>
+            <w:r>
+              <w:rPr>
+                <w:color w:val="7A7870"/>
+                <w:sz w:val="20"/>
+                <w:szCs w:val="20"/>
+              </w:rPr>
+              <w:t>Muncul lalu hilang otomatis</w:t>
+            </w:r>
           </w:p>
         </w:tc>
       </w:tr>
@@ -11292,52 +7591,14 @@
             </w:tcMar>
           </w:tcPr>
           <w:p>
-            <w:proofErr w:type="spellStart"/>
             <w:r>
               <w:rPr>
                 <w:color w:val="1A1916"/>
                 <w:sz w:val="20"/>
                 <w:szCs w:val="20"/>
               </w:rPr>
-              <w:t>Pesan</w:t>
-            </w:r>
-            <w:proofErr w:type="spellEnd"/>
-            <w:r>
-              <w:rPr>
-                <w:color w:val="1A1916"/>
-                <w:sz w:val="20"/>
-                <w:szCs w:val="20"/>
-              </w:rPr>
-              <w:t xml:space="preserve"> error </w:t>
-            </w:r>
-            <w:proofErr w:type="spellStart"/>
-            <w:r>
-              <w:rPr>
-                <w:color w:val="1A1916"/>
-                <w:sz w:val="20"/>
-                <w:szCs w:val="20"/>
-              </w:rPr>
-              <w:t>dari</w:t>
-            </w:r>
-            <w:proofErr w:type="spellEnd"/>
-            <w:r>
-              <w:rPr>
-                <w:color w:val="1A1916"/>
-                <w:sz w:val="20"/>
-                <w:szCs w:val="20"/>
-              </w:rPr>
-              <w:t xml:space="preserve"> server </w:t>
-            </w:r>
-            <w:proofErr w:type="spellStart"/>
-            <w:r>
-              <w:rPr>
-                <w:color w:val="1A1916"/>
-                <w:sz w:val="20"/>
-                <w:szCs w:val="20"/>
-              </w:rPr>
-              <w:t>ditampilkan</w:t>
-            </w:r>
-            <w:proofErr w:type="spellEnd"/>
+              <w:t>Pesan error dari server ditampilkan</w:t>
+            </w:r>
           </w:p>
         </w:tc>
         <w:tc>
@@ -11422,54 +7683,8 @@
                 <w:sz w:val="20"/>
                 <w:szCs w:val="20"/>
               </w:rPr>
-              <w:t xml:space="preserve">URL </w:t>
-            </w:r>
-            <w:proofErr w:type="spellStart"/>
-            <w:r>
-              <w:rPr>
-                <w:color w:val="7A7870"/>
-                <w:sz w:val="20"/>
-                <w:szCs w:val="20"/>
-              </w:rPr>
-              <w:t>tidak</w:t>
-            </w:r>
-            <w:proofErr w:type="spellEnd"/>
-            <w:r>
-              <w:rPr>
-                <w:color w:val="7A7870"/>
-                <w:sz w:val="20"/>
-                <w:szCs w:val="20"/>
-              </w:rPr>
-              <w:t xml:space="preserve"> valid, slug </w:t>
-            </w:r>
-            <w:proofErr w:type="spellStart"/>
-            <w:r>
-              <w:rPr>
-                <w:color w:val="7A7870"/>
-                <w:sz w:val="20"/>
-                <w:szCs w:val="20"/>
-              </w:rPr>
-              <w:t>sudah</w:t>
-            </w:r>
-            <w:proofErr w:type="spellEnd"/>
-            <w:r>
-              <w:rPr>
-                <w:color w:val="7A7870"/>
-                <w:sz w:val="20"/>
-                <w:szCs w:val="20"/>
-              </w:rPr>
-              <w:t xml:space="preserve"> </w:t>
-            </w:r>
-            <w:proofErr w:type="spellStart"/>
-            <w:r>
-              <w:rPr>
-                <w:color w:val="7A7870"/>
-                <w:sz w:val="20"/>
-                <w:szCs w:val="20"/>
-              </w:rPr>
-              <w:t>ada</w:t>
-            </w:r>
-            <w:proofErr w:type="spellEnd"/>
+              <w:t>URL tidak valid, slug sudah ada</w:t>
+            </w:r>
           </w:p>
         </w:tc>
       </w:tr>
@@ -11526,25 +7741,7 @@
                 <w:sz w:val="20"/>
                 <w:szCs w:val="20"/>
               </w:rPr>
-              <w:t xml:space="preserve">Skeleton loading di </w:t>
-            </w:r>
-            <w:proofErr w:type="spellStart"/>
-            <w:r>
-              <w:rPr>
-                <w:color w:val="1A1916"/>
-                <w:sz w:val="20"/>
-                <w:szCs w:val="20"/>
-              </w:rPr>
-              <w:t>tabel</w:t>
-            </w:r>
-            <w:proofErr w:type="spellEnd"/>
-            <w:r>
-              <w:rPr>
-                <w:color w:val="1A1916"/>
-                <w:sz w:val="20"/>
-                <w:szCs w:val="20"/>
-              </w:rPr>
-              <w:t xml:space="preserve"> dashboard</w:t>
+              <w:t>Skeleton loading di tabel dashboard</w:t>
             </w:r>
           </w:p>
         </w:tc>
@@ -11566,7 +7763,6 @@
             </w:tcMar>
           </w:tcPr>
           <w:p>
-            <w:proofErr w:type="spellStart"/>
             <w:r>
               <w:rPr>
                 <w:b/>
@@ -11577,7 +7773,6 @@
               </w:rPr>
               <w:t>Rendah</w:t>
             </w:r>
-            <w:proofErr w:type="spellEnd"/>
           </w:p>
         </w:tc>
         <w:tc>
@@ -11632,61 +7827,7 @@
                 <w:sz w:val="20"/>
                 <w:szCs w:val="20"/>
               </w:rPr>
-              <w:t xml:space="preserve">UX </w:t>
-            </w:r>
-            <w:proofErr w:type="spellStart"/>
-            <w:r>
-              <w:rPr>
-                <w:color w:val="7A7870"/>
-                <w:sz w:val="20"/>
-                <w:szCs w:val="20"/>
-              </w:rPr>
-              <w:t>lebih</w:t>
-            </w:r>
-            <w:proofErr w:type="spellEnd"/>
-            <w:r>
-              <w:rPr>
-                <w:color w:val="7A7870"/>
-                <w:sz w:val="20"/>
-                <w:szCs w:val="20"/>
-              </w:rPr>
-              <w:t xml:space="preserve"> </w:t>
-            </w:r>
-            <w:proofErr w:type="spellStart"/>
-            <w:r>
-              <w:rPr>
-                <w:color w:val="7A7870"/>
-                <w:sz w:val="20"/>
-                <w:szCs w:val="20"/>
-              </w:rPr>
-              <w:t>halus</w:t>
-            </w:r>
-            <w:proofErr w:type="spellEnd"/>
-            <w:r>
-              <w:rPr>
-                <w:color w:val="7A7870"/>
-                <w:sz w:val="20"/>
-                <w:szCs w:val="20"/>
-              </w:rPr>
-              <w:t xml:space="preserve"> </w:t>
-            </w:r>
-            <w:proofErr w:type="spellStart"/>
-            <w:r>
-              <w:rPr>
-                <w:color w:val="7A7870"/>
-                <w:sz w:val="20"/>
-                <w:szCs w:val="20"/>
-              </w:rPr>
-              <w:t>saat</w:t>
-            </w:r>
-            <w:proofErr w:type="spellEnd"/>
-            <w:r>
-              <w:rPr>
-                <w:color w:val="7A7870"/>
-                <w:sz w:val="20"/>
-                <w:szCs w:val="20"/>
-              </w:rPr>
-              <w:t xml:space="preserve"> load</w:t>
+              <w:t>UX lebih halus saat load</w:t>
             </w:r>
           </w:p>
         </w:tc>
@@ -11738,59 +7879,13 @@
             </w:tcMar>
           </w:tcPr>
           <w:p>
-            <w:proofErr w:type="spellStart"/>
             <w:r>
               <w:rPr>
                 <w:color w:val="1A1916"/>
                 <w:sz w:val="20"/>
                 <w:szCs w:val="20"/>
               </w:rPr>
-              <w:t>Konfirmasi</w:t>
-            </w:r>
-            <w:proofErr w:type="spellEnd"/>
-            <w:r>
-              <w:rPr>
-                <w:color w:val="1A1916"/>
-                <w:sz w:val="20"/>
-                <w:szCs w:val="20"/>
-              </w:rPr>
-              <w:t xml:space="preserve"> </w:t>
-            </w:r>
-            <w:proofErr w:type="spellStart"/>
-            <w:r>
-              <w:rPr>
-                <w:color w:val="1A1916"/>
-                <w:sz w:val="20"/>
-                <w:szCs w:val="20"/>
-              </w:rPr>
-              <w:t>sebelum</w:t>
-            </w:r>
-            <w:proofErr w:type="spellEnd"/>
-            <w:r>
-              <w:rPr>
-                <w:color w:val="1A1916"/>
-                <w:sz w:val="20"/>
-                <w:szCs w:val="20"/>
-              </w:rPr>
-              <w:t xml:space="preserve"> </w:t>
-            </w:r>
-            <w:proofErr w:type="spellStart"/>
-            <w:r>
-              <w:rPr>
-                <w:color w:val="1A1916"/>
-                <w:sz w:val="20"/>
-                <w:szCs w:val="20"/>
-              </w:rPr>
-              <w:t>hapus</w:t>
-            </w:r>
-            <w:proofErr w:type="spellEnd"/>
-            <w:r>
-              <w:rPr>
-                <w:color w:val="1A1916"/>
-                <w:sz w:val="20"/>
-                <w:szCs w:val="20"/>
-              </w:rPr>
-              <w:t xml:space="preserve"> link</w:t>
+              <w:t>Konfirmasi sebelum hapus link</w:t>
             </w:r>
           </w:p>
         </w:tc>
@@ -11812,7 +7907,6 @@
             </w:tcMar>
           </w:tcPr>
           <w:p>
-            <w:proofErr w:type="spellStart"/>
             <w:r>
               <w:rPr>
                 <w:b/>
@@ -11823,7 +7917,6 @@
               </w:rPr>
               <w:t>Sedang</w:t>
             </w:r>
-            <w:proofErr w:type="spellEnd"/>
           </w:p>
         </w:tc>
         <w:tc>
@@ -11878,25 +7971,7 @@
                 <w:sz w:val="20"/>
                 <w:szCs w:val="20"/>
               </w:rPr>
-              <w:t xml:space="preserve">Modal </w:t>
-            </w:r>
-            <w:proofErr w:type="spellStart"/>
-            <w:r>
-              <w:rPr>
-                <w:color w:val="7A7870"/>
-                <w:sz w:val="20"/>
-                <w:szCs w:val="20"/>
-              </w:rPr>
-              <w:t>atau</w:t>
-            </w:r>
-            <w:proofErr w:type="spellEnd"/>
-            <w:r>
-              <w:rPr>
-                <w:color w:val="7A7870"/>
-                <w:sz w:val="20"/>
-                <w:szCs w:val="20"/>
-              </w:rPr>
-              <w:t xml:space="preserve"> browser confirm</w:t>
+              <w:t>Modal atau browser confirm</w:t>
             </w:r>
           </w:p>
         </w:tc>
@@ -11912,132 +7987,18 @@
         <w:pStyle w:val="Heading2"/>
       </w:pPr>
       <w:r>
-        <w:t xml:space="preserve">8. </w:t>
-      </w:r>
-      <w:proofErr w:type="spellStart"/>
-      <w:r>
-        <w:t>Responsif</w:t>
-      </w:r>
-      <w:proofErr w:type="spellEnd"/>
-      <w:r>
-        <w:t xml:space="preserve"> Mobile</w:t>
+        <w:t>8. Responsif Mobile</w:t>
       </w:r>
     </w:p>
     <w:p>
       <w:pPr>
         <w:spacing w:before="60" w:after="60"/>
       </w:pPr>
-      <w:proofErr w:type="spellStart"/>
       <w:r>
         <w:rPr>
           <w:color w:val="1A1916"/>
         </w:rPr>
-        <w:t>Pastikan</w:t>
-      </w:r>
-      <w:proofErr w:type="spellEnd"/>
-      <w:r>
-        <w:rPr>
-          <w:color w:val="1A1916"/>
-        </w:rPr>
-        <w:t xml:space="preserve"> </w:t>
-      </w:r>
-      <w:proofErr w:type="spellStart"/>
-      <w:r>
-        <w:rPr>
-          <w:color w:val="1A1916"/>
-        </w:rPr>
-        <w:t>aplikasi</w:t>
-      </w:r>
-      <w:proofErr w:type="spellEnd"/>
-      <w:r>
-        <w:rPr>
-          <w:color w:val="1A1916"/>
-        </w:rPr>
-        <w:t xml:space="preserve"> </w:t>
-      </w:r>
-      <w:proofErr w:type="spellStart"/>
-      <w:r>
-        <w:rPr>
-          <w:color w:val="1A1916"/>
-        </w:rPr>
-        <w:t>tetap</w:t>
-      </w:r>
-      <w:proofErr w:type="spellEnd"/>
-      <w:r>
-        <w:rPr>
-          <w:color w:val="1A1916"/>
-        </w:rPr>
-        <w:t xml:space="preserve"> </w:t>
-      </w:r>
-      <w:proofErr w:type="spellStart"/>
-      <w:r>
-        <w:rPr>
-          <w:color w:val="1A1916"/>
-        </w:rPr>
-        <w:t>bisa</w:t>
-      </w:r>
-      <w:proofErr w:type="spellEnd"/>
-      <w:r>
-        <w:rPr>
-          <w:color w:val="1A1916"/>
-        </w:rPr>
-        <w:t xml:space="preserve"> </w:t>
-      </w:r>
-      <w:proofErr w:type="spellStart"/>
-      <w:r>
-        <w:rPr>
-          <w:color w:val="1A1916"/>
-        </w:rPr>
-        <w:t>digunakan</w:t>
-      </w:r>
-      <w:proofErr w:type="spellEnd"/>
-      <w:r>
-        <w:rPr>
-          <w:color w:val="1A1916"/>
-        </w:rPr>
-        <w:t xml:space="preserve"> </w:t>
-      </w:r>
-      <w:proofErr w:type="spellStart"/>
-      <w:r>
-        <w:rPr>
-          <w:color w:val="1A1916"/>
-        </w:rPr>
-        <w:t>dengan</w:t>
-      </w:r>
-      <w:proofErr w:type="spellEnd"/>
-      <w:r>
-        <w:rPr>
-          <w:color w:val="1A1916"/>
-        </w:rPr>
-        <w:t xml:space="preserve"> </w:t>
-      </w:r>
-      <w:proofErr w:type="spellStart"/>
-      <w:r>
-        <w:rPr>
-          <w:color w:val="1A1916"/>
-        </w:rPr>
-        <w:t>baik</w:t>
-      </w:r>
-      <w:proofErr w:type="spellEnd"/>
-      <w:r>
-        <w:rPr>
-          <w:color w:val="1A1916"/>
-        </w:rPr>
-        <w:t xml:space="preserve"> di </w:t>
-      </w:r>
-      <w:proofErr w:type="spellStart"/>
-      <w:r>
-        <w:rPr>
-          <w:color w:val="1A1916"/>
-        </w:rPr>
-        <w:t>layar</w:t>
-      </w:r>
-      <w:proofErr w:type="spellEnd"/>
-      <w:r>
-        <w:rPr>
-          <w:color w:val="1A1916"/>
-        </w:rPr>
-        <w:t xml:space="preserve"> smartphone.</w:t>
+        <w:t>Pastikan aplikasi tetap bisa digunakan dengan baik di layar smartphone.</w:t>
       </w:r>
     </w:p>
     <w:p>
@@ -12151,7 +8112,6 @@
             </w:tcMar>
           </w:tcPr>
           <w:p>
-            <w:proofErr w:type="spellStart"/>
             <w:r>
               <w:rPr>
                 <w:b/>
@@ -12162,7 +8122,6 @@
               </w:rPr>
               <w:t>Prioritas</w:t>
             </w:r>
-            <w:proofErr w:type="spellEnd"/>
           </w:p>
         </w:tc>
         <w:tc>
@@ -12213,7 +8172,6 @@
             </w:tcMar>
           </w:tcPr>
           <w:p>
-            <w:proofErr w:type="spellStart"/>
             <w:r>
               <w:rPr>
                 <w:b/>
@@ -12224,7 +8182,6 @@
               </w:rPr>
               <w:t>Catatan</w:t>
             </w:r>
-            <w:proofErr w:type="spellEnd"/>
           </w:p>
         </w:tc>
       </w:tr>
@@ -12281,36 +8238,8 @@
                 <w:sz w:val="20"/>
                 <w:szCs w:val="20"/>
               </w:rPr>
-              <w:t xml:space="preserve">Navbar collapse di </w:t>
-            </w:r>
-            <w:proofErr w:type="spellStart"/>
-            <w:r>
-              <w:rPr>
-                <w:color w:val="1A1916"/>
-                <w:sz w:val="20"/>
-                <w:szCs w:val="20"/>
-              </w:rPr>
-              <w:t>layar</w:t>
-            </w:r>
-            <w:proofErr w:type="spellEnd"/>
-            <w:r>
-              <w:rPr>
-                <w:color w:val="1A1916"/>
-                <w:sz w:val="20"/>
-                <w:szCs w:val="20"/>
-              </w:rPr>
-              <w:t xml:space="preserve"> </w:t>
-            </w:r>
-            <w:proofErr w:type="spellStart"/>
-            <w:r>
-              <w:rPr>
-                <w:color w:val="1A1916"/>
-                <w:sz w:val="20"/>
-                <w:szCs w:val="20"/>
-              </w:rPr>
-              <w:t>kecil</w:t>
-            </w:r>
-            <w:proofErr w:type="spellEnd"/>
+              <w:t>Navbar collapse di layar kecil</w:t>
+            </w:r>
           </w:p>
         </w:tc>
         <w:tc>
@@ -12331,7 +8260,6 @@
             </w:tcMar>
           </w:tcPr>
           <w:p>
-            <w:proofErr w:type="spellStart"/>
             <w:r>
               <w:rPr>
                 <w:b/>
@@ -12342,7 +8270,6 @@
               </w:rPr>
               <w:t>Sedang</w:t>
             </w:r>
-            <w:proofErr w:type="spellEnd"/>
           </w:p>
         </w:tc>
         <w:tc>
@@ -12397,25 +8324,7 @@
                 <w:sz w:val="20"/>
                 <w:szCs w:val="20"/>
               </w:rPr>
-              <w:t xml:space="preserve">Hamburger menu </w:t>
-            </w:r>
-            <w:proofErr w:type="spellStart"/>
-            <w:r>
-              <w:rPr>
-                <w:color w:val="7A7870"/>
-                <w:sz w:val="20"/>
-                <w:szCs w:val="20"/>
-              </w:rPr>
-              <w:t>atau</w:t>
-            </w:r>
-            <w:proofErr w:type="spellEnd"/>
-            <w:r>
-              <w:rPr>
-                <w:color w:val="7A7870"/>
-                <w:sz w:val="20"/>
-                <w:szCs w:val="20"/>
-              </w:rPr>
-              <w:t xml:space="preserve"> bottom nav</w:t>
+              <w:t>Hamburger menu atau bottom nav</w:t>
             </w:r>
           </w:p>
         </w:tc>
@@ -12473,43 +8382,7 @@
                 <w:sz w:val="20"/>
                 <w:szCs w:val="20"/>
               </w:rPr>
-              <w:t xml:space="preserve">Tabel dashboard </w:t>
-            </w:r>
-            <w:proofErr w:type="spellStart"/>
-            <w:r>
-              <w:rPr>
-                <w:color w:val="1A1916"/>
-                <w:sz w:val="20"/>
-                <w:szCs w:val="20"/>
-              </w:rPr>
-              <w:t>jadi</w:t>
-            </w:r>
-            <w:proofErr w:type="spellEnd"/>
-            <w:r>
-              <w:rPr>
-                <w:color w:val="1A1916"/>
-                <w:sz w:val="20"/>
-                <w:szCs w:val="20"/>
-              </w:rPr>
-              <w:t xml:space="preserve"> </w:t>
-            </w:r>
-            <w:proofErr w:type="spellStart"/>
-            <w:r>
-              <w:rPr>
-                <w:color w:val="1A1916"/>
-                <w:sz w:val="20"/>
-                <w:szCs w:val="20"/>
-              </w:rPr>
-              <w:t>tampilan</w:t>
-            </w:r>
-            <w:proofErr w:type="spellEnd"/>
-            <w:r>
-              <w:rPr>
-                <w:color w:val="1A1916"/>
-                <w:sz w:val="20"/>
-                <w:szCs w:val="20"/>
-              </w:rPr>
-              <w:t xml:space="preserve"> card</w:t>
+              <w:t>Tabel dashboard jadi tampilan card</w:t>
             </w:r>
           </w:p>
         </w:tc>
@@ -12531,7 +8404,6 @@
             </w:tcMar>
           </w:tcPr>
           <w:p>
-            <w:proofErr w:type="spellStart"/>
             <w:r>
               <w:rPr>
                 <w:b/>
@@ -12542,7 +8414,6 @@
               </w:rPr>
               <w:t>Sedang</w:t>
             </w:r>
-            <w:proofErr w:type="spellEnd"/>
           </w:p>
         </w:tc>
         <w:tc>
@@ -12655,36 +8526,8 @@
                 <w:sz w:val="20"/>
                 <w:szCs w:val="20"/>
               </w:rPr>
-              <w:t xml:space="preserve">Input URL dan </w:t>
-            </w:r>
-            <w:proofErr w:type="spellStart"/>
-            <w:r>
-              <w:rPr>
-                <w:color w:val="1A1916"/>
-                <w:sz w:val="20"/>
-                <w:szCs w:val="20"/>
-              </w:rPr>
-              <w:t>tombol</w:t>
-            </w:r>
-            <w:proofErr w:type="spellEnd"/>
-            <w:r>
-              <w:rPr>
-                <w:color w:val="1A1916"/>
-                <w:sz w:val="20"/>
-                <w:szCs w:val="20"/>
-              </w:rPr>
-              <w:t xml:space="preserve"> stack </w:t>
-            </w:r>
-            <w:proofErr w:type="spellStart"/>
-            <w:r>
-              <w:rPr>
-                <w:color w:val="1A1916"/>
-                <w:sz w:val="20"/>
-                <w:szCs w:val="20"/>
-              </w:rPr>
-              <w:t>vertikal</w:t>
-            </w:r>
-            <w:proofErr w:type="spellEnd"/>
+              <w:t>Input URL dan tombol stack vertikal</w:t>
+            </w:r>
           </w:p>
         </w:tc>
         <w:tc>
@@ -12705,7 +8548,6 @@
             </w:tcMar>
           </w:tcPr>
           <w:p>
-            <w:proofErr w:type="spellStart"/>
             <w:r>
               <w:rPr>
                 <w:b/>
@@ -12716,7 +8558,6 @@
               </w:rPr>
               <w:t>Sedang</w:t>
             </w:r>
-            <w:proofErr w:type="spellEnd"/>
           </w:p>
         </w:tc>
         <w:tc>
@@ -12829,54 +8670,8 @@
                 <w:sz w:val="20"/>
                 <w:szCs w:val="20"/>
               </w:rPr>
-              <w:t xml:space="preserve">Test di </w:t>
-            </w:r>
-            <w:proofErr w:type="spellStart"/>
-            <w:r>
-              <w:rPr>
-                <w:color w:val="1A1916"/>
-                <w:sz w:val="20"/>
-                <w:szCs w:val="20"/>
-              </w:rPr>
-              <w:t>berbagai</w:t>
-            </w:r>
-            <w:proofErr w:type="spellEnd"/>
-            <w:r>
-              <w:rPr>
-                <w:color w:val="1A1916"/>
-                <w:sz w:val="20"/>
-                <w:szCs w:val="20"/>
-              </w:rPr>
-              <w:t xml:space="preserve"> </w:t>
-            </w:r>
-            <w:proofErr w:type="spellStart"/>
-            <w:r>
-              <w:rPr>
-                <w:color w:val="1A1916"/>
-                <w:sz w:val="20"/>
-                <w:szCs w:val="20"/>
-              </w:rPr>
-              <w:t>ukuran</w:t>
-            </w:r>
-            <w:proofErr w:type="spellEnd"/>
-            <w:r>
-              <w:rPr>
-                <w:color w:val="1A1916"/>
-                <w:sz w:val="20"/>
-                <w:szCs w:val="20"/>
-              </w:rPr>
-              <w:t xml:space="preserve"> </w:t>
-            </w:r>
-            <w:proofErr w:type="spellStart"/>
-            <w:r>
-              <w:rPr>
-                <w:color w:val="1A1916"/>
-                <w:sz w:val="20"/>
-                <w:szCs w:val="20"/>
-              </w:rPr>
-              <w:t>layar</w:t>
-            </w:r>
-            <w:proofErr w:type="spellEnd"/>
+              <w:t>Test di berbagai ukuran layar</w:t>
+            </w:r>
           </w:p>
         </w:tc>
         <w:tc>
@@ -12897,7 +8692,6 @@
             </w:tcMar>
           </w:tcPr>
           <w:p>
-            <w:proofErr w:type="spellStart"/>
             <w:r>
               <w:rPr>
                 <w:b/>
@@ -12908,7 +8702,6 @@
               </w:rPr>
               <w:t>Rendah</w:t>
             </w:r>
-            <w:proofErr w:type="spellEnd"/>
           </w:p>
         </w:tc>
         <w:tc>
@@ -12963,25 +8756,7 @@
                 <w:sz w:val="20"/>
                 <w:szCs w:val="20"/>
               </w:rPr>
-              <w:t xml:space="preserve">Chrome </w:t>
-            </w:r>
-            <w:proofErr w:type="spellStart"/>
-            <w:r>
-              <w:rPr>
-                <w:color w:val="7A7870"/>
-                <w:sz w:val="20"/>
-                <w:szCs w:val="20"/>
-              </w:rPr>
-              <w:t>DevTools</w:t>
-            </w:r>
-            <w:proofErr w:type="spellEnd"/>
-            <w:r>
-              <w:rPr>
-                <w:color w:val="7A7870"/>
-                <w:sz w:val="20"/>
-                <w:szCs w:val="20"/>
-              </w:rPr>
-              <w:t xml:space="preserve"> device mode</w:t>
+              <w:t>Chrome DevTools device mode</w:t>
             </w:r>
           </w:p>
         </w:tc>
@@ -12997,15 +8772,7 @@
         <w:pStyle w:val="Heading2"/>
       </w:pPr>
       <w:r>
-        <w:t>9. API Key (</w:t>
-      </w:r>
-      <w:proofErr w:type="spellStart"/>
-      <w:r>
-        <w:t>Opsional</w:t>
-      </w:r>
-      <w:proofErr w:type="spellEnd"/>
-      <w:r>
-        <w:t>)</w:t>
+        <w:t>9. API Key (Opsional)</w:t>
       </w:r>
     </w:p>
     <w:p>
@@ -13016,105 +8783,7 @@
         <w:rPr>
           <w:color w:val="1A1916"/>
         </w:rPr>
-        <w:t xml:space="preserve">Fitur </w:t>
-      </w:r>
-      <w:proofErr w:type="spellStart"/>
-      <w:r>
-        <w:rPr>
-          <w:color w:val="1A1916"/>
-        </w:rPr>
-        <w:t>lanjutan</w:t>
-      </w:r>
-      <w:proofErr w:type="spellEnd"/>
-      <w:r>
-        <w:rPr>
-          <w:color w:val="1A1916"/>
-        </w:rPr>
-        <w:t xml:space="preserve"> yang </w:t>
-      </w:r>
-      <w:proofErr w:type="spellStart"/>
-      <w:r>
-        <w:rPr>
-          <w:color w:val="1A1916"/>
-        </w:rPr>
-        <w:t>memungkinkan</w:t>
-      </w:r>
-      <w:proofErr w:type="spellEnd"/>
-      <w:r>
-        <w:rPr>
-          <w:color w:val="1A1916"/>
-        </w:rPr>
-        <w:t xml:space="preserve"> user </w:t>
-      </w:r>
-      <w:proofErr w:type="spellStart"/>
-      <w:r>
-        <w:rPr>
-          <w:color w:val="1A1916"/>
-        </w:rPr>
-        <w:t>untuk</w:t>
-      </w:r>
-      <w:proofErr w:type="spellEnd"/>
-      <w:r>
-        <w:rPr>
-          <w:color w:val="1A1916"/>
-        </w:rPr>
-        <w:t xml:space="preserve"> </w:t>
-      </w:r>
-      <w:proofErr w:type="spellStart"/>
-      <w:r>
-        <w:rPr>
-          <w:color w:val="1A1916"/>
-        </w:rPr>
-        <w:t>mengintegrasikan</w:t>
-      </w:r>
-      <w:proofErr w:type="spellEnd"/>
-      <w:r>
-        <w:rPr>
-          <w:color w:val="1A1916"/>
-        </w:rPr>
-        <w:t xml:space="preserve"> Snip </w:t>
-      </w:r>
-      <w:proofErr w:type="spellStart"/>
-      <w:r>
-        <w:rPr>
-          <w:color w:val="1A1916"/>
-        </w:rPr>
-        <w:t>dengan</w:t>
-      </w:r>
-      <w:proofErr w:type="spellEnd"/>
-      <w:r>
-        <w:rPr>
-          <w:color w:val="1A1916"/>
-        </w:rPr>
-        <w:t xml:space="preserve"> </w:t>
-      </w:r>
-      <w:proofErr w:type="spellStart"/>
-      <w:r>
-        <w:rPr>
-          <w:color w:val="1A1916"/>
-        </w:rPr>
-        <w:t>aplikasi</w:t>
-      </w:r>
-      <w:proofErr w:type="spellEnd"/>
-      <w:r>
-        <w:rPr>
-          <w:color w:val="1A1916"/>
-        </w:rPr>
-        <w:t xml:space="preserve"> </w:t>
-      </w:r>
-      <w:proofErr w:type="spellStart"/>
-      <w:r>
-        <w:rPr>
-          <w:color w:val="1A1916"/>
-        </w:rPr>
-        <w:t>atau</w:t>
-      </w:r>
-      <w:proofErr w:type="spellEnd"/>
-      <w:r>
-        <w:rPr>
-          <w:color w:val="1A1916"/>
-        </w:rPr>
-        <w:t xml:space="preserve"> script lain.</w:t>
+        <w:t>Fitur lanjutan yang memungkinkan user untuk mengintegrasikan Snip dengan aplikasi atau script lain.</w:t>
       </w:r>
     </w:p>
     <w:p>
@@ -13228,7 +8897,6 @@
             </w:tcMar>
           </w:tcPr>
           <w:p>
-            <w:proofErr w:type="spellStart"/>
             <w:r>
               <w:rPr>
                 <w:b/>
@@ -13239,7 +8907,6 @@
               </w:rPr>
               <w:t>Prioritas</w:t>
             </w:r>
-            <w:proofErr w:type="spellEnd"/>
           </w:p>
         </w:tc>
         <w:tc>
@@ -13290,7 +8957,6 @@
             </w:tcMar>
           </w:tcPr>
           <w:p>
-            <w:proofErr w:type="spellStart"/>
             <w:r>
               <w:rPr>
                 <w:b/>
@@ -13301,7 +8967,6 @@
               </w:rPr>
               <w:t>Catatan</w:t>
             </w:r>
-            <w:proofErr w:type="spellEnd"/>
           </w:p>
         </w:tc>
       </w:tr>
@@ -13358,25 +9023,7 @@
                 <w:sz w:val="20"/>
                 <w:szCs w:val="20"/>
               </w:rPr>
-              <w:t xml:space="preserve">Generate API key </w:t>
-            </w:r>
-            <w:proofErr w:type="spellStart"/>
-            <w:r>
-              <w:rPr>
-                <w:color w:val="1A1916"/>
-                <w:sz w:val="20"/>
-                <w:szCs w:val="20"/>
-              </w:rPr>
-              <w:t>unik</w:t>
-            </w:r>
-            <w:proofErr w:type="spellEnd"/>
-            <w:r>
-              <w:rPr>
-                <w:color w:val="1A1916"/>
-                <w:sz w:val="20"/>
-                <w:szCs w:val="20"/>
-              </w:rPr>
-              <w:t xml:space="preserve"> per user</w:t>
+              <w:t>Generate API key unik per user</w:t>
             </w:r>
           </w:p>
         </w:tc>
@@ -13398,7 +9045,6 @@
             </w:tcMar>
           </w:tcPr>
           <w:p>
-            <w:proofErr w:type="spellStart"/>
             <w:r>
               <w:rPr>
                 <w:b/>
@@ -13409,7 +9055,6 @@
               </w:rPr>
               <w:t>Rendah</w:t>
             </w:r>
-            <w:proofErr w:type="spellEnd"/>
           </w:p>
         </w:tc>
         <w:tc>
@@ -13458,23 +9103,13 @@
             </w:tcMar>
           </w:tcPr>
           <w:p>
-            <w:proofErr w:type="spellStart"/>
-            <w:r>
-              <w:rPr>
-                <w:color w:val="7A7870"/>
-                <w:sz w:val="20"/>
-                <w:szCs w:val="20"/>
-              </w:rPr>
-              <w:t>Simpan</w:t>
-            </w:r>
-            <w:proofErr w:type="spellEnd"/>
-            <w:r>
-              <w:rPr>
-                <w:color w:val="7A7870"/>
-                <w:sz w:val="20"/>
-                <w:szCs w:val="20"/>
-              </w:rPr>
-              <w:t xml:space="preserve"> hash di database</w:t>
+            <w:r>
+              <w:rPr>
+                <w:color w:val="7A7870"/>
+                <w:sz w:val="20"/>
+                <w:szCs w:val="20"/>
+              </w:rPr>
+              <w:t>Simpan hash di database</w:t>
             </w:r>
           </w:p>
         </w:tc>
@@ -13526,23 +9161,13 @@
             </w:tcMar>
           </w:tcPr>
           <w:p>
-            <w:proofErr w:type="spellStart"/>
             <w:r>
               <w:rPr>
                 <w:color w:val="1A1916"/>
                 <w:sz w:val="20"/>
                 <w:szCs w:val="20"/>
               </w:rPr>
-              <w:t>Autentikasi</w:t>
-            </w:r>
-            <w:proofErr w:type="spellEnd"/>
-            <w:r>
-              <w:rPr>
-                <w:color w:val="1A1916"/>
-                <w:sz w:val="20"/>
-                <w:szCs w:val="20"/>
-              </w:rPr>
-              <w:t xml:space="preserve"> via header X-API-Key</w:t>
+              <w:t>Autentikasi via header X-API-Key</w:t>
             </w:r>
           </w:p>
         </w:tc>
@@ -13564,7 +9189,6 @@
             </w:tcMar>
           </w:tcPr>
           <w:p>
-            <w:proofErr w:type="spellStart"/>
             <w:r>
               <w:rPr>
                 <w:b/>
@@ -13575,7 +9199,6 @@
               </w:rPr>
               <w:t>Rendah</w:t>
             </w:r>
-            <w:proofErr w:type="spellEnd"/>
           </w:p>
         </w:tc>
         <w:tc>
@@ -13630,43 +9253,7 @@
                 <w:sz w:val="20"/>
                 <w:szCs w:val="20"/>
               </w:rPr>
-              <w:t xml:space="preserve">Middleware </w:t>
-            </w:r>
-            <w:proofErr w:type="spellStart"/>
-            <w:r>
-              <w:rPr>
-                <w:color w:val="7A7870"/>
-                <w:sz w:val="20"/>
-                <w:szCs w:val="20"/>
-              </w:rPr>
-              <w:t>terpisah</w:t>
-            </w:r>
-            <w:proofErr w:type="spellEnd"/>
-            <w:r>
-              <w:rPr>
-                <w:color w:val="7A7870"/>
-                <w:sz w:val="20"/>
-                <w:szCs w:val="20"/>
-              </w:rPr>
-              <w:t xml:space="preserve"> </w:t>
-            </w:r>
-            <w:proofErr w:type="spellStart"/>
-            <w:r>
-              <w:rPr>
-                <w:color w:val="7A7870"/>
-                <w:sz w:val="20"/>
-                <w:szCs w:val="20"/>
-              </w:rPr>
-              <w:t>dari</w:t>
-            </w:r>
-            <w:proofErr w:type="spellEnd"/>
-            <w:r>
-              <w:rPr>
-                <w:color w:val="7A7870"/>
-                <w:sz w:val="20"/>
-                <w:szCs w:val="20"/>
-              </w:rPr>
-              <w:t xml:space="preserve"> JWT</w:t>
+              <w:t>Middleware terpisah dari JWT</w:t>
             </w:r>
           </w:p>
         </w:tc>
@@ -13724,25 +9311,7 @@
                 <w:sz w:val="20"/>
                 <w:szCs w:val="20"/>
               </w:rPr>
-              <w:t xml:space="preserve">Halaman </w:t>
-            </w:r>
-            <w:proofErr w:type="spellStart"/>
-            <w:r>
-              <w:rPr>
-                <w:color w:val="1A1916"/>
-                <w:sz w:val="20"/>
-                <w:szCs w:val="20"/>
-              </w:rPr>
-              <w:t>manajemen</w:t>
-            </w:r>
-            <w:proofErr w:type="spellEnd"/>
-            <w:r>
-              <w:rPr>
-                <w:color w:val="1A1916"/>
-                <w:sz w:val="20"/>
-                <w:szCs w:val="20"/>
-              </w:rPr>
-              <w:t xml:space="preserve"> API key di dashboard</w:t>
+              <w:t>Halaman manajemen API key di dashboard</w:t>
             </w:r>
           </w:p>
         </w:tc>
@@ -13764,7 +9333,6 @@
             </w:tcMar>
           </w:tcPr>
           <w:p>
-            <w:proofErr w:type="spellStart"/>
             <w:r>
               <w:rPr>
                 <w:b/>
@@ -13775,7 +9343,6 @@
               </w:rPr>
               <w:t>Rendah</w:t>
             </w:r>
-            <w:proofErr w:type="spellEnd"/>
           </w:p>
         </w:tc>
         <w:tc>
@@ -13830,25 +9397,7 @@
                 <w:sz w:val="20"/>
                 <w:szCs w:val="20"/>
               </w:rPr>
-              <w:t xml:space="preserve">Generate </w:t>
-            </w:r>
-            <w:proofErr w:type="spellStart"/>
-            <w:r>
-              <w:rPr>
-                <w:color w:val="7A7870"/>
-                <w:sz w:val="20"/>
-                <w:szCs w:val="20"/>
-              </w:rPr>
-              <w:t>ulang</w:t>
-            </w:r>
-            <w:proofErr w:type="spellEnd"/>
-            <w:r>
-              <w:rPr>
-                <w:color w:val="7A7870"/>
-                <w:sz w:val="20"/>
-                <w:szCs w:val="20"/>
-              </w:rPr>
-              <w:t>, revoke key</w:t>
+              <w:t>Generate ulang, revoke key</w:t>
             </w:r>
           </w:p>
         </w:tc>
@@ -13901,34 +9450,14 @@
             </w:tcMar>
           </w:tcPr>
           <w:p>
-            <w:proofErr w:type="spellStart"/>
             <w:r>
               <w:rPr>
                 <w:color w:val="1A1916"/>
                 <w:sz w:val="20"/>
                 <w:szCs w:val="20"/>
               </w:rPr>
-              <w:t>Dokumentasi</w:t>
-            </w:r>
-            <w:proofErr w:type="spellEnd"/>
-            <w:r>
-              <w:rPr>
-                <w:color w:val="1A1916"/>
-                <w:sz w:val="20"/>
-                <w:szCs w:val="20"/>
-              </w:rPr>
-              <w:t xml:space="preserve"> API </w:t>
-            </w:r>
-            <w:proofErr w:type="spellStart"/>
-            <w:r>
-              <w:rPr>
-                <w:color w:val="1A1916"/>
-                <w:sz w:val="20"/>
-                <w:szCs w:val="20"/>
-              </w:rPr>
-              <w:t>sederhana</w:t>
-            </w:r>
-            <w:proofErr w:type="spellEnd"/>
+              <w:t>Dokumentasi API sederhana</w:t>
+            </w:r>
           </w:p>
         </w:tc>
         <w:tc>
@@ -13949,7 +9478,6 @@
             </w:tcMar>
           </w:tcPr>
           <w:p>
-            <w:proofErr w:type="spellStart"/>
             <w:r>
               <w:rPr>
                 <w:b/>
@@ -13960,7 +9488,6 @@
               </w:rPr>
               <w:t>Rendah</w:t>
             </w:r>
-            <w:proofErr w:type="spellEnd"/>
           </w:p>
         </w:tc>
         <w:tc>
@@ -14015,36 +9542,8 @@
                 <w:sz w:val="20"/>
                 <w:szCs w:val="20"/>
               </w:rPr>
-              <w:t xml:space="preserve">Bisa </w:t>
-            </w:r>
-            <w:proofErr w:type="spellStart"/>
-            <w:r>
-              <w:rPr>
-                <w:color w:val="7A7870"/>
-                <w:sz w:val="20"/>
-                <w:szCs w:val="20"/>
-              </w:rPr>
-              <w:t>pakai</w:t>
-            </w:r>
-            <w:proofErr w:type="spellEnd"/>
-            <w:r>
-              <w:rPr>
-                <w:color w:val="7A7870"/>
-                <w:sz w:val="20"/>
-                <w:szCs w:val="20"/>
-              </w:rPr>
-              <w:t xml:space="preserve"> Swagger/</w:t>
-            </w:r>
-            <w:proofErr w:type="spellStart"/>
-            <w:r>
-              <w:rPr>
-                <w:color w:val="7A7870"/>
-                <w:sz w:val="20"/>
-                <w:szCs w:val="20"/>
-              </w:rPr>
-              <w:t>OpenAPI</w:t>
-            </w:r>
-            <w:proofErr w:type="spellEnd"/>
+              <w:t>Bisa pakai Swagger/OpenAPI</w:t>
+            </w:r>
           </w:p>
         </w:tc>
       </w:tr>
@@ -14062,146 +9561,18 @@
         <w:pStyle w:val="Heading1"/>
       </w:pPr>
       <w:r>
-        <w:t>Skema Database (</w:t>
-      </w:r>
-      <w:proofErr w:type="spellStart"/>
-      <w:r>
-        <w:t>Ringkasan</w:t>
-      </w:r>
-      <w:proofErr w:type="spellEnd"/>
-      <w:r>
-        <w:t>)</w:t>
+        <w:t>Skema Database (Ringkasan)</w:t>
       </w:r>
     </w:p>
     <w:p>
       <w:pPr>
         <w:spacing w:before="60" w:after="60"/>
       </w:pPr>
-      <w:proofErr w:type="spellStart"/>
       <w:r>
         <w:rPr>
           <w:color w:val="1A1916"/>
         </w:rPr>
-        <w:t>Tiga</w:t>
-      </w:r>
-      <w:proofErr w:type="spellEnd"/>
-      <w:r>
-        <w:rPr>
-          <w:color w:val="1A1916"/>
-        </w:rPr>
-        <w:t xml:space="preserve"> </w:t>
-      </w:r>
-      <w:proofErr w:type="spellStart"/>
-      <w:r>
-        <w:rPr>
-          <w:color w:val="1A1916"/>
-        </w:rPr>
-        <w:t>tabel</w:t>
-      </w:r>
-      <w:proofErr w:type="spellEnd"/>
-      <w:r>
-        <w:rPr>
-          <w:color w:val="1A1916"/>
-        </w:rPr>
-        <w:t xml:space="preserve"> </w:t>
-      </w:r>
-      <w:proofErr w:type="spellStart"/>
-      <w:r>
-        <w:rPr>
-          <w:color w:val="1A1916"/>
-        </w:rPr>
-        <w:t>utama</w:t>
-      </w:r>
-      <w:proofErr w:type="spellEnd"/>
-      <w:r>
-        <w:rPr>
-          <w:color w:val="1A1916"/>
-        </w:rPr>
-        <w:t xml:space="preserve"> yang </w:t>
-      </w:r>
-      <w:proofErr w:type="spellStart"/>
-      <w:r>
-        <w:rPr>
-          <w:color w:val="1A1916"/>
-        </w:rPr>
-        <w:t>dibutuhkan</w:t>
-      </w:r>
-      <w:proofErr w:type="spellEnd"/>
-      <w:r>
-        <w:rPr>
-          <w:color w:val="1A1916"/>
-        </w:rPr>
-        <w:t xml:space="preserve"> </w:t>
-      </w:r>
-      <w:proofErr w:type="spellStart"/>
-      <w:r>
-        <w:rPr>
-          <w:color w:val="1A1916"/>
-        </w:rPr>
-        <w:t>untuk</w:t>
-      </w:r>
-      <w:proofErr w:type="spellEnd"/>
-      <w:r>
-        <w:rPr>
-          <w:color w:val="1A1916"/>
-        </w:rPr>
-        <w:t xml:space="preserve"> </w:t>
-      </w:r>
-      <w:proofErr w:type="spellStart"/>
-      <w:r>
-        <w:rPr>
-          <w:color w:val="1A1916"/>
-        </w:rPr>
-        <w:t>mendukung</w:t>
-      </w:r>
-      <w:proofErr w:type="spellEnd"/>
-      <w:r>
-        <w:rPr>
-          <w:color w:val="1A1916"/>
-        </w:rPr>
-        <w:t xml:space="preserve"> </w:t>
-      </w:r>
-      <w:proofErr w:type="spellStart"/>
-      <w:r>
-        <w:rPr>
-          <w:color w:val="1A1916"/>
-        </w:rPr>
-        <w:t>semua</w:t>
-      </w:r>
-      <w:proofErr w:type="spellEnd"/>
-      <w:r>
-        <w:rPr>
-          <w:color w:val="1A1916"/>
-        </w:rPr>
-        <w:t xml:space="preserve"> </w:t>
-      </w:r>
-      <w:proofErr w:type="spellStart"/>
-      <w:r>
-        <w:rPr>
-          <w:color w:val="1A1916"/>
-        </w:rPr>
-        <w:t>fitur</w:t>
-      </w:r>
-      <w:proofErr w:type="spellEnd"/>
-      <w:r>
-        <w:rPr>
-          <w:color w:val="1A1916"/>
-        </w:rPr>
-        <w:t xml:space="preserve"> di </w:t>
-      </w:r>
-      <w:proofErr w:type="spellStart"/>
-      <w:r>
-        <w:rPr>
-          <w:color w:val="1A1916"/>
-        </w:rPr>
-        <w:t>atas</w:t>
-      </w:r>
-      <w:proofErr w:type="spellEnd"/>
-      <w:r>
-        <w:rPr>
-          <w:color w:val="1A1916"/>
-        </w:rPr>
-        <w:t>:</w:t>
+        <w:t>Tiga tabel utama yang dibutuhkan untuk mendukung semua fitur di atas:</w:t>
       </w:r>
     </w:p>
     <w:p>
@@ -14313,7 +9684,6 @@
             </w:tcMar>
           </w:tcPr>
           <w:p>
-            <w:proofErr w:type="spellStart"/>
             <w:r>
               <w:rPr>
                 <w:b/>
@@ -14324,7 +9694,6 @@
               </w:rPr>
               <w:t>Keterangan</w:t>
             </w:r>
-            <w:proofErr w:type="spellEnd"/>
           </w:p>
         </w:tc>
       </w:tr>
@@ -14381,36 +9750,8 @@
                 <w:sz w:val="20"/>
                 <w:szCs w:val="20"/>
               </w:rPr>
-              <w:t xml:space="preserve">id, email, </w:t>
-            </w:r>
-            <w:proofErr w:type="spellStart"/>
-            <w:r>
-              <w:rPr>
-                <w:color w:val="7A7870"/>
-                <w:sz w:val="20"/>
-                <w:szCs w:val="20"/>
-              </w:rPr>
-              <w:t>password_hash</w:t>
-            </w:r>
-            <w:proofErr w:type="spellEnd"/>
-            <w:r>
-              <w:rPr>
-                <w:color w:val="7A7870"/>
-                <w:sz w:val="20"/>
-                <w:szCs w:val="20"/>
-              </w:rPr>
-              <w:t xml:space="preserve">, </w:t>
-            </w:r>
-            <w:proofErr w:type="spellStart"/>
-            <w:r>
-              <w:rPr>
-                <w:color w:val="7A7870"/>
-                <w:sz w:val="20"/>
-                <w:szCs w:val="20"/>
-              </w:rPr>
-              <w:t>created_at</w:t>
-            </w:r>
-            <w:proofErr w:type="spellEnd"/>
+              <w:t>id, email, password_hash, created_at</w:t>
+            </w:r>
           </w:p>
         </w:tc>
         <w:tc>
@@ -14437,133 +9778,7 @@
                 <w:sz w:val="20"/>
                 <w:szCs w:val="20"/>
               </w:rPr>
-              <w:t xml:space="preserve">Data </w:t>
-            </w:r>
-            <w:proofErr w:type="spellStart"/>
-            <w:r>
-              <w:rPr>
-                <w:color w:val="7A7870"/>
-                <w:sz w:val="20"/>
-                <w:szCs w:val="20"/>
-              </w:rPr>
-              <w:t>akun</w:t>
-            </w:r>
-            <w:proofErr w:type="spellEnd"/>
-            <w:r>
-              <w:rPr>
-                <w:color w:val="7A7870"/>
-                <w:sz w:val="20"/>
-                <w:szCs w:val="20"/>
-              </w:rPr>
-              <w:t xml:space="preserve"> </w:t>
-            </w:r>
-            <w:proofErr w:type="spellStart"/>
-            <w:r>
-              <w:rPr>
-                <w:color w:val="7A7870"/>
-                <w:sz w:val="20"/>
-                <w:szCs w:val="20"/>
-              </w:rPr>
-              <w:t>pengguna</w:t>
-            </w:r>
-            <w:proofErr w:type="spellEnd"/>
-            <w:r>
-              <w:rPr>
-                <w:color w:val="7A7870"/>
-                <w:sz w:val="20"/>
-                <w:szCs w:val="20"/>
-              </w:rPr>
-              <w:t xml:space="preserve">. Password </w:t>
-            </w:r>
-            <w:proofErr w:type="spellStart"/>
-            <w:r>
-              <w:rPr>
-                <w:color w:val="7A7870"/>
-                <w:sz w:val="20"/>
-                <w:szCs w:val="20"/>
-              </w:rPr>
-              <w:t>disimpan</w:t>
-            </w:r>
-            <w:proofErr w:type="spellEnd"/>
-            <w:r>
-              <w:rPr>
-                <w:color w:val="7A7870"/>
-                <w:sz w:val="20"/>
-                <w:szCs w:val="20"/>
-              </w:rPr>
-              <w:t xml:space="preserve"> </w:t>
-            </w:r>
-            <w:proofErr w:type="spellStart"/>
-            <w:r>
-              <w:rPr>
-                <w:color w:val="7A7870"/>
-                <w:sz w:val="20"/>
-                <w:szCs w:val="20"/>
-              </w:rPr>
-              <w:t>sebagai</w:t>
-            </w:r>
-            <w:proofErr w:type="spellEnd"/>
-            <w:r>
-              <w:rPr>
-                <w:color w:val="7A7870"/>
-                <w:sz w:val="20"/>
-                <w:szCs w:val="20"/>
-              </w:rPr>
-              <w:t xml:space="preserve"> </w:t>
-            </w:r>
-            <w:proofErr w:type="spellStart"/>
-            <w:r>
-              <w:rPr>
-                <w:color w:val="7A7870"/>
-                <w:sz w:val="20"/>
-                <w:szCs w:val="20"/>
-              </w:rPr>
-              <w:t>bcrypt</w:t>
-            </w:r>
-            <w:proofErr w:type="spellEnd"/>
-            <w:r>
-              <w:rPr>
-                <w:color w:val="7A7870"/>
-                <w:sz w:val="20"/>
-                <w:szCs w:val="20"/>
-              </w:rPr>
-              <w:t xml:space="preserve"> hash, </w:t>
-            </w:r>
-            <w:proofErr w:type="spellStart"/>
-            <w:r>
-              <w:rPr>
-                <w:color w:val="7A7870"/>
-                <w:sz w:val="20"/>
-                <w:szCs w:val="20"/>
-              </w:rPr>
-              <w:t>tidak</w:t>
-            </w:r>
-            <w:proofErr w:type="spellEnd"/>
-            <w:r>
-              <w:rPr>
-                <w:color w:val="7A7870"/>
-                <w:sz w:val="20"/>
-                <w:szCs w:val="20"/>
-              </w:rPr>
-              <w:t xml:space="preserve"> </w:t>
-            </w:r>
-            <w:proofErr w:type="spellStart"/>
-            <w:r>
-              <w:rPr>
-                <w:color w:val="7A7870"/>
-                <w:sz w:val="20"/>
-                <w:szCs w:val="20"/>
-              </w:rPr>
-              <w:t>pernah</w:t>
-            </w:r>
-            <w:proofErr w:type="spellEnd"/>
-            <w:r>
-              <w:rPr>
-                <w:color w:val="7A7870"/>
-                <w:sz w:val="20"/>
-                <w:szCs w:val="20"/>
-              </w:rPr>
-              <w:t xml:space="preserve"> plaintext.</w:t>
+              <w:t>Data akun pengguna. Password disimpan sebagai bcrypt hash, tidak pernah plaintext.</w:t>
             </w:r>
           </w:p>
         </w:tc>
@@ -14621,72 +9836,8 @@
                 <w:sz w:val="20"/>
                 <w:szCs w:val="20"/>
               </w:rPr>
-              <w:t xml:space="preserve">id, slug, </w:t>
-            </w:r>
-            <w:proofErr w:type="spellStart"/>
-            <w:r>
-              <w:rPr>
-                <w:color w:val="7A7870"/>
-                <w:sz w:val="20"/>
-                <w:szCs w:val="20"/>
-              </w:rPr>
-              <w:t>original_url</w:t>
-            </w:r>
-            <w:proofErr w:type="spellEnd"/>
-            <w:r>
-              <w:rPr>
-                <w:color w:val="7A7870"/>
-                <w:sz w:val="20"/>
-                <w:szCs w:val="20"/>
-              </w:rPr>
-              <w:t xml:space="preserve">, </w:t>
-            </w:r>
-            <w:proofErr w:type="spellStart"/>
-            <w:r>
-              <w:rPr>
-                <w:color w:val="7A7870"/>
-                <w:sz w:val="20"/>
-                <w:szCs w:val="20"/>
-              </w:rPr>
-              <w:t>user_id</w:t>
-            </w:r>
-            <w:proofErr w:type="spellEnd"/>
-            <w:r>
-              <w:rPr>
-                <w:color w:val="7A7870"/>
-                <w:sz w:val="20"/>
-                <w:szCs w:val="20"/>
-              </w:rPr>
-              <w:t xml:space="preserve">, clicks, </w:t>
-            </w:r>
-            <w:proofErr w:type="spellStart"/>
-            <w:r>
-              <w:rPr>
-                <w:color w:val="7A7870"/>
-                <w:sz w:val="20"/>
-                <w:szCs w:val="20"/>
-              </w:rPr>
-              <w:t>expired_at</w:t>
-            </w:r>
-            <w:proofErr w:type="spellEnd"/>
-            <w:r>
-              <w:rPr>
-                <w:color w:val="7A7870"/>
-                <w:sz w:val="20"/>
-                <w:szCs w:val="20"/>
-              </w:rPr>
-              <w:t xml:space="preserve">, </w:t>
-            </w:r>
-            <w:proofErr w:type="spellStart"/>
-            <w:r>
-              <w:rPr>
-                <w:color w:val="7A7870"/>
-                <w:sz w:val="20"/>
-                <w:szCs w:val="20"/>
-              </w:rPr>
-              <w:t>max_clicks</w:t>
-            </w:r>
-            <w:proofErr w:type="spellEnd"/>
+              <w:t>id, slug, original_url, user_id, clicks, expired_at, max_clicks</w:t>
+            </w:r>
           </w:p>
         </w:tc>
         <w:tc>
@@ -14713,115 +9864,7 @@
                 <w:sz w:val="20"/>
                 <w:szCs w:val="20"/>
               </w:rPr>
-              <w:t xml:space="preserve">Data </w:t>
-            </w:r>
-            <w:proofErr w:type="spellStart"/>
-            <w:r>
-              <w:rPr>
-                <w:color w:val="7A7870"/>
-                <w:sz w:val="20"/>
-                <w:szCs w:val="20"/>
-              </w:rPr>
-              <w:t>setiap</w:t>
-            </w:r>
-            <w:proofErr w:type="spellEnd"/>
-            <w:r>
-              <w:rPr>
-                <w:color w:val="7A7870"/>
-                <w:sz w:val="20"/>
-                <w:szCs w:val="20"/>
-              </w:rPr>
-              <w:t xml:space="preserve"> link </w:t>
-            </w:r>
-            <w:proofErr w:type="spellStart"/>
-            <w:r>
-              <w:rPr>
-                <w:color w:val="7A7870"/>
-                <w:sz w:val="20"/>
-                <w:szCs w:val="20"/>
-              </w:rPr>
-              <w:t>pendek</w:t>
-            </w:r>
-            <w:proofErr w:type="spellEnd"/>
-            <w:r>
-              <w:rPr>
-                <w:color w:val="7A7870"/>
-                <w:sz w:val="20"/>
-                <w:szCs w:val="20"/>
-              </w:rPr>
-              <w:t xml:space="preserve">. </w:t>
-            </w:r>
-            <w:proofErr w:type="spellStart"/>
-            <w:r>
-              <w:rPr>
-                <w:color w:val="7A7870"/>
-                <w:sz w:val="20"/>
-                <w:szCs w:val="20"/>
-              </w:rPr>
-              <w:t>user_id</w:t>
-            </w:r>
-            <w:proofErr w:type="spellEnd"/>
-            <w:r>
-              <w:rPr>
-                <w:color w:val="7A7870"/>
-                <w:sz w:val="20"/>
-                <w:szCs w:val="20"/>
-              </w:rPr>
-              <w:t xml:space="preserve"> </w:t>
-            </w:r>
-            <w:proofErr w:type="spellStart"/>
-            <w:r>
-              <w:rPr>
-                <w:color w:val="7A7870"/>
-                <w:sz w:val="20"/>
-                <w:szCs w:val="20"/>
-              </w:rPr>
-              <w:t>adalah</w:t>
-            </w:r>
-            <w:proofErr w:type="spellEnd"/>
-            <w:r>
-              <w:rPr>
-                <w:color w:val="7A7870"/>
-                <w:sz w:val="20"/>
-                <w:szCs w:val="20"/>
-              </w:rPr>
-              <w:t xml:space="preserve"> foreign key </w:t>
-            </w:r>
-            <w:proofErr w:type="spellStart"/>
-            <w:r>
-              <w:rPr>
-                <w:color w:val="7A7870"/>
-                <w:sz w:val="20"/>
-                <w:szCs w:val="20"/>
-              </w:rPr>
-              <w:t>ke</w:t>
-            </w:r>
-            <w:proofErr w:type="spellEnd"/>
-            <w:r>
-              <w:rPr>
-                <w:color w:val="7A7870"/>
-                <w:sz w:val="20"/>
-                <w:szCs w:val="20"/>
-              </w:rPr>
-              <w:t xml:space="preserve"> </w:t>
-            </w:r>
-            <w:proofErr w:type="spellStart"/>
-            <w:r>
-              <w:rPr>
-                <w:color w:val="7A7870"/>
-                <w:sz w:val="20"/>
-                <w:szCs w:val="20"/>
-              </w:rPr>
-              <w:t>tabel</w:t>
-            </w:r>
-            <w:proofErr w:type="spellEnd"/>
-            <w:r>
-              <w:rPr>
-                <w:color w:val="7A7870"/>
-                <w:sz w:val="20"/>
-                <w:szCs w:val="20"/>
-              </w:rPr>
-              <w:t xml:space="preserve"> users.</w:t>
+              <w:t>Data setiap link pendek. user_id adalah foreign key ke tabel users.</w:t>
             </w:r>
           </w:p>
         </w:tc>
@@ -14845,7 +9888,6 @@
             </w:tcMar>
           </w:tcPr>
           <w:p>
-            <w:proofErr w:type="spellStart"/>
             <w:r>
               <w:rPr>
                 <w:color w:val="1A1916"/>
@@ -14854,7 +9896,6 @@
               </w:rPr>
               <w:t>click_logs</w:t>
             </w:r>
-            <w:proofErr w:type="spellEnd"/>
           </w:p>
         </w:tc>
         <w:tc>
@@ -14881,79 +9922,7 @@
                 <w:sz w:val="20"/>
                 <w:szCs w:val="20"/>
               </w:rPr>
-              <w:t xml:space="preserve">id, </w:t>
-            </w:r>
-            <w:proofErr w:type="spellStart"/>
-            <w:r>
-              <w:rPr>
-                <w:color w:val="7A7870"/>
-                <w:sz w:val="20"/>
-                <w:szCs w:val="20"/>
-              </w:rPr>
-              <w:t>link_id</w:t>
-            </w:r>
-            <w:proofErr w:type="spellEnd"/>
-            <w:r>
-              <w:rPr>
-                <w:color w:val="7A7870"/>
-                <w:sz w:val="20"/>
-                <w:szCs w:val="20"/>
-              </w:rPr>
-              <w:t xml:space="preserve">, </w:t>
-            </w:r>
-            <w:proofErr w:type="spellStart"/>
-            <w:r>
-              <w:rPr>
-                <w:color w:val="7A7870"/>
-                <w:sz w:val="20"/>
-                <w:szCs w:val="20"/>
-              </w:rPr>
-              <w:t>clicked_at</w:t>
-            </w:r>
-            <w:proofErr w:type="spellEnd"/>
-            <w:r>
-              <w:rPr>
-                <w:color w:val="7A7870"/>
-                <w:sz w:val="20"/>
-                <w:szCs w:val="20"/>
-              </w:rPr>
-              <w:t xml:space="preserve">, </w:t>
-            </w:r>
-            <w:proofErr w:type="spellStart"/>
-            <w:r>
-              <w:rPr>
-                <w:color w:val="7A7870"/>
-                <w:sz w:val="20"/>
-                <w:szCs w:val="20"/>
-              </w:rPr>
-              <w:t>ip_address</w:t>
-            </w:r>
-            <w:proofErr w:type="spellEnd"/>
-            <w:r>
-              <w:rPr>
-                <w:color w:val="7A7870"/>
-                <w:sz w:val="20"/>
-                <w:szCs w:val="20"/>
-              </w:rPr>
-              <w:t xml:space="preserve">, </w:t>
-            </w:r>
-            <w:proofErr w:type="spellStart"/>
-            <w:r>
-              <w:rPr>
-                <w:color w:val="7A7870"/>
-                <w:sz w:val="20"/>
-                <w:szCs w:val="20"/>
-              </w:rPr>
-              <w:t>user_agent</w:t>
-            </w:r>
-            <w:proofErr w:type="spellEnd"/>
-            <w:r>
-              <w:rPr>
-                <w:color w:val="7A7870"/>
-                <w:sz w:val="20"/>
-                <w:szCs w:val="20"/>
-              </w:rPr>
-              <w:t>, country</w:t>
+              <w:t>id, link_id, clicked_at, ip_address, user_agent, country</w:t>
             </w:r>
           </w:p>
         </w:tc>
@@ -14981,151 +9950,7 @@
                 <w:sz w:val="20"/>
                 <w:szCs w:val="20"/>
               </w:rPr>
-              <w:t xml:space="preserve">Log </w:t>
-            </w:r>
-            <w:proofErr w:type="spellStart"/>
-            <w:r>
-              <w:rPr>
-                <w:color w:val="7A7870"/>
-                <w:sz w:val="20"/>
-                <w:szCs w:val="20"/>
-              </w:rPr>
-              <w:t>setiap</w:t>
-            </w:r>
-            <w:proofErr w:type="spellEnd"/>
-            <w:r>
-              <w:rPr>
-                <w:color w:val="7A7870"/>
-                <w:sz w:val="20"/>
-                <w:szCs w:val="20"/>
-              </w:rPr>
-              <w:t xml:space="preserve"> </w:t>
-            </w:r>
-            <w:proofErr w:type="spellStart"/>
-            <w:r>
-              <w:rPr>
-                <w:color w:val="7A7870"/>
-                <w:sz w:val="20"/>
-                <w:szCs w:val="20"/>
-              </w:rPr>
-              <w:t>klik</w:t>
-            </w:r>
-            <w:proofErr w:type="spellEnd"/>
-            <w:r>
-              <w:rPr>
-                <w:color w:val="7A7870"/>
-                <w:sz w:val="20"/>
-                <w:szCs w:val="20"/>
-              </w:rPr>
-              <w:t xml:space="preserve">. </w:t>
-            </w:r>
-            <w:proofErr w:type="spellStart"/>
-            <w:r>
-              <w:rPr>
-                <w:color w:val="7A7870"/>
-                <w:sz w:val="20"/>
-                <w:szCs w:val="20"/>
-              </w:rPr>
-              <w:t>link_id</w:t>
-            </w:r>
-            <w:proofErr w:type="spellEnd"/>
-            <w:r>
-              <w:rPr>
-                <w:color w:val="7A7870"/>
-                <w:sz w:val="20"/>
-                <w:szCs w:val="20"/>
-              </w:rPr>
-              <w:t xml:space="preserve"> </w:t>
-            </w:r>
-            <w:proofErr w:type="spellStart"/>
-            <w:r>
-              <w:rPr>
-                <w:color w:val="7A7870"/>
-                <w:sz w:val="20"/>
-                <w:szCs w:val="20"/>
-              </w:rPr>
-              <w:t>adalah</w:t>
-            </w:r>
-            <w:proofErr w:type="spellEnd"/>
-            <w:r>
-              <w:rPr>
-                <w:color w:val="7A7870"/>
-                <w:sz w:val="20"/>
-                <w:szCs w:val="20"/>
-              </w:rPr>
-              <w:t xml:space="preserve"> foreign key </w:t>
-            </w:r>
-            <w:proofErr w:type="spellStart"/>
-            <w:r>
-              <w:rPr>
-                <w:color w:val="7A7870"/>
-                <w:sz w:val="20"/>
-                <w:szCs w:val="20"/>
-              </w:rPr>
-              <w:t>ke</w:t>
-            </w:r>
-            <w:proofErr w:type="spellEnd"/>
-            <w:r>
-              <w:rPr>
-                <w:color w:val="7A7870"/>
-                <w:sz w:val="20"/>
-                <w:szCs w:val="20"/>
-              </w:rPr>
-              <w:t xml:space="preserve"> </w:t>
-            </w:r>
-            <w:proofErr w:type="spellStart"/>
-            <w:r>
-              <w:rPr>
-                <w:color w:val="7A7870"/>
-                <w:sz w:val="20"/>
-                <w:szCs w:val="20"/>
-              </w:rPr>
-              <w:t>tabel</w:t>
-            </w:r>
-            <w:proofErr w:type="spellEnd"/>
-            <w:r>
-              <w:rPr>
-                <w:color w:val="7A7870"/>
-                <w:sz w:val="20"/>
-                <w:szCs w:val="20"/>
-              </w:rPr>
-              <w:t xml:space="preserve"> links. </w:t>
-            </w:r>
-            <w:proofErr w:type="spellStart"/>
-            <w:r>
-              <w:rPr>
-                <w:color w:val="7A7870"/>
-                <w:sz w:val="20"/>
-                <w:szCs w:val="20"/>
-              </w:rPr>
-              <w:t>Digunakan</w:t>
-            </w:r>
-            <w:proofErr w:type="spellEnd"/>
-            <w:r>
-              <w:rPr>
-                <w:color w:val="7A7870"/>
-                <w:sz w:val="20"/>
-                <w:szCs w:val="20"/>
-              </w:rPr>
-              <w:t xml:space="preserve"> </w:t>
-            </w:r>
-            <w:proofErr w:type="spellStart"/>
-            <w:r>
-              <w:rPr>
-                <w:color w:val="7A7870"/>
-                <w:sz w:val="20"/>
-                <w:szCs w:val="20"/>
-              </w:rPr>
-              <w:t>untuk</w:t>
-            </w:r>
-            <w:proofErr w:type="spellEnd"/>
-            <w:r>
-              <w:rPr>
-                <w:color w:val="7A7870"/>
-                <w:sz w:val="20"/>
-                <w:szCs w:val="20"/>
-              </w:rPr>
-              <w:t xml:space="preserve"> analytics.</w:t>
+              <w:t>Log setiap klik. link_id adalah foreign key ke tabel links. Digunakan untuk analytics.</w:t>
             </w:r>
           </w:p>
         </w:tc>
@@ -15143,13 +9968,8 @@
       <w:pPr>
         <w:pStyle w:val="Heading1"/>
       </w:pPr>
-      <w:proofErr w:type="spellStart"/>
       <w:r>
-        <w:t>Catatan</w:t>
-      </w:r>
-      <w:proofErr w:type="spellEnd"/>
-      <w:r>
-        <w:t xml:space="preserve"> &amp; Tips</w:t>
+        <w:t>Catatan &amp; Tips</w:t>
       </w:r>
     </w:p>
     <w:p>
@@ -15165,265 +9985,7 @@
         <w:rPr>
           <w:color w:val="1A1916"/>
         </w:rPr>
-        <w:t xml:space="preserve">Mulai </w:t>
-      </w:r>
-      <w:proofErr w:type="spellStart"/>
-      <w:r>
-        <w:rPr>
-          <w:color w:val="1A1916"/>
-        </w:rPr>
-        <w:t>dari</w:t>
-      </w:r>
-      <w:proofErr w:type="spellEnd"/>
-      <w:r>
-        <w:rPr>
-          <w:color w:val="1A1916"/>
-        </w:rPr>
-        <w:t xml:space="preserve"> Redirect </w:t>
-      </w:r>
-      <w:proofErr w:type="spellStart"/>
-      <w:r>
-        <w:rPr>
-          <w:color w:val="1A1916"/>
-        </w:rPr>
-        <w:t>dulu</w:t>
-      </w:r>
-      <w:proofErr w:type="spellEnd"/>
-      <w:r>
-        <w:rPr>
-          <w:color w:val="1A1916"/>
-        </w:rPr>
-        <w:t xml:space="preserve"> — </w:t>
-      </w:r>
-      <w:proofErr w:type="spellStart"/>
-      <w:r>
-        <w:rPr>
-          <w:color w:val="1A1916"/>
-        </w:rPr>
-        <w:t>tanpa</w:t>
-      </w:r>
-      <w:proofErr w:type="spellEnd"/>
-      <w:r>
-        <w:rPr>
-          <w:color w:val="1A1916"/>
-        </w:rPr>
-        <w:t xml:space="preserve"> </w:t>
-      </w:r>
-      <w:proofErr w:type="spellStart"/>
-      <w:r>
-        <w:rPr>
-          <w:color w:val="1A1916"/>
-        </w:rPr>
-        <w:t>ini</w:t>
-      </w:r>
-      <w:proofErr w:type="spellEnd"/>
-      <w:r>
-        <w:rPr>
-          <w:color w:val="1A1916"/>
-        </w:rPr>
-        <w:t xml:space="preserve">, </w:t>
-      </w:r>
-      <w:proofErr w:type="spellStart"/>
-      <w:r>
-        <w:rPr>
-          <w:color w:val="1A1916"/>
-        </w:rPr>
-        <w:t>aplikasi</w:t>
-      </w:r>
-      <w:proofErr w:type="spellEnd"/>
-      <w:r>
-        <w:rPr>
-          <w:color w:val="1A1916"/>
-        </w:rPr>
-        <w:t xml:space="preserve"> </w:t>
-      </w:r>
-      <w:proofErr w:type="spellStart"/>
-      <w:r>
-        <w:rPr>
-          <w:color w:val="1A1916"/>
-        </w:rPr>
-        <w:t>belum</w:t>
-      </w:r>
-      <w:proofErr w:type="spellEnd"/>
-      <w:r>
-        <w:rPr>
-          <w:color w:val="1A1916"/>
-        </w:rPr>
-        <w:t xml:space="preserve"> </w:t>
-      </w:r>
-      <w:proofErr w:type="spellStart"/>
-      <w:r>
-        <w:rPr>
-          <w:color w:val="1A1916"/>
-        </w:rPr>
-        <w:t>bisa</w:t>
-      </w:r>
-      <w:proofErr w:type="spellEnd"/>
-      <w:r>
-        <w:rPr>
-          <w:color w:val="1A1916"/>
-        </w:rPr>
-        <w:t xml:space="preserve"> </w:t>
-      </w:r>
-      <w:proofErr w:type="spellStart"/>
-      <w:r>
-        <w:rPr>
-          <w:color w:val="1A1916"/>
-        </w:rPr>
-        <w:t>disebut</w:t>
-      </w:r>
-      <w:proofErr w:type="spellEnd"/>
-      <w:r>
-        <w:rPr>
-          <w:color w:val="1A1916"/>
-        </w:rPr>
-        <w:t xml:space="preserve"> URL shortener</w:t>
-      </w:r>
-    </w:p>
-    <w:p>
-      <w:pPr>
-        <w:pStyle w:val="ListParagraph"/>
-        <w:numPr>
-          <w:ilvl w:val="0"/>
-          <w:numId w:val="2"/>
-        </w:numPr>
-        <w:spacing w:before="40" w:after="40"/>
-      </w:pPr>
-      <w:proofErr w:type="spellStart"/>
-      <w:r>
-        <w:rPr>
-          <w:color w:val="1A1916"/>
-        </w:rPr>
-        <w:t>Gunakan</w:t>
-      </w:r>
-      <w:proofErr w:type="spellEnd"/>
-      <w:r>
-        <w:rPr>
-          <w:color w:val="1A1916"/>
-        </w:rPr>
-        <w:t xml:space="preserve"> database migration tool </w:t>
-      </w:r>
-      <w:proofErr w:type="spellStart"/>
-      <w:r>
-        <w:rPr>
-          <w:color w:val="1A1916"/>
-        </w:rPr>
-        <w:t>seperti</w:t>
-      </w:r>
-      <w:proofErr w:type="spellEnd"/>
-      <w:r>
-        <w:rPr>
-          <w:color w:val="1A1916"/>
-        </w:rPr>
-        <w:t xml:space="preserve"> </w:t>
-      </w:r>
-      <w:proofErr w:type="spellStart"/>
-      <w:r>
-        <w:rPr>
-          <w:color w:val="1A1916"/>
-        </w:rPr>
-        <w:t>golang</w:t>
-      </w:r>
-      <w:proofErr w:type="spellEnd"/>
-      <w:r>
-        <w:rPr>
-          <w:color w:val="1A1916"/>
-        </w:rPr>
-        <w:t xml:space="preserve">-migrate agar </w:t>
-      </w:r>
-      <w:proofErr w:type="spellStart"/>
-      <w:r>
-        <w:rPr>
-          <w:color w:val="1A1916"/>
-        </w:rPr>
-        <w:t>perubahan</w:t>
-      </w:r>
-      <w:proofErr w:type="spellEnd"/>
-      <w:r>
-        <w:rPr>
-          <w:color w:val="1A1916"/>
-        </w:rPr>
-        <w:t xml:space="preserve"> </w:t>
-      </w:r>
-      <w:proofErr w:type="spellStart"/>
-      <w:r>
-        <w:rPr>
-          <w:color w:val="1A1916"/>
-        </w:rPr>
-        <w:t>skema</w:t>
-      </w:r>
-      <w:proofErr w:type="spellEnd"/>
-      <w:r>
-        <w:rPr>
-          <w:color w:val="1A1916"/>
-        </w:rPr>
-        <w:t xml:space="preserve"> </w:t>
-      </w:r>
-      <w:proofErr w:type="spellStart"/>
-      <w:r>
-        <w:rPr>
-          <w:color w:val="1A1916"/>
-        </w:rPr>
-        <w:t>bisa</w:t>
-      </w:r>
-      <w:proofErr w:type="spellEnd"/>
-      <w:r>
-        <w:rPr>
-          <w:color w:val="1A1916"/>
-        </w:rPr>
-        <w:t xml:space="preserve"> di-track</w:t>
-      </w:r>
-    </w:p>
-    <w:p>
-      <w:pPr>
-        <w:pStyle w:val="ListParagraph"/>
-        <w:numPr>
-          <w:ilvl w:val="0"/>
-          <w:numId w:val="2"/>
-        </w:numPr>
-        <w:spacing w:before="40" w:after="40"/>
-      </w:pPr>
-      <w:proofErr w:type="spellStart"/>
-      <w:r>
-        <w:rPr>
-          <w:color w:val="1A1916"/>
-        </w:rPr>
-        <w:t>Simpan</w:t>
-      </w:r>
-      <w:proofErr w:type="spellEnd"/>
-      <w:r>
-        <w:rPr>
-          <w:color w:val="1A1916"/>
-        </w:rPr>
-        <w:t xml:space="preserve"> </w:t>
-      </w:r>
-      <w:proofErr w:type="spellStart"/>
-      <w:r>
-        <w:rPr>
-          <w:color w:val="1A1916"/>
-        </w:rPr>
-        <w:t>konfigurasi</w:t>
-      </w:r>
-      <w:proofErr w:type="spellEnd"/>
-      <w:r>
-        <w:rPr>
-          <w:color w:val="1A1916"/>
-        </w:rPr>
-        <w:t xml:space="preserve"> (DB URL, JWT secret) di file .env, </w:t>
-      </w:r>
-      <w:proofErr w:type="spellStart"/>
-      <w:r>
-        <w:rPr>
-          <w:color w:val="1A1916"/>
-        </w:rPr>
-        <w:t>jangan</w:t>
-      </w:r>
-      <w:proofErr w:type="spellEnd"/>
-      <w:r>
-        <w:rPr>
-          <w:color w:val="1A1916"/>
-        </w:rPr>
-        <w:t xml:space="preserve"> di-hardcode</w:t>
+        <w:t>Mulai dari Redirect dulu — tanpa ini, aplikasi belum bisa disebut URL shortener</w:t>
       </w:r>
     </w:p>
     <w:p>
@@ -15439,72 +10001,8 @@
         <w:rPr>
           <w:color w:val="1A1916"/>
         </w:rPr>
-        <w:t xml:space="preserve">Tulis unit test </w:t>
+        <w:t>Gunakan database migration tool seperti golang-migrate agar perubahan skema bisa di-track</w:t>
       </w:r>
-      <w:proofErr w:type="spellStart"/>
-      <w:r>
-        <w:rPr>
-          <w:color w:val="1A1916"/>
-        </w:rPr>
-        <w:t>untuk</w:t>
-      </w:r>
-      <w:proofErr w:type="spellEnd"/>
-      <w:r>
-        <w:rPr>
-          <w:color w:val="1A1916"/>
-        </w:rPr>
-        <w:t xml:space="preserve"> </w:t>
-      </w:r>
-      <w:proofErr w:type="spellStart"/>
-      <w:r>
-        <w:rPr>
-          <w:color w:val="1A1916"/>
-        </w:rPr>
-        <w:t>fungsi</w:t>
-      </w:r>
-      <w:proofErr w:type="spellEnd"/>
-      <w:r>
-        <w:rPr>
-          <w:color w:val="1A1916"/>
-        </w:rPr>
-        <w:t xml:space="preserve"> generate slug dan </w:t>
-      </w:r>
-      <w:proofErr w:type="spellStart"/>
-      <w:r>
-        <w:rPr>
-          <w:color w:val="1A1916"/>
-        </w:rPr>
-        <w:t>validasi</w:t>
-      </w:r>
-      <w:proofErr w:type="spellEnd"/>
-      <w:r>
-        <w:rPr>
-          <w:color w:val="1A1916"/>
-        </w:rPr>
-        <w:t xml:space="preserve"> URL </w:t>
-      </w:r>
-      <w:proofErr w:type="spellStart"/>
-      <w:r>
-        <w:rPr>
-          <w:color w:val="1A1916"/>
-        </w:rPr>
-        <w:t>dari</w:t>
-      </w:r>
-      <w:proofErr w:type="spellEnd"/>
-      <w:r>
-        <w:rPr>
-          <w:color w:val="1A1916"/>
-        </w:rPr>
-        <w:t xml:space="preserve"> </w:t>
-      </w:r>
-      <w:proofErr w:type="spellStart"/>
-      <w:r>
-        <w:rPr>
-          <w:color w:val="1A1916"/>
-        </w:rPr>
-        <w:t>awal</w:t>
-      </w:r>
-      <w:proofErr w:type="spellEnd"/>
     </w:p>
     <w:p>
       <w:pPr>
@@ -15515,70 +10013,44 @@
         </w:numPr>
         <w:spacing w:before="40" w:after="40"/>
       </w:pPr>
-      <w:proofErr w:type="spellStart"/>
       <w:r>
         <w:rPr>
           <w:color w:val="1A1916"/>
         </w:rPr>
-        <w:t>Gunakan</w:t>
+        <w:t>Simpan konfigurasi (DB URL, JWT secret) di file .env, jangan di-hardcode</w:t>
       </w:r>
-      <w:proofErr w:type="spellEnd"/>
+    </w:p>
+    <w:p>
+      <w:pPr>
+        <w:pStyle w:val="ListParagraph"/>
+        <w:numPr>
+          <w:ilvl w:val="0"/>
+          <w:numId w:val="2"/>
+        </w:numPr>
+        <w:spacing w:before="40" w:after="40"/>
+      </w:pPr>
       <w:r>
         <w:rPr>
           <w:color w:val="1A1916"/>
         </w:rPr>
-        <w:t xml:space="preserve"> Docker Compose </w:t>
+        <w:t>Tulis unit test untuk fungsi generate slug dan validasi URL dari awal</w:t>
       </w:r>
-      <w:proofErr w:type="spellStart"/>
+    </w:p>
+    <w:p>
+      <w:pPr>
+        <w:pStyle w:val="ListParagraph"/>
+        <w:numPr>
+          <w:ilvl w:val="0"/>
+          <w:numId w:val="2"/>
+        </w:numPr>
+        <w:spacing w:before="40" w:after="40"/>
+      </w:pPr>
       <w:r>
         <w:rPr>
           <w:color w:val="1A1916"/>
         </w:rPr>
-        <w:t>untuk</w:t>
+        <w:t>Gunakan Docker Compose untuk menjalankan Golang + PostgreSQL + Redis sekaligus di lokal</w:t>
       </w:r>
-      <w:proofErr w:type="spellEnd"/>
-      <w:r>
-        <w:rPr>
-          <w:color w:val="1A1916"/>
-        </w:rPr>
-        <w:t xml:space="preserve"> </w:t>
-      </w:r>
-      <w:proofErr w:type="spellStart"/>
-      <w:r>
-        <w:rPr>
-          <w:color w:val="1A1916"/>
-        </w:rPr>
-        <w:t>menjalankan</w:t>
-      </w:r>
-      <w:proofErr w:type="spellEnd"/>
-      <w:r>
-        <w:rPr>
-          <w:color w:val="1A1916"/>
-        </w:rPr>
-        <w:t xml:space="preserve"> Golang + PostgreSQL + Redis </w:t>
-      </w:r>
-      <w:proofErr w:type="spellStart"/>
-      <w:r>
-        <w:rPr>
-          <w:color w:val="1A1916"/>
-        </w:rPr>
-        <w:t>sekaligus</w:t>
-      </w:r>
-      <w:proofErr w:type="spellEnd"/>
-      <w:r>
-        <w:rPr>
-          <w:color w:val="1A1916"/>
-        </w:rPr>
-        <w:t xml:space="preserve"> di </w:t>
-      </w:r>
-      <w:proofErr w:type="spellStart"/>
-      <w:r>
-        <w:rPr>
-          <w:color w:val="1A1916"/>
-        </w:rPr>
-        <w:t>lokal</w:t>
-      </w:r>
-      <w:proofErr w:type="spellEnd"/>
     </w:p>
     <w:p>
       <w:pPr>
@@ -15611,30 +10083,8 @@
         <w:rPr>
           <w:color w:val="1A1916"/>
         </w:rPr>
-        <w:t xml:space="preserve">○ Belum — task </w:t>
+        <w:t>○ Belum — task belum dimulai</w:t>
       </w:r>
-      <w:proofErr w:type="spellStart"/>
-      <w:r>
-        <w:rPr>
-          <w:color w:val="1A1916"/>
-        </w:rPr>
-        <w:t>belum</w:t>
-      </w:r>
-      <w:proofErr w:type="spellEnd"/>
-      <w:r>
-        <w:rPr>
-          <w:color w:val="1A1916"/>
-        </w:rPr>
-        <w:t xml:space="preserve"> </w:t>
-      </w:r>
-      <w:proofErr w:type="spellStart"/>
-      <w:r>
-        <w:rPr>
-          <w:color w:val="1A1916"/>
-        </w:rPr>
-        <w:t>dimulai</w:t>
-      </w:r>
-      <w:proofErr w:type="spellEnd"/>
     </w:p>
     <w:p>
       <w:pPr>
@@ -15649,30 +10099,8 @@
         <w:rPr>
           <w:color w:val="1A1916"/>
         </w:rPr>
-        <w:t xml:space="preserve">○ On Progress — </w:t>
+        <w:t>○ On Progress — sedang dikerjakan</w:t>
       </w:r>
-      <w:proofErr w:type="spellStart"/>
-      <w:r>
-        <w:rPr>
-          <w:color w:val="1A1916"/>
-        </w:rPr>
-        <w:t>sedang</w:t>
-      </w:r>
-      <w:proofErr w:type="spellEnd"/>
-      <w:r>
-        <w:rPr>
-          <w:color w:val="1A1916"/>
-        </w:rPr>
-        <w:t xml:space="preserve"> </w:t>
-      </w:r>
-      <w:proofErr w:type="spellStart"/>
-      <w:r>
-        <w:rPr>
-          <w:color w:val="1A1916"/>
-        </w:rPr>
-        <w:t>dikerjakan</w:t>
-      </w:r>
-      <w:proofErr w:type="spellEnd"/>
     </w:p>
     <w:p>
       <w:pPr>
@@ -15687,58 +10115,8 @@
         <w:rPr>
           <w:color w:val="1A1916"/>
         </w:rPr>
-        <w:t xml:space="preserve">○ </w:t>
+        <w:t>○ Selesai — task sudah selesai dan ditest</w:t>
       </w:r>
-      <w:proofErr w:type="spellStart"/>
-      <w:r>
-        <w:rPr>
-          <w:color w:val="1A1916"/>
-        </w:rPr>
-        <w:t>Selesai</w:t>
-      </w:r>
-      <w:proofErr w:type="spellEnd"/>
-      <w:r>
-        <w:rPr>
-          <w:color w:val="1A1916"/>
-        </w:rPr>
-        <w:t xml:space="preserve"> — task </w:t>
-      </w:r>
-      <w:proofErr w:type="spellStart"/>
-      <w:r>
-        <w:rPr>
-          <w:color w:val="1A1916"/>
-        </w:rPr>
-        <w:t>sudah</w:t>
-      </w:r>
-      <w:proofErr w:type="spellEnd"/>
-      <w:r>
-        <w:rPr>
-          <w:color w:val="1A1916"/>
-        </w:rPr>
-        <w:t xml:space="preserve"> </w:t>
-      </w:r>
-      <w:proofErr w:type="spellStart"/>
-      <w:r>
-        <w:rPr>
-          <w:color w:val="1A1916"/>
-        </w:rPr>
-        <w:t>selesai</w:t>
-      </w:r>
-      <w:proofErr w:type="spellEnd"/>
-      <w:r>
-        <w:rPr>
-          <w:color w:val="1A1916"/>
-        </w:rPr>
-        <w:t xml:space="preserve"> dan </w:t>
-      </w:r>
-      <w:proofErr w:type="spellStart"/>
-      <w:r>
-        <w:rPr>
-          <w:color w:val="1A1916"/>
-        </w:rPr>
-        <w:t>ditest</w:t>
-      </w:r>
-      <w:proofErr w:type="spellEnd"/>
     </w:p>
     <w:sectPr>
       <w:footerReference w:type="default" r:id="rId7"/>
@@ -15831,25 +10209,7 @@
         <w:sz w:val="18"/>
         <w:szCs w:val="18"/>
       </w:rPr>
-      <w:t xml:space="preserve"> </w:t>
-    </w:r>
-    <w:proofErr w:type="spellStart"/>
-    <w:r>
-      <w:rPr>
-        <w:color w:val="7A7870"/>
-        <w:sz w:val="18"/>
-        <w:szCs w:val="18"/>
-      </w:rPr>
-      <w:t>dari</w:t>
-    </w:r>
-    <w:proofErr w:type="spellEnd"/>
-    <w:r>
-      <w:rPr>
-        <w:color w:val="7A7870"/>
-        <w:sz w:val="18"/>
-        <w:szCs w:val="18"/>
-      </w:rPr>
-      <w:t xml:space="preserve"> </w:t>
+      <w:t xml:space="preserve"> dari </w:t>
     </w:r>
     <w:r>
       <w:rPr>

--- a/snip-task-document.docx
+++ b/snip-task-document.docx
@@ -1473,9 +1473,9 @@
       </w:tblPr>
       <w:tblGrid>
         <w:gridCol w:w="547"/>
-        <w:gridCol w:w="4166"/>
+        <w:gridCol w:w="4165"/>
         <w:gridCol w:w="1100"/>
-        <w:gridCol w:w="1295"/>
+        <w:gridCol w:w="1296"/>
         <w:gridCol w:w="2252"/>
       </w:tblGrid>
       <w:tr>
@@ -2431,7 +2431,15 @@
                 <w:sz w:val="20"/>
                 <w:szCs w:val="20"/>
               </w:rPr>
-              <w:t>○ Belum</w:t>
+              <w:t xml:space="preserve">○ </w:t>
+            </w:r>
+            <w:r>
+              <w:rPr>
+                <w:color w:val="7A7870"/>
+                <w:sz w:val="20"/>
+                <w:szCs w:val="20"/>
+              </w:rPr>
+              <w:t>on progress</w:t>
             </w:r>
           </w:p>
         </w:tc>
@@ -3073,7 +3081,15 @@
                 <w:sz w:val="20"/>
                 <w:szCs w:val="20"/>
               </w:rPr>
-              <w:t>○ Belum</w:t>
+              <w:t xml:space="preserve">○ </w:t>
+            </w:r>
+            <w:r>
+              <w:rPr>
+                <w:color w:val="7A7870"/>
+                <w:sz w:val="20"/>
+                <w:szCs w:val="20"/>
+              </w:rPr>
+              <w:t>Sudah</w:t>
             </w:r>
           </w:p>
         </w:tc>
@@ -3217,7 +3233,15 @@
                 <w:sz w:val="20"/>
                 <w:szCs w:val="20"/>
               </w:rPr>
-              <w:t>○ Belum</w:t>
+              <w:t xml:space="preserve">○ </w:t>
+            </w:r>
+            <w:r>
+              <w:rPr>
+                <w:color w:val="7A7870"/>
+                <w:sz w:val="20"/>
+                <w:szCs w:val="20"/>
+              </w:rPr>
+              <w:t>Sudah</w:t>
             </w:r>
           </w:p>
         </w:tc>
@@ -3361,7 +3385,15 @@
                 <w:sz w:val="20"/>
                 <w:szCs w:val="20"/>
               </w:rPr>
-              <w:t>○ Belum</w:t>
+              <w:t xml:space="preserve">○ </w:t>
+            </w:r>
+            <w:r>
+              <w:rPr>
+                <w:color w:val="7A7870"/>
+                <w:sz w:val="20"/>
+                <w:szCs w:val="20"/>
+              </w:rPr>
+              <w:t>Sudah</w:t>
             </w:r>
           </w:p>
         </w:tc>
@@ -3505,7 +3537,15 @@
                 <w:sz w:val="20"/>
                 <w:szCs w:val="20"/>
               </w:rPr>
-              <w:t>○ Belum</w:t>
+              <w:t xml:space="preserve">○ </w:t>
+            </w:r>
+            <w:r>
+              <w:rPr>
+                <w:color w:val="7A7870"/>
+                <w:sz w:val="20"/>
+                <w:szCs w:val="20"/>
+              </w:rPr>
+              <w:t>Belum</w:t>
             </w:r>
           </w:p>
         </w:tc>
@@ -3649,7 +3689,15 @@
                 <w:sz w:val="20"/>
                 <w:szCs w:val="20"/>
               </w:rPr>
-              <w:t>○ Belum</w:t>
+              <w:t>○</w:t>
+            </w:r>
+            <w:r>
+              <w:rPr>
+                <w:color w:val="7A7870"/>
+                <w:sz w:val="20"/>
+                <w:szCs w:val="20"/>
+              </w:rPr>
+              <w:t xml:space="preserve"> Belum</w:t>
             </w:r>
           </w:p>
         </w:tc>
@@ -4290,7 +4338,15 @@
                 <w:sz w:val="20"/>
                 <w:szCs w:val="20"/>
               </w:rPr>
-              <w:t>○ Belum</w:t>
+              <w:t xml:space="preserve">○ </w:t>
+            </w:r>
+            <w:r>
+              <w:rPr>
+                <w:color w:val="7A7870"/>
+                <w:sz w:val="20"/>
+                <w:szCs w:val="20"/>
+              </w:rPr>
+              <w:t>Sudah</w:t>
             </w:r>
           </w:p>
         </w:tc>
@@ -5237,9 +5293,9 @@
       </w:tblPr>
       <w:tblGrid>
         <w:gridCol w:w="547"/>
-        <w:gridCol w:w="4161"/>
+        <w:gridCol w:w="4159"/>
         <w:gridCol w:w="1100"/>
-        <w:gridCol w:w="1295"/>
+        <w:gridCol w:w="1297"/>
         <w:gridCol w:w="2257"/>
       </w:tblGrid>
       <w:tr>
@@ -5508,7 +5564,15 @@
                 <w:sz w:val="20"/>
                 <w:szCs w:val="20"/>
               </w:rPr>
-              <w:t>○ Belum</w:t>
+              <w:t xml:space="preserve">○ </w:t>
+            </w:r>
+            <w:r>
+              <w:rPr>
+                <w:color w:val="7A7870"/>
+                <w:sz w:val="20"/>
+                <w:szCs w:val="20"/>
+              </w:rPr>
+              <w:t>On Progress</w:t>
             </w:r>
           </w:p>
         </w:tc>

--- a/snip-task-document.docx
+++ b/snip-task-document.docx
@@ -53,11 +53,33 @@
         <w:spacing w:after="80"/>
         <w:jc w:val="center"/>
       </w:pPr>
+      <w:proofErr w:type="spellStart"/>
       <w:r>
         <w:rPr>
           <w:color w:val="7A7870"/>
         </w:rPr>
-        <w:t>Versi 1.0  ·  Juni 2026</w:t>
+        <w:t>Versi</w:t>
+      </w:r>
+      <w:proofErr w:type="spellEnd"/>
+      <w:r>
+        <w:rPr>
+          <w:color w:val="7A7870"/>
+        </w:rPr>
+        <w:t xml:space="preserve"> </w:t>
+      </w:r>
+      <w:proofErr w:type="gramStart"/>
+      <w:r>
+        <w:rPr>
+          <w:color w:val="7A7870"/>
+        </w:rPr>
+        <w:t>1.0  ·</w:t>
+      </w:r>
+      <w:proofErr w:type="gramEnd"/>
+      <w:r>
+        <w:rPr>
+          <w:color w:val="7A7870"/>
+        </w:rPr>
+        <w:t xml:space="preserve">  Juni 2026</w:t>
       </w:r>
     </w:p>
     <w:p>
@@ -102,9 +124,19 @@
       <w:pPr>
         <w:pStyle w:val="Heading1"/>
       </w:pPr>
-      <w:r>
-        <w:t>Ringkasan Proyek</w:t>
-      </w:r>
+      <w:proofErr w:type="spellStart"/>
+      <w:r>
+        <w:t>Ringkasan</w:t>
+      </w:r>
+      <w:proofErr w:type="spellEnd"/>
+      <w:r>
+        <w:t xml:space="preserve"> </w:t>
+      </w:r>
+      <w:proofErr w:type="spellStart"/>
+      <w:r>
+        <w:t>Proyek</w:t>
+      </w:r>
+      <w:proofErr w:type="spellEnd"/>
     </w:p>
     <w:p>
       <w:pPr>
@@ -114,7 +146,245 @@
         <w:rPr>
           <w:color w:val="1A1916"/>
         </w:rPr>
-        <w:t>Snip adalah aplikasi web URL Shortener yang dibangun sebagai project belajar menggunakan Golang sebagai backend. Proyek ini mencakup semua konsep utama pengembangan web modern: autentikasi, database, REST API, hingga deployment menggunakan Docker.</w:t>
+        <w:t xml:space="preserve">Snip </w:t>
+      </w:r>
+      <w:proofErr w:type="spellStart"/>
+      <w:r>
+        <w:rPr>
+          <w:color w:val="1A1916"/>
+        </w:rPr>
+        <w:t>adalah</w:t>
+      </w:r>
+      <w:proofErr w:type="spellEnd"/>
+      <w:r>
+        <w:rPr>
+          <w:color w:val="1A1916"/>
+        </w:rPr>
+        <w:t xml:space="preserve"> </w:t>
+      </w:r>
+      <w:proofErr w:type="spellStart"/>
+      <w:r>
+        <w:rPr>
+          <w:color w:val="1A1916"/>
+        </w:rPr>
+        <w:t>aplikasi</w:t>
+      </w:r>
+      <w:proofErr w:type="spellEnd"/>
+      <w:r>
+        <w:rPr>
+          <w:color w:val="1A1916"/>
+        </w:rPr>
+        <w:t xml:space="preserve"> web URL Shortener yang </w:t>
+      </w:r>
+      <w:proofErr w:type="spellStart"/>
+      <w:r>
+        <w:rPr>
+          <w:color w:val="1A1916"/>
+        </w:rPr>
+        <w:t>dibangun</w:t>
+      </w:r>
+      <w:proofErr w:type="spellEnd"/>
+      <w:r>
+        <w:rPr>
+          <w:color w:val="1A1916"/>
+        </w:rPr>
+        <w:t xml:space="preserve"> </w:t>
+      </w:r>
+      <w:proofErr w:type="spellStart"/>
+      <w:r>
+        <w:rPr>
+          <w:color w:val="1A1916"/>
+        </w:rPr>
+        <w:t>sebagai</w:t>
+      </w:r>
+      <w:proofErr w:type="spellEnd"/>
+      <w:r>
+        <w:rPr>
+          <w:color w:val="1A1916"/>
+        </w:rPr>
+        <w:t xml:space="preserve"> project </w:t>
+      </w:r>
+      <w:proofErr w:type="spellStart"/>
+      <w:r>
+        <w:rPr>
+          <w:color w:val="1A1916"/>
+        </w:rPr>
+        <w:t>belajar</w:t>
+      </w:r>
+      <w:proofErr w:type="spellEnd"/>
+      <w:r>
+        <w:rPr>
+          <w:color w:val="1A1916"/>
+        </w:rPr>
+        <w:t xml:space="preserve"> </w:t>
+      </w:r>
+      <w:proofErr w:type="spellStart"/>
+      <w:r>
+        <w:rPr>
+          <w:color w:val="1A1916"/>
+        </w:rPr>
+        <w:t>menggunakan</w:t>
+      </w:r>
+      <w:proofErr w:type="spellEnd"/>
+      <w:r>
+        <w:rPr>
+          <w:color w:val="1A1916"/>
+        </w:rPr>
+        <w:t xml:space="preserve"> Golang </w:t>
+      </w:r>
+      <w:proofErr w:type="spellStart"/>
+      <w:r>
+        <w:rPr>
+          <w:color w:val="1A1916"/>
+        </w:rPr>
+        <w:t>sebagai</w:t>
+      </w:r>
+      <w:proofErr w:type="spellEnd"/>
+      <w:r>
+        <w:rPr>
+          <w:color w:val="1A1916"/>
+        </w:rPr>
+        <w:t xml:space="preserve"> backend. </w:t>
+      </w:r>
+      <w:proofErr w:type="spellStart"/>
+      <w:r>
+        <w:rPr>
+          <w:color w:val="1A1916"/>
+        </w:rPr>
+        <w:t>Proyek</w:t>
+      </w:r>
+      <w:proofErr w:type="spellEnd"/>
+      <w:r>
+        <w:rPr>
+          <w:color w:val="1A1916"/>
+        </w:rPr>
+        <w:t xml:space="preserve"> </w:t>
+      </w:r>
+      <w:proofErr w:type="spellStart"/>
+      <w:r>
+        <w:rPr>
+          <w:color w:val="1A1916"/>
+        </w:rPr>
+        <w:t>ini</w:t>
+      </w:r>
+      <w:proofErr w:type="spellEnd"/>
+      <w:r>
+        <w:rPr>
+          <w:color w:val="1A1916"/>
+        </w:rPr>
+        <w:t xml:space="preserve"> </w:t>
+      </w:r>
+      <w:proofErr w:type="spellStart"/>
+      <w:r>
+        <w:rPr>
+          <w:color w:val="1A1916"/>
+        </w:rPr>
+        <w:t>mencakup</w:t>
+      </w:r>
+      <w:proofErr w:type="spellEnd"/>
+      <w:r>
+        <w:rPr>
+          <w:color w:val="1A1916"/>
+        </w:rPr>
+        <w:t xml:space="preserve"> </w:t>
+      </w:r>
+      <w:proofErr w:type="spellStart"/>
+      <w:r>
+        <w:rPr>
+          <w:color w:val="1A1916"/>
+        </w:rPr>
+        <w:t>semua</w:t>
+      </w:r>
+      <w:proofErr w:type="spellEnd"/>
+      <w:r>
+        <w:rPr>
+          <w:color w:val="1A1916"/>
+        </w:rPr>
+        <w:t xml:space="preserve"> </w:t>
+      </w:r>
+      <w:proofErr w:type="spellStart"/>
+      <w:r>
+        <w:rPr>
+          <w:color w:val="1A1916"/>
+        </w:rPr>
+        <w:t>konsep</w:t>
+      </w:r>
+      <w:proofErr w:type="spellEnd"/>
+      <w:r>
+        <w:rPr>
+          <w:color w:val="1A1916"/>
+        </w:rPr>
+        <w:t xml:space="preserve"> </w:t>
+      </w:r>
+      <w:proofErr w:type="spellStart"/>
+      <w:r>
+        <w:rPr>
+          <w:color w:val="1A1916"/>
+        </w:rPr>
+        <w:t>utama</w:t>
+      </w:r>
+      <w:proofErr w:type="spellEnd"/>
+      <w:r>
+        <w:rPr>
+          <w:color w:val="1A1916"/>
+        </w:rPr>
+        <w:t xml:space="preserve"> </w:t>
+      </w:r>
+      <w:proofErr w:type="spellStart"/>
+      <w:r>
+        <w:rPr>
+          <w:color w:val="1A1916"/>
+        </w:rPr>
+        <w:t>pengembangan</w:t>
+      </w:r>
+      <w:proofErr w:type="spellEnd"/>
+      <w:r>
+        <w:rPr>
+          <w:color w:val="1A1916"/>
+        </w:rPr>
+        <w:t xml:space="preserve"> web modern: </w:t>
+      </w:r>
+      <w:proofErr w:type="spellStart"/>
+      <w:r>
+        <w:rPr>
+          <w:color w:val="1A1916"/>
+        </w:rPr>
+        <w:t>autentikasi</w:t>
+      </w:r>
+      <w:proofErr w:type="spellEnd"/>
+      <w:r>
+        <w:rPr>
+          <w:color w:val="1A1916"/>
+        </w:rPr>
+        <w:t xml:space="preserve">, database, REST API, </w:t>
+      </w:r>
+      <w:proofErr w:type="spellStart"/>
+      <w:r>
+        <w:rPr>
+          <w:color w:val="1A1916"/>
+        </w:rPr>
+        <w:t>hingga</w:t>
+      </w:r>
+      <w:proofErr w:type="spellEnd"/>
+      <w:r>
+        <w:rPr>
+          <w:color w:val="1A1916"/>
+        </w:rPr>
+        <w:t xml:space="preserve"> deployment </w:t>
+      </w:r>
+      <w:proofErr w:type="spellStart"/>
+      <w:r>
+        <w:rPr>
+          <w:color w:val="1A1916"/>
+        </w:rPr>
+        <w:t>menggunakan</w:t>
+      </w:r>
+      <w:proofErr w:type="spellEnd"/>
+      <w:r>
+        <w:rPr>
+          <w:color w:val="1A1916"/>
+        </w:rPr>
+        <w:t xml:space="preserve"> Docker.</w:t>
       </w:r>
     </w:p>
     <w:p>
@@ -132,7 +402,25 @@
           <w:bCs/>
           <w:color w:val="1A1916"/>
         </w:rPr>
-        <w:t>Tujuan utama:</w:t>
+        <w:t xml:space="preserve">Tujuan </w:t>
+      </w:r>
+      <w:proofErr w:type="spellStart"/>
+      <w:r>
+        <w:rPr>
+          <w:b/>
+          <w:bCs/>
+          <w:color w:val="1A1916"/>
+        </w:rPr>
+        <w:t>utama</w:t>
+      </w:r>
+      <w:proofErr w:type="spellEnd"/>
+      <w:r>
+        <w:rPr>
+          <w:b/>
+          <w:bCs/>
+          <w:color w:val="1A1916"/>
+        </w:rPr>
+        <w:t>:</w:t>
       </w:r>
     </w:p>
     <w:p>
@@ -144,11 +432,47 @@
         </w:numPr>
         <w:spacing w:before="40" w:after="40"/>
       </w:pPr>
-      <w:r>
-        <w:rPr>
-          <w:color w:val="1A1916"/>
-        </w:rPr>
-        <w:t>Memahami arsitektur web backend menggunakan Golang</w:t>
+      <w:proofErr w:type="spellStart"/>
+      <w:r>
+        <w:rPr>
+          <w:color w:val="1A1916"/>
+        </w:rPr>
+        <w:t>Memahami</w:t>
+      </w:r>
+      <w:proofErr w:type="spellEnd"/>
+      <w:r>
+        <w:rPr>
+          <w:color w:val="1A1916"/>
+        </w:rPr>
+        <w:t xml:space="preserve"> </w:t>
+      </w:r>
+      <w:proofErr w:type="spellStart"/>
+      <w:r>
+        <w:rPr>
+          <w:color w:val="1A1916"/>
+        </w:rPr>
+        <w:t>arsitektur</w:t>
+      </w:r>
+      <w:proofErr w:type="spellEnd"/>
+      <w:r>
+        <w:rPr>
+          <w:color w:val="1A1916"/>
+        </w:rPr>
+        <w:t xml:space="preserve"> web backend </w:t>
+      </w:r>
+      <w:proofErr w:type="spellStart"/>
+      <w:r>
+        <w:rPr>
+          <w:color w:val="1A1916"/>
+        </w:rPr>
+        <w:t>menggunakan</w:t>
+      </w:r>
+      <w:proofErr w:type="spellEnd"/>
+      <w:r>
+        <w:rPr>
+          <w:color w:val="1A1916"/>
+        </w:rPr>
+        <w:t xml:space="preserve"> Golang</w:t>
       </w:r>
     </w:p>
     <w:p>
@@ -160,11 +484,33 @@
         </w:numPr>
         <w:spacing w:before="40" w:after="40"/>
       </w:pPr>
-      <w:r>
-        <w:rPr>
-          <w:color w:val="1A1916"/>
-        </w:rPr>
-        <w:t>Belajar manajemen database dan query SQL</w:t>
+      <w:proofErr w:type="spellStart"/>
+      <w:r>
+        <w:rPr>
+          <w:color w:val="1A1916"/>
+        </w:rPr>
+        <w:t>Belajar</w:t>
+      </w:r>
+      <w:proofErr w:type="spellEnd"/>
+      <w:r>
+        <w:rPr>
+          <w:color w:val="1A1916"/>
+        </w:rPr>
+        <w:t xml:space="preserve"> </w:t>
+      </w:r>
+      <w:proofErr w:type="spellStart"/>
+      <w:r>
+        <w:rPr>
+          <w:color w:val="1A1916"/>
+        </w:rPr>
+        <w:t>manajemen</w:t>
+      </w:r>
+      <w:proofErr w:type="spellEnd"/>
+      <w:r>
+        <w:rPr>
+          <w:color w:val="1A1916"/>
+        </w:rPr>
+        <w:t xml:space="preserve"> database dan query SQL</w:t>
       </w:r>
     </w:p>
     <w:p>
@@ -176,11 +522,47 @@
         </w:numPr>
         <w:spacing w:before="40" w:after="40"/>
       </w:pPr>
-      <w:r>
-        <w:rPr>
-          <w:color w:val="1A1916"/>
-        </w:rPr>
-        <w:t>Mengimplementasikan autentikasi dengan JWT</w:t>
+      <w:proofErr w:type="spellStart"/>
+      <w:r>
+        <w:rPr>
+          <w:color w:val="1A1916"/>
+        </w:rPr>
+        <w:t>Mengimplementasikan</w:t>
+      </w:r>
+      <w:proofErr w:type="spellEnd"/>
+      <w:r>
+        <w:rPr>
+          <w:color w:val="1A1916"/>
+        </w:rPr>
+        <w:t xml:space="preserve"> </w:t>
+      </w:r>
+      <w:proofErr w:type="spellStart"/>
+      <w:r>
+        <w:rPr>
+          <w:color w:val="1A1916"/>
+        </w:rPr>
+        <w:t>autentikasi</w:t>
+      </w:r>
+      <w:proofErr w:type="spellEnd"/>
+      <w:r>
+        <w:rPr>
+          <w:color w:val="1A1916"/>
+        </w:rPr>
+        <w:t xml:space="preserve"> </w:t>
+      </w:r>
+      <w:proofErr w:type="spellStart"/>
+      <w:r>
+        <w:rPr>
+          <w:color w:val="1A1916"/>
+        </w:rPr>
+        <w:t>dengan</w:t>
+      </w:r>
+      <w:proofErr w:type="spellEnd"/>
+      <w:r>
+        <w:rPr>
+          <w:color w:val="1A1916"/>
+        </w:rPr>
+        <w:t xml:space="preserve"> JWT</w:t>
       </w:r>
     </w:p>
     <w:p>
@@ -192,11 +574,61 @@
         </w:numPr>
         <w:spacing w:before="40" w:after="40"/>
       </w:pPr>
-      <w:r>
-        <w:rPr>
-          <w:color w:val="1A1916"/>
-        </w:rPr>
-        <w:t>Memahami cara deploy aplikasi menggunakan Docker</w:t>
+      <w:proofErr w:type="spellStart"/>
+      <w:r>
+        <w:rPr>
+          <w:color w:val="1A1916"/>
+        </w:rPr>
+        <w:t>Memahami</w:t>
+      </w:r>
+      <w:proofErr w:type="spellEnd"/>
+      <w:r>
+        <w:rPr>
+          <w:color w:val="1A1916"/>
+        </w:rPr>
+        <w:t xml:space="preserve"> </w:t>
+      </w:r>
+      <w:proofErr w:type="spellStart"/>
+      <w:r>
+        <w:rPr>
+          <w:color w:val="1A1916"/>
+        </w:rPr>
+        <w:t>cara</w:t>
+      </w:r>
+      <w:proofErr w:type="spellEnd"/>
+      <w:r>
+        <w:rPr>
+          <w:color w:val="1A1916"/>
+        </w:rPr>
+        <w:t xml:space="preserve"> deploy </w:t>
+      </w:r>
+      <w:proofErr w:type="spellStart"/>
+      <w:r>
+        <w:rPr>
+          <w:color w:val="1A1916"/>
+        </w:rPr>
+        <w:t>aplikasi</w:t>
+      </w:r>
+      <w:proofErr w:type="spellEnd"/>
+      <w:r>
+        <w:rPr>
+          <w:color w:val="1A1916"/>
+        </w:rPr>
+        <w:t xml:space="preserve"> </w:t>
+      </w:r>
+      <w:proofErr w:type="spellStart"/>
+      <w:r>
+        <w:rPr>
+          <w:color w:val="1A1916"/>
+        </w:rPr>
+        <w:t>menggunakan</w:t>
+      </w:r>
+      <w:proofErr w:type="spellEnd"/>
+      <w:r>
+        <w:rPr>
+          <w:color w:val="1A1916"/>
+        </w:rPr>
+        <w:t xml:space="preserve"> Docker</w:t>
       </w:r>
     </w:p>
     <w:p>
@@ -211,19 +643,129 @@
       <w:pPr>
         <w:pStyle w:val="Heading1"/>
       </w:pPr>
-      <w:r>
-        <w:t>Urutan Prioritas Pengerjaan</w:t>
-      </w:r>
+      <w:proofErr w:type="spellStart"/>
+      <w:r>
+        <w:t>Urutan</w:t>
+      </w:r>
+      <w:proofErr w:type="spellEnd"/>
+      <w:r>
+        <w:t xml:space="preserve"> </w:t>
+      </w:r>
+      <w:proofErr w:type="spellStart"/>
+      <w:r>
+        <w:t>Prioritas</w:t>
+      </w:r>
+      <w:proofErr w:type="spellEnd"/>
+      <w:r>
+        <w:t xml:space="preserve"> </w:t>
+      </w:r>
+      <w:proofErr w:type="spellStart"/>
+      <w:r>
+        <w:t>Pengerjaan</w:t>
+      </w:r>
+      <w:proofErr w:type="spellEnd"/>
     </w:p>
     <w:p>
       <w:pPr>
         <w:spacing w:before="60" w:after="60"/>
       </w:pPr>
-      <w:r>
-        <w:rPr>
-          <w:color w:val="1A1916"/>
-        </w:rPr>
-        <w:t>Berikut urutan yang disarankan dari yang paling fundamental hingga fitur tambahan:</w:t>
+      <w:proofErr w:type="spellStart"/>
+      <w:r>
+        <w:rPr>
+          <w:color w:val="1A1916"/>
+        </w:rPr>
+        <w:t>Berikut</w:t>
+      </w:r>
+      <w:proofErr w:type="spellEnd"/>
+      <w:r>
+        <w:rPr>
+          <w:color w:val="1A1916"/>
+        </w:rPr>
+        <w:t xml:space="preserve"> </w:t>
+      </w:r>
+      <w:proofErr w:type="spellStart"/>
+      <w:r>
+        <w:rPr>
+          <w:color w:val="1A1916"/>
+        </w:rPr>
+        <w:t>urutan</w:t>
+      </w:r>
+      <w:proofErr w:type="spellEnd"/>
+      <w:r>
+        <w:rPr>
+          <w:color w:val="1A1916"/>
+        </w:rPr>
+        <w:t xml:space="preserve"> yang </w:t>
+      </w:r>
+      <w:proofErr w:type="spellStart"/>
+      <w:r>
+        <w:rPr>
+          <w:color w:val="1A1916"/>
+        </w:rPr>
+        <w:t>disarankan</w:t>
+      </w:r>
+      <w:proofErr w:type="spellEnd"/>
+      <w:r>
+        <w:rPr>
+          <w:color w:val="1A1916"/>
+        </w:rPr>
+        <w:t xml:space="preserve"> </w:t>
+      </w:r>
+      <w:proofErr w:type="spellStart"/>
+      <w:r>
+        <w:rPr>
+          <w:color w:val="1A1916"/>
+        </w:rPr>
+        <w:t>dari</w:t>
+      </w:r>
+      <w:proofErr w:type="spellEnd"/>
+      <w:r>
+        <w:rPr>
+          <w:color w:val="1A1916"/>
+        </w:rPr>
+        <w:t xml:space="preserve"> yang paling fundamental </w:t>
+      </w:r>
+      <w:proofErr w:type="spellStart"/>
+      <w:r>
+        <w:rPr>
+          <w:color w:val="1A1916"/>
+        </w:rPr>
+        <w:t>hingga</w:t>
+      </w:r>
+      <w:proofErr w:type="spellEnd"/>
+      <w:r>
+        <w:rPr>
+          <w:color w:val="1A1916"/>
+        </w:rPr>
+        <w:t xml:space="preserve"> </w:t>
+      </w:r>
+      <w:proofErr w:type="spellStart"/>
+      <w:r>
+        <w:rPr>
+          <w:color w:val="1A1916"/>
+        </w:rPr>
+        <w:t>fitur</w:t>
+      </w:r>
+      <w:proofErr w:type="spellEnd"/>
+      <w:r>
+        <w:rPr>
+          <w:color w:val="1A1916"/>
+        </w:rPr>
+        <w:t xml:space="preserve"> </w:t>
+      </w:r>
+      <w:proofErr w:type="spellStart"/>
+      <w:r>
+        <w:rPr>
+          <w:color w:val="1A1916"/>
+        </w:rPr>
+        <w:t>tambahan</w:t>
+      </w:r>
+      <w:proofErr w:type="spellEnd"/>
+      <w:r>
+        <w:rPr>
+          <w:color w:val="1A1916"/>
+        </w:rPr>
+        <w:t>:</w:t>
       </w:r>
     </w:p>
     <w:p>
@@ -244,8 +786,72 @@
         <w:rPr>
           <w:color w:val="1A1916"/>
         </w:rPr>
-        <w:t>Redirect URL — inti dari aplikasi, harus jalan duluan</w:t>
-      </w:r>
+        <w:t xml:space="preserve">Redirect URL — inti </w:t>
+      </w:r>
+      <w:proofErr w:type="spellStart"/>
+      <w:r>
+        <w:rPr>
+          <w:color w:val="1A1916"/>
+        </w:rPr>
+        <w:t>dari</w:t>
+      </w:r>
+      <w:proofErr w:type="spellEnd"/>
+      <w:r>
+        <w:rPr>
+          <w:color w:val="1A1916"/>
+        </w:rPr>
+        <w:t xml:space="preserve"> </w:t>
+      </w:r>
+      <w:proofErr w:type="spellStart"/>
+      <w:r>
+        <w:rPr>
+          <w:color w:val="1A1916"/>
+        </w:rPr>
+        <w:t>aplikasi</w:t>
+      </w:r>
+      <w:proofErr w:type="spellEnd"/>
+      <w:r>
+        <w:rPr>
+          <w:color w:val="1A1916"/>
+        </w:rPr>
+        <w:t xml:space="preserve">, </w:t>
+      </w:r>
+      <w:proofErr w:type="spellStart"/>
+      <w:r>
+        <w:rPr>
+          <w:color w:val="1A1916"/>
+        </w:rPr>
+        <w:t>harus</w:t>
+      </w:r>
+      <w:proofErr w:type="spellEnd"/>
+      <w:r>
+        <w:rPr>
+          <w:color w:val="1A1916"/>
+        </w:rPr>
+        <w:t xml:space="preserve"> </w:t>
+      </w:r>
+      <w:proofErr w:type="spellStart"/>
+      <w:r>
+        <w:rPr>
+          <w:color w:val="1A1916"/>
+        </w:rPr>
+        <w:t>jalan</w:t>
+      </w:r>
+      <w:proofErr w:type="spellEnd"/>
+      <w:r>
+        <w:rPr>
+          <w:color w:val="1A1916"/>
+        </w:rPr>
+        <w:t xml:space="preserve"> </w:t>
+      </w:r>
+      <w:proofErr w:type="spellStart"/>
+      <w:r>
+        <w:rPr>
+          <w:color w:val="1A1916"/>
+        </w:rPr>
+        <w:t>duluan</w:t>
+      </w:r>
+      <w:proofErr w:type="spellEnd"/>
     </w:p>
     <w:p>
       <w:pPr>
@@ -256,11 +862,19 @@
         </w:numPr>
         <w:spacing w:before="40" w:after="40"/>
       </w:pPr>
-      <w:r>
-        <w:rPr>
-          <w:color w:val="1A1916"/>
-        </w:rPr>
-        <w:t>Autentikasi — login, register, session management</w:t>
+      <w:proofErr w:type="spellStart"/>
+      <w:r>
+        <w:rPr>
+          <w:color w:val="1A1916"/>
+        </w:rPr>
+        <w:t>Autentikasi</w:t>
+      </w:r>
+      <w:proofErr w:type="spellEnd"/>
+      <w:r>
+        <w:rPr>
+          <w:color w:val="1A1916"/>
+        </w:rPr>
+        <w:t xml:space="preserve"> — login, register, session management</w:t>
       </w:r>
     </w:p>
     <w:p>
@@ -276,7 +890,35 @@
         <w:rPr>
           <w:color w:val="1A1916"/>
         </w:rPr>
-        <w:t>Shorten URL live — input URL dan simpan ke database</w:t>
+        <w:t xml:space="preserve">Shorten URL live — input URL dan </w:t>
+      </w:r>
+      <w:proofErr w:type="spellStart"/>
+      <w:r>
+        <w:rPr>
+          <w:color w:val="1A1916"/>
+        </w:rPr>
+        <w:t>simpan</w:t>
+      </w:r>
+      <w:proofErr w:type="spellEnd"/>
+      <w:r>
+        <w:rPr>
+          <w:color w:val="1A1916"/>
+        </w:rPr>
+        <w:t xml:space="preserve"> </w:t>
+      </w:r>
+      <w:proofErr w:type="spellStart"/>
+      <w:r>
+        <w:rPr>
+          <w:color w:val="1A1916"/>
+        </w:rPr>
+        <w:t>ke</w:t>
+      </w:r>
+      <w:proofErr w:type="spellEnd"/>
+      <w:r>
+        <w:rPr>
+          <w:color w:val="1A1916"/>
+        </w:rPr>
+        <w:t xml:space="preserve"> database</w:t>
       </w:r>
     </w:p>
     <w:p>
@@ -292,7 +934,49 @@
         <w:rPr>
           <w:color w:val="1A1916"/>
         </w:rPr>
-        <w:t>Dashboard data nyata — tampilkan data dari database</w:t>
+        <w:t xml:space="preserve">Dashboard data </w:t>
+      </w:r>
+      <w:proofErr w:type="spellStart"/>
+      <w:r>
+        <w:rPr>
+          <w:color w:val="1A1916"/>
+        </w:rPr>
+        <w:t>nyata</w:t>
+      </w:r>
+      <w:proofErr w:type="spellEnd"/>
+      <w:r>
+        <w:rPr>
+          <w:color w:val="1A1916"/>
+        </w:rPr>
+        <w:t xml:space="preserve"> — </w:t>
+      </w:r>
+      <w:proofErr w:type="spellStart"/>
+      <w:r>
+        <w:rPr>
+          <w:color w:val="1A1916"/>
+        </w:rPr>
+        <w:t>tampilkan</w:t>
+      </w:r>
+      <w:proofErr w:type="spellEnd"/>
+      <w:r>
+        <w:rPr>
+          <w:color w:val="1A1916"/>
+        </w:rPr>
+        <w:t xml:space="preserve"> data </w:t>
+      </w:r>
+      <w:proofErr w:type="spellStart"/>
+      <w:r>
+        <w:rPr>
+          <w:color w:val="1A1916"/>
+        </w:rPr>
+        <w:t>dari</w:t>
+      </w:r>
+      <w:proofErr w:type="spellEnd"/>
+      <w:r>
+        <w:rPr>
+          <w:color w:val="1A1916"/>
+        </w:rPr>
+        <w:t xml:space="preserve"> database</w:t>
       </w:r>
     </w:p>
     <w:p>
@@ -308,8 +992,44 @@
         <w:rPr>
           <w:color w:val="1A1916"/>
         </w:rPr>
-        <w:t>Analytics per link — statistik klik, device, lokasi</w:t>
-      </w:r>
+        <w:t xml:space="preserve">Analytics per link — </w:t>
+      </w:r>
+      <w:proofErr w:type="spellStart"/>
+      <w:r>
+        <w:rPr>
+          <w:color w:val="1A1916"/>
+        </w:rPr>
+        <w:t>statistik</w:t>
+      </w:r>
+      <w:proofErr w:type="spellEnd"/>
+      <w:r>
+        <w:rPr>
+          <w:color w:val="1A1916"/>
+        </w:rPr>
+        <w:t xml:space="preserve"> </w:t>
+      </w:r>
+      <w:proofErr w:type="spellStart"/>
+      <w:r>
+        <w:rPr>
+          <w:color w:val="1A1916"/>
+        </w:rPr>
+        <w:t>klik</w:t>
+      </w:r>
+      <w:proofErr w:type="spellEnd"/>
+      <w:r>
+        <w:rPr>
+          <w:color w:val="1A1916"/>
+        </w:rPr>
+        <w:t xml:space="preserve">, device, </w:t>
+      </w:r>
+      <w:proofErr w:type="spellStart"/>
+      <w:r>
+        <w:rPr>
+          <w:color w:val="1A1916"/>
+        </w:rPr>
+        <w:t>lokasi</w:t>
+      </w:r>
+      <w:proofErr w:type="spellEnd"/>
     </w:p>
     <w:p>
       <w:pPr>
@@ -324,8 +1044,58 @@
         <w:rPr>
           <w:color w:val="1A1916"/>
         </w:rPr>
-        <w:t>Edit &amp; hapus link — manajemen link yang sudah dibuat</w:t>
-      </w:r>
+        <w:t xml:space="preserve">Edit &amp; </w:t>
+      </w:r>
+      <w:proofErr w:type="spellStart"/>
+      <w:r>
+        <w:rPr>
+          <w:color w:val="1A1916"/>
+        </w:rPr>
+        <w:t>hapus</w:t>
+      </w:r>
+      <w:proofErr w:type="spellEnd"/>
+      <w:r>
+        <w:rPr>
+          <w:color w:val="1A1916"/>
+        </w:rPr>
+        <w:t xml:space="preserve"> link — </w:t>
+      </w:r>
+      <w:proofErr w:type="spellStart"/>
+      <w:r>
+        <w:rPr>
+          <w:color w:val="1A1916"/>
+        </w:rPr>
+        <w:t>manajemen</w:t>
+      </w:r>
+      <w:proofErr w:type="spellEnd"/>
+      <w:r>
+        <w:rPr>
+          <w:color w:val="1A1916"/>
+        </w:rPr>
+        <w:t xml:space="preserve"> link yang </w:t>
+      </w:r>
+      <w:proofErr w:type="spellStart"/>
+      <w:r>
+        <w:rPr>
+          <w:color w:val="1A1916"/>
+        </w:rPr>
+        <w:t>sudah</w:t>
+      </w:r>
+      <w:proofErr w:type="spellEnd"/>
+      <w:r>
+        <w:rPr>
+          <w:color w:val="1A1916"/>
+        </w:rPr>
+        <w:t xml:space="preserve"> </w:t>
+      </w:r>
+      <w:proofErr w:type="spellStart"/>
+      <w:r>
+        <w:rPr>
+          <w:color w:val="1A1916"/>
+        </w:rPr>
+        <w:t>dibuat</w:t>
+      </w:r>
+      <w:proofErr w:type="spellEnd"/>
     </w:p>
     <w:p>
       <w:pPr>
@@ -340,8 +1110,16 @@
         <w:rPr>
           <w:color w:val="1A1916"/>
         </w:rPr>
-        <w:t>Loading state &amp; feedback — UX yang baik</w:t>
-      </w:r>
+        <w:t xml:space="preserve">Loading state &amp; feedback — UX yang </w:t>
+      </w:r>
+      <w:proofErr w:type="spellStart"/>
+      <w:r>
+        <w:rPr>
+          <w:color w:val="1A1916"/>
+        </w:rPr>
+        <w:t>baik</w:t>
+      </w:r>
+      <w:proofErr w:type="spellEnd"/>
     </w:p>
     <w:p>
       <w:pPr>
@@ -352,12 +1130,70 @@
         </w:numPr>
         <w:spacing w:before="40" w:after="40"/>
       </w:pPr>
-      <w:r>
-        <w:rPr>
-          <w:color w:val="1A1916"/>
-        </w:rPr>
-        <w:t>Responsif mobile — tampilan yang baik di semua layar</w:t>
-      </w:r>
+      <w:proofErr w:type="spellStart"/>
+      <w:r>
+        <w:rPr>
+          <w:color w:val="1A1916"/>
+        </w:rPr>
+        <w:t>Responsif</w:t>
+      </w:r>
+      <w:proofErr w:type="spellEnd"/>
+      <w:r>
+        <w:rPr>
+          <w:color w:val="1A1916"/>
+        </w:rPr>
+        <w:t xml:space="preserve"> mobile — </w:t>
+      </w:r>
+      <w:proofErr w:type="spellStart"/>
+      <w:r>
+        <w:rPr>
+          <w:color w:val="1A1916"/>
+        </w:rPr>
+        <w:t>tampilan</w:t>
+      </w:r>
+      <w:proofErr w:type="spellEnd"/>
+      <w:r>
+        <w:rPr>
+          <w:color w:val="1A1916"/>
+        </w:rPr>
+        <w:t xml:space="preserve"> yang </w:t>
+      </w:r>
+      <w:proofErr w:type="spellStart"/>
+      <w:r>
+        <w:rPr>
+          <w:color w:val="1A1916"/>
+        </w:rPr>
+        <w:t>baik</w:t>
+      </w:r>
+      <w:proofErr w:type="spellEnd"/>
+      <w:r>
+        <w:rPr>
+          <w:color w:val="1A1916"/>
+        </w:rPr>
+        <w:t xml:space="preserve"> di </w:t>
+      </w:r>
+      <w:proofErr w:type="spellStart"/>
+      <w:r>
+        <w:rPr>
+          <w:color w:val="1A1916"/>
+        </w:rPr>
+        <w:t>semua</w:t>
+      </w:r>
+      <w:proofErr w:type="spellEnd"/>
+      <w:r>
+        <w:rPr>
+          <w:color w:val="1A1916"/>
+        </w:rPr>
+        <w:t xml:space="preserve"> </w:t>
+      </w:r>
+      <w:proofErr w:type="spellStart"/>
+      <w:r>
+        <w:rPr>
+          <w:color w:val="1A1916"/>
+        </w:rPr>
+        <w:t>layar</w:t>
+      </w:r>
+      <w:proofErr w:type="spellEnd"/>
     </w:p>
     <w:p>
       <w:pPr>
@@ -372,8 +1208,72 @@
         <w:rPr>
           <w:color w:val="1A1916"/>
         </w:rPr>
-        <w:t>API Key — fitur opsional untuk integrasi eksternal</w:t>
-      </w:r>
+        <w:t xml:space="preserve">API Key — </w:t>
+      </w:r>
+      <w:proofErr w:type="spellStart"/>
+      <w:r>
+        <w:rPr>
+          <w:color w:val="1A1916"/>
+        </w:rPr>
+        <w:t>fitur</w:t>
+      </w:r>
+      <w:proofErr w:type="spellEnd"/>
+      <w:r>
+        <w:rPr>
+          <w:color w:val="1A1916"/>
+        </w:rPr>
+        <w:t xml:space="preserve"> </w:t>
+      </w:r>
+      <w:proofErr w:type="spellStart"/>
+      <w:r>
+        <w:rPr>
+          <w:color w:val="1A1916"/>
+        </w:rPr>
+        <w:t>opsional</w:t>
+      </w:r>
+      <w:proofErr w:type="spellEnd"/>
+      <w:r>
+        <w:rPr>
+          <w:color w:val="1A1916"/>
+        </w:rPr>
+        <w:t xml:space="preserve"> </w:t>
+      </w:r>
+      <w:proofErr w:type="spellStart"/>
+      <w:r>
+        <w:rPr>
+          <w:color w:val="1A1916"/>
+        </w:rPr>
+        <w:t>untuk</w:t>
+      </w:r>
+      <w:proofErr w:type="spellEnd"/>
+      <w:r>
+        <w:rPr>
+          <w:color w:val="1A1916"/>
+        </w:rPr>
+        <w:t xml:space="preserve"> </w:t>
+      </w:r>
+      <w:proofErr w:type="spellStart"/>
+      <w:r>
+        <w:rPr>
+          <w:color w:val="1A1916"/>
+        </w:rPr>
+        <w:t>integrasi</w:t>
+      </w:r>
+      <w:proofErr w:type="spellEnd"/>
+      <w:r>
+        <w:rPr>
+          <w:color w:val="1A1916"/>
+        </w:rPr>
+        <w:t xml:space="preserve"> </w:t>
+      </w:r>
+      <w:proofErr w:type="spellStart"/>
+      <w:r>
+        <w:rPr>
+          <w:color w:val="1A1916"/>
+        </w:rPr>
+        <w:t>eksternal</w:t>
+      </w:r>
+      <w:proofErr w:type="spellEnd"/>
     </w:p>
     <w:p>
       <w:pPr>
@@ -388,8 +1288,13 @@
         <w:pStyle w:val="Heading1"/>
       </w:pPr>
       <w:r>
-        <w:t>Daftar Task Lengkap</w:t>
-      </w:r>
+        <w:t xml:space="preserve">Daftar Task </w:t>
+      </w:r>
+      <w:proofErr w:type="spellStart"/>
+      <w:r>
+        <w:t>Lengkap</w:t>
+      </w:r>
+      <w:proofErr w:type="spellEnd"/>
     </w:p>
     <w:p>
       <w:pPr>
@@ -407,7 +1312,91 @@
         <w:rPr>
           <w:color w:val="1A1916"/>
         </w:rPr>
-        <w:t>Fitur paling inti dari URL shortener. Harus diimplementasikan pertama kali sebelum fitur lainnya.</w:t>
+        <w:t xml:space="preserve">Fitur paling inti </w:t>
+      </w:r>
+      <w:proofErr w:type="spellStart"/>
+      <w:r>
+        <w:rPr>
+          <w:color w:val="1A1916"/>
+        </w:rPr>
+        <w:t>dari</w:t>
+      </w:r>
+      <w:proofErr w:type="spellEnd"/>
+      <w:r>
+        <w:rPr>
+          <w:color w:val="1A1916"/>
+        </w:rPr>
+        <w:t xml:space="preserve"> URL shortener. Harus </w:t>
+      </w:r>
+      <w:proofErr w:type="spellStart"/>
+      <w:r>
+        <w:rPr>
+          <w:color w:val="1A1916"/>
+        </w:rPr>
+        <w:t>diimplementasikan</w:t>
+      </w:r>
+      <w:proofErr w:type="spellEnd"/>
+      <w:r>
+        <w:rPr>
+          <w:color w:val="1A1916"/>
+        </w:rPr>
+        <w:t xml:space="preserve"> </w:t>
+      </w:r>
+      <w:proofErr w:type="spellStart"/>
+      <w:r>
+        <w:rPr>
+          <w:color w:val="1A1916"/>
+        </w:rPr>
+        <w:t>pertama</w:t>
+      </w:r>
+      <w:proofErr w:type="spellEnd"/>
+      <w:r>
+        <w:rPr>
+          <w:color w:val="1A1916"/>
+        </w:rPr>
+        <w:t xml:space="preserve"> kali </w:t>
+      </w:r>
+      <w:proofErr w:type="spellStart"/>
+      <w:r>
+        <w:rPr>
+          <w:color w:val="1A1916"/>
+        </w:rPr>
+        <w:t>sebelum</w:t>
+      </w:r>
+      <w:proofErr w:type="spellEnd"/>
+      <w:r>
+        <w:rPr>
+          <w:color w:val="1A1916"/>
+        </w:rPr>
+        <w:t xml:space="preserve"> </w:t>
+      </w:r>
+      <w:proofErr w:type="spellStart"/>
+      <w:r>
+        <w:rPr>
+          <w:color w:val="1A1916"/>
+        </w:rPr>
+        <w:t>fitur</w:t>
+      </w:r>
+      <w:proofErr w:type="spellEnd"/>
+      <w:r>
+        <w:rPr>
+          <w:color w:val="1A1916"/>
+        </w:rPr>
+        <w:t xml:space="preserve"> </w:t>
+      </w:r>
+      <w:proofErr w:type="spellStart"/>
+      <w:r>
+        <w:rPr>
+          <w:color w:val="1A1916"/>
+        </w:rPr>
+        <w:t>lainnya</w:t>
+      </w:r>
+      <w:proofErr w:type="spellEnd"/>
+      <w:r>
+        <w:rPr>
+          <w:color w:val="1A1916"/>
+        </w:rPr>
+        <w:t>.</w:t>
       </w:r>
     </w:p>
     <w:p>
@@ -521,6 +1510,7 @@
             </w:tcMar>
           </w:tcPr>
           <w:p>
+            <w:proofErr w:type="spellStart"/>
             <w:r>
               <w:rPr>
                 <w:b/>
@@ -531,6 +1521,7 @@
               </w:rPr>
               <w:t>Prioritas</w:t>
             </w:r>
+            <w:proofErr w:type="spellEnd"/>
           </w:p>
         </w:tc>
         <w:tc>
@@ -581,6 +1572,7 @@
             </w:tcMar>
           </w:tcPr>
           <w:p>
+            <w:proofErr w:type="spellStart"/>
             <w:r>
               <w:rPr>
                 <w:b/>
@@ -591,6 +1583,7 @@
               </w:rPr>
               <w:t>Catatan</w:t>
             </w:r>
+            <w:proofErr w:type="spellEnd"/>
           </w:p>
         </w:tc>
       </w:tr>
@@ -647,7 +1640,25 @@
                 <w:sz w:val="20"/>
                 <w:szCs w:val="20"/>
               </w:rPr>
-              <w:t>Buat endpoint GET /:slug di Golang</w:t>
+              <w:t xml:space="preserve">Buat endpoint GET </w:t>
+            </w:r>
+            <w:proofErr w:type="gramStart"/>
+            <w:r>
+              <w:rPr>
+                <w:color w:val="1A1916"/>
+                <w:sz w:val="20"/>
+                <w:szCs w:val="20"/>
+              </w:rPr>
+              <w:t>/:slug</w:t>
+            </w:r>
+            <w:proofErr w:type="gramEnd"/>
+            <w:r>
+              <w:rPr>
+                <w:color w:val="1A1916"/>
+                <w:sz w:val="20"/>
+                <w:szCs w:val="20"/>
+              </w:rPr>
+              <w:t xml:space="preserve"> di Golang</w:t>
             </w:r>
           </w:p>
         </w:tc>
@@ -707,6 +1718,7 @@
               </w:rPr>
               <w:t xml:space="preserve">○ </w:t>
             </w:r>
+            <w:proofErr w:type="spellStart"/>
             <w:r>
               <w:rPr>
                 <w:color w:val="7A7870"/>
@@ -715,6 +1727,7 @@
               </w:rPr>
               <w:t>Sudah</w:t>
             </w:r>
+            <w:proofErr w:type="spellEnd"/>
           </w:p>
         </w:tc>
         <w:tc>
@@ -741,8 +1754,18 @@
                 <w:sz w:val="20"/>
                 <w:szCs w:val="20"/>
               </w:rPr>
-              <w:t>Pakai Gin/Echo/Fiber</w:t>
-            </w:r>
+              <w:t>Pakai Gin/Echo/</w:t>
+            </w:r>
+            <w:proofErr w:type="spellStart"/>
+            <w:r>
+              <w:rPr>
+                <w:color w:val="7A7870"/>
+                <w:sz w:val="20"/>
+                <w:szCs w:val="20"/>
+              </w:rPr>
+              <w:t>Fiber</w:t>
+            </w:r>
+            <w:proofErr w:type="spellEnd"/>
           </w:p>
         </w:tc>
       </w:tr>
@@ -806,7 +1829,25 @@
                 <w:sz w:val="20"/>
                 <w:szCs w:val="20"/>
               </w:rPr>
-              <w:t>Query database berdasarkan slug</w:t>
+              <w:t xml:space="preserve">Query database </w:t>
+            </w:r>
+            <w:proofErr w:type="spellStart"/>
+            <w:r>
+              <w:rPr>
+                <w:color w:val="1A1916"/>
+                <w:sz w:val="20"/>
+                <w:szCs w:val="20"/>
+              </w:rPr>
+              <w:t>berdasarkan</w:t>
+            </w:r>
+            <w:proofErr w:type="spellEnd"/>
+            <w:r>
+              <w:rPr>
+                <w:color w:val="1A1916"/>
+                <w:sz w:val="20"/>
+                <w:szCs w:val="20"/>
+              </w:rPr>
+              <w:t xml:space="preserve"> slug</w:t>
             </w:r>
           </w:p>
           <w:p>
@@ -862,8 +1903,17 @@
                 <w:sz w:val="20"/>
                 <w:szCs w:val="20"/>
               </w:rPr>
-              <w:t>Connect go with postgre</w:t>
-            </w:r>
+              <w:t xml:space="preserve">Connect go with </w:t>
+            </w:r>
+            <w:proofErr w:type="spellStart"/>
+            <w:r>
+              <w:rPr>
+                <w:sz w:val="20"/>
+                <w:szCs w:val="20"/>
+              </w:rPr>
+              <w:t>postgre</w:t>
+            </w:r>
+            <w:proofErr w:type="spellEnd"/>
             <w:r>
               <w:rPr>
                 <w:sz w:val="20"/>
@@ -929,6 +1979,7 @@
               </w:rPr>
               <w:t xml:space="preserve">○ </w:t>
             </w:r>
+            <w:proofErr w:type="spellStart"/>
             <w:r>
               <w:rPr>
                 <w:color w:val="7A7870"/>
@@ -937,6 +1988,7 @@
               </w:rPr>
               <w:t>Sudah</w:t>
             </w:r>
+            <w:proofErr w:type="spellEnd"/>
           </w:p>
         </w:tc>
         <w:tc>
@@ -963,8 +2015,36 @@
                 <w:sz w:val="20"/>
                 <w:szCs w:val="20"/>
               </w:rPr>
-              <w:t>Hit counter +1 tiap klik</w:t>
-            </w:r>
+              <w:t xml:space="preserve">Hit counter +1 </w:t>
+            </w:r>
+            <w:proofErr w:type="spellStart"/>
+            <w:r>
+              <w:rPr>
+                <w:color w:val="7A7870"/>
+                <w:sz w:val="20"/>
+                <w:szCs w:val="20"/>
+              </w:rPr>
+              <w:t>tiap</w:t>
+            </w:r>
+            <w:proofErr w:type="spellEnd"/>
+            <w:r>
+              <w:rPr>
+                <w:color w:val="7A7870"/>
+                <w:sz w:val="20"/>
+                <w:szCs w:val="20"/>
+              </w:rPr>
+              <w:t xml:space="preserve"> </w:t>
+            </w:r>
+            <w:proofErr w:type="spellStart"/>
+            <w:r>
+              <w:rPr>
+                <w:color w:val="7A7870"/>
+                <w:sz w:val="20"/>
+                <w:szCs w:val="20"/>
+              </w:rPr>
+              <w:t>klik</w:t>
+            </w:r>
+            <w:proofErr w:type="spellEnd"/>
           </w:p>
         </w:tc>
       </w:tr>
@@ -1021,8 +2101,36 @@
                 <w:sz w:val="20"/>
                 <w:szCs w:val="20"/>
               </w:rPr>
-              <w:t>HTTP 301/302 redirect ke URL asli</w:t>
-            </w:r>
+              <w:t xml:space="preserve">HTTP 301/302 redirect </w:t>
+            </w:r>
+            <w:proofErr w:type="spellStart"/>
+            <w:r>
+              <w:rPr>
+                <w:color w:val="1A1916"/>
+                <w:sz w:val="20"/>
+                <w:szCs w:val="20"/>
+              </w:rPr>
+              <w:t>ke</w:t>
+            </w:r>
+            <w:proofErr w:type="spellEnd"/>
+            <w:r>
+              <w:rPr>
+                <w:color w:val="1A1916"/>
+                <w:sz w:val="20"/>
+                <w:szCs w:val="20"/>
+              </w:rPr>
+              <w:t xml:space="preserve"> URL </w:t>
+            </w:r>
+            <w:proofErr w:type="spellStart"/>
+            <w:r>
+              <w:rPr>
+                <w:color w:val="1A1916"/>
+                <w:sz w:val="20"/>
+                <w:szCs w:val="20"/>
+              </w:rPr>
+              <w:t>asli</w:t>
+            </w:r>
+            <w:proofErr w:type="spellEnd"/>
           </w:p>
         </w:tc>
         <w:tc>
@@ -1081,6 +2189,7 @@
               </w:rPr>
               <w:t xml:space="preserve">○ </w:t>
             </w:r>
+            <w:proofErr w:type="spellStart"/>
             <w:r>
               <w:rPr>
                 <w:color w:val="7A7870"/>
@@ -1089,6 +2198,7 @@
               </w:rPr>
               <w:t>Sudah</w:t>
             </w:r>
+            <w:proofErr w:type="spellEnd"/>
           </w:p>
         </w:tc>
         <w:tc>
@@ -1109,13 +2219,41 @@
             </w:tcMar>
           </w:tcPr>
           <w:p>
-            <w:r>
-              <w:rPr>
-                <w:color w:val="7A7870"/>
-                <w:sz w:val="20"/>
-                <w:szCs w:val="20"/>
-              </w:rPr>
-              <w:t>Gunakan 302 untuk analytics</w:t>
+            <w:proofErr w:type="spellStart"/>
+            <w:r>
+              <w:rPr>
+                <w:color w:val="7A7870"/>
+                <w:sz w:val="20"/>
+                <w:szCs w:val="20"/>
+              </w:rPr>
+              <w:t>Gunakan</w:t>
+            </w:r>
+            <w:proofErr w:type="spellEnd"/>
+            <w:r>
+              <w:rPr>
+                <w:color w:val="7A7870"/>
+                <w:sz w:val="20"/>
+                <w:szCs w:val="20"/>
+              </w:rPr>
+              <w:t xml:space="preserve"> 302 </w:t>
+            </w:r>
+            <w:proofErr w:type="spellStart"/>
+            <w:r>
+              <w:rPr>
+                <w:color w:val="7A7870"/>
+                <w:sz w:val="20"/>
+                <w:szCs w:val="20"/>
+              </w:rPr>
+              <w:t>untuk</w:t>
+            </w:r>
+            <w:proofErr w:type="spellEnd"/>
+            <w:r>
+              <w:rPr>
+                <w:color w:val="7A7870"/>
+                <w:sz w:val="20"/>
+                <w:szCs w:val="20"/>
+              </w:rPr>
+              <w:t xml:space="preserve"> analytics</w:t>
             </w:r>
           </w:p>
         </w:tc>
@@ -1173,8 +2311,54 @@
                 <w:sz w:val="20"/>
                 <w:szCs w:val="20"/>
               </w:rPr>
-              <w:t>Halaman 404 jika slug tidak ditemukan</w:t>
-            </w:r>
+              <w:t xml:space="preserve">Halaman 404 </w:t>
+            </w:r>
+            <w:proofErr w:type="spellStart"/>
+            <w:r>
+              <w:rPr>
+                <w:color w:val="1A1916"/>
+                <w:sz w:val="20"/>
+                <w:szCs w:val="20"/>
+              </w:rPr>
+              <w:t>jika</w:t>
+            </w:r>
+            <w:proofErr w:type="spellEnd"/>
+            <w:r>
+              <w:rPr>
+                <w:color w:val="1A1916"/>
+                <w:sz w:val="20"/>
+                <w:szCs w:val="20"/>
+              </w:rPr>
+              <w:t xml:space="preserve"> slug </w:t>
+            </w:r>
+            <w:proofErr w:type="spellStart"/>
+            <w:r>
+              <w:rPr>
+                <w:color w:val="1A1916"/>
+                <w:sz w:val="20"/>
+                <w:szCs w:val="20"/>
+              </w:rPr>
+              <w:t>tidak</w:t>
+            </w:r>
+            <w:proofErr w:type="spellEnd"/>
+            <w:r>
+              <w:rPr>
+                <w:color w:val="1A1916"/>
+                <w:sz w:val="20"/>
+                <w:szCs w:val="20"/>
+              </w:rPr>
+              <w:t xml:space="preserve"> </w:t>
+            </w:r>
+            <w:proofErr w:type="spellStart"/>
+            <w:r>
+              <w:rPr>
+                <w:color w:val="1A1916"/>
+                <w:sz w:val="20"/>
+                <w:szCs w:val="20"/>
+              </w:rPr>
+              <w:t>ditemukan</w:t>
+            </w:r>
+            <w:proofErr w:type="spellEnd"/>
           </w:p>
         </w:tc>
         <w:tc>
@@ -1195,6 +2379,7 @@
             </w:tcMar>
           </w:tcPr>
           <w:p>
+            <w:proofErr w:type="spellStart"/>
             <w:r>
               <w:rPr>
                 <w:b/>
@@ -1205,6 +2390,7 @@
               </w:rPr>
               <w:t>Sedang</w:t>
             </w:r>
+            <w:proofErr w:type="spellEnd"/>
           </w:p>
         </w:tc>
         <w:tc>
@@ -1233,6 +2419,7 @@
               </w:rPr>
               <w:t xml:space="preserve">○ </w:t>
             </w:r>
+            <w:proofErr w:type="spellStart"/>
             <w:r>
               <w:rPr>
                 <w:color w:val="7A7870"/>
@@ -1241,6 +2428,7 @@
               </w:rPr>
               <w:t>Sudah</w:t>
             </w:r>
+            <w:proofErr w:type="spellEnd"/>
           </w:p>
         </w:tc>
         <w:tc>
@@ -1267,8 +2455,36 @@
                 <w:sz w:val="20"/>
                 <w:szCs w:val="20"/>
               </w:rPr>
-              <w:t>Desain halaman error yang baik</w:t>
-            </w:r>
+              <w:t xml:space="preserve">Desain </w:t>
+            </w:r>
+            <w:proofErr w:type="spellStart"/>
+            <w:r>
+              <w:rPr>
+                <w:color w:val="7A7870"/>
+                <w:sz w:val="20"/>
+                <w:szCs w:val="20"/>
+              </w:rPr>
+              <w:t>halaman</w:t>
+            </w:r>
+            <w:proofErr w:type="spellEnd"/>
+            <w:r>
+              <w:rPr>
+                <w:color w:val="7A7870"/>
+                <w:sz w:val="20"/>
+                <w:szCs w:val="20"/>
+              </w:rPr>
+              <w:t xml:space="preserve"> error yang </w:t>
+            </w:r>
+            <w:proofErr w:type="spellStart"/>
+            <w:r>
+              <w:rPr>
+                <w:color w:val="7A7870"/>
+                <w:sz w:val="20"/>
+                <w:szCs w:val="20"/>
+              </w:rPr>
+              <w:t>baik</w:t>
+            </w:r>
+            <w:proofErr w:type="spellEnd"/>
           </w:p>
         </w:tc>
       </w:tr>
@@ -1325,8 +2541,36 @@
                 <w:sz w:val="20"/>
                 <w:szCs w:val="20"/>
               </w:rPr>
-              <w:t>Halaman expired jika link kedaluwarsa</w:t>
-            </w:r>
+              <w:t xml:space="preserve">Halaman expired </w:t>
+            </w:r>
+            <w:proofErr w:type="spellStart"/>
+            <w:r>
+              <w:rPr>
+                <w:color w:val="1A1916"/>
+                <w:sz w:val="20"/>
+                <w:szCs w:val="20"/>
+              </w:rPr>
+              <w:t>jika</w:t>
+            </w:r>
+            <w:proofErr w:type="spellEnd"/>
+            <w:r>
+              <w:rPr>
+                <w:color w:val="1A1916"/>
+                <w:sz w:val="20"/>
+                <w:szCs w:val="20"/>
+              </w:rPr>
+              <w:t xml:space="preserve"> link </w:t>
+            </w:r>
+            <w:proofErr w:type="spellStart"/>
+            <w:r>
+              <w:rPr>
+                <w:color w:val="1A1916"/>
+                <w:sz w:val="20"/>
+                <w:szCs w:val="20"/>
+              </w:rPr>
+              <w:t>kedaluwarsa</w:t>
+            </w:r>
+            <w:proofErr w:type="spellEnd"/>
           </w:p>
         </w:tc>
         <w:tc>
@@ -1347,6 +2591,7 @@
             </w:tcMar>
           </w:tcPr>
           <w:p>
+            <w:proofErr w:type="spellStart"/>
             <w:r>
               <w:rPr>
                 <w:b/>
@@ -1357,6 +2602,7 @@
               </w:rPr>
               <w:t>Sedang</w:t>
             </w:r>
+            <w:proofErr w:type="spellEnd"/>
           </w:p>
         </w:tc>
         <w:tc>
@@ -1385,6 +2631,7 @@
               </w:rPr>
               <w:t xml:space="preserve">○ </w:t>
             </w:r>
+            <w:proofErr w:type="spellStart"/>
             <w:r>
               <w:rPr>
                 <w:color w:val="7A7870"/>
@@ -1393,6 +2640,7 @@
               </w:rPr>
               <w:t>Sudah</w:t>
             </w:r>
+            <w:proofErr w:type="spellEnd"/>
           </w:p>
         </w:tc>
         <w:tc>
@@ -1419,7 +2667,25 @@
                 <w:sz w:val="20"/>
                 <w:szCs w:val="20"/>
               </w:rPr>
-              <w:t>Cek expired_at di database</w:t>
+              <w:t xml:space="preserve">Cek </w:t>
+            </w:r>
+            <w:proofErr w:type="spellStart"/>
+            <w:r>
+              <w:rPr>
+                <w:color w:val="7A7870"/>
+                <w:sz w:val="20"/>
+                <w:szCs w:val="20"/>
+              </w:rPr>
+              <w:t>expired_at</w:t>
+            </w:r>
+            <w:proofErr w:type="spellEnd"/>
+            <w:r>
+              <w:rPr>
+                <w:color w:val="7A7870"/>
+                <w:sz w:val="20"/>
+                <w:szCs w:val="20"/>
+              </w:rPr>
+              <w:t xml:space="preserve"> di database</w:t>
             </w:r>
           </w:p>
         </w:tc>
@@ -1435,18 +2701,129 @@
         <w:pStyle w:val="Heading2"/>
       </w:pPr>
       <w:r>
-        <w:t>2. Autentikasi</w:t>
-      </w:r>
+        <w:t xml:space="preserve">2. </w:t>
+      </w:r>
+      <w:proofErr w:type="spellStart"/>
+      <w:r>
+        <w:t>Autentikasi</w:t>
+      </w:r>
+      <w:proofErr w:type="spellEnd"/>
     </w:p>
     <w:p>
       <w:pPr>
         <w:spacing w:before="60" w:after="60"/>
       </w:pPr>
-      <w:r>
-        <w:rPr>
-          <w:color w:val="1A1916"/>
-        </w:rPr>
-        <w:t>Sistem login dan register agar setiap user hanya bisa melihat dan mengelola link miliknya sendiri.</w:t>
+      <w:proofErr w:type="spellStart"/>
+      <w:r>
+        <w:rPr>
+          <w:color w:val="1A1916"/>
+        </w:rPr>
+        <w:t>Sistem</w:t>
+      </w:r>
+      <w:proofErr w:type="spellEnd"/>
+      <w:r>
+        <w:rPr>
+          <w:color w:val="1A1916"/>
+        </w:rPr>
+        <w:t xml:space="preserve"> login dan register agar </w:t>
+      </w:r>
+      <w:proofErr w:type="spellStart"/>
+      <w:r>
+        <w:rPr>
+          <w:color w:val="1A1916"/>
+        </w:rPr>
+        <w:t>setiap</w:t>
+      </w:r>
+      <w:proofErr w:type="spellEnd"/>
+      <w:r>
+        <w:rPr>
+          <w:color w:val="1A1916"/>
+        </w:rPr>
+        <w:t xml:space="preserve"> user </w:t>
+      </w:r>
+      <w:proofErr w:type="spellStart"/>
+      <w:r>
+        <w:rPr>
+          <w:color w:val="1A1916"/>
+        </w:rPr>
+        <w:t>hanya</w:t>
+      </w:r>
+      <w:proofErr w:type="spellEnd"/>
+      <w:r>
+        <w:rPr>
+          <w:color w:val="1A1916"/>
+        </w:rPr>
+        <w:t xml:space="preserve"> </w:t>
+      </w:r>
+      <w:proofErr w:type="spellStart"/>
+      <w:r>
+        <w:rPr>
+          <w:color w:val="1A1916"/>
+        </w:rPr>
+        <w:t>bisa</w:t>
+      </w:r>
+      <w:proofErr w:type="spellEnd"/>
+      <w:r>
+        <w:rPr>
+          <w:color w:val="1A1916"/>
+        </w:rPr>
+        <w:t xml:space="preserve"> </w:t>
+      </w:r>
+      <w:proofErr w:type="spellStart"/>
+      <w:r>
+        <w:rPr>
+          <w:color w:val="1A1916"/>
+        </w:rPr>
+        <w:t>melihat</w:t>
+      </w:r>
+      <w:proofErr w:type="spellEnd"/>
+      <w:r>
+        <w:rPr>
+          <w:color w:val="1A1916"/>
+        </w:rPr>
+        <w:t xml:space="preserve"> dan </w:t>
+      </w:r>
+      <w:proofErr w:type="spellStart"/>
+      <w:r>
+        <w:rPr>
+          <w:color w:val="1A1916"/>
+        </w:rPr>
+        <w:t>mengelola</w:t>
+      </w:r>
+      <w:proofErr w:type="spellEnd"/>
+      <w:r>
+        <w:rPr>
+          <w:color w:val="1A1916"/>
+        </w:rPr>
+        <w:t xml:space="preserve"> link </w:t>
+      </w:r>
+      <w:proofErr w:type="spellStart"/>
+      <w:r>
+        <w:rPr>
+          <w:color w:val="1A1916"/>
+        </w:rPr>
+        <w:t>miliknya</w:t>
+      </w:r>
+      <w:proofErr w:type="spellEnd"/>
+      <w:r>
+        <w:rPr>
+          <w:color w:val="1A1916"/>
+        </w:rPr>
+        <w:t xml:space="preserve"> </w:t>
+      </w:r>
+      <w:proofErr w:type="spellStart"/>
+      <w:r>
+        <w:rPr>
+          <w:color w:val="1A1916"/>
+        </w:rPr>
+        <w:t>sendiri</w:t>
+      </w:r>
+      <w:proofErr w:type="spellEnd"/>
+      <w:r>
+        <w:rPr>
+          <w:color w:val="1A1916"/>
+        </w:rPr>
+        <w:t>.</w:t>
       </w:r>
     </w:p>
     <w:p>
@@ -1473,10 +2850,10 @@
       </w:tblPr>
       <w:tblGrid>
         <w:gridCol w:w="547"/>
-        <w:gridCol w:w="4165"/>
+        <w:gridCol w:w="4166"/>
         <w:gridCol w:w="1100"/>
         <w:gridCol w:w="1296"/>
-        <w:gridCol w:w="2252"/>
+        <w:gridCol w:w="2251"/>
       </w:tblGrid>
       <w:tr>
         <w:trPr>
@@ -1560,6 +2937,7 @@
             </w:tcMar>
           </w:tcPr>
           <w:p>
+            <w:proofErr w:type="spellStart"/>
             <w:r>
               <w:rPr>
                 <w:b/>
@@ -1570,6 +2948,7 @@
               </w:rPr>
               <w:t>Prioritas</w:t>
             </w:r>
+            <w:proofErr w:type="spellEnd"/>
           </w:p>
         </w:tc>
         <w:tc>
@@ -1620,6 +2999,7 @@
             </w:tcMar>
           </w:tcPr>
           <w:p>
+            <w:proofErr w:type="spellStart"/>
             <w:r>
               <w:rPr>
                 <w:b/>
@@ -1630,6 +3010,7 @@
               </w:rPr>
               <w:t>Catatan</w:t>
             </w:r>
+            <w:proofErr w:type="spellEnd"/>
           </w:p>
         </w:tc>
       </w:tr>
@@ -1693,7 +3074,25 @@
                 <w:sz w:val="20"/>
                 <w:szCs w:val="20"/>
               </w:rPr>
-              <w:t>Buat tabel users di database</w:t>
+              <w:t xml:space="preserve">Buat </w:t>
+            </w:r>
+            <w:proofErr w:type="spellStart"/>
+            <w:r>
+              <w:rPr>
+                <w:color w:val="1A1916"/>
+                <w:sz w:val="20"/>
+                <w:szCs w:val="20"/>
+              </w:rPr>
+              <w:t>tabel</w:t>
+            </w:r>
+            <w:proofErr w:type="spellEnd"/>
+            <w:r>
+              <w:rPr>
+                <w:color w:val="1A1916"/>
+                <w:sz w:val="20"/>
+                <w:szCs w:val="20"/>
+              </w:rPr>
+              <w:t xml:space="preserve"> users di database</w:t>
             </w:r>
           </w:p>
           <w:p>
@@ -1733,7 +3132,23 @@
                 <w:sz w:val="20"/>
                 <w:szCs w:val="20"/>
               </w:rPr>
-              <w:t>Install golang encrypt password</w:t>
+              <w:t xml:space="preserve">Install </w:t>
+            </w:r>
+            <w:proofErr w:type="spellStart"/>
+            <w:r>
+              <w:rPr>
+                <w:sz w:val="20"/>
+                <w:szCs w:val="20"/>
+              </w:rPr>
+              <w:t>golang</w:t>
+            </w:r>
+            <w:proofErr w:type="spellEnd"/>
+            <w:r>
+              <w:rPr>
+                <w:sz w:val="20"/>
+                <w:szCs w:val="20"/>
+              </w:rPr>
+              <w:t xml:space="preserve"> encrypt password</w:t>
             </w:r>
           </w:p>
           <w:p>
@@ -1749,7 +3164,23 @@
                 <w:sz w:val="20"/>
                 <w:szCs w:val="20"/>
               </w:rPr>
-              <w:t>Install golang generate token</w:t>
+              <w:t xml:space="preserve">Install </w:t>
+            </w:r>
+            <w:proofErr w:type="spellStart"/>
+            <w:r>
+              <w:rPr>
+                <w:sz w:val="20"/>
+                <w:szCs w:val="20"/>
+              </w:rPr>
+              <w:t>golang</w:t>
+            </w:r>
+            <w:proofErr w:type="spellEnd"/>
+            <w:r>
+              <w:rPr>
+                <w:sz w:val="20"/>
+                <w:szCs w:val="20"/>
+              </w:rPr>
+              <w:t xml:space="preserve"> generate token</w:t>
             </w:r>
           </w:p>
           <w:p>
@@ -1825,6 +3256,7 @@
               </w:rPr>
               <w:t xml:space="preserve">○ </w:t>
             </w:r>
+            <w:proofErr w:type="spellStart"/>
             <w:r>
               <w:rPr>
                 <w:color w:val="7A7870"/>
@@ -1833,6 +3265,7 @@
               </w:rPr>
               <w:t>Sudah</w:t>
             </w:r>
+            <w:proofErr w:type="spellEnd"/>
           </w:p>
         </w:tc>
         <w:tc>
@@ -1859,8 +3292,36 @@
                 <w:sz w:val="20"/>
                 <w:szCs w:val="20"/>
               </w:rPr>
-              <w:t>id, email, password_hash, created_at</w:t>
-            </w:r>
+              <w:t xml:space="preserve">id, email, </w:t>
+            </w:r>
+            <w:proofErr w:type="spellStart"/>
+            <w:r>
+              <w:rPr>
+                <w:color w:val="7A7870"/>
+                <w:sz w:val="20"/>
+                <w:szCs w:val="20"/>
+              </w:rPr>
+              <w:t>password_hash</w:t>
+            </w:r>
+            <w:proofErr w:type="spellEnd"/>
+            <w:r>
+              <w:rPr>
+                <w:color w:val="7A7870"/>
+                <w:sz w:val="20"/>
+                <w:szCs w:val="20"/>
+              </w:rPr>
+              <w:t xml:space="preserve">, </w:t>
+            </w:r>
+            <w:proofErr w:type="spellStart"/>
+            <w:r>
+              <w:rPr>
+                <w:color w:val="7A7870"/>
+                <w:sz w:val="20"/>
+                <w:szCs w:val="20"/>
+              </w:rPr>
+              <w:t>created_at</w:t>
+            </w:r>
+            <w:proofErr w:type="spellEnd"/>
           </w:p>
         </w:tc>
       </w:tr>
@@ -1977,6 +3438,7 @@
               </w:rPr>
               <w:t xml:space="preserve">○ </w:t>
             </w:r>
+            <w:proofErr w:type="spellStart"/>
             <w:r>
               <w:rPr>
                 <w:color w:val="7A7870"/>
@@ -1985,6 +3447,7 @@
               </w:rPr>
               <w:t>Sudah</w:t>
             </w:r>
+            <w:proofErr w:type="spellEnd"/>
           </w:p>
         </w:tc>
         <w:tc>
@@ -2011,8 +3474,36 @@
                 <w:sz w:val="20"/>
                 <w:szCs w:val="20"/>
               </w:rPr>
-              <w:t>Hash password dengan bcrypt</w:t>
-            </w:r>
+              <w:t xml:space="preserve">Hash password </w:t>
+            </w:r>
+            <w:proofErr w:type="spellStart"/>
+            <w:r>
+              <w:rPr>
+                <w:color w:val="7A7870"/>
+                <w:sz w:val="20"/>
+                <w:szCs w:val="20"/>
+              </w:rPr>
+              <w:t>dengan</w:t>
+            </w:r>
+            <w:proofErr w:type="spellEnd"/>
+            <w:r>
+              <w:rPr>
+                <w:color w:val="7A7870"/>
+                <w:sz w:val="20"/>
+                <w:szCs w:val="20"/>
+              </w:rPr>
+              <w:t xml:space="preserve"> </w:t>
+            </w:r>
+            <w:proofErr w:type="spellStart"/>
+            <w:r>
+              <w:rPr>
+                <w:color w:val="7A7870"/>
+                <w:sz w:val="20"/>
+                <w:szCs w:val="20"/>
+              </w:rPr>
+              <w:t>bcrypt</w:t>
+            </w:r>
+            <w:proofErr w:type="spellEnd"/>
           </w:p>
         </w:tc>
       </w:tr>
@@ -2129,6 +3620,7 @@
               </w:rPr>
               <w:t xml:space="preserve">○ </w:t>
             </w:r>
+            <w:proofErr w:type="spellStart"/>
             <w:r>
               <w:rPr>
                 <w:color w:val="7A7870"/>
@@ -2137,6 +3629,7 @@
               </w:rPr>
               <w:t>Sudah</w:t>
             </w:r>
+            <w:proofErr w:type="spellEnd"/>
           </w:p>
         </w:tc>
         <w:tc>
@@ -2221,7 +3714,25 @@
                 <w:sz w:val="20"/>
                 <w:szCs w:val="20"/>
               </w:rPr>
-              <w:t>JWT middleware untuk protected routes</w:t>
+              <w:t xml:space="preserve">JWT middleware </w:t>
+            </w:r>
+            <w:proofErr w:type="spellStart"/>
+            <w:r>
+              <w:rPr>
+                <w:color w:val="1A1916"/>
+                <w:sz w:val="20"/>
+                <w:szCs w:val="20"/>
+              </w:rPr>
+              <w:t>untuk</w:t>
+            </w:r>
+            <w:proofErr w:type="spellEnd"/>
+            <w:r>
+              <w:rPr>
+                <w:color w:val="1A1916"/>
+                <w:sz w:val="20"/>
+                <w:szCs w:val="20"/>
+              </w:rPr>
+              <w:t xml:space="preserve"> protected routes</w:t>
             </w:r>
           </w:p>
         </w:tc>
@@ -2281,6 +3792,7 @@
               </w:rPr>
               <w:t>○</w:t>
             </w:r>
+            <w:proofErr w:type="spellStart"/>
             <w:r>
               <w:rPr>
                 <w:color w:val="7A7870"/>
@@ -2289,6 +3801,7 @@
               </w:rPr>
               <w:t>Sudah</w:t>
             </w:r>
+            <w:proofErr w:type="spellEnd"/>
           </w:p>
         </w:tc>
         <w:tc>
@@ -2309,13 +3822,41 @@
             </w:tcMar>
           </w:tcPr>
           <w:p>
-            <w:r>
-              <w:rPr>
-                <w:color w:val="7A7870"/>
-                <w:sz w:val="20"/>
-                <w:szCs w:val="20"/>
-              </w:rPr>
-              <w:t>Validasi token di setiap request</w:t>
+            <w:proofErr w:type="spellStart"/>
+            <w:r>
+              <w:rPr>
+                <w:color w:val="7A7870"/>
+                <w:sz w:val="20"/>
+                <w:szCs w:val="20"/>
+              </w:rPr>
+              <w:t>Validasi</w:t>
+            </w:r>
+            <w:proofErr w:type="spellEnd"/>
+            <w:r>
+              <w:rPr>
+                <w:color w:val="7A7870"/>
+                <w:sz w:val="20"/>
+                <w:szCs w:val="20"/>
+              </w:rPr>
+              <w:t xml:space="preserve"> token di </w:t>
+            </w:r>
+            <w:proofErr w:type="spellStart"/>
+            <w:r>
+              <w:rPr>
+                <w:color w:val="7A7870"/>
+                <w:sz w:val="20"/>
+                <w:szCs w:val="20"/>
+              </w:rPr>
+              <w:t>setiap</w:t>
+            </w:r>
+            <w:proofErr w:type="spellEnd"/>
+            <w:r>
+              <w:rPr>
+                <w:color w:val="7A7870"/>
+                <w:sz w:val="20"/>
+                <w:szCs w:val="20"/>
+              </w:rPr>
+              <w:t xml:space="preserve"> request</w:t>
             </w:r>
           </w:p>
         </w:tc>
@@ -2367,13 +3908,103 @@
             </w:tcMar>
           </w:tcPr>
           <w:p>
-            <w:r>
-              <w:rPr>
-                <w:color w:val="1A1916"/>
-                <w:sz w:val="20"/>
-                <w:szCs w:val="20"/>
-              </w:rPr>
-              <w:t>Halaman login &amp; register (UI)</w:t>
+            <w:pPr>
+              <w:rPr>
+                <w:color w:val="1A1916"/>
+                <w:sz w:val="20"/>
+                <w:szCs w:val="20"/>
+              </w:rPr>
+            </w:pPr>
+            <w:r>
+              <w:rPr>
+                <w:color w:val="1A1916"/>
+                <w:sz w:val="20"/>
+                <w:szCs w:val="20"/>
+              </w:rPr>
+              <w:t>Halaman login</w:t>
+            </w:r>
+            <w:r>
+              <w:rPr>
+                <w:color w:val="1A1916"/>
+                <w:sz w:val="20"/>
+                <w:szCs w:val="20"/>
+              </w:rPr>
+              <w:t xml:space="preserve">, </w:t>
+            </w:r>
+            <w:r>
+              <w:rPr>
+                <w:color w:val="1A1916"/>
+                <w:sz w:val="20"/>
+                <w:szCs w:val="20"/>
+              </w:rPr>
+              <w:t>register (UI)</w:t>
+            </w:r>
+            <w:r>
+              <w:rPr>
+                <w:color w:val="1A1916"/>
+                <w:sz w:val="20"/>
+                <w:szCs w:val="20"/>
+              </w:rPr>
+              <w:t xml:space="preserve">, </w:t>
+            </w:r>
+            <w:proofErr w:type="spellStart"/>
+            <w:r>
+              <w:rPr>
+                <w:color w:val="1A1916"/>
+                <w:sz w:val="20"/>
+                <w:szCs w:val="20"/>
+              </w:rPr>
+              <w:t>dll</w:t>
+            </w:r>
+            <w:proofErr w:type="spellEnd"/>
+          </w:p>
+          <w:p>
+            <w:pPr>
+              <w:pStyle w:val="ListParagraph"/>
+              <w:numPr>
+                <w:ilvl w:val="0"/>
+                <w:numId w:val="4"/>
+              </w:numPr>
+            </w:pPr>
+            <w:r>
+              <w:t>Check-email.html</w:t>
+            </w:r>
+          </w:p>
+          <w:p>
+            <w:pPr>
+              <w:pStyle w:val="ListParagraph"/>
+              <w:numPr>
+                <w:ilvl w:val="0"/>
+                <w:numId w:val="4"/>
+              </w:numPr>
+            </w:pPr>
+            <w:r>
+              <w:t>Link-reset-expired.html</w:t>
+            </w:r>
+          </w:p>
+          <w:p>
+            <w:pPr>
+              <w:pStyle w:val="ListParagraph"/>
+              <w:numPr>
+                <w:ilvl w:val="0"/>
+                <w:numId w:val="4"/>
+              </w:numPr>
+            </w:pPr>
+            <w:r>
+              <w:t>Password-reset-success.html</w:t>
+            </w:r>
+          </w:p>
+          <w:p>
+            <w:pPr>
+              <w:pStyle w:val="ListParagraph"/>
+              <w:numPr>
+                <w:ilvl w:val="0"/>
+                <w:numId w:val="4"/>
+              </w:numPr>
+            </w:pPr>
+            <w:r>
+              <w:lastRenderedPageBreak/>
+              <w:t>Email-verif.html</w:t>
             </w:r>
           </w:p>
         </w:tc>
@@ -2403,6 +4034,7 @@
                 <w:sz w:val="20"/>
                 <w:szCs w:val="20"/>
               </w:rPr>
+              <w:lastRenderedPageBreak/>
               <w:t>Tinggi</w:t>
             </w:r>
           </w:p>
@@ -2467,7 +4099,25 @@
                 <w:sz w:val="20"/>
                 <w:szCs w:val="20"/>
               </w:rPr>
-              <w:t>Form HTMX atau React</w:t>
+              <w:t xml:space="preserve">Form HTMX </w:t>
+            </w:r>
+            <w:proofErr w:type="spellStart"/>
+            <w:r>
+              <w:rPr>
+                <w:color w:val="7A7870"/>
+                <w:sz w:val="20"/>
+                <w:szCs w:val="20"/>
+              </w:rPr>
+              <w:t>atau</w:t>
+            </w:r>
+            <w:proofErr w:type="spellEnd"/>
+            <w:r>
+              <w:rPr>
+                <w:color w:val="7A7870"/>
+                <w:sz w:val="20"/>
+                <w:szCs w:val="20"/>
+              </w:rPr>
+              <w:t xml:space="preserve"> React</w:t>
             </w:r>
           </w:p>
         </w:tc>
@@ -2519,14 +4169,34 @@
             </w:tcMar>
           </w:tcPr>
           <w:p>
-            <w:r>
-              <w:rPr>
-                <w:color w:val="1A1916"/>
-                <w:sz w:val="20"/>
-                <w:szCs w:val="20"/>
-              </w:rPr>
-              <w:t>Simpan token di cookie / localStorage</w:t>
-            </w:r>
+            <w:proofErr w:type="spellStart"/>
+            <w:r>
+              <w:rPr>
+                <w:color w:val="1A1916"/>
+                <w:sz w:val="20"/>
+                <w:szCs w:val="20"/>
+              </w:rPr>
+              <w:t>Simpan</w:t>
+            </w:r>
+            <w:proofErr w:type="spellEnd"/>
+            <w:r>
+              <w:rPr>
+                <w:color w:val="1A1916"/>
+                <w:sz w:val="20"/>
+                <w:szCs w:val="20"/>
+              </w:rPr>
+              <w:t xml:space="preserve"> token di cookie / </w:t>
+            </w:r>
+            <w:proofErr w:type="spellStart"/>
+            <w:r>
+              <w:rPr>
+                <w:color w:val="1A1916"/>
+                <w:sz w:val="20"/>
+                <w:szCs w:val="20"/>
+              </w:rPr>
+              <w:t>localStorage</w:t>
+            </w:r>
+            <w:proofErr w:type="spellEnd"/>
           </w:p>
         </w:tc>
         <w:tc>
@@ -2547,6 +4217,7 @@
             </w:tcMar>
           </w:tcPr>
           <w:p>
+            <w:proofErr w:type="spellStart"/>
             <w:r>
               <w:rPr>
                 <w:b/>
@@ -2557,6 +4228,7 @@
               </w:rPr>
               <w:t>Sedang</w:t>
             </w:r>
+            <w:proofErr w:type="spellEnd"/>
           </w:p>
         </w:tc>
         <w:tc>
@@ -2611,7 +4283,61 @@
                 <w:sz w:val="20"/>
                 <w:szCs w:val="20"/>
               </w:rPr>
-              <w:t>Cookie lebih aman (httpOnly)</w:t>
+              <w:t xml:space="preserve">Cookie </w:t>
+            </w:r>
+            <w:proofErr w:type="spellStart"/>
+            <w:r>
+              <w:rPr>
+                <w:color w:val="7A7870"/>
+                <w:sz w:val="20"/>
+                <w:szCs w:val="20"/>
+              </w:rPr>
+              <w:t>lebih</w:t>
+            </w:r>
+            <w:proofErr w:type="spellEnd"/>
+            <w:r>
+              <w:rPr>
+                <w:color w:val="7A7870"/>
+                <w:sz w:val="20"/>
+                <w:szCs w:val="20"/>
+              </w:rPr>
+              <w:t xml:space="preserve"> </w:t>
+            </w:r>
+            <w:proofErr w:type="spellStart"/>
+            <w:r>
+              <w:rPr>
+                <w:color w:val="7A7870"/>
+                <w:sz w:val="20"/>
+                <w:szCs w:val="20"/>
+              </w:rPr>
+              <w:t>aman</w:t>
+            </w:r>
+            <w:proofErr w:type="spellEnd"/>
+            <w:r>
+              <w:rPr>
+                <w:color w:val="7A7870"/>
+                <w:sz w:val="20"/>
+                <w:szCs w:val="20"/>
+              </w:rPr>
+              <w:t xml:space="preserve"> (</w:t>
+            </w:r>
+            <w:proofErr w:type="spellStart"/>
+            <w:r>
+              <w:rPr>
+                <w:color w:val="7A7870"/>
+                <w:sz w:val="20"/>
+                <w:szCs w:val="20"/>
+              </w:rPr>
+              <w:t>httpOnly</w:t>
+            </w:r>
+            <w:proofErr w:type="spellEnd"/>
+            <w:r>
+              <w:rPr>
+                <w:color w:val="7A7870"/>
+                <w:sz w:val="20"/>
+                <w:szCs w:val="20"/>
+              </w:rPr>
+              <w:t>)</w:t>
             </w:r>
           </w:p>
         </w:tc>
@@ -2641,7 +4367,6 @@
                 <w:sz w:val="20"/>
                 <w:szCs w:val="20"/>
               </w:rPr>
-              <w:lastRenderedPageBreak/>
               <w:t>7</w:t>
             </w:r>
           </w:p>
@@ -2664,13 +4389,41 @@
             </w:tcMar>
           </w:tcPr>
           <w:p>
-            <w:r>
-              <w:rPr>
-                <w:color w:val="1A1916"/>
-                <w:sz w:val="20"/>
-                <w:szCs w:val="20"/>
-              </w:rPr>
-              <w:t>Tombol logout &amp; hapus session</w:t>
+            <w:proofErr w:type="spellStart"/>
+            <w:r>
+              <w:rPr>
+                <w:color w:val="1A1916"/>
+                <w:sz w:val="20"/>
+                <w:szCs w:val="20"/>
+              </w:rPr>
+              <w:t>Tombol</w:t>
+            </w:r>
+            <w:proofErr w:type="spellEnd"/>
+            <w:r>
+              <w:rPr>
+                <w:color w:val="1A1916"/>
+                <w:sz w:val="20"/>
+                <w:szCs w:val="20"/>
+              </w:rPr>
+              <w:t xml:space="preserve"> logout &amp; </w:t>
+            </w:r>
+            <w:proofErr w:type="spellStart"/>
+            <w:r>
+              <w:rPr>
+                <w:color w:val="1A1916"/>
+                <w:sz w:val="20"/>
+                <w:szCs w:val="20"/>
+              </w:rPr>
+              <w:t>hapus</w:t>
+            </w:r>
+            <w:proofErr w:type="spellEnd"/>
+            <w:r>
+              <w:rPr>
+                <w:color w:val="1A1916"/>
+                <w:sz w:val="20"/>
+                <w:szCs w:val="20"/>
+              </w:rPr>
+              <w:t xml:space="preserve"> session</w:t>
             </w:r>
           </w:p>
         </w:tc>
@@ -2692,6 +4445,7 @@
             </w:tcMar>
           </w:tcPr>
           <w:p>
+            <w:proofErr w:type="spellStart"/>
             <w:r>
               <w:rPr>
                 <w:b/>
@@ -2702,6 +4456,7 @@
               </w:rPr>
               <w:t>Sedang</w:t>
             </w:r>
+            <w:proofErr w:type="spellEnd"/>
           </w:p>
         </w:tc>
         <w:tc>
@@ -2756,7 +4511,25 @@
                 <w:sz w:val="20"/>
                 <w:szCs w:val="20"/>
               </w:rPr>
-              <w:t>Blacklist token atau expire</w:t>
+              <w:t xml:space="preserve">Blacklist token </w:t>
+            </w:r>
+            <w:proofErr w:type="spellStart"/>
+            <w:r>
+              <w:rPr>
+                <w:color w:val="7A7870"/>
+                <w:sz w:val="20"/>
+                <w:szCs w:val="20"/>
+              </w:rPr>
+              <w:t>atau</w:t>
+            </w:r>
+            <w:proofErr w:type="spellEnd"/>
+            <w:r>
+              <w:rPr>
+                <w:color w:val="7A7870"/>
+                <w:sz w:val="20"/>
+                <w:szCs w:val="20"/>
+              </w:rPr>
+              <w:t xml:space="preserve"> expire</w:t>
             </w:r>
           </w:p>
         </w:tc>
@@ -2772,18 +4545,112 @@
         <w:pStyle w:val="Heading2"/>
       </w:pPr>
       <w:r>
-        <w:t>3. Fungsi Persingkat URL (Live)</w:t>
+        <w:t xml:space="preserve">3. </w:t>
+      </w:r>
+      <w:proofErr w:type="spellStart"/>
+      <w:r>
+        <w:t>Fungsi</w:t>
+      </w:r>
+      <w:proofErr w:type="spellEnd"/>
+      <w:r>
+        <w:t xml:space="preserve"> </w:t>
+      </w:r>
+      <w:proofErr w:type="spellStart"/>
+      <w:r>
+        <w:t>Persingkat</w:t>
+      </w:r>
+      <w:proofErr w:type="spellEnd"/>
+      <w:r>
+        <w:t xml:space="preserve"> URL (Live)</w:t>
       </w:r>
     </w:p>
     <w:p>
       <w:pPr>
         <w:spacing w:before="60" w:after="60"/>
       </w:pPr>
-      <w:r>
-        <w:rPr>
-          <w:color w:val="1A1916"/>
-        </w:rPr>
-        <w:t>Menghubungkan tombol Persingkat di frontend ke backend Golang yang menyimpan data ke database.</w:t>
+      <w:proofErr w:type="spellStart"/>
+      <w:r>
+        <w:rPr>
+          <w:color w:val="1A1916"/>
+        </w:rPr>
+        <w:t>Menghubungkan</w:t>
+      </w:r>
+      <w:proofErr w:type="spellEnd"/>
+      <w:r>
+        <w:rPr>
+          <w:color w:val="1A1916"/>
+        </w:rPr>
+        <w:t xml:space="preserve"> </w:t>
+      </w:r>
+      <w:proofErr w:type="spellStart"/>
+      <w:r>
+        <w:rPr>
+          <w:color w:val="1A1916"/>
+        </w:rPr>
+        <w:t>tombol</w:t>
+      </w:r>
+      <w:proofErr w:type="spellEnd"/>
+      <w:r>
+        <w:rPr>
+          <w:color w:val="1A1916"/>
+        </w:rPr>
+        <w:t xml:space="preserve"> </w:t>
+      </w:r>
+      <w:proofErr w:type="spellStart"/>
+      <w:r>
+        <w:rPr>
+          <w:color w:val="1A1916"/>
+        </w:rPr>
+        <w:t>Persingkat</w:t>
+      </w:r>
+      <w:proofErr w:type="spellEnd"/>
+      <w:r>
+        <w:rPr>
+          <w:color w:val="1A1916"/>
+        </w:rPr>
+        <w:t xml:space="preserve"> di frontend </w:t>
+      </w:r>
+      <w:proofErr w:type="spellStart"/>
+      <w:r>
+        <w:rPr>
+          <w:color w:val="1A1916"/>
+        </w:rPr>
+        <w:t>ke</w:t>
+      </w:r>
+      <w:proofErr w:type="spellEnd"/>
+      <w:r>
+        <w:rPr>
+          <w:color w:val="1A1916"/>
+        </w:rPr>
+        <w:t xml:space="preserve"> backend Golang yang </w:t>
+      </w:r>
+      <w:proofErr w:type="spellStart"/>
+      <w:r>
+        <w:rPr>
+          <w:color w:val="1A1916"/>
+        </w:rPr>
+        <w:t>menyimpan</w:t>
+      </w:r>
+      <w:proofErr w:type="spellEnd"/>
+      <w:r>
+        <w:rPr>
+          <w:color w:val="1A1916"/>
+        </w:rPr>
+        <w:t xml:space="preserve"> data </w:t>
+      </w:r>
+      <w:proofErr w:type="spellStart"/>
+      <w:r>
+        <w:rPr>
+          <w:color w:val="1A1916"/>
+        </w:rPr>
+        <w:t>ke</w:t>
+      </w:r>
+      <w:proofErr w:type="spellEnd"/>
+      <w:r>
+        <w:rPr>
+          <w:color w:val="1A1916"/>
+        </w:rPr>
+        <w:t xml:space="preserve"> database.</w:t>
       </w:r>
     </w:p>
     <w:p>
@@ -2897,6 +4764,7 @@
             </w:tcMar>
           </w:tcPr>
           <w:p>
+            <w:proofErr w:type="spellStart"/>
             <w:r>
               <w:rPr>
                 <w:b/>
@@ -2907,6 +4775,7 @@
               </w:rPr>
               <w:t>Prioritas</w:t>
             </w:r>
+            <w:proofErr w:type="spellEnd"/>
           </w:p>
         </w:tc>
         <w:tc>
@@ -2957,6 +4826,7 @@
             </w:tcMar>
           </w:tcPr>
           <w:p>
+            <w:proofErr w:type="spellStart"/>
             <w:r>
               <w:rPr>
                 <w:b/>
@@ -2967,6 +4837,7 @@
               </w:rPr>
               <w:t>Catatan</w:t>
             </w:r>
+            <w:proofErr w:type="spellEnd"/>
           </w:p>
         </w:tc>
       </w:tr>
@@ -3023,7 +4894,25 @@
                 <w:sz w:val="20"/>
                 <w:szCs w:val="20"/>
               </w:rPr>
-              <w:t>Buat tabel links di database</w:t>
+              <w:t xml:space="preserve">Buat </w:t>
+            </w:r>
+            <w:proofErr w:type="spellStart"/>
+            <w:r>
+              <w:rPr>
+                <w:color w:val="1A1916"/>
+                <w:sz w:val="20"/>
+                <w:szCs w:val="20"/>
+              </w:rPr>
+              <w:t>tabel</w:t>
+            </w:r>
+            <w:proofErr w:type="spellEnd"/>
+            <w:r>
+              <w:rPr>
+                <w:color w:val="1A1916"/>
+                <w:sz w:val="20"/>
+                <w:szCs w:val="20"/>
+              </w:rPr>
+              <w:t xml:space="preserve"> links di database</w:t>
             </w:r>
           </w:p>
         </w:tc>
@@ -3083,6 +4972,7 @@
               </w:rPr>
               <w:t xml:space="preserve">○ </w:t>
             </w:r>
+            <w:proofErr w:type="spellStart"/>
             <w:r>
               <w:rPr>
                 <w:color w:val="7A7870"/>
@@ -3091,6 +4981,7 @@
               </w:rPr>
               <w:t>Sudah</w:t>
             </w:r>
+            <w:proofErr w:type="spellEnd"/>
           </w:p>
         </w:tc>
         <w:tc>
@@ -3117,8 +5008,54 @@
                 <w:sz w:val="20"/>
                 <w:szCs w:val="20"/>
               </w:rPr>
-              <w:t>id, slug, original_url, user_id, clicks, expired_at</w:t>
-            </w:r>
+              <w:t xml:space="preserve">id, slug, </w:t>
+            </w:r>
+            <w:proofErr w:type="spellStart"/>
+            <w:r>
+              <w:rPr>
+                <w:color w:val="7A7870"/>
+                <w:sz w:val="20"/>
+                <w:szCs w:val="20"/>
+              </w:rPr>
+              <w:t>original_url</w:t>
+            </w:r>
+            <w:proofErr w:type="spellEnd"/>
+            <w:r>
+              <w:rPr>
+                <w:color w:val="7A7870"/>
+                <w:sz w:val="20"/>
+                <w:szCs w:val="20"/>
+              </w:rPr>
+              <w:t xml:space="preserve">, </w:t>
+            </w:r>
+            <w:proofErr w:type="spellStart"/>
+            <w:r>
+              <w:rPr>
+                <w:color w:val="7A7870"/>
+                <w:sz w:val="20"/>
+                <w:szCs w:val="20"/>
+              </w:rPr>
+              <w:t>user_id</w:t>
+            </w:r>
+            <w:proofErr w:type="spellEnd"/>
+            <w:r>
+              <w:rPr>
+                <w:color w:val="7A7870"/>
+                <w:sz w:val="20"/>
+                <w:szCs w:val="20"/>
+              </w:rPr>
+              <w:t xml:space="preserve">, clicks, </w:t>
+            </w:r>
+            <w:proofErr w:type="spellStart"/>
+            <w:r>
+              <w:rPr>
+                <w:color w:val="7A7870"/>
+                <w:sz w:val="20"/>
+                <w:szCs w:val="20"/>
+              </w:rPr>
+              <w:t>expired_at</w:t>
+            </w:r>
+            <w:proofErr w:type="spellEnd"/>
           </w:p>
         </w:tc>
       </w:tr>
@@ -3235,6 +5172,7 @@
               </w:rPr>
               <w:t xml:space="preserve">○ </w:t>
             </w:r>
+            <w:proofErr w:type="spellStart"/>
             <w:r>
               <w:rPr>
                 <w:color w:val="7A7870"/>
@@ -3243,6 +5181,7 @@
               </w:rPr>
               <w:t>Sudah</w:t>
             </w:r>
+            <w:proofErr w:type="spellEnd"/>
           </w:p>
         </w:tc>
         <w:tc>
@@ -3269,7 +5208,43 @@
                 <w:sz w:val="20"/>
                 <w:szCs w:val="20"/>
               </w:rPr>
-              <w:t>Generate slug unik (nanoid/random)</w:t>
+              <w:t xml:space="preserve">Generate slug </w:t>
+            </w:r>
+            <w:proofErr w:type="spellStart"/>
+            <w:r>
+              <w:rPr>
+                <w:color w:val="7A7870"/>
+                <w:sz w:val="20"/>
+                <w:szCs w:val="20"/>
+              </w:rPr>
+              <w:t>unik</w:t>
+            </w:r>
+            <w:proofErr w:type="spellEnd"/>
+            <w:r>
+              <w:rPr>
+                <w:color w:val="7A7870"/>
+                <w:sz w:val="20"/>
+                <w:szCs w:val="20"/>
+              </w:rPr>
+              <w:t xml:space="preserve"> (</w:t>
+            </w:r>
+            <w:proofErr w:type="spellStart"/>
+            <w:r>
+              <w:rPr>
+                <w:color w:val="7A7870"/>
+                <w:sz w:val="20"/>
+                <w:szCs w:val="20"/>
+              </w:rPr>
+              <w:t>nanoid</w:t>
+            </w:r>
+            <w:proofErr w:type="spellEnd"/>
+            <w:r>
+              <w:rPr>
+                <w:color w:val="7A7870"/>
+                <w:sz w:val="20"/>
+                <w:szCs w:val="20"/>
+              </w:rPr>
+              <w:t>/random)</w:t>
             </w:r>
           </w:p>
         </w:tc>
@@ -3321,14 +5296,34 @@
             </w:tcMar>
           </w:tcPr>
           <w:p>
-            <w:r>
-              <w:rPr>
-                <w:color w:val="1A1916"/>
-                <w:sz w:val="20"/>
-                <w:szCs w:val="20"/>
-              </w:rPr>
-              <w:t>Validasi format URL yang masuk</w:t>
-            </w:r>
+            <w:proofErr w:type="spellStart"/>
+            <w:r>
+              <w:rPr>
+                <w:color w:val="1A1916"/>
+                <w:sz w:val="20"/>
+                <w:szCs w:val="20"/>
+              </w:rPr>
+              <w:t>Validasi</w:t>
+            </w:r>
+            <w:proofErr w:type="spellEnd"/>
+            <w:r>
+              <w:rPr>
+                <w:color w:val="1A1916"/>
+                <w:sz w:val="20"/>
+                <w:szCs w:val="20"/>
+              </w:rPr>
+              <w:t xml:space="preserve"> format URL yang </w:t>
+            </w:r>
+            <w:proofErr w:type="spellStart"/>
+            <w:r>
+              <w:rPr>
+                <w:color w:val="1A1916"/>
+                <w:sz w:val="20"/>
+                <w:szCs w:val="20"/>
+              </w:rPr>
+              <w:t>masuk</w:t>
+            </w:r>
+            <w:proofErr w:type="spellEnd"/>
           </w:p>
         </w:tc>
         <w:tc>
@@ -3387,6 +5382,7 @@
               </w:rPr>
               <w:t xml:space="preserve">○ </w:t>
             </w:r>
+            <w:proofErr w:type="spellStart"/>
             <w:r>
               <w:rPr>
                 <w:color w:val="7A7870"/>
@@ -3395,6 +5391,7 @@
               </w:rPr>
               <w:t>Sudah</w:t>
             </w:r>
+            <w:proofErr w:type="spellEnd"/>
           </w:p>
         </w:tc>
         <w:tc>
@@ -3479,7 +5476,43 @@
                 <w:sz w:val="20"/>
                 <w:szCs w:val="20"/>
               </w:rPr>
-              <w:t>Support slug kustom dari user</w:t>
+              <w:t xml:space="preserve">Support slug </w:t>
+            </w:r>
+            <w:proofErr w:type="spellStart"/>
+            <w:r>
+              <w:rPr>
+                <w:color w:val="1A1916"/>
+                <w:sz w:val="20"/>
+                <w:szCs w:val="20"/>
+              </w:rPr>
+              <w:t>kustom</w:t>
+            </w:r>
+            <w:proofErr w:type="spellEnd"/>
+            <w:r>
+              <w:rPr>
+                <w:color w:val="1A1916"/>
+                <w:sz w:val="20"/>
+                <w:szCs w:val="20"/>
+              </w:rPr>
+              <w:t xml:space="preserve"> </w:t>
+            </w:r>
+            <w:proofErr w:type="spellStart"/>
+            <w:r>
+              <w:rPr>
+                <w:color w:val="1A1916"/>
+                <w:sz w:val="20"/>
+                <w:szCs w:val="20"/>
+              </w:rPr>
+              <w:t>dari</w:t>
+            </w:r>
+            <w:proofErr w:type="spellEnd"/>
+            <w:r>
+              <w:rPr>
+                <w:color w:val="1A1916"/>
+                <w:sz w:val="20"/>
+                <w:szCs w:val="20"/>
+              </w:rPr>
+              <w:t xml:space="preserve"> user</w:t>
             </w:r>
           </w:p>
         </w:tc>
@@ -3501,6 +5534,7 @@
             </w:tcMar>
           </w:tcPr>
           <w:p>
+            <w:proofErr w:type="spellStart"/>
             <w:r>
               <w:rPr>
                 <w:b/>
@@ -3511,6 +5545,7 @@
               </w:rPr>
               <w:t>Sedang</w:t>
             </w:r>
+            <w:proofErr w:type="spellEnd"/>
           </w:p>
         </w:tc>
         <w:tc>
@@ -3573,7 +5608,25 @@
                 <w:sz w:val="20"/>
                 <w:szCs w:val="20"/>
               </w:rPr>
-              <w:t>Cek duplikasi slug</w:t>
+              <w:t xml:space="preserve">Cek </w:t>
+            </w:r>
+            <w:proofErr w:type="spellStart"/>
+            <w:r>
+              <w:rPr>
+                <w:color w:val="7A7870"/>
+                <w:sz w:val="20"/>
+                <w:szCs w:val="20"/>
+              </w:rPr>
+              <w:t>duplikasi</w:t>
+            </w:r>
+            <w:proofErr w:type="spellEnd"/>
+            <w:r>
+              <w:rPr>
+                <w:color w:val="7A7870"/>
+                <w:sz w:val="20"/>
+                <w:szCs w:val="20"/>
+              </w:rPr>
+              <w:t xml:space="preserve"> slug</w:t>
             </w:r>
           </w:p>
         </w:tc>
@@ -3631,8 +5684,36 @@
                 <w:sz w:val="20"/>
                 <w:szCs w:val="20"/>
               </w:rPr>
-              <w:t>Support tanggal kedaluwarsa</w:t>
-            </w:r>
+              <w:t xml:space="preserve">Support </w:t>
+            </w:r>
+            <w:proofErr w:type="spellStart"/>
+            <w:r>
+              <w:rPr>
+                <w:color w:val="1A1916"/>
+                <w:sz w:val="20"/>
+                <w:szCs w:val="20"/>
+              </w:rPr>
+              <w:t>tanggal</w:t>
+            </w:r>
+            <w:proofErr w:type="spellEnd"/>
+            <w:r>
+              <w:rPr>
+                <w:color w:val="1A1916"/>
+                <w:sz w:val="20"/>
+                <w:szCs w:val="20"/>
+              </w:rPr>
+              <w:t xml:space="preserve"> </w:t>
+            </w:r>
+            <w:proofErr w:type="spellStart"/>
+            <w:r>
+              <w:rPr>
+                <w:color w:val="1A1916"/>
+                <w:sz w:val="20"/>
+                <w:szCs w:val="20"/>
+              </w:rPr>
+              <w:t>kedaluwarsa</w:t>
+            </w:r>
+            <w:proofErr w:type="spellEnd"/>
           </w:p>
         </w:tc>
         <w:tc>
@@ -3653,6 +5734,7 @@
             </w:tcMar>
           </w:tcPr>
           <w:p>
+            <w:proofErr w:type="spellStart"/>
             <w:r>
               <w:rPr>
                 <w:b/>
@@ -3663,6 +5745,7 @@
               </w:rPr>
               <w:t>Sedang</w:t>
             </w:r>
+            <w:proofErr w:type="spellEnd"/>
           </w:p>
         </w:tc>
         <w:tc>
@@ -3719,13 +5802,41 @@
             </w:tcMar>
           </w:tcPr>
           <w:p>
-            <w:r>
-              <w:rPr>
-                <w:color w:val="7A7870"/>
-                <w:sz w:val="20"/>
-                <w:szCs w:val="20"/>
-              </w:rPr>
-              <w:t>Simpan expired_at nullable</w:t>
+            <w:proofErr w:type="spellStart"/>
+            <w:r>
+              <w:rPr>
+                <w:color w:val="7A7870"/>
+                <w:sz w:val="20"/>
+                <w:szCs w:val="20"/>
+              </w:rPr>
+              <w:t>Simpan</w:t>
+            </w:r>
+            <w:proofErr w:type="spellEnd"/>
+            <w:r>
+              <w:rPr>
+                <w:color w:val="7A7870"/>
+                <w:sz w:val="20"/>
+                <w:szCs w:val="20"/>
+              </w:rPr>
+              <w:t xml:space="preserve"> </w:t>
+            </w:r>
+            <w:proofErr w:type="spellStart"/>
+            <w:r>
+              <w:rPr>
+                <w:color w:val="7A7870"/>
+                <w:sz w:val="20"/>
+                <w:szCs w:val="20"/>
+              </w:rPr>
+              <w:t>expired_at</w:t>
+            </w:r>
+            <w:proofErr w:type="spellEnd"/>
+            <w:r>
+              <w:rPr>
+                <w:color w:val="7A7870"/>
+                <w:sz w:val="20"/>
+                <w:szCs w:val="20"/>
+              </w:rPr>
+              <w:t xml:space="preserve"> nullable</w:t>
             </w:r>
           </w:p>
         </w:tc>
@@ -3783,8 +5894,54 @@
                 <w:sz w:val="20"/>
                 <w:szCs w:val="20"/>
               </w:rPr>
-              <w:t>Support batas klik maksimum</w:t>
-            </w:r>
+              <w:t xml:space="preserve">Support </w:t>
+            </w:r>
+            <w:proofErr w:type="spellStart"/>
+            <w:r>
+              <w:rPr>
+                <w:color w:val="1A1916"/>
+                <w:sz w:val="20"/>
+                <w:szCs w:val="20"/>
+              </w:rPr>
+              <w:t>batas</w:t>
+            </w:r>
+            <w:proofErr w:type="spellEnd"/>
+            <w:r>
+              <w:rPr>
+                <w:color w:val="1A1916"/>
+                <w:sz w:val="20"/>
+                <w:szCs w:val="20"/>
+              </w:rPr>
+              <w:t xml:space="preserve"> </w:t>
+            </w:r>
+            <w:proofErr w:type="spellStart"/>
+            <w:r>
+              <w:rPr>
+                <w:color w:val="1A1916"/>
+                <w:sz w:val="20"/>
+                <w:szCs w:val="20"/>
+              </w:rPr>
+              <w:t>klik</w:t>
+            </w:r>
+            <w:proofErr w:type="spellEnd"/>
+            <w:r>
+              <w:rPr>
+                <w:color w:val="1A1916"/>
+                <w:sz w:val="20"/>
+                <w:szCs w:val="20"/>
+              </w:rPr>
+              <w:t xml:space="preserve"> </w:t>
+            </w:r>
+            <w:proofErr w:type="spellStart"/>
+            <w:r>
+              <w:rPr>
+                <w:color w:val="1A1916"/>
+                <w:sz w:val="20"/>
+                <w:szCs w:val="20"/>
+              </w:rPr>
+              <w:t>maksimum</w:t>
+            </w:r>
+            <w:proofErr w:type="spellEnd"/>
           </w:p>
         </w:tc>
         <w:tc>
@@ -3805,6 +5962,7 @@
             </w:tcMar>
           </w:tcPr>
           <w:p>
+            <w:proofErr w:type="spellStart"/>
             <w:r>
               <w:rPr>
                 <w:b/>
@@ -3815,6 +5973,7 @@
               </w:rPr>
               <w:t>Rendah</w:t>
             </w:r>
+            <w:proofErr w:type="spellEnd"/>
           </w:p>
         </w:tc>
         <w:tc>
@@ -3863,14 +6022,34 @@
             </w:tcMar>
           </w:tcPr>
           <w:p>
-            <w:r>
-              <w:rPr>
-                <w:color w:val="7A7870"/>
-                <w:sz w:val="20"/>
-                <w:szCs w:val="20"/>
-              </w:rPr>
-              <w:t>max_clicks nullable di tabel</w:t>
-            </w:r>
+            <w:proofErr w:type="spellStart"/>
+            <w:r>
+              <w:rPr>
+                <w:color w:val="7A7870"/>
+                <w:sz w:val="20"/>
+                <w:szCs w:val="20"/>
+              </w:rPr>
+              <w:t>max_clicks</w:t>
+            </w:r>
+            <w:proofErr w:type="spellEnd"/>
+            <w:r>
+              <w:rPr>
+                <w:color w:val="7A7870"/>
+                <w:sz w:val="20"/>
+                <w:szCs w:val="20"/>
+              </w:rPr>
+              <w:t xml:space="preserve"> nullable di </w:t>
+            </w:r>
+            <w:proofErr w:type="spellStart"/>
+            <w:r>
+              <w:rPr>
+                <w:color w:val="7A7870"/>
+                <w:sz w:val="20"/>
+                <w:szCs w:val="20"/>
+              </w:rPr>
+              <w:t>tabel</w:t>
+            </w:r>
+            <w:proofErr w:type="spellEnd"/>
           </w:p>
         </w:tc>
       </w:tr>
@@ -3927,7 +6106,43 @@
                 <w:sz w:val="20"/>
                 <w:szCs w:val="20"/>
               </w:rPr>
-              <w:t>Response tampil di UI tanpa reload</w:t>
+              <w:t xml:space="preserve">Response </w:t>
+            </w:r>
+            <w:proofErr w:type="spellStart"/>
+            <w:r>
+              <w:rPr>
+                <w:color w:val="1A1916"/>
+                <w:sz w:val="20"/>
+                <w:szCs w:val="20"/>
+              </w:rPr>
+              <w:t>tampil</w:t>
+            </w:r>
+            <w:proofErr w:type="spellEnd"/>
+            <w:r>
+              <w:rPr>
+                <w:color w:val="1A1916"/>
+                <w:sz w:val="20"/>
+                <w:szCs w:val="20"/>
+              </w:rPr>
+              <w:t xml:space="preserve"> di UI </w:t>
+            </w:r>
+            <w:proofErr w:type="spellStart"/>
+            <w:r>
+              <w:rPr>
+                <w:color w:val="1A1916"/>
+                <w:sz w:val="20"/>
+                <w:szCs w:val="20"/>
+              </w:rPr>
+              <w:t>tanpa</w:t>
+            </w:r>
+            <w:proofErr w:type="spellEnd"/>
+            <w:r>
+              <w:rPr>
+                <w:color w:val="1A1916"/>
+                <w:sz w:val="20"/>
+                <w:szCs w:val="20"/>
+              </w:rPr>
+              <w:t xml:space="preserve"> reload</w:t>
             </w:r>
           </w:p>
         </w:tc>
@@ -3949,6 +6164,7 @@
             </w:tcMar>
           </w:tcPr>
           <w:p>
+            <w:proofErr w:type="spellStart"/>
             <w:r>
               <w:rPr>
                 <w:b/>
@@ -3959,6 +6175,7 @@
               </w:rPr>
               <w:t>Sedang</w:t>
             </w:r>
+            <w:proofErr w:type="spellEnd"/>
           </w:p>
         </w:tc>
         <w:tc>
@@ -4013,7 +6230,25 @@
                 <w:sz w:val="20"/>
                 <w:szCs w:val="20"/>
               </w:rPr>
-              <w:t>HTMX swap atau fetch API</w:t>
+              <w:t xml:space="preserve">HTMX swap </w:t>
+            </w:r>
+            <w:proofErr w:type="spellStart"/>
+            <w:r>
+              <w:rPr>
+                <w:color w:val="7A7870"/>
+                <w:sz w:val="20"/>
+                <w:szCs w:val="20"/>
+              </w:rPr>
+              <w:t>atau</w:t>
+            </w:r>
+            <w:proofErr w:type="spellEnd"/>
+            <w:r>
+              <w:rPr>
+                <w:color w:val="7A7870"/>
+                <w:sz w:val="20"/>
+                <w:szCs w:val="20"/>
+              </w:rPr>
+              <w:t xml:space="preserve"> fetch API</w:t>
             </w:r>
           </w:p>
         </w:tc>
@@ -4029,18 +6264,101 @@
         <w:pStyle w:val="Heading2"/>
       </w:pPr>
       <w:r>
-        <w:t>4. Dashboard Data Nyata</w:t>
-      </w:r>
+        <w:t xml:space="preserve">4. Dashboard Data </w:t>
+      </w:r>
+      <w:proofErr w:type="spellStart"/>
+      <w:r>
+        <w:t>Nyata</w:t>
+      </w:r>
+      <w:proofErr w:type="spellEnd"/>
     </w:p>
     <w:p>
       <w:pPr>
         <w:spacing w:before="60" w:after="60"/>
       </w:pPr>
-      <w:r>
-        <w:rPr>
-          <w:color w:val="1A1916"/>
-        </w:rPr>
-        <w:t>Mengganti data dummy di dashboard dengan data asli dari database milik user yang sedang login.</w:t>
+      <w:proofErr w:type="spellStart"/>
+      <w:r>
+        <w:rPr>
+          <w:color w:val="1A1916"/>
+        </w:rPr>
+        <w:t>Mengganti</w:t>
+      </w:r>
+      <w:proofErr w:type="spellEnd"/>
+      <w:r>
+        <w:rPr>
+          <w:color w:val="1A1916"/>
+        </w:rPr>
+        <w:t xml:space="preserve"> data dummy di dashboard </w:t>
+      </w:r>
+      <w:proofErr w:type="spellStart"/>
+      <w:r>
+        <w:rPr>
+          <w:color w:val="1A1916"/>
+        </w:rPr>
+        <w:t>dengan</w:t>
+      </w:r>
+      <w:proofErr w:type="spellEnd"/>
+      <w:r>
+        <w:rPr>
+          <w:color w:val="1A1916"/>
+        </w:rPr>
+        <w:t xml:space="preserve"> data </w:t>
+      </w:r>
+      <w:proofErr w:type="spellStart"/>
+      <w:r>
+        <w:rPr>
+          <w:color w:val="1A1916"/>
+        </w:rPr>
+        <w:t>asli</w:t>
+      </w:r>
+      <w:proofErr w:type="spellEnd"/>
+      <w:r>
+        <w:rPr>
+          <w:color w:val="1A1916"/>
+        </w:rPr>
+        <w:t xml:space="preserve"> </w:t>
+      </w:r>
+      <w:proofErr w:type="spellStart"/>
+      <w:r>
+        <w:rPr>
+          <w:color w:val="1A1916"/>
+        </w:rPr>
+        <w:t>dari</w:t>
+      </w:r>
+      <w:proofErr w:type="spellEnd"/>
+      <w:r>
+        <w:rPr>
+          <w:color w:val="1A1916"/>
+        </w:rPr>
+        <w:t xml:space="preserve"> database </w:t>
+      </w:r>
+      <w:proofErr w:type="spellStart"/>
+      <w:r>
+        <w:rPr>
+          <w:color w:val="1A1916"/>
+        </w:rPr>
+        <w:t>milik</w:t>
+      </w:r>
+      <w:proofErr w:type="spellEnd"/>
+      <w:r>
+        <w:rPr>
+          <w:color w:val="1A1916"/>
+        </w:rPr>
+        <w:t xml:space="preserve"> user yang </w:t>
+      </w:r>
+      <w:proofErr w:type="spellStart"/>
+      <w:r>
+        <w:rPr>
+          <w:color w:val="1A1916"/>
+        </w:rPr>
+        <w:t>sedang</w:t>
+      </w:r>
+      <w:proofErr w:type="spellEnd"/>
+      <w:r>
+        <w:rPr>
+          <w:color w:val="1A1916"/>
+        </w:rPr>
+        <w:t xml:space="preserve"> login.</w:t>
       </w:r>
     </w:p>
     <w:p>
@@ -4154,6 +6472,7 @@
             </w:tcMar>
           </w:tcPr>
           <w:p>
+            <w:proofErr w:type="spellStart"/>
             <w:r>
               <w:rPr>
                 <w:b/>
@@ -4164,6 +6483,7 @@
               </w:rPr>
               <w:t>Prioritas</w:t>
             </w:r>
+            <w:proofErr w:type="spellEnd"/>
           </w:p>
         </w:tc>
         <w:tc>
@@ -4214,6 +6534,7 @@
             </w:tcMar>
           </w:tcPr>
           <w:p>
+            <w:proofErr w:type="spellStart"/>
             <w:r>
               <w:rPr>
                 <w:b/>
@@ -4224,6 +6545,7 @@
               </w:rPr>
               <w:t>Catatan</w:t>
             </w:r>
+            <w:proofErr w:type="spellEnd"/>
           </w:p>
         </w:tc>
       </w:tr>
@@ -4280,7 +6602,25 @@
                 <w:sz w:val="20"/>
                 <w:szCs w:val="20"/>
               </w:rPr>
-              <w:t>Endpoint GET /api/links (list user)</w:t>
+              <w:t>Endpoint GET /</w:t>
+            </w:r>
+            <w:proofErr w:type="spellStart"/>
+            <w:r>
+              <w:rPr>
+                <w:color w:val="1A1916"/>
+                <w:sz w:val="20"/>
+                <w:szCs w:val="20"/>
+              </w:rPr>
+              <w:t>api</w:t>
+            </w:r>
+            <w:proofErr w:type="spellEnd"/>
+            <w:r>
+              <w:rPr>
+                <w:color w:val="1A1916"/>
+                <w:sz w:val="20"/>
+                <w:szCs w:val="20"/>
+              </w:rPr>
+              <w:t>/links (list user)</w:t>
             </w:r>
           </w:p>
         </w:tc>
@@ -4340,6 +6680,7 @@
               </w:rPr>
               <w:t xml:space="preserve">○ </w:t>
             </w:r>
+            <w:proofErr w:type="spellStart"/>
             <w:r>
               <w:rPr>
                 <w:color w:val="7A7870"/>
@@ -4348,6 +6689,7 @@
               </w:rPr>
               <w:t>Sudah</w:t>
             </w:r>
+            <w:proofErr w:type="spellEnd"/>
           </w:p>
         </w:tc>
         <w:tc>
@@ -4374,7 +6716,43 @@
                 <w:sz w:val="20"/>
                 <w:szCs w:val="20"/>
               </w:rPr>
-              <w:t>Filter by user_id dari JWT</w:t>
+              <w:t xml:space="preserve">Filter by </w:t>
+            </w:r>
+            <w:proofErr w:type="spellStart"/>
+            <w:r>
+              <w:rPr>
+                <w:color w:val="7A7870"/>
+                <w:sz w:val="20"/>
+                <w:szCs w:val="20"/>
+              </w:rPr>
+              <w:t>user_id</w:t>
+            </w:r>
+            <w:proofErr w:type="spellEnd"/>
+            <w:r>
+              <w:rPr>
+                <w:color w:val="7A7870"/>
+                <w:sz w:val="20"/>
+                <w:szCs w:val="20"/>
+              </w:rPr>
+              <w:t xml:space="preserve"> </w:t>
+            </w:r>
+            <w:proofErr w:type="spellStart"/>
+            <w:r>
+              <w:rPr>
+                <w:color w:val="7A7870"/>
+                <w:sz w:val="20"/>
+                <w:szCs w:val="20"/>
+              </w:rPr>
+              <w:t>dari</w:t>
+            </w:r>
+            <w:proofErr w:type="spellEnd"/>
+            <w:r>
+              <w:rPr>
+                <w:color w:val="7A7870"/>
+                <w:sz w:val="20"/>
+                <w:szCs w:val="20"/>
+              </w:rPr>
+              <w:t xml:space="preserve"> JWT</w:t>
             </w:r>
           </w:p>
         </w:tc>
@@ -4432,7 +6810,43 @@
                 <w:sz w:val="20"/>
                 <w:szCs w:val="20"/>
               </w:rPr>
-              <w:t>Render tabel link dari API response</w:t>
+              <w:t xml:space="preserve">Render </w:t>
+            </w:r>
+            <w:proofErr w:type="spellStart"/>
+            <w:r>
+              <w:rPr>
+                <w:color w:val="1A1916"/>
+                <w:sz w:val="20"/>
+                <w:szCs w:val="20"/>
+              </w:rPr>
+              <w:t>tabel</w:t>
+            </w:r>
+            <w:proofErr w:type="spellEnd"/>
+            <w:r>
+              <w:rPr>
+                <w:color w:val="1A1916"/>
+                <w:sz w:val="20"/>
+                <w:szCs w:val="20"/>
+              </w:rPr>
+              <w:t xml:space="preserve"> link </w:t>
+            </w:r>
+            <w:proofErr w:type="spellStart"/>
+            <w:r>
+              <w:rPr>
+                <w:color w:val="1A1916"/>
+                <w:sz w:val="20"/>
+                <w:szCs w:val="20"/>
+              </w:rPr>
+              <w:t>dari</w:t>
+            </w:r>
+            <w:proofErr w:type="spellEnd"/>
+            <w:r>
+              <w:rPr>
+                <w:color w:val="1A1916"/>
+                <w:sz w:val="20"/>
+                <w:szCs w:val="20"/>
+              </w:rPr>
+              <w:t xml:space="preserve"> API response</w:t>
             </w:r>
           </w:p>
         </w:tc>
@@ -4570,14 +6984,70 @@
             </w:tcMar>
           </w:tcPr>
           <w:p>
-            <w:r>
-              <w:rPr>
-                <w:color w:val="1A1916"/>
-                <w:sz w:val="20"/>
-                <w:szCs w:val="20"/>
-              </w:rPr>
-              <w:t>Tombol salin URL benar-benar menyalin</w:t>
-            </w:r>
+            <w:proofErr w:type="spellStart"/>
+            <w:r>
+              <w:rPr>
+                <w:color w:val="1A1916"/>
+                <w:sz w:val="20"/>
+                <w:szCs w:val="20"/>
+              </w:rPr>
+              <w:t>Tombol</w:t>
+            </w:r>
+            <w:proofErr w:type="spellEnd"/>
+            <w:r>
+              <w:rPr>
+                <w:color w:val="1A1916"/>
+                <w:sz w:val="20"/>
+                <w:szCs w:val="20"/>
+              </w:rPr>
+              <w:t xml:space="preserve"> </w:t>
+            </w:r>
+            <w:proofErr w:type="spellStart"/>
+            <w:r>
+              <w:rPr>
+                <w:color w:val="1A1916"/>
+                <w:sz w:val="20"/>
+                <w:szCs w:val="20"/>
+              </w:rPr>
+              <w:t>salin</w:t>
+            </w:r>
+            <w:proofErr w:type="spellEnd"/>
+            <w:r>
+              <w:rPr>
+                <w:color w:val="1A1916"/>
+                <w:sz w:val="20"/>
+                <w:szCs w:val="20"/>
+              </w:rPr>
+              <w:t xml:space="preserve"> URL </w:t>
+            </w:r>
+            <w:proofErr w:type="spellStart"/>
+            <w:r>
+              <w:rPr>
+                <w:color w:val="1A1916"/>
+                <w:sz w:val="20"/>
+                <w:szCs w:val="20"/>
+              </w:rPr>
+              <w:t>benar-benar</w:t>
+            </w:r>
+            <w:proofErr w:type="spellEnd"/>
+            <w:r>
+              <w:rPr>
+                <w:color w:val="1A1916"/>
+                <w:sz w:val="20"/>
+                <w:szCs w:val="20"/>
+              </w:rPr>
+              <w:t xml:space="preserve"> </w:t>
+            </w:r>
+            <w:proofErr w:type="spellStart"/>
+            <w:r>
+              <w:rPr>
+                <w:color w:val="1A1916"/>
+                <w:sz w:val="20"/>
+                <w:szCs w:val="20"/>
+              </w:rPr>
+              <w:t>menyalin</w:t>
+            </w:r>
+            <w:proofErr w:type="spellEnd"/>
           </w:p>
         </w:tc>
         <w:tc>
@@ -4656,13 +7126,25 @@
             </w:tcMar>
           </w:tcPr>
           <w:p>
-            <w:r>
-              <w:rPr>
-                <w:color w:val="7A7870"/>
-                <w:sz w:val="20"/>
-                <w:szCs w:val="20"/>
-              </w:rPr>
-              <w:t>navigator.clipboard API</w:t>
+            <w:proofErr w:type="spellStart"/>
+            <w:proofErr w:type="gramStart"/>
+            <w:r>
+              <w:rPr>
+                <w:color w:val="7A7870"/>
+                <w:sz w:val="20"/>
+                <w:szCs w:val="20"/>
+              </w:rPr>
+              <w:t>navigator.clipboard</w:t>
+            </w:r>
+            <w:proofErr w:type="spellEnd"/>
+            <w:proofErr w:type="gramEnd"/>
+            <w:r>
+              <w:rPr>
+                <w:color w:val="7A7870"/>
+                <w:sz w:val="20"/>
+                <w:szCs w:val="20"/>
+              </w:rPr>
+              <w:t xml:space="preserve"> API</w:t>
             </w:r>
           </w:p>
         </w:tc>
@@ -4692,6 +7174,7 @@
                 <w:sz w:val="20"/>
                 <w:szCs w:val="20"/>
               </w:rPr>
+              <w:lastRenderedPageBreak/>
               <w:t>4</w:t>
             </w:r>
           </w:p>
@@ -4714,13 +7197,77 @@
             </w:tcMar>
           </w:tcPr>
           <w:p>
-            <w:r>
-              <w:rPr>
-                <w:color w:val="1A1916"/>
-                <w:sz w:val="20"/>
-                <w:szCs w:val="20"/>
-              </w:rPr>
-              <w:t>Tombol hapus dengan konfirmasi dialog</w:t>
+            <w:proofErr w:type="spellStart"/>
+            <w:r>
+              <w:rPr>
+                <w:color w:val="1A1916"/>
+                <w:sz w:val="20"/>
+                <w:szCs w:val="20"/>
+              </w:rPr>
+              <w:t>Tombol</w:t>
+            </w:r>
+            <w:proofErr w:type="spellEnd"/>
+            <w:r>
+              <w:rPr>
+                <w:color w:val="1A1916"/>
+                <w:sz w:val="20"/>
+                <w:szCs w:val="20"/>
+              </w:rPr>
+              <w:t xml:space="preserve"> </w:t>
+            </w:r>
+            <w:proofErr w:type="spellStart"/>
+            <w:r>
+              <w:rPr>
+                <w:color w:val="1A1916"/>
+                <w:sz w:val="20"/>
+                <w:szCs w:val="20"/>
+              </w:rPr>
+              <w:t>hapus</w:t>
+            </w:r>
+            <w:proofErr w:type="spellEnd"/>
+            <w:r>
+              <w:rPr>
+                <w:color w:val="1A1916"/>
+                <w:sz w:val="20"/>
+                <w:szCs w:val="20"/>
+              </w:rPr>
+              <w:t xml:space="preserve"> </w:t>
+            </w:r>
+            <w:proofErr w:type="spellStart"/>
+            <w:r>
+              <w:rPr>
+                <w:color w:val="1A1916"/>
+                <w:sz w:val="20"/>
+                <w:szCs w:val="20"/>
+              </w:rPr>
+              <w:t>dengan</w:t>
+            </w:r>
+            <w:proofErr w:type="spellEnd"/>
+            <w:r>
+              <w:rPr>
+                <w:color w:val="1A1916"/>
+                <w:sz w:val="20"/>
+                <w:szCs w:val="20"/>
+              </w:rPr>
+              <w:t xml:space="preserve"> </w:t>
+            </w:r>
+            <w:proofErr w:type="spellStart"/>
+            <w:r>
+              <w:rPr>
+                <w:color w:val="1A1916"/>
+                <w:sz w:val="20"/>
+                <w:szCs w:val="20"/>
+              </w:rPr>
+              <w:t>konfirmasi</w:t>
+            </w:r>
+            <w:proofErr w:type="spellEnd"/>
+            <w:r>
+              <w:rPr>
+                <w:color w:val="1A1916"/>
+                <w:sz w:val="20"/>
+                <w:szCs w:val="20"/>
+              </w:rPr>
+              <w:t xml:space="preserve"> dialog</w:t>
             </w:r>
           </w:p>
         </w:tc>
@@ -4806,7 +7353,25 @@
                 <w:sz w:val="20"/>
                 <w:szCs w:val="20"/>
               </w:rPr>
-              <w:t>DELETE /api/links/:id</w:t>
+              <w:t>DELETE /</w:t>
+            </w:r>
+            <w:proofErr w:type="spellStart"/>
+            <w:r>
+              <w:rPr>
+                <w:color w:val="7A7870"/>
+                <w:sz w:val="20"/>
+                <w:szCs w:val="20"/>
+              </w:rPr>
+              <w:t>api</w:t>
+            </w:r>
+            <w:proofErr w:type="spellEnd"/>
+            <w:r>
+              <w:rPr>
+                <w:color w:val="7A7870"/>
+                <w:sz w:val="20"/>
+                <w:szCs w:val="20"/>
+              </w:rPr>
+              <w:t>/links/:id</w:t>
             </w:r>
           </w:p>
         </w:tc>
@@ -4858,13 +7423,77 @@
             </w:tcMar>
           </w:tcPr>
           <w:p>
-            <w:r>
-              <w:rPr>
-                <w:color w:val="1A1916"/>
-                <w:sz w:val="20"/>
-                <w:szCs w:val="20"/>
-              </w:rPr>
-              <w:t>Statistik kartu (total link, klik, dll)</w:t>
+            <w:proofErr w:type="spellStart"/>
+            <w:r>
+              <w:rPr>
+                <w:color w:val="1A1916"/>
+                <w:sz w:val="20"/>
+                <w:szCs w:val="20"/>
+              </w:rPr>
+              <w:t>Statistik</w:t>
+            </w:r>
+            <w:proofErr w:type="spellEnd"/>
+            <w:r>
+              <w:rPr>
+                <w:color w:val="1A1916"/>
+                <w:sz w:val="20"/>
+                <w:szCs w:val="20"/>
+              </w:rPr>
+              <w:t xml:space="preserve"> </w:t>
+            </w:r>
+            <w:proofErr w:type="spellStart"/>
+            <w:r>
+              <w:rPr>
+                <w:color w:val="1A1916"/>
+                <w:sz w:val="20"/>
+                <w:szCs w:val="20"/>
+              </w:rPr>
+              <w:t>kartu</w:t>
+            </w:r>
+            <w:proofErr w:type="spellEnd"/>
+            <w:r>
+              <w:rPr>
+                <w:color w:val="1A1916"/>
+                <w:sz w:val="20"/>
+                <w:szCs w:val="20"/>
+              </w:rPr>
+              <w:t xml:space="preserve"> (total link, </w:t>
+            </w:r>
+            <w:proofErr w:type="spellStart"/>
+            <w:r>
+              <w:rPr>
+                <w:color w:val="1A1916"/>
+                <w:sz w:val="20"/>
+                <w:szCs w:val="20"/>
+              </w:rPr>
+              <w:t>klik</w:t>
+            </w:r>
+            <w:proofErr w:type="spellEnd"/>
+            <w:r>
+              <w:rPr>
+                <w:color w:val="1A1916"/>
+                <w:sz w:val="20"/>
+                <w:szCs w:val="20"/>
+              </w:rPr>
+              <w:t xml:space="preserve">, </w:t>
+            </w:r>
+            <w:proofErr w:type="spellStart"/>
+            <w:r>
+              <w:rPr>
+                <w:color w:val="1A1916"/>
+                <w:sz w:val="20"/>
+                <w:szCs w:val="20"/>
+              </w:rPr>
+              <w:t>dll</w:t>
+            </w:r>
+            <w:proofErr w:type="spellEnd"/>
+            <w:r>
+              <w:rPr>
+                <w:color w:val="1A1916"/>
+                <w:sz w:val="20"/>
+                <w:szCs w:val="20"/>
+              </w:rPr>
+              <w:t>)</w:t>
             </w:r>
           </w:p>
         </w:tc>
@@ -4886,6 +7515,7 @@
             </w:tcMar>
           </w:tcPr>
           <w:p>
+            <w:proofErr w:type="spellStart"/>
             <w:r>
               <w:rPr>
                 <w:b/>
@@ -4896,6 +7526,7 @@
               </w:rPr>
               <w:t>Sedang</w:t>
             </w:r>
+            <w:proofErr w:type="spellEnd"/>
           </w:p>
         </w:tc>
         <w:tc>
@@ -4950,7 +7581,25 @@
                 <w:sz w:val="20"/>
                 <w:szCs w:val="20"/>
               </w:rPr>
-              <w:t>Endpoint GET /api/stats</w:t>
+              <w:t>Endpoint GET /</w:t>
+            </w:r>
+            <w:proofErr w:type="spellStart"/>
+            <w:r>
+              <w:rPr>
+                <w:color w:val="7A7870"/>
+                <w:sz w:val="20"/>
+                <w:szCs w:val="20"/>
+              </w:rPr>
+              <w:t>api</w:t>
+            </w:r>
+            <w:proofErr w:type="spellEnd"/>
+            <w:r>
+              <w:rPr>
+                <w:color w:val="7A7870"/>
+                <w:sz w:val="20"/>
+                <w:szCs w:val="20"/>
+              </w:rPr>
+              <w:t>/stats</w:t>
             </w:r>
           </w:p>
         </w:tc>
@@ -4980,7 +7629,6 @@
                 <w:sz w:val="20"/>
                 <w:szCs w:val="20"/>
               </w:rPr>
-              <w:lastRenderedPageBreak/>
               <w:t>6</w:t>
             </w:r>
           </w:p>
@@ -5009,7 +7657,25 @@
                 <w:sz w:val="20"/>
                 <w:szCs w:val="20"/>
               </w:rPr>
-              <w:t>Pagination atau infinite scroll</w:t>
+              <w:t xml:space="preserve">Pagination </w:t>
+            </w:r>
+            <w:proofErr w:type="spellStart"/>
+            <w:r>
+              <w:rPr>
+                <w:color w:val="1A1916"/>
+                <w:sz w:val="20"/>
+                <w:szCs w:val="20"/>
+              </w:rPr>
+              <w:t>atau</w:t>
+            </w:r>
+            <w:proofErr w:type="spellEnd"/>
+            <w:r>
+              <w:rPr>
+                <w:color w:val="1A1916"/>
+                <w:sz w:val="20"/>
+                <w:szCs w:val="20"/>
+              </w:rPr>
+              <w:t xml:space="preserve"> infinite scroll</w:t>
             </w:r>
           </w:p>
         </w:tc>
@@ -5031,6 +7697,7 @@
             </w:tcMar>
           </w:tcPr>
           <w:p>
+            <w:proofErr w:type="spellStart"/>
             <w:r>
               <w:rPr>
                 <w:b/>
@@ -5041,6 +7708,7 @@
               </w:rPr>
               <w:t>Sedang</w:t>
             </w:r>
+            <w:proofErr w:type="spellEnd"/>
           </w:p>
         </w:tc>
         <w:tc>
@@ -5153,7 +7821,25 @@
                 <w:sz w:val="20"/>
                 <w:szCs w:val="20"/>
               </w:rPr>
-              <w:t>Fitur pencarian / filter link</w:t>
+              <w:t xml:space="preserve">Fitur </w:t>
+            </w:r>
+            <w:proofErr w:type="spellStart"/>
+            <w:r>
+              <w:rPr>
+                <w:color w:val="1A1916"/>
+                <w:sz w:val="20"/>
+                <w:szCs w:val="20"/>
+              </w:rPr>
+              <w:t>pencarian</w:t>
+            </w:r>
+            <w:proofErr w:type="spellEnd"/>
+            <w:r>
+              <w:rPr>
+                <w:color w:val="1A1916"/>
+                <w:sz w:val="20"/>
+                <w:szCs w:val="20"/>
+              </w:rPr>
+              <w:t xml:space="preserve"> / filter link</w:t>
             </w:r>
           </w:p>
         </w:tc>
@@ -5175,6 +7861,7 @@
             </w:tcMar>
           </w:tcPr>
           <w:p>
+            <w:proofErr w:type="spellStart"/>
             <w:r>
               <w:rPr>
                 <w:b/>
@@ -5185,6 +7872,7 @@
               </w:rPr>
               <w:t>Rendah</w:t>
             </w:r>
+            <w:proofErr w:type="spellEnd"/>
           </w:p>
         </w:tc>
         <w:tc>
@@ -5239,7 +7927,25 @@
                 <w:sz w:val="20"/>
                 <w:szCs w:val="20"/>
               </w:rPr>
-              <w:t>Search by slug atau URL</w:t>
+              <w:t xml:space="preserve">Search by slug </w:t>
+            </w:r>
+            <w:proofErr w:type="spellStart"/>
+            <w:r>
+              <w:rPr>
+                <w:color w:val="7A7870"/>
+                <w:sz w:val="20"/>
+                <w:szCs w:val="20"/>
+              </w:rPr>
+              <w:t>atau</w:t>
+            </w:r>
+            <w:proofErr w:type="spellEnd"/>
+            <w:r>
+              <w:rPr>
+                <w:color w:val="7A7870"/>
+                <w:sz w:val="20"/>
+                <w:szCs w:val="20"/>
+              </w:rPr>
+              <w:t xml:space="preserve"> URL</w:t>
             </w:r>
           </w:p>
         </w:tc>
@@ -5262,11 +7968,145 @@
       <w:pPr>
         <w:spacing w:before="60" w:after="60"/>
       </w:pPr>
-      <w:r>
-        <w:rPr>
-          <w:color w:val="1A1916"/>
-        </w:rPr>
-        <w:t>Setiap kali seseorang mengklik link pendek, catat informasi untuk ditampilkan sebagai statistik.</w:t>
+      <w:proofErr w:type="spellStart"/>
+      <w:r>
+        <w:rPr>
+          <w:color w:val="1A1916"/>
+        </w:rPr>
+        <w:t>Setiap</w:t>
+      </w:r>
+      <w:proofErr w:type="spellEnd"/>
+      <w:r>
+        <w:rPr>
+          <w:color w:val="1A1916"/>
+        </w:rPr>
+        <w:t xml:space="preserve"> kali </w:t>
+      </w:r>
+      <w:proofErr w:type="spellStart"/>
+      <w:r>
+        <w:rPr>
+          <w:color w:val="1A1916"/>
+        </w:rPr>
+        <w:t>seseorang</w:t>
+      </w:r>
+      <w:proofErr w:type="spellEnd"/>
+      <w:r>
+        <w:rPr>
+          <w:color w:val="1A1916"/>
+        </w:rPr>
+        <w:t xml:space="preserve"> </w:t>
+      </w:r>
+      <w:proofErr w:type="spellStart"/>
+      <w:r>
+        <w:rPr>
+          <w:color w:val="1A1916"/>
+        </w:rPr>
+        <w:t>mengklik</w:t>
+      </w:r>
+      <w:proofErr w:type="spellEnd"/>
+      <w:r>
+        <w:rPr>
+          <w:color w:val="1A1916"/>
+        </w:rPr>
+        <w:t xml:space="preserve"> link </w:t>
+      </w:r>
+      <w:proofErr w:type="spellStart"/>
+      <w:r>
+        <w:rPr>
+          <w:color w:val="1A1916"/>
+        </w:rPr>
+        <w:t>pendek</w:t>
+      </w:r>
+      <w:proofErr w:type="spellEnd"/>
+      <w:r>
+        <w:rPr>
+          <w:color w:val="1A1916"/>
+        </w:rPr>
+        <w:t xml:space="preserve">, </w:t>
+      </w:r>
+      <w:proofErr w:type="spellStart"/>
+      <w:r>
+        <w:rPr>
+          <w:color w:val="1A1916"/>
+        </w:rPr>
+        <w:t>catat</w:t>
+      </w:r>
+      <w:proofErr w:type="spellEnd"/>
+      <w:r>
+        <w:rPr>
+          <w:color w:val="1A1916"/>
+        </w:rPr>
+        <w:t xml:space="preserve"> </w:t>
+      </w:r>
+      <w:proofErr w:type="spellStart"/>
+      <w:r>
+        <w:rPr>
+          <w:color w:val="1A1916"/>
+        </w:rPr>
+        <w:t>informasi</w:t>
+      </w:r>
+      <w:proofErr w:type="spellEnd"/>
+      <w:r>
+        <w:rPr>
+          <w:color w:val="1A1916"/>
+        </w:rPr>
+        <w:t xml:space="preserve"> </w:t>
+      </w:r>
+      <w:proofErr w:type="spellStart"/>
+      <w:r>
+        <w:rPr>
+          <w:color w:val="1A1916"/>
+        </w:rPr>
+        <w:t>untuk</w:t>
+      </w:r>
+      <w:proofErr w:type="spellEnd"/>
+      <w:r>
+        <w:rPr>
+          <w:color w:val="1A1916"/>
+        </w:rPr>
+        <w:t xml:space="preserve"> </w:t>
+      </w:r>
+      <w:proofErr w:type="spellStart"/>
+      <w:r>
+        <w:rPr>
+          <w:color w:val="1A1916"/>
+        </w:rPr>
+        <w:t>ditampilkan</w:t>
+      </w:r>
+      <w:proofErr w:type="spellEnd"/>
+      <w:r>
+        <w:rPr>
+          <w:color w:val="1A1916"/>
+        </w:rPr>
+        <w:t xml:space="preserve"> </w:t>
+      </w:r>
+      <w:proofErr w:type="spellStart"/>
+      <w:r>
+        <w:rPr>
+          <w:color w:val="1A1916"/>
+        </w:rPr>
+        <w:t>sebagai</w:t>
+      </w:r>
+      <w:proofErr w:type="spellEnd"/>
+      <w:r>
+        <w:rPr>
+          <w:color w:val="1A1916"/>
+        </w:rPr>
+        <w:t xml:space="preserve"> </w:t>
+      </w:r>
+      <w:proofErr w:type="spellStart"/>
+      <w:r>
+        <w:rPr>
+          <w:color w:val="1A1916"/>
+        </w:rPr>
+        <w:t>statistik</w:t>
+      </w:r>
+      <w:proofErr w:type="spellEnd"/>
+      <w:r>
+        <w:rPr>
+          <w:color w:val="1A1916"/>
+        </w:rPr>
+        <w:t>.</w:t>
       </w:r>
     </w:p>
     <w:p>
@@ -5380,6 +8220,7 @@
             </w:tcMar>
           </w:tcPr>
           <w:p>
+            <w:proofErr w:type="spellStart"/>
             <w:r>
               <w:rPr>
                 <w:b/>
@@ -5390,6 +8231,7 @@
               </w:rPr>
               <w:t>Prioritas</w:t>
             </w:r>
+            <w:proofErr w:type="spellEnd"/>
           </w:p>
         </w:tc>
         <w:tc>
@@ -5440,6 +8282,7 @@
             </w:tcMar>
           </w:tcPr>
           <w:p>
+            <w:proofErr w:type="spellStart"/>
             <w:r>
               <w:rPr>
                 <w:b/>
@@ -5450,6 +8293,7 @@
               </w:rPr>
               <w:t>Catatan</w:t>
             </w:r>
+            <w:proofErr w:type="spellEnd"/>
           </w:p>
         </w:tc>
       </w:tr>
@@ -5506,7 +8350,43 @@
                 <w:sz w:val="20"/>
                 <w:szCs w:val="20"/>
               </w:rPr>
-              <w:t>Buat tabel click_logs di database</w:t>
+              <w:t xml:space="preserve">Buat </w:t>
+            </w:r>
+            <w:proofErr w:type="spellStart"/>
+            <w:r>
+              <w:rPr>
+                <w:color w:val="1A1916"/>
+                <w:sz w:val="20"/>
+                <w:szCs w:val="20"/>
+              </w:rPr>
+              <w:t>tabel</w:t>
+            </w:r>
+            <w:proofErr w:type="spellEnd"/>
+            <w:r>
+              <w:rPr>
+                <w:color w:val="1A1916"/>
+                <w:sz w:val="20"/>
+                <w:szCs w:val="20"/>
+              </w:rPr>
+              <w:t xml:space="preserve"> </w:t>
+            </w:r>
+            <w:proofErr w:type="spellStart"/>
+            <w:r>
+              <w:rPr>
+                <w:color w:val="1A1916"/>
+                <w:sz w:val="20"/>
+                <w:szCs w:val="20"/>
+              </w:rPr>
+              <w:t>click_logs</w:t>
+            </w:r>
+            <w:proofErr w:type="spellEnd"/>
+            <w:r>
+              <w:rPr>
+                <w:color w:val="1A1916"/>
+                <w:sz w:val="20"/>
+                <w:szCs w:val="20"/>
+              </w:rPr>
+              <w:t xml:space="preserve"> di database</w:t>
             </w:r>
           </w:p>
         </w:tc>
@@ -5594,13 +8474,77 @@
             </w:tcMar>
           </w:tcPr>
           <w:p>
-            <w:r>
-              <w:rPr>
-                <w:color w:val="7A7870"/>
-                <w:sz w:val="20"/>
-                <w:szCs w:val="20"/>
-              </w:rPr>
-              <w:t>link_id, clicked_at, ip, user_agent, country</w:t>
+            <w:proofErr w:type="spellStart"/>
+            <w:r>
+              <w:rPr>
+                <w:color w:val="7A7870"/>
+                <w:sz w:val="20"/>
+                <w:szCs w:val="20"/>
+              </w:rPr>
+              <w:t>link_id</w:t>
+            </w:r>
+            <w:proofErr w:type="spellEnd"/>
+            <w:r>
+              <w:rPr>
+                <w:color w:val="7A7870"/>
+                <w:sz w:val="20"/>
+                <w:szCs w:val="20"/>
+              </w:rPr>
+              <w:t xml:space="preserve">, </w:t>
+            </w:r>
+            <w:proofErr w:type="spellStart"/>
+            <w:r>
+              <w:rPr>
+                <w:color w:val="7A7870"/>
+                <w:sz w:val="20"/>
+                <w:szCs w:val="20"/>
+              </w:rPr>
+              <w:t>clicked_at</w:t>
+            </w:r>
+            <w:proofErr w:type="spellEnd"/>
+            <w:r>
+              <w:rPr>
+                <w:color w:val="7A7870"/>
+                <w:sz w:val="20"/>
+                <w:szCs w:val="20"/>
+              </w:rPr>
+              <w:t xml:space="preserve">, </w:t>
+            </w:r>
+            <w:proofErr w:type="spellStart"/>
+            <w:r>
+              <w:rPr>
+                <w:color w:val="7A7870"/>
+                <w:sz w:val="20"/>
+                <w:szCs w:val="20"/>
+              </w:rPr>
+              <w:t>ip</w:t>
+            </w:r>
+            <w:proofErr w:type="spellEnd"/>
+            <w:r>
+              <w:rPr>
+                <w:color w:val="7A7870"/>
+                <w:sz w:val="20"/>
+                <w:szCs w:val="20"/>
+              </w:rPr>
+              <w:t xml:space="preserve">, </w:t>
+            </w:r>
+            <w:proofErr w:type="spellStart"/>
+            <w:r>
+              <w:rPr>
+                <w:color w:val="7A7870"/>
+                <w:sz w:val="20"/>
+                <w:szCs w:val="20"/>
+              </w:rPr>
+              <w:t>user_agent</w:t>
+            </w:r>
+            <w:proofErr w:type="spellEnd"/>
+            <w:r>
+              <w:rPr>
+                <w:color w:val="7A7870"/>
+                <w:sz w:val="20"/>
+                <w:szCs w:val="20"/>
+              </w:rPr>
+              <w:t>, country</w:t>
             </w:r>
           </w:p>
         </w:tc>
@@ -5652,14 +8596,70 @@
             </w:tcMar>
           </w:tcPr>
           <w:p>
-            <w:r>
-              <w:rPr>
-                <w:color w:val="1A1916"/>
-                <w:sz w:val="20"/>
-                <w:szCs w:val="20"/>
-              </w:rPr>
-              <w:t>Catat klik saat redirect terjadi</w:t>
-            </w:r>
+            <w:proofErr w:type="spellStart"/>
+            <w:r>
+              <w:rPr>
+                <w:color w:val="1A1916"/>
+                <w:sz w:val="20"/>
+                <w:szCs w:val="20"/>
+              </w:rPr>
+              <w:t>Catat</w:t>
+            </w:r>
+            <w:proofErr w:type="spellEnd"/>
+            <w:r>
+              <w:rPr>
+                <w:color w:val="1A1916"/>
+                <w:sz w:val="20"/>
+                <w:szCs w:val="20"/>
+              </w:rPr>
+              <w:t xml:space="preserve"> </w:t>
+            </w:r>
+            <w:proofErr w:type="spellStart"/>
+            <w:r>
+              <w:rPr>
+                <w:color w:val="1A1916"/>
+                <w:sz w:val="20"/>
+                <w:szCs w:val="20"/>
+              </w:rPr>
+              <w:t>klik</w:t>
+            </w:r>
+            <w:proofErr w:type="spellEnd"/>
+            <w:r>
+              <w:rPr>
+                <w:color w:val="1A1916"/>
+                <w:sz w:val="20"/>
+                <w:szCs w:val="20"/>
+              </w:rPr>
+              <w:t xml:space="preserve"> </w:t>
+            </w:r>
+            <w:proofErr w:type="spellStart"/>
+            <w:r>
+              <w:rPr>
+                <w:color w:val="1A1916"/>
+                <w:sz w:val="20"/>
+                <w:szCs w:val="20"/>
+              </w:rPr>
+              <w:t>saat</w:t>
+            </w:r>
+            <w:proofErr w:type="spellEnd"/>
+            <w:r>
+              <w:rPr>
+                <w:color w:val="1A1916"/>
+                <w:sz w:val="20"/>
+                <w:szCs w:val="20"/>
+              </w:rPr>
+              <w:t xml:space="preserve"> redirect </w:t>
+            </w:r>
+            <w:proofErr w:type="spellStart"/>
+            <w:r>
+              <w:rPr>
+                <w:color w:val="1A1916"/>
+                <w:sz w:val="20"/>
+                <w:szCs w:val="20"/>
+              </w:rPr>
+              <w:t>terjadi</w:t>
+            </w:r>
+            <w:proofErr w:type="spellEnd"/>
           </w:p>
         </w:tc>
         <w:tc>
@@ -5824,6 +8824,7 @@
             </w:tcMar>
           </w:tcPr>
           <w:p>
+            <w:proofErr w:type="spellStart"/>
             <w:r>
               <w:rPr>
                 <w:b/>
@@ -5834,6 +8835,7 @@
               </w:rPr>
               <w:t>Sedang</w:t>
             </w:r>
+            <w:proofErr w:type="spellEnd"/>
           </w:p>
         </w:tc>
         <w:tc>
@@ -5882,14 +8884,52 @@
             </w:tcMar>
           </w:tcPr>
           <w:p>
-            <w:r>
-              <w:rPr>
-                <w:color w:val="7A7870"/>
-                <w:sz w:val="20"/>
-                <w:szCs w:val="20"/>
-              </w:rPr>
-              <w:t>Grafik klik per hari</w:t>
-            </w:r>
+            <w:proofErr w:type="spellStart"/>
+            <w:r>
+              <w:rPr>
+                <w:color w:val="7A7870"/>
+                <w:sz w:val="20"/>
+                <w:szCs w:val="20"/>
+              </w:rPr>
+              <w:t>Grafik</w:t>
+            </w:r>
+            <w:proofErr w:type="spellEnd"/>
+            <w:r>
+              <w:rPr>
+                <w:color w:val="7A7870"/>
+                <w:sz w:val="20"/>
+                <w:szCs w:val="20"/>
+              </w:rPr>
+              <w:t xml:space="preserve"> </w:t>
+            </w:r>
+            <w:proofErr w:type="spellStart"/>
+            <w:r>
+              <w:rPr>
+                <w:color w:val="7A7870"/>
+                <w:sz w:val="20"/>
+                <w:szCs w:val="20"/>
+              </w:rPr>
+              <w:t>klik</w:t>
+            </w:r>
+            <w:proofErr w:type="spellEnd"/>
+            <w:r>
+              <w:rPr>
+                <w:color w:val="7A7870"/>
+                <w:sz w:val="20"/>
+                <w:szCs w:val="20"/>
+              </w:rPr>
+              <w:t xml:space="preserve"> per </w:t>
+            </w:r>
+            <w:proofErr w:type="spellStart"/>
+            <w:r>
+              <w:rPr>
+                <w:color w:val="7A7870"/>
+                <w:sz w:val="20"/>
+                <w:szCs w:val="20"/>
+              </w:rPr>
+              <w:t>hari</w:t>
+            </w:r>
+            <w:proofErr w:type="spellEnd"/>
           </w:p>
         </w:tc>
       </w:tr>
@@ -5940,13 +8980,23 @@
             </w:tcMar>
           </w:tcPr>
           <w:p>
-            <w:r>
-              <w:rPr>
-                <w:color w:val="1A1916"/>
-                <w:sz w:val="20"/>
-                <w:szCs w:val="20"/>
-              </w:rPr>
-              <w:t>Statistik device (mobile vs desktop)</w:t>
+            <w:proofErr w:type="spellStart"/>
+            <w:r>
+              <w:rPr>
+                <w:color w:val="1A1916"/>
+                <w:sz w:val="20"/>
+                <w:szCs w:val="20"/>
+              </w:rPr>
+              <w:t>Statistik</w:t>
+            </w:r>
+            <w:proofErr w:type="spellEnd"/>
+            <w:r>
+              <w:rPr>
+                <w:color w:val="1A1916"/>
+                <w:sz w:val="20"/>
+                <w:szCs w:val="20"/>
+              </w:rPr>
+              <w:t xml:space="preserve"> device (mobile vs desktop)</w:t>
             </w:r>
           </w:p>
         </w:tc>
@@ -5968,6 +9018,7 @@
             </w:tcMar>
           </w:tcPr>
           <w:p>
+            <w:proofErr w:type="spellStart"/>
             <w:r>
               <w:rPr>
                 <w:b/>
@@ -5978,6 +9029,7 @@
               </w:rPr>
               <w:t>Sedang</w:t>
             </w:r>
+            <w:proofErr w:type="spellEnd"/>
           </w:p>
         </w:tc>
         <w:tc>
@@ -6032,7 +9084,25 @@
                 <w:sz w:val="20"/>
                 <w:szCs w:val="20"/>
               </w:rPr>
-              <w:t>Parse dari User-Agent</w:t>
+              <w:t xml:space="preserve">Parse </w:t>
+            </w:r>
+            <w:proofErr w:type="spellStart"/>
+            <w:r>
+              <w:rPr>
+                <w:color w:val="7A7870"/>
+                <w:sz w:val="20"/>
+                <w:szCs w:val="20"/>
+              </w:rPr>
+              <w:t>dari</w:t>
+            </w:r>
+            <w:proofErr w:type="spellEnd"/>
+            <w:r>
+              <w:rPr>
+                <w:color w:val="7A7870"/>
+                <w:sz w:val="20"/>
+                <w:szCs w:val="20"/>
+              </w:rPr>
+              <w:t xml:space="preserve"> User-Agent</w:t>
             </w:r>
           </w:p>
         </w:tc>
@@ -6084,13 +9154,41 @@
             </w:tcMar>
           </w:tcPr>
           <w:p>
-            <w:r>
-              <w:rPr>
-                <w:color w:val="1A1916"/>
-                <w:sz w:val="20"/>
-                <w:szCs w:val="20"/>
-              </w:rPr>
-              <w:t>Statistik browser (Chrome, Safari, dll)</w:t>
+            <w:proofErr w:type="spellStart"/>
+            <w:r>
+              <w:rPr>
+                <w:color w:val="1A1916"/>
+                <w:sz w:val="20"/>
+                <w:szCs w:val="20"/>
+              </w:rPr>
+              <w:t>Statistik</w:t>
+            </w:r>
+            <w:proofErr w:type="spellEnd"/>
+            <w:r>
+              <w:rPr>
+                <w:color w:val="1A1916"/>
+                <w:sz w:val="20"/>
+                <w:szCs w:val="20"/>
+              </w:rPr>
+              <w:t xml:space="preserve"> browser (Chrome, Safari, </w:t>
+            </w:r>
+            <w:proofErr w:type="spellStart"/>
+            <w:r>
+              <w:rPr>
+                <w:color w:val="1A1916"/>
+                <w:sz w:val="20"/>
+                <w:szCs w:val="20"/>
+              </w:rPr>
+              <w:t>dll</w:t>
+            </w:r>
+            <w:proofErr w:type="spellEnd"/>
+            <w:r>
+              <w:rPr>
+                <w:color w:val="1A1916"/>
+                <w:sz w:val="20"/>
+                <w:szCs w:val="20"/>
+              </w:rPr>
+              <w:t>)</w:t>
             </w:r>
           </w:p>
         </w:tc>
@@ -6112,6 +9210,7 @@
             </w:tcMar>
           </w:tcPr>
           <w:p>
+            <w:proofErr w:type="spellStart"/>
             <w:r>
               <w:rPr>
                 <w:b/>
@@ -6122,6 +9221,7 @@
               </w:rPr>
               <w:t>Rendah</w:t>
             </w:r>
+            <w:proofErr w:type="spellEnd"/>
           </w:p>
         </w:tc>
         <w:tc>
@@ -6176,8 +9276,36 @@
                 <w:sz w:val="20"/>
                 <w:szCs w:val="20"/>
               </w:rPr>
-              <w:t>Library: mileusna/useragent</w:t>
-            </w:r>
+              <w:t xml:space="preserve">Library: </w:t>
+            </w:r>
+            <w:proofErr w:type="spellStart"/>
+            <w:r>
+              <w:rPr>
+                <w:color w:val="7A7870"/>
+                <w:sz w:val="20"/>
+                <w:szCs w:val="20"/>
+              </w:rPr>
+              <w:t>mileusna</w:t>
+            </w:r>
+            <w:proofErr w:type="spellEnd"/>
+            <w:r>
+              <w:rPr>
+                <w:color w:val="7A7870"/>
+                <w:sz w:val="20"/>
+                <w:szCs w:val="20"/>
+              </w:rPr>
+              <w:t>/</w:t>
+            </w:r>
+            <w:proofErr w:type="spellStart"/>
+            <w:r>
+              <w:rPr>
+                <w:color w:val="7A7870"/>
+                <w:sz w:val="20"/>
+                <w:szCs w:val="20"/>
+              </w:rPr>
+              <w:t>useragent</w:t>
+            </w:r>
+            <w:proofErr w:type="spellEnd"/>
           </w:p>
         </w:tc>
       </w:tr>
@@ -6228,14 +9356,52 @@
             </w:tcMar>
           </w:tcPr>
           <w:p>
-            <w:r>
-              <w:rPr>
-                <w:color w:val="1A1916"/>
-                <w:sz w:val="20"/>
-                <w:szCs w:val="20"/>
-              </w:rPr>
-              <w:t>Statistik negara asal klik</w:t>
-            </w:r>
+            <w:proofErr w:type="spellStart"/>
+            <w:r>
+              <w:rPr>
+                <w:color w:val="1A1916"/>
+                <w:sz w:val="20"/>
+                <w:szCs w:val="20"/>
+              </w:rPr>
+              <w:t>Statistik</w:t>
+            </w:r>
+            <w:proofErr w:type="spellEnd"/>
+            <w:r>
+              <w:rPr>
+                <w:color w:val="1A1916"/>
+                <w:sz w:val="20"/>
+                <w:szCs w:val="20"/>
+              </w:rPr>
+              <w:t xml:space="preserve"> negara </w:t>
+            </w:r>
+            <w:proofErr w:type="spellStart"/>
+            <w:r>
+              <w:rPr>
+                <w:color w:val="1A1916"/>
+                <w:sz w:val="20"/>
+                <w:szCs w:val="20"/>
+              </w:rPr>
+              <w:t>asal</w:t>
+            </w:r>
+            <w:proofErr w:type="spellEnd"/>
+            <w:r>
+              <w:rPr>
+                <w:color w:val="1A1916"/>
+                <w:sz w:val="20"/>
+                <w:szCs w:val="20"/>
+              </w:rPr>
+              <w:t xml:space="preserve"> </w:t>
+            </w:r>
+            <w:proofErr w:type="spellStart"/>
+            <w:r>
+              <w:rPr>
+                <w:color w:val="1A1916"/>
+                <w:sz w:val="20"/>
+                <w:szCs w:val="20"/>
+              </w:rPr>
+              <w:t>klik</w:t>
+            </w:r>
+            <w:proofErr w:type="spellEnd"/>
           </w:p>
         </w:tc>
         <w:tc>
@@ -6256,6 +9422,7 @@
             </w:tcMar>
           </w:tcPr>
           <w:p>
+            <w:proofErr w:type="spellStart"/>
             <w:r>
               <w:rPr>
                 <w:b/>
@@ -6266,6 +9433,7 @@
               </w:rPr>
               <w:t>Rendah</w:t>
             </w:r>
+            <w:proofErr w:type="spellEnd"/>
           </w:p>
         </w:tc>
         <w:tc>
@@ -6314,13 +9482,41 @@
             </w:tcMar>
           </w:tcPr>
           <w:p>
-            <w:r>
-              <w:rPr>
-                <w:color w:val="7A7870"/>
-                <w:sz w:val="20"/>
-                <w:szCs w:val="20"/>
-              </w:rPr>
-              <w:t>GeoIP lookup dari IP address</w:t>
+            <w:proofErr w:type="spellStart"/>
+            <w:r>
+              <w:rPr>
+                <w:color w:val="7A7870"/>
+                <w:sz w:val="20"/>
+                <w:szCs w:val="20"/>
+              </w:rPr>
+              <w:t>GeoIP</w:t>
+            </w:r>
+            <w:proofErr w:type="spellEnd"/>
+            <w:r>
+              <w:rPr>
+                <w:color w:val="7A7870"/>
+                <w:sz w:val="20"/>
+                <w:szCs w:val="20"/>
+              </w:rPr>
+              <w:t xml:space="preserve"> lookup </w:t>
+            </w:r>
+            <w:proofErr w:type="spellStart"/>
+            <w:r>
+              <w:rPr>
+                <w:color w:val="7A7870"/>
+                <w:sz w:val="20"/>
+                <w:szCs w:val="20"/>
+              </w:rPr>
+              <w:t>dari</w:t>
+            </w:r>
+            <w:proofErr w:type="spellEnd"/>
+            <w:r>
+              <w:rPr>
+                <w:color w:val="7A7870"/>
+                <w:sz w:val="20"/>
+                <w:szCs w:val="20"/>
+              </w:rPr>
+              <w:t xml:space="preserve"> IP address</w:t>
             </w:r>
           </w:p>
         </w:tc>
@@ -6347,7 +9543,147 @@
         <w:rPr>
           <w:color w:val="1A1916"/>
         </w:rPr>
-        <w:t>User bisa mengubah konfigurasi link setelah dibuat, seperti mengubah slug atau memperpanjang masa berlaku.</w:t>
+        <w:t xml:space="preserve">User </w:t>
+      </w:r>
+      <w:proofErr w:type="spellStart"/>
+      <w:r>
+        <w:rPr>
+          <w:color w:val="1A1916"/>
+        </w:rPr>
+        <w:t>bisa</w:t>
+      </w:r>
+      <w:proofErr w:type="spellEnd"/>
+      <w:r>
+        <w:rPr>
+          <w:color w:val="1A1916"/>
+        </w:rPr>
+        <w:t xml:space="preserve"> </w:t>
+      </w:r>
+      <w:proofErr w:type="spellStart"/>
+      <w:r>
+        <w:rPr>
+          <w:color w:val="1A1916"/>
+        </w:rPr>
+        <w:t>mengubah</w:t>
+      </w:r>
+      <w:proofErr w:type="spellEnd"/>
+      <w:r>
+        <w:rPr>
+          <w:color w:val="1A1916"/>
+        </w:rPr>
+        <w:t xml:space="preserve"> </w:t>
+      </w:r>
+      <w:proofErr w:type="spellStart"/>
+      <w:r>
+        <w:rPr>
+          <w:color w:val="1A1916"/>
+        </w:rPr>
+        <w:t>konfigurasi</w:t>
+      </w:r>
+      <w:proofErr w:type="spellEnd"/>
+      <w:r>
+        <w:rPr>
+          <w:color w:val="1A1916"/>
+        </w:rPr>
+        <w:t xml:space="preserve"> link </w:t>
+      </w:r>
+      <w:proofErr w:type="spellStart"/>
+      <w:r>
+        <w:rPr>
+          <w:color w:val="1A1916"/>
+        </w:rPr>
+        <w:t>setelah</w:t>
+      </w:r>
+      <w:proofErr w:type="spellEnd"/>
+      <w:r>
+        <w:rPr>
+          <w:color w:val="1A1916"/>
+        </w:rPr>
+        <w:t xml:space="preserve"> </w:t>
+      </w:r>
+      <w:proofErr w:type="spellStart"/>
+      <w:r>
+        <w:rPr>
+          <w:color w:val="1A1916"/>
+        </w:rPr>
+        <w:t>dibuat</w:t>
+      </w:r>
+      <w:proofErr w:type="spellEnd"/>
+      <w:r>
+        <w:rPr>
+          <w:color w:val="1A1916"/>
+        </w:rPr>
+        <w:t xml:space="preserve">, </w:t>
+      </w:r>
+      <w:proofErr w:type="spellStart"/>
+      <w:r>
+        <w:rPr>
+          <w:color w:val="1A1916"/>
+        </w:rPr>
+        <w:t>seperti</w:t>
+      </w:r>
+      <w:proofErr w:type="spellEnd"/>
+      <w:r>
+        <w:rPr>
+          <w:color w:val="1A1916"/>
+        </w:rPr>
+        <w:t xml:space="preserve"> </w:t>
+      </w:r>
+      <w:proofErr w:type="spellStart"/>
+      <w:r>
+        <w:rPr>
+          <w:color w:val="1A1916"/>
+        </w:rPr>
+        <w:t>mengubah</w:t>
+      </w:r>
+      <w:proofErr w:type="spellEnd"/>
+      <w:r>
+        <w:rPr>
+          <w:color w:val="1A1916"/>
+        </w:rPr>
+        <w:t xml:space="preserve"> slug </w:t>
+      </w:r>
+      <w:proofErr w:type="spellStart"/>
+      <w:r>
+        <w:rPr>
+          <w:color w:val="1A1916"/>
+        </w:rPr>
+        <w:t>atau</w:t>
+      </w:r>
+      <w:proofErr w:type="spellEnd"/>
+      <w:r>
+        <w:rPr>
+          <w:color w:val="1A1916"/>
+        </w:rPr>
+        <w:t xml:space="preserve"> </w:t>
+      </w:r>
+      <w:proofErr w:type="spellStart"/>
+      <w:r>
+        <w:rPr>
+          <w:color w:val="1A1916"/>
+        </w:rPr>
+        <w:t>memperpanjang</w:t>
+      </w:r>
+      <w:proofErr w:type="spellEnd"/>
+      <w:r>
+        <w:rPr>
+          <w:color w:val="1A1916"/>
+        </w:rPr>
+        <w:t xml:space="preserve"> masa </w:t>
+      </w:r>
+      <w:proofErr w:type="spellStart"/>
+      <w:r>
+        <w:rPr>
+          <w:color w:val="1A1916"/>
+        </w:rPr>
+        <w:t>berlaku</w:t>
+      </w:r>
+      <w:proofErr w:type="spellEnd"/>
+      <w:r>
+        <w:rPr>
+          <w:color w:val="1A1916"/>
+        </w:rPr>
+        <w:t>.</w:t>
       </w:r>
     </w:p>
     <w:p>
@@ -6461,6 +9797,7 @@
             </w:tcMar>
           </w:tcPr>
           <w:p>
+            <w:proofErr w:type="spellStart"/>
             <w:r>
               <w:rPr>
                 <w:b/>
@@ -6471,6 +9808,7 @@
               </w:rPr>
               <w:t>Prioritas</w:t>
             </w:r>
+            <w:proofErr w:type="spellEnd"/>
           </w:p>
         </w:tc>
         <w:tc>
@@ -6521,6 +9859,7 @@
             </w:tcMar>
           </w:tcPr>
           <w:p>
+            <w:proofErr w:type="spellStart"/>
             <w:r>
               <w:rPr>
                 <w:b/>
@@ -6531,6 +9870,7 @@
               </w:rPr>
               <w:t>Catatan</w:t>
             </w:r>
+            <w:proofErr w:type="spellEnd"/>
           </w:p>
         </w:tc>
       </w:tr>
@@ -6587,7 +9927,25 @@
                 <w:sz w:val="20"/>
                 <w:szCs w:val="20"/>
               </w:rPr>
-              <w:t>Endpoint PUT /api/links/:id</w:t>
+              <w:t>Endpoint PUT /</w:t>
+            </w:r>
+            <w:proofErr w:type="spellStart"/>
+            <w:r>
+              <w:rPr>
+                <w:color w:val="1A1916"/>
+                <w:sz w:val="20"/>
+                <w:szCs w:val="20"/>
+              </w:rPr>
+              <w:t>api</w:t>
+            </w:r>
+            <w:proofErr w:type="spellEnd"/>
+            <w:r>
+              <w:rPr>
+                <w:color w:val="1A1916"/>
+                <w:sz w:val="20"/>
+                <w:szCs w:val="20"/>
+              </w:rPr>
+              <w:t>/links/:id</w:t>
             </w:r>
           </w:p>
         </w:tc>
@@ -6609,6 +9967,7 @@
             </w:tcMar>
           </w:tcPr>
           <w:p>
+            <w:proofErr w:type="spellStart"/>
             <w:r>
               <w:rPr>
                 <w:b/>
@@ -6619,6 +9978,7 @@
               </w:rPr>
               <w:t>Sedang</w:t>
             </w:r>
+            <w:proofErr w:type="spellEnd"/>
           </w:p>
         </w:tc>
         <w:tc>
@@ -6673,8 +10033,36 @@
                 <w:sz w:val="20"/>
                 <w:szCs w:val="20"/>
               </w:rPr>
-              <w:t>Update slug, expired_at, max_clicks</w:t>
-            </w:r>
+              <w:t xml:space="preserve">Update slug, </w:t>
+            </w:r>
+            <w:proofErr w:type="spellStart"/>
+            <w:r>
+              <w:rPr>
+                <w:color w:val="7A7870"/>
+                <w:sz w:val="20"/>
+                <w:szCs w:val="20"/>
+              </w:rPr>
+              <w:t>expired_at</w:t>
+            </w:r>
+            <w:proofErr w:type="spellEnd"/>
+            <w:r>
+              <w:rPr>
+                <w:color w:val="7A7870"/>
+                <w:sz w:val="20"/>
+                <w:szCs w:val="20"/>
+              </w:rPr>
+              <w:t xml:space="preserve">, </w:t>
+            </w:r>
+            <w:proofErr w:type="spellStart"/>
+            <w:r>
+              <w:rPr>
+                <w:color w:val="7A7870"/>
+                <w:sz w:val="20"/>
+                <w:szCs w:val="20"/>
+              </w:rPr>
+              <w:t>max_clicks</w:t>
+            </w:r>
+            <w:proofErr w:type="spellEnd"/>
           </w:p>
         </w:tc>
       </w:tr>
@@ -6731,7 +10119,43 @@
                 <w:sz w:val="20"/>
                 <w:szCs w:val="20"/>
               </w:rPr>
-              <w:t>Modal atau halaman edit link</w:t>
+              <w:t xml:space="preserve">Modal </w:t>
+            </w:r>
+            <w:proofErr w:type="spellStart"/>
+            <w:r>
+              <w:rPr>
+                <w:color w:val="1A1916"/>
+                <w:sz w:val="20"/>
+                <w:szCs w:val="20"/>
+              </w:rPr>
+              <w:t>atau</w:t>
+            </w:r>
+            <w:proofErr w:type="spellEnd"/>
+            <w:r>
+              <w:rPr>
+                <w:color w:val="1A1916"/>
+                <w:sz w:val="20"/>
+                <w:szCs w:val="20"/>
+              </w:rPr>
+              <w:t xml:space="preserve"> </w:t>
+            </w:r>
+            <w:proofErr w:type="spellStart"/>
+            <w:r>
+              <w:rPr>
+                <w:color w:val="1A1916"/>
+                <w:sz w:val="20"/>
+                <w:szCs w:val="20"/>
+              </w:rPr>
+              <w:t>halaman</w:t>
+            </w:r>
+            <w:proofErr w:type="spellEnd"/>
+            <w:r>
+              <w:rPr>
+                <w:color w:val="1A1916"/>
+                <w:sz w:val="20"/>
+                <w:szCs w:val="20"/>
+              </w:rPr>
+              <w:t xml:space="preserve"> edit link</w:t>
             </w:r>
           </w:p>
         </w:tc>
@@ -6753,6 +10177,7 @@
             </w:tcMar>
           </w:tcPr>
           <w:p>
+            <w:proofErr w:type="spellStart"/>
             <w:r>
               <w:rPr>
                 <w:b/>
@@ -6763,6 +10188,7 @@
               </w:rPr>
               <w:t>Sedang</w:t>
             </w:r>
+            <w:proofErr w:type="spellEnd"/>
           </w:p>
         </w:tc>
         <w:tc>
@@ -6817,8 +10243,54 @@
                 <w:sz w:val="20"/>
                 <w:szCs w:val="20"/>
               </w:rPr>
-              <w:t>Pre-fill form dengan data saat ini</w:t>
-            </w:r>
+              <w:t xml:space="preserve">Pre-fill form </w:t>
+            </w:r>
+            <w:proofErr w:type="spellStart"/>
+            <w:r>
+              <w:rPr>
+                <w:color w:val="7A7870"/>
+                <w:sz w:val="20"/>
+                <w:szCs w:val="20"/>
+              </w:rPr>
+              <w:t>dengan</w:t>
+            </w:r>
+            <w:proofErr w:type="spellEnd"/>
+            <w:r>
+              <w:rPr>
+                <w:color w:val="7A7870"/>
+                <w:sz w:val="20"/>
+                <w:szCs w:val="20"/>
+              </w:rPr>
+              <w:t xml:space="preserve"> data </w:t>
+            </w:r>
+            <w:proofErr w:type="spellStart"/>
+            <w:r>
+              <w:rPr>
+                <w:color w:val="7A7870"/>
+                <w:sz w:val="20"/>
+                <w:szCs w:val="20"/>
+              </w:rPr>
+              <w:t>saat</w:t>
+            </w:r>
+            <w:proofErr w:type="spellEnd"/>
+            <w:r>
+              <w:rPr>
+                <w:color w:val="7A7870"/>
+                <w:sz w:val="20"/>
+                <w:szCs w:val="20"/>
+              </w:rPr>
+              <w:t xml:space="preserve"> </w:t>
+            </w:r>
+            <w:proofErr w:type="spellStart"/>
+            <w:r>
+              <w:rPr>
+                <w:color w:val="7A7870"/>
+                <w:sz w:val="20"/>
+                <w:szCs w:val="20"/>
+              </w:rPr>
+              <w:t>ini</w:t>
+            </w:r>
+            <w:proofErr w:type="spellEnd"/>
           </w:p>
         </w:tc>
       </w:tr>
@@ -6869,13 +10341,41 @@
             </w:tcMar>
           </w:tcPr>
           <w:p>
-            <w:r>
-              <w:rPr>
-                <w:color w:val="1A1916"/>
-                <w:sz w:val="20"/>
-                <w:szCs w:val="20"/>
-              </w:rPr>
-              <w:t>Validasi kepemilikan link (authorization)</w:t>
+            <w:proofErr w:type="spellStart"/>
+            <w:r>
+              <w:rPr>
+                <w:color w:val="1A1916"/>
+                <w:sz w:val="20"/>
+                <w:szCs w:val="20"/>
+              </w:rPr>
+              <w:t>Validasi</w:t>
+            </w:r>
+            <w:proofErr w:type="spellEnd"/>
+            <w:r>
+              <w:rPr>
+                <w:color w:val="1A1916"/>
+                <w:sz w:val="20"/>
+                <w:szCs w:val="20"/>
+              </w:rPr>
+              <w:t xml:space="preserve"> </w:t>
+            </w:r>
+            <w:proofErr w:type="spellStart"/>
+            <w:r>
+              <w:rPr>
+                <w:color w:val="1A1916"/>
+                <w:sz w:val="20"/>
+                <w:szCs w:val="20"/>
+              </w:rPr>
+              <w:t>kepemilikan</w:t>
+            </w:r>
+            <w:proofErr w:type="spellEnd"/>
+            <w:r>
+              <w:rPr>
+                <w:color w:val="1A1916"/>
+                <w:sz w:val="20"/>
+                <w:szCs w:val="20"/>
+              </w:rPr>
+              <w:t xml:space="preserve"> link (authorization)</w:t>
             </w:r>
           </w:p>
         </w:tc>
@@ -6961,8 +10461,54 @@
                 <w:sz w:val="20"/>
                 <w:szCs w:val="20"/>
               </w:rPr>
-              <w:t>User hanya bisa edit miliknya</w:t>
-            </w:r>
+              <w:t xml:space="preserve">User </w:t>
+            </w:r>
+            <w:proofErr w:type="spellStart"/>
+            <w:r>
+              <w:rPr>
+                <w:color w:val="7A7870"/>
+                <w:sz w:val="20"/>
+                <w:szCs w:val="20"/>
+              </w:rPr>
+              <w:t>hanya</w:t>
+            </w:r>
+            <w:proofErr w:type="spellEnd"/>
+            <w:r>
+              <w:rPr>
+                <w:color w:val="7A7870"/>
+                <w:sz w:val="20"/>
+                <w:szCs w:val="20"/>
+              </w:rPr>
+              <w:t xml:space="preserve"> </w:t>
+            </w:r>
+            <w:proofErr w:type="spellStart"/>
+            <w:r>
+              <w:rPr>
+                <w:color w:val="7A7870"/>
+                <w:sz w:val="20"/>
+                <w:szCs w:val="20"/>
+              </w:rPr>
+              <w:t>bisa</w:t>
+            </w:r>
+            <w:proofErr w:type="spellEnd"/>
+            <w:r>
+              <w:rPr>
+                <w:color w:val="7A7870"/>
+                <w:sz w:val="20"/>
+                <w:szCs w:val="20"/>
+              </w:rPr>
+              <w:t xml:space="preserve"> edit </w:t>
+            </w:r>
+            <w:proofErr w:type="spellStart"/>
+            <w:r>
+              <w:rPr>
+                <w:color w:val="7A7870"/>
+                <w:sz w:val="20"/>
+                <w:szCs w:val="20"/>
+              </w:rPr>
+              <w:t>miliknya</w:t>
+            </w:r>
+            <w:proofErr w:type="spellEnd"/>
           </w:p>
         </w:tc>
       </w:tr>
@@ -6991,6 +10537,7 @@
                 <w:sz w:val="20"/>
                 <w:szCs w:val="20"/>
               </w:rPr>
+              <w:lastRenderedPageBreak/>
               <w:t>4</w:t>
             </w:r>
           </w:p>
@@ -7019,7 +10566,25 @@
                 <w:sz w:val="20"/>
                 <w:szCs w:val="20"/>
               </w:rPr>
-              <w:t>Endpoint DELETE /api/links/:id</w:t>
+              <w:t>Endpoint DELETE /</w:t>
+            </w:r>
+            <w:proofErr w:type="spellStart"/>
+            <w:r>
+              <w:rPr>
+                <w:color w:val="1A1916"/>
+                <w:sz w:val="20"/>
+                <w:szCs w:val="20"/>
+              </w:rPr>
+              <w:t>api</w:t>
+            </w:r>
+            <w:proofErr w:type="spellEnd"/>
+            <w:r>
+              <w:rPr>
+                <w:color w:val="1A1916"/>
+                <w:sz w:val="20"/>
+                <w:szCs w:val="20"/>
+              </w:rPr>
+              <w:t>/links/:id</w:t>
             </w:r>
           </w:p>
         </w:tc>
@@ -7041,6 +10606,7 @@
             </w:tcMar>
           </w:tcPr>
           <w:p>
+            <w:proofErr w:type="spellStart"/>
             <w:r>
               <w:rPr>
                 <w:b/>
@@ -7051,6 +10617,7 @@
               </w:rPr>
               <w:t>Sedang</w:t>
             </w:r>
+            <w:proofErr w:type="spellEnd"/>
           </w:p>
         </w:tc>
         <w:tc>
@@ -7105,7 +10672,25 @@
                 <w:sz w:val="20"/>
                 <w:szCs w:val="20"/>
               </w:rPr>
-              <w:t>Soft delete atau hard delete</w:t>
+              <w:t xml:space="preserve">Soft delete </w:t>
+            </w:r>
+            <w:proofErr w:type="spellStart"/>
+            <w:r>
+              <w:rPr>
+                <w:color w:val="7A7870"/>
+                <w:sz w:val="20"/>
+                <w:szCs w:val="20"/>
+              </w:rPr>
+              <w:t>atau</w:t>
+            </w:r>
+            <w:proofErr w:type="spellEnd"/>
+            <w:r>
+              <w:rPr>
+                <w:color w:val="7A7870"/>
+                <w:sz w:val="20"/>
+                <w:szCs w:val="20"/>
+              </w:rPr>
+              <w:t xml:space="preserve"> hard delete</w:t>
             </w:r>
           </w:p>
         </w:tc>
@@ -7128,12 +10713,131 @@
       <w:pPr>
         <w:spacing w:before="60" w:after="60"/>
       </w:pPr>
-      <w:r>
-        <w:rPr>
-          <w:color w:val="1A1916"/>
-        </w:rPr>
-        <w:lastRenderedPageBreak/>
-        <w:t>Pengalaman pengguna yang baik membutuhkan feedback yang jelas saat proses berlangsung atau terjadi error.</w:t>
+      <w:proofErr w:type="spellStart"/>
+      <w:r>
+        <w:rPr>
+          <w:color w:val="1A1916"/>
+        </w:rPr>
+        <w:t>Pengalaman</w:t>
+      </w:r>
+      <w:proofErr w:type="spellEnd"/>
+      <w:r>
+        <w:rPr>
+          <w:color w:val="1A1916"/>
+        </w:rPr>
+        <w:t xml:space="preserve"> </w:t>
+      </w:r>
+      <w:proofErr w:type="spellStart"/>
+      <w:r>
+        <w:rPr>
+          <w:color w:val="1A1916"/>
+        </w:rPr>
+        <w:t>pengguna</w:t>
+      </w:r>
+      <w:proofErr w:type="spellEnd"/>
+      <w:r>
+        <w:rPr>
+          <w:color w:val="1A1916"/>
+        </w:rPr>
+        <w:t xml:space="preserve"> yang </w:t>
+      </w:r>
+      <w:proofErr w:type="spellStart"/>
+      <w:r>
+        <w:rPr>
+          <w:color w:val="1A1916"/>
+        </w:rPr>
+        <w:t>baik</w:t>
+      </w:r>
+      <w:proofErr w:type="spellEnd"/>
+      <w:r>
+        <w:rPr>
+          <w:color w:val="1A1916"/>
+        </w:rPr>
+        <w:t xml:space="preserve"> </w:t>
+      </w:r>
+      <w:proofErr w:type="spellStart"/>
+      <w:r>
+        <w:rPr>
+          <w:color w:val="1A1916"/>
+        </w:rPr>
+        <w:t>membutuhkan</w:t>
+      </w:r>
+      <w:proofErr w:type="spellEnd"/>
+      <w:r>
+        <w:rPr>
+          <w:color w:val="1A1916"/>
+        </w:rPr>
+        <w:t xml:space="preserve"> feedback yang </w:t>
+      </w:r>
+      <w:proofErr w:type="spellStart"/>
+      <w:r>
+        <w:rPr>
+          <w:color w:val="1A1916"/>
+        </w:rPr>
+        <w:t>jelas</w:t>
+      </w:r>
+      <w:proofErr w:type="spellEnd"/>
+      <w:r>
+        <w:rPr>
+          <w:color w:val="1A1916"/>
+        </w:rPr>
+        <w:t xml:space="preserve"> </w:t>
+      </w:r>
+      <w:proofErr w:type="spellStart"/>
+      <w:r>
+        <w:rPr>
+          <w:color w:val="1A1916"/>
+        </w:rPr>
+        <w:t>saat</w:t>
+      </w:r>
+      <w:proofErr w:type="spellEnd"/>
+      <w:r>
+        <w:rPr>
+          <w:color w:val="1A1916"/>
+        </w:rPr>
+        <w:t xml:space="preserve"> proses </w:t>
+      </w:r>
+      <w:proofErr w:type="spellStart"/>
+      <w:r>
+        <w:rPr>
+          <w:color w:val="1A1916"/>
+        </w:rPr>
+        <w:t>berlangsung</w:t>
+      </w:r>
+      <w:proofErr w:type="spellEnd"/>
+      <w:r>
+        <w:rPr>
+          <w:color w:val="1A1916"/>
+        </w:rPr>
+        <w:t xml:space="preserve"> </w:t>
+      </w:r>
+      <w:proofErr w:type="spellStart"/>
+      <w:r>
+        <w:rPr>
+          <w:color w:val="1A1916"/>
+        </w:rPr>
+        <w:t>atau</w:t>
+      </w:r>
+      <w:proofErr w:type="spellEnd"/>
+      <w:r>
+        <w:rPr>
+          <w:color w:val="1A1916"/>
+        </w:rPr>
+        <w:t xml:space="preserve"> </w:t>
+      </w:r>
+      <w:proofErr w:type="spellStart"/>
+      <w:r>
+        <w:rPr>
+          <w:color w:val="1A1916"/>
+        </w:rPr>
+        <w:t>terjadi</w:t>
+      </w:r>
+      <w:proofErr w:type="spellEnd"/>
+      <w:r>
+        <w:rPr>
+          <w:color w:val="1A1916"/>
+        </w:rPr>
+        <w:t xml:space="preserve"> error.</w:t>
       </w:r>
     </w:p>
     <w:p>
@@ -7247,6 +10951,7 @@
             </w:tcMar>
           </w:tcPr>
           <w:p>
+            <w:proofErr w:type="spellStart"/>
             <w:r>
               <w:rPr>
                 <w:b/>
@@ -7257,6 +10962,7 @@
               </w:rPr>
               <w:t>Prioritas</w:t>
             </w:r>
+            <w:proofErr w:type="spellEnd"/>
           </w:p>
         </w:tc>
         <w:tc>
@@ -7307,6 +11013,7 @@
             </w:tcMar>
           </w:tcPr>
           <w:p>
+            <w:proofErr w:type="spellStart"/>
             <w:r>
               <w:rPr>
                 <w:b/>
@@ -7317,6 +11024,7 @@
               </w:rPr>
               <w:t>Catatan</w:t>
             </w:r>
+            <w:proofErr w:type="spellEnd"/>
           </w:p>
         </w:tc>
       </w:tr>
@@ -7373,7 +11081,25 @@
                 <w:sz w:val="20"/>
                 <w:szCs w:val="20"/>
               </w:rPr>
-              <w:t>Loading spinner saat fetch data</w:t>
+              <w:t xml:space="preserve">Loading spinner </w:t>
+            </w:r>
+            <w:proofErr w:type="spellStart"/>
+            <w:r>
+              <w:rPr>
+                <w:color w:val="1A1916"/>
+                <w:sz w:val="20"/>
+                <w:szCs w:val="20"/>
+              </w:rPr>
+              <w:t>saat</w:t>
+            </w:r>
+            <w:proofErr w:type="spellEnd"/>
+            <w:r>
+              <w:rPr>
+                <w:color w:val="1A1916"/>
+                <w:sz w:val="20"/>
+                <w:szCs w:val="20"/>
+              </w:rPr>
+              <w:t xml:space="preserve"> fetch data</w:t>
             </w:r>
           </w:p>
         </w:tc>
@@ -7395,6 +11121,7 @@
             </w:tcMar>
           </w:tcPr>
           <w:p>
+            <w:proofErr w:type="spellStart"/>
             <w:r>
               <w:rPr>
                 <w:b/>
@@ -7405,6 +11132,7 @@
               </w:rPr>
               <w:t>Sedang</w:t>
             </w:r>
+            <w:proofErr w:type="spellEnd"/>
           </w:p>
         </w:tc>
         <w:tc>
@@ -7453,14 +11181,52 @@
             </w:tcMar>
           </w:tcPr>
           <w:p>
-            <w:r>
-              <w:rPr>
-                <w:color w:val="7A7870"/>
-                <w:sz w:val="20"/>
-                <w:szCs w:val="20"/>
-              </w:rPr>
-              <w:t>Tampil saat request berlangsung</w:t>
-            </w:r>
+            <w:proofErr w:type="spellStart"/>
+            <w:r>
+              <w:rPr>
+                <w:color w:val="7A7870"/>
+                <w:sz w:val="20"/>
+                <w:szCs w:val="20"/>
+              </w:rPr>
+              <w:t>Tampil</w:t>
+            </w:r>
+            <w:proofErr w:type="spellEnd"/>
+            <w:r>
+              <w:rPr>
+                <w:color w:val="7A7870"/>
+                <w:sz w:val="20"/>
+                <w:szCs w:val="20"/>
+              </w:rPr>
+              <w:t xml:space="preserve"> </w:t>
+            </w:r>
+            <w:proofErr w:type="spellStart"/>
+            <w:r>
+              <w:rPr>
+                <w:color w:val="7A7870"/>
+                <w:sz w:val="20"/>
+                <w:szCs w:val="20"/>
+              </w:rPr>
+              <w:t>saat</w:t>
+            </w:r>
+            <w:proofErr w:type="spellEnd"/>
+            <w:r>
+              <w:rPr>
+                <w:color w:val="7A7870"/>
+                <w:sz w:val="20"/>
+                <w:szCs w:val="20"/>
+              </w:rPr>
+              <w:t xml:space="preserve"> request </w:t>
+            </w:r>
+            <w:proofErr w:type="spellStart"/>
+            <w:r>
+              <w:rPr>
+                <w:color w:val="7A7870"/>
+                <w:sz w:val="20"/>
+                <w:szCs w:val="20"/>
+              </w:rPr>
+              <w:t>berlangsung</w:t>
+            </w:r>
+            <w:proofErr w:type="spellEnd"/>
           </w:p>
         </w:tc>
       </w:tr>
@@ -7517,7 +11283,25 @@
                 <w:sz w:val="20"/>
                 <w:szCs w:val="20"/>
               </w:rPr>
-              <w:t>Toast notification sukses &amp; error</w:t>
+              <w:t xml:space="preserve">Toast notification </w:t>
+            </w:r>
+            <w:proofErr w:type="spellStart"/>
+            <w:r>
+              <w:rPr>
+                <w:color w:val="1A1916"/>
+                <w:sz w:val="20"/>
+                <w:szCs w:val="20"/>
+              </w:rPr>
+              <w:t>sukses</w:t>
+            </w:r>
+            <w:proofErr w:type="spellEnd"/>
+            <w:r>
+              <w:rPr>
+                <w:color w:val="1A1916"/>
+                <w:sz w:val="20"/>
+                <w:szCs w:val="20"/>
+              </w:rPr>
+              <w:t xml:space="preserve"> &amp; error</w:t>
             </w:r>
           </w:p>
         </w:tc>
@@ -7539,6 +11323,7 @@
             </w:tcMar>
           </w:tcPr>
           <w:p>
+            <w:proofErr w:type="spellStart"/>
             <w:r>
               <w:rPr>
                 <w:b/>
@@ -7549,6 +11334,7 @@
               </w:rPr>
               <w:t>Sedang</w:t>
             </w:r>
+            <w:proofErr w:type="spellEnd"/>
           </w:p>
         </w:tc>
         <w:tc>
@@ -7597,14 +11383,70 @@
             </w:tcMar>
           </w:tcPr>
           <w:p>
-            <w:r>
-              <w:rPr>
-                <w:color w:val="7A7870"/>
-                <w:sz w:val="20"/>
-                <w:szCs w:val="20"/>
-              </w:rPr>
-              <w:t>Muncul lalu hilang otomatis</w:t>
-            </w:r>
+            <w:proofErr w:type="spellStart"/>
+            <w:r>
+              <w:rPr>
+                <w:color w:val="7A7870"/>
+                <w:sz w:val="20"/>
+                <w:szCs w:val="20"/>
+              </w:rPr>
+              <w:t>Muncul</w:t>
+            </w:r>
+            <w:proofErr w:type="spellEnd"/>
+            <w:r>
+              <w:rPr>
+                <w:color w:val="7A7870"/>
+                <w:sz w:val="20"/>
+                <w:szCs w:val="20"/>
+              </w:rPr>
+              <w:t xml:space="preserve"> </w:t>
+            </w:r>
+            <w:proofErr w:type="spellStart"/>
+            <w:r>
+              <w:rPr>
+                <w:color w:val="7A7870"/>
+                <w:sz w:val="20"/>
+                <w:szCs w:val="20"/>
+              </w:rPr>
+              <w:t>lalu</w:t>
+            </w:r>
+            <w:proofErr w:type="spellEnd"/>
+            <w:r>
+              <w:rPr>
+                <w:color w:val="7A7870"/>
+                <w:sz w:val="20"/>
+                <w:szCs w:val="20"/>
+              </w:rPr>
+              <w:t xml:space="preserve"> </w:t>
+            </w:r>
+            <w:proofErr w:type="spellStart"/>
+            <w:r>
+              <w:rPr>
+                <w:color w:val="7A7870"/>
+                <w:sz w:val="20"/>
+                <w:szCs w:val="20"/>
+              </w:rPr>
+              <w:t>hilang</w:t>
+            </w:r>
+            <w:proofErr w:type="spellEnd"/>
+            <w:r>
+              <w:rPr>
+                <w:color w:val="7A7870"/>
+                <w:sz w:val="20"/>
+                <w:szCs w:val="20"/>
+              </w:rPr>
+              <w:t xml:space="preserve"> </w:t>
+            </w:r>
+            <w:proofErr w:type="spellStart"/>
+            <w:r>
+              <w:rPr>
+                <w:color w:val="7A7870"/>
+                <w:sz w:val="20"/>
+                <w:szCs w:val="20"/>
+              </w:rPr>
+              <w:t>otomatis</w:t>
+            </w:r>
+            <w:proofErr w:type="spellEnd"/>
           </w:p>
         </w:tc>
       </w:tr>
@@ -7655,14 +11497,52 @@
             </w:tcMar>
           </w:tcPr>
           <w:p>
-            <w:r>
-              <w:rPr>
-                <w:color w:val="1A1916"/>
-                <w:sz w:val="20"/>
-                <w:szCs w:val="20"/>
-              </w:rPr>
-              <w:t>Pesan error dari server ditampilkan</w:t>
-            </w:r>
+            <w:proofErr w:type="spellStart"/>
+            <w:r>
+              <w:rPr>
+                <w:color w:val="1A1916"/>
+                <w:sz w:val="20"/>
+                <w:szCs w:val="20"/>
+              </w:rPr>
+              <w:t>Pesan</w:t>
+            </w:r>
+            <w:proofErr w:type="spellEnd"/>
+            <w:r>
+              <w:rPr>
+                <w:color w:val="1A1916"/>
+                <w:sz w:val="20"/>
+                <w:szCs w:val="20"/>
+              </w:rPr>
+              <w:t xml:space="preserve"> error </w:t>
+            </w:r>
+            <w:proofErr w:type="spellStart"/>
+            <w:r>
+              <w:rPr>
+                <w:color w:val="1A1916"/>
+                <w:sz w:val="20"/>
+                <w:szCs w:val="20"/>
+              </w:rPr>
+              <w:t>dari</w:t>
+            </w:r>
+            <w:proofErr w:type="spellEnd"/>
+            <w:r>
+              <w:rPr>
+                <w:color w:val="1A1916"/>
+                <w:sz w:val="20"/>
+                <w:szCs w:val="20"/>
+              </w:rPr>
+              <w:t xml:space="preserve"> server </w:t>
+            </w:r>
+            <w:proofErr w:type="spellStart"/>
+            <w:r>
+              <w:rPr>
+                <w:color w:val="1A1916"/>
+                <w:sz w:val="20"/>
+                <w:szCs w:val="20"/>
+              </w:rPr>
+              <w:t>ditampilkan</w:t>
+            </w:r>
+            <w:proofErr w:type="spellEnd"/>
           </w:p>
         </w:tc>
         <w:tc>
@@ -7747,8 +11627,54 @@
                 <w:sz w:val="20"/>
                 <w:szCs w:val="20"/>
               </w:rPr>
-              <w:t>URL tidak valid, slug sudah ada</w:t>
-            </w:r>
+              <w:t xml:space="preserve">URL </w:t>
+            </w:r>
+            <w:proofErr w:type="spellStart"/>
+            <w:r>
+              <w:rPr>
+                <w:color w:val="7A7870"/>
+                <w:sz w:val="20"/>
+                <w:szCs w:val="20"/>
+              </w:rPr>
+              <w:t>tidak</w:t>
+            </w:r>
+            <w:proofErr w:type="spellEnd"/>
+            <w:r>
+              <w:rPr>
+                <w:color w:val="7A7870"/>
+                <w:sz w:val="20"/>
+                <w:szCs w:val="20"/>
+              </w:rPr>
+              <w:t xml:space="preserve"> valid, slug </w:t>
+            </w:r>
+            <w:proofErr w:type="spellStart"/>
+            <w:r>
+              <w:rPr>
+                <w:color w:val="7A7870"/>
+                <w:sz w:val="20"/>
+                <w:szCs w:val="20"/>
+              </w:rPr>
+              <w:t>sudah</w:t>
+            </w:r>
+            <w:proofErr w:type="spellEnd"/>
+            <w:r>
+              <w:rPr>
+                <w:color w:val="7A7870"/>
+                <w:sz w:val="20"/>
+                <w:szCs w:val="20"/>
+              </w:rPr>
+              <w:t xml:space="preserve"> </w:t>
+            </w:r>
+            <w:proofErr w:type="spellStart"/>
+            <w:r>
+              <w:rPr>
+                <w:color w:val="7A7870"/>
+                <w:sz w:val="20"/>
+                <w:szCs w:val="20"/>
+              </w:rPr>
+              <w:t>ada</w:t>
+            </w:r>
+            <w:proofErr w:type="spellEnd"/>
           </w:p>
         </w:tc>
       </w:tr>
@@ -7805,7 +11731,25 @@
                 <w:sz w:val="20"/>
                 <w:szCs w:val="20"/>
               </w:rPr>
-              <w:t>Skeleton loading di tabel dashboard</w:t>
+              <w:t xml:space="preserve">Skeleton loading di </w:t>
+            </w:r>
+            <w:proofErr w:type="spellStart"/>
+            <w:r>
+              <w:rPr>
+                <w:color w:val="1A1916"/>
+                <w:sz w:val="20"/>
+                <w:szCs w:val="20"/>
+              </w:rPr>
+              <w:t>tabel</w:t>
+            </w:r>
+            <w:proofErr w:type="spellEnd"/>
+            <w:r>
+              <w:rPr>
+                <w:color w:val="1A1916"/>
+                <w:sz w:val="20"/>
+                <w:szCs w:val="20"/>
+              </w:rPr>
+              <w:t xml:space="preserve"> dashboard</w:t>
             </w:r>
           </w:p>
         </w:tc>
@@ -7827,6 +11771,7 @@
             </w:tcMar>
           </w:tcPr>
           <w:p>
+            <w:proofErr w:type="spellStart"/>
             <w:r>
               <w:rPr>
                 <w:b/>
@@ -7837,6 +11782,7 @@
               </w:rPr>
               <w:t>Rendah</w:t>
             </w:r>
+            <w:proofErr w:type="spellEnd"/>
           </w:p>
         </w:tc>
         <w:tc>
@@ -7891,7 +11837,61 @@
                 <w:sz w:val="20"/>
                 <w:szCs w:val="20"/>
               </w:rPr>
-              <w:t>UX lebih halus saat load</w:t>
+              <w:t xml:space="preserve">UX </w:t>
+            </w:r>
+            <w:proofErr w:type="spellStart"/>
+            <w:r>
+              <w:rPr>
+                <w:color w:val="7A7870"/>
+                <w:sz w:val="20"/>
+                <w:szCs w:val="20"/>
+              </w:rPr>
+              <w:t>lebih</w:t>
+            </w:r>
+            <w:proofErr w:type="spellEnd"/>
+            <w:r>
+              <w:rPr>
+                <w:color w:val="7A7870"/>
+                <w:sz w:val="20"/>
+                <w:szCs w:val="20"/>
+              </w:rPr>
+              <w:t xml:space="preserve"> </w:t>
+            </w:r>
+            <w:proofErr w:type="spellStart"/>
+            <w:r>
+              <w:rPr>
+                <w:color w:val="7A7870"/>
+                <w:sz w:val="20"/>
+                <w:szCs w:val="20"/>
+              </w:rPr>
+              <w:t>halus</w:t>
+            </w:r>
+            <w:proofErr w:type="spellEnd"/>
+            <w:r>
+              <w:rPr>
+                <w:color w:val="7A7870"/>
+                <w:sz w:val="20"/>
+                <w:szCs w:val="20"/>
+              </w:rPr>
+              <w:t xml:space="preserve"> </w:t>
+            </w:r>
+            <w:proofErr w:type="spellStart"/>
+            <w:r>
+              <w:rPr>
+                <w:color w:val="7A7870"/>
+                <w:sz w:val="20"/>
+                <w:szCs w:val="20"/>
+              </w:rPr>
+              <w:t>saat</w:t>
+            </w:r>
+            <w:proofErr w:type="spellEnd"/>
+            <w:r>
+              <w:rPr>
+                <w:color w:val="7A7870"/>
+                <w:sz w:val="20"/>
+                <w:szCs w:val="20"/>
+              </w:rPr>
+              <w:t xml:space="preserve"> load</w:t>
             </w:r>
           </w:p>
         </w:tc>
@@ -7943,13 +11943,59 @@
             </w:tcMar>
           </w:tcPr>
           <w:p>
-            <w:r>
-              <w:rPr>
-                <w:color w:val="1A1916"/>
-                <w:sz w:val="20"/>
-                <w:szCs w:val="20"/>
-              </w:rPr>
-              <w:t>Konfirmasi sebelum hapus link</w:t>
+            <w:proofErr w:type="spellStart"/>
+            <w:r>
+              <w:rPr>
+                <w:color w:val="1A1916"/>
+                <w:sz w:val="20"/>
+                <w:szCs w:val="20"/>
+              </w:rPr>
+              <w:t>Konfirmasi</w:t>
+            </w:r>
+            <w:proofErr w:type="spellEnd"/>
+            <w:r>
+              <w:rPr>
+                <w:color w:val="1A1916"/>
+                <w:sz w:val="20"/>
+                <w:szCs w:val="20"/>
+              </w:rPr>
+              <w:t xml:space="preserve"> </w:t>
+            </w:r>
+            <w:proofErr w:type="spellStart"/>
+            <w:r>
+              <w:rPr>
+                <w:color w:val="1A1916"/>
+                <w:sz w:val="20"/>
+                <w:szCs w:val="20"/>
+              </w:rPr>
+              <w:t>sebelum</w:t>
+            </w:r>
+            <w:proofErr w:type="spellEnd"/>
+            <w:r>
+              <w:rPr>
+                <w:color w:val="1A1916"/>
+                <w:sz w:val="20"/>
+                <w:szCs w:val="20"/>
+              </w:rPr>
+              <w:t xml:space="preserve"> </w:t>
+            </w:r>
+            <w:proofErr w:type="spellStart"/>
+            <w:r>
+              <w:rPr>
+                <w:color w:val="1A1916"/>
+                <w:sz w:val="20"/>
+                <w:szCs w:val="20"/>
+              </w:rPr>
+              <w:t>hapus</w:t>
+            </w:r>
+            <w:proofErr w:type="spellEnd"/>
+            <w:r>
+              <w:rPr>
+                <w:color w:val="1A1916"/>
+                <w:sz w:val="20"/>
+                <w:szCs w:val="20"/>
+              </w:rPr>
+              <w:t xml:space="preserve"> link</w:t>
             </w:r>
           </w:p>
         </w:tc>
@@ -7971,6 +12017,7 @@
             </w:tcMar>
           </w:tcPr>
           <w:p>
+            <w:proofErr w:type="spellStart"/>
             <w:r>
               <w:rPr>
                 <w:b/>
@@ -7981,6 +12028,7 @@
               </w:rPr>
               <w:t>Sedang</w:t>
             </w:r>
+            <w:proofErr w:type="spellEnd"/>
           </w:p>
         </w:tc>
         <w:tc>
@@ -8035,7 +12083,25 @@
                 <w:sz w:val="20"/>
                 <w:szCs w:val="20"/>
               </w:rPr>
-              <w:t>Modal atau browser confirm</w:t>
+              <w:t xml:space="preserve">Modal </w:t>
+            </w:r>
+            <w:proofErr w:type="spellStart"/>
+            <w:r>
+              <w:rPr>
+                <w:color w:val="7A7870"/>
+                <w:sz w:val="20"/>
+                <w:szCs w:val="20"/>
+              </w:rPr>
+              <w:t>atau</w:t>
+            </w:r>
+            <w:proofErr w:type="spellEnd"/>
+            <w:r>
+              <w:rPr>
+                <w:color w:val="7A7870"/>
+                <w:sz w:val="20"/>
+                <w:szCs w:val="20"/>
+              </w:rPr>
+              <w:t xml:space="preserve"> browser confirm</w:t>
             </w:r>
           </w:p>
         </w:tc>
@@ -8051,18 +12117,132 @@
         <w:pStyle w:val="Heading2"/>
       </w:pPr>
       <w:r>
-        <w:t>8. Responsif Mobile</w:t>
+        <w:t xml:space="preserve">8. </w:t>
+      </w:r>
+      <w:proofErr w:type="spellStart"/>
+      <w:r>
+        <w:t>Responsif</w:t>
+      </w:r>
+      <w:proofErr w:type="spellEnd"/>
+      <w:r>
+        <w:t xml:space="preserve"> Mobile</w:t>
       </w:r>
     </w:p>
     <w:p>
       <w:pPr>
         <w:spacing w:before="60" w:after="60"/>
       </w:pPr>
-      <w:r>
-        <w:rPr>
-          <w:color w:val="1A1916"/>
-        </w:rPr>
-        <w:t>Pastikan aplikasi tetap bisa digunakan dengan baik di layar smartphone.</w:t>
+      <w:proofErr w:type="spellStart"/>
+      <w:r>
+        <w:rPr>
+          <w:color w:val="1A1916"/>
+        </w:rPr>
+        <w:t>Pastikan</w:t>
+      </w:r>
+      <w:proofErr w:type="spellEnd"/>
+      <w:r>
+        <w:rPr>
+          <w:color w:val="1A1916"/>
+        </w:rPr>
+        <w:t xml:space="preserve"> </w:t>
+      </w:r>
+      <w:proofErr w:type="spellStart"/>
+      <w:r>
+        <w:rPr>
+          <w:color w:val="1A1916"/>
+        </w:rPr>
+        <w:t>aplikasi</w:t>
+      </w:r>
+      <w:proofErr w:type="spellEnd"/>
+      <w:r>
+        <w:rPr>
+          <w:color w:val="1A1916"/>
+        </w:rPr>
+        <w:t xml:space="preserve"> </w:t>
+      </w:r>
+      <w:proofErr w:type="spellStart"/>
+      <w:r>
+        <w:rPr>
+          <w:color w:val="1A1916"/>
+        </w:rPr>
+        <w:t>tetap</w:t>
+      </w:r>
+      <w:proofErr w:type="spellEnd"/>
+      <w:r>
+        <w:rPr>
+          <w:color w:val="1A1916"/>
+        </w:rPr>
+        <w:t xml:space="preserve"> </w:t>
+      </w:r>
+      <w:proofErr w:type="spellStart"/>
+      <w:r>
+        <w:rPr>
+          <w:color w:val="1A1916"/>
+        </w:rPr>
+        <w:t>bisa</w:t>
+      </w:r>
+      <w:proofErr w:type="spellEnd"/>
+      <w:r>
+        <w:rPr>
+          <w:color w:val="1A1916"/>
+        </w:rPr>
+        <w:t xml:space="preserve"> </w:t>
+      </w:r>
+      <w:proofErr w:type="spellStart"/>
+      <w:r>
+        <w:rPr>
+          <w:color w:val="1A1916"/>
+        </w:rPr>
+        <w:t>digunakan</w:t>
+      </w:r>
+      <w:proofErr w:type="spellEnd"/>
+      <w:r>
+        <w:rPr>
+          <w:color w:val="1A1916"/>
+        </w:rPr>
+        <w:t xml:space="preserve"> </w:t>
+      </w:r>
+      <w:proofErr w:type="spellStart"/>
+      <w:r>
+        <w:rPr>
+          <w:color w:val="1A1916"/>
+        </w:rPr>
+        <w:t>dengan</w:t>
+      </w:r>
+      <w:proofErr w:type="spellEnd"/>
+      <w:r>
+        <w:rPr>
+          <w:color w:val="1A1916"/>
+        </w:rPr>
+        <w:t xml:space="preserve"> </w:t>
+      </w:r>
+      <w:proofErr w:type="spellStart"/>
+      <w:r>
+        <w:rPr>
+          <w:color w:val="1A1916"/>
+        </w:rPr>
+        <w:t>baik</w:t>
+      </w:r>
+      <w:proofErr w:type="spellEnd"/>
+      <w:r>
+        <w:rPr>
+          <w:color w:val="1A1916"/>
+        </w:rPr>
+        <w:t xml:space="preserve"> di </w:t>
+      </w:r>
+      <w:proofErr w:type="spellStart"/>
+      <w:r>
+        <w:rPr>
+          <w:color w:val="1A1916"/>
+        </w:rPr>
+        <w:t>layar</w:t>
+      </w:r>
+      <w:proofErr w:type="spellEnd"/>
+      <w:r>
+        <w:rPr>
+          <w:color w:val="1A1916"/>
+        </w:rPr>
+        <w:t xml:space="preserve"> smartphone.</w:t>
       </w:r>
     </w:p>
     <w:p>
@@ -8176,6 +12356,7 @@
             </w:tcMar>
           </w:tcPr>
           <w:p>
+            <w:proofErr w:type="spellStart"/>
             <w:r>
               <w:rPr>
                 <w:b/>
@@ -8186,6 +12367,7 @@
               </w:rPr>
               <w:t>Prioritas</w:t>
             </w:r>
+            <w:proofErr w:type="spellEnd"/>
           </w:p>
         </w:tc>
         <w:tc>
@@ -8236,6 +12418,7 @@
             </w:tcMar>
           </w:tcPr>
           <w:p>
+            <w:proofErr w:type="spellStart"/>
             <w:r>
               <w:rPr>
                 <w:b/>
@@ -8246,6 +12429,7 @@
               </w:rPr>
               <w:t>Catatan</w:t>
             </w:r>
+            <w:proofErr w:type="spellEnd"/>
           </w:p>
         </w:tc>
       </w:tr>
@@ -8302,8 +12486,36 @@
                 <w:sz w:val="20"/>
                 <w:szCs w:val="20"/>
               </w:rPr>
-              <w:t>Navbar collapse di layar kecil</w:t>
-            </w:r>
+              <w:t xml:space="preserve">Navbar collapse di </w:t>
+            </w:r>
+            <w:proofErr w:type="spellStart"/>
+            <w:r>
+              <w:rPr>
+                <w:color w:val="1A1916"/>
+                <w:sz w:val="20"/>
+                <w:szCs w:val="20"/>
+              </w:rPr>
+              <w:t>layar</w:t>
+            </w:r>
+            <w:proofErr w:type="spellEnd"/>
+            <w:r>
+              <w:rPr>
+                <w:color w:val="1A1916"/>
+                <w:sz w:val="20"/>
+                <w:szCs w:val="20"/>
+              </w:rPr>
+              <w:t xml:space="preserve"> </w:t>
+            </w:r>
+            <w:proofErr w:type="spellStart"/>
+            <w:r>
+              <w:rPr>
+                <w:color w:val="1A1916"/>
+                <w:sz w:val="20"/>
+                <w:szCs w:val="20"/>
+              </w:rPr>
+              <w:t>kecil</w:t>
+            </w:r>
+            <w:proofErr w:type="spellEnd"/>
           </w:p>
         </w:tc>
         <w:tc>
@@ -8324,6 +12536,7 @@
             </w:tcMar>
           </w:tcPr>
           <w:p>
+            <w:proofErr w:type="spellStart"/>
             <w:r>
               <w:rPr>
                 <w:b/>
@@ -8334,6 +12547,7 @@
               </w:rPr>
               <w:t>Sedang</w:t>
             </w:r>
+            <w:proofErr w:type="spellEnd"/>
           </w:p>
         </w:tc>
         <w:tc>
@@ -8388,7 +12602,25 @@
                 <w:sz w:val="20"/>
                 <w:szCs w:val="20"/>
               </w:rPr>
-              <w:t>Hamburger menu atau bottom nav</w:t>
+              <w:t xml:space="preserve">Hamburger menu </w:t>
+            </w:r>
+            <w:proofErr w:type="spellStart"/>
+            <w:r>
+              <w:rPr>
+                <w:color w:val="7A7870"/>
+                <w:sz w:val="20"/>
+                <w:szCs w:val="20"/>
+              </w:rPr>
+              <w:t>atau</w:t>
+            </w:r>
+            <w:proofErr w:type="spellEnd"/>
+            <w:r>
+              <w:rPr>
+                <w:color w:val="7A7870"/>
+                <w:sz w:val="20"/>
+                <w:szCs w:val="20"/>
+              </w:rPr>
+              <w:t xml:space="preserve"> bottom nav</w:t>
             </w:r>
           </w:p>
         </w:tc>
@@ -8446,7 +12678,43 @@
                 <w:sz w:val="20"/>
                 <w:szCs w:val="20"/>
               </w:rPr>
-              <w:t>Tabel dashboard jadi tampilan card</w:t>
+              <w:t xml:space="preserve">Tabel dashboard </w:t>
+            </w:r>
+            <w:proofErr w:type="spellStart"/>
+            <w:r>
+              <w:rPr>
+                <w:color w:val="1A1916"/>
+                <w:sz w:val="20"/>
+                <w:szCs w:val="20"/>
+              </w:rPr>
+              <w:t>jadi</w:t>
+            </w:r>
+            <w:proofErr w:type="spellEnd"/>
+            <w:r>
+              <w:rPr>
+                <w:color w:val="1A1916"/>
+                <w:sz w:val="20"/>
+                <w:szCs w:val="20"/>
+              </w:rPr>
+              <w:t xml:space="preserve"> </w:t>
+            </w:r>
+            <w:proofErr w:type="spellStart"/>
+            <w:r>
+              <w:rPr>
+                <w:color w:val="1A1916"/>
+                <w:sz w:val="20"/>
+                <w:szCs w:val="20"/>
+              </w:rPr>
+              <w:t>tampilan</w:t>
+            </w:r>
+            <w:proofErr w:type="spellEnd"/>
+            <w:r>
+              <w:rPr>
+                <w:color w:val="1A1916"/>
+                <w:sz w:val="20"/>
+                <w:szCs w:val="20"/>
+              </w:rPr>
+              <w:t xml:space="preserve"> card</w:t>
             </w:r>
           </w:p>
         </w:tc>
@@ -8468,6 +12736,7 @@
             </w:tcMar>
           </w:tcPr>
           <w:p>
+            <w:proofErr w:type="spellStart"/>
             <w:r>
               <w:rPr>
                 <w:b/>
@@ -8478,6 +12747,7 @@
               </w:rPr>
               <w:t>Sedang</w:t>
             </w:r>
+            <w:proofErr w:type="spellEnd"/>
           </w:p>
         </w:tc>
         <w:tc>
@@ -8590,8 +12860,36 @@
                 <w:sz w:val="20"/>
                 <w:szCs w:val="20"/>
               </w:rPr>
-              <w:t>Input URL dan tombol stack vertikal</w:t>
-            </w:r>
+              <w:t xml:space="preserve">Input URL dan </w:t>
+            </w:r>
+            <w:proofErr w:type="spellStart"/>
+            <w:r>
+              <w:rPr>
+                <w:color w:val="1A1916"/>
+                <w:sz w:val="20"/>
+                <w:szCs w:val="20"/>
+              </w:rPr>
+              <w:t>tombol</w:t>
+            </w:r>
+            <w:proofErr w:type="spellEnd"/>
+            <w:r>
+              <w:rPr>
+                <w:color w:val="1A1916"/>
+                <w:sz w:val="20"/>
+                <w:szCs w:val="20"/>
+              </w:rPr>
+              <w:t xml:space="preserve"> stack </w:t>
+            </w:r>
+            <w:proofErr w:type="spellStart"/>
+            <w:r>
+              <w:rPr>
+                <w:color w:val="1A1916"/>
+                <w:sz w:val="20"/>
+                <w:szCs w:val="20"/>
+              </w:rPr>
+              <w:t>vertikal</w:t>
+            </w:r>
+            <w:proofErr w:type="spellEnd"/>
           </w:p>
         </w:tc>
         <w:tc>
@@ -8612,6 +12910,7 @@
             </w:tcMar>
           </w:tcPr>
           <w:p>
+            <w:proofErr w:type="spellStart"/>
             <w:r>
               <w:rPr>
                 <w:b/>
@@ -8622,6 +12921,7 @@
               </w:rPr>
               <w:t>Sedang</w:t>
             </w:r>
+            <w:proofErr w:type="spellEnd"/>
           </w:p>
         </w:tc>
         <w:tc>
@@ -8734,8 +13034,54 @@
                 <w:sz w:val="20"/>
                 <w:szCs w:val="20"/>
               </w:rPr>
-              <w:t>Test di berbagai ukuran layar</w:t>
-            </w:r>
+              <w:t xml:space="preserve">Test di </w:t>
+            </w:r>
+            <w:proofErr w:type="spellStart"/>
+            <w:r>
+              <w:rPr>
+                <w:color w:val="1A1916"/>
+                <w:sz w:val="20"/>
+                <w:szCs w:val="20"/>
+              </w:rPr>
+              <w:t>berbagai</w:t>
+            </w:r>
+            <w:proofErr w:type="spellEnd"/>
+            <w:r>
+              <w:rPr>
+                <w:color w:val="1A1916"/>
+                <w:sz w:val="20"/>
+                <w:szCs w:val="20"/>
+              </w:rPr>
+              <w:t xml:space="preserve"> </w:t>
+            </w:r>
+            <w:proofErr w:type="spellStart"/>
+            <w:r>
+              <w:rPr>
+                <w:color w:val="1A1916"/>
+                <w:sz w:val="20"/>
+                <w:szCs w:val="20"/>
+              </w:rPr>
+              <w:t>ukuran</w:t>
+            </w:r>
+            <w:proofErr w:type="spellEnd"/>
+            <w:r>
+              <w:rPr>
+                <w:color w:val="1A1916"/>
+                <w:sz w:val="20"/>
+                <w:szCs w:val="20"/>
+              </w:rPr>
+              <w:t xml:space="preserve"> </w:t>
+            </w:r>
+            <w:proofErr w:type="spellStart"/>
+            <w:r>
+              <w:rPr>
+                <w:color w:val="1A1916"/>
+                <w:sz w:val="20"/>
+                <w:szCs w:val="20"/>
+              </w:rPr>
+              <w:t>layar</w:t>
+            </w:r>
+            <w:proofErr w:type="spellEnd"/>
           </w:p>
         </w:tc>
         <w:tc>
@@ -8756,6 +13102,7 @@
             </w:tcMar>
           </w:tcPr>
           <w:p>
+            <w:proofErr w:type="spellStart"/>
             <w:r>
               <w:rPr>
                 <w:b/>
@@ -8766,6 +13113,7 @@
               </w:rPr>
               <w:t>Rendah</w:t>
             </w:r>
+            <w:proofErr w:type="spellEnd"/>
           </w:p>
         </w:tc>
         <w:tc>
@@ -8820,7 +13168,25 @@
                 <w:sz w:val="20"/>
                 <w:szCs w:val="20"/>
               </w:rPr>
-              <w:t>Chrome DevTools device mode</w:t>
+              <w:t xml:space="preserve">Chrome </w:t>
+            </w:r>
+            <w:proofErr w:type="spellStart"/>
+            <w:r>
+              <w:rPr>
+                <w:color w:val="7A7870"/>
+                <w:sz w:val="20"/>
+                <w:szCs w:val="20"/>
+              </w:rPr>
+              <w:t>DevTools</w:t>
+            </w:r>
+            <w:proofErr w:type="spellEnd"/>
+            <w:r>
+              <w:rPr>
+                <w:color w:val="7A7870"/>
+                <w:sz w:val="20"/>
+                <w:szCs w:val="20"/>
+              </w:rPr>
+              <w:t xml:space="preserve"> device mode</w:t>
             </w:r>
           </w:p>
         </w:tc>
@@ -8836,7 +13202,15 @@
         <w:pStyle w:val="Heading2"/>
       </w:pPr>
       <w:r>
-        <w:t>9. API Key (Opsional)</w:t>
+        <w:t>9. API Key (</w:t>
+      </w:r>
+      <w:proofErr w:type="spellStart"/>
+      <w:r>
+        <w:t>Opsional</w:t>
+      </w:r>
+      <w:proofErr w:type="spellEnd"/>
+      <w:r>
+        <w:t>)</w:t>
       </w:r>
     </w:p>
     <w:p>
@@ -8847,7 +13221,105 @@
         <w:rPr>
           <w:color w:val="1A1916"/>
         </w:rPr>
-        <w:t>Fitur lanjutan yang memungkinkan user untuk mengintegrasikan Snip dengan aplikasi atau script lain.</w:t>
+        <w:t xml:space="preserve">Fitur </w:t>
+      </w:r>
+      <w:proofErr w:type="spellStart"/>
+      <w:r>
+        <w:rPr>
+          <w:color w:val="1A1916"/>
+        </w:rPr>
+        <w:t>lanjutan</w:t>
+      </w:r>
+      <w:proofErr w:type="spellEnd"/>
+      <w:r>
+        <w:rPr>
+          <w:color w:val="1A1916"/>
+        </w:rPr>
+        <w:t xml:space="preserve"> yang </w:t>
+      </w:r>
+      <w:proofErr w:type="spellStart"/>
+      <w:r>
+        <w:rPr>
+          <w:color w:val="1A1916"/>
+        </w:rPr>
+        <w:t>memungkinkan</w:t>
+      </w:r>
+      <w:proofErr w:type="spellEnd"/>
+      <w:r>
+        <w:rPr>
+          <w:color w:val="1A1916"/>
+        </w:rPr>
+        <w:t xml:space="preserve"> user </w:t>
+      </w:r>
+      <w:proofErr w:type="spellStart"/>
+      <w:r>
+        <w:rPr>
+          <w:color w:val="1A1916"/>
+        </w:rPr>
+        <w:t>untuk</w:t>
+      </w:r>
+      <w:proofErr w:type="spellEnd"/>
+      <w:r>
+        <w:rPr>
+          <w:color w:val="1A1916"/>
+        </w:rPr>
+        <w:t xml:space="preserve"> </w:t>
+      </w:r>
+      <w:proofErr w:type="spellStart"/>
+      <w:r>
+        <w:rPr>
+          <w:color w:val="1A1916"/>
+        </w:rPr>
+        <w:t>mengintegrasikan</w:t>
+      </w:r>
+      <w:proofErr w:type="spellEnd"/>
+      <w:r>
+        <w:rPr>
+          <w:color w:val="1A1916"/>
+        </w:rPr>
+        <w:t xml:space="preserve"> Snip </w:t>
+      </w:r>
+      <w:proofErr w:type="spellStart"/>
+      <w:r>
+        <w:rPr>
+          <w:color w:val="1A1916"/>
+        </w:rPr>
+        <w:t>dengan</w:t>
+      </w:r>
+      <w:proofErr w:type="spellEnd"/>
+      <w:r>
+        <w:rPr>
+          <w:color w:val="1A1916"/>
+        </w:rPr>
+        <w:t xml:space="preserve"> </w:t>
+      </w:r>
+      <w:proofErr w:type="spellStart"/>
+      <w:r>
+        <w:rPr>
+          <w:color w:val="1A1916"/>
+        </w:rPr>
+        <w:t>aplikasi</w:t>
+      </w:r>
+      <w:proofErr w:type="spellEnd"/>
+      <w:r>
+        <w:rPr>
+          <w:color w:val="1A1916"/>
+        </w:rPr>
+        <w:t xml:space="preserve"> </w:t>
+      </w:r>
+      <w:proofErr w:type="spellStart"/>
+      <w:r>
+        <w:rPr>
+          <w:color w:val="1A1916"/>
+        </w:rPr>
+        <w:t>atau</w:t>
+      </w:r>
+      <w:proofErr w:type="spellEnd"/>
+      <w:r>
+        <w:rPr>
+          <w:color w:val="1A1916"/>
+        </w:rPr>
+        <w:t xml:space="preserve"> script lain.</w:t>
       </w:r>
     </w:p>
     <w:p>
@@ -8909,6 +13381,7 @@
                 <w:sz w:val="20"/>
                 <w:szCs w:val="20"/>
               </w:rPr>
+              <w:lastRenderedPageBreak/>
               <w:t>No</w:t>
             </w:r>
           </w:p>
@@ -8961,6 +13434,7 @@
             </w:tcMar>
           </w:tcPr>
           <w:p>
+            <w:proofErr w:type="spellStart"/>
             <w:r>
               <w:rPr>
                 <w:b/>
@@ -8971,6 +13445,7 @@
               </w:rPr>
               <w:t>Prioritas</w:t>
             </w:r>
+            <w:proofErr w:type="spellEnd"/>
           </w:p>
         </w:tc>
         <w:tc>
@@ -9021,6 +13496,7 @@
             </w:tcMar>
           </w:tcPr>
           <w:p>
+            <w:proofErr w:type="spellStart"/>
             <w:r>
               <w:rPr>
                 <w:b/>
@@ -9031,6 +13507,7 @@
               </w:rPr>
               <w:t>Catatan</w:t>
             </w:r>
+            <w:proofErr w:type="spellEnd"/>
           </w:p>
         </w:tc>
       </w:tr>
@@ -9087,7 +13564,25 @@
                 <w:sz w:val="20"/>
                 <w:szCs w:val="20"/>
               </w:rPr>
-              <w:t>Generate API key unik per user</w:t>
+              <w:t xml:space="preserve">Generate API key </w:t>
+            </w:r>
+            <w:proofErr w:type="spellStart"/>
+            <w:r>
+              <w:rPr>
+                <w:color w:val="1A1916"/>
+                <w:sz w:val="20"/>
+                <w:szCs w:val="20"/>
+              </w:rPr>
+              <w:t>unik</w:t>
+            </w:r>
+            <w:proofErr w:type="spellEnd"/>
+            <w:r>
+              <w:rPr>
+                <w:color w:val="1A1916"/>
+                <w:sz w:val="20"/>
+                <w:szCs w:val="20"/>
+              </w:rPr>
+              <w:t xml:space="preserve"> per user</w:t>
             </w:r>
           </w:p>
         </w:tc>
@@ -9109,6 +13604,7 @@
             </w:tcMar>
           </w:tcPr>
           <w:p>
+            <w:proofErr w:type="spellStart"/>
             <w:r>
               <w:rPr>
                 <w:b/>
@@ -9119,6 +13615,7 @@
               </w:rPr>
               <w:t>Rendah</w:t>
             </w:r>
+            <w:proofErr w:type="spellEnd"/>
           </w:p>
         </w:tc>
         <w:tc>
@@ -9167,13 +13664,23 @@
             </w:tcMar>
           </w:tcPr>
           <w:p>
-            <w:r>
-              <w:rPr>
-                <w:color w:val="7A7870"/>
-                <w:sz w:val="20"/>
-                <w:szCs w:val="20"/>
-              </w:rPr>
-              <w:t>Simpan hash di database</w:t>
+            <w:proofErr w:type="spellStart"/>
+            <w:r>
+              <w:rPr>
+                <w:color w:val="7A7870"/>
+                <w:sz w:val="20"/>
+                <w:szCs w:val="20"/>
+              </w:rPr>
+              <w:t>Simpan</w:t>
+            </w:r>
+            <w:proofErr w:type="spellEnd"/>
+            <w:r>
+              <w:rPr>
+                <w:color w:val="7A7870"/>
+                <w:sz w:val="20"/>
+                <w:szCs w:val="20"/>
+              </w:rPr>
+              <w:t xml:space="preserve"> hash di database</w:t>
             </w:r>
           </w:p>
         </w:tc>
@@ -9225,13 +13732,23 @@
             </w:tcMar>
           </w:tcPr>
           <w:p>
-            <w:r>
-              <w:rPr>
-                <w:color w:val="1A1916"/>
-                <w:sz w:val="20"/>
-                <w:szCs w:val="20"/>
-              </w:rPr>
-              <w:t>Autentikasi via header X-API-Key</w:t>
+            <w:proofErr w:type="spellStart"/>
+            <w:r>
+              <w:rPr>
+                <w:color w:val="1A1916"/>
+                <w:sz w:val="20"/>
+                <w:szCs w:val="20"/>
+              </w:rPr>
+              <w:t>Autentikasi</w:t>
+            </w:r>
+            <w:proofErr w:type="spellEnd"/>
+            <w:r>
+              <w:rPr>
+                <w:color w:val="1A1916"/>
+                <w:sz w:val="20"/>
+                <w:szCs w:val="20"/>
+              </w:rPr>
+              <w:t xml:space="preserve"> via header X-API-Key</w:t>
             </w:r>
           </w:p>
         </w:tc>
@@ -9253,6 +13770,7 @@
             </w:tcMar>
           </w:tcPr>
           <w:p>
+            <w:proofErr w:type="spellStart"/>
             <w:r>
               <w:rPr>
                 <w:b/>
@@ -9263,6 +13781,7 @@
               </w:rPr>
               <w:t>Rendah</w:t>
             </w:r>
+            <w:proofErr w:type="spellEnd"/>
           </w:p>
         </w:tc>
         <w:tc>
@@ -9317,7 +13836,43 @@
                 <w:sz w:val="20"/>
                 <w:szCs w:val="20"/>
               </w:rPr>
-              <w:t>Middleware terpisah dari JWT</w:t>
+              <w:t xml:space="preserve">Middleware </w:t>
+            </w:r>
+            <w:proofErr w:type="spellStart"/>
+            <w:r>
+              <w:rPr>
+                <w:color w:val="7A7870"/>
+                <w:sz w:val="20"/>
+                <w:szCs w:val="20"/>
+              </w:rPr>
+              <w:t>terpisah</w:t>
+            </w:r>
+            <w:proofErr w:type="spellEnd"/>
+            <w:r>
+              <w:rPr>
+                <w:color w:val="7A7870"/>
+                <w:sz w:val="20"/>
+                <w:szCs w:val="20"/>
+              </w:rPr>
+              <w:t xml:space="preserve"> </w:t>
+            </w:r>
+            <w:proofErr w:type="spellStart"/>
+            <w:r>
+              <w:rPr>
+                <w:color w:val="7A7870"/>
+                <w:sz w:val="20"/>
+                <w:szCs w:val="20"/>
+              </w:rPr>
+              <w:t>dari</w:t>
+            </w:r>
+            <w:proofErr w:type="spellEnd"/>
+            <w:r>
+              <w:rPr>
+                <w:color w:val="7A7870"/>
+                <w:sz w:val="20"/>
+                <w:szCs w:val="20"/>
+              </w:rPr>
+              <w:t xml:space="preserve"> JWT</w:t>
             </w:r>
           </w:p>
         </w:tc>
@@ -9375,7 +13930,25 @@
                 <w:sz w:val="20"/>
                 <w:szCs w:val="20"/>
               </w:rPr>
-              <w:t>Halaman manajemen API key di dashboard</w:t>
+              <w:t xml:space="preserve">Halaman </w:t>
+            </w:r>
+            <w:proofErr w:type="spellStart"/>
+            <w:r>
+              <w:rPr>
+                <w:color w:val="1A1916"/>
+                <w:sz w:val="20"/>
+                <w:szCs w:val="20"/>
+              </w:rPr>
+              <w:t>manajemen</w:t>
+            </w:r>
+            <w:proofErr w:type="spellEnd"/>
+            <w:r>
+              <w:rPr>
+                <w:color w:val="1A1916"/>
+                <w:sz w:val="20"/>
+                <w:szCs w:val="20"/>
+              </w:rPr>
+              <w:t xml:space="preserve"> API key di dashboard</w:t>
             </w:r>
           </w:p>
         </w:tc>
@@ -9397,6 +13970,7 @@
             </w:tcMar>
           </w:tcPr>
           <w:p>
+            <w:proofErr w:type="spellStart"/>
             <w:r>
               <w:rPr>
                 <w:b/>
@@ -9407,6 +13981,7 @@
               </w:rPr>
               <w:t>Rendah</w:t>
             </w:r>
+            <w:proofErr w:type="spellEnd"/>
           </w:p>
         </w:tc>
         <w:tc>
@@ -9461,7 +14036,25 @@
                 <w:sz w:val="20"/>
                 <w:szCs w:val="20"/>
               </w:rPr>
-              <w:t>Generate ulang, revoke key</w:t>
+              <w:t xml:space="preserve">Generate </w:t>
+            </w:r>
+            <w:proofErr w:type="spellStart"/>
+            <w:r>
+              <w:rPr>
+                <w:color w:val="7A7870"/>
+                <w:sz w:val="20"/>
+                <w:szCs w:val="20"/>
+              </w:rPr>
+              <w:t>ulang</w:t>
+            </w:r>
+            <w:proofErr w:type="spellEnd"/>
+            <w:r>
+              <w:rPr>
+                <w:color w:val="7A7870"/>
+                <w:sz w:val="20"/>
+                <w:szCs w:val="20"/>
+              </w:rPr>
+              <w:t>, revoke key</w:t>
             </w:r>
           </w:p>
         </w:tc>
@@ -9491,7 +14084,6 @@
                 <w:sz w:val="20"/>
                 <w:szCs w:val="20"/>
               </w:rPr>
-              <w:lastRenderedPageBreak/>
               <w:t>4</w:t>
             </w:r>
           </w:p>
@@ -9514,14 +14106,34 @@
             </w:tcMar>
           </w:tcPr>
           <w:p>
-            <w:r>
-              <w:rPr>
-                <w:color w:val="1A1916"/>
-                <w:sz w:val="20"/>
-                <w:szCs w:val="20"/>
-              </w:rPr>
-              <w:t>Dokumentasi API sederhana</w:t>
-            </w:r>
+            <w:proofErr w:type="spellStart"/>
+            <w:r>
+              <w:rPr>
+                <w:color w:val="1A1916"/>
+                <w:sz w:val="20"/>
+                <w:szCs w:val="20"/>
+              </w:rPr>
+              <w:t>Dokumentasi</w:t>
+            </w:r>
+            <w:proofErr w:type="spellEnd"/>
+            <w:r>
+              <w:rPr>
+                <w:color w:val="1A1916"/>
+                <w:sz w:val="20"/>
+                <w:szCs w:val="20"/>
+              </w:rPr>
+              <w:t xml:space="preserve"> API </w:t>
+            </w:r>
+            <w:proofErr w:type="spellStart"/>
+            <w:r>
+              <w:rPr>
+                <w:color w:val="1A1916"/>
+                <w:sz w:val="20"/>
+                <w:szCs w:val="20"/>
+              </w:rPr>
+              <w:t>sederhana</w:t>
+            </w:r>
+            <w:proofErr w:type="spellEnd"/>
           </w:p>
         </w:tc>
         <w:tc>
@@ -9542,6 +14154,7 @@
             </w:tcMar>
           </w:tcPr>
           <w:p>
+            <w:proofErr w:type="spellStart"/>
             <w:r>
               <w:rPr>
                 <w:b/>
@@ -9552,6 +14165,7 @@
               </w:rPr>
               <w:t>Rendah</w:t>
             </w:r>
+            <w:proofErr w:type="spellEnd"/>
           </w:p>
         </w:tc>
         <w:tc>
@@ -9606,8 +14220,36 @@
                 <w:sz w:val="20"/>
                 <w:szCs w:val="20"/>
               </w:rPr>
-              <w:t>Bisa pakai Swagger/OpenAPI</w:t>
-            </w:r>
+              <w:t xml:space="preserve">Bisa </w:t>
+            </w:r>
+            <w:proofErr w:type="spellStart"/>
+            <w:r>
+              <w:rPr>
+                <w:color w:val="7A7870"/>
+                <w:sz w:val="20"/>
+                <w:szCs w:val="20"/>
+              </w:rPr>
+              <w:t>pakai</w:t>
+            </w:r>
+            <w:proofErr w:type="spellEnd"/>
+            <w:r>
+              <w:rPr>
+                <w:color w:val="7A7870"/>
+                <w:sz w:val="20"/>
+                <w:szCs w:val="20"/>
+              </w:rPr>
+              <w:t xml:space="preserve"> Swagger/</w:t>
+            </w:r>
+            <w:proofErr w:type="spellStart"/>
+            <w:r>
+              <w:rPr>
+                <w:color w:val="7A7870"/>
+                <w:sz w:val="20"/>
+                <w:szCs w:val="20"/>
+              </w:rPr>
+              <w:t>OpenAPI</w:t>
+            </w:r>
+            <w:proofErr w:type="spellEnd"/>
           </w:p>
         </w:tc>
       </w:tr>
@@ -9625,18 +14267,146 @@
         <w:pStyle w:val="Heading1"/>
       </w:pPr>
       <w:r>
-        <w:t>Skema Database (Ringkasan)</w:t>
+        <w:t>Skema Database (</w:t>
+      </w:r>
+      <w:proofErr w:type="spellStart"/>
+      <w:r>
+        <w:t>Ringkasan</w:t>
+      </w:r>
+      <w:proofErr w:type="spellEnd"/>
+      <w:r>
+        <w:t>)</w:t>
       </w:r>
     </w:p>
     <w:p>
       <w:pPr>
         <w:spacing w:before="60" w:after="60"/>
       </w:pPr>
-      <w:r>
-        <w:rPr>
-          <w:color w:val="1A1916"/>
-        </w:rPr>
-        <w:t>Tiga tabel utama yang dibutuhkan untuk mendukung semua fitur di atas:</w:t>
+      <w:proofErr w:type="spellStart"/>
+      <w:r>
+        <w:rPr>
+          <w:color w:val="1A1916"/>
+        </w:rPr>
+        <w:t>Tiga</w:t>
+      </w:r>
+      <w:proofErr w:type="spellEnd"/>
+      <w:r>
+        <w:rPr>
+          <w:color w:val="1A1916"/>
+        </w:rPr>
+        <w:t xml:space="preserve"> </w:t>
+      </w:r>
+      <w:proofErr w:type="spellStart"/>
+      <w:r>
+        <w:rPr>
+          <w:color w:val="1A1916"/>
+        </w:rPr>
+        <w:t>tabel</w:t>
+      </w:r>
+      <w:proofErr w:type="spellEnd"/>
+      <w:r>
+        <w:rPr>
+          <w:color w:val="1A1916"/>
+        </w:rPr>
+        <w:t xml:space="preserve"> </w:t>
+      </w:r>
+      <w:proofErr w:type="spellStart"/>
+      <w:r>
+        <w:rPr>
+          <w:color w:val="1A1916"/>
+        </w:rPr>
+        <w:t>utama</w:t>
+      </w:r>
+      <w:proofErr w:type="spellEnd"/>
+      <w:r>
+        <w:rPr>
+          <w:color w:val="1A1916"/>
+        </w:rPr>
+        <w:t xml:space="preserve"> yang </w:t>
+      </w:r>
+      <w:proofErr w:type="spellStart"/>
+      <w:r>
+        <w:rPr>
+          <w:color w:val="1A1916"/>
+        </w:rPr>
+        <w:t>dibutuhkan</w:t>
+      </w:r>
+      <w:proofErr w:type="spellEnd"/>
+      <w:r>
+        <w:rPr>
+          <w:color w:val="1A1916"/>
+        </w:rPr>
+        <w:t xml:space="preserve"> </w:t>
+      </w:r>
+      <w:proofErr w:type="spellStart"/>
+      <w:r>
+        <w:rPr>
+          <w:color w:val="1A1916"/>
+        </w:rPr>
+        <w:t>untuk</w:t>
+      </w:r>
+      <w:proofErr w:type="spellEnd"/>
+      <w:r>
+        <w:rPr>
+          <w:color w:val="1A1916"/>
+        </w:rPr>
+        <w:t xml:space="preserve"> </w:t>
+      </w:r>
+      <w:proofErr w:type="spellStart"/>
+      <w:r>
+        <w:rPr>
+          <w:color w:val="1A1916"/>
+        </w:rPr>
+        <w:t>mendukung</w:t>
+      </w:r>
+      <w:proofErr w:type="spellEnd"/>
+      <w:r>
+        <w:rPr>
+          <w:color w:val="1A1916"/>
+        </w:rPr>
+        <w:t xml:space="preserve"> </w:t>
+      </w:r>
+      <w:proofErr w:type="spellStart"/>
+      <w:r>
+        <w:rPr>
+          <w:color w:val="1A1916"/>
+        </w:rPr>
+        <w:t>semua</w:t>
+      </w:r>
+      <w:proofErr w:type="spellEnd"/>
+      <w:r>
+        <w:rPr>
+          <w:color w:val="1A1916"/>
+        </w:rPr>
+        <w:t xml:space="preserve"> </w:t>
+      </w:r>
+      <w:proofErr w:type="spellStart"/>
+      <w:r>
+        <w:rPr>
+          <w:color w:val="1A1916"/>
+        </w:rPr>
+        <w:t>fitur</w:t>
+      </w:r>
+      <w:proofErr w:type="spellEnd"/>
+      <w:r>
+        <w:rPr>
+          <w:color w:val="1A1916"/>
+        </w:rPr>
+        <w:t xml:space="preserve"> di </w:t>
+      </w:r>
+      <w:proofErr w:type="spellStart"/>
+      <w:r>
+        <w:rPr>
+          <w:color w:val="1A1916"/>
+        </w:rPr>
+        <w:t>atas</w:t>
+      </w:r>
+      <w:proofErr w:type="spellEnd"/>
+      <w:r>
+        <w:rPr>
+          <w:color w:val="1A1916"/>
+        </w:rPr>
+        <w:t>:</w:t>
       </w:r>
     </w:p>
     <w:p>
@@ -9748,6 +14518,7 @@
             </w:tcMar>
           </w:tcPr>
           <w:p>
+            <w:proofErr w:type="spellStart"/>
             <w:r>
               <w:rPr>
                 <w:b/>
@@ -9758,6 +14529,7 @@
               </w:rPr>
               <w:t>Keterangan</w:t>
             </w:r>
+            <w:proofErr w:type="spellEnd"/>
           </w:p>
         </w:tc>
       </w:tr>
@@ -9814,8 +14586,36 @@
                 <w:sz w:val="20"/>
                 <w:szCs w:val="20"/>
               </w:rPr>
-              <w:t>id, email, password_hash, created_at</w:t>
-            </w:r>
+              <w:t xml:space="preserve">id, email, </w:t>
+            </w:r>
+            <w:proofErr w:type="spellStart"/>
+            <w:r>
+              <w:rPr>
+                <w:color w:val="7A7870"/>
+                <w:sz w:val="20"/>
+                <w:szCs w:val="20"/>
+              </w:rPr>
+              <w:t>password_hash</w:t>
+            </w:r>
+            <w:proofErr w:type="spellEnd"/>
+            <w:r>
+              <w:rPr>
+                <w:color w:val="7A7870"/>
+                <w:sz w:val="20"/>
+                <w:szCs w:val="20"/>
+              </w:rPr>
+              <w:t xml:space="preserve">, </w:t>
+            </w:r>
+            <w:proofErr w:type="spellStart"/>
+            <w:r>
+              <w:rPr>
+                <w:color w:val="7A7870"/>
+                <w:sz w:val="20"/>
+                <w:szCs w:val="20"/>
+              </w:rPr>
+              <w:t>created_at</w:t>
+            </w:r>
+            <w:proofErr w:type="spellEnd"/>
           </w:p>
         </w:tc>
         <w:tc>
@@ -9842,7 +14642,133 @@
                 <w:sz w:val="20"/>
                 <w:szCs w:val="20"/>
               </w:rPr>
-              <w:t>Data akun pengguna. Password disimpan sebagai bcrypt hash, tidak pernah plaintext.</w:t>
+              <w:t xml:space="preserve">Data </w:t>
+            </w:r>
+            <w:proofErr w:type="spellStart"/>
+            <w:r>
+              <w:rPr>
+                <w:color w:val="7A7870"/>
+                <w:sz w:val="20"/>
+                <w:szCs w:val="20"/>
+              </w:rPr>
+              <w:t>akun</w:t>
+            </w:r>
+            <w:proofErr w:type="spellEnd"/>
+            <w:r>
+              <w:rPr>
+                <w:color w:val="7A7870"/>
+                <w:sz w:val="20"/>
+                <w:szCs w:val="20"/>
+              </w:rPr>
+              <w:t xml:space="preserve"> </w:t>
+            </w:r>
+            <w:proofErr w:type="spellStart"/>
+            <w:r>
+              <w:rPr>
+                <w:color w:val="7A7870"/>
+                <w:sz w:val="20"/>
+                <w:szCs w:val="20"/>
+              </w:rPr>
+              <w:t>pengguna</w:t>
+            </w:r>
+            <w:proofErr w:type="spellEnd"/>
+            <w:r>
+              <w:rPr>
+                <w:color w:val="7A7870"/>
+                <w:sz w:val="20"/>
+                <w:szCs w:val="20"/>
+              </w:rPr>
+              <w:t xml:space="preserve">. Password </w:t>
+            </w:r>
+            <w:proofErr w:type="spellStart"/>
+            <w:r>
+              <w:rPr>
+                <w:color w:val="7A7870"/>
+                <w:sz w:val="20"/>
+                <w:szCs w:val="20"/>
+              </w:rPr>
+              <w:t>disimpan</w:t>
+            </w:r>
+            <w:proofErr w:type="spellEnd"/>
+            <w:r>
+              <w:rPr>
+                <w:color w:val="7A7870"/>
+                <w:sz w:val="20"/>
+                <w:szCs w:val="20"/>
+              </w:rPr>
+              <w:t xml:space="preserve"> </w:t>
+            </w:r>
+            <w:proofErr w:type="spellStart"/>
+            <w:r>
+              <w:rPr>
+                <w:color w:val="7A7870"/>
+                <w:sz w:val="20"/>
+                <w:szCs w:val="20"/>
+              </w:rPr>
+              <w:t>sebagai</w:t>
+            </w:r>
+            <w:proofErr w:type="spellEnd"/>
+            <w:r>
+              <w:rPr>
+                <w:color w:val="7A7870"/>
+                <w:sz w:val="20"/>
+                <w:szCs w:val="20"/>
+              </w:rPr>
+              <w:t xml:space="preserve"> </w:t>
+            </w:r>
+            <w:proofErr w:type="spellStart"/>
+            <w:r>
+              <w:rPr>
+                <w:color w:val="7A7870"/>
+                <w:sz w:val="20"/>
+                <w:szCs w:val="20"/>
+              </w:rPr>
+              <w:t>bcrypt</w:t>
+            </w:r>
+            <w:proofErr w:type="spellEnd"/>
+            <w:r>
+              <w:rPr>
+                <w:color w:val="7A7870"/>
+                <w:sz w:val="20"/>
+                <w:szCs w:val="20"/>
+              </w:rPr>
+              <w:t xml:space="preserve"> hash, </w:t>
+            </w:r>
+            <w:proofErr w:type="spellStart"/>
+            <w:r>
+              <w:rPr>
+                <w:color w:val="7A7870"/>
+                <w:sz w:val="20"/>
+                <w:szCs w:val="20"/>
+              </w:rPr>
+              <w:t>tidak</w:t>
+            </w:r>
+            <w:proofErr w:type="spellEnd"/>
+            <w:r>
+              <w:rPr>
+                <w:color w:val="7A7870"/>
+                <w:sz w:val="20"/>
+                <w:szCs w:val="20"/>
+              </w:rPr>
+              <w:t xml:space="preserve"> </w:t>
+            </w:r>
+            <w:proofErr w:type="spellStart"/>
+            <w:r>
+              <w:rPr>
+                <w:color w:val="7A7870"/>
+                <w:sz w:val="20"/>
+                <w:szCs w:val="20"/>
+              </w:rPr>
+              <w:t>pernah</w:t>
+            </w:r>
+            <w:proofErr w:type="spellEnd"/>
+            <w:r>
+              <w:rPr>
+                <w:color w:val="7A7870"/>
+                <w:sz w:val="20"/>
+                <w:szCs w:val="20"/>
+              </w:rPr>
+              <w:t xml:space="preserve"> plaintext.</w:t>
             </w:r>
           </w:p>
         </w:tc>
@@ -9900,8 +14826,72 @@
                 <w:sz w:val="20"/>
                 <w:szCs w:val="20"/>
               </w:rPr>
-              <w:t>id, slug, original_url, user_id, clicks, expired_at, max_clicks</w:t>
-            </w:r>
+              <w:t xml:space="preserve">id, slug, </w:t>
+            </w:r>
+            <w:proofErr w:type="spellStart"/>
+            <w:r>
+              <w:rPr>
+                <w:color w:val="7A7870"/>
+                <w:sz w:val="20"/>
+                <w:szCs w:val="20"/>
+              </w:rPr>
+              <w:t>original_url</w:t>
+            </w:r>
+            <w:proofErr w:type="spellEnd"/>
+            <w:r>
+              <w:rPr>
+                <w:color w:val="7A7870"/>
+                <w:sz w:val="20"/>
+                <w:szCs w:val="20"/>
+              </w:rPr>
+              <w:t xml:space="preserve">, </w:t>
+            </w:r>
+            <w:proofErr w:type="spellStart"/>
+            <w:r>
+              <w:rPr>
+                <w:color w:val="7A7870"/>
+                <w:sz w:val="20"/>
+                <w:szCs w:val="20"/>
+              </w:rPr>
+              <w:t>user_id</w:t>
+            </w:r>
+            <w:proofErr w:type="spellEnd"/>
+            <w:r>
+              <w:rPr>
+                <w:color w:val="7A7870"/>
+                <w:sz w:val="20"/>
+                <w:szCs w:val="20"/>
+              </w:rPr>
+              <w:t xml:space="preserve">, clicks, </w:t>
+            </w:r>
+            <w:proofErr w:type="spellStart"/>
+            <w:r>
+              <w:rPr>
+                <w:color w:val="7A7870"/>
+                <w:sz w:val="20"/>
+                <w:szCs w:val="20"/>
+              </w:rPr>
+              <w:t>expired_at</w:t>
+            </w:r>
+            <w:proofErr w:type="spellEnd"/>
+            <w:r>
+              <w:rPr>
+                <w:color w:val="7A7870"/>
+                <w:sz w:val="20"/>
+                <w:szCs w:val="20"/>
+              </w:rPr>
+              <w:t xml:space="preserve">, </w:t>
+            </w:r>
+            <w:proofErr w:type="spellStart"/>
+            <w:r>
+              <w:rPr>
+                <w:color w:val="7A7870"/>
+                <w:sz w:val="20"/>
+                <w:szCs w:val="20"/>
+              </w:rPr>
+              <w:t>max_clicks</w:t>
+            </w:r>
+            <w:proofErr w:type="spellEnd"/>
           </w:p>
         </w:tc>
         <w:tc>
@@ -9928,7 +14918,115 @@
                 <w:sz w:val="20"/>
                 <w:szCs w:val="20"/>
               </w:rPr>
-              <w:t>Data setiap link pendek. user_id adalah foreign key ke tabel users.</w:t>
+              <w:t xml:space="preserve">Data </w:t>
+            </w:r>
+            <w:proofErr w:type="spellStart"/>
+            <w:r>
+              <w:rPr>
+                <w:color w:val="7A7870"/>
+                <w:sz w:val="20"/>
+                <w:szCs w:val="20"/>
+              </w:rPr>
+              <w:t>setiap</w:t>
+            </w:r>
+            <w:proofErr w:type="spellEnd"/>
+            <w:r>
+              <w:rPr>
+                <w:color w:val="7A7870"/>
+                <w:sz w:val="20"/>
+                <w:szCs w:val="20"/>
+              </w:rPr>
+              <w:t xml:space="preserve"> link </w:t>
+            </w:r>
+            <w:proofErr w:type="spellStart"/>
+            <w:r>
+              <w:rPr>
+                <w:color w:val="7A7870"/>
+                <w:sz w:val="20"/>
+                <w:szCs w:val="20"/>
+              </w:rPr>
+              <w:t>pendek</w:t>
+            </w:r>
+            <w:proofErr w:type="spellEnd"/>
+            <w:r>
+              <w:rPr>
+                <w:color w:val="7A7870"/>
+                <w:sz w:val="20"/>
+                <w:szCs w:val="20"/>
+              </w:rPr>
+              <w:t xml:space="preserve">. </w:t>
+            </w:r>
+            <w:proofErr w:type="spellStart"/>
+            <w:r>
+              <w:rPr>
+                <w:color w:val="7A7870"/>
+                <w:sz w:val="20"/>
+                <w:szCs w:val="20"/>
+              </w:rPr>
+              <w:t>user_id</w:t>
+            </w:r>
+            <w:proofErr w:type="spellEnd"/>
+            <w:r>
+              <w:rPr>
+                <w:color w:val="7A7870"/>
+                <w:sz w:val="20"/>
+                <w:szCs w:val="20"/>
+              </w:rPr>
+              <w:t xml:space="preserve"> </w:t>
+            </w:r>
+            <w:proofErr w:type="spellStart"/>
+            <w:r>
+              <w:rPr>
+                <w:color w:val="7A7870"/>
+                <w:sz w:val="20"/>
+                <w:szCs w:val="20"/>
+              </w:rPr>
+              <w:t>adalah</w:t>
+            </w:r>
+            <w:proofErr w:type="spellEnd"/>
+            <w:r>
+              <w:rPr>
+                <w:color w:val="7A7870"/>
+                <w:sz w:val="20"/>
+                <w:szCs w:val="20"/>
+              </w:rPr>
+              <w:t xml:space="preserve"> foreign key </w:t>
+            </w:r>
+            <w:proofErr w:type="spellStart"/>
+            <w:r>
+              <w:rPr>
+                <w:color w:val="7A7870"/>
+                <w:sz w:val="20"/>
+                <w:szCs w:val="20"/>
+              </w:rPr>
+              <w:t>ke</w:t>
+            </w:r>
+            <w:proofErr w:type="spellEnd"/>
+            <w:r>
+              <w:rPr>
+                <w:color w:val="7A7870"/>
+                <w:sz w:val="20"/>
+                <w:szCs w:val="20"/>
+              </w:rPr>
+              <w:t xml:space="preserve"> </w:t>
+            </w:r>
+            <w:proofErr w:type="spellStart"/>
+            <w:r>
+              <w:rPr>
+                <w:color w:val="7A7870"/>
+                <w:sz w:val="20"/>
+                <w:szCs w:val="20"/>
+              </w:rPr>
+              <w:t>tabel</w:t>
+            </w:r>
+            <w:proofErr w:type="spellEnd"/>
+            <w:r>
+              <w:rPr>
+                <w:color w:val="7A7870"/>
+                <w:sz w:val="20"/>
+                <w:szCs w:val="20"/>
+              </w:rPr>
+              <w:t xml:space="preserve"> users.</w:t>
             </w:r>
           </w:p>
         </w:tc>
@@ -9952,6 +15050,7 @@
             </w:tcMar>
           </w:tcPr>
           <w:p>
+            <w:proofErr w:type="spellStart"/>
             <w:r>
               <w:rPr>
                 <w:color w:val="1A1916"/>
@@ -9960,6 +15059,7 @@
               </w:rPr>
               <w:t>click_logs</w:t>
             </w:r>
+            <w:proofErr w:type="spellEnd"/>
           </w:p>
         </w:tc>
         <w:tc>
@@ -9986,7 +15086,79 @@
                 <w:sz w:val="20"/>
                 <w:szCs w:val="20"/>
               </w:rPr>
-              <w:t>id, link_id, clicked_at, ip_address, user_agent, country</w:t>
+              <w:t xml:space="preserve">id, </w:t>
+            </w:r>
+            <w:proofErr w:type="spellStart"/>
+            <w:r>
+              <w:rPr>
+                <w:color w:val="7A7870"/>
+                <w:sz w:val="20"/>
+                <w:szCs w:val="20"/>
+              </w:rPr>
+              <w:t>link_id</w:t>
+            </w:r>
+            <w:proofErr w:type="spellEnd"/>
+            <w:r>
+              <w:rPr>
+                <w:color w:val="7A7870"/>
+                <w:sz w:val="20"/>
+                <w:szCs w:val="20"/>
+              </w:rPr>
+              <w:t xml:space="preserve">, </w:t>
+            </w:r>
+            <w:proofErr w:type="spellStart"/>
+            <w:r>
+              <w:rPr>
+                <w:color w:val="7A7870"/>
+                <w:sz w:val="20"/>
+                <w:szCs w:val="20"/>
+              </w:rPr>
+              <w:t>clicked_at</w:t>
+            </w:r>
+            <w:proofErr w:type="spellEnd"/>
+            <w:r>
+              <w:rPr>
+                <w:color w:val="7A7870"/>
+                <w:sz w:val="20"/>
+                <w:szCs w:val="20"/>
+              </w:rPr>
+              <w:t xml:space="preserve">, </w:t>
+            </w:r>
+            <w:proofErr w:type="spellStart"/>
+            <w:r>
+              <w:rPr>
+                <w:color w:val="7A7870"/>
+                <w:sz w:val="20"/>
+                <w:szCs w:val="20"/>
+              </w:rPr>
+              <w:t>ip_address</w:t>
+            </w:r>
+            <w:proofErr w:type="spellEnd"/>
+            <w:r>
+              <w:rPr>
+                <w:color w:val="7A7870"/>
+                <w:sz w:val="20"/>
+                <w:szCs w:val="20"/>
+              </w:rPr>
+              <w:t xml:space="preserve">, </w:t>
+            </w:r>
+            <w:proofErr w:type="spellStart"/>
+            <w:r>
+              <w:rPr>
+                <w:color w:val="7A7870"/>
+                <w:sz w:val="20"/>
+                <w:szCs w:val="20"/>
+              </w:rPr>
+              <w:t>user_agent</w:t>
+            </w:r>
+            <w:proofErr w:type="spellEnd"/>
+            <w:r>
+              <w:rPr>
+                <w:color w:val="7A7870"/>
+                <w:sz w:val="20"/>
+                <w:szCs w:val="20"/>
+              </w:rPr>
+              <w:t>, country</w:t>
             </w:r>
           </w:p>
         </w:tc>
@@ -10014,7 +15186,151 @@
                 <w:sz w:val="20"/>
                 <w:szCs w:val="20"/>
               </w:rPr>
-              <w:t>Log setiap klik. link_id adalah foreign key ke tabel links. Digunakan untuk analytics.</w:t>
+              <w:t xml:space="preserve">Log </w:t>
+            </w:r>
+            <w:proofErr w:type="spellStart"/>
+            <w:r>
+              <w:rPr>
+                <w:color w:val="7A7870"/>
+                <w:sz w:val="20"/>
+                <w:szCs w:val="20"/>
+              </w:rPr>
+              <w:t>setiap</w:t>
+            </w:r>
+            <w:proofErr w:type="spellEnd"/>
+            <w:r>
+              <w:rPr>
+                <w:color w:val="7A7870"/>
+                <w:sz w:val="20"/>
+                <w:szCs w:val="20"/>
+              </w:rPr>
+              <w:t xml:space="preserve"> </w:t>
+            </w:r>
+            <w:proofErr w:type="spellStart"/>
+            <w:r>
+              <w:rPr>
+                <w:color w:val="7A7870"/>
+                <w:sz w:val="20"/>
+                <w:szCs w:val="20"/>
+              </w:rPr>
+              <w:t>klik</w:t>
+            </w:r>
+            <w:proofErr w:type="spellEnd"/>
+            <w:r>
+              <w:rPr>
+                <w:color w:val="7A7870"/>
+                <w:sz w:val="20"/>
+                <w:szCs w:val="20"/>
+              </w:rPr>
+              <w:t xml:space="preserve">. </w:t>
+            </w:r>
+            <w:proofErr w:type="spellStart"/>
+            <w:r>
+              <w:rPr>
+                <w:color w:val="7A7870"/>
+                <w:sz w:val="20"/>
+                <w:szCs w:val="20"/>
+              </w:rPr>
+              <w:t>link_id</w:t>
+            </w:r>
+            <w:proofErr w:type="spellEnd"/>
+            <w:r>
+              <w:rPr>
+                <w:color w:val="7A7870"/>
+                <w:sz w:val="20"/>
+                <w:szCs w:val="20"/>
+              </w:rPr>
+              <w:t xml:space="preserve"> </w:t>
+            </w:r>
+            <w:proofErr w:type="spellStart"/>
+            <w:r>
+              <w:rPr>
+                <w:color w:val="7A7870"/>
+                <w:sz w:val="20"/>
+                <w:szCs w:val="20"/>
+              </w:rPr>
+              <w:t>adalah</w:t>
+            </w:r>
+            <w:proofErr w:type="spellEnd"/>
+            <w:r>
+              <w:rPr>
+                <w:color w:val="7A7870"/>
+                <w:sz w:val="20"/>
+                <w:szCs w:val="20"/>
+              </w:rPr>
+              <w:t xml:space="preserve"> foreign key </w:t>
+            </w:r>
+            <w:proofErr w:type="spellStart"/>
+            <w:r>
+              <w:rPr>
+                <w:color w:val="7A7870"/>
+                <w:sz w:val="20"/>
+                <w:szCs w:val="20"/>
+              </w:rPr>
+              <w:t>ke</w:t>
+            </w:r>
+            <w:proofErr w:type="spellEnd"/>
+            <w:r>
+              <w:rPr>
+                <w:color w:val="7A7870"/>
+                <w:sz w:val="20"/>
+                <w:szCs w:val="20"/>
+              </w:rPr>
+              <w:t xml:space="preserve"> </w:t>
+            </w:r>
+            <w:proofErr w:type="spellStart"/>
+            <w:r>
+              <w:rPr>
+                <w:color w:val="7A7870"/>
+                <w:sz w:val="20"/>
+                <w:szCs w:val="20"/>
+              </w:rPr>
+              <w:t>tabel</w:t>
+            </w:r>
+            <w:proofErr w:type="spellEnd"/>
+            <w:r>
+              <w:rPr>
+                <w:color w:val="7A7870"/>
+                <w:sz w:val="20"/>
+                <w:szCs w:val="20"/>
+              </w:rPr>
+              <w:t xml:space="preserve"> links. </w:t>
+            </w:r>
+            <w:proofErr w:type="spellStart"/>
+            <w:r>
+              <w:rPr>
+                <w:color w:val="7A7870"/>
+                <w:sz w:val="20"/>
+                <w:szCs w:val="20"/>
+              </w:rPr>
+              <w:t>Digunakan</w:t>
+            </w:r>
+            <w:proofErr w:type="spellEnd"/>
+            <w:r>
+              <w:rPr>
+                <w:color w:val="7A7870"/>
+                <w:sz w:val="20"/>
+                <w:szCs w:val="20"/>
+              </w:rPr>
+              <w:t xml:space="preserve"> </w:t>
+            </w:r>
+            <w:proofErr w:type="spellStart"/>
+            <w:r>
+              <w:rPr>
+                <w:color w:val="7A7870"/>
+                <w:sz w:val="20"/>
+                <w:szCs w:val="20"/>
+              </w:rPr>
+              <w:t>untuk</w:t>
+            </w:r>
+            <w:proofErr w:type="spellEnd"/>
+            <w:r>
+              <w:rPr>
+                <w:color w:val="7A7870"/>
+                <w:sz w:val="20"/>
+                <w:szCs w:val="20"/>
+              </w:rPr>
+              <w:t xml:space="preserve"> analytics.</w:t>
             </w:r>
           </w:p>
         </w:tc>
@@ -10032,8 +15348,13 @@
       <w:pPr>
         <w:pStyle w:val="Heading1"/>
       </w:pPr>
-      <w:r>
-        <w:t>Catatan &amp; Tips</w:t>
+      <w:proofErr w:type="spellStart"/>
+      <w:r>
+        <w:t>Catatan</w:t>
+      </w:r>
+      <w:proofErr w:type="spellEnd"/>
+      <w:r>
+        <w:t xml:space="preserve"> &amp; Tips</w:t>
       </w:r>
     </w:p>
     <w:p>
@@ -10049,7 +15370,119 @@
         <w:rPr>
           <w:color w:val="1A1916"/>
         </w:rPr>
-        <w:t>Mulai dari Redirect dulu — tanpa ini, aplikasi belum bisa disebut URL shortener</w:t>
+        <w:t xml:space="preserve">Mulai </w:t>
+      </w:r>
+      <w:proofErr w:type="spellStart"/>
+      <w:r>
+        <w:rPr>
+          <w:color w:val="1A1916"/>
+        </w:rPr>
+        <w:t>dari</w:t>
+      </w:r>
+      <w:proofErr w:type="spellEnd"/>
+      <w:r>
+        <w:rPr>
+          <w:color w:val="1A1916"/>
+        </w:rPr>
+        <w:t xml:space="preserve"> Redirect </w:t>
+      </w:r>
+      <w:proofErr w:type="spellStart"/>
+      <w:r>
+        <w:rPr>
+          <w:color w:val="1A1916"/>
+        </w:rPr>
+        <w:t>dulu</w:t>
+      </w:r>
+      <w:proofErr w:type="spellEnd"/>
+      <w:r>
+        <w:rPr>
+          <w:color w:val="1A1916"/>
+        </w:rPr>
+        <w:t xml:space="preserve"> — </w:t>
+      </w:r>
+      <w:proofErr w:type="spellStart"/>
+      <w:r>
+        <w:rPr>
+          <w:color w:val="1A1916"/>
+        </w:rPr>
+        <w:t>tanpa</w:t>
+      </w:r>
+      <w:proofErr w:type="spellEnd"/>
+      <w:r>
+        <w:rPr>
+          <w:color w:val="1A1916"/>
+        </w:rPr>
+        <w:t xml:space="preserve"> </w:t>
+      </w:r>
+      <w:proofErr w:type="spellStart"/>
+      <w:r>
+        <w:rPr>
+          <w:color w:val="1A1916"/>
+        </w:rPr>
+        <w:t>ini</w:t>
+      </w:r>
+      <w:proofErr w:type="spellEnd"/>
+      <w:r>
+        <w:rPr>
+          <w:color w:val="1A1916"/>
+        </w:rPr>
+        <w:t xml:space="preserve">, </w:t>
+      </w:r>
+      <w:proofErr w:type="spellStart"/>
+      <w:r>
+        <w:rPr>
+          <w:color w:val="1A1916"/>
+        </w:rPr>
+        <w:t>aplikasi</w:t>
+      </w:r>
+      <w:proofErr w:type="spellEnd"/>
+      <w:r>
+        <w:rPr>
+          <w:color w:val="1A1916"/>
+        </w:rPr>
+        <w:t xml:space="preserve"> </w:t>
+      </w:r>
+      <w:proofErr w:type="spellStart"/>
+      <w:r>
+        <w:rPr>
+          <w:color w:val="1A1916"/>
+        </w:rPr>
+        <w:t>belum</w:t>
+      </w:r>
+      <w:proofErr w:type="spellEnd"/>
+      <w:r>
+        <w:rPr>
+          <w:color w:val="1A1916"/>
+        </w:rPr>
+        <w:t xml:space="preserve"> </w:t>
+      </w:r>
+      <w:proofErr w:type="spellStart"/>
+      <w:r>
+        <w:rPr>
+          <w:color w:val="1A1916"/>
+        </w:rPr>
+        <w:t>bisa</w:t>
+      </w:r>
+      <w:proofErr w:type="spellEnd"/>
+      <w:r>
+        <w:rPr>
+          <w:color w:val="1A1916"/>
+        </w:rPr>
+        <w:t xml:space="preserve"> </w:t>
+      </w:r>
+      <w:proofErr w:type="spellStart"/>
+      <w:r>
+        <w:rPr>
+          <w:color w:val="1A1916"/>
+        </w:rPr>
+        <w:t>disebut</w:t>
+      </w:r>
+      <w:proofErr w:type="spellEnd"/>
+      <w:r>
+        <w:rPr>
+          <w:color w:val="1A1916"/>
+        </w:rPr>
+        <w:t xml:space="preserve"> URL shortener</w:t>
       </w:r>
     </w:p>
     <w:p>
@@ -10061,11 +15494,89 @@
         </w:numPr>
         <w:spacing w:before="40" w:after="40"/>
       </w:pPr>
-      <w:r>
-        <w:rPr>
-          <w:color w:val="1A1916"/>
-        </w:rPr>
-        <w:t>Gunakan database migration tool seperti golang-migrate agar perubahan skema bisa di-track</w:t>
+      <w:proofErr w:type="spellStart"/>
+      <w:r>
+        <w:rPr>
+          <w:color w:val="1A1916"/>
+        </w:rPr>
+        <w:t>Gunakan</w:t>
+      </w:r>
+      <w:proofErr w:type="spellEnd"/>
+      <w:r>
+        <w:rPr>
+          <w:color w:val="1A1916"/>
+        </w:rPr>
+        <w:t xml:space="preserve"> database migration tool </w:t>
+      </w:r>
+      <w:proofErr w:type="spellStart"/>
+      <w:r>
+        <w:rPr>
+          <w:color w:val="1A1916"/>
+        </w:rPr>
+        <w:t>seperti</w:t>
+      </w:r>
+      <w:proofErr w:type="spellEnd"/>
+      <w:r>
+        <w:rPr>
+          <w:color w:val="1A1916"/>
+        </w:rPr>
+        <w:t xml:space="preserve"> </w:t>
+      </w:r>
+      <w:proofErr w:type="spellStart"/>
+      <w:r>
+        <w:rPr>
+          <w:color w:val="1A1916"/>
+        </w:rPr>
+        <w:t>golang</w:t>
+      </w:r>
+      <w:proofErr w:type="spellEnd"/>
+      <w:r>
+        <w:rPr>
+          <w:color w:val="1A1916"/>
+        </w:rPr>
+        <w:t xml:space="preserve">-migrate agar </w:t>
+      </w:r>
+      <w:proofErr w:type="spellStart"/>
+      <w:r>
+        <w:rPr>
+          <w:color w:val="1A1916"/>
+        </w:rPr>
+        <w:t>perubahan</w:t>
+      </w:r>
+      <w:proofErr w:type="spellEnd"/>
+      <w:r>
+        <w:rPr>
+          <w:color w:val="1A1916"/>
+        </w:rPr>
+        <w:t xml:space="preserve"> </w:t>
+      </w:r>
+      <w:proofErr w:type="spellStart"/>
+      <w:r>
+        <w:rPr>
+          <w:color w:val="1A1916"/>
+        </w:rPr>
+        <w:t>skema</w:t>
+      </w:r>
+      <w:proofErr w:type="spellEnd"/>
+      <w:r>
+        <w:rPr>
+          <w:color w:val="1A1916"/>
+        </w:rPr>
+        <w:t xml:space="preserve"> </w:t>
+      </w:r>
+      <w:proofErr w:type="spellStart"/>
+      <w:r>
+        <w:rPr>
+          <w:color w:val="1A1916"/>
+        </w:rPr>
+        <w:t>bisa</w:t>
+      </w:r>
+      <w:proofErr w:type="spellEnd"/>
+      <w:r>
+        <w:rPr>
+          <w:color w:val="1A1916"/>
+        </w:rPr>
+        <w:t xml:space="preserve"> di-track</w:t>
       </w:r>
     </w:p>
     <w:p>
@@ -10077,11 +15588,47 @@
         </w:numPr>
         <w:spacing w:before="40" w:after="40"/>
       </w:pPr>
-      <w:r>
-        <w:rPr>
-          <w:color w:val="1A1916"/>
-        </w:rPr>
-        <w:t>Simpan konfigurasi (DB URL, JWT secret) di file .env, jangan di-hardcode</w:t>
+      <w:proofErr w:type="spellStart"/>
+      <w:r>
+        <w:rPr>
+          <w:color w:val="1A1916"/>
+        </w:rPr>
+        <w:t>Simpan</w:t>
+      </w:r>
+      <w:proofErr w:type="spellEnd"/>
+      <w:r>
+        <w:rPr>
+          <w:color w:val="1A1916"/>
+        </w:rPr>
+        <w:t xml:space="preserve"> </w:t>
+      </w:r>
+      <w:proofErr w:type="spellStart"/>
+      <w:r>
+        <w:rPr>
+          <w:color w:val="1A1916"/>
+        </w:rPr>
+        <w:t>konfigurasi</w:t>
+      </w:r>
+      <w:proofErr w:type="spellEnd"/>
+      <w:r>
+        <w:rPr>
+          <w:color w:val="1A1916"/>
+        </w:rPr>
+        <w:t xml:space="preserve"> (DB URL, JWT secret) di file .env, </w:t>
+      </w:r>
+      <w:proofErr w:type="spellStart"/>
+      <w:r>
+        <w:rPr>
+          <w:color w:val="1A1916"/>
+        </w:rPr>
+        <w:t>jangan</w:t>
+      </w:r>
+      <w:proofErr w:type="spellEnd"/>
+      <w:r>
+        <w:rPr>
+          <w:color w:val="1A1916"/>
+        </w:rPr>
+        <w:t xml:space="preserve"> di-hardcode</w:t>
       </w:r>
     </w:p>
     <w:p>
@@ -10097,8 +15644,72 @@
         <w:rPr>
           <w:color w:val="1A1916"/>
         </w:rPr>
-        <w:t>Tulis unit test untuk fungsi generate slug dan validasi URL dari awal</w:t>
-      </w:r>
+        <w:t xml:space="preserve">Tulis unit test </w:t>
+      </w:r>
+      <w:proofErr w:type="spellStart"/>
+      <w:r>
+        <w:rPr>
+          <w:color w:val="1A1916"/>
+        </w:rPr>
+        <w:t>untuk</w:t>
+      </w:r>
+      <w:proofErr w:type="spellEnd"/>
+      <w:r>
+        <w:rPr>
+          <w:color w:val="1A1916"/>
+        </w:rPr>
+        <w:t xml:space="preserve"> </w:t>
+      </w:r>
+      <w:proofErr w:type="spellStart"/>
+      <w:r>
+        <w:rPr>
+          <w:color w:val="1A1916"/>
+        </w:rPr>
+        <w:t>fungsi</w:t>
+      </w:r>
+      <w:proofErr w:type="spellEnd"/>
+      <w:r>
+        <w:rPr>
+          <w:color w:val="1A1916"/>
+        </w:rPr>
+        <w:t xml:space="preserve"> generate slug dan </w:t>
+      </w:r>
+      <w:proofErr w:type="spellStart"/>
+      <w:r>
+        <w:rPr>
+          <w:color w:val="1A1916"/>
+        </w:rPr>
+        <w:t>validasi</w:t>
+      </w:r>
+      <w:proofErr w:type="spellEnd"/>
+      <w:r>
+        <w:rPr>
+          <w:color w:val="1A1916"/>
+        </w:rPr>
+        <w:t xml:space="preserve"> URL </w:t>
+      </w:r>
+      <w:proofErr w:type="spellStart"/>
+      <w:r>
+        <w:rPr>
+          <w:color w:val="1A1916"/>
+        </w:rPr>
+        <w:t>dari</w:t>
+      </w:r>
+      <w:proofErr w:type="spellEnd"/>
+      <w:r>
+        <w:rPr>
+          <w:color w:val="1A1916"/>
+        </w:rPr>
+        <w:t xml:space="preserve"> </w:t>
+      </w:r>
+      <w:proofErr w:type="spellStart"/>
+      <w:r>
+        <w:rPr>
+          <w:color w:val="1A1916"/>
+        </w:rPr>
+        <w:t>awal</w:t>
+      </w:r>
+      <w:proofErr w:type="spellEnd"/>
     </w:p>
     <w:p>
       <w:pPr>
@@ -10109,12 +15720,70 @@
         </w:numPr>
         <w:spacing w:before="40" w:after="40"/>
       </w:pPr>
-      <w:r>
-        <w:rPr>
-          <w:color w:val="1A1916"/>
-        </w:rPr>
-        <w:t>Gunakan Docker Compose untuk menjalankan Golang + PostgreSQL + Redis sekaligus di lokal</w:t>
-      </w:r>
+      <w:proofErr w:type="spellStart"/>
+      <w:r>
+        <w:rPr>
+          <w:color w:val="1A1916"/>
+        </w:rPr>
+        <w:t>Gunakan</w:t>
+      </w:r>
+      <w:proofErr w:type="spellEnd"/>
+      <w:r>
+        <w:rPr>
+          <w:color w:val="1A1916"/>
+        </w:rPr>
+        <w:t xml:space="preserve"> Docker Compose </w:t>
+      </w:r>
+      <w:proofErr w:type="spellStart"/>
+      <w:r>
+        <w:rPr>
+          <w:color w:val="1A1916"/>
+        </w:rPr>
+        <w:t>untuk</w:t>
+      </w:r>
+      <w:proofErr w:type="spellEnd"/>
+      <w:r>
+        <w:rPr>
+          <w:color w:val="1A1916"/>
+        </w:rPr>
+        <w:t xml:space="preserve"> </w:t>
+      </w:r>
+      <w:proofErr w:type="spellStart"/>
+      <w:r>
+        <w:rPr>
+          <w:color w:val="1A1916"/>
+        </w:rPr>
+        <w:t>menjalankan</w:t>
+      </w:r>
+      <w:proofErr w:type="spellEnd"/>
+      <w:r>
+        <w:rPr>
+          <w:color w:val="1A1916"/>
+        </w:rPr>
+        <w:t xml:space="preserve"> Golang + PostgreSQL + Redis </w:t>
+      </w:r>
+      <w:proofErr w:type="spellStart"/>
+      <w:r>
+        <w:rPr>
+          <w:color w:val="1A1916"/>
+        </w:rPr>
+        <w:t>sekaligus</w:t>
+      </w:r>
+      <w:proofErr w:type="spellEnd"/>
+      <w:r>
+        <w:rPr>
+          <w:color w:val="1A1916"/>
+        </w:rPr>
+        <w:t xml:space="preserve"> di </w:t>
+      </w:r>
+      <w:proofErr w:type="spellStart"/>
+      <w:r>
+        <w:rPr>
+          <w:color w:val="1A1916"/>
+        </w:rPr>
+        <w:t>lokal</w:t>
+      </w:r>
+      <w:proofErr w:type="spellEnd"/>
     </w:p>
     <w:p>
       <w:pPr>
@@ -10147,8 +15816,30 @@
         <w:rPr>
           <w:color w:val="1A1916"/>
         </w:rPr>
-        <w:t>○ Belum — task belum dimulai</w:t>
-      </w:r>
+        <w:t xml:space="preserve">○ Belum — task </w:t>
+      </w:r>
+      <w:proofErr w:type="spellStart"/>
+      <w:r>
+        <w:rPr>
+          <w:color w:val="1A1916"/>
+        </w:rPr>
+        <w:t>belum</w:t>
+      </w:r>
+      <w:proofErr w:type="spellEnd"/>
+      <w:r>
+        <w:rPr>
+          <w:color w:val="1A1916"/>
+        </w:rPr>
+        <w:t xml:space="preserve"> </w:t>
+      </w:r>
+      <w:proofErr w:type="spellStart"/>
+      <w:r>
+        <w:rPr>
+          <w:color w:val="1A1916"/>
+        </w:rPr>
+        <w:t>dimulai</w:t>
+      </w:r>
+      <w:proofErr w:type="spellEnd"/>
     </w:p>
     <w:p>
       <w:pPr>
@@ -10163,8 +15854,30 @@
         <w:rPr>
           <w:color w:val="1A1916"/>
         </w:rPr>
-        <w:t>○ On Progress — sedang dikerjakan</w:t>
-      </w:r>
+        <w:t xml:space="preserve">○ On Progress — </w:t>
+      </w:r>
+      <w:proofErr w:type="spellStart"/>
+      <w:r>
+        <w:rPr>
+          <w:color w:val="1A1916"/>
+        </w:rPr>
+        <w:t>sedang</w:t>
+      </w:r>
+      <w:proofErr w:type="spellEnd"/>
+      <w:r>
+        <w:rPr>
+          <w:color w:val="1A1916"/>
+        </w:rPr>
+        <w:t xml:space="preserve"> </w:t>
+      </w:r>
+      <w:proofErr w:type="spellStart"/>
+      <w:r>
+        <w:rPr>
+          <w:color w:val="1A1916"/>
+        </w:rPr>
+        <w:t>dikerjakan</w:t>
+      </w:r>
+      <w:proofErr w:type="spellEnd"/>
     </w:p>
     <w:p>
       <w:pPr>
@@ -10179,8 +15892,59 @@
         <w:rPr>
           <w:color w:val="1A1916"/>
         </w:rPr>
-        <w:t>○ Selesai — task sudah selesai dan ditest</w:t>
-      </w:r>
+        <w:lastRenderedPageBreak/>
+        <w:t xml:space="preserve">○ </w:t>
+      </w:r>
+      <w:proofErr w:type="spellStart"/>
+      <w:r>
+        <w:rPr>
+          <w:color w:val="1A1916"/>
+        </w:rPr>
+        <w:t>Selesai</w:t>
+      </w:r>
+      <w:proofErr w:type="spellEnd"/>
+      <w:r>
+        <w:rPr>
+          <w:color w:val="1A1916"/>
+        </w:rPr>
+        <w:t xml:space="preserve"> — task </w:t>
+      </w:r>
+      <w:proofErr w:type="spellStart"/>
+      <w:r>
+        <w:rPr>
+          <w:color w:val="1A1916"/>
+        </w:rPr>
+        <w:t>sudah</w:t>
+      </w:r>
+      <w:proofErr w:type="spellEnd"/>
+      <w:r>
+        <w:rPr>
+          <w:color w:val="1A1916"/>
+        </w:rPr>
+        <w:t xml:space="preserve"> </w:t>
+      </w:r>
+      <w:proofErr w:type="spellStart"/>
+      <w:r>
+        <w:rPr>
+          <w:color w:val="1A1916"/>
+        </w:rPr>
+        <w:t>selesai</w:t>
+      </w:r>
+      <w:proofErr w:type="spellEnd"/>
+      <w:r>
+        <w:rPr>
+          <w:color w:val="1A1916"/>
+        </w:rPr>
+        <w:t xml:space="preserve"> dan </w:t>
+      </w:r>
+      <w:proofErr w:type="spellStart"/>
+      <w:r>
+        <w:rPr>
+          <w:color w:val="1A1916"/>
+        </w:rPr>
+        <w:t>ditest</w:t>
+      </w:r>
+      <w:proofErr w:type="spellEnd"/>
     </w:p>
     <w:sectPr>
       <w:footerReference w:type="default" r:id="rId7"/>
@@ -10224,7 +15988,25 @@
         <w:sz w:val="18"/>
         <w:szCs w:val="18"/>
       </w:rPr>
-      <w:t xml:space="preserve">Snip — URL Shortener Project  |  Halaman </w:t>
+      <w:t xml:space="preserve">Snip — URL Shortener </w:t>
+    </w:r>
+    <w:proofErr w:type="gramStart"/>
+    <w:r>
+      <w:rPr>
+        <w:color w:val="7A7870"/>
+        <w:sz w:val="18"/>
+        <w:szCs w:val="18"/>
+      </w:rPr>
+      <w:t>Project  |</w:t>
+    </w:r>
+    <w:proofErr w:type="gramEnd"/>
+    <w:r>
+      <w:rPr>
+        <w:color w:val="7A7870"/>
+        <w:sz w:val="18"/>
+        <w:szCs w:val="18"/>
+      </w:rPr>
+      <w:t xml:space="preserve">  Halaman </w:t>
     </w:r>
     <w:r>
       <w:rPr>
@@ -10273,7 +16055,25 @@
         <w:sz w:val="18"/>
         <w:szCs w:val="18"/>
       </w:rPr>
-      <w:t xml:space="preserve"> dari </w:t>
+      <w:t xml:space="preserve"> </w:t>
+    </w:r>
+    <w:proofErr w:type="spellStart"/>
+    <w:r>
+      <w:rPr>
+        <w:color w:val="7A7870"/>
+        <w:sz w:val="18"/>
+        <w:szCs w:val="18"/>
+      </w:rPr>
+      <w:t>dari</w:t>
+    </w:r>
+    <w:proofErr w:type="spellEnd"/>
+    <w:r>
+      <w:rPr>
+        <w:color w:val="7A7870"/>
+        <w:sz w:val="18"/>
+        <w:szCs w:val="18"/>
+      </w:rPr>
+      <w:t xml:space="preserve"> </w:t>
     </w:r>
     <w:r>
       <w:rPr>

--- a/snip-task-document.docx
+++ b/snip-task-document.docx
@@ -53,33 +53,11 @@
         <w:spacing w:after="80"/>
         <w:jc w:val="center"/>
       </w:pPr>
-      <w:proofErr w:type="spellStart"/>
       <w:r>
         <w:rPr>
           <w:color w:val="7A7870"/>
         </w:rPr>
-        <w:t>Versi</w:t>
-      </w:r>
-      <w:proofErr w:type="spellEnd"/>
-      <w:r>
-        <w:rPr>
-          <w:color w:val="7A7870"/>
-        </w:rPr>
-        <w:t xml:space="preserve"> </w:t>
-      </w:r>
-      <w:proofErr w:type="gramStart"/>
-      <w:r>
-        <w:rPr>
-          <w:color w:val="7A7870"/>
-        </w:rPr>
-        <w:t>1.0  ·</w:t>
-      </w:r>
-      <w:proofErr w:type="gramEnd"/>
-      <w:r>
-        <w:rPr>
-          <w:color w:val="7A7870"/>
-        </w:rPr>
-        <w:t xml:space="preserve">  Juni 2026</w:t>
+        <w:t>Versi 1.0  ·  Juni 2026</w:t>
       </w:r>
     </w:p>
     <w:p>
@@ -124,19 +102,9 @@
       <w:pPr>
         <w:pStyle w:val="Heading1"/>
       </w:pPr>
-      <w:proofErr w:type="spellStart"/>
       <w:r>
-        <w:t>Ringkasan</w:t>
+        <w:t>Ringkasan Proyek</w:t>
       </w:r>
-      <w:proofErr w:type="spellEnd"/>
-      <w:r>
-        <w:t xml:space="preserve"> </w:t>
-      </w:r>
-      <w:proofErr w:type="spellStart"/>
-      <w:r>
-        <w:t>Proyek</w:t>
-      </w:r>
-      <w:proofErr w:type="spellEnd"/>
     </w:p>
     <w:p>
       <w:pPr>
@@ -146,245 +114,7 @@
         <w:rPr>
           <w:color w:val="1A1916"/>
         </w:rPr>
-        <w:t xml:space="preserve">Snip </w:t>
-      </w:r>
-      <w:proofErr w:type="spellStart"/>
-      <w:r>
-        <w:rPr>
-          <w:color w:val="1A1916"/>
-        </w:rPr>
-        <w:t>adalah</w:t>
-      </w:r>
-      <w:proofErr w:type="spellEnd"/>
-      <w:r>
-        <w:rPr>
-          <w:color w:val="1A1916"/>
-        </w:rPr>
-        <w:t xml:space="preserve"> </w:t>
-      </w:r>
-      <w:proofErr w:type="spellStart"/>
-      <w:r>
-        <w:rPr>
-          <w:color w:val="1A1916"/>
-        </w:rPr>
-        <w:t>aplikasi</w:t>
-      </w:r>
-      <w:proofErr w:type="spellEnd"/>
-      <w:r>
-        <w:rPr>
-          <w:color w:val="1A1916"/>
-        </w:rPr>
-        <w:t xml:space="preserve"> web URL Shortener yang </w:t>
-      </w:r>
-      <w:proofErr w:type="spellStart"/>
-      <w:r>
-        <w:rPr>
-          <w:color w:val="1A1916"/>
-        </w:rPr>
-        <w:t>dibangun</w:t>
-      </w:r>
-      <w:proofErr w:type="spellEnd"/>
-      <w:r>
-        <w:rPr>
-          <w:color w:val="1A1916"/>
-        </w:rPr>
-        <w:t xml:space="preserve"> </w:t>
-      </w:r>
-      <w:proofErr w:type="spellStart"/>
-      <w:r>
-        <w:rPr>
-          <w:color w:val="1A1916"/>
-        </w:rPr>
-        <w:t>sebagai</w:t>
-      </w:r>
-      <w:proofErr w:type="spellEnd"/>
-      <w:r>
-        <w:rPr>
-          <w:color w:val="1A1916"/>
-        </w:rPr>
-        <w:t xml:space="preserve"> project </w:t>
-      </w:r>
-      <w:proofErr w:type="spellStart"/>
-      <w:r>
-        <w:rPr>
-          <w:color w:val="1A1916"/>
-        </w:rPr>
-        <w:t>belajar</w:t>
-      </w:r>
-      <w:proofErr w:type="spellEnd"/>
-      <w:r>
-        <w:rPr>
-          <w:color w:val="1A1916"/>
-        </w:rPr>
-        <w:t xml:space="preserve"> </w:t>
-      </w:r>
-      <w:proofErr w:type="spellStart"/>
-      <w:r>
-        <w:rPr>
-          <w:color w:val="1A1916"/>
-        </w:rPr>
-        <w:t>menggunakan</w:t>
-      </w:r>
-      <w:proofErr w:type="spellEnd"/>
-      <w:r>
-        <w:rPr>
-          <w:color w:val="1A1916"/>
-        </w:rPr>
-        <w:t xml:space="preserve"> Golang </w:t>
-      </w:r>
-      <w:proofErr w:type="spellStart"/>
-      <w:r>
-        <w:rPr>
-          <w:color w:val="1A1916"/>
-        </w:rPr>
-        <w:t>sebagai</w:t>
-      </w:r>
-      <w:proofErr w:type="spellEnd"/>
-      <w:r>
-        <w:rPr>
-          <w:color w:val="1A1916"/>
-        </w:rPr>
-        <w:t xml:space="preserve"> backend. </w:t>
-      </w:r>
-      <w:proofErr w:type="spellStart"/>
-      <w:r>
-        <w:rPr>
-          <w:color w:val="1A1916"/>
-        </w:rPr>
-        <w:t>Proyek</w:t>
-      </w:r>
-      <w:proofErr w:type="spellEnd"/>
-      <w:r>
-        <w:rPr>
-          <w:color w:val="1A1916"/>
-        </w:rPr>
-        <w:t xml:space="preserve"> </w:t>
-      </w:r>
-      <w:proofErr w:type="spellStart"/>
-      <w:r>
-        <w:rPr>
-          <w:color w:val="1A1916"/>
-        </w:rPr>
-        <w:t>ini</w:t>
-      </w:r>
-      <w:proofErr w:type="spellEnd"/>
-      <w:r>
-        <w:rPr>
-          <w:color w:val="1A1916"/>
-        </w:rPr>
-        <w:t xml:space="preserve"> </w:t>
-      </w:r>
-      <w:proofErr w:type="spellStart"/>
-      <w:r>
-        <w:rPr>
-          <w:color w:val="1A1916"/>
-        </w:rPr>
-        <w:t>mencakup</w:t>
-      </w:r>
-      <w:proofErr w:type="spellEnd"/>
-      <w:r>
-        <w:rPr>
-          <w:color w:val="1A1916"/>
-        </w:rPr>
-        <w:t xml:space="preserve"> </w:t>
-      </w:r>
-      <w:proofErr w:type="spellStart"/>
-      <w:r>
-        <w:rPr>
-          <w:color w:val="1A1916"/>
-        </w:rPr>
-        <w:t>semua</w:t>
-      </w:r>
-      <w:proofErr w:type="spellEnd"/>
-      <w:r>
-        <w:rPr>
-          <w:color w:val="1A1916"/>
-        </w:rPr>
-        <w:t xml:space="preserve"> </w:t>
-      </w:r>
-      <w:proofErr w:type="spellStart"/>
-      <w:r>
-        <w:rPr>
-          <w:color w:val="1A1916"/>
-        </w:rPr>
-        <w:t>konsep</w:t>
-      </w:r>
-      <w:proofErr w:type="spellEnd"/>
-      <w:r>
-        <w:rPr>
-          <w:color w:val="1A1916"/>
-        </w:rPr>
-        <w:t xml:space="preserve"> </w:t>
-      </w:r>
-      <w:proofErr w:type="spellStart"/>
-      <w:r>
-        <w:rPr>
-          <w:color w:val="1A1916"/>
-        </w:rPr>
-        <w:t>utama</w:t>
-      </w:r>
-      <w:proofErr w:type="spellEnd"/>
-      <w:r>
-        <w:rPr>
-          <w:color w:val="1A1916"/>
-        </w:rPr>
-        <w:t xml:space="preserve"> </w:t>
-      </w:r>
-      <w:proofErr w:type="spellStart"/>
-      <w:r>
-        <w:rPr>
-          <w:color w:val="1A1916"/>
-        </w:rPr>
-        <w:t>pengembangan</w:t>
-      </w:r>
-      <w:proofErr w:type="spellEnd"/>
-      <w:r>
-        <w:rPr>
-          <w:color w:val="1A1916"/>
-        </w:rPr>
-        <w:t xml:space="preserve"> web modern: </w:t>
-      </w:r>
-      <w:proofErr w:type="spellStart"/>
-      <w:r>
-        <w:rPr>
-          <w:color w:val="1A1916"/>
-        </w:rPr>
-        <w:t>autentikasi</w:t>
-      </w:r>
-      <w:proofErr w:type="spellEnd"/>
-      <w:r>
-        <w:rPr>
-          <w:color w:val="1A1916"/>
-        </w:rPr>
-        <w:t xml:space="preserve">, database, REST API, </w:t>
-      </w:r>
-      <w:proofErr w:type="spellStart"/>
-      <w:r>
-        <w:rPr>
-          <w:color w:val="1A1916"/>
-        </w:rPr>
-        <w:t>hingga</w:t>
-      </w:r>
-      <w:proofErr w:type="spellEnd"/>
-      <w:r>
-        <w:rPr>
-          <w:color w:val="1A1916"/>
-        </w:rPr>
-        <w:t xml:space="preserve"> deployment </w:t>
-      </w:r>
-      <w:proofErr w:type="spellStart"/>
-      <w:r>
-        <w:rPr>
-          <w:color w:val="1A1916"/>
-        </w:rPr>
-        <w:t>menggunakan</w:t>
-      </w:r>
-      <w:proofErr w:type="spellEnd"/>
-      <w:r>
-        <w:rPr>
-          <w:color w:val="1A1916"/>
-        </w:rPr>
-        <w:t xml:space="preserve"> Docker.</w:t>
+        <w:t>Snip adalah aplikasi web URL Shortener yang dibangun sebagai project belajar menggunakan Golang sebagai backend. Proyek ini mencakup semua konsep utama pengembangan web modern: autentikasi, database, REST API, hingga deployment menggunakan Docker.</w:t>
       </w:r>
     </w:p>
     <w:p>
@@ -402,25 +132,7 @@
           <w:bCs/>
           <w:color w:val="1A1916"/>
         </w:rPr>
-        <w:t xml:space="preserve">Tujuan </w:t>
-      </w:r>
-      <w:proofErr w:type="spellStart"/>
-      <w:r>
-        <w:rPr>
-          <w:b/>
-          <w:bCs/>
-          <w:color w:val="1A1916"/>
-        </w:rPr>
-        <w:t>utama</w:t>
-      </w:r>
-      <w:proofErr w:type="spellEnd"/>
-      <w:r>
-        <w:rPr>
-          <w:b/>
-          <w:bCs/>
-          <w:color w:val="1A1916"/>
-        </w:rPr>
-        <w:t>:</w:t>
+        <w:t>Tujuan utama:</w:t>
       </w:r>
     </w:p>
     <w:p>
@@ -432,47 +144,11 @@
         </w:numPr>
         <w:spacing w:before="40" w:after="40"/>
       </w:pPr>
-      <w:proofErr w:type="spellStart"/>
       <w:r>
         <w:rPr>
           <w:color w:val="1A1916"/>
         </w:rPr>
-        <w:t>Memahami</w:t>
-      </w:r>
-      <w:proofErr w:type="spellEnd"/>
-      <w:r>
-        <w:rPr>
-          <w:color w:val="1A1916"/>
-        </w:rPr>
-        <w:t xml:space="preserve"> </w:t>
-      </w:r>
-      <w:proofErr w:type="spellStart"/>
-      <w:r>
-        <w:rPr>
-          <w:color w:val="1A1916"/>
-        </w:rPr>
-        <w:t>arsitektur</w:t>
-      </w:r>
-      <w:proofErr w:type="spellEnd"/>
-      <w:r>
-        <w:rPr>
-          <w:color w:val="1A1916"/>
-        </w:rPr>
-        <w:t xml:space="preserve"> web backend </w:t>
-      </w:r>
-      <w:proofErr w:type="spellStart"/>
-      <w:r>
-        <w:rPr>
-          <w:color w:val="1A1916"/>
-        </w:rPr>
-        <w:t>menggunakan</w:t>
-      </w:r>
-      <w:proofErr w:type="spellEnd"/>
-      <w:r>
-        <w:rPr>
-          <w:color w:val="1A1916"/>
-        </w:rPr>
-        <w:t xml:space="preserve"> Golang</w:t>
+        <w:t>Memahami arsitektur web backend menggunakan Golang</w:t>
       </w:r>
     </w:p>
     <w:p>
@@ -484,33 +160,11 @@
         </w:numPr>
         <w:spacing w:before="40" w:after="40"/>
       </w:pPr>
-      <w:proofErr w:type="spellStart"/>
       <w:r>
         <w:rPr>
           <w:color w:val="1A1916"/>
         </w:rPr>
-        <w:t>Belajar</w:t>
-      </w:r>
-      <w:proofErr w:type="spellEnd"/>
-      <w:r>
-        <w:rPr>
-          <w:color w:val="1A1916"/>
-        </w:rPr>
-        <w:t xml:space="preserve"> </w:t>
-      </w:r>
-      <w:proofErr w:type="spellStart"/>
-      <w:r>
-        <w:rPr>
-          <w:color w:val="1A1916"/>
-        </w:rPr>
-        <w:t>manajemen</w:t>
-      </w:r>
-      <w:proofErr w:type="spellEnd"/>
-      <w:r>
-        <w:rPr>
-          <w:color w:val="1A1916"/>
-        </w:rPr>
-        <w:t xml:space="preserve"> database dan query SQL</w:t>
+        <w:t>Belajar manajemen database dan query SQL</w:t>
       </w:r>
     </w:p>
     <w:p>
@@ -522,47 +176,11 @@
         </w:numPr>
         <w:spacing w:before="40" w:after="40"/>
       </w:pPr>
-      <w:proofErr w:type="spellStart"/>
       <w:r>
         <w:rPr>
           <w:color w:val="1A1916"/>
         </w:rPr>
-        <w:t>Mengimplementasikan</w:t>
-      </w:r>
-      <w:proofErr w:type="spellEnd"/>
-      <w:r>
-        <w:rPr>
-          <w:color w:val="1A1916"/>
-        </w:rPr>
-        <w:t xml:space="preserve"> </w:t>
-      </w:r>
-      <w:proofErr w:type="spellStart"/>
-      <w:r>
-        <w:rPr>
-          <w:color w:val="1A1916"/>
-        </w:rPr>
-        <w:t>autentikasi</w:t>
-      </w:r>
-      <w:proofErr w:type="spellEnd"/>
-      <w:r>
-        <w:rPr>
-          <w:color w:val="1A1916"/>
-        </w:rPr>
-        <w:t xml:space="preserve"> </w:t>
-      </w:r>
-      <w:proofErr w:type="spellStart"/>
-      <w:r>
-        <w:rPr>
-          <w:color w:val="1A1916"/>
-        </w:rPr>
-        <w:t>dengan</w:t>
-      </w:r>
-      <w:proofErr w:type="spellEnd"/>
-      <w:r>
-        <w:rPr>
-          <w:color w:val="1A1916"/>
-        </w:rPr>
-        <w:t xml:space="preserve"> JWT</w:t>
+        <w:t>Mengimplementasikan autentikasi dengan JWT</w:t>
       </w:r>
     </w:p>
     <w:p>
@@ -574,198 +192,38 @@
         </w:numPr>
         <w:spacing w:before="40" w:after="40"/>
       </w:pPr>
-      <w:proofErr w:type="spellStart"/>
       <w:r>
         <w:rPr>
           <w:color w:val="1A1916"/>
         </w:rPr>
-        <w:t>Memahami</w:t>
+        <w:t>Memahami cara deploy aplikasi menggunakan Docker</w:t>
       </w:r>
-      <w:proofErr w:type="spellEnd"/>
+    </w:p>
+    <w:p>
+      <w:pPr>
+        <w:pBdr>
+          <w:bottom w:val="single" w:sz="4" w:space="1" w:color="E4E2DC"/>
+        </w:pBdr>
+        <w:spacing w:before="160" w:after="160"/>
+      </w:pPr>
+    </w:p>
+    <w:p>
+      <w:pPr>
+        <w:pStyle w:val="Heading1"/>
+      </w:pPr>
+      <w:r>
+        <w:t>Urutan Prioritas Pengerjaan</w:t>
+      </w:r>
+    </w:p>
+    <w:p>
+      <w:pPr>
+        <w:spacing w:before="60" w:after="60"/>
+      </w:pPr>
       <w:r>
         <w:rPr>
           <w:color w:val="1A1916"/>
         </w:rPr>
-        <w:t xml:space="preserve"> </w:t>
-      </w:r>
-      <w:proofErr w:type="spellStart"/>
-      <w:r>
-        <w:rPr>
-          <w:color w:val="1A1916"/>
-        </w:rPr>
-        <w:t>cara</w:t>
-      </w:r>
-      <w:proofErr w:type="spellEnd"/>
-      <w:r>
-        <w:rPr>
-          <w:color w:val="1A1916"/>
-        </w:rPr>
-        <w:t xml:space="preserve"> deploy </w:t>
-      </w:r>
-      <w:proofErr w:type="spellStart"/>
-      <w:r>
-        <w:rPr>
-          <w:color w:val="1A1916"/>
-        </w:rPr>
-        <w:t>aplikasi</w:t>
-      </w:r>
-      <w:proofErr w:type="spellEnd"/>
-      <w:r>
-        <w:rPr>
-          <w:color w:val="1A1916"/>
-        </w:rPr>
-        <w:t xml:space="preserve"> </w:t>
-      </w:r>
-      <w:proofErr w:type="spellStart"/>
-      <w:r>
-        <w:rPr>
-          <w:color w:val="1A1916"/>
-        </w:rPr>
-        <w:t>menggunakan</w:t>
-      </w:r>
-      <w:proofErr w:type="spellEnd"/>
-      <w:r>
-        <w:rPr>
-          <w:color w:val="1A1916"/>
-        </w:rPr>
-        <w:t xml:space="preserve"> Docker</w:t>
-      </w:r>
-    </w:p>
-    <w:p>
-      <w:pPr>
-        <w:pBdr>
-          <w:bottom w:val="single" w:sz="4" w:space="1" w:color="E4E2DC"/>
-        </w:pBdr>
-        <w:spacing w:before="160" w:after="160"/>
-      </w:pPr>
-    </w:p>
-    <w:p>
-      <w:pPr>
-        <w:pStyle w:val="Heading1"/>
-      </w:pPr>
-      <w:proofErr w:type="spellStart"/>
-      <w:r>
-        <w:t>Urutan</w:t>
-      </w:r>
-      <w:proofErr w:type="spellEnd"/>
-      <w:r>
-        <w:t xml:space="preserve"> </w:t>
-      </w:r>
-      <w:proofErr w:type="spellStart"/>
-      <w:r>
-        <w:t>Prioritas</w:t>
-      </w:r>
-      <w:proofErr w:type="spellEnd"/>
-      <w:r>
-        <w:t xml:space="preserve"> </w:t>
-      </w:r>
-      <w:proofErr w:type="spellStart"/>
-      <w:r>
-        <w:t>Pengerjaan</w:t>
-      </w:r>
-      <w:proofErr w:type="spellEnd"/>
-    </w:p>
-    <w:p>
-      <w:pPr>
-        <w:spacing w:before="60" w:after="60"/>
-      </w:pPr>
-      <w:proofErr w:type="spellStart"/>
-      <w:r>
-        <w:rPr>
-          <w:color w:val="1A1916"/>
-        </w:rPr>
-        <w:t>Berikut</w:t>
-      </w:r>
-      <w:proofErr w:type="spellEnd"/>
-      <w:r>
-        <w:rPr>
-          <w:color w:val="1A1916"/>
-        </w:rPr>
-        <w:t xml:space="preserve"> </w:t>
-      </w:r>
-      <w:proofErr w:type="spellStart"/>
-      <w:r>
-        <w:rPr>
-          <w:color w:val="1A1916"/>
-        </w:rPr>
-        <w:t>urutan</w:t>
-      </w:r>
-      <w:proofErr w:type="spellEnd"/>
-      <w:r>
-        <w:rPr>
-          <w:color w:val="1A1916"/>
-        </w:rPr>
-        <w:t xml:space="preserve"> yang </w:t>
-      </w:r>
-      <w:proofErr w:type="spellStart"/>
-      <w:r>
-        <w:rPr>
-          <w:color w:val="1A1916"/>
-        </w:rPr>
-        <w:t>disarankan</w:t>
-      </w:r>
-      <w:proofErr w:type="spellEnd"/>
-      <w:r>
-        <w:rPr>
-          <w:color w:val="1A1916"/>
-        </w:rPr>
-        <w:t xml:space="preserve"> </w:t>
-      </w:r>
-      <w:proofErr w:type="spellStart"/>
-      <w:r>
-        <w:rPr>
-          <w:color w:val="1A1916"/>
-        </w:rPr>
-        <w:t>dari</w:t>
-      </w:r>
-      <w:proofErr w:type="spellEnd"/>
-      <w:r>
-        <w:rPr>
-          <w:color w:val="1A1916"/>
-        </w:rPr>
-        <w:t xml:space="preserve"> yang paling fundamental </w:t>
-      </w:r>
-      <w:proofErr w:type="spellStart"/>
-      <w:r>
-        <w:rPr>
-          <w:color w:val="1A1916"/>
-        </w:rPr>
-        <w:t>hingga</w:t>
-      </w:r>
-      <w:proofErr w:type="spellEnd"/>
-      <w:r>
-        <w:rPr>
-          <w:color w:val="1A1916"/>
-        </w:rPr>
-        <w:t xml:space="preserve"> </w:t>
-      </w:r>
-      <w:proofErr w:type="spellStart"/>
-      <w:r>
-        <w:rPr>
-          <w:color w:val="1A1916"/>
-        </w:rPr>
-        <w:t>fitur</w:t>
-      </w:r>
-      <w:proofErr w:type="spellEnd"/>
-      <w:r>
-        <w:rPr>
-          <w:color w:val="1A1916"/>
-        </w:rPr>
-        <w:t xml:space="preserve"> </w:t>
-      </w:r>
-      <w:proofErr w:type="spellStart"/>
-      <w:r>
-        <w:rPr>
-          <w:color w:val="1A1916"/>
-        </w:rPr>
-        <w:t>tambahan</w:t>
-      </w:r>
-      <w:proofErr w:type="spellEnd"/>
-      <w:r>
-        <w:rPr>
-          <w:color w:val="1A1916"/>
-        </w:rPr>
-        <w:t>:</w:t>
+        <w:t>Berikut urutan yang disarankan dari yang paling fundamental hingga fitur tambahan:</w:t>
       </w:r>
     </w:p>
     <w:p>
@@ -786,72 +244,8 @@
         <w:rPr>
           <w:color w:val="1A1916"/>
         </w:rPr>
-        <w:t xml:space="preserve">Redirect URL — inti </w:t>
+        <w:t>Redirect URL — inti dari aplikasi, harus jalan duluan</w:t>
       </w:r>
-      <w:proofErr w:type="spellStart"/>
-      <w:r>
-        <w:rPr>
-          <w:color w:val="1A1916"/>
-        </w:rPr>
-        <w:t>dari</w:t>
-      </w:r>
-      <w:proofErr w:type="spellEnd"/>
-      <w:r>
-        <w:rPr>
-          <w:color w:val="1A1916"/>
-        </w:rPr>
-        <w:t xml:space="preserve"> </w:t>
-      </w:r>
-      <w:proofErr w:type="spellStart"/>
-      <w:r>
-        <w:rPr>
-          <w:color w:val="1A1916"/>
-        </w:rPr>
-        <w:t>aplikasi</w:t>
-      </w:r>
-      <w:proofErr w:type="spellEnd"/>
-      <w:r>
-        <w:rPr>
-          <w:color w:val="1A1916"/>
-        </w:rPr>
-        <w:t xml:space="preserve">, </w:t>
-      </w:r>
-      <w:proofErr w:type="spellStart"/>
-      <w:r>
-        <w:rPr>
-          <w:color w:val="1A1916"/>
-        </w:rPr>
-        <w:t>harus</w:t>
-      </w:r>
-      <w:proofErr w:type="spellEnd"/>
-      <w:r>
-        <w:rPr>
-          <w:color w:val="1A1916"/>
-        </w:rPr>
-        <w:t xml:space="preserve"> </w:t>
-      </w:r>
-      <w:proofErr w:type="spellStart"/>
-      <w:r>
-        <w:rPr>
-          <w:color w:val="1A1916"/>
-        </w:rPr>
-        <w:t>jalan</w:t>
-      </w:r>
-      <w:proofErr w:type="spellEnd"/>
-      <w:r>
-        <w:rPr>
-          <w:color w:val="1A1916"/>
-        </w:rPr>
-        <w:t xml:space="preserve"> </w:t>
-      </w:r>
-      <w:proofErr w:type="spellStart"/>
-      <w:r>
-        <w:rPr>
-          <w:color w:val="1A1916"/>
-        </w:rPr>
-        <w:t>duluan</w:t>
-      </w:r>
-      <w:proofErr w:type="spellEnd"/>
     </w:p>
     <w:p>
       <w:pPr>
@@ -862,19 +256,11 @@
         </w:numPr>
         <w:spacing w:before="40" w:after="40"/>
       </w:pPr>
-      <w:proofErr w:type="spellStart"/>
       <w:r>
         <w:rPr>
           <w:color w:val="1A1916"/>
         </w:rPr>
-        <w:t>Autentikasi</w:t>
-      </w:r>
-      <w:proofErr w:type="spellEnd"/>
-      <w:r>
-        <w:rPr>
-          <w:color w:val="1A1916"/>
-        </w:rPr>
-        <w:t xml:space="preserve"> — login, register, session management</w:t>
+        <w:t>Autentikasi — login, register, session management</w:t>
       </w:r>
     </w:p>
     <w:p>
@@ -890,35 +276,7 @@
         <w:rPr>
           <w:color w:val="1A1916"/>
         </w:rPr>
-        <w:t xml:space="preserve">Shorten URL live — input URL dan </w:t>
-      </w:r>
-      <w:proofErr w:type="spellStart"/>
-      <w:r>
-        <w:rPr>
-          <w:color w:val="1A1916"/>
-        </w:rPr>
-        <w:t>simpan</w:t>
-      </w:r>
-      <w:proofErr w:type="spellEnd"/>
-      <w:r>
-        <w:rPr>
-          <w:color w:val="1A1916"/>
-        </w:rPr>
-        <w:t xml:space="preserve"> </w:t>
-      </w:r>
-      <w:proofErr w:type="spellStart"/>
-      <w:r>
-        <w:rPr>
-          <w:color w:val="1A1916"/>
-        </w:rPr>
-        <w:t>ke</w:t>
-      </w:r>
-      <w:proofErr w:type="spellEnd"/>
-      <w:r>
-        <w:rPr>
-          <w:color w:val="1A1916"/>
-        </w:rPr>
-        <w:t xml:space="preserve"> database</w:t>
+        <w:t>Shorten URL live — input URL dan simpan ke database</w:t>
       </w:r>
     </w:p>
     <w:p>
@@ -934,49 +292,7 @@
         <w:rPr>
           <w:color w:val="1A1916"/>
         </w:rPr>
-        <w:t xml:space="preserve">Dashboard data </w:t>
-      </w:r>
-      <w:proofErr w:type="spellStart"/>
-      <w:r>
-        <w:rPr>
-          <w:color w:val="1A1916"/>
-        </w:rPr>
-        <w:t>nyata</w:t>
-      </w:r>
-      <w:proofErr w:type="spellEnd"/>
-      <w:r>
-        <w:rPr>
-          <w:color w:val="1A1916"/>
-        </w:rPr>
-        <w:t xml:space="preserve"> — </w:t>
-      </w:r>
-      <w:proofErr w:type="spellStart"/>
-      <w:r>
-        <w:rPr>
-          <w:color w:val="1A1916"/>
-        </w:rPr>
-        <w:t>tampilkan</w:t>
-      </w:r>
-      <w:proofErr w:type="spellEnd"/>
-      <w:r>
-        <w:rPr>
-          <w:color w:val="1A1916"/>
-        </w:rPr>
-        <w:t xml:space="preserve"> data </w:t>
-      </w:r>
-      <w:proofErr w:type="spellStart"/>
-      <w:r>
-        <w:rPr>
-          <w:color w:val="1A1916"/>
-        </w:rPr>
-        <w:t>dari</w:t>
-      </w:r>
-      <w:proofErr w:type="spellEnd"/>
-      <w:r>
-        <w:rPr>
-          <w:color w:val="1A1916"/>
-        </w:rPr>
-        <w:t xml:space="preserve"> database</w:t>
+        <w:t>Dashboard data nyata — tampilkan data dari database</w:t>
       </w:r>
     </w:p>
     <w:p>
@@ -992,44 +308,8 @@
         <w:rPr>
           <w:color w:val="1A1916"/>
         </w:rPr>
-        <w:t xml:space="preserve">Analytics per link — </w:t>
+        <w:t>Analytics per link — statistik klik, device, lokasi</w:t>
       </w:r>
-      <w:proofErr w:type="spellStart"/>
-      <w:r>
-        <w:rPr>
-          <w:color w:val="1A1916"/>
-        </w:rPr>
-        <w:t>statistik</w:t>
-      </w:r>
-      <w:proofErr w:type="spellEnd"/>
-      <w:r>
-        <w:rPr>
-          <w:color w:val="1A1916"/>
-        </w:rPr>
-        <w:t xml:space="preserve"> </w:t>
-      </w:r>
-      <w:proofErr w:type="spellStart"/>
-      <w:r>
-        <w:rPr>
-          <w:color w:val="1A1916"/>
-        </w:rPr>
-        <w:t>klik</w:t>
-      </w:r>
-      <w:proofErr w:type="spellEnd"/>
-      <w:r>
-        <w:rPr>
-          <w:color w:val="1A1916"/>
-        </w:rPr>
-        <w:t xml:space="preserve">, device, </w:t>
-      </w:r>
-      <w:proofErr w:type="spellStart"/>
-      <w:r>
-        <w:rPr>
-          <w:color w:val="1A1916"/>
-        </w:rPr>
-        <w:t>lokasi</w:t>
-      </w:r>
-      <w:proofErr w:type="spellEnd"/>
     </w:p>
     <w:p>
       <w:pPr>
@@ -1044,58 +324,8 @@
         <w:rPr>
           <w:color w:val="1A1916"/>
         </w:rPr>
-        <w:t xml:space="preserve">Edit &amp; </w:t>
+        <w:t>Edit &amp; hapus link — manajemen link yang sudah dibuat</w:t>
       </w:r>
-      <w:proofErr w:type="spellStart"/>
-      <w:r>
-        <w:rPr>
-          <w:color w:val="1A1916"/>
-        </w:rPr>
-        <w:t>hapus</w:t>
-      </w:r>
-      <w:proofErr w:type="spellEnd"/>
-      <w:r>
-        <w:rPr>
-          <w:color w:val="1A1916"/>
-        </w:rPr>
-        <w:t xml:space="preserve"> link — </w:t>
-      </w:r>
-      <w:proofErr w:type="spellStart"/>
-      <w:r>
-        <w:rPr>
-          <w:color w:val="1A1916"/>
-        </w:rPr>
-        <w:t>manajemen</w:t>
-      </w:r>
-      <w:proofErr w:type="spellEnd"/>
-      <w:r>
-        <w:rPr>
-          <w:color w:val="1A1916"/>
-        </w:rPr>
-        <w:t xml:space="preserve"> link yang </w:t>
-      </w:r>
-      <w:proofErr w:type="spellStart"/>
-      <w:r>
-        <w:rPr>
-          <w:color w:val="1A1916"/>
-        </w:rPr>
-        <w:t>sudah</w:t>
-      </w:r>
-      <w:proofErr w:type="spellEnd"/>
-      <w:r>
-        <w:rPr>
-          <w:color w:val="1A1916"/>
-        </w:rPr>
-        <w:t xml:space="preserve"> </w:t>
-      </w:r>
-      <w:proofErr w:type="spellStart"/>
-      <w:r>
-        <w:rPr>
-          <w:color w:val="1A1916"/>
-        </w:rPr>
-        <w:t>dibuat</w:t>
-      </w:r>
-      <w:proofErr w:type="spellEnd"/>
     </w:p>
     <w:p>
       <w:pPr>
@@ -1110,16 +340,8 @@
         <w:rPr>
           <w:color w:val="1A1916"/>
         </w:rPr>
-        <w:t xml:space="preserve">Loading state &amp; feedback — UX yang </w:t>
+        <w:t>Loading state &amp; feedback — UX yang baik</w:t>
       </w:r>
-      <w:proofErr w:type="spellStart"/>
-      <w:r>
-        <w:rPr>
-          <w:color w:val="1A1916"/>
-        </w:rPr>
-        <w:t>baik</w:t>
-      </w:r>
-      <w:proofErr w:type="spellEnd"/>
     </w:p>
     <w:p>
       <w:pPr>
@@ -1130,70 +352,12 @@
         </w:numPr>
         <w:spacing w:before="40" w:after="40"/>
       </w:pPr>
-      <w:proofErr w:type="spellStart"/>
       <w:r>
         <w:rPr>
           <w:color w:val="1A1916"/>
         </w:rPr>
-        <w:t>Responsif</w:t>
+        <w:t>Responsif mobile — tampilan yang baik di semua layar</w:t>
       </w:r>
-      <w:proofErr w:type="spellEnd"/>
-      <w:r>
-        <w:rPr>
-          <w:color w:val="1A1916"/>
-        </w:rPr>
-        <w:t xml:space="preserve"> mobile — </w:t>
-      </w:r>
-      <w:proofErr w:type="spellStart"/>
-      <w:r>
-        <w:rPr>
-          <w:color w:val="1A1916"/>
-        </w:rPr>
-        <w:t>tampilan</w:t>
-      </w:r>
-      <w:proofErr w:type="spellEnd"/>
-      <w:r>
-        <w:rPr>
-          <w:color w:val="1A1916"/>
-        </w:rPr>
-        <w:t xml:space="preserve"> yang </w:t>
-      </w:r>
-      <w:proofErr w:type="spellStart"/>
-      <w:r>
-        <w:rPr>
-          <w:color w:val="1A1916"/>
-        </w:rPr>
-        <w:t>baik</w:t>
-      </w:r>
-      <w:proofErr w:type="spellEnd"/>
-      <w:r>
-        <w:rPr>
-          <w:color w:val="1A1916"/>
-        </w:rPr>
-        <w:t xml:space="preserve"> di </w:t>
-      </w:r>
-      <w:proofErr w:type="spellStart"/>
-      <w:r>
-        <w:rPr>
-          <w:color w:val="1A1916"/>
-        </w:rPr>
-        <w:t>semua</w:t>
-      </w:r>
-      <w:proofErr w:type="spellEnd"/>
-      <w:r>
-        <w:rPr>
-          <w:color w:val="1A1916"/>
-        </w:rPr>
-        <w:t xml:space="preserve"> </w:t>
-      </w:r>
-      <w:proofErr w:type="spellStart"/>
-      <w:r>
-        <w:rPr>
-          <w:color w:val="1A1916"/>
-        </w:rPr>
-        <w:t>layar</w:t>
-      </w:r>
-      <w:proofErr w:type="spellEnd"/>
     </w:p>
     <w:p>
       <w:pPr>
@@ -1208,72 +372,8 @@
         <w:rPr>
           <w:color w:val="1A1916"/>
         </w:rPr>
-        <w:t xml:space="preserve">API Key — </w:t>
+        <w:t>API Key — fitur opsional untuk integrasi eksternal</w:t>
       </w:r>
-      <w:proofErr w:type="spellStart"/>
-      <w:r>
-        <w:rPr>
-          <w:color w:val="1A1916"/>
-        </w:rPr>
-        <w:t>fitur</w:t>
-      </w:r>
-      <w:proofErr w:type="spellEnd"/>
-      <w:r>
-        <w:rPr>
-          <w:color w:val="1A1916"/>
-        </w:rPr>
-        <w:t xml:space="preserve"> </w:t>
-      </w:r>
-      <w:proofErr w:type="spellStart"/>
-      <w:r>
-        <w:rPr>
-          <w:color w:val="1A1916"/>
-        </w:rPr>
-        <w:t>opsional</w:t>
-      </w:r>
-      <w:proofErr w:type="spellEnd"/>
-      <w:r>
-        <w:rPr>
-          <w:color w:val="1A1916"/>
-        </w:rPr>
-        <w:t xml:space="preserve"> </w:t>
-      </w:r>
-      <w:proofErr w:type="spellStart"/>
-      <w:r>
-        <w:rPr>
-          <w:color w:val="1A1916"/>
-        </w:rPr>
-        <w:t>untuk</w:t>
-      </w:r>
-      <w:proofErr w:type="spellEnd"/>
-      <w:r>
-        <w:rPr>
-          <w:color w:val="1A1916"/>
-        </w:rPr>
-        <w:t xml:space="preserve"> </w:t>
-      </w:r>
-      <w:proofErr w:type="spellStart"/>
-      <w:r>
-        <w:rPr>
-          <w:color w:val="1A1916"/>
-        </w:rPr>
-        <w:t>integrasi</w:t>
-      </w:r>
-      <w:proofErr w:type="spellEnd"/>
-      <w:r>
-        <w:rPr>
-          <w:color w:val="1A1916"/>
-        </w:rPr>
-        <w:t xml:space="preserve"> </w:t>
-      </w:r>
-      <w:proofErr w:type="spellStart"/>
-      <w:r>
-        <w:rPr>
-          <w:color w:val="1A1916"/>
-        </w:rPr>
-        <w:t>eksternal</w:t>
-      </w:r>
-      <w:proofErr w:type="spellEnd"/>
     </w:p>
     <w:p>
       <w:pPr>
@@ -1288,13 +388,8 @@
         <w:pStyle w:val="Heading1"/>
       </w:pPr>
       <w:r>
-        <w:t xml:space="preserve">Daftar Task </w:t>
+        <w:t>Daftar Task Lengkap</w:t>
       </w:r>
-      <w:proofErr w:type="spellStart"/>
-      <w:r>
-        <w:t>Lengkap</w:t>
-      </w:r>
-      <w:proofErr w:type="spellEnd"/>
     </w:p>
     <w:p>
       <w:pPr>
@@ -1312,91 +407,7 @@
         <w:rPr>
           <w:color w:val="1A1916"/>
         </w:rPr>
-        <w:t xml:space="preserve">Fitur paling inti </w:t>
-      </w:r>
-      <w:proofErr w:type="spellStart"/>
-      <w:r>
-        <w:rPr>
-          <w:color w:val="1A1916"/>
-        </w:rPr>
-        <w:t>dari</w:t>
-      </w:r>
-      <w:proofErr w:type="spellEnd"/>
-      <w:r>
-        <w:rPr>
-          <w:color w:val="1A1916"/>
-        </w:rPr>
-        <w:t xml:space="preserve"> URL shortener. Harus </w:t>
-      </w:r>
-      <w:proofErr w:type="spellStart"/>
-      <w:r>
-        <w:rPr>
-          <w:color w:val="1A1916"/>
-        </w:rPr>
-        <w:t>diimplementasikan</w:t>
-      </w:r>
-      <w:proofErr w:type="spellEnd"/>
-      <w:r>
-        <w:rPr>
-          <w:color w:val="1A1916"/>
-        </w:rPr>
-        <w:t xml:space="preserve"> </w:t>
-      </w:r>
-      <w:proofErr w:type="spellStart"/>
-      <w:r>
-        <w:rPr>
-          <w:color w:val="1A1916"/>
-        </w:rPr>
-        <w:t>pertama</w:t>
-      </w:r>
-      <w:proofErr w:type="spellEnd"/>
-      <w:r>
-        <w:rPr>
-          <w:color w:val="1A1916"/>
-        </w:rPr>
-        <w:t xml:space="preserve"> kali </w:t>
-      </w:r>
-      <w:proofErr w:type="spellStart"/>
-      <w:r>
-        <w:rPr>
-          <w:color w:val="1A1916"/>
-        </w:rPr>
-        <w:t>sebelum</w:t>
-      </w:r>
-      <w:proofErr w:type="spellEnd"/>
-      <w:r>
-        <w:rPr>
-          <w:color w:val="1A1916"/>
-        </w:rPr>
-        <w:t xml:space="preserve"> </w:t>
-      </w:r>
-      <w:proofErr w:type="spellStart"/>
-      <w:r>
-        <w:rPr>
-          <w:color w:val="1A1916"/>
-        </w:rPr>
-        <w:t>fitur</w:t>
-      </w:r>
-      <w:proofErr w:type="spellEnd"/>
-      <w:r>
-        <w:rPr>
-          <w:color w:val="1A1916"/>
-        </w:rPr>
-        <w:t xml:space="preserve"> </w:t>
-      </w:r>
-      <w:proofErr w:type="spellStart"/>
-      <w:r>
-        <w:rPr>
-          <w:color w:val="1A1916"/>
-        </w:rPr>
-        <w:t>lainnya</w:t>
-      </w:r>
-      <w:proofErr w:type="spellEnd"/>
-      <w:r>
-        <w:rPr>
-          <w:color w:val="1A1916"/>
-        </w:rPr>
-        <w:t>.</w:t>
+        <w:t>Fitur paling inti dari URL shortener. Harus diimplementasikan pertama kali sebelum fitur lainnya.</w:t>
       </w:r>
     </w:p>
     <w:p>
@@ -1510,7 +521,6 @@
             </w:tcMar>
           </w:tcPr>
           <w:p>
-            <w:proofErr w:type="spellStart"/>
             <w:r>
               <w:rPr>
                 <w:b/>
@@ -1521,7 +531,6 @@
               </w:rPr>
               <w:t>Prioritas</w:t>
             </w:r>
-            <w:proofErr w:type="spellEnd"/>
           </w:p>
         </w:tc>
         <w:tc>
@@ -1572,7 +581,6 @@
             </w:tcMar>
           </w:tcPr>
           <w:p>
-            <w:proofErr w:type="spellStart"/>
             <w:r>
               <w:rPr>
                 <w:b/>
@@ -1583,7 +591,6 @@
               </w:rPr>
               <w:t>Catatan</w:t>
             </w:r>
-            <w:proofErr w:type="spellEnd"/>
           </w:p>
         </w:tc>
       </w:tr>
@@ -1640,25 +647,7 @@
                 <w:sz w:val="20"/>
                 <w:szCs w:val="20"/>
               </w:rPr>
-              <w:t xml:space="preserve">Buat endpoint GET </w:t>
-            </w:r>
-            <w:proofErr w:type="gramStart"/>
-            <w:r>
-              <w:rPr>
-                <w:color w:val="1A1916"/>
-                <w:sz w:val="20"/>
-                <w:szCs w:val="20"/>
-              </w:rPr>
-              <w:t>/:slug</w:t>
-            </w:r>
-            <w:proofErr w:type="gramEnd"/>
-            <w:r>
-              <w:rPr>
-                <w:color w:val="1A1916"/>
-                <w:sz w:val="20"/>
-                <w:szCs w:val="20"/>
-              </w:rPr>
-              <w:t xml:space="preserve"> di Golang</w:t>
+              <w:t>Buat endpoint GET /:slug di Golang</w:t>
             </w:r>
           </w:p>
         </w:tc>
@@ -1716,18 +705,8 @@
                 <w:sz w:val="20"/>
                 <w:szCs w:val="20"/>
               </w:rPr>
-              <w:t xml:space="preserve">○ </w:t>
-            </w:r>
-            <w:proofErr w:type="spellStart"/>
-            <w:r>
-              <w:rPr>
-                <w:color w:val="7A7870"/>
-                <w:sz w:val="20"/>
-                <w:szCs w:val="20"/>
-              </w:rPr>
-              <w:t>Sudah</w:t>
-            </w:r>
-            <w:proofErr w:type="spellEnd"/>
+              <w:t>○ Sudah</w:t>
+            </w:r>
           </w:p>
         </w:tc>
         <w:tc>
@@ -1754,18 +733,8 @@
                 <w:sz w:val="20"/>
                 <w:szCs w:val="20"/>
               </w:rPr>
-              <w:t>Pakai Gin/Echo/</w:t>
-            </w:r>
-            <w:proofErr w:type="spellStart"/>
-            <w:r>
-              <w:rPr>
-                <w:color w:val="7A7870"/>
-                <w:sz w:val="20"/>
-                <w:szCs w:val="20"/>
-              </w:rPr>
-              <w:t>Fiber</w:t>
-            </w:r>
-            <w:proofErr w:type="spellEnd"/>
+              <w:t>Pakai Gin/Echo/Fiber</w:t>
+            </w:r>
           </w:p>
         </w:tc>
       </w:tr>
@@ -1829,25 +798,7 @@
                 <w:sz w:val="20"/>
                 <w:szCs w:val="20"/>
               </w:rPr>
-              <w:t xml:space="preserve">Query database </w:t>
-            </w:r>
-            <w:proofErr w:type="spellStart"/>
-            <w:r>
-              <w:rPr>
-                <w:color w:val="1A1916"/>
-                <w:sz w:val="20"/>
-                <w:szCs w:val="20"/>
-              </w:rPr>
-              <w:t>berdasarkan</w:t>
-            </w:r>
-            <w:proofErr w:type="spellEnd"/>
-            <w:r>
-              <w:rPr>
-                <w:color w:val="1A1916"/>
-                <w:sz w:val="20"/>
-                <w:szCs w:val="20"/>
-              </w:rPr>
-              <w:t xml:space="preserve"> slug</w:t>
+              <w:t>Query database berdasarkan slug</w:t>
             </w:r>
           </w:p>
           <w:p>
@@ -1903,23 +854,7 @@
                 <w:sz w:val="20"/>
                 <w:szCs w:val="20"/>
               </w:rPr>
-              <w:t xml:space="preserve">Connect go with </w:t>
-            </w:r>
-            <w:proofErr w:type="spellStart"/>
-            <w:r>
-              <w:rPr>
-                <w:sz w:val="20"/>
-                <w:szCs w:val="20"/>
-              </w:rPr>
-              <w:t>postgre</w:t>
-            </w:r>
-            <w:proofErr w:type="spellEnd"/>
-            <w:r>
-              <w:rPr>
-                <w:sz w:val="20"/>
-                <w:szCs w:val="20"/>
-              </w:rPr>
-              <w:t xml:space="preserve"> (.env)</w:t>
+              <w:t>Connect go with postgre (.env)</w:t>
             </w:r>
           </w:p>
         </w:tc>
@@ -1977,18 +912,8 @@
                 <w:sz w:val="20"/>
                 <w:szCs w:val="20"/>
               </w:rPr>
-              <w:t xml:space="preserve">○ </w:t>
-            </w:r>
-            <w:proofErr w:type="spellStart"/>
-            <w:r>
-              <w:rPr>
-                <w:color w:val="7A7870"/>
-                <w:sz w:val="20"/>
-                <w:szCs w:val="20"/>
-              </w:rPr>
-              <w:t>Sudah</w:t>
-            </w:r>
-            <w:proofErr w:type="spellEnd"/>
+              <w:t>○ Sudah</w:t>
+            </w:r>
           </w:p>
         </w:tc>
         <w:tc>
@@ -2015,36 +940,8 @@
                 <w:sz w:val="20"/>
                 <w:szCs w:val="20"/>
               </w:rPr>
-              <w:t xml:space="preserve">Hit counter +1 </w:t>
-            </w:r>
-            <w:proofErr w:type="spellStart"/>
-            <w:r>
-              <w:rPr>
-                <w:color w:val="7A7870"/>
-                <w:sz w:val="20"/>
-                <w:szCs w:val="20"/>
-              </w:rPr>
-              <w:t>tiap</w:t>
-            </w:r>
-            <w:proofErr w:type="spellEnd"/>
-            <w:r>
-              <w:rPr>
-                <w:color w:val="7A7870"/>
-                <w:sz w:val="20"/>
-                <w:szCs w:val="20"/>
-              </w:rPr>
-              <w:t xml:space="preserve"> </w:t>
-            </w:r>
-            <w:proofErr w:type="spellStart"/>
-            <w:r>
-              <w:rPr>
-                <w:color w:val="7A7870"/>
-                <w:sz w:val="20"/>
-                <w:szCs w:val="20"/>
-              </w:rPr>
-              <w:t>klik</w:t>
-            </w:r>
-            <w:proofErr w:type="spellEnd"/>
+              <w:t>Hit counter +1 tiap klik</w:t>
+            </w:r>
           </w:p>
         </w:tc>
       </w:tr>
@@ -2101,36 +998,8 @@
                 <w:sz w:val="20"/>
                 <w:szCs w:val="20"/>
               </w:rPr>
-              <w:t xml:space="preserve">HTTP 301/302 redirect </w:t>
-            </w:r>
-            <w:proofErr w:type="spellStart"/>
-            <w:r>
-              <w:rPr>
-                <w:color w:val="1A1916"/>
-                <w:sz w:val="20"/>
-                <w:szCs w:val="20"/>
-              </w:rPr>
-              <w:t>ke</w:t>
-            </w:r>
-            <w:proofErr w:type="spellEnd"/>
-            <w:r>
-              <w:rPr>
-                <w:color w:val="1A1916"/>
-                <w:sz w:val="20"/>
-                <w:szCs w:val="20"/>
-              </w:rPr>
-              <w:t xml:space="preserve"> URL </w:t>
-            </w:r>
-            <w:proofErr w:type="spellStart"/>
-            <w:r>
-              <w:rPr>
-                <w:color w:val="1A1916"/>
-                <w:sz w:val="20"/>
-                <w:szCs w:val="20"/>
-              </w:rPr>
-              <w:t>asli</w:t>
-            </w:r>
-            <w:proofErr w:type="spellEnd"/>
+              <w:t>HTTP 301/302 redirect ke URL asli</w:t>
+            </w:r>
           </w:p>
         </w:tc>
         <w:tc>
@@ -2187,18 +1056,8 @@
                 <w:sz w:val="20"/>
                 <w:szCs w:val="20"/>
               </w:rPr>
-              <w:t xml:space="preserve">○ </w:t>
-            </w:r>
-            <w:proofErr w:type="spellStart"/>
-            <w:r>
-              <w:rPr>
-                <w:color w:val="7A7870"/>
-                <w:sz w:val="20"/>
-                <w:szCs w:val="20"/>
-              </w:rPr>
-              <w:t>Sudah</w:t>
-            </w:r>
-            <w:proofErr w:type="spellEnd"/>
+              <w:t>○ Sudah</w:t>
+            </w:r>
           </w:p>
         </w:tc>
         <w:tc>
@@ -2219,41 +1078,13 @@
             </w:tcMar>
           </w:tcPr>
           <w:p>
-            <w:proofErr w:type="spellStart"/>
-            <w:r>
-              <w:rPr>
-                <w:color w:val="7A7870"/>
-                <w:sz w:val="20"/>
-                <w:szCs w:val="20"/>
-              </w:rPr>
-              <w:t>Gunakan</w:t>
-            </w:r>
-            <w:proofErr w:type="spellEnd"/>
-            <w:r>
-              <w:rPr>
-                <w:color w:val="7A7870"/>
-                <w:sz w:val="20"/>
-                <w:szCs w:val="20"/>
-              </w:rPr>
-              <w:t xml:space="preserve"> 302 </w:t>
-            </w:r>
-            <w:proofErr w:type="spellStart"/>
-            <w:r>
-              <w:rPr>
-                <w:color w:val="7A7870"/>
-                <w:sz w:val="20"/>
-                <w:szCs w:val="20"/>
-              </w:rPr>
-              <w:t>untuk</w:t>
-            </w:r>
-            <w:proofErr w:type="spellEnd"/>
-            <w:r>
-              <w:rPr>
-                <w:color w:val="7A7870"/>
-                <w:sz w:val="20"/>
-                <w:szCs w:val="20"/>
-              </w:rPr>
-              <w:t xml:space="preserve"> analytics</w:t>
+            <w:r>
+              <w:rPr>
+                <w:color w:val="7A7870"/>
+                <w:sz w:val="20"/>
+                <w:szCs w:val="20"/>
+              </w:rPr>
+              <w:t>Gunakan 302 untuk analytics</w:t>
             </w:r>
           </w:p>
         </w:tc>
@@ -2311,54 +1142,8 @@
                 <w:sz w:val="20"/>
                 <w:szCs w:val="20"/>
               </w:rPr>
-              <w:t xml:space="preserve">Halaman 404 </w:t>
-            </w:r>
-            <w:proofErr w:type="spellStart"/>
-            <w:r>
-              <w:rPr>
-                <w:color w:val="1A1916"/>
-                <w:sz w:val="20"/>
-                <w:szCs w:val="20"/>
-              </w:rPr>
-              <w:t>jika</w:t>
-            </w:r>
-            <w:proofErr w:type="spellEnd"/>
-            <w:r>
-              <w:rPr>
-                <w:color w:val="1A1916"/>
-                <w:sz w:val="20"/>
-                <w:szCs w:val="20"/>
-              </w:rPr>
-              <w:t xml:space="preserve"> slug </w:t>
-            </w:r>
-            <w:proofErr w:type="spellStart"/>
-            <w:r>
-              <w:rPr>
-                <w:color w:val="1A1916"/>
-                <w:sz w:val="20"/>
-                <w:szCs w:val="20"/>
-              </w:rPr>
-              <w:t>tidak</w:t>
-            </w:r>
-            <w:proofErr w:type="spellEnd"/>
-            <w:r>
-              <w:rPr>
-                <w:color w:val="1A1916"/>
-                <w:sz w:val="20"/>
-                <w:szCs w:val="20"/>
-              </w:rPr>
-              <w:t xml:space="preserve"> </w:t>
-            </w:r>
-            <w:proofErr w:type="spellStart"/>
-            <w:r>
-              <w:rPr>
-                <w:color w:val="1A1916"/>
-                <w:sz w:val="20"/>
-                <w:szCs w:val="20"/>
-              </w:rPr>
-              <w:t>ditemukan</w:t>
-            </w:r>
-            <w:proofErr w:type="spellEnd"/>
+              <w:t>Halaman 404 jika slug tidak ditemukan</w:t>
+            </w:r>
           </w:p>
         </w:tc>
         <w:tc>
@@ -2379,7 +1164,6 @@
             </w:tcMar>
           </w:tcPr>
           <w:p>
-            <w:proofErr w:type="spellStart"/>
             <w:r>
               <w:rPr>
                 <w:b/>
@@ -2390,7 +1174,6 @@
               </w:rPr>
               <w:t>Sedang</w:t>
             </w:r>
-            <w:proofErr w:type="spellEnd"/>
           </w:p>
         </w:tc>
         <w:tc>
@@ -2417,18 +1200,8 @@
                 <w:sz w:val="20"/>
                 <w:szCs w:val="20"/>
               </w:rPr>
-              <w:t xml:space="preserve">○ </w:t>
-            </w:r>
-            <w:proofErr w:type="spellStart"/>
-            <w:r>
-              <w:rPr>
-                <w:color w:val="7A7870"/>
-                <w:sz w:val="20"/>
-                <w:szCs w:val="20"/>
-              </w:rPr>
-              <w:t>Sudah</w:t>
-            </w:r>
-            <w:proofErr w:type="spellEnd"/>
+              <w:t>○ Sudah</w:t>
+            </w:r>
           </w:p>
         </w:tc>
         <w:tc>
@@ -2455,36 +1228,8 @@
                 <w:sz w:val="20"/>
                 <w:szCs w:val="20"/>
               </w:rPr>
-              <w:t xml:space="preserve">Desain </w:t>
-            </w:r>
-            <w:proofErr w:type="spellStart"/>
-            <w:r>
-              <w:rPr>
-                <w:color w:val="7A7870"/>
-                <w:sz w:val="20"/>
-                <w:szCs w:val="20"/>
-              </w:rPr>
-              <w:t>halaman</w:t>
-            </w:r>
-            <w:proofErr w:type="spellEnd"/>
-            <w:r>
-              <w:rPr>
-                <w:color w:val="7A7870"/>
-                <w:sz w:val="20"/>
-                <w:szCs w:val="20"/>
-              </w:rPr>
-              <w:t xml:space="preserve"> error yang </w:t>
-            </w:r>
-            <w:proofErr w:type="spellStart"/>
-            <w:r>
-              <w:rPr>
-                <w:color w:val="7A7870"/>
-                <w:sz w:val="20"/>
-                <w:szCs w:val="20"/>
-              </w:rPr>
-              <w:t>baik</w:t>
-            </w:r>
-            <w:proofErr w:type="spellEnd"/>
+              <w:t>Desain halaman error yang baik</w:t>
+            </w:r>
           </w:p>
         </w:tc>
       </w:tr>
@@ -2541,36 +1286,8 @@
                 <w:sz w:val="20"/>
                 <w:szCs w:val="20"/>
               </w:rPr>
-              <w:t xml:space="preserve">Halaman expired </w:t>
-            </w:r>
-            <w:proofErr w:type="spellStart"/>
-            <w:r>
-              <w:rPr>
-                <w:color w:val="1A1916"/>
-                <w:sz w:val="20"/>
-                <w:szCs w:val="20"/>
-              </w:rPr>
-              <w:t>jika</w:t>
-            </w:r>
-            <w:proofErr w:type="spellEnd"/>
-            <w:r>
-              <w:rPr>
-                <w:color w:val="1A1916"/>
-                <w:sz w:val="20"/>
-                <w:szCs w:val="20"/>
-              </w:rPr>
-              <w:t xml:space="preserve"> link </w:t>
-            </w:r>
-            <w:proofErr w:type="spellStart"/>
-            <w:r>
-              <w:rPr>
-                <w:color w:val="1A1916"/>
-                <w:sz w:val="20"/>
-                <w:szCs w:val="20"/>
-              </w:rPr>
-              <w:t>kedaluwarsa</w:t>
-            </w:r>
-            <w:proofErr w:type="spellEnd"/>
+              <w:t>Halaman expired jika link kedaluwarsa</w:t>
+            </w:r>
           </w:p>
         </w:tc>
         <w:tc>
@@ -2591,7 +1308,6 @@
             </w:tcMar>
           </w:tcPr>
           <w:p>
-            <w:proofErr w:type="spellStart"/>
             <w:r>
               <w:rPr>
                 <w:b/>
@@ -2602,7 +1318,6 @@
               </w:rPr>
               <w:t>Sedang</w:t>
             </w:r>
-            <w:proofErr w:type="spellEnd"/>
           </w:p>
         </w:tc>
         <w:tc>
@@ -2629,18 +1344,8 @@
                 <w:sz w:val="20"/>
                 <w:szCs w:val="20"/>
               </w:rPr>
-              <w:t xml:space="preserve">○ </w:t>
-            </w:r>
-            <w:proofErr w:type="spellStart"/>
-            <w:r>
-              <w:rPr>
-                <w:color w:val="7A7870"/>
-                <w:sz w:val="20"/>
-                <w:szCs w:val="20"/>
-              </w:rPr>
-              <w:t>Sudah</w:t>
-            </w:r>
-            <w:proofErr w:type="spellEnd"/>
+              <w:t>○ Sudah</w:t>
+            </w:r>
           </w:p>
         </w:tc>
         <w:tc>
@@ -2667,25 +1372,7 @@
                 <w:sz w:val="20"/>
                 <w:szCs w:val="20"/>
               </w:rPr>
-              <w:t xml:space="preserve">Cek </w:t>
-            </w:r>
-            <w:proofErr w:type="spellStart"/>
-            <w:r>
-              <w:rPr>
-                <w:color w:val="7A7870"/>
-                <w:sz w:val="20"/>
-                <w:szCs w:val="20"/>
-              </w:rPr>
-              <w:t>expired_at</w:t>
-            </w:r>
-            <w:proofErr w:type="spellEnd"/>
-            <w:r>
-              <w:rPr>
-                <w:color w:val="7A7870"/>
-                <w:sz w:val="20"/>
-                <w:szCs w:val="20"/>
-              </w:rPr>
-              <w:t xml:space="preserve"> di database</w:t>
+              <w:t>Cek expired_at di database</w:t>
             </w:r>
           </w:p>
         </w:tc>
@@ -2701,129 +1388,18 @@
         <w:pStyle w:val="Heading2"/>
       </w:pPr>
       <w:r>
-        <w:t xml:space="preserve">2. </w:t>
+        <w:t>2. Autentikasi</w:t>
       </w:r>
-      <w:proofErr w:type="spellStart"/>
-      <w:r>
-        <w:t>Autentikasi</w:t>
-      </w:r>
-      <w:proofErr w:type="spellEnd"/>
     </w:p>
     <w:p>
       <w:pPr>
         <w:spacing w:before="60" w:after="60"/>
       </w:pPr>
-      <w:proofErr w:type="spellStart"/>
       <w:r>
         <w:rPr>
           <w:color w:val="1A1916"/>
         </w:rPr>
-        <w:t>Sistem</w:t>
-      </w:r>
-      <w:proofErr w:type="spellEnd"/>
-      <w:r>
-        <w:rPr>
-          <w:color w:val="1A1916"/>
-        </w:rPr>
-        <w:t xml:space="preserve"> login dan register agar </w:t>
-      </w:r>
-      <w:proofErr w:type="spellStart"/>
-      <w:r>
-        <w:rPr>
-          <w:color w:val="1A1916"/>
-        </w:rPr>
-        <w:t>setiap</w:t>
-      </w:r>
-      <w:proofErr w:type="spellEnd"/>
-      <w:r>
-        <w:rPr>
-          <w:color w:val="1A1916"/>
-        </w:rPr>
-        <w:t xml:space="preserve"> user </w:t>
-      </w:r>
-      <w:proofErr w:type="spellStart"/>
-      <w:r>
-        <w:rPr>
-          <w:color w:val="1A1916"/>
-        </w:rPr>
-        <w:t>hanya</w:t>
-      </w:r>
-      <w:proofErr w:type="spellEnd"/>
-      <w:r>
-        <w:rPr>
-          <w:color w:val="1A1916"/>
-        </w:rPr>
-        <w:t xml:space="preserve"> </w:t>
-      </w:r>
-      <w:proofErr w:type="spellStart"/>
-      <w:r>
-        <w:rPr>
-          <w:color w:val="1A1916"/>
-        </w:rPr>
-        <w:t>bisa</w:t>
-      </w:r>
-      <w:proofErr w:type="spellEnd"/>
-      <w:r>
-        <w:rPr>
-          <w:color w:val="1A1916"/>
-        </w:rPr>
-        <w:t xml:space="preserve"> </w:t>
-      </w:r>
-      <w:proofErr w:type="spellStart"/>
-      <w:r>
-        <w:rPr>
-          <w:color w:val="1A1916"/>
-        </w:rPr>
-        <w:t>melihat</w:t>
-      </w:r>
-      <w:proofErr w:type="spellEnd"/>
-      <w:r>
-        <w:rPr>
-          <w:color w:val="1A1916"/>
-        </w:rPr>
-        <w:t xml:space="preserve"> dan </w:t>
-      </w:r>
-      <w:proofErr w:type="spellStart"/>
-      <w:r>
-        <w:rPr>
-          <w:color w:val="1A1916"/>
-        </w:rPr>
-        <w:t>mengelola</w:t>
-      </w:r>
-      <w:proofErr w:type="spellEnd"/>
-      <w:r>
-        <w:rPr>
-          <w:color w:val="1A1916"/>
-        </w:rPr>
-        <w:t xml:space="preserve"> link </w:t>
-      </w:r>
-      <w:proofErr w:type="spellStart"/>
-      <w:r>
-        <w:rPr>
-          <w:color w:val="1A1916"/>
-        </w:rPr>
-        <w:t>miliknya</w:t>
-      </w:r>
-      <w:proofErr w:type="spellEnd"/>
-      <w:r>
-        <w:rPr>
-          <w:color w:val="1A1916"/>
-        </w:rPr>
-        <w:t xml:space="preserve"> </w:t>
-      </w:r>
-      <w:proofErr w:type="spellStart"/>
-      <w:r>
-        <w:rPr>
-          <w:color w:val="1A1916"/>
-        </w:rPr>
-        <w:t>sendiri</w:t>
-      </w:r>
-      <w:proofErr w:type="spellEnd"/>
-      <w:r>
-        <w:rPr>
-          <w:color w:val="1A1916"/>
-        </w:rPr>
-        <w:t>.</w:t>
+        <w:t>Sistem login dan register agar setiap user hanya bisa melihat dan mengelola link miliknya sendiri.</w:t>
       </w:r>
     </w:p>
     <w:p>
@@ -2852,8 +1428,8 @@
         <w:gridCol w:w="547"/>
         <w:gridCol w:w="4166"/>
         <w:gridCol w:w="1100"/>
-        <w:gridCol w:w="1296"/>
-        <w:gridCol w:w="2251"/>
+        <w:gridCol w:w="1295"/>
+        <w:gridCol w:w="2252"/>
       </w:tblGrid>
       <w:tr>
         <w:trPr>
@@ -2937,7 +1513,6 @@
             </w:tcMar>
           </w:tcPr>
           <w:p>
-            <w:proofErr w:type="spellStart"/>
             <w:r>
               <w:rPr>
                 <w:b/>
@@ -2948,7 +1523,6 @@
               </w:rPr>
               <w:t>Prioritas</w:t>
             </w:r>
-            <w:proofErr w:type="spellEnd"/>
           </w:p>
         </w:tc>
         <w:tc>
@@ -2999,7 +1573,6 @@
             </w:tcMar>
           </w:tcPr>
           <w:p>
-            <w:proofErr w:type="spellStart"/>
             <w:r>
               <w:rPr>
                 <w:b/>
@@ -3010,7 +1583,6 @@
               </w:rPr>
               <w:t>Catatan</w:t>
             </w:r>
-            <w:proofErr w:type="spellEnd"/>
           </w:p>
         </w:tc>
       </w:tr>
@@ -3074,25 +1646,7 @@
                 <w:sz w:val="20"/>
                 <w:szCs w:val="20"/>
               </w:rPr>
-              <w:t xml:space="preserve">Buat </w:t>
-            </w:r>
-            <w:proofErr w:type="spellStart"/>
-            <w:r>
-              <w:rPr>
-                <w:color w:val="1A1916"/>
-                <w:sz w:val="20"/>
-                <w:szCs w:val="20"/>
-              </w:rPr>
-              <w:t>tabel</w:t>
-            </w:r>
-            <w:proofErr w:type="spellEnd"/>
-            <w:r>
-              <w:rPr>
-                <w:color w:val="1A1916"/>
-                <w:sz w:val="20"/>
-                <w:szCs w:val="20"/>
-              </w:rPr>
-              <w:t xml:space="preserve"> users di database</w:t>
+              <w:t>Buat tabel users di database</w:t>
             </w:r>
           </w:p>
           <w:p>
@@ -3132,23 +1686,7 @@
                 <w:sz w:val="20"/>
                 <w:szCs w:val="20"/>
               </w:rPr>
-              <w:t xml:space="preserve">Install </w:t>
-            </w:r>
-            <w:proofErr w:type="spellStart"/>
-            <w:r>
-              <w:rPr>
-                <w:sz w:val="20"/>
-                <w:szCs w:val="20"/>
-              </w:rPr>
-              <w:t>golang</w:t>
-            </w:r>
-            <w:proofErr w:type="spellEnd"/>
-            <w:r>
-              <w:rPr>
-                <w:sz w:val="20"/>
-                <w:szCs w:val="20"/>
-              </w:rPr>
-              <w:t xml:space="preserve"> encrypt password</w:t>
+              <w:t>Install golang encrypt password</w:t>
             </w:r>
           </w:p>
           <w:p>
@@ -3164,23 +1702,7 @@
                 <w:sz w:val="20"/>
                 <w:szCs w:val="20"/>
               </w:rPr>
-              <w:t xml:space="preserve">Install </w:t>
-            </w:r>
-            <w:proofErr w:type="spellStart"/>
-            <w:r>
-              <w:rPr>
-                <w:sz w:val="20"/>
-                <w:szCs w:val="20"/>
-              </w:rPr>
-              <w:t>golang</w:t>
-            </w:r>
-            <w:proofErr w:type="spellEnd"/>
-            <w:r>
-              <w:rPr>
-                <w:sz w:val="20"/>
-                <w:szCs w:val="20"/>
-              </w:rPr>
-              <w:t xml:space="preserve"> generate token</w:t>
+              <w:t>Install golang generate token</w:t>
             </w:r>
           </w:p>
           <w:p>
@@ -3254,18 +1776,8 @@
                 <w:sz w:val="20"/>
                 <w:szCs w:val="20"/>
               </w:rPr>
-              <w:t xml:space="preserve">○ </w:t>
-            </w:r>
-            <w:proofErr w:type="spellStart"/>
-            <w:r>
-              <w:rPr>
-                <w:color w:val="7A7870"/>
-                <w:sz w:val="20"/>
-                <w:szCs w:val="20"/>
-              </w:rPr>
-              <w:t>Sudah</w:t>
-            </w:r>
-            <w:proofErr w:type="spellEnd"/>
+              <w:t>○ Sudah</w:t>
+            </w:r>
           </w:p>
         </w:tc>
         <w:tc>
@@ -3292,36 +1804,8 @@
                 <w:sz w:val="20"/>
                 <w:szCs w:val="20"/>
               </w:rPr>
-              <w:t xml:space="preserve">id, email, </w:t>
-            </w:r>
-            <w:proofErr w:type="spellStart"/>
-            <w:r>
-              <w:rPr>
-                <w:color w:val="7A7870"/>
-                <w:sz w:val="20"/>
-                <w:szCs w:val="20"/>
-              </w:rPr>
-              <w:t>password_hash</w:t>
-            </w:r>
-            <w:proofErr w:type="spellEnd"/>
-            <w:r>
-              <w:rPr>
-                <w:color w:val="7A7870"/>
-                <w:sz w:val="20"/>
-                <w:szCs w:val="20"/>
-              </w:rPr>
-              <w:t xml:space="preserve">, </w:t>
-            </w:r>
-            <w:proofErr w:type="spellStart"/>
-            <w:r>
-              <w:rPr>
-                <w:color w:val="7A7870"/>
-                <w:sz w:val="20"/>
-                <w:szCs w:val="20"/>
-              </w:rPr>
-              <w:t>created_at</w:t>
-            </w:r>
-            <w:proofErr w:type="spellEnd"/>
+              <w:t>id, email, password_hash, created_at</w:t>
+            </w:r>
           </w:p>
         </w:tc>
       </w:tr>
@@ -3436,18 +1920,8 @@
                 <w:sz w:val="20"/>
                 <w:szCs w:val="20"/>
               </w:rPr>
-              <w:t xml:space="preserve">○ </w:t>
-            </w:r>
-            <w:proofErr w:type="spellStart"/>
-            <w:r>
-              <w:rPr>
-                <w:color w:val="7A7870"/>
-                <w:sz w:val="20"/>
-                <w:szCs w:val="20"/>
-              </w:rPr>
-              <w:t>Sudah</w:t>
-            </w:r>
-            <w:proofErr w:type="spellEnd"/>
+              <w:t>○ Sudah</w:t>
+            </w:r>
           </w:p>
         </w:tc>
         <w:tc>
@@ -3474,36 +1948,8 @@
                 <w:sz w:val="20"/>
                 <w:szCs w:val="20"/>
               </w:rPr>
-              <w:t xml:space="preserve">Hash password </w:t>
-            </w:r>
-            <w:proofErr w:type="spellStart"/>
-            <w:r>
-              <w:rPr>
-                <w:color w:val="7A7870"/>
-                <w:sz w:val="20"/>
-                <w:szCs w:val="20"/>
-              </w:rPr>
-              <w:t>dengan</w:t>
-            </w:r>
-            <w:proofErr w:type="spellEnd"/>
-            <w:r>
-              <w:rPr>
-                <w:color w:val="7A7870"/>
-                <w:sz w:val="20"/>
-                <w:szCs w:val="20"/>
-              </w:rPr>
-              <w:t xml:space="preserve"> </w:t>
-            </w:r>
-            <w:proofErr w:type="spellStart"/>
-            <w:r>
-              <w:rPr>
-                <w:color w:val="7A7870"/>
-                <w:sz w:val="20"/>
-                <w:szCs w:val="20"/>
-              </w:rPr>
-              <w:t>bcrypt</w:t>
-            </w:r>
-            <w:proofErr w:type="spellEnd"/>
+              <w:t>Hash password dengan bcrypt</w:t>
+            </w:r>
           </w:p>
         </w:tc>
       </w:tr>
@@ -3618,18 +2064,8 @@
                 <w:sz w:val="20"/>
                 <w:szCs w:val="20"/>
               </w:rPr>
-              <w:t xml:space="preserve">○ </w:t>
-            </w:r>
-            <w:proofErr w:type="spellStart"/>
-            <w:r>
-              <w:rPr>
-                <w:color w:val="7A7870"/>
-                <w:sz w:val="20"/>
-                <w:szCs w:val="20"/>
-              </w:rPr>
-              <w:t>Sudah</w:t>
-            </w:r>
-            <w:proofErr w:type="spellEnd"/>
+              <w:t>○ Sudah</w:t>
+            </w:r>
           </w:p>
         </w:tc>
         <w:tc>
@@ -3714,25 +2150,7 @@
                 <w:sz w:val="20"/>
                 <w:szCs w:val="20"/>
               </w:rPr>
-              <w:t xml:space="preserve">JWT middleware </w:t>
-            </w:r>
-            <w:proofErr w:type="spellStart"/>
-            <w:r>
-              <w:rPr>
-                <w:color w:val="1A1916"/>
-                <w:sz w:val="20"/>
-                <w:szCs w:val="20"/>
-              </w:rPr>
-              <w:t>untuk</w:t>
-            </w:r>
-            <w:proofErr w:type="spellEnd"/>
-            <w:r>
-              <w:rPr>
-                <w:color w:val="1A1916"/>
-                <w:sz w:val="20"/>
-                <w:szCs w:val="20"/>
-              </w:rPr>
-              <w:t xml:space="preserve"> protected routes</w:t>
+              <w:t>JWT middleware untuk protected routes</w:t>
             </w:r>
           </w:p>
         </w:tc>
@@ -3790,18 +2208,8 @@
                 <w:sz w:val="20"/>
                 <w:szCs w:val="20"/>
               </w:rPr>
-              <w:t>○</w:t>
-            </w:r>
-            <w:proofErr w:type="spellStart"/>
-            <w:r>
-              <w:rPr>
-                <w:color w:val="7A7870"/>
-                <w:sz w:val="20"/>
-                <w:szCs w:val="20"/>
-              </w:rPr>
-              <w:t>Sudah</w:t>
-            </w:r>
-            <w:proofErr w:type="spellEnd"/>
+              <w:t>○Sudah</w:t>
+            </w:r>
           </w:p>
         </w:tc>
         <w:tc>
@@ -3822,41 +2230,13 @@
             </w:tcMar>
           </w:tcPr>
           <w:p>
-            <w:proofErr w:type="spellStart"/>
-            <w:r>
-              <w:rPr>
-                <w:color w:val="7A7870"/>
-                <w:sz w:val="20"/>
-                <w:szCs w:val="20"/>
-              </w:rPr>
-              <w:t>Validasi</w:t>
-            </w:r>
-            <w:proofErr w:type="spellEnd"/>
-            <w:r>
-              <w:rPr>
-                <w:color w:val="7A7870"/>
-                <w:sz w:val="20"/>
-                <w:szCs w:val="20"/>
-              </w:rPr>
-              <w:t xml:space="preserve"> token di </w:t>
-            </w:r>
-            <w:proofErr w:type="spellStart"/>
-            <w:r>
-              <w:rPr>
-                <w:color w:val="7A7870"/>
-                <w:sz w:val="20"/>
-                <w:szCs w:val="20"/>
-              </w:rPr>
-              <w:t>setiap</w:t>
-            </w:r>
-            <w:proofErr w:type="spellEnd"/>
-            <w:r>
-              <w:rPr>
-                <w:color w:val="7A7870"/>
-                <w:sz w:val="20"/>
-                <w:szCs w:val="20"/>
-              </w:rPr>
-              <w:t xml:space="preserve"> request</w:t>
+            <w:r>
+              <w:rPr>
+                <w:color w:val="7A7870"/>
+                <w:sz w:val="20"/>
+                <w:szCs w:val="20"/>
+              </w:rPr>
+              <w:t>Validasi token di setiap request</w:t>
             </w:r>
           </w:p>
         </w:tc>
@@ -3908,103 +2288,13 @@
             </w:tcMar>
           </w:tcPr>
           <w:p>
-            <w:pPr>
+            <w:r>
               <w:rPr>
                 <w:color w:val="1A1916"/>
                 <w:sz w:val="20"/>
                 <w:szCs w:val="20"/>
               </w:rPr>
-            </w:pPr>
-            <w:r>
-              <w:rPr>
-                <w:color w:val="1A1916"/>
-                <w:sz w:val="20"/>
-                <w:szCs w:val="20"/>
-              </w:rPr>
-              <w:t>Halaman login</w:t>
-            </w:r>
-            <w:r>
-              <w:rPr>
-                <w:color w:val="1A1916"/>
-                <w:sz w:val="20"/>
-                <w:szCs w:val="20"/>
-              </w:rPr>
-              <w:t xml:space="preserve">, </w:t>
-            </w:r>
-            <w:r>
-              <w:rPr>
-                <w:color w:val="1A1916"/>
-                <w:sz w:val="20"/>
-                <w:szCs w:val="20"/>
-              </w:rPr>
-              <w:t>register (UI)</w:t>
-            </w:r>
-            <w:r>
-              <w:rPr>
-                <w:color w:val="1A1916"/>
-                <w:sz w:val="20"/>
-                <w:szCs w:val="20"/>
-              </w:rPr>
-              <w:t xml:space="preserve">, </w:t>
-            </w:r>
-            <w:proofErr w:type="spellStart"/>
-            <w:r>
-              <w:rPr>
-                <w:color w:val="1A1916"/>
-                <w:sz w:val="20"/>
-                <w:szCs w:val="20"/>
-              </w:rPr>
-              <w:t>dll</w:t>
-            </w:r>
-            <w:proofErr w:type="spellEnd"/>
-          </w:p>
-          <w:p>
-            <w:pPr>
-              <w:pStyle w:val="ListParagraph"/>
-              <w:numPr>
-                <w:ilvl w:val="0"/>
-                <w:numId w:val="4"/>
-              </w:numPr>
-            </w:pPr>
-            <w:r>
-              <w:t>Check-email.html</w:t>
-            </w:r>
-          </w:p>
-          <w:p>
-            <w:pPr>
-              <w:pStyle w:val="ListParagraph"/>
-              <w:numPr>
-                <w:ilvl w:val="0"/>
-                <w:numId w:val="4"/>
-              </w:numPr>
-            </w:pPr>
-            <w:r>
-              <w:t>Link-reset-expired.html</w:t>
-            </w:r>
-          </w:p>
-          <w:p>
-            <w:pPr>
-              <w:pStyle w:val="ListParagraph"/>
-              <w:numPr>
-                <w:ilvl w:val="0"/>
-                <w:numId w:val="4"/>
-              </w:numPr>
-            </w:pPr>
-            <w:r>
-              <w:t>Password-reset-success.html</w:t>
-            </w:r>
-          </w:p>
-          <w:p>
-            <w:pPr>
-              <w:pStyle w:val="ListParagraph"/>
-              <w:numPr>
-                <w:ilvl w:val="0"/>
-                <w:numId w:val="4"/>
-              </w:numPr>
-            </w:pPr>
-            <w:r>
-              <w:lastRenderedPageBreak/>
-              <w:t>Email-verif.html</w:t>
+              <w:t>Halaman login &amp; register (UI)</w:t>
             </w:r>
           </w:p>
         </w:tc>
@@ -4034,7 +2324,6 @@
                 <w:sz w:val="20"/>
                 <w:szCs w:val="20"/>
               </w:rPr>
-              <w:lastRenderedPageBreak/>
               <w:t>Tinggi</w:t>
             </w:r>
           </w:p>
@@ -4063,15 +2352,7 @@
                 <w:sz w:val="20"/>
                 <w:szCs w:val="20"/>
               </w:rPr>
-              <w:t xml:space="preserve">○ </w:t>
-            </w:r>
-            <w:r>
-              <w:rPr>
-                <w:color w:val="7A7870"/>
-                <w:sz w:val="20"/>
-                <w:szCs w:val="20"/>
-              </w:rPr>
-              <w:t>on progress</w:t>
+              <w:t>○ On Progress</w:t>
             </w:r>
           </w:p>
         </w:tc>
@@ -4099,25 +2380,7 @@
                 <w:sz w:val="20"/>
                 <w:szCs w:val="20"/>
               </w:rPr>
-              <w:t xml:space="preserve">Form HTMX </w:t>
-            </w:r>
-            <w:proofErr w:type="spellStart"/>
-            <w:r>
-              <w:rPr>
-                <w:color w:val="7A7870"/>
-                <w:sz w:val="20"/>
-                <w:szCs w:val="20"/>
-              </w:rPr>
-              <w:t>atau</w:t>
-            </w:r>
-            <w:proofErr w:type="spellEnd"/>
-            <w:r>
-              <w:rPr>
-                <w:color w:val="7A7870"/>
-                <w:sz w:val="20"/>
-                <w:szCs w:val="20"/>
-              </w:rPr>
-              <w:t xml:space="preserve"> React</w:t>
+              <w:t>Form HTMX atau React</w:t>
             </w:r>
           </w:p>
         </w:tc>
@@ -4169,34 +2432,14 @@
             </w:tcMar>
           </w:tcPr>
           <w:p>
-            <w:proofErr w:type="spellStart"/>
             <w:r>
               <w:rPr>
                 <w:color w:val="1A1916"/>
                 <w:sz w:val="20"/>
                 <w:szCs w:val="20"/>
               </w:rPr>
-              <w:t>Simpan</w:t>
-            </w:r>
-            <w:proofErr w:type="spellEnd"/>
-            <w:r>
-              <w:rPr>
-                <w:color w:val="1A1916"/>
-                <w:sz w:val="20"/>
-                <w:szCs w:val="20"/>
-              </w:rPr>
-              <w:t xml:space="preserve"> token di cookie / </w:t>
-            </w:r>
-            <w:proofErr w:type="spellStart"/>
-            <w:r>
-              <w:rPr>
-                <w:color w:val="1A1916"/>
-                <w:sz w:val="20"/>
-                <w:szCs w:val="20"/>
-              </w:rPr>
-              <w:t>localStorage</w:t>
-            </w:r>
-            <w:proofErr w:type="spellEnd"/>
+              <w:t>Simpan token di cookie / localStorage</w:t>
+            </w:r>
           </w:p>
         </w:tc>
         <w:tc>
@@ -4217,7 +2460,6 @@
             </w:tcMar>
           </w:tcPr>
           <w:p>
-            <w:proofErr w:type="spellStart"/>
             <w:r>
               <w:rPr>
                 <w:b/>
@@ -4228,7 +2470,6 @@
               </w:rPr>
               <w:t>Sedang</w:t>
             </w:r>
-            <w:proofErr w:type="spellEnd"/>
           </w:p>
         </w:tc>
         <w:tc>
@@ -4283,61 +2524,7 @@
                 <w:sz w:val="20"/>
                 <w:szCs w:val="20"/>
               </w:rPr>
-              <w:t xml:space="preserve">Cookie </w:t>
-            </w:r>
-            <w:proofErr w:type="spellStart"/>
-            <w:r>
-              <w:rPr>
-                <w:color w:val="7A7870"/>
-                <w:sz w:val="20"/>
-                <w:szCs w:val="20"/>
-              </w:rPr>
-              <w:t>lebih</w:t>
-            </w:r>
-            <w:proofErr w:type="spellEnd"/>
-            <w:r>
-              <w:rPr>
-                <w:color w:val="7A7870"/>
-                <w:sz w:val="20"/>
-                <w:szCs w:val="20"/>
-              </w:rPr>
-              <w:t xml:space="preserve"> </w:t>
-            </w:r>
-            <w:proofErr w:type="spellStart"/>
-            <w:r>
-              <w:rPr>
-                <w:color w:val="7A7870"/>
-                <w:sz w:val="20"/>
-                <w:szCs w:val="20"/>
-              </w:rPr>
-              <w:t>aman</w:t>
-            </w:r>
-            <w:proofErr w:type="spellEnd"/>
-            <w:r>
-              <w:rPr>
-                <w:color w:val="7A7870"/>
-                <w:sz w:val="20"/>
-                <w:szCs w:val="20"/>
-              </w:rPr>
-              <w:t xml:space="preserve"> (</w:t>
-            </w:r>
-            <w:proofErr w:type="spellStart"/>
-            <w:r>
-              <w:rPr>
-                <w:color w:val="7A7870"/>
-                <w:sz w:val="20"/>
-                <w:szCs w:val="20"/>
-              </w:rPr>
-              <w:t>httpOnly</w:t>
-            </w:r>
-            <w:proofErr w:type="spellEnd"/>
-            <w:r>
-              <w:rPr>
-                <w:color w:val="7A7870"/>
-                <w:sz w:val="20"/>
-                <w:szCs w:val="20"/>
-              </w:rPr>
-              <w:t>)</w:t>
+              <w:t>Cookie lebih aman (httpOnly)</w:t>
             </w:r>
           </w:p>
         </w:tc>
@@ -4367,6 +2554,7 @@
                 <w:sz w:val="20"/>
                 <w:szCs w:val="20"/>
               </w:rPr>
+              <w:lastRenderedPageBreak/>
               <w:t>7</w:t>
             </w:r>
           </w:p>
@@ -4389,41 +2577,13 @@
             </w:tcMar>
           </w:tcPr>
           <w:p>
-            <w:proofErr w:type="spellStart"/>
             <w:r>
               <w:rPr>
                 <w:color w:val="1A1916"/>
                 <w:sz w:val="20"/>
                 <w:szCs w:val="20"/>
               </w:rPr>
-              <w:t>Tombol</w:t>
-            </w:r>
-            <w:proofErr w:type="spellEnd"/>
-            <w:r>
-              <w:rPr>
-                <w:color w:val="1A1916"/>
-                <w:sz w:val="20"/>
-                <w:szCs w:val="20"/>
-              </w:rPr>
-              <w:t xml:space="preserve"> logout &amp; </w:t>
-            </w:r>
-            <w:proofErr w:type="spellStart"/>
-            <w:r>
-              <w:rPr>
-                <w:color w:val="1A1916"/>
-                <w:sz w:val="20"/>
-                <w:szCs w:val="20"/>
-              </w:rPr>
-              <w:t>hapus</w:t>
-            </w:r>
-            <w:proofErr w:type="spellEnd"/>
-            <w:r>
-              <w:rPr>
-                <w:color w:val="1A1916"/>
-                <w:sz w:val="20"/>
-                <w:szCs w:val="20"/>
-              </w:rPr>
-              <w:t xml:space="preserve"> session</w:t>
+              <w:t>Tombol logout &amp; hapus session</w:t>
             </w:r>
           </w:p>
         </w:tc>
@@ -4445,7 +2605,6 @@
             </w:tcMar>
           </w:tcPr>
           <w:p>
-            <w:proofErr w:type="spellStart"/>
             <w:r>
               <w:rPr>
                 <w:b/>
@@ -4456,7 +2615,6 @@
               </w:rPr>
               <w:t>Sedang</w:t>
             </w:r>
-            <w:proofErr w:type="spellEnd"/>
           </w:p>
         </w:tc>
         <w:tc>
@@ -4511,25 +2669,7 @@
                 <w:sz w:val="20"/>
                 <w:szCs w:val="20"/>
               </w:rPr>
-              <w:t xml:space="preserve">Blacklist token </w:t>
-            </w:r>
-            <w:proofErr w:type="spellStart"/>
-            <w:r>
-              <w:rPr>
-                <w:color w:val="7A7870"/>
-                <w:sz w:val="20"/>
-                <w:szCs w:val="20"/>
-              </w:rPr>
-              <w:t>atau</w:t>
-            </w:r>
-            <w:proofErr w:type="spellEnd"/>
-            <w:r>
-              <w:rPr>
-                <w:color w:val="7A7870"/>
-                <w:sz w:val="20"/>
-                <w:szCs w:val="20"/>
-              </w:rPr>
-              <w:t xml:space="preserve"> expire</w:t>
+              <w:t>Blacklist token atau expire</w:t>
             </w:r>
           </w:p>
         </w:tc>
@@ -4542,115 +2682,88 @@
     </w:p>
     <w:p>
       <w:pPr>
-        <w:pStyle w:val="Heading2"/>
+        <w:spacing w:before="160" w:after="80"/>
       </w:pPr>
       <w:r>
-        <w:t xml:space="preserve">3. </w:t>
-      </w:r>
-      <w:proofErr w:type="spellStart"/>
-      <w:r>
-        <w:t>Fungsi</w:t>
-      </w:r>
-      <w:proofErr w:type="spellEnd"/>
-      <w:r>
-        <w:t xml:space="preserve"> </w:t>
-      </w:r>
-      <w:proofErr w:type="spellStart"/>
-      <w:r>
-        <w:t>Persingkat</w:t>
-      </w:r>
-      <w:proofErr w:type="spellEnd"/>
-      <w:r>
-        <w:t xml:space="preserve"> URL (Live)</w:t>
+        <w:rPr>
+          <w:b/>
+          <w:bCs/>
+          <w:color w:val="1A1916"/>
+          <w:sz w:val="20"/>
+          <w:szCs w:val="20"/>
+        </w:rPr>
+        <w:t>Catatan tambahan — Detail UI Autentikasi (update manual)</w:t>
       </w:r>
     </w:p>
     <w:p>
       <w:pPr>
+        <w:spacing w:before="40" w:after="40"/>
+      </w:pPr>
+      <w:r>
+        <w:rPr>
+          <w:color w:val="7A7870"/>
+          <w:sz w:val="20"/>
+          <w:szCs w:val="20"/>
+        </w:rPr>
+        <w:t>7 halaman UI sudah dibuat (statis, belum tersambung backend): login.html, register.html, forgot-password.html, check-email.html, link-expired.html, new-password.html, password-success.html.</w:t>
+      </w:r>
+    </w:p>
+    <w:p>
+      <w:pPr>
+        <w:spacing w:before="40" w:after="40"/>
+      </w:pPr>
+      <w:r>
+        <w:rPr>
+          <w:color w:val="7A7870"/>
+          <w:sz w:val="20"/>
+          <w:szCs w:val="20"/>
+        </w:rPr>
+        <w:t>Validasi JavaScript selesai di register.html: format email (regex), panjang password minimal 6 karakter, checkbox syarat &amp; ketentuan wajib dicentang sebelum submit.</w:t>
+      </w:r>
+    </w:p>
+    <w:p>
+      <w:pPr>
+        <w:spacing w:before="40" w:after="40"/>
+      </w:pPr>
+      <w:r>
+        <w:rPr>
+          <w:color w:val="7A7870"/>
+          <w:sz w:val="20"/>
+          <w:szCs w:val="20"/>
+        </w:rPr>
+        <w:t>Loading state di login.html sempat dicoba (disable button + ubah teks saat klik), tapi di-revert sementara karena ada bug double-click yang belum dibereskan. Belum diterapkan ulang.</w:t>
+      </w:r>
+    </w:p>
+    <w:p>
+      <w:pPr>
+        <w:spacing w:before="40" w:after="40"/>
+      </w:pPr>
+      <w:r>
+        <w:rPr>
+          <w:color w:val="7A7870"/>
+          <w:sz w:val="20"/>
+          <w:szCs w:val="20"/>
+        </w:rPr>
+        <w:t>Belum dikerjakan: pesan error login (email/password salah), validasi email di forgot-password.html, validasi panjang password &amp; loading state di new-password.html, dan seluruh koneksi form ke backend (fetch API).</w:t>
+      </w:r>
+    </w:p>
+    <w:p>
+      <w:pPr>
+        <w:pStyle w:val="Heading2"/>
+      </w:pPr>
+      <w:r>
+        <w:t>3. Fungsi Persingkat URL (Live)</w:t>
+      </w:r>
+    </w:p>
+    <w:p>
+      <w:pPr>
         <w:spacing w:before="60" w:after="60"/>
       </w:pPr>
-      <w:proofErr w:type="spellStart"/>
       <w:r>
         <w:rPr>
           <w:color w:val="1A1916"/>
         </w:rPr>
-        <w:t>Menghubungkan</w:t>
-      </w:r>
-      <w:proofErr w:type="spellEnd"/>
-      <w:r>
-        <w:rPr>
-          <w:color w:val="1A1916"/>
-        </w:rPr>
-        <w:t xml:space="preserve"> </w:t>
-      </w:r>
-      <w:proofErr w:type="spellStart"/>
-      <w:r>
-        <w:rPr>
-          <w:color w:val="1A1916"/>
-        </w:rPr>
-        <w:t>tombol</w:t>
-      </w:r>
-      <w:proofErr w:type="spellEnd"/>
-      <w:r>
-        <w:rPr>
-          <w:color w:val="1A1916"/>
-        </w:rPr>
-        <w:t xml:space="preserve"> </w:t>
-      </w:r>
-      <w:proofErr w:type="spellStart"/>
-      <w:r>
-        <w:rPr>
-          <w:color w:val="1A1916"/>
-        </w:rPr>
-        <w:t>Persingkat</w:t>
-      </w:r>
-      <w:proofErr w:type="spellEnd"/>
-      <w:r>
-        <w:rPr>
-          <w:color w:val="1A1916"/>
-        </w:rPr>
-        <w:t xml:space="preserve"> di frontend </w:t>
-      </w:r>
-      <w:proofErr w:type="spellStart"/>
-      <w:r>
-        <w:rPr>
-          <w:color w:val="1A1916"/>
-        </w:rPr>
-        <w:t>ke</w:t>
-      </w:r>
-      <w:proofErr w:type="spellEnd"/>
-      <w:r>
-        <w:rPr>
-          <w:color w:val="1A1916"/>
-        </w:rPr>
-        <w:t xml:space="preserve"> backend Golang yang </w:t>
-      </w:r>
-      <w:proofErr w:type="spellStart"/>
-      <w:r>
-        <w:rPr>
-          <w:color w:val="1A1916"/>
-        </w:rPr>
-        <w:t>menyimpan</w:t>
-      </w:r>
-      <w:proofErr w:type="spellEnd"/>
-      <w:r>
-        <w:rPr>
-          <w:color w:val="1A1916"/>
-        </w:rPr>
-        <w:t xml:space="preserve"> data </w:t>
-      </w:r>
-      <w:proofErr w:type="spellStart"/>
-      <w:r>
-        <w:rPr>
-          <w:color w:val="1A1916"/>
-        </w:rPr>
-        <w:t>ke</w:t>
-      </w:r>
-      <w:proofErr w:type="spellEnd"/>
-      <w:r>
-        <w:rPr>
-          <w:color w:val="1A1916"/>
-        </w:rPr>
-        <w:t xml:space="preserve"> database.</w:t>
+        <w:t>Menghubungkan tombol Persingkat di frontend ke backend Golang yang menyimpan data ke database.</w:t>
       </w:r>
     </w:p>
     <w:p>
@@ -4764,7 +2877,6 @@
             </w:tcMar>
           </w:tcPr>
           <w:p>
-            <w:proofErr w:type="spellStart"/>
             <w:r>
               <w:rPr>
                 <w:b/>
@@ -4775,7 +2887,6 @@
               </w:rPr>
               <w:t>Prioritas</w:t>
             </w:r>
-            <w:proofErr w:type="spellEnd"/>
           </w:p>
         </w:tc>
         <w:tc>
@@ -4826,7 +2937,6 @@
             </w:tcMar>
           </w:tcPr>
           <w:p>
-            <w:proofErr w:type="spellStart"/>
             <w:r>
               <w:rPr>
                 <w:b/>
@@ -4837,7 +2947,6 @@
               </w:rPr>
               <w:t>Catatan</w:t>
             </w:r>
-            <w:proofErr w:type="spellEnd"/>
           </w:p>
         </w:tc>
       </w:tr>
@@ -4894,25 +3003,7 @@
                 <w:sz w:val="20"/>
                 <w:szCs w:val="20"/>
               </w:rPr>
-              <w:t xml:space="preserve">Buat </w:t>
-            </w:r>
-            <w:proofErr w:type="spellStart"/>
-            <w:r>
-              <w:rPr>
-                <w:color w:val="1A1916"/>
-                <w:sz w:val="20"/>
-                <w:szCs w:val="20"/>
-              </w:rPr>
-              <w:t>tabel</w:t>
-            </w:r>
-            <w:proofErr w:type="spellEnd"/>
-            <w:r>
-              <w:rPr>
-                <w:color w:val="1A1916"/>
-                <w:sz w:val="20"/>
-                <w:szCs w:val="20"/>
-              </w:rPr>
-              <w:t xml:space="preserve"> links di database</w:t>
+              <w:t>Buat tabel links di database</w:t>
             </w:r>
           </w:p>
         </w:tc>
@@ -4970,18 +3061,8 @@
                 <w:sz w:val="20"/>
                 <w:szCs w:val="20"/>
               </w:rPr>
-              <w:t xml:space="preserve">○ </w:t>
-            </w:r>
-            <w:proofErr w:type="spellStart"/>
-            <w:r>
-              <w:rPr>
-                <w:color w:val="7A7870"/>
-                <w:sz w:val="20"/>
-                <w:szCs w:val="20"/>
-              </w:rPr>
-              <w:t>Sudah</w:t>
-            </w:r>
-            <w:proofErr w:type="spellEnd"/>
+              <w:t>○ Sudah</w:t>
+            </w:r>
           </w:p>
         </w:tc>
         <w:tc>
@@ -5008,54 +3089,8 @@
                 <w:sz w:val="20"/>
                 <w:szCs w:val="20"/>
               </w:rPr>
-              <w:t xml:space="preserve">id, slug, </w:t>
-            </w:r>
-            <w:proofErr w:type="spellStart"/>
-            <w:r>
-              <w:rPr>
-                <w:color w:val="7A7870"/>
-                <w:sz w:val="20"/>
-                <w:szCs w:val="20"/>
-              </w:rPr>
-              <w:t>original_url</w:t>
-            </w:r>
-            <w:proofErr w:type="spellEnd"/>
-            <w:r>
-              <w:rPr>
-                <w:color w:val="7A7870"/>
-                <w:sz w:val="20"/>
-                <w:szCs w:val="20"/>
-              </w:rPr>
-              <w:t xml:space="preserve">, </w:t>
-            </w:r>
-            <w:proofErr w:type="spellStart"/>
-            <w:r>
-              <w:rPr>
-                <w:color w:val="7A7870"/>
-                <w:sz w:val="20"/>
-                <w:szCs w:val="20"/>
-              </w:rPr>
-              <w:t>user_id</w:t>
-            </w:r>
-            <w:proofErr w:type="spellEnd"/>
-            <w:r>
-              <w:rPr>
-                <w:color w:val="7A7870"/>
-                <w:sz w:val="20"/>
-                <w:szCs w:val="20"/>
-              </w:rPr>
-              <w:t xml:space="preserve">, clicks, </w:t>
-            </w:r>
-            <w:proofErr w:type="spellStart"/>
-            <w:r>
-              <w:rPr>
-                <w:color w:val="7A7870"/>
-                <w:sz w:val="20"/>
-                <w:szCs w:val="20"/>
-              </w:rPr>
-              <w:t>expired_at</w:t>
-            </w:r>
-            <w:proofErr w:type="spellEnd"/>
+              <w:t>id, slug, original_url, user_id, clicks, expired_at</w:t>
+            </w:r>
           </w:p>
         </w:tc>
       </w:tr>
@@ -5170,18 +3205,8 @@
                 <w:sz w:val="20"/>
                 <w:szCs w:val="20"/>
               </w:rPr>
-              <w:t xml:space="preserve">○ </w:t>
-            </w:r>
-            <w:proofErr w:type="spellStart"/>
-            <w:r>
-              <w:rPr>
-                <w:color w:val="7A7870"/>
-                <w:sz w:val="20"/>
-                <w:szCs w:val="20"/>
-              </w:rPr>
-              <w:t>Sudah</w:t>
-            </w:r>
-            <w:proofErr w:type="spellEnd"/>
+              <w:t>○ Sudah</w:t>
+            </w:r>
           </w:p>
         </w:tc>
         <w:tc>
@@ -5208,43 +3233,7 @@
                 <w:sz w:val="20"/>
                 <w:szCs w:val="20"/>
               </w:rPr>
-              <w:t xml:space="preserve">Generate slug </w:t>
-            </w:r>
-            <w:proofErr w:type="spellStart"/>
-            <w:r>
-              <w:rPr>
-                <w:color w:val="7A7870"/>
-                <w:sz w:val="20"/>
-                <w:szCs w:val="20"/>
-              </w:rPr>
-              <w:t>unik</w:t>
-            </w:r>
-            <w:proofErr w:type="spellEnd"/>
-            <w:r>
-              <w:rPr>
-                <w:color w:val="7A7870"/>
-                <w:sz w:val="20"/>
-                <w:szCs w:val="20"/>
-              </w:rPr>
-              <w:t xml:space="preserve"> (</w:t>
-            </w:r>
-            <w:proofErr w:type="spellStart"/>
-            <w:r>
-              <w:rPr>
-                <w:color w:val="7A7870"/>
-                <w:sz w:val="20"/>
-                <w:szCs w:val="20"/>
-              </w:rPr>
-              <w:t>nanoid</w:t>
-            </w:r>
-            <w:proofErr w:type="spellEnd"/>
-            <w:r>
-              <w:rPr>
-                <w:color w:val="7A7870"/>
-                <w:sz w:val="20"/>
-                <w:szCs w:val="20"/>
-              </w:rPr>
-              <w:t>/random)</w:t>
+              <w:t>Generate slug unik (nanoid/random)</w:t>
             </w:r>
           </w:p>
         </w:tc>
@@ -5296,34 +3285,14 @@
             </w:tcMar>
           </w:tcPr>
           <w:p>
-            <w:proofErr w:type="spellStart"/>
             <w:r>
               <w:rPr>
                 <w:color w:val="1A1916"/>
                 <w:sz w:val="20"/>
                 <w:szCs w:val="20"/>
               </w:rPr>
-              <w:t>Validasi</w:t>
-            </w:r>
-            <w:proofErr w:type="spellEnd"/>
-            <w:r>
-              <w:rPr>
-                <w:color w:val="1A1916"/>
-                <w:sz w:val="20"/>
-                <w:szCs w:val="20"/>
-              </w:rPr>
-              <w:t xml:space="preserve"> format URL yang </w:t>
-            </w:r>
-            <w:proofErr w:type="spellStart"/>
-            <w:r>
-              <w:rPr>
-                <w:color w:val="1A1916"/>
-                <w:sz w:val="20"/>
-                <w:szCs w:val="20"/>
-              </w:rPr>
-              <w:t>masuk</w:t>
-            </w:r>
-            <w:proofErr w:type="spellEnd"/>
+              <w:t>Validasi format URL yang masuk</w:t>
+            </w:r>
           </w:p>
         </w:tc>
         <w:tc>
@@ -5380,18 +3349,8 @@
                 <w:sz w:val="20"/>
                 <w:szCs w:val="20"/>
               </w:rPr>
-              <w:t xml:space="preserve">○ </w:t>
-            </w:r>
-            <w:proofErr w:type="spellStart"/>
-            <w:r>
-              <w:rPr>
-                <w:color w:val="7A7870"/>
-                <w:sz w:val="20"/>
-                <w:szCs w:val="20"/>
-              </w:rPr>
-              <w:t>Sudah</w:t>
-            </w:r>
-            <w:proofErr w:type="spellEnd"/>
+              <w:t>○ Sudah</w:t>
+            </w:r>
           </w:p>
         </w:tc>
         <w:tc>
@@ -5476,43 +3435,7 @@
                 <w:sz w:val="20"/>
                 <w:szCs w:val="20"/>
               </w:rPr>
-              <w:t xml:space="preserve">Support slug </w:t>
-            </w:r>
-            <w:proofErr w:type="spellStart"/>
-            <w:r>
-              <w:rPr>
-                <w:color w:val="1A1916"/>
-                <w:sz w:val="20"/>
-                <w:szCs w:val="20"/>
-              </w:rPr>
-              <w:t>kustom</w:t>
-            </w:r>
-            <w:proofErr w:type="spellEnd"/>
-            <w:r>
-              <w:rPr>
-                <w:color w:val="1A1916"/>
-                <w:sz w:val="20"/>
-                <w:szCs w:val="20"/>
-              </w:rPr>
-              <w:t xml:space="preserve"> </w:t>
-            </w:r>
-            <w:proofErr w:type="spellStart"/>
-            <w:r>
-              <w:rPr>
-                <w:color w:val="1A1916"/>
-                <w:sz w:val="20"/>
-                <w:szCs w:val="20"/>
-              </w:rPr>
-              <w:t>dari</w:t>
-            </w:r>
-            <w:proofErr w:type="spellEnd"/>
-            <w:r>
-              <w:rPr>
-                <w:color w:val="1A1916"/>
-                <w:sz w:val="20"/>
-                <w:szCs w:val="20"/>
-              </w:rPr>
-              <w:t xml:space="preserve"> user</w:t>
+              <w:t>Support slug kustom dari user</w:t>
             </w:r>
           </w:p>
         </w:tc>
@@ -5534,7 +3457,6 @@
             </w:tcMar>
           </w:tcPr>
           <w:p>
-            <w:proofErr w:type="spellStart"/>
             <w:r>
               <w:rPr>
                 <w:b/>
@@ -5545,7 +3467,6 @@
               </w:rPr>
               <w:t>Sedang</w:t>
             </w:r>
-            <w:proofErr w:type="spellEnd"/>
           </w:p>
         </w:tc>
         <w:tc>
@@ -5572,15 +3493,7 @@
                 <w:sz w:val="20"/>
                 <w:szCs w:val="20"/>
               </w:rPr>
-              <w:t xml:space="preserve">○ </w:t>
-            </w:r>
-            <w:r>
-              <w:rPr>
-                <w:color w:val="7A7870"/>
-                <w:sz w:val="20"/>
-                <w:szCs w:val="20"/>
-              </w:rPr>
-              <w:t>Belum</w:t>
+              <w:t>○ Belum</w:t>
             </w:r>
           </w:p>
         </w:tc>
@@ -5608,25 +3521,7 @@
                 <w:sz w:val="20"/>
                 <w:szCs w:val="20"/>
               </w:rPr>
-              <w:t xml:space="preserve">Cek </w:t>
-            </w:r>
-            <w:proofErr w:type="spellStart"/>
-            <w:r>
-              <w:rPr>
-                <w:color w:val="7A7870"/>
-                <w:sz w:val="20"/>
-                <w:szCs w:val="20"/>
-              </w:rPr>
-              <w:t>duplikasi</w:t>
-            </w:r>
-            <w:proofErr w:type="spellEnd"/>
-            <w:r>
-              <w:rPr>
-                <w:color w:val="7A7870"/>
-                <w:sz w:val="20"/>
-                <w:szCs w:val="20"/>
-              </w:rPr>
-              <w:t xml:space="preserve"> slug</w:t>
+              <w:t>Cek duplikasi slug</w:t>
             </w:r>
           </w:p>
         </w:tc>
@@ -5684,36 +3579,8 @@
                 <w:sz w:val="20"/>
                 <w:szCs w:val="20"/>
               </w:rPr>
-              <w:t xml:space="preserve">Support </w:t>
-            </w:r>
-            <w:proofErr w:type="spellStart"/>
-            <w:r>
-              <w:rPr>
-                <w:color w:val="1A1916"/>
-                <w:sz w:val="20"/>
-                <w:szCs w:val="20"/>
-              </w:rPr>
-              <w:t>tanggal</w:t>
-            </w:r>
-            <w:proofErr w:type="spellEnd"/>
-            <w:r>
-              <w:rPr>
-                <w:color w:val="1A1916"/>
-                <w:sz w:val="20"/>
-                <w:szCs w:val="20"/>
-              </w:rPr>
-              <w:t xml:space="preserve"> </w:t>
-            </w:r>
-            <w:proofErr w:type="spellStart"/>
-            <w:r>
-              <w:rPr>
-                <w:color w:val="1A1916"/>
-                <w:sz w:val="20"/>
-                <w:szCs w:val="20"/>
-              </w:rPr>
-              <w:t>kedaluwarsa</w:t>
-            </w:r>
-            <w:proofErr w:type="spellEnd"/>
+              <w:t>Support tanggal kedaluwarsa</w:t>
+            </w:r>
           </w:p>
         </w:tc>
         <w:tc>
@@ -5734,7 +3601,6 @@
             </w:tcMar>
           </w:tcPr>
           <w:p>
-            <w:proofErr w:type="spellStart"/>
             <w:r>
               <w:rPr>
                 <w:b/>
@@ -5745,7 +3611,6 @@
               </w:rPr>
               <w:t>Sedang</w:t>
             </w:r>
-            <w:proofErr w:type="spellEnd"/>
           </w:p>
         </w:tc>
         <w:tc>
@@ -5772,15 +3637,7 @@
                 <w:sz w:val="20"/>
                 <w:szCs w:val="20"/>
               </w:rPr>
-              <w:t>○</w:t>
-            </w:r>
-            <w:r>
-              <w:rPr>
-                <w:color w:val="7A7870"/>
-                <w:sz w:val="20"/>
-                <w:szCs w:val="20"/>
-              </w:rPr>
-              <w:t xml:space="preserve"> Belum</w:t>
+              <w:t>○ Belum</w:t>
             </w:r>
           </w:p>
         </w:tc>
@@ -5802,41 +3659,13 @@
             </w:tcMar>
           </w:tcPr>
           <w:p>
-            <w:proofErr w:type="spellStart"/>
-            <w:r>
-              <w:rPr>
-                <w:color w:val="7A7870"/>
-                <w:sz w:val="20"/>
-                <w:szCs w:val="20"/>
-              </w:rPr>
-              <w:t>Simpan</w:t>
-            </w:r>
-            <w:proofErr w:type="spellEnd"/>
-            <w:r>
-              <w:rPr>
-                <w:color w:val="7A7870"/>
-                <w:sz w:val="20"/>
-                <w:szCs w:val="20"/>
-              </w:rPr>
-              <w:t xml:space="preserve"> </w:t>
-            </w:r>
-            <w:proofErr w:type="spellStart"/>
-            <w:r>
-              <w:rPr>
-                <w:color w:val="7A7870"/>
-                <w:sz w:val="20"/>
-                <w:szCs w:val="20"/>
-              </w:rPr>
-              <w:t>expired_at</w:t>
-            </w:r>
-            <w:proofErr w:type="spellEnd"/>
-            <w:r>
-              <w:rPr>
-                <w:color w:val="7A7870"/>
-                <w:sz w:val="20"/>
-                <w:szCs w:val="20"/>
-              </w:rPr>
-              <w:t xml:space="preserve"> nullable</w:t>
+            <w:r>
+              <w:rPr>
+                <w:color w:val="7A7870"/>
+                <w:sz w:val="20"/>
+                <w:szCs w:val="20"/>
+              </w:rPr>
+              <w:t>Simpan expired_at nullable</w:t>
             </w:r>
           </w:p>
         </w:tc>
@@ -5894,54 +3723,8 @@
                 <w:sz w:val="20"/>
                 <w:szCs w:val="20"/>
               </w:rPr>
-              <w:t xml:space="preserve">Support </w:t>
-            </w:r>
-            <w:proofErr w:type="spellStart"/>
-            <w:r>
-              <w:rPr>
-                <w:color w:val="1A1916"/>
-                <w:sz w:val="20"/>
-                <w:szCs w:val="20"/>
-              </w:rPr>
-              <w:t>batas</w:t>
-            </w:r>
-            <w:proofErr w:type="spellEnd"/>
-            <w:r>
-              <w:rPr>
-                <w:color w:val="1A1916"/>
-                <w:sz w:val="20"/>
-                <w:szCs w:val="20"/>
-              </w:rPr>
-              <w:t xml:space="preserve"> </w:t>
-            </w:r>
-            <w:proofErr w:type="spellStart"/>
-            <w:r>
-              <w:rPr>
-                <w:color w:val="1A1916"/>
-                <w:sz w:val="20"/>
-                <w:szCs w:val="20"/>
-              </w:rPr>
-              <w:t>klik</w:t>
-            </w:r>
-            <w:proofErr w:type="spellEnd"/>
-            <w:r>
-              <w:rPr>
-                <w:color w:val="1A1916"/>
-                <w:sz w:val="20"/>
-                <w:szCs w:val="20"/>
-              </w:rPr>
-              <w:t xml:space="preserve"> </w:t>
-            </w:r>
-            <w:proofErr w:type="spellStart"/>
-            <w:r>
-              <w:rPr>
-                <w:color w:val="1A1916"/>
-                <w:sz w:val="20"/>
-                <w:szCs w:val="20"/>
-              </w:rPr>
-              <w:t>maksimum</w:t>
-            </w:r>
-            <w:proofErr w:type="spellEnd"/>
+              <w:t>Support batas klik maksimum</w:t>
+            </w:r>
           </w:p>
         </w:tc>
         <w:tc>
@@ -5962,7 +3745,6 @@
             </w:tcMar>
           </w:tcPr>
           <w:p>
-            <w:proofErr w:type="spellStart"/>
             <w:r>
               <w:rPr>
                 <w:b/>
@@ -5973,7 +3755,6 @@
               </w:rPr>
               <w:t>Rendah</w:t>
             </w:r>
-            <w:proofErr w:type="spellEnd"/>
           </w:p>
         </w:tc>
         <w:tc>
@@ -6022,34 +3803,14 @@
             </w:tcMar>
           </w:tcPr>
           <w:p>
-            <w:proofErr w:type="spellStart"/>
-            <w:r>
-              <w:rPr>
-                <w:color w:val="7A7870"/>
-                <w:sz w:val="20"/>
-                <w:szCs w:val="20"/>
-              </w:rPr>
-              <w:t>max_clicks</w:t>
-            </w:r>
-            <w:proofErr w:type="spellEnd"/>
-            <w:r>
-              <w:rPr>
-                <w:color w:val="7A7870"/>
-                <w:sz w:val="20"/>
-                <w:szCs w:val="20"/>
-              </w:rPr>
-              <w:t xml:space="preserve"> nullable di </w:t>
-            </w:r>
-            <w:proofErr w:type="spellStart"/>
-            <w:r>
-              <w:rPr>
-                <w:color w:val="7A7870"/>
-                <w:sz w:val="20"/>
-                <w:szCs w:val="20"/>
-              </w:rPr>
-              <w:t>tabel</w:t>
-            </w:r>
-            <w:proofErr w:type="spellEnd"/>
+            <w:r>
+              <w:rPr>
+                <w:color w:val="7A7870"/>
+                <w:sz w:val="20"/>
+                <w:szCs w:val="20"/>
+              </w:rPr>
+              <w:t>max_clicks nullable di tabel</w:t>
+            </w:r>
           </w:p>
         </w:tc>
       </w:tr>
@@ -6106,43 +3867,7 @@
                 <w:sz w:val="20"/>
                 <w:szCs w:val="20"/>
               </w:rPr>
-              <w:t xml:space="preserve">Response </w:t>
-            </w:r>
-            <w:proofErr w:type="spellStart"/>
-            <w:r>
-              <w:rPr>
-                <w:color w:val="1A1916"/>
-                <w:sz w:val="20"/>
-                <w:szCs w:val="20"/>
-              </w:rPr>
-              <w:t>tampil</w:t>
-            </w:r>
-            <w:proofErr w:type="spellEnd"/>
-            <w:r>
-              <w:rPr>
-                <w:color w:val="1A1916"/>
-                <w:sz w:val="20"/>
-                <w:szCs w:val="20"/>
-              </w:rPr>
-              <w:t xml:space="preserve"> di UI </w:t>
-            </w:r>
-            <w:proofErr w:type="spellStart"/>
-            <w:r>
-              <w:rPr>
-                <w:color w:val="1A1916"/>
-                <w:sz w:val="20"/>
-                <w:szCs w:val="20"/>
-              </w:rPr>
-              <w:t>tanpa</w:t>
-            </w:r>
-            <w:proofErr w:type="spellEnd"/>
-            <w:r>
-              <w:rPr>
-                <w:color w:val="1A1916"/>
-                <w:sz w:val="20"/>
-                <w:szCs w:val="20"/>
-              </w:rPr>
-              <w:t xml:space="preserve"> reload</w:t>
+              <w:t>Response tampil di UI tanpa reload</w:t>
             </w:r>
           </w:p>
         </w:tc>
@@ -6164,7 +3889,6 @@
             </w:tcMar>
           </w:tcPr>
           <w:p>
-            <w:proofErr w:type="spellStart"/>
             <w:r>
               <w:rPr>
                 <w:b/>
@@ -6175,7 +3899,6 @@
               </w:rPr>
               <w:t>Sedang</w:t>
             </w:r>
-            <w:proofErr w:type="spellEnd"/>
           </w:p>
         </w:tc>
         <w:tc>
@@ -6230,25 +3953,7 @@
                 <w:sz w:val="20"/>
                 <w:szCs w:val="20"/>
               </w:rPr>
-              <w:t xml:space="preserve">HTMX swap </w:t>
-            </w:r>
-            <w:proofErr w:type="spellStart"/>
-            <w:r>
-              <w:rPr>
-                <w:color w:val="7A7870"/>
-                <w:sz w:val="20"/>
-                <w:szCs w:val="20"/>
-              </w:rPr>
-              <w:t>atau</w:t>
-            </w:r>
-            <w:proofErr w:type="spellEnd"/>
-            <w:r>
-              <w:rPr>
-                <w:color w:val="7A7870"/>
-                <w:sz w:val="20"/>
-                <w:szCs w:val="20"/>
-              </w:rPr>
-              <w:t xml:space="preserve"> fetch API</w:t>
+              <w:t>HTMX swap atau fetch API</w:t>
             </w:r>
           </w:p>
         </w:tc>
@@ -6264,101 +3969,18 @@
         <w:pStyle w:val="Heading2"/>
       </w:pPr>
       <w:r>
-        <w:t xml:space="preserve">4. Dashboard Data </w:t>
+        <w:t>4. Dashboard Data Nyata</w:t>
       </w:r>
-      <w:proofErr w:type="spellStart"/>
-      <w:r>
-        <w:t>Nyata</w:t>
-      </w:r>
-      <w:proofErr w:type="spellEnd"/>
     </w:p>
     <w:p>
       <w:pPr>
         <w:spacing w:before="60" w:after="60"/>
       </w:pPr>
-      <w:proofErr w:type="spellStart"/>
       <w:r>
         <w:rPr>
           <w:color w:val="1A1916"/>
         </w:rPr>
-        <w:t>Mengganti</w:t>
-      </w:r>
-      <w:proofErr w:type="spellEnd"/>
-      <w:r>
-        <w:rPr>
-          <w:color w:val="1A1916"/>
-        </w:rPr>
-        <w:t xml:space="preserve"> data dummy di dashboard </w:t>
-      </w:r>
-      <w:proofErr w:type="spellStart"/>
-      <w:r>
-        <w:rPr>
-          <w:color w:val="1A1916"/>
-        </w:rPr>
-        <w:t>dengan</w:t>
-      </w:r>
-      <w:proofErr w:type="spellEnd"/>
-      <w:r>
-        <w:rPr>
-          <w:color w:val="1A1916"/>
-        </w:rPr>
-        <w:t xml:space="preserve"> data </w:t>
-      </w:r>
-      <w:proofErr w:type="spellStart"/>
-      <w:r>
-        <w:rPr>
-          <w:color w:val="1A1916"/>
-        </w:rPr>
-        <w:t>asli</w:t>
-      </w:r>
-      <w:proofErr w:type="spellEnd"/>
-      <w:r>
-        <w:rPr>
-          <w:color w:val="1A1916"/>
-        </w:rPr>
-        <w:t xml:space="preserve"> </w:t>
-      </w:r>
-      <w:proofErr w:type="spellStart"/>
-      <w:r>
-        <w:rPr>
-          <w:color w:val="1A1916"/>
-        </w:rPr>
-        <w:t>dari</w:t>
-      </w:r>
-      <w:proofErr w:type="spellEnd"/>
-      <w:r>
-        <w:rPr>
-          <w:color w:val="1A1916"/>
-        </w:rPr>
-        <w:t xml:space="preserve"> database </w:t>
-      </w:r>
-      <w:proofErr w:type="spellStart"/>
-      <w:r>
-        <w:rPr>
-          <w:color w:val="1A1916"/>
-        </w:rPr>
-        <w:t>milik</w:t>
-      </w:r>
-      <w:proofErr w:type="spellEnd"/>
-      <w:r>
-        <w:rPr>
-          <w:color w:val="1A1916"/>
-        </w:rPr>
-        <w:t xml:space="preserve"> user yang </w:t>
-      </w:r>
-      <w:proofErr w:type="spellStart"/>
-      <w:r>
-        <w:rPr>
-          <w:color w:val="1A1916"/>
-        </w:rPr>
-        <w:t>sedang</w:t>
-      </w:r>
-      <w:proofErr w:type="spellEnd"/>
-      <w:r>
-        <w:rPr>
-          <w:color w:val="1A1916"/>
-        </w:rPr>
-        <w:t xml:space="preserve"> login.</w:t>
+        <w:t>Mengganti data dummy di dashboard dengan data asli dari database milik user yang sedang login.</w:t>
       </w:r>
     </w:p>
     <w:p>
@@ -6472,7 +4094,6 @@
             </w:tcMar>
           </w:tcPr>
           <w:p>
-            <w:proofErr w:type="spellStart"/>
             <w:r>
               <w:rPr>
                 <w:b/>
@@ -6483,7 +4104,6 @@
               </w:rPr>
               <w:t>Prioritas</w:t>
             </w:r>
-            <w:proofErr w:type="spellEnd"/>
           </w:p>
         </w:tc>
         <w:tc>
@@ -6534,7 +4154,6 @@
             </w:tcMar>
           </w:tcPr>
           <w:p>
-            <w:proofErr w:type="spellStart"/>
             <w:r>
               <w:rPr>
                 <w:b/>
@@ -6545,7 +4164,6 @@
               </w:rPr>
               <w:t>Catatan</w:t>
             </w:r>
-            <w:proofErr w:type="spellEnd"/>
           </w:p>
         </w:tc>
       </w:tr>
@@ -6602,25 +4220,7 @@
                 <w:sz w:val="20"/>
                 <w:szCs w:val="20"/>
               </w:rPr>
-              <w:t>Endpoint GET /</w:t>
-            </w:r>
-            <w:proofErr w:type="spellStart"/>
-            <w:r>
-              <w:rPr>
-                <w:color w:val="1A1916"/>
-                <w:sz w:val="20"/>
-                <w:szCs w:val="20"/>
-              </w:rPr>
-              <w:t>api</w:t>
-            </w:r>
-            <w:proofErr w:type="spellEnd"/>
-            <w:r>
-              <w:rPr>
-                <w:color w:val="1A1916"/>
-                <w:sz w:val="20"/>
-                <w:szCs w:val="20"/>
-              </w:rPr>
-              <w:t>/links (list user)</w:t>
+              <w:t>Endpoint GET /api/links (list user)</w:t>
             </w:r>
           </w:p>
         </w:tc>
@@ -6678,18 +4278,8 @@
                 <w:sz w:val="20"/>
                 <w:szCs w:val="20"/>
               </w:rPr>
-              <w:t xml:space="preserve">○ </w:t>
-            </w:r>
-            <w:proofErr w:type="spellStart"/>
-            <w:r>
-              <w:rPr>
-                <w:color w:val="7A7870"/>
-                <w:sz w:val="20"/>
-                <w:szCs w:val="20"/>
-              </w:rPr>
-              <w:t>Sudah</w:t>
-            </w:r>
-            <w:proofErr w:type="spellEnd"/>
+              <w:t>○ Sudah</w:t>
+            </w:r>
           </w:p>
         </w:tc>
         <w:tc>
@@ -6716,43 +4306,7 @@
                 <w:sz w:val="20"/>
                 <w:szCs w:val="20"/>
               </w:rPr>
-              <w:t xml:space="preserve">Filter by </w:t>
-            </w:r>
-            <w:proofErr w:type="spellStart"/>
-            <w:r>
-              <w:rPr>
-                <w:color w:val="7A7870"/>
-                <w:sz w:val="20"/>
-                <w:szCs w:val="20"/>
-              </w:rPr>
-              <w:t>user_id</w:t>
-            </w:r>
-            <w:proofErr w:type="spellEnd"/>
-            <w:r>
-              <w:rPr>
-                <w:color w:val="7A7870"/>
-                <w:sz w:val="20"/>
-                <w:szCs w:val="20"/>
-              </w:rPr>
-              <w:t xml:space="preserve"> </w:t>
-            </w:r>
-            <w:proofErr w:type="spellStart"/>
-            <w:r>
-              <w:rPr>
-                <w:color w:val="7A7870"/>
-                <w:sz w:val="20"/>
-                <w:szCs w:val="20"/>
-              </w:rPr>
-              <w:t>dari</w:t>
-            </w:r>
-            <w:proofErr w:type="spellEnd"/>
-            <w:r>
-              <w:rPr>
-                <w:color w:val="7A7870"/>
-                <w:sz w:val="20"/>
-                <w:szCs w:val="20"/>
-              </w:rPr>
-              <w:t xml:space="preserve"> JWT</w:t>
+              <w:t>Filter by user_id dari JWT</w:t>
             </w:r>
           </w:p>
         </w:tc>
@@ -6810,43 +4364,7 @@
                 <w:sz w:val="20"/>
                 <w:szCs w:val="20"/>
               </w:rPr>
-              <w:t xml:space="preserve">Render </w:t>
-            </w:r>
-            <w:proofErr w:type="spellStart"/>
-            <w:r>
-              <w:rPr>
-                <w:color w:val="1A1916"/>
-                <w:sz w:val="20"/>
-                <w:szCs w:val="20"/>
-              </w:rPr>
-              <w:t>tabel</w:t>
-            </w:r>
-            <w:proofErr w:type="spellEnd"/>
-            <w:r>
-              <w:rPr>
-                <w:color w:val="1A1916"/>
-                <w:sz w:val="20"/>
-                <w:szCs w:val="20"/>
-              </w:rPr>
-              <w:t xml:space="preserve"> link </w:t>
-            </w:r>
-            <w:proofErr w:type="spellStart"/>
-            <w:r>
-              <w:rPr>
-                <w:color w:val="1A1916"/>
-                <w:sz w:val="20"/>
-                <w:szCs w:val="20"/>
-              </w:rPr>
-              <w:t>dari</w:t>
-            </w:r>
-            <w:proofErr w:type="spellEnd"/>
-            <w:r>
-              <w:rPr>
-                <w:color w:val="1A1916"/>
-                <w:sz w:val="20"/>
-                <w:szCs w:val="20"/>
-              </w:rPr>
-              <w:t xml:space="preserve"> API response</w:t>
+              <w:t>Render tabel link dari API response</w:t>
             </w:r>
           </w:p>
         </w:tc>
@@ -6984,70 +4502,14 @@
             </w:tcMar>
           </w:tcPr>
           <w:p>
-            <w:proofErr w:type="spellStart"/>
             <w:r>
               <w:rPr>
                 <w:color w:val="1A1916"/>
                 <w:sz w:val="20"/>
                 <w:szCs w:val="20"/>
               </w:rPr>
-              <w:t>Tombol</w:t>
-            </w:r>
-            <w:proofErr w:type="spellEnd"/>
-            <w:r>
-              <w:rPr>
-                <w:color w:val="1A1916"/>
-                <w:sz w:val="20"/>
-                <w:szCs w:val="20"/>
-              </w:rPr>
-              <w:t xml:space="preserve"> </w:t>
-            </w:r>
-            <w:proofErr w:type="spellStart"/>
-            <w:r>
-              <w:rPr>
-                <w:color w:val="1A1916"/>
-                <w:sz w:val="20"/>
-                <w:szCs w:val="20"/>
-              </w:rPr>
-              <w:t>salin</w:t>
-            </w:r>
-            <w:proofErr w:type="spellEnd"/>
-            <w:r>
-              <w:rPr>
-                <w:color w:val="1A1916"/>
-                <w:sz w:val="20"/>
-                <w:szCs w:val="20"/>
-              </w:rPr>
-              <w:t xml:space="preserve"> URL </w:t>
-            </w:r>
-            <w:proofErr w:type="spellStart"/>
-            <w:r>
-              <w:rPr>
-                <w:color w:val="1A1916"/>
-                <w:sz w:val="20"/>
-                <w:szCs w:val="20"/>
-              </w:rPr>
-              <w:t>benar-benar</w:t>
-            </w:r>
-            <w:proofErr w:type="spellEnd"/>
-            <w:r>
-              <w:rPr>
-                <w:color w:val="1A1916"/>
-                <w:sz w:val="20"/>
-                <w:szCs w:val="20"/>
-              </w:rPr>
-              <w:t xml:space="preserve"> </w:t>
-            </w:r>
-            <w:proofErr w:type="spellStart"/>
-            <w:r>
-              <w:rPr>
-                <w:color w:val="1A1916"/>
-                <w:sz w:val="20"/>
-                <w:szCs w:val="20"/>
-              </w:rPr>
-              <w:t>menyalin</w:t>
-            </w:r>
-            <w:proofErr w:type="spellEnd"/>
+              <w:t>Tombol salin URL benar-benar menyalin</w:t>
+            </w:r>
           </w:p>
         </w:tc>
         <w:tc>
@@ -7126,25 +4588,13 @@
             </w:tcMar>
           </w:tcPr>
           <w:p>
-            <w:proofErr w:type="spellStart"/>
-            <w:proofErr w:type="gramStart"/>
-            <w:r>
-              <w:rPr>
-                <w:color w:val="7A7870"/>
-                <w:sz w:val="20"/>
-                <w:szCs w:val="20"/>
-              </w:rPr>
-              <w:t>navigator.clipboard</w:t>
-            </w:r>
-            <w:proofErr w:type="spellEnd"/>
-            <w:proofErr w:type="gramEnd"/>
-            <w:r>
-              <w:rPr>
-                <w:color w:val="7A7870"/>
-                <w:sz w:val="20"/>
-                <w:szCs w:val="20"/>
-              </w:rPr>
-              <w:t xml:space="preserve"> API</w:t>
+            <w:r>
+              <w:rPr>
+                <w:color w:val="7A7870"/>
+                <w:sz w:val="20"/>
+                <w:szCs w:val="20"/>
+              </w:rPr>
+              <w:t>navigator.clipboard API</w:t>
             </w:r>
           </w:p>
         </w:tc>
@@ -7174,7 +4624,6 @@
                 <w:sz w:val="20"/>
                 <w:szCs w:val="20"/>
               </w:rPr>
-              <w:lastRenderedPageBreak/>
               <w:t>4</w:t>
             </w:r>
           </w:p>
@@ -7197,77 +4646,13 @@
             </w:tcMar>
           </w:tcPr>
           <w:p>
-            <w:proofErr w:type="spellStart"/>
             <w:r>
               <w:rPr>
                 <w:color w:val="1A1916"/>
                 <w:sz w:val="20"/>
                 <w:szCs w:val="20"/>
               </w:rPr>
-              <w:t>Tombol</w:t>
-            </w:r>
-            <w:proofErr w:type="spellEnd"/>
-            <w:r>
-              <w:rPr>
-                <w:color w:val="1A1916"/>
-                <w:sz w:val="20"/>
-                <w:szCs w:val="20"/>
-              </w:rPr>
-              <w:t xml:space="preserve"> </w:t>
-            </w:r>
-            <w:proofErr w:type="spellStart"/>
-            <w:r>
-              <w:rPr>
-                <w:color w:val="1A1916"/>
-                <w:sz w:val="20"/>
-                <w:szCs w:val="20"/>
-              </w:rPr>
-              <w:t>hapus</w:t>
-            </w:r>
-            <w:proofErr w:type="spellEnd"/>
-            <w:r>
-              <w:rPr>
-                <w:color w:val="1A1916"/>
-                <w:sz w:val="20"/>
-                <w:szCs w:val="20"/>
-              </w:rPr>
-              <w:t xml:space="preserve"> </w:t>
-            </w:r>
-            <w:proofErr w:type="spellStart"/>
-            <w:r>
-              <w:rPr>
-                <w:color w:val="1A1916"/>
-                <w:sz w:val="20"/>
-                <w:szCs w:val="20"/>
-              </w:rPr>
-              <w:t>dengan</w:t>
-            </w:r>
-            <w:proofErr w:type="spellEnd"/>
-            <w:r>
-              <w:rPr>
-                <w:color w:val="1A1916"/>
-                <w:sz w:val="20"/>
-                <w:szCs w:val="20"/>
-              </w:rPr>
-              <w:t xml:space="preserve"> </w:t>
-            </w:r>
-            <w:proofErr w:type="spellStart"/>
-            <w:r>
-              <w:rPr>
-                <w:color w:val="1A1916"/>
-                <w:sz w:val="20"/>
-                <w:szCs w:val="20"/>
-              </w:rPr>
-              <w:t>konfirmasi</w:t>
-            </w:r>
-            <w:proofErr w:type="spellEnd"/>
-            <w:r>
-              <w:rPr>
-                <w:color w:val="1A1916"/>
-                <w:sz w:val="20"/>
-                <w:szCs w:val="20"/>
-              </w:rPr>
-              <w:t xml:space="preserve"> dialog</w:t>
+              <w:t>Tombol hapus dengan konfirmasi dialog</w:t>
             </w:r>
           </w:p>
         </w:tc>
@@ -7353,25 +4738,7 @@
                 <w:sz w:val="20"/>
                 <w:szCs w:val="20"/>
               </w:rPr>
-              <w:t>DELETE /</w:t>
-            </w:r>
-            <w:proofErr w:type="spellStart"/>
-            <w:r>
-              <w:rPr>
-                <w:color w:val="7A7870"/>
-                <w:sz w:val="20"/>
-                <w:szCs w:val="20"/>
-              </w:rPr>
-              <w:t>api</w:t>
-            </w:r>
-            <w:proofErr w:type="spellEnd"/>
-            <w:r>
-              <w:rPr>
-                <w:color w:val="7A7870"/>
-                <w:sz w:val="20"/>
-                <w:szCs w:val="20"/>
-              </w:rPr>
-              <w:t>/links/:id</w:t>
+              <w:t>DELETE /api/links/:id</w:t>
             </w:r>
           </w:p>
         </w:tc>
@@ -7423,77 +4790,13 @@
             </w:tcMar>
           </w:tcPr>
           <w:p>
-            <w:proofErr w:type="spellStart"/>
             <w:r>
               <w:rPr>
                 <w:color w:val="1A1916"/>
                 <w:sz w:val="20"/>
                 <w:szCs w:val="20"/>
               </w:rPr>
-              <w:t>Statistik</w:t>
-            </w:r>
-            <w:proofErr w:type="spellEnd"/>
-            <w:r>
-              <w:rPr>
-                <w:color w:val="1A1916"/>
-                <w:sz w:val="20"/>
-                <w:szCs w:val="20"/>
-              </w:rPr>
-              <w:t xml:space="preserve"> </w:t>
-            </w:r>
-            <w:proofErr w:type="spellStart"/>
-            <w:r>
-              <w:rPr>
-                <w:color w:val="1A1916"/>
-                <w:sz w:val="20"/>
-                <w:szCs w:val="20"/>
-              </w:rPr>
-              <w:t>kartu</w:t>
-            </w:r>
-            <w:proofErr w:type="spellEnd"/>
-            <w:r>
-              <w:rPr>
-                <w:color w:val="1A1916"/>
-                <w:sz w:val="20"/>
-                <w:szCs w:val="20"/>
-              </w:rPr>
-              <w:t xml:space="preserve"> (total link, </w:t>
-            </w:r>
-            <w:proofErr w:type="spellStart"/>
-            <w:r>
-              <w:rPr>
-                <w:color w:val="1A1916"/>
-                <w:sz w:val="20"/>
-                <w:szCs w:val="20"/>
-              </w:rPr>
-              <w:t>klik</w:t>
-            </w:r>
-            <w:proofErr w:type="spellEnd"/>
-            <w:r>
-              <w:rPr>
-                <w:color w:val="1A1916"/>
-                <w:sz w:val="20"/>
-                <w:szCs w:val="20"/>
-              </w:rPr>
-              <w:t xml:space="preserve">, </w:t>
-            </w:r>
-            <w:proofErr w:type="spellStart"/>
-            <w:r>
-              <w:rPr>
-                <w:color w:val="1A1916"/>
-                <w:sz w:val="20"/>
-                <w:szCs w:val="20"/>
-              </w:rPr>
-              <w:t>dll</w:t>
-            </w:r>
-            <w:proofErr w:type="spellEnd"/>
-            <w:r>
-              <w:rPr>
-                <w:color w:val="1A1916"/>
-                <w:sz w:val="20"/>
-                <w:szCs w:val="20"/>
-              </w:rPr>
-              <w:t>)</w:t>
+              <w:t>Statistik kartu (total link, klik, dll)</w:t>
             </w:r>
           </w:p>
         </w:tc>
@@ -7515,7 +4818,6 @@
             </w:tcMar>
           </w:tcPr>
           <w:p>
-            <w:proofErr w:type="spellStart"/>
             <w:r>
               <w:rPr>
                 <w:b/>
@@ -7526,7 +4828,6 @@
               </w:rPr>
               <w:t>Sedang</w:t>
             </w:r>
-            <w:proofErr w:type="spellEnd"/>
           </w:p>
         </w:tc>
         <w:tc>
@@ -7581,25 +4882,7 @@
                 <w:sz w:val="20"/>
                 <w:szCs w:val="20"/>
               </w:rPr>
-              <w:t>Endpoint GET /</w:t>
-            </w:r>
-            <w:proofErr w:type="spellStart"/>
-            <w:r>
-              <w:rPr>
-                <w:color w:val="7A7870"/>
-                <w:sz w:val="20"/>
-                <w:szCs w:val="20"/>
-              </w:rPr>
-              <w:t>api</w:t>
-            </w:r>
-            <w:proofErr w:type="spellEnd"/>
-            <w:r>
-              <w:rPr>
-                <w:color w:val="7A7870"/>
-                <w:sz w:val="20"/>
-                <w:szCs w:val="20"/>
-              </w:rPr>
-              <w:t>/stats</w:t>
+              <w:t>Endpoint GET /api/stats</w:t>
             </w:r>
           </w:p>
         </w:tc>
@@ -7629,6 +4912,7 @@
                 <w:sz w:val="20"/>
                 <w:szCs w:val="20"/>
               </w:rPr>
+              <w:lastRenderedPageBreak/>
               <w:t>6</w:t>
             </w:r>
           </w:p>
@@ -7657,25 +4941,7 @@
                 <w:sz w:val="20"/>
                 <w:szCs w:val="20"/>
               </w:rPr>
-              <w:t xml:space="preserve">Pagination </w:t>
-            </w:r>
-            <w:proofErr w:type="spellStart"/>
-            <w:r>
-              <w:rPr>
-                <w:color w:val="1A1916"/>
-                <w:sz w:val="20"/>
-                <w:szCs w:val="20"/>
-              </w:rPr>
-              <w:t>atau</w:t>
-            </w:r>
-            <w:proofErr w:type="spellEnd"/>
-            <w:r>
-              <w:rPr>
-                <w:color w:val="1A1916"/>
-                <w:sz w:val="20"/>
-                <w:szCs w:val="20"/>
-              </w:rPr>
-              <w:t xml:space="preserve"> infinite scroll</w:t>
+              <w:t>Pagination atau infinite scroll</w:t>
             </w:r>
           </w:p>
         </w:tc>
@@ -7697,7 +4963,6 @@
             </w:tcMar>
           </w:tcPr>
           <w:p>
-            <w:proofErr w:type="spellStart"/>
             <w:r>
               <w:rPr>
                 <w:b/>
@@ -7708,7 +4973,6 @@
               </w:rPr>
               <w:t>Sedang</w:t>
             </w:r>
-            <w:proofErr w:type="spellEnd"/>
           </w:p>
         </w:tc>
         <w:tc>
@@ -7821,25 +5085,7 @@
                 <w:sz w:val="20"/>
                 <w:szCs w:val="20"/>
               </w:rPr>
-              <w:t xml:space="preserve">Fitur </w:t>
-            </w:r>
-            <w:proofErr w:type="spellStart"/>
-            <w:r>
-              <w:rPr>
-                <w:color w:val="1A1916"/>
-                <w:sz w:val="20"/>
-                <w:szCs w:val="20"/>
-              </w:rPr>
-              <w:t>pencarian</w:t>
-            </w:r>
-            <w:proofErr w:type="spellEnd"/>
-            <w:r>
-              <w:rPr>
-                <w:color w:val="1A1916"/>
-                <w:sz w:val="20"/>
-                <w:szCs w:val="20"/>
-              </w:rPr>
-              <w:t xml:space="preserve"> / filter link</w:t>
+              <w:t>Fitur pencarian / filter link</w:t>
             </w:r>
           </w:p>
         </w:tc>
@@ -7861,7 +5107,6 @@
             </w:tcMar>
           </w:tcPr>
           <w:p>
-            <w:proofErr w:type="spellStart"/>
             <w:r>
               <w:rPr>
                 <w:b/>
@@ -7872,7 +5117,6 @@
               </w:rPr>
               <w:t>Rendah</w:t>
             </w:r>
-            <w:proofErr w:type="spellEnd"/>
           </w:p>
         </w:tc>
         <w:tc>
@@ -7927,25 +5171,7 @@
                 <w:sz w:val="20"/>
                 <w:szCs w:val="20"/>
               </w:rPr>
-              <w:t xml:space="preserve">Search by slug </w:t>
-            </w:r>
-            <w:proofErr w:type="spellStart"/>
-            <w:r>
-              <w:rPr>
-                <w:color w:val="7A7870"/>
-                <w:sz w:val="20"/>
-                <w:szCs w:val="20"/>
-              </w:rPr>
-              <w:t>atau</w:t>
-            </w:r>
-            <w:proofErr w:type="spellEnd"/>
-            <w:r>
-              <w:rPr>
-                <w:color w:val="7A7870"/>
-                <w:sz w:val="20"/>
-                <w:szCs w:val="20"/>
-              </w:rPr>
-              <w:t xml:space="preserve"> URL</w:t>
+              <w:t>Search by slug atau URL</w:t>
             </w:r>
           </w:p>
         </w:tc>
@@ -7968,145 +5194,11 @@
       <w:pPr>
         <w:spacing w:before="60" w:after="60"/>
       </w:pPr>
-      <w:proofErr w:type="spellStart"/>
       <w:r>
         <w:rPr>
           <w:color w:val="1A1916"/>
         </w:rPr>
-        <w:t>Setiap</w:t>
-      </w:r>
-      <w:proofErr w:type="spellEnd"/>
-      <w:r>
-        <w:rPr>
-          <w:color w:val="1A1916"/>
-        </w:rPr>
-        <w:t xml:space="preserve"> kali </w:t>
-      </w:r>
-      <w:proofErr w:type="spellStart"/>
-      <w:r>
-        <w:rPr>
-          <w:color w:val="1A1916"/>
-        </w:rPr>
-        <w:t>seseorang</w:t>
-      </w:r>
-      <w:proofErr w:type="spellEnd"/>
-      <w:r>
-        <w:rPr>
-          <w:color w:val="1A1916"/>
-        </w:rPr>
-        <w:t xml:space="preserve"> </w:t>
-      </w:r>
-      <w:proofErr w:type="spellStart"/>
-      <w:r>
-        <w:rPr>
-          <w:color w:val="1A1916"/>
-        </w:rPr>
-        <w:t>mengklik</w:t>
-      </w:r>
-      <w:proofErr w:type="spellEnd"/>
-      <w:r>
-        <w:rPr>
-          <w:color w:val="1A1916"/>
-        </w:rPr>
-        <w:t xml:space="preserve"> link </w:t>
-      </w:r>
-      <w:proofErr w:type="spellStart"/>
-      <w:r>
-        <w:rPr>
-          <w:color w:val="1A1916"/>
-        </w:rPr>
-        <w:t>pendek</w:t>
-      </w:r>
-      <w:proofErr w:type="spellEnd"/>
-      <w:r>
-        <w:rPr>
-          <w:color w:val="1A1916"/>
-        </w:rPr>
-        <w:t xml:space="preserve">, </w:t>
-      </w:r>
-      <w:proofErr w:type="spellStart"/>
-      <w:r>
-        <w:rPr>
-          <w:color w:val="1A1916"/>
-        </w:rPr>
-        <w:t>catat</w:t>
-      </w:r>
-      <w:proofErr w:type="spellEnd"/>
-      <w:r>
-        <w:rPr>
-          <w:color w:val="1A1916"/>
-        </w:rPr>
-        <w:t xml:space="preserve"> </w:t>
-      </w:r>
-      <w:proofErr w:type="spellStart"/>
-      <w:r>
-        <w:rPr>
-          <w:color w:val="1A1916"/>
-        </w:rPr>
-        <w:t>informasi</w:t>
-      </w:r>
-      <w:proofErr w:type="spellEnd"/>
-      <w:r>
-        <w:rPr>
-          <w:color w:val="1A1916"/>
-        </w:rPr>
-        <w:t xml:space="preserve"> </w:t>
-      </w:r>
-      <w:proofErr w:type="spellStart"/>
-      <w:r>
-        <w:rPr>
-          <w:color w:val="1A1916"/>
-        </w:rPr>
-        <w:t>untuk</w:t>
-      </w:r>
-      <w:proofErr w:type="spellEnd"/>
-      <w:r>
-        <w:rPr>
-          <w:color w:val="1A1916"/>
-        </w:rPr>
-        <w:t xml:space="preserve"> </w:t>
-      </w:r>
-      <w:proofErr w:type="spellStart"/>
-      <w:r>
-        <w:rPr>
-          <w:color w:val="1A1916"/>
-        </w:rPr>
-        <w:t>ditampilkan</w:t>
-      </w:r>
-      <w:proofErr w:type="spellEnd"/>
-      <w:r>
-        <w:rPr>
-          <w:color w:val="1A1916"/>
-        </w:rPr>
-        <w:t xml:space="preserve"> </w:t>
-      </w:r>
-      <w:proofErr w:type="spellStart"/>
-      <w:r>
-        <w:rPr>
-          <w:color w:val="1A1916"/>
-        </w:rPr>
-        <w:t>sebagai</w:t>
-      </w:r>
-      <w:proofErr w:type="spellEnd"/>
-      <w:r>
-        <w:rPr>
-          <w:color w:val="1A1916"/>
-        </w:rPr>
-        <w:t xml:space="preserve"> </w:t>
-      </w:r>
-      <w:proofErr w:type="spellStart"/>
-      <w:r>
-        <w:rPr>
-          <w:color w:val="1A1916"/>
-        </w:rPr>
-        <w:t>statistik</w:t>
-      </w:r>
-      <w:proofErr w:type="spellEnd"/>
-      <w:r>
-        <w:rPr>
-          <w:color w:val="1A1916"/>
-        </w:rPr>
-        <w:t>.</w:t>
+        <w:t>Setiap kali seseorang mengklik link pendek, catat informasi untuk ditampilkan sebagai statistik.</w:t>
       </w:r>
     </w:p>
     <w:p>
@@ -8133,9 +5225,9 @@
       </w:tblPr>
       <w:tblGrid>
         <w:gridCol w:w="547"/>
-        <w:gridCol w:w="4159"/>
+        <w:gridCol w:w="4161"/>
         <w:gridCol w:w="1100"/>
-        <w:gridCol w:w="1297"/>
+        <w:gridCol w:w="1295"/>
         <w:gridCol w:w="2257"/>
       </w:tblGrid>
       <w:tr>
@@ -8220,7 +5312,6 @@
             </w:tcMar>
           </w:tcPr>
           <w:p>
-            <w:proofErr w:type="spellStart"/>
             <w:r>
               <w:rPr>
                 <w:b/>
@@ -8231,7 +5322,6 @@
               </w:rPr>
               <w:t>Prioritas</w:t>
             </w:r>
-            <w:proofErr w:type="spellEnd"/>
           </w:p>
         </w:tc>
         <w:tc>
@@ -8282,7 +5372,6 @@
             </w:tcMar>
           </w:tcPr>
           <w:p>
-            <w:proofErr w:type="spellStart"/>
             <w:r>
               <w:rPr>
                 <w:b/>
@@ -8293,7 +5382,6 @@
               </w:rPr>
               <w:t>Catatan</w:t>
             </w:r>
-            <w:proofErr w:type="spellEnd"/>
           </w:p>
         </w:tc>
       </w:tr>
@@ -8350,43 +5438,7 @@
                 <w:sz w:val="20"/>
                 <w:szCs w:val="20"/>
               </w:rPr>
-              <w:t xml:space="preserve">Buat </w:t>
-            </w:r>
-            <w:proofErr w:type="spellStart"/>
-            <w:r>
-              <w:rPr>
-                <w:color w:val="1A1916"/>
-                <w:sz w:val="20"/>
-                <w:szCs w:val="20"/>
-              </w:rPr>
-              <w:t>tabel</w:t>
-            </w:r>
-            <w:proofErr w:type="spellEnd"/>
-            <w:r>
-              <w:rPr>
-                <w:color w:val="1A1916"/>
-                <w:sz w:val="20"/>
-                <w:szCs w:val="20"/>
-              </w:rPr>
-              <w:t xml:space="preserve"> </w:t>
-            </w:r>
-            <w:proofErr w:type="spellStart"/>
-            <w:r>
-              <w:rPr>
-                <w:color w:val="1A1916"/>
-                <w:sz w:val="20"/>
-                <w:szCs w:val="20"/>
-              </w:rPr>
-              <w:t>click_logs</w:t>
-            </w:r>
-            <w:proofErr w:type="spellEnd"/>
-            <w:r>
-              <w:rPr>
-                <w:color w:val="1A1916"/>
-                <w:sz w:val="20"/>
-                <w:szCs w:val="20"/>
-              </w:rPr>
-              <w:t xml:space="preserve"> di database</w:t>
+              <w:t>Buat tabel click_logs di database</w:t>
             </w:r>
           </w:p>
         </w:tc>
@@ -8444,15 +5496,7 @@
                 <w:sz w:val="20"/>
                 <w:szCs w:val="20"/>
               </w:rPr>
-              <w:t xml:space="preserve">○ </w:t>
-            </w:r>
-            <w:r>
-              <w:rPr>
-                <w:color w:val="7A7870"/>
-                <w:sz w:val="20"/>
-                <w:szCs w:val="20"/>
-              </w:rPr>
-              <w:t>On Progress</w:t>
+              <w:t>○ On Progress</w:t>
             </w:r>
           </w:p>
         </w:tc>
@@ -8474,77 +5518,13 @@
             </w:tcMar>
           </w:tcPr>
           <w:p>
-            <w:proofErr w:type="spellStart"/>
-            <w:r>
-              <w:rPr>
-                <w:color w:val="7A7870"/>
-                <w:sz w:val="20"/>
-                <w:szCs w:val="20"/>
-              </w:rPr>
-              <w:t>link_id</w:t>
-            </w:r>
-            <w:proofErr w:type="spellEnd"/>
-            <w:r>
-              <w:rPr>
-                <w:color w:val="7A7870"/>
-                <w:sz w:val="20"/>
-                <w:szCs w:val="20"/>
-              </w:rPr>
-              <w:t xml:space="preserve">, </w:t>
-            </w:r>
-            <w:proofErr w:type="spellStart"/>
-            <w:r>
-              <w:rPr>
-                <w:color w:val="7A7870"/>
-                <w:sz w:val="20"/>
-                <w:szCs w:val="20"/>
-              </w:rPr>
-              <w:t>clicked_at</w:t>
-            </w:r>
-            <w:proofErr w:type="spellEnd"/>
-            <w:r>
-              <w:rPr>
-                <w:color w:val="7A7870"/>
-                <w:sz w:val="20"/>
-                <w:szCs w:val="20"/>
-              </w:rPr>
-              <w:t xml:space="preserve">, </w:t>
-            </w:r>
-            <w:proofErr w:type="spellStart"/>
-            <w:r>
-              <w:rPr>
-                <w:color w:val="7A7870"/>
-                <w:sz w:val="20"/>
-                <w:szCs w:val="20"/>
-              </w:rPr>
-              <w:t>ip</w:t>
-            </w:r>
-            <w:proofErr w:type="spellEnd"/>
-            <w:r>
-              <w:rPr>
-                <w:color w:val="7A7870"/>
-                <w:sz w:val="20"/>
-                <w:szCs w:val="20"/>
-              </w:rPr>
-              <w:t xml:space="preserve">, </w:t>
-            </w:r>
-            <w:proofErr w:type="spellStart"/>
-            <w:r>
-              <w:rPr>
-                <w:color w:val="7A7870"/>
-                <w:sz w:val="20"/>
-                <w:szCs w:val="20"/>
-              </w:rPr>
-              <w:t>user_agent</w:t>
-            </w:r>
-            <w:proofErr w:type="spellEnd"/>
-            <w:r>
-              <w:rPr>
-                <w:color w:val="7A7870"/>
-                <w:sz w:val="20"/>
-                <w:szCs w:val="20"/>
-              </w:rPr>
-              <w:t>, country</w:t>
+            <w:r>
+              <w:rPr>
+                <w:color w:val="7A7870"/>
+                <w:sz w:val="20"/>
+                <w:szCs w:val="20"/>
+              </w:rPr>
+              <w:t>link_id, clicked_at, ip, user_agent, country</w:t>
             </w:r>
           </w:p>
         </w:tc>
@@ -8596,70 +5576,14 @@
             </w:tcMar>
           </w:tcPr>
           <w:p>
-            <w:proofErr w:type="spellStart"/>
             <w:r>
               <w:rPr>
                 <w:color w:val="1A1916"/>
                 <w:sz w:val="20"/>
                 <w:szCs w:val="20"/>
               </w:rPr>
-              <w:t>Catat</w:t>
-            </w:r>
-            <w:proofErr w:type="spellEnd"/>
-            <w:r>
-              <w:rPr>
-                <w:color w:val="1A1916"/>
-                <w:sz w:val="20"/>
-                <w:szCs w:val="20"/>
-              </w:rPr>
-              <w:t xml:space="preserve"> </w:t>
-            </w:r>
-            <w:proofErr w:type="spellStart"/>
-            <w:r>
-              <w:rPr>
-                <w:color w:val="1A1916"/>
-                <w:sz w:val="20"/>
-                <w:szCs w:val="20"/>
-              </w:rPr>
-              <w:t>klik</w:t>
-            </w:r>
-            <w:proofErr w:type="spellEnd"/>
-            <w:r>
-              <w:rPr>
-                <w:color w:val="1A1916"/>
-                <w:sz w:val="20"/>
-                <w:szCs w:val="20"/>
-              </w:rPr>
-              <w:t xml:space="preserve"> </w:t>
-            </w:r>
-            <w:proofErr w:type="spellStart"/>
-            <w:r>
-              <w:rPr>
-                <w:color w:val="1A1916"/>
-                <w:sz w:val="20"/>
-                <w:szCs w:val="20"/>
-              </w:rPr>
-              <w:t>saat</w:t>
-            </w:r>
-            <w:proofErr w:type="spellEnd"/>
-            <w:r>
-              <w:rPr>
-                <w:color w:val="1A1916"/>
-                <w:sz w:val="20"/>
-                <w:szCs w:val="20"/>
-              </w:rPr>
-              <w:t xml:space="preserve"> redirect </w:t>
-            </w:r>
-            <w:proofErr w:type="spellStart"/>
-            <w:r>
-              <w:rPr>
-                <w:color w:val="1A1916"/>
-                <w:sz w:val="20"/>
-                <w:szCs w:val="20"/>
-              </w:rPr>
-              <w:t>terjadi</w:t>
-            </w:r>
-            <w:proofErr w:type="spellEnd"/>
+              <w:t>Catat klik saat redirect terjadi</w:t>
+            </w:r>
           </w:p>
         </w:tc>
         <w:tc>
@@ -8824,7 +5748,6 @@
             </w:tcMar>
           </w:tcPr>
           <w:p>
-            <w:proofErr w:type="spellStart"/>
             <w:r>
               <w:rPr>
                 <w:b/>
@@ -8835,7 +5758,6 @@
               </w:rPr>
               <w:t>Sedang</w:t>
             </w:r>
-            <w:proofErr w:type="spellEnd"/>
           </w:p>
         </w:tc>
         <w:tc>
@@ -8884,52 +5806,14 @@
             </w:tcMar>
           </w:tcPr>
           <w:p>
-            <w:proofErr w:type="spellStart"/>
-            <w:r>
-              <w:rPr>
-                <w:color w:val="7A7870"/>
-                <w:sz w:val="20"/>
-                <w:szCs w:val="20"/>
-              </w:rPr>
-              <w:t>Grafik</w:t>
-            </w:r>
-            <w:proofErr w:type="spellEnd"/>
-            <w:r>
-              <w:rPr>
-                <w:color w:val="7A7870"/>
-                <w:sz w:val="20"/>
-                <w:szCs w:val="20"/>
-              </w:rPr>
-              <w:t xml:space="preserve"> </w:t>
-            </w:r>
-            <w:proofErr w:type="spellStart"/>
-            <w:r>
-              <w:rPr>
-                <w:color w:val="7A7870"/>
-                <w:sz w:val="20"/>
-                <w:szCs w:val="20"/>
-              </w:rPr>
-              <w:t>klik</w:t>
-            </w:r>
-            <w:proofErr w:type="spellEnd"/>
-            <w:r>
-              <w:rPr>
-                <w:color w:val="7A7870"/>
-                <w:sz w:val="20"/>
-                <w:szCs w:val="20"/>
-              </w:rPr>
-              <w:t xml:space="preserve"> per </w:t>
-            </w:r>
-            <w:proofErr w:type="spellStart"/>
-            <w:r>
-              <w:rPr>
-                <w:color w:val="7A7870"/>
-                <w:sz w:val="20"/>
-                <w:szCs w:val="20"/>
-              </w:rPr>
-              <w:t>hari</w:t>
-            </w:r>
-            <w:proofErr w:type="spellEnd"/>
+            <w:r>
+              <w:rPr>
+                <w:color w:val="7A7870"/>
+                <w:sz w:val="20"/>
+                <w:szCs w:val="20"/>
+              </w:rPr>
+              <w:t>Grafik klik per hari</w:t>
+            </w:r>
           </w:p>
         </w:tc>
       </w:tr>
@@ -8980,23 +5864,13 @@
             </w:tcMar>
           </w:tcPr>
           <w:p>
-            <w:proofErr w:type="spellStart"/>
             <w:r>
               <w:rPr>
                 <w:color w:val="1A1916"/>
                 <w:sz w:val="20"/>
                 <w:szCs w:val="20"/>
               </w:rPr>
-              <w:t>Statistik</w:t>
-            </w:r>
-            <w:proofErr w:type="spellEnd"/>
-            <w:r>
-              <w:rPr>
-                <w:color w:val="1A1916"/>
-                <w:sz w:val="20"/>
-                <w:szCs w:val="20"/>
-              </w:rPr>
-              <w:t xml:space="preserve"> device (mobile vs desktop)</w:t>
+              <w:t>Statistik device (mobile vs desktop)</w:t>
             </w:r>
           </w:p>
         </w:tc>
@@ -9018,7 +5892,6 @@
             </w:tcMar>
           </w:tcPr>
           <w:p>
-            <w:proofErr w:type="spellStart"/>
             <w:r>
               <w:rPr>
                 <w:b/>
@@ -9029,7 +5902,6 @@
               </w:rPr>
               <w:t>Sedang</w:t>
             </w:r>
-            <w:proofErr w:type="spellEnd"/>
           </w:p>
         </w:tc>
         <w:tc>
@@ -9084,25 +5956,7 @@
                 <w:sz w:val="20"/>
                 <w:szCs w:val="20"/>
               </w:rPr>
-              <w:t xml:space="preserve">Parse </w:t>
-            </w:r>
-            <w:proofErr w:type="spellStart"/>
-            <w:r>
-              <w:rPr>
-                <w:color w:val="7A7870"/>
-                <w:sz w:val="20"/>
-                <w:szCs w:val="20"/>
-              </w:rPr>
-              <w:t>dari</w:t>
-            </w:r>
-            <w:proofErr w:type="spellEnd"/>
-            <w:r>
-              <w:rPr>
-                <w:color w:val="7A7870"/>
-                <w:sz w:val="20"/>
-                <w:szCs w:val="20"/>
-              </w:rPr>
-              <w:t xml:space="preserve"> User-Agent</w:t>
+              <w:t>Parse dari User-Agent</w:t>
             </w:r>
           </w:p>
         </w:tc>
@@ -9154,41 +6008,13 @@
             </w:tcMar>
           </w:tcPr>
           <w:p>
-            <w:proofErr w:type="spellStart"/>
             <w:r>
               <w:rPr>
                 <w:color w:val="1A1916"/>
                 <w:sz w:val="20"/>
                 <w:szCs w:val="20"/>
               </w:rPr>
-              <w:t>Statistik</w:t>
-            </w:r>
-            <w:proofErr w:type="spellEnd"/>
-            <w:r>
-              <w:rPr>
-                <w:color w:val="1A1916"/>
-                <w:sz w:val="20"/>
-                <w:szCs w:val="20"/>
-              </w:rPr>
-              <w:t xml:space="preserve"> browser (Chrome, Safari, </w:t>
-            </w:r>
-            <w:proofErr w:type="spellStart"/>
-            <w:r>
-              <w:rPr>
-                <w:color w:val="1A1916"/>
-                <w:sz w:val="20"/>
-                <w:szCs w:val="20"/>
-              </w:rPr>
-              <w:t>dll</w:t>
-            </w:r>
-            <w:proofErr w:type="spellEnd"/>
-            <w:r>
-              <w:rPr>
-                <w:color w:val="1A1916"/>
-                <w:sz w:val="20"/>
-                <w:szCs w:val="20"/>
-              </w:rPr>
-              <w:t>)</w:t>
+              <w:t>Statistik browser (Chrome, Safari, dll)</w:t>
             </w:r>
           </w:p>
         </w:tc>
@@ -9210,7 +6036,6 @@
             </w:tcMar>
           </w:tcPr>
           <w:p>
-            <w:proofErr w:type="spellStart"/>
             <w:r>
               <w:rPr>
                 <w:b/>
@@ -9221,7 +6046,6 @@
               </w:rPr>
               <w:t>Rendah</w:t>
             </w:r>
-            <w:proofErr w:type="spellEnd"/>
           </w:p>
         </w:tc>
         <w:tc>
@@ -9276,36 +6100,8 @@
                 <w:sz w:val="20"/>
                 <w:szCs w:val="20"/>
               </w:rPr>
-              <w:t xml:space="preserve">Library: </w:t>
-            </w:r>
-            <w:proofErr w:type="spellStart"/>
-            <w:r>
-              <w:rPr>
-                <w:color w:val="7A7870"/>
-                <w:sz w:val="20"/>
-                <w:szCs w:val="20"/>
-              </w:rPr>
-              <w:t>mileusna</w:t>
-            </w:r>
-            <w:proofErr w:type="spellEnd"/>
-            <w:r>
-              <w:rPr>
-                <w:color w:val="7A7870"/>
-                <w:sz w:val="20"/>
-                <w:szCs w:val="20"/>
-              </w:rPr>
-              <w:t>/</w:t>
-            </w:r>
-            <w:proofErr w:type="spellStart"/>
-            <w:r>
-              <w:rPr>
-                <w:color w:val="7A7870"/>
-                <w:sz w:val="20"/>
-                <w:szCs w:val="20"/>
-              </w:rPr>
-              <w:t>useragent</w:t>
-            </w:r>
-            <w:proofErr w:type="spellEnd"/>
+              <w:t>Library: mileusna/useragent</w:t>
+            </w:r>
           </w:p>
         </w:tc>
       </w:tr>
@@ -9356,52 +6152,14 @@
             </w:tcMar>
           </w:tcPr>
           <w:p>
-            <w:proofErr w:type="spellStart"/>
             <w:r>
               <w:rPr>
                 <w:color w:val="1A1916"/>
                 <w:sz w:val="20"/>
                 <w:szCs w:val="20"/>
               </w:rPr>
-              <w:t>Statistik</w:t>
-            </w:r>
-            <w:proofErr w:type="spellEnd"/>
-            <w:r>
-              <w:rPr>
-                <w:color w:val="1A1916"/>
-                <w:sz w:val="20"/>
-                <w:szCs w:val="20"/>
-              </w:rPr>
-              <w:t xml:space="preserve"> negara </w:t>
-            </w:r>
-            <w:proofErr w:type="spellStart"/>
-            <w:r>
-              <w:rPr>
-                <w:color w:val="1A1916"/>
-                <w:sz w:val="20"/>
-                <w:szCs w:val="20"/>
-              </w:rPr>
-              <w:t>asal</w:t>
-            </w:r>
-            <w:proofErr w:type="spellEnd"/>
-            <w:r>
-              <w:rPr>
-                <w:color w:val="1A1916"/>
-                <w:sz w:val="20"/>
-                <w:szCs w:val="20"/>
-              </w:rPr>
-              <w:t xml:space="preserve"> </w:t>
-            </w:r>
-            <w:proofErr w:type="spellStart"/>
-            <w:r>
-              <w:rPr>
-                <w:color w:val="1A1916"/>
-                <w:sz w:val="20"/>
-                <w:szCs w:val="20"/>
-              </w:rPr>
-              <w:t>klik</w:t>
-            </w:r>
-            <w:proofErr w:type="spellEnd"/>
+              <w:t>Statistik negara asal klik</w:t>
+            </w:r>
           </w:p>
         </w:tc>
         <w:tc>
@@ -9422,7 +6180,6 @@
             </w:tcMar>
           </w:tcPr>
           <w:p>
-            <w:proofErr w:type="spellStart"/>
             <w:r>
               <w:rPr>
                 <w:b/>
@@ -9433,7 +6190,6 @@
               </w:rPr>
               <w:t>Rendah</w:t>
             </w:r>
-            <w:proofErr w:type="spellEnd"/>
           </w:p>
         </w:tc>
         <w:tc>
@@ -9482,41 +6238,13 @@
             </w:tcMar>
           </w:tcPr>
           <w:p>
-            <w:proofErr w:type="spellStart"/>
-            <w:r>
-              <w:rPr>
-                <w:color w:val="7A7870"/>
-                <w:sz w:val="20"/>
-                <w:szCs w:val="20"/>
-              </w:rPr>
-              <w:t>GeoIP</w:t>
-            </w:r>
-            <w:proofErr w:type="spellEnd"/>
-            <w:r>
-              <w:rPr>
-                <w:color w:val="7A7870"/>
-                <w:sz w:val="20"/>
-                <w:szCs w:val="20"/>
-              </w:rPr>
-              <w:t xml:space="preserve"> lookup </w:t>
-            </w:r>
-            <w:proofErr w:type="spellStart"/>
-            <w:r>
-              <w:rPr>
-                <w:color w:val="7A7870"/>
-                <w:sz w:val="20"/>
-                <w:szCs w:val="20"/>
-              </w:rPr>
-              <w:t>dari</w:t>
-            </w:r>
-            <w:proofErr w:type="spellEnd"/>
-            <w:r>
-              <w:rPr>
-                <w:color w:val="7A7870"/>
-                <w:sz w:val="20"/>
-                <w:szCs w:val="20"/>
-              </w:rPr>
-              <w:t xml:space="preserve"> IP address</w:t>
+            <w:r>
+              <w:rPr>
+                <w:color w:val="7A7870"/>
+                <w:sz w:val="20"/>
+                <w:szCs w:val="20"/>
+              </w:rPr>
+              <w:t>GeoIP lookup dari IP address</w:t>
             </w:r>
           </w:p>
         </w:tc>
@@ -9543,147 +6271,7 @@
         <w:rPr>
           <w:color w:val="1A1916"/>
         </w:rPr>
-        <w:t xml:space="preserve">User </w:t>
-      </w:r>
-      <w:proofErr w:type="spellStart"/>
-      <w:r>
-        <w:rPr>
-          <w:color w:val="1A1916"/>
-        </w:rPr>
-        <w:t>bisa</w:t>
-      </w:r>
-      <w:proofErr w:type="spellEnd"/>
-      <w:r>
-        <w:rPr>
-          <w:color w:val="1A1916"/>
-        </w:rPr>
-        <w:t xml:space="preserve"> </w:t>
-      </w:r>
-      <w:proofErr w:type="spellStart"/>
-      <w:r>
-        <w:rPr>
-          <w:color w:val="1A1916"/>
-        </w:rPr>
-        <w:t>mengubah</w:t>
-      </w:r>
-      <w:proofErr w:type="spellEnd"/>
-      <w:r>
-        <w:rPr>
-          <w:color w:val="1A1916"/>
-        </w:rPr>
-        <w:t xml:space="preserve"> </w:t>
-      </w:r>
-      <w:proofErr w:type="spellStart"/>
-      <w:r>
-        <w:rPr>
-          <w:color w:val="1A1916"/>
-        </w:rPr>
-        <w:t>konfigurasi</w:t>
-      </w:r>
-      <w:proofErr w:type="spellEnd"/>
-      <w:r>
-        <w:rPr>
-          <w:color w:val="1A1916"/>
-        </w:rPr>
-        <w:t xml:space="preserve"> link </w:t>
-      </w:r>
-      <w:proofErr w:type="spellStart"/>
-      <w:r>
-        <w:rPr>
-          <w:color w:val="1A1916"/>
-        </w:rPr>
-        <w:t>setelah</w:t>
-      </w:r>
-      <w:proofErr w:type="spellEnd"/>
-      <w:r>
-        <w:rPr>
-          <w:color w:val="1A1916"/>
-        </w:rPr>
-        <w:t xml:space="preserve"> </w:t>
-      </w:r>
-      <w:proofErr w:type="spellStart"/>
-      <w:r>
-        <w:rPr>
-          <w:color w:val="1A1916"/>
-        </w:rPr>
-        <w:t>dibuat</w:t>
-      </w:r>
-      <w:proofErr w:type="spellEnd"/>
-      <w:r>
-        <w:rPr>
-          <w:color w:val="1A1916"/>
-        </w:rPr>
-        <w:t xml:space="preserve">, </w:t>
-      </w:r>
-      <w:proofErr w:type="spellStart"/>
-      <w:r>
-        <w:rPr>
-          <w:color w:val="1A1916"/>
-        </w:rPr>
-        <w:t>seperti</w:t>
-      </w:r>
-      <w:proofErr w:type="spellEnd"/>
-      <w:r>
-        <w:rPr>
-          <w:color w:val="1A1916"/>
-        </w:rPr>
-        <w:t xml:space="preserve"> </w:t>
-      </w:r>
-      <w:proofErr w:type="spellStart"/>
-      <w:r>
-        <w:rPr>
-          <w:color w:val="1A1916"/>
-        </w:rPr>
-        <w:t>mengubah</w:t>
-      </w:r>
-      <w:proofErr w:type="spellEnd"/>
-      <w:r>
-        <w:rPr>
-          <w:color w:val="1A1916"/>
-        </w:rPr>
-        <w:t xml:space="preserve"> slug </w:t>
-      </w:r>
-      <w:proofErr w:type="spellStart"/>
-      <w:r>
-        <w:rPr>
-          <w:color w:val="1A1916"/>
-        </w:rPr>
-        <w:t>atau</w:t>
-      </w:r>
-      <w:proofErr w:type="spellEnd"/>
-      <w:r>
-        <w:rPr>
-          <w:color w:val="1A1916"/>
-        </w:rPr>
-        <w:t xml:space="preserve"> </w:t>
-      </w:r>
-      <w:proofErr w:type="spellStart"/>
-      <w:r>
-        <w:rPr>
-          <w:color w:val="1A1916"/>
-        </w:rPr>
-        <w:t>memperpanjang</w:t>
-      </w:r>
-      <w:proofErr w:type="spellEnd"/>
-      <w:r>
-        <w:rPr>
-          <w:color w:val="1A1916"/>
-        </w:rPr>
-        <w:t xml:space="preserve"> masa </w:t>
-      </w:r>
-      <w:proofErr w:type="spellStart"/>
-      <w:r>
-        <w:rPr>
-          <w:color w:val="1A1916"/>
-        </w:rPr>
-        <w:t>berlaku</w:t>
-      </w:r>
-      <w:proofErr w:type="spellEnd"/>
-      <w:r>
-        <w:rPr>
-          <w:color w:val="1A1916"/>
-        </w:rPr>
-        <w:t>.</w:t>
+        <w:t>User bisa mengubah konfigurasi link setelah dibuat, seperti mengubah slug atau memperpanjang masa berlaku.</w:t>
       </w:r>
     </w:p>
     <w:p>
@@ -9797,7 +6385,6 @@
             </w:tcMar>
           </w:tcPr>
           <w:p>
-            <w:proofErr w:type="spellStart"/>
             <w:r>
               <w:rPr>
                 <w:b/>
@@ -9808,7 +6395,6 @@
               </w:rPr>
               <w:t>Prioritas</w:t>
             </w:r>
-            <w:proofErr w:type="spellEnd"/>
           </w:p>
         </w:tc>
         <w:tc>
@@ -9859,7 +6445,6 @@
             </w:tcMar>
           </w:tcPr>
           <w:p>
-            <w:proofErr w:type="spellStart"/>
             <w:r>
               <w:rPr>
                 <w:b/>
@@ -9870,7 +6455,6 @@
               </w:rPr>
               <w:t>Catatan</w:t>
             </w:r>
-            <w:proofErr w:type="spellEnd"/>
           </w:p>
         </w:tc>
       </w:tr>
@@ -9927,25 +6511,7 @@
                 <w:sz w:val="20"/>
                 <w:szCs w:val="20"/>
               </w:rPr>
-              <w:t>Endpoint PUT /</w:t>
-            </w:r>
-            <w:proofErr w:type="spellStart"/>
-            <w:r>
-              <w:rPr>
-                <w:color w:val="1A1916"/>
-                <w:sz w:val="20"/>
-                <w:szCs w:val="20"/>
-              </w:rPr>
-              <w:t>api</w:t>
-            </w:r>
-            <w:proofErr w:type="spellEnd"/>
-            <w:r>
-              <w:rPr>
-                <w:color w:val="1A1916"/>
-                <w:sz w:val="20"/>
-                <w:szCs w:val="20"/>
-              </w:rPr>
-              <w:t>/links/:id</w:t>
+              <w:t>Endpoint PUT /api/links/:id</w:t>
             </w:r>
           </w:p>
         </w:tc>
@@ -9967,7 +6533,6 @@
             </w:tcMar>
           </w:tcPr>
           <w:p>
-            <w:proofErr w:type="spellStart"/>
             <w:r>
               <w:rPr>
                 <w:b/>
@@ -9978,7 +6543,6 @@
               </w:rPr>
               <w:t>Sedang</w:t>
             </w:r>
-            <w:proofErr w:type="spellEnd"/>
           </w:p>
         </w:tc>
         <w:tc>
@@ -10033,36 +6597,8 @@
                 <w:sz w:val="20"/>
                 <w:szCs w:val="20"/>
               </w:rPr>
-              <w:t xml:space="preserve">Update slug, </w:t>
-            </w:r>
-            <w:proofErr w:type="spellStart"/>
-            <w:r>
-              <w:rPr>
-                <w:color w:val="7A7870"/>
-                <w:sz w:val="20"/>
-                <w:szCs w:val="20"/>
-              </w:rPr>
-              <w:t>expired_at</w:t>
-            </w:r>
-            <w:proofErr w:type="spellEnd"/>
-            <w:r>
-              <w:rPr>
-                <w:color w:val="7A7870"/>
-                <w:sz w:val="20"/>
-                <w:szCs w:val="20"/>
-              </w:rPr>
-              <w:t xml:space="preserve">, </w:t>
-            </w:r>
-            <w:proofErr w:type="spellStart"/>
-            <w:r>
-              <w:rPr>
-                <w:color w:val="7A7870"/>
-                <w:sz w:val="20"/>
-                <w:szCs w:val="20"/>
-              </w:rPr>
-              <w:t>max_clicks</w:t>
-            </w:r>
-            <w:proofErr w:type="spellEnd"/>
+              <w:t>Update slug, expired_at, max_clicks</w:t>
+            </w:r>
           </w:p>
         </w:tc>
       </w:tr>
@@ -10119,43 +6655,7 @@
                 <w:sz w:val="20"/>
                 <w:szCs w:val="20"/>
               </w:rPr>
-              <w:t xml:space="preserve">Modal </w:t>
-            </w:r>
-            <w:proofErr w:type="spellStart"/>
-            <w:r>
-              <w:rPr>
-                <w:color w:val="1A1916"/>
-                <w:sz w:val="20"/>
-                <w:szCs w:val="20"/>
-              </w:rPr>
-              <w:t>atau</w:t>
-            </w:r>
-            <w:proofErr w:type="spellEnd"/>
-            <w:r>
-              <w:rPr>
-                <w:color w:val="1A1916"/>
-                <w:sz w:val="20"/>
-                <w:szCs w:val="20"/>
-              </w:rPr>
-              <w:t xml:space="preserve"> </w:t>
-            </w:r>
-            <w:proofErr w:type="spellStart"/>
-            <w:r>
-              <w:rPr>
-                <w:color w:val="1A1916"/>
-                <w:sz w:val="20"/>
-                <w:szCs w:val="20"/>
-              </w:rPr>
-              <w:t>halaman</w:t>
-            </w:r>
-            <w:proofErr w:type="spellEnd"/>
-            <w:r>
-              <w:rPr>
-                <w:color w:val="1A1916"/>
-                <w:sz w:val="20"/>
-                <w:szCs w:val="20"/>
-              </w:rPr>
-              <w:t xml:space="preserve"> edit link</w:t>
+              <w:t>Modal atau halaman edit link</w:t>
             </w:r>
           </w:p>
         </w:tc>
@@ -10177,7 +6677,6 @@
             </w:tcMar>
           </w:tcPr>
           <w:p>
-            <w:proofErr w:type="spellStart"/>
             <w:r>
               <w:rPr>
                 <w:b/>
@@ -10188,7 +6687,6 @@
               </w:rPr>
               <w:t>Sedang</w:t>
             </w:r>
-            <w:proofErr w:type="spellEnd"/>
           </w:p>
         </w:tc>
         <w:tc>
@@ -10243,54 +6741,8 @@
                 <w:sz w:val="20"/>
                 <w:szCs w:val="20"/>
               </w:rPr>
-              <w:t xml:space="preserve">Pre-fill form </w:t>
-            </w:r>
-            <w:proofErr w:type="spellStart"/>
-            <w:r>
-              <w:rPr>
-                <w:color w:val="7A7870"/>
-                <w:sz w:val="20"/>
-                <w:szCs w:val="20"/>
-              </w:rPr>
-              <w:t>dengan</w:t>
-            </w:r>
-            <w:proofErr w:type="spellEnd"/>
-            <w:r>
-              <w:rPr>
-                <w:color w:val="7A7870"/>
-                <w:sz w:val="20"/>
-                <w:szCs w:val="20"/>
-              </w:rPr>
-              <w:t xml:space="preserve"> data </w:t>
-            </w:r>
-            <w:proofErr w:type="spellStart"/>
-            <w:r>
-              <w:rPr>
-                <w:color w:val="7A7870"/>
-                <w:sz w:val="20"/>
-                <w:szCs w:val="20"/>
-              </w:rPr>
-              <w:t>saat</w:t>
-            </w:r>
-            <w:proofErr w:type="spellEnd"/>
-            <w:r>
-              <w:rPr>
-                <w:color w:val="7A7870"/>
-                <w:sz w:val="20"/>
-                <w:szCs w:val="20"/>
-              </w:rPr>
-              <w:t xml:space="preserve"> </w:t>
-            </w:r>
-            <w:proofErr w:type="spellStart"/>
-            <w:r>
-              <w:rPr>
-                <w:color w:val="7A7870"/>
-                <w:sz w:val="20"/>
-                <w:szCs w:val="20"/>
-              </w:rPr>
-              <w:t>ini</w:t>
-            </w:r>
-            <w:proofErr w:type="spellEnd"/>
+              <w:t>Pre-fill form dengan data saat ini</w:t>
+            </w:r>
           </w:p>
         </w:tc>
       </w:tr>
@@ -10341,41 +6793,13 @@
             </w:tcMar>
           </w:tcPr>
           <w:p>
-            <w:proofErr w:type="spellStart"/>
             <w:r>
               <w:rPr>
                 <w:color w:val="1A1916"/>
                 <w:sz w:val="20"/>
                 <w:szCs w:val="20"/>
               </w:rPr>
-              <w:t>Validasi</w:t>
-            </w:r>
-            <w:proofErr w:type="spellEnd"/>
-            <w:r>
-              <w:rPr>
-                <w:color w:val="1A1916"/>
-                <w:sz w:val="20"/>
-                <w:szCs w:val="20"/>
-              </w:rPr>
-              <w:t xml:space="preserve"> </w:t>
-            </w:r>
-            <w:proofErr w:type="spellStart"/>
-            <w:r>
-              <w:rPr>
-                <w:color w:val="1A1916"/>
-                <w:sz w:val="20"/>
-                <w:szCs w:val="20"/>
-              </w:rPr>
-              <w:t>kepemilikan</w:t>
-            </w:r>
-            <w:proofErr w:type="spellEnd"/>
-            <w:r>
-              <w:rPr>
-                <w:color w:val="1A1916"/>
-                <w:sz w:val="20"/>
-                <w:szCs w:val="20"/>
-              </w:rPr>
-              <w:t xml:space="preserve"> link (authorization)</w:t>
+              <w:t>Validasi kepemilikan link (authorization)</w:t>
             </w:r>
           </w:p>
         </w:tc>
@@ -10461,54 +6885,8 @@
                 <w:sz w:val="20"/>
                 <w:szCs w:val="20"/>
               </w:rPr>
-              <w:t xml:space="preserve">User </w:t>
-            </w:r>
-            <w:proofErr w:type="spellStart"/>
-            <w:r>
-              <w:rPr>
-                <w:color w:val="7A7870"/>
-                <w:sz w:val="20"/>
-                <w:szCs w:val="20"/>
-              </w:rPr>
-              <w:t>hanya</w:t>
-            </w:r>
-            <w:proofErr w:type="spellEnd"/>
-            <w:r>
-              <w:rPr>
-                <w:color w:val="7A7870"/>
-                <w:sz w:val="20"/>
-                <w:szCs w:val="20"/>
-              </w:rPr>
-              <w:t xml:space="preserve"> </w:t>
-            </w:r>
-            <w:proofErr w:type="spellStart"/>
-            <w:r>
-              <w:rPr>
-                <w:color w:val="7A7870"/>
-                <w:sz w:val="20"/>
-                <w:szCs w:val="20"/>
-              </w:rPr>
-              <w:t>bisa</w:t>
-            </w:r>
-            <w:proofErr w:type="spellEnd"/>
-            <w:r>
-              <w:rPr>
-                <w:color w:val="7A7870"/>
-                <w:sz w:val="20"/>
-                <w:szCs w:val="20"/>
-              </w:rPr>
-              <w:t xml:space="preserve"> edit </w:t>
-            </w:r>
-            <w:proofErr w:type="spellStart"/>
-            <w:r>
-              <w:rPr>
-                <w:color w:val="7A7870"/>
-                <w:sz w:val="20"/>
-                <w:szCs w:val="20"/>
-              </w:rPr>
-              <w:t>miliknya</w:t>
-            </w:r>
-            <w:proofErr w:type="spellEnd"/>
+              <w:t>User hanya bisa edit miliknya</w:t>
+            </w:r>
           </w:p>
         </w:tc>
       </w:tr>
@@ -10537,7 +6915,6 @@
                 <w:sz w:val="20"/>
                 <w:szCs w:val="20"/>
               </w:rPr>
-              <w:lastRenderedPageBreak/>
               <w:t>4</w:t>
             </w:r>
           </w:p>
@@ -10566,25 +6943,7 @@
                 <w:sz w:val="20"/>
                 <w:szCs w:val="20"/>
               </w:rPr>
-              <w:t>Endpoint DELETE /</w:t>
-            </w:r>
-            <w:proofErr w:type="spellStart"/>
-            <w:r>
-              <w:rPr>
-                <w:color w:val="1A1916"/>
-                <w:sz w:val="20"/>
-                <w:szCs w:val="20"/>
-              </w:rPr>
-              <w:t>api</w:t>
-            </w:r>
-            <w:proofErr w:type="spellEnd"/>
-            <w:r>
-              <w:rPr>
-                <w:color w:val="1A1916"/>
-                <w:sz w:val="20"/>
-                <w:szCs w:val="20"/>
-              </w:rPr>
-              <w:t>/links/:id</w:t>
+              <w:t>Endpoint DELETE /api/links/:id</w:t>
             </w:r>
           </w:p>
         </w:tc>
@@ -10606,7 +6965,6 @@
             </w:tcMar>
           </w:tcPr>
           <w:p>
-            <w:proofErr w:type="spellStart"/>
             <w:r>
               <w:rPr>
                 <w:b/>
@@ -10617,7 +6975,6 @@
               </w:rPr>
               <w:t>Sedang</w:t>
             </w:r>
-            <w:proofErr w:type="spellEnd"/>
           </w:p>
         </w:tc>
         <w:tc>
@@ -10672,25 +7029,7 @@
                 <w:sz w:val="20"/>
                 <w:szCs w:val="20"/>
               </w:rPr>
-              <w:t xml:space="preserve">Soft delete </w:t>
-            </w:r>
-            <w:proofErr w:type="spellStart"/>
-            <w:r>
-              <w:rPr>
-                <w:color w:val="7A7870"/>
-                <w:sz w:val="20"/>
-                <w:szCs w:val="20"/>
-              </w:rPr>
-              <w:t>atau</w:t>
-            </w:r>
-            <w:proofErr w:type="spellEnd"/>
-            <w:r>
-              <w:rPr>
-                <w:color w:val="7A7870"/>
-                <w:sz w:val="20"/>
-                <w:szCs w:val="20"/>
-              </w:rPr>
-              <w:t xml:space="preserve"> hard delete</w:t>
+              <w:t>Soft delete atau hard delete</w:t>
             </w:r>
           </w:p>
         </w:tc>
@@ -10713,131 +7052,12 @@
       <w:pPr>
         <w:spacing w:before="60" w:after="60"/>
       </w:pPr>
-      <w:proofErr w:type="spellStart"/>
       <w:r>
         <w:rPr>
           <w:color w:val="1A1916"/>
         </w:rPr>
-        <w:t>Pengalaman</w:t>
-      </w:r>
-      <w:proofErr w:type="spellEnd"/>
-      <w:r>
-        <w:rPr>
-          <w:color w:val="1A1916"/>
-        </w:rPr>
-        <w:t xml:space="preserve"> </w:t>
-      </w:r>
-      <w:proofErr w:type="spellStart"/>
-      <w:r>
-        <w:rPr>
-          <w:color w:val="1A1916"/>
-        </w:rPr>
-        <w:t>pengguna</w:t>
-      </w:r>
-      <w:proofErr w:type="spellEnd"/>
-      <w:r>
-        <w:rPr>
-          <w:color w:val="1A1916"/>
-        </w:rPr>
-        <w:t xml:space="preserve"> yang </w:t>
-      </w:r>
-      <w:proofErr w:type="spellStart"/>
-      <w:r>
-        <w:rPr>
-          <w:color w:val="1A1916"/>
-        </w:rPr>
-        <w:t>baik</w:t>
-      </w:r>
-      <w:proofErr w:type="spellEnd"/>
-      <w:r>
-        <w:rPr>
-          <w:color w:val="1A1916"/>
-        </w:rPr>
-        <w:t xml:space="preserve"> </w:t>
-      </w:r>
-      <w:proofErr w:type="spellStart"/>
-      <w:r>
-        <w:rPr>
-          <w:color w:val="1A1916"/>
-        </w:rPr>
-        <w:t>membutuhkan</w:t>
-      </w:r>
-      <w:proofErr w:type="spellEnd"/>
-      <w:r>
-        <w:rPr>
-          <w:color w:val="1A1916"/>
-        </w:rPr>
-        <w:t xml:space="preserve"> feedback yang </w:t>
-      </w:r>
-      <w:proofErr w:type="spellStart"/>
-      <w:r>
-        <w:rPr>
-          <w:color w:val="1A1916"/>
-        </w:rPr>
-        <w:t>jelas</w:t>
-      </w:r>
-      <w:proofErr w:type="spellEnd"/>
-      <w:r>
-        <w:rPr>
-          <w:color w:val="1A1916"/>
-        </w:rPr>
-        <w:t xml:space="preserve"> </w:t>
-      </w:r>
-      <w:proofErr w:type="spellStart"/>
-      <w:r>
-        <w:rPr>
-          <w:color w:val="1A1916"/>
-        </w:rPr>
-        <w:t>saat</w:t>
-      </w:r>
-      <w:proofErr w:type="spellEnd"/>
-      <w:r>
-        <w:rPr>
-          <w:color w:val="1A1916"/>
-        </w:rPr>
-        <w:t xml:space="preserve"> proses </w:t>
-      </w:r>
-      <w:proofErr w:type="spellStart"/>
-      <w:r>
-        <w:rPr>
-          <w:color w:val="1A1916"/>
-        </w:rPr>
-        <w:t>berlangsung</w:t>
-      </w:r>
-      <w:proofErr w:type="spellEnd"/>
-      <w:r>
-        <w:rPr>
-          <w:color w:val="1A1916"/>
-        </w:rPr>
-        <w:t xml:space="preserve"> </w:t>
-      </w:r>
-      <w:proofErr w:type="spellStart"/>
-      <w:r>
-        <w:rPr>
-          <w:color w:val="1A1916"/>
-        </w:rPr>
-        <w:t>atau</w:t>
-      </w:r>
-      <w:proofErr w:type="spellEnd"/>
-      <w:r>
-        <w:rPr>
-          <w:color w:val="1A1916"/>
-        </w:rPr>
-        <w:t xml:space="preserve"> </w:t>
-      </w:r>
-      <w:proofErr w:type="spellStart"/>
-      <w:r>
-        <w:rPr>
-          <w:color w:val="1A1916"/>
-        </w:rPr>
-        <w:t>terjadi</w:t>
-      </w:r>
-      <w:proofErr w:type="spellEnd"/>
-      <w:r>
-        <w:rPr>
-          <w:color w:val="1A1916"/>
-        </w:rPr>
-        <w:t xml:space="preserve"> error.</w:t>
+        <w:lastRenderedPageBreak/>
+        <w:t>Pengalaman pengguna yang baik membutuhkan feedback yang jelas saat proses berlangsung atau terjadi error.</w:t>
       </w:r>
     </w:p>
     <w:p>
@@ -10951,7 +7171,6 @@
             </w:tcMar>
           </w:tcPr>
           <w:p>
-            <w:proofErr w:type="spellStart"/>
             <w:r>
               <w:rPr>
                 <w:b/>
@@ -10962,7 +7181,6 @@
               </w:rPr>
               <w:t>Prioritas</w:t>
             </w:r>
-            <w:proofErr w:type="spellEnd"/>
           </w:p>
         </w:tc>
         <w:tc>
@@ -11013,7 +7231,6 @@
             </w:tcMar>
           </w:tcPr>
           <w:p>
-            <w:proofErr w:type="spellStart"/>
             <w:r>
               <w:rPr>
                 <w:b/>
@@ -11024,7 +7241,6 @@
               </w:rPr>
               <w:t>Catatan</w:t>
             </w:r>
-            <w:proofErr w:type="spellEnd"/>
           </w:p>
         </w:tc>
       </w:tr>
@@ -11081,25 +7297,7 @@
                 <w:sz w:val="20"/>
                 <w:szCs w:val="20"/>
               </w:rPr>
-              <w:t xml:space="preserve">Loading spinner </w:t>
-            </w:r>
-            <w:proofErr w:type="spellStart"/>
-            <w:r>
-              <w:rPr>
-                <w:color w:val="1A1916"/>
-                <w:sz w:val="20"/>
-                <w:szCs w:val="20"/>
-              </w:rPr>
-              <w:t>saat</w:t>
-            </w:r>
-            <w:proofErr w:type="spellEnd"/>
-            <w:r>
-              <w:rPr>
-                <w:color w:val="1A1916"/>
-                <w:sz w:val="20"/>
-                <w:szCs w:val="20"/>
-              </w:rPr>
-              <w:t xml:space="preserve"> fetch data</w:t>
+              <w:t>Loading spinner saat fetch data</w:t>
             </w:r>
           </w:p>
         </w:tc>
@@ -11121,7 +7319,6 @@
             </w:tcMar>
           </w:tcPr>
           <w:p>
-            <w:proofErr w:type="spellStart"/>
             <w:r>
               <w:rPr>
                 <w:b/>
@@ -11132,7 +7329,6 @@
               </w:rPr>
               <w:t>Sedang</w:t>
             </w:r>
-            <w:proofErr w:type="spellEnd"/>
           </w:p>
         </w:tc>
         <w:tc>
@@ -11181,52 +7377,14 @@
             </w:tcMar>
           </w:tcPr>
           <w:p>
-            <w:proofErr w:type="spellStart"/>
-            <w:r>
-              <w:rPr>
-                <w:color w:val="7A7870"/>
-                <w:sz w:val="20"/>
-                <w:szCs w:val="20"/>
-              </w:rPr>
-              <w:t>Tampil</w:t>
-            </w:r>
-            <w:proofErr w:type="spellEnd"/>
-            <w:r>
-              <w:rPr>
-                <w:color w:val="7A7870"/>
-                <w:sz w:val="20"/>
-                <w:szCs w:val="20"/>
-              </w:rPr>
-              <w:t xml:space="preserve"> </w:t>
-            </w:r>
-            <w:proofErr w:type="spellStart"/>
-            <w:r>
-              <w:rPr>
-                <w:color w:val="7A7870"/>
-                <w:sz w:val="20"/>
-                <w:szCs w:val="20"/>
-              </w:rPr>
-              <w:t>saat</w:t>
-            </w:r>
-            <w:proofErr w:type="spellEnd"/>
-            <w:r>
-              <w:rPr>
-                <w:color w:val="7A7870"/>
-                <w:sz w:val="20"/>
-                <w:szCs w:val="20"/>
-              </w:rPr>
-              <w:t xml:space="preserve"> request </w:t>
-            </w:r>
-            <w:proofErr w:type="spellStart"/>
-            <w:r>
-              <w:rPr>
-                <w:color w:val="7A7870"/>
-                <w:sz w:val="20"/>
-                <w:szCs w:val="20"/>
-              </w:rPr>
-              <w:t>berlangsung</w:t>
-            </w:r>
-            <w:proofErr w:type="spellEnd"/>
+            <w:r>
+              <w:rPr>
+                <w:color w:val="7A7870"/>
+                <w:sz w:val="20"/>
+                <w:szCs w:val="20"/>
+              </w:rPr>
+              <w:t>Tampil saat request berlangsung</w:t>
+            </w:r>
           </w:p>
         </w:tc>
       </w:tr>
@@ -11283,25 +7441,7 @@
                 <w:sz w:val="20"/>
                 <w:szCs w:val="20"/>
               </w:rPr>
-              <w:t xml:space="preserve">Toast notification </w:t>
-            </w:r>
-            <w:proofErr w:type="spellStart"/>
-            <w:r>
-              <w:rPr>
-                <w:color w:val="1A1916"/>
-                <w:sz w:val="20"/>
-                <w:szCs w:val="20"/>
-              </w:rPr>
-              <w:t>sukses</w:t>
-            </w:r>
-            <w:proofErr w:type="spellEnd"/>
-            <w:r>
-              <w:rPr>
-                <w:color w:val="1A1916"/>
-                <w:sz w:val="20"/>
-                <w:szCs w:val="20"/>
-              </w:rPr>
-              <w:t xml:space="preserve"> &amp; error</w:t>
+              <w:t>Toast notification sukses &amp; error</w:t>
             </w:r>
           </w:p>
         </w:tc>
@@ -11323,7 +7463,6 @@
             </w:tcMar>
           </w:tcPr>
           <w:p>
-            <w:proofErr w:type="spellStart"/>
             <w:r>
               <w:rPr>
                 <w:b/>
@@ -11334,7 +7473,6 @@
               </w:rPr>
               <w:t>Sedang</w:t>
             </w:r>
-            <w:proofErr w:type="spellEnd"/>
           </w:p>
         </w:tc>
         <w:tc>
@@ -11383,70 +7521,14 @@
             </w:tcMar>
           </w:tcPr>
           <w:p>
-            <w:proofErr w:type="spellStart"/>
-            <w:r>
-              <w:rPr>
-                <w:color w:val="7A7870"/>
-                <w:sz w:val="20"/>
-                <w:szCs w:val="20"/>
-              </w:rPr>
-              <w:t>Muncul</w:t>
-            </w:r>
-            <w:proofErr w:type="spellEnd"/>
-            <w:r>
-              <w:rPr>
-                <w:color w:val="7A7870"/>
-                <w:sz w:val="20"/>
-                <w:szCs w:val="20"/>
-              </w:rPr>
-              <w:t xml:space="preserve"> </w:t>
-            </w:r>
-            <w:proofErr w:type="spellStart"/>
-            <w:r>
-              <w:rPr>
-                <w:color w:val="7A7870"/>
-                <w:sz w:val="20"/>
-                <w:szCs w:val="20"/>
-              </w:rPr>
-              <w:t>lalu</w:t>
-            </w:r>
-            <w:proofErr w:type="spellEnd"/>
-            <w:r>
-              <w:rPr>
-                <w:color w:val="7A7870"/>
-                <w:sz w:val="20"/>
-                <w:szCs w:val="20"/>
-              </w:rPr>
-              <w:t xml:space="preserve"> </w:t>
-            </w:r>
-            <w:proofErr w:type="spellStart"/>
-            <w:r>
-              <w:rPr>
-                <w:color w:val="7A7870"/>
-                <w:sz w:val="20"/>
-                <w:szCs w:val="20"/>
-              </w:rPr>
-              <w:t>hilang</w:t>
-            </w:r>
-            <w:proofErr w:type="spellEnd"/>
-            <w:r>
-              <w:rPr>
-                <w:color w:val="7A7870"/>
-                <w:sz w:val="20"/>
-                <w:szCs w:val="20"/>
-              </w:rPr>
-              <w:t xml:space="preserve"> </w:t>
-            </w:r>
-            <w:proofErr w:type="spellStart"/>
-            <w:r>
-              <w:rPr>
-                <w:color w:val="7A7870"/>
-                <w:sz w:val="20"/>
-                <w:szCs w:val="20"/>
-              </w:rPr>
-              <w:t>otomatis</w:t>
-            </w:r>
-            <w:proofErr w:type="spellEnd"/>
+            <w:r>
+              <w:rPr>
+                <w:color w:val="7A7870"/>
+                <w:sz w:val="20"/>
+                <w:szCs w:val="20"/>
+              </w:rPr>
+              <w:t>Muncul lalu hilang otomatis</w:t>
+            </w:r>
           </w:p>
         </w:tc>
       </w:tr>
@@ -11497,52 +7579,14 @@
             </w:tcMar>
           </w:tcPr>
           <w:p>
-            <w:proofErr w:type="spellStart"/>
             <w:r>
               <w:rPr>
                 <w:color w:val="1A1916"/>
                 <w:sz w:val="20"/>
                 <w:szCs w:val="20"/>
               </w:rPr>
-              <w:t>Pesan</w:t>
-            </w:r>
-            <w:proofErr w:type="spellEnd"/>
-            <w:r>
-              <w:rPr>
-                <w:color w:val="1A1916"/>
-                <w:sz w:val="20"/>
-                <w:szCs w:val="20"/>
-              </w:rPr>
-              <w:t xml:space="preserve"> error </w:t>
-            </w:r>
-            <w:proofErr w:type="spellStart"/>
-            <w:r>
-              <w:rPr>
-                <w:color w:val="1A1916"/>
-                <w:sz w:val="20"/>
-                <w:szCs w:val="20"/>
-              </w:rPr>
-              <w:t>dari</w:t>
-            </w:r>
-            <w:proofErr w:type="spellEnd"/>
-            <w:r>
-              <w:rPr>
-                <w:color w:val="1A1916"/>
-                <w:sz w:val="20"/>
-                <w:szCs w:val="20"/>
-              </w:rPr>
-              <w:t xml:space="preserve"> server </w:t>
-            </w:r>
-            <w:proofErr w:type="spellStart"/>
-            <w:r>
-              <w:rPr>
-                <w:color w:val="1A1916"/>
-                <w:sz w:val="20"/>
-                <w:szCs w:val="20"/>
-              </w:rPr>
-              <w:t>ditampilkan</w:t>
-            </w:r>
-            <w:proofErr w:type="spellEnd"/>
+              <w:t>Pesan error dari server ditampilkan</w:t>
+            </w:r>
           </w:p>
         </w:tc>
         <w:tc>
@@ -11627,54 +7671,8 @@
                 <w:sz w:val="20"/>
                 <w:szCs w:val="20"/>
               </w:rPr>
-              <w:t xml:space="preserve">URL </w:t>
-            </w:r>
-            <w:proofErr w:type="spellStart"/>
-            <w:r>
-              <w:rPr>
-                <w:color w:val="7A7870"/>
-                <w:sz w:val="20"/>
-                <w:szCs w:val="20"/>
-              </w:rPr>
-              <w:t>tidak</w:t>
-            </w:r>
-            <w:proofErr w:type="spellEnd"/>
-            <w:r>
-              <w:rPr>
-                <w:color w:val="7A7870"/>
-                <w:sz w:val="20"/>
-                <w:szCs w:val="20"/>
-              </w:rPr>
-              <w:t xml:space="preserve"> valid, slug </w:t>
-            </w:r>
-            <w:proofErr w:type="spellStart"/>
-            <w:r>
-              <w:rPr>
-                <w:color w:val="7A7870"/>
-                <w:sz w:val="20"/>
-                <w:szCs w:val="20"/>
-              </w:rPr>
-              <w:t>sudah</w:t>
-            </w:r>
-            <w:proofErr w:type="spellEnd"/>
-            <w:r>
-              <w:rPr>
-                <w:color w:val="7A7870"/>
-                <w:sz w:val="20"/>
-                <w:szCs w:val="20"/>
-              </w:rPr>
-              <w:t xml:space="preserve"> </w:t>
-            </w:r>
-            <w:proofErr w:type="spellStart"/>
-            <w:r>
-              <w:rPr>
-                <w:color w:val="7A7870"/>
-                <w:sz w:val="20"/>
-                <w:szCs w:val="20"/>
-              </w:rPr>
-              <w:t>ada</w:t>
-            </w:r>
-            <w:proofErr w:type="spellEnd"/>
+              <w:t>URL tidak valid, slug sudah ada</w:t>
+            </w:r>
           </w:p>
         </w:tc>
       </w:tr>
@@ -11731,25 +7729,7 @@
                 <w:sz w:val="20"/>
                 <w:szCs w:val="20"/>
               </w:rPr>
-              <w:t xml:space="preserve">Skeleton loading di </w:t>
-            </w:r>
-            <w:proofErr w:type="spellStart"/>
-            <w:r>
-              <w:rPr>
-                <w:color w:val="1A1916"/>
-                <w:sz w:val="20"/>
-                <w:szCs w:val="20"/>
-              </w:rPr>
-              <w:t>tabel</w:t>
-            </w:r>
-            <w:proofErr w:type="spellEnd"/>
-            <w:r>
-              <w:rPr>
-                <w:color w:val="1A1916"/>
-                <w:sz w:val="20"/>
-                <w:szCs w:val="20"/>
-              </w:rPr>
-              <w:t xml:space="preserve"> dashboard</w:t>
+              <w:t>Skeleton loading di tabel dashboard</w:t>
             </w:r>
           </w:p>
         </w:tc>
@@ -11771,7 +7751,6 @@
             </w:tcMar>
           </w:tcPr>
           <w:p>
-            <w:proofErr w:type="spellStart"/>
             <w:r>
               <w:rPr>
                 <w:b/>
@@ -11782,7 +7761,6 @@
               </w:rPr>
               <w:t>Rendah</w:t>
             </w:r>
-            <w:proofErr w:type="spellEnd"/>
           </w:p>
         </w:tc>
         <w:tc>
@@ -11837,61 +7815,7 @@
                 <w:sz w:val="20"/>
                 <w:szCs w:val="20"/>
               </w:rPr>
-              <w:t xml:space="preserve">UX </w:t>
-            </w:r>
-            <w:proofErr w:type="spellStart"/>
-            <w:r>
-              <w:rPr>
-                <w:color w:val="7A7870"/>
-                <w:sz w:val="20"/>
-                <w:szCs w:val="20"/>
-              </w:rPr>
-              <w:t>lebih</w:t>
-            </w:r>
-            <w:proofErr w:type="spellEnd"/>
-            <w:r>
-              <w:rPr>
-                <w:color w:val="7A7870"/>
-                <w:sz w:val="20"/>
-                <w:szCs w:val="20"/>
-              </w:rPr>
-              <w:t xml:space="preserve"> </w:t>
-            </w:r>
-            <w:proofErr w:type="spellStart"/>
-            <w:r>
-              <w:rPr>
-                <w:color w:val="7A7870"/>
-                <w:sz w:val="20"/>
-                <w:szCs w:val="20"/>
-              </w:rPr>
-              <w:t>halus</w:t>
-            </w:r>
-            <w:proofErr w:type="spellEnd"/>
-            <w:r>
-              <w:rPr>
-                <w:color w:val="7A7870"/>
-                <w:sz w:val="20"/>
-                <w:szCs w:val="20"/>
-              </w:rPr>
-              <w:t xml:space="preserve"> </w:t>
-            </w:r>
-            <w:proofErr w:type="spellStart"/>
-            <w:r>
-              <w:rPr>
-                <w:color w:val="7A7870"/>
-                <w:sz w:val="20"/>
-                <w:szCs w:val="20"/>
-              </w:rPr>
-              <w:t>saat</w:t>
-            </w:r>
-            <w:proofErr w:type="spellEnd"/>
-            <w:r>
-              <w:rPr>
-                <w:color w:val="7A7870"/>
-                <w:sz w:val="20"/>
-                <w:szCs w:val="20"/>
-              </w:rPr>
-              <w:t xml:space="preserve"> load</w:t>
+              <w:t>UX lebih halus saat load</w:t>
             </w:r>
           </w:p>
         </w:tc>
@@ -11943,59 +7867,13 @@
             </w:tcMar>
           </w:tcPr>
           <w:p>
-            <w:proofErr w:type="spellStart"/>
             <w:r>
               <w:rPr>
                 <w:color w:val="1A1916"/>
                 <w:sz w:val="20"/>
                 <w:szCs w:val="20"/>
               </w:rPr>
-              <w:t>Konfirmasi</w:t>
-            </w:r>
-            <w:proofErr w:type="spellEnd"/>
-            <w:r>
-              <w:rPr>
-                <w:color w:val="1A1916"/>
-                <w:sz w:val="20"/>
-                <w:szCs w:val="20"/>
-              </w:rPr>
-              <w:t xml:space="preserve"> </w:t>
-            </w:r>
-            <w:proofErr w:type="spellStart"/>
-            <w:r>
-              <w:rPr>
-                <w:color w:val="1A1916"/>
-                <w:sz w:val="20"/>
-                <w:szCs w:val="20"/>
-              </w:rPr>
-              <w:t>sebelum</w:t>
-            </w:r>
-            <w:proofErr w:type="spellEnd"/>
-            <w:r>
-              <w:rPr>
-                <w:color w:val="1A1916"/>
-                <w:sz w:val="20"/>
-                <w:szCs w:val="20"/>
-              </w:rPr>
-              <w:t xml:space="preserve"> </w:t>
-            </w:r>
-            <w:proofErr w:type="spellStart"/>
-            <w:r>
-              <w:rPr>
-                <w:color w:val="1A1916"/>
-                <w:sz w:val="20"/>
-                <w:szCs w:val="20"/>
-              </w:rPr>
-              <w:t>hapus</w:t>
-            </w:r>
-            <w:proofErr w:type="spellEnd"/>
-            <w:r>
-              <w:rPr>
-                <w:color w:val="1A1916"/>
-                <w:sz w:val="20"/>
-                <w:szCs w:val="20"/>
-              </w:rPr>
-              <w:t xml:space="preserve"> link</w:t>
+              <w:t>Konfirmasi sebelum hapus link</w:t>
             </w:r>
           </w:p>
         </w:tc>
@@ -12017,7 +7895,6 @@
             </w:tcMar>
           </w:tcPr>
           <w:p>
-            <w:proofErr w:type="spellStart"/>
             <w:r>
               <w:rPr>
                 <w:b/>
@@ -12028,7 +7905,6 @@
               </w:rPr>
               <w:t>Sedang</w:t>
             </w:r>
-            <w:proofErr w:type="spellEnd"/>
           </w:p>
         </w:tc>
         <w:tc>
@@ -12083,25 +7959,7 @@
                 <w:sz w:val="20"/>
                 <w:szCs w:val="20"/>
               </w:rPr>
-              <w:t xml:space="preserve">Modal </w:t>
-            </w:r>
-            <w:proofErr w:type="spellStart"/>
-            <w:r>
-              <w:rPr>
-                <w:color w:val="7A7870"/>
-                <w:sz w:val="20"/>
-                <w:szCs w:val="20"/>
-              </w:rPr>
-              <w:t>atau</w:t>
-            </w:r>
-            <w:proofErr w:type="spellEnd"/>
-            <w:r>
-              <w:rPr>
-                <w:color w:val="7A7870"/>
-                <w:sz w:val="20"/>
-                <w:szCs w:val="20"/>
-              </w:rPr>
-              <w:t xml:space="preserve"> browser confirm</w:t>
+              <w:t>Modal atau browser confirm</w:t>
             </w:r>
           </w:p>
         </w:tc>
@@ -12117,132 +7975,18 @@
         <w:pStyle w:val="Heading2"/>
       </w:pPr>
       <w:r>
-        <w:t xml:space="preserve">8. </w:t>
-      </w:r>
-      <w:proofErr w:type="spellStart"/>
-      <w:r>
-        <w:t>Responsif</w:t>
-      </w:r>
-      <w:proofErr w:type="spellEnd"/>
-      <w:r>
-        <w:t xml:space="preserve"> Mobile</w:t>
+        <w:t>8. Responsif Mobile</w:t>
       </w:r>
     </w:p>
     <w:p>
       <w:pPr>
         <w:spacing w:before="60" w:after="60"/>
       </w:pPr>
-      <w:proofErr w:type="spellStart"/>
       <w:r>
         <w:rPr>
           <w:color w:val="1A1916"/>
         </w:rPr>
-        <w:t>Pastikan</w:t>
-      </w:r>
-      <w:proofErr w:type="spellEnd"/>
-      <w:r>
-        <w:rPr>
-          <w:color w:val="1A1916"/>
-        </w:rPr>
-        <w:t xml:space="preserve"> </w:t>
-      </w:r>
-      <w:proofErr w:type="spellStart"/>
-      <w:r>
-        <w:rPr>
-          <w:color w:val="1A1916"/>
-        </w:rPr>
-        <w:t>aplikasi</w:t>
-      </w:r>
-      <w:proofErr w:type="spellEnd"/>
-      <w:r>
-        <w:rPr>
-          <w:color w:val="1A1916"/>
-        </w:rPr>
-        <w:t xml:space="preserve"> </w:t>
-      </w:r>
-      <w:proofErr w:type="spellStart"/>
-      <w:r>
-        <w:rPr>
-          <w:color w:val="1A1916"/>
-        </w:rPr>
-        <w:t>tetap</w:t>
-      </w:r>
-      <w:proofErr w:type="spellEnd"/>
-      <w:r>
-        <w:rPr>
-          <w:color w:val="1A1916"/>
-        </w:rPr>
-        <w:t xml:space="preserve"> </w:t>
-      </w:r>
-      <w:proofErr w:type="spellStart"/>
-      <w:r>
-        <w:rPr>
-          <w:color w:val="1A1916"/>
-        </w:rPr>
-        <w:t>bisa</w:t>
-      </w:r>
-      <w:proofErr w:type="spellEnd"/>
-      <w:r>
-        <w:rPr>
-          <w:color w:val="1A1916"/>
-        </w:rPr>
-        <w:t xml:space="preserve"> </w:t>
-      </w:r>
-      <w:proofErr w:type="spellStart"/>
-      <w:r>
-        <w:rPr>
-          <w:color w:val="1A1916"/>
-        </w:rPr>
-        <w:t>digunakan</w:t>
-      </w:r>
-      <w:proofErr w:type="spellEnd"/>
-      <w:r>
-        <w:rPr>
-          <w:color w:val="1A1916"/>
-        </w:rPr>
-        <w:t xml:space="preserve"> </w:t>
-      </w:r>
-      <w:proofErr w:type="spellStart"/>
-      <w:r>
-        <w:rPr>
-          <w:color w:val="1A1916"/>
-        </w:rPr>
-        <w:t>dengan</w:t>
-      </w:r>
-      <w:proofErr w:type="spellEnd"/>
-      <w:r>
-        <w:rPr>
-          <w:color w:val="1A1916"/>
-        </w:rPr>
-        <w:t xml:space="preserve"> </w:t>
-      </w:r>
-      <w:proofErr w:type="spellStart"/>
-      <w:r>
-        <w:rPr>
-          <w:color w:val="1A1916"/>
-        </w:rPr>
-        <w:t>baik</w:t>
-      </w:r>
-      <w:proofErr w:type="spellEnd"/>
-      <w:r>
-        <w:rPr>
-          <w:color w:val="1A1916"/>
-        </w:rPr>
-        <w:t xml:space="preserve"> di </w:t>
-      </w:r>
-      <w:proofErr w:type="spellStart"/>
-      <w:r>
-        <w:rPr>
-          <w:color w:val="1A1916"/>
-        </w:rPr>
-        <w:t>layar</w:t>
-      </w:r>
-      <w:proofErr w:type="spellEnd"/>
-      <w:r>
-        <w:rPr>
-          <w:color w:val="1A1916"/>
-        </w:rPr>
-        <w:t xml:space="preserve"> smartphone.</w:t>
+        <w:t>Pastikan aplikasi tetap bisa digunakan dengan baik di layar smartphone.</w:t>
       </w:r>
     </w:p>
     <w:p>
@@ -12356,7 +8100,6 @@
             </w:tcMar>
           </w:tcPr>
           <w:p>
-            <w:proofErr w:type="spellStart"/>
             <w:r>
               <w:rPr>
                 <w:b/>
@@ -12367,7 +8110,6 @@
               </w:rPr>
               <w:t>Prioritas</w:t>
             </w:r>
-            <w:proofErr w:type="spellEnd"/>
           </w:p>
         </w:tc>
         <w:tc>
@@ -12418,7 +8160,6 @@
             </w:tcMar>
           </w:tcPr>
           <w:p>
-            <w:proofErr w:type="spellStart"/>
             <w:r>
               <w:rPr>
                 <w:b/>
@@ -12429,7 +8170,6 @@
               </w:rPr>
               <w:t>Catatan</w:t>
             </w:r>
-            <w:proofErr w:type="spellEnd"/>
           </w:p>
         </w:tc>
       </w:tr>
@@ -12486,36 +8226,8 @@
                 <w:sz w:val="20"/>
                 <w:szCs w:val="20"/>
               </w:rPr>
-              <w:t xml:space="preserve">Navbar collapse di </w:t>
-            </w:r>
-            <w:proofErr w:type="spellStart"/>
-            <w:r>
-              <w:rPr>
-                <w:color w:val="1A1916"/>
-                <w:sz w:val="20"/>
-                <w:szCs w:val="20"/>
-              </w:rPr>
-              <w:t>layar</w:t>
-            </w:r>
-            <w:proofErr w:type="spellEnd"/>
-            <w:r>
-              <w:rPr>
-                <w:color w:val="1A1916"/>
-                <w:sz w:val="20"/>
-                <w:szCs w:val="20"/>
-              </w:rPr>
-              <w:t xml:space="preserve"> </w:t>
-            </w:r>
-            <w:proofErr w:type="spellStart"/>
-            <w:r>
-              <w:rPr>
-                <w:color w:val="1A1916"/>
-                <w:sz w:val="20"/>
-                <w:szCs w:val="20"/>
-              </w:rPr>
-              <w:t>kecil</w:t>
-            </w:r>
-            <w:proofErr w:type="spellEnd"/>
+              <w:t>Navbar collapse di layar kecil</w:t>
+            </w:r>
           </w:p>
         </w:tc>
         <w:tc>
@@ -12536,7 +8248,6 @@
             </w:tcMar>
           </w:tcPr>
           <w:p>
-            <w:proofErr w:type="spellStart"/>
             <w:r>
               <w:rPr>
                 <w:b/>
@@ -12547,7 +8258,6 @@
               </w:rPr>
               <w:t>Sedang</w:t>
             </w:r>
-            <w:proofErr w:type="spellEnd"/>
           </w:p>
         </w:tc>
         <w:tc>
@@ -12602,25 +8312,7 @@
                 <w:sz w:val="20"/>
                 <w:szCs w:val="20"/>
               </w:rPr>
-              <w:t xml:space="preserve">Hamburger menu </w:t>
-            </w:r>
-            <w:proofErr w:type="spellStart"/>
-            <w:r>
-              <w:rPr>
-                <w:color w:val="7A7870"/>
-                <w:sz w:val="20"/>
-                <w:szCs w:val="20"/>
-              </w:rPr>
-              <w:t>atau</w:t>
-            </w:r>
-            <w:proofErr w:type="spellEnd"/>
-            <w:r>
-              <w:rPr>
-                <w:color w:val="7A7870"/>
-                <w:sz w:val="20"/>
-                <w:szCs w:val="20"/>
-              </w:rPr>
-              <w:t xml:space="preserve"> bottom nav</w:t>
+              <w:t>Hamburger menu atau bottom nav</w:t>
             </w:r>
           </w:p>
         </w:tc>
@@ -12678,43 +8370,7 @@
                 <w:sz w:val="20"/>
                 <w:szCs w:val="20"/>
               </w:rPr>
-              <w:t xml:space="preserve">Tabel dashboard </w:t>
-            </w:r>
-            <w:proofErr w:type="spellStart"/>
-            <w:r>
-              <w:rPr>
-                <w:color w:val="1A1916"/>
-                <w:sz w:val="20"/>
-                <w:szCs w:val="20"/>
-              </w:rPr>
-              <w:t>jadi</w:t>
-            </w:r>
-            <w:proofErr w:type="spellEnd"/>
-            <w:r>
-              <w:rPr>
-                <w:color w:val="1A1916"/>
-                <w:sz w:val="20"/>
-                <w:szCs w:val="20"/>
-              </w:rPr>
-              <w:t xml:space="preserve"> </w:t>
-            </w:r>
-            <w:proofErr w:type="spellStart"/>
-            <w:r>
-              <w:rPr>
-                <w:color w:val="1A1916"/>
-                <w:sz w:val="20"/>
-                <w:szCs w:val="20"/>
-              </w:rPr>
-              <w:t>tampilan</w:t>
-            </w:r>
-            <w:proofErr w:type="spellEnd"/>
-            <w:r>
-              <w:rPr>
-                <w:color w:val="1A1916"/>
-                <w:sz w:val="20"/>
-                <w:szCs w:val="20"/>
-              </w:rPr>
-              <w:t xml:space="preserve"> card</w:t>
+              <w:t>Tabel dashboard jadi tampilan card</w:t>
             </w:r>
           </w:p>
         </w:tc>
@@ -12736,7 +8392,6 @@
             </w:tcMar>
           </w:tcPr>
           <w:p>
-            <w:proofErr w:type="spellStart"/>
             <w:r>
               <w:rPr>
                 <w:b/>
@@ -12747,7 +8402,6 @@
               </w:rPr>
               <w:t>Sedang</w:t>
             </w:r>
-            <w:proofErr w:type="spellEnd"/>
           </w:p>
         </w:tc>
         <w:tc>
@@ -12860,36 +8514,8 @@
                 <w:sz w:val="20"/>
                 <w:szCs w:val="20"/>
               </w:rPr>
-              <w:t xml:space="preserve">Input URL dan </w:t>
-            </w:r>
-            <w:proofErr w:type="spellStart"/>
-            <w:r>
-              <w:rPr>
-                <w:color w:val="1A1916"/>
-                <w:sz w:val="20"/>
-                <w:szCs w:val="20"/>
-              </w:rPr>
-              <w:t>tombol</w:t>
-            </w:r>
-            <w:proofErr w:type="spellEnd"/>
-            <w:r>
-              <w:rPr>
-                <w:color w:val="1A1916"/>
-                <w:sz w:val="20"/>
-                <w:szCs w:val="20"/>
-              </w:rPr>
-              <w:t xml:space="preserve"> stack </w:t>
-            </w:r>
-            <w:proofErr w:type="spellStart"/>
-            <w:r>
-              <w:rPr>
-                <w:color w:val="1A1916"/>
-                <w:sz w:val="20"/>
-                <w:szCs w:val="20"/>
-              </w:rPr>
-              <w:t>vertikal</w:t>
-            </w:r>
-            <w:proofErr w:type="spellEnd"/>
+              <w:t>Input URL dan tombol stack vertikal</w:t>
+            </w:r>
           </w:p>
         </w:tc>
         <w:tc>
@@ -12910,7 +8536,6 @@
             </w:tcMar>
           </w:tcPr>
           <w:p>
-            <w:proofErr w:type="spellStart"/>
             <w:r>
               <w:rPr>
                 <w:b/>
@@ -12921,7 +8546,6 @@
               </w:rPr>
               <w:t>Sedang</w:t>
             </w:r>
-            <w:proofErr w:type="spellEnd"/>
           </w:p>
         </w:tc>
         <w:tc>
@@ -13034,54 +8658,8 @@
                 <w:sz w:val="20"/>
                 <w:szCs w:val="20"/>
               </w:rPr>
-              <w:t xml:space="preserve">Test di </w:t>
-            </w:r>
-            <w:proofErr w:type="spellStart"/>
-            <w:r>
-              <w:rPr>
-                <w:color w:val="1A1916"/>
-                <w:sz w:val="20"/>
-                <w:szCs w:val="20"/>
-              </w:rPr>
-              <w:t>berbagai</w:t>
-            </w:r>
-            <w:proofErr w:type="spellEnd"/>
-            <w:r>
-              <w:rPr>
-                <w:color w:val="1A1916"/>
-                <w:sz w:val="20"/>
-                <w:szCs w:val="20"/>
-              </w:rPr>
-              <w:t xml:space="preserve"> </w:t>
-            </w:r>
-            <w:proofErr w:type="spellStart"/>
-            <w:r>
-              <w:rPr>
-                <w:color w:val="1A1916"/>
-                <w:sz w:val="20"/>
-                <w:szCs w:val="20"/>
-              </w:rPr>
-              <w:t>ukuran</w:t>
-            </w:r>
-            <w:proofErr w:type="spellEnd"/>
-            <w:r>
-              <w:rPr>
-                <w:color w:val="1A1916"/>
-                <w:sz w:val="20"/>
-                <w:szCs w:val="20"/>
-              </w:rPr>
-              <w:t xml:space="preserve"> </w:t>
-            </w:r>
-            <w:proofErr w:type="spellStart"/>
-            <w:r>
-              <w:rPr>
-                <w:color w:val="1A1916"/>
-                <w:sz w:val="20"/>
-                <w:szCs w:val="20"/>
-              </w:rPr>
-              <w:t>layar</w:t>
-            </w:r>
-            <w:proofErr w:type="spellEnd"/>
+              <w:t>Test di berbagai ukuran layar</w:t>
+            </w:r>
           </w:p>
         </w:tc>
         <w:tc>
@@ -13102,7 +8680,6 @@
             </w:tcMar>
           </w:tcPr>
           <w:p>
-            <w:proofErr w:type="spellStart"/>
             <w:r>
               <w:rPr>
                 <w:b/>
@@ -13113,7 +8690,6 @@
               </w:rPr>
               <w:t>Rendah</w:t>
             </w:r>
-            <w:proofErr w:type="spellEnd"/>
           </w:p>
         </w:tc>
         <w:tc>
@@ -13168,25 +8744,7 @@
                 <w:sz w:val="20"/>
                 <w:szCs w:val="20"/>
               </w:rPr>
-              <w:t xml:space="preserve">Chrome </w:t>
-            </w:r>
-            <w:proofErr w:type="spellStart"/>
-            <w:r>
-              <w:rPr>
-                <w:color w:val="7A7870"/>
-                <w:sz w:val="20"/>
-                <w:szCs w:val="20"/>
-              </w:rPr>
-              <w:t>DevTools</w:t>
-            </w:r>
-            <w:proofErr w:type="spellEnd"/>
-            <w:r>
-              <w:rPr>
-                <w:color w:val="7A7870"/>
-                <w:sz w:val="20"/>
-                <w:szCs w:val="20"/>
-              </w:rPr>
-              <w:t xml:space="preserve"> device mode</w:t>
+              <w:t>Chrome DevTools device mode</w:t>
             </w:r>
           </w:p>
         </w:tc>
@@ -13202,15 +8760,7 @@
         <w:pStyle w:val="Heading2"/>
       </w:pPr>
       <w:r>
-        <w:t>9. API Key (</w:t>
-      </w:r>
-      <w:proofErr w:type="spellStart"/>
-      <w:r>
-        <w:t>Opsional</w:t>
-      </w:r>
-      <w:proofErr w:type="spellEnd"/>
-      <w:r>
-        <w:t>)</w:t>
+        <w:t>9. API Key (Opsional)</w:t>
       </w:r>
     </w:p>
     <w:p>
@@ -13221,105 +8771,7 @@
         <w:rPr>
           <w:color w:val="1A1916"/>
         </w:rPr>
-        <w:t xml:space="preserve">Fitur </w:t>
-      </w:r>
-      <w:proofErr w:type="spellStart"/>
-      <w:r>
-        <w:rPr>
-          <w:color w:val="1A1916"/>
-        </w:rPr>
-        <w:t>lanjutan</w:t>
-      </w:r>
-      <w:proofErr w:type="spellEnd"/>
-      <w:r>
-        <w:rPr>
-          <w:color w:val="1A1916"/>
-        </w:rPr>
-        <w:t xml:space="preserve"> yang </w:t>
-      </w:r>
-      <w:proofErr w:type="spellStart"/>
-      <w:r>
-        <w:rPr>
-          <w:color w:val="1A1916"/>
-        </w:rPr>
-        <w:t>memungkinkan</w:t>
-      </w:r>
-      <w:proofErr w:type="spellEnd"/>
-      <w:r>
-        <w:rPr>
-          <w:color w:val="1A1916"/>
-        </w:rPr>
-        <w:t xml:space="preserve"> user </w:t>
-      </w:r>
-      <w:proofErr w:type="spellStart"/>
-      <w:r>
-        <w:rPr>
-          <w:color w:val="1A1916"/>
-        </w:rPr>
-        <w:t>untuk</w:t>
-      </w:r>
-      <w:proofErr w:type="spellEnd"/>
-      <w:r>
-        <w:rPr>
-          <w:color w:val="1A1916"/>
-        </w:rPr>
-        <w:t xml:space="preserve"> </w:t>
-      </w:r>
-      <w:proofErr w:type="spellStart"/>
-      <w:r>
-        <w:rPr>
-          <w:color w:val="1A1916"/>
-        </w:rPr>
-        <w:t>mengintegrasikan</w:t>
-      </w:r>
-      <w:proofErr w:type="spellEnd"/>
-      <w:r>
-        <w:rPr>
-          <w:color w:val="1A1916"/>
-        </w:rPr>
-        <w:t xml:space="preserve"> Snip </w:t>
-      </w:r>
-      <w:proofErr w:type="spellStart"/>
-      <w:r>
-        <w:rPr>
-          <w:color w:val="1A1916"/>
-        </w:rPr>
-        <w:t>dengan</w:t>
-      </w:r>
-      <w:proofErr w:type="spellEnd"/>
-      <w:r>
-        <w:rPr>
-          <w:color w:val="1A1916"/>
-        </w:rPr>
-        <w:t xml:space="preserve"> </w:t>
-      </w:r>
-      <w:proofErr w:type="spellStart"/>
-      <w:r>
-        <w:rPr>
-          <w:color w:val="1A1916"/>
-        </w:rPr>
-        <w:t>aplikasi</w:t>
-      </w:r>
-      <w:proofErr w:type="spellEnd"/>
-      <w:r>
-        <w:rPr>
-          <w:color w:val="1A1916"/>
-        </w:rPr>
-        <w:t xml:space="preserve"> </w:t>
-      </w:r>
-      <w:proofErr w:type="spellStart"/>
-      <w:r>
-        <w:rPr>
-          <w:color w:val="1A1916"/>
-        </w:rPr>
-        <w:t>atau</w:t>
-      </w:r>
-      <w:proofErr w:type="spellEnd"/>
-      <w:r>
-        <w:rPr>
-          <w:color w:val="1A1916"/>
-        </w:rPr>
-        <w:t xml:space="preserve"> script lain.</w:t>
+        <w:t>Fitur lanjutan yang memungkinkan user untuk mengintegrasikan Snip dengan aplikasi atau script lain.</w:t>
       </w:r>
     </w:p>
     <w:p>
@@ -13381,7 +8833,6 @@
                 <w:sz w:val="20"/>
                 <w:szCs w:val="20"/>
               </w:rPr>
-              <w:lastRenderedPageBreak/>
               <w:t>No</w:t>
             </w:r>
           </w:p>
@@ -13434,7 +8885,6 @@
             </w:tcMar>
           </w:tcPr>
           <w:p>
-            <w:proofErr w:type="spellStart"/>
             <w:r>
               <w:rPr>
                 <w:b/>
@@ -13445,7 +8895,6 @@
               </w:rPr>
               <w:t>Prioritas</w:t>
             </w:r>
-            <w:proofErr w:type="spellEnd"/>
           </w:p>
         </w:tc>
         <w:tc>
@@ -13496,7 +8945,6 @@
             </w:tcMar>
           </w:tcPr>
           <w:p>
-            <w:proofErr w:type="spellStart"/>
             <w:r>
               <w:rPr>
                 <w:b/>
@@ -13507,7 +8955,6 @@
               </w:rPr>
               <w:t>Catatan</w:t>
             </w:r>
-            <w:proofErr w:type="spellEnd"/>
           </w:p>
         </w:tc>
       </w:tr>
@@ -13564,25 +9011,7 @@
                 <w:sz w:val="20"/>
                 <w:szCs w:val="20"/>
               </w:rPr>
-              <w:t xml:space="preserve">Generate API key </w:t>
-            </w:r>
-            <w:proofErr w:type="spellStart"/>
-            <w:r>
-              <w:rPr>
-                <w:color w:val="1A1916"/>
-                <w:sz w:val="20"/>
-                <w:szCs w:val="20"/>
-              </w:rPr>
-              <w:t>unik</w:t>
-            </w:r>
-            <w:proofErr w:type="spellEnd"/>
-            <w:r>
-              <w:rPr>
-                <w:color w:val="1A1916"/>
-                <w:sz w:val="20"/>
-                <w:szCs w:val="20"/>
-              </w:rPr>
-              <w:t xml:space="preserve"> per user</w:t>
+              <w:t>Generate API key unik per user</w:t>
             </w:r>
           </w:p>
         </w:tc>
@@ -13604,7 +9033,6 @@
             </w:tcMar>
           </w:tcPr>
           <w:p>
-            <w:proofErr w:type="spellStart"/>
             <w:r>
               <w:rPr>
                 <w:b/>
@@ -13615,7 +9043,6 @@
               </w:rPr>
               <w:t>Rendah</w:t>
             </w:r>
-            <w:proofErr w:type="spellEnd"/>
           </w:p>
         </w:tc>
         <w:tc>
@@ -13664,23 +9091,13 @@
             </w:tcMar>
           </w:tcPr>
           <w:p>
-            <w:proofErr w:type="spellStart"/>
-            <w:r>
-              <w:rPr>
-                <w:color w:val="7A7870"/>
-                <w:sz w:val="20"/>
-                <w:szCs w:val="20"/>
-              </w:rPr>
-              <w:t>Simpan</w:t>
-            </w:r>
-            <w:proofErr w:type="spellEnd"/>
-            <w:r>
-              <w:rPr>
-                <w:color w:val="7A7870"/>
-                <w:sz w:val="20"/>
-                <w:szCs w:val="20"/>
-              </w:rPr>
-              <w:t xml:space="preserve"> hash di database</w:t>
+            <w:r>
+              <w:rPr>
+                <w:color w:val="7A7870"/>
+                <w:sz w:val="20"/>
+                <w:szCs w:val="20"/>
+              </w:rPr>
+              <w:t>Simpan hash di database</w:t>
             </w:r>
           </w:p>
         </w:tc>
@@ -13732,23 +9149,13 @@
             </w:tcMar>
           </w:tcPr>
           <w:p>
-            <w:proofErr w:type="spellStart"/>
             <w:r>
               <w:rPr>
                 <w:color w:val="1A1916"/>
                 <w:sz w:val="20"/>
                 <w:szCs w:val="20"/>
               </w:rPr>
-              <w:t>Autentikasi</w:t>
-            </w:r>
-            <w:proofErr w:type="spellEnd"/>
-            <w:r>
-              <w:rPr>
-                <w:color w:val="1A1916"/>
-                <w:sz w:val="20"/>
-                <w:szCs w:val="20"/>
-              </w:rPr>
-              <w:t xml:space="preserve"> via header X-API-Key</w:t>
+              <w:t>Autentikasi via header X-API-Key</w:t>
             </w:r>
           </w:p>
         </w:tc>
@@ -13770,7 +9177,6 @@
             </w:tcMar>
           </w:tcPr>
           <w:p>
-            <w:proofErr w:type="spellStart"/>
             <w:r>
               <w:rPr>
                 <w:b/>
@@ -13781,7 +9187,6 @@
               </w:rPr>
               <w:t>Rendah</w:t>
             </w:r>
-            <w:proofErr w:type="spellEnd"/>
           </w:p>
         </w:tc>
         <w:tc>
@@ -13836,43 +9241,7 @@
                 <w:sz w:val="20"/>
                 <w:szCs w:val="20"/>
               </w:rPr>
-              <w:t xml:space="preserve">Middleware </w:t>
-            </w:r>
-            <w:proofErr w:type="spellStart"/>
-            <w:r>
-              <w:rPr>
-                <w:color w:val="7A7870"/>
-                <w:sz w:val="20"/>
-                <w:szCs w:val="20"/>
-              </w:rPr>
-              <w:t>terpisah</w:t>
-            </w:r>
-            <w:proofErr w:type="spellEnd"/>
-            <w:r>
-              <w:rPr>
-                <w:color w:val="7A7870"/>
-                <w:sz w:val="20"/>
-                <w:szCs w:val="20"/>
-              </w:rPr>
-              <w:t xml:space="preserve"> </w:t>
-            </w:r>
-            <w:proofErr w:type="spellStart"/>
-            <w:r>
-              <w:rPr>
-                <w:color w:val="7A7870"/>
-                <w:sz w:val="20"/>
-                <w:szCs w:val="20"/>
-              </w:rPr>
-              <w:t>dari</w:t>
-            </w:r>
-            <w:proofErr w:type="spellEnd"/>
-            <w:r>
-              <w:rPr>
-                <w:color w:val="7A7870"/>
-                <w:sz w:val="20"/>
-                <w:szCs w:val="20"/>
-              </w:rPr>
-              <w:t xml:space="preserve"> JWT</w:t>
+              <w:t>Middleware terpisah dari JWT</w:t>
             </w:r>
           </w:p>
         </w:tc>
@@ -13930,25 +9299,7 @@
                 <w:sz w:val="20"/>
                 <w:szCs w:val="20"/>
               </w:rPr>
-              <w:t xml:space="preserve">Halaman </w:t>
-            </w:r>
-            <w:proofErr w:type="spellStart"/>
-            <w:r>
-              <w:rPr>
-                <w:color w:val="1A1916"/>
-                <w:sz w:val="20"/>
-                <w:szCs w:val="20"/>
-              </w:rPr>
-              <w:t>manajemen</w:t>
-            </w:r>
-            <w:proofErr w:type="spellEnd"/>
-            <w:r>
-              <w:rPr>
-                <w:color w:val="1A1916"/>
-                <w:sz w:val="20"/>
-                <w:szCs w:val="20"/>
-              </w:rPr>
-              <w:t xml:space="preserve"> API key di dashboard</w:t>
+              <w:t>Halaman manajemen API key di dashboard</w:t>
             </w:r>
           </w:p>
         </w:tc>
@@ -13970,7 +9321,6 @@
             </w:tcMar>
           </w:tcPr>
           <w:p>
-            <w:proofErr w:type="spellStart"/>
             <w:r>
               <w:rPr>
                 <w:b/>
@@ -13981,7 +9331,6 @@
               </w:rPr>
               <w:t>Rendah</w:t>
             </w:r>
-            <w:proofErr w:type="spellEnd"/>
           </w:p>
         </w:tc>
         <w:tc>
@@ -14036,25 +9385,7 @@
                 <w:sz w:val="20"/>
                 <w:szCs w:val="20"/>
               </w:rPr>
-              <w:t xml:space="preserve">Generate </w:t>
-            </w:r>
-            <w:proofErr w:type="spellStart"/>
-            <w:r>
-              <w:rPr>
-                <w:color w:val="7A7870"/>
-                <w:sz w:val="20"/>
-                <w:szCs w:val="20"/>
-              </w:rPr>
-              <w:t>ulang</w:t>
-            </w:r>
-            <w:proofErr w:type="spellEnd"/>
-            <w:r>
-              <w:rPr>
-                <w:color w:val="7A7870"/>
-                <w:sz w:val="20"/>
-                <w:szCs w:val="20"/>
-              </w:rPr>
-              <w:t>, revoke key</w:t>
+              <w:t>Generate ulang, revoke key</w:t>
             </w:r>
           </w:p>
         </w:tc>
@@ -14084,6 +9415,7 @@
                 <w:sz w:val="20"/>
                 <w:szCs w:val="20"/>
               </w:rPr>
+              <w:lastRenderedPageBreak/>
               <w:t>4</w:t>
             </w:r>
           </w:p>
@@ -14106,34 +9438,14 @@
             </w:tcMar>
           </w:tcPr>
           <w:p>
-            <w:proofErr w:type="spellStart"/>
             <w:r>
               <w:rPr>
                 <w:color w:val="1A1916"/>
                 <w:sz w:val="20"/>
                 <w:szCs w:val="20"/>
               </w:rPr>
-              <w:t>Dokumentasi</w:t>
-            </w:r>
-            <w:proofErr w:type="spellEnd"/>
-            <w:r>
-              <w:rPr>
-                <w:color w:val="1A1916"/>
-                <w:sz w:val="20"/>
-                <w:szCs w:val="20"/>
-              </w:rPr>
-              <w:t xml:space="preserve"> API </w:t>
-            </w:r>
-            <w:proofErr w:type="spellStart"/>
-            <w:r>
-              <w:rPr>
-                <w:color w:val="1A1916"/>
-                <w:sz w:val="20"/>
-                <w:szCs w:val="20"/>
-              </w:rPr>
-              <w:t>sederhana</w:t>
-            </w:r>
-            <w:proofErr w:type="spellEnd"/>
+              <w:t>Dokumentasi API sederhana</w:t>
+            </w:r>
           </w:p>
         </w:tc>
         <w:tc>
@@ -14154,7 +9466,6 @@
             </w:tcMar>
           </w:tcPr>
           <w:p>
-            <w:proofErr w:type="spellStart"/>
             <w:r>
               <w:rPr>
                 <w:b/>
@@ -14165,7 +9476,6 @@
               </w:rPr>
               <w:t>Rendah</w:t>
             </w:r>
-            <w:proofErr w:type="spellEnd"/>
           </w:p>
         </w:tc>
         <w:tc>
@@ -14220,36 +9530,8 @@
                 <w:sz w:val="20"/>
                 <w:szCs w:val="20"/>
               </w:rPr>
-              <w:t xml:space="preserve">Bisa </w:t>
-            </w:r>
-            <w:proofErr w:type="spellStart"/>
-            <w:r>
-              <w:rPr>
-                <w:color w:val="7A7870"/>
-                <w:sz w:val="20"/>
-                <w:szCs w:val="20"/>
-              </w:rPr>
-              <w:t>pakai</w:t>
-            </w:r>
-            <w:proofErr w:type="spellEnd"/>
-            <w:r>
-              <w:rPr>
-                <w:color w:val="7A7870"/>
-                <w:sz w:val="20"/>
-                <w:szCs w:val="20"/>
-              </w:rPr>
-              <w:t xml:space="preserve"> Swagger/</w:t>
-            </w:r>
-            <w:proofErr w:type="spellStart"/>
-            <w:r>
-              <w:rPr>
-                <w:color w:val="7A7870"/>
-                <w:sz w:val="20"/>
-                <w:szCs w:val="20"/>
-              </w:rPr>
-              <w:t>OpenAPI</w:t>
-            </w:r>
-            <w:proofErr w:type="spellEnd"/>
+              <w:t>Bisa pakai Swagger/OpenAPI</w:t>
+            </w:r>
           </w:p>
         </w:tc>
       </w:tr>
@@ -14267,146 +9549,18 @@
         <w:pStyle w:val="Heading1"/>
       </w:pPr>
       <w:r>
-        <w:t>Skema Database (</w:t>
-      </w:r>
-      <w:proofErr w:type="spellStart"/>
-      <w:r>
-        <w:t>Ringkasan</w:t>
-      </w:r>
-      <w:proofErr w:type="spellEnd"/>
-      <w:r>
-        <w:t>)</w:t>
+        <w:t>Skema Database (Ringkasan)</w:t>
       </w:r>
     </w:p>
     <w:p>
       <w:pPr>
         <w:spacing w:before="60" w:after="60"/>
       </w:pPr>
-      <w:proofErr w:type="spellStart"/>
       <w:r>
         <w:rPr>
           <w:color w:val="1A1916"/>
         </w:rPr>
-        <w:t>Tiga</w:t>
-      </w:r>
-      <w:proofErr w:type="spellEnd"/>
-      <w:r>
-        <w:rPr>
-          <w:color w:val="1A1916"/>
-        </w:rPr>
-        <w:t xml:space="preserve"> </w:t>
-      </w:r>
-      <w:proofErr w:type="spellStart"/>
-      <w:r>
-        <w:rPr>
-          <w:color w:val="1A1916"/>
-        </w:rPr>
-        <w:t>tabel</w:t>
-      </w:r>
-      <w:proofErr w:type="spellEnd"/>
-      <w:r>
-        <w:rPr>
-          <w:color w:val="1A1916"/>
-        </w:rPr>
-        <w:t xml:space="preserve"> </w:t>
-      </w:r>
-      <w:proofErr w:type="spellStart"/>
-      <w:r>
-        <w:rPr>
-          <w:color w:val="1A1916"/>
-        </w:rPr>
-        <w:t>utama</w:t>
-      </w:r>
-      <w:proofErr w:type="spellEnd"/>
-      <w:r>
-        <w:rPr>
-          <w:color w:val="1A1916"/>
-        </w:rPr>
-        <w:t xml:space="preserve"> yang </w:t>
-      </w:r>
-      <w:proofErr w:type="spellStart"/>
-      <w:r>
-        <w:rPr>
-          <w:color w:val="1A1916"/>
-        </w:rPr>
-        <w:t>dibutuhkan</w:t>
-      </w:r>
-      <w:proofErr w:type="spellEnd"/>
-      <w:r>
-        <w:rPr>
-          <w:color w:val="1A1916"/>
-        </w:rPr>
-        <w:t xml:space="preserve"> </w:t>
-      </w:r>
-      <w:proofErr w:type="spellStart"/>
-      <w:r>
-        <w:rPr>
-          <w:color w:val="1A1916"/>
-        </w:rPr>
-        <w:t>untuk</w:t>
-      </w:r>
-      <w:proofErr w:type="spellEnd"/>
-      <w:r>
-        <w:rPr>
-          <w:color w:val="1A1916"/>
-        </w:rPr>
-        <w:t xml:space="preserve"> </w:t>
-      </w:r>
-      <w:proofErr w:type="spellStart"/>
-      <w:r>
-        <w:rPr>
-          <w:color w:val="1A1916"/>
-        </w:rPr>
-        <w:t>mendukung</w:t>
-      </w:r>
-      <w:proofErr w:type="spellEnd"/>
-      <w:r>
-        <w:rPr>
-          <w:color w:val="1A1916"/>
-        </w:rPr>
-        <w:t xml:space="preserve"> </w:t>
-      </w:r>
-      <w:proofErr w:type="spellStart"/>
-      <w:r>
-        <w:rPr>
-          <w:color w:val="1A1916"/>
-        </w:rPr>
-        <w:t>semua</w:t>
-      </w:r>
-      <w:proofErr w:type="spellEnd"/>
-      <w:r>
-        <w:rPr>
-          <w:color w:val="1A1916"/>
-        </w:rPr>
-        <w:t xml:space="preserve"> </w:t>
-      </w:r>
-      <w:proofErr w:type="spellStart"/>
-      <w:r>
-        <w:rPr>
-          <w:color w:val="1A1916"/>
-        </w:rPr>
-        <w:t>fitur</w:t>
-      </w:r>
-      <w:proofErr w:type="spellEnd"/>
-      <w:r>
-        <w:rPr>
-          <w:color w:val="1A1916"/>
-        </w:rPr>
-        <w:t xml:space="preserve"> di </w:t>
-      </w:r>
-      <w:proofErr w:type="spellStart"/>
-      <w:r>
-        <w:rPr>
-          <w:color w:val="1A1916"/>
-        </w:rPr>
-        <w:t>atas</w:t>
-      </w:r>
-      <w:proofErr w:type="spellEnd"/>
-      <w:r>
-        <w:rPr>
-          <w:color w:val="1A1916"/>
-        </w:rPr>
-        <w:t>:</w:t>
+        <w:t>Tiga tabel utama yang dibutuhkan untuk mendukung semua fitur di atas:</w:t>
       </w:r>
     </w:p>
     <w:p>
@@ -14518,7 +9672,6 @@
             </w:tcMar>
           </w:tcPr>
           <w:p>
-            <w:proofErr w:type="spellStart"/>
             <w:r>
               <w:rPr>
                 <w:b/>
@@ -14529,7 +9682,6 @@
               </w:rPr>
               <w:t>Keterangan</w:t>
             </w:r>
-            <w:proofErr w:type="spellEnd"/>
           </w:p>
         </w:tc>
       </w:tr>
@@ -14586,36 +9738,8 @@
                 <w:sz w:val="20"/>
                 <w:szCs w:val="20"/>
               </w:rPr>
-              <w:t xml:space="preserve">id, email, </w:t>
-            </w:r>
-            <w:proofErr w:type="spellStart"/>
-            <w:r>
-              <w:rPr>
-                <w:color w:val="7A7870"/>
-                <w:sz w:val="20"/>
-                <w:szCs w:val="20"/>
-              </w:rPr>
-              <w:t>password_hash</w:t>
-            </w:r>
-            <w:proofErr w:type="spellEnd"/>
-            <w:r>
-              <w:rPr>
-                <w:color w:val="7A7870"/>
-                <w:sz w:val="20"/>
-                <w:szCs w:val="20"/>
-              </w:rPr>
-              <w:t xml:space="preserve">, </w:t>
-            </w:r>
-            <w:proofErr w:type="spellStart"/>
-            <w:r>
-              <w:rPr>
-                <w:color w:val="7A7870"/>
-                <w:sz w:val="20"/>
-                <w:szCs w:val="20"/>
-              </w:rPr>
-              <w:t>created_at</w:t>
-            </w:r>
-            <w:proofErr w:type="spellEnd"/>
+              <w:t>id, email, password_hash, created_at</w:t>
+            </w:r>
           </w:p>
         </w:tc>
         <w:tc>
@@ -14642,133 +9766,7 @@
                 <w:sz w:val="20"/>
                 <w:szCs w:val="20"/>
               </w:rPr>
-              <w:t xml:space="preserve">Data </w:t>
-            </w:r>
-            <w:proofErr w:type="spellStart"/>
-            <w:r>
-              <w:rPr>
-                <w:color w:val="7A7870"/>
-                <w:sz w:val="20"/>
-                <w:szCs w:val="20"/>
-              </w:rPr>
-              <w:t>akun</w:t>
-            </w:r>
-            <w:proofErr w:type="spellEnd"/>
-            <w:r>
-              <w:rPr>
-                <w:color w:val="7A7870"/>
-                <w:sz w:val="20"/>
-                <w:szCs w:val="20"/>
-              </w:rPr>
-              <w:t xml:space="preserve"> </w:t>
-            </w:r>
-            <w:proofErr w:type="spellStart"/>
-            <w:r>
-              <w:rPr>
-                <w:color w:val="7A7870"/>
-                <w:sz w:val="20"/>
-                <w:szCs w:val="20"/>
-              </w:rPr>
-              <w:t>pengguna</w:t>
-            </w:r>
-            <w:proofErr w:type="spellEnd"/>
-            <w:r>
-              <w:rPr>
-                <w:color w:val="7A7870"/>
-                <w:sz w:val="20"/>
-                <w:szCs w:val="20"/>
-              </w:rPr>
-              <w:t xml:space="preserve">. Password </w:t>
-            </w:r>
-            <w:proofErr w:type="spellStart"/>
-            <w:r>
-              <w:rPr>
-                <w:color w:val="7A7870"/>
-                <w:sz w:val="20"/>
-                <w:szCs w:val="20"/>
-              </w:rPr>
-              <w:t>disimpan</w:t>
-            </w:r>
-            <w:proofErr w:type="spellEnd"/>
-            <w:r>
-              <w:rPr>
-                <w:color w:val="7A7870"/>
-                <w:sz w:val="20"/>
-                <w:szCs w:val="20"/>
-              </w:rPr>
-              <w:t xml:space="preserve"> </w:t>
-            </w:r>
-            <w:proofErr w:type="spellStart"/>
-            <w:r>
-              <w:rPr>
-                <w:color w:val="7A7870"/>
-                <w:sz w:val="20"/>
-                <w:szCs w:val="20"/>
-              </w:rPr>
-              <w:t>sebagai</w:t>
-            </w:r>
-            <w:proofErr w:type="spellEnd"/>
-            <w:r>
-              <w:rPr>
-                <w:color w:val="7A7870"/>
-                <w:sz w:val="20"/>
-                <w:szCs w:val="20"/>
-              </w:rPr>
-              <w:t xml:space="preserve"> </w:t>
-            </w:r>
-            <w:proofErr w:type="spellStart"/>
-            <w:r>
-              <w:rPr>
-                <w:color w:val="7A7870"/>
-                <w:sz w:val="20"/>
-                <w:szCs w:val="20"/>
-              </w:rPr>
-              <w:t>bcrypt</w:t>
-            </w:r>
-            <w:proofErr w:type="spellEnd"/>
-            <w:r>
-              <w:rPr>
-                <w:color w:val="7A7870"/>
-                <w:sz w:val="20"/>
-                <w:szCs w:val="20"/>
-              </w:rPr>
-              <w:t xml:space="preserve"> hash, </w:t>
-            </w:r>
-            <w:proofErr w:type="spellStart"/>
-            <w:r>
-              <w:rPr>
-                <w:color w:val="7A7870"/>
-                <w:sz w:val="20"/>
-                <w:szCs w:val="20"/>
-              </w:rPr>
-              <w:t>tidak</w:t>
-            </w:r>
-            <w:proofErr w:type="spellEnd"/>
-            <w:r>
-              <w:rPr>
-                <w:color w:val="7A7870"/>
-                <w:sz w:val="20"/>
-                <w:szCs w:val="20"/>
-              </w:rPr>
-              <w:t xml:space="preserve"> </w:t>
-            </w:r>
-            <w:proofErr w:type="spellStart"/>
-            <w:r>
-              <w:rPr>
-                <w:color w:val="7A7870"/>
-                <w:sz w:val="20"/>
-                <w:szCs w:val="20"/>
-              </w:rPr>
-              <w:t>pernah</w:t>
-            </w:r>
-            <w:proofErr w:type="spellEnd"/>
-            <w:r>
-              <w:rPr>
-                <w:color w:val="7A7870"/>
-                <w:sz w:val="20"/>
-                <w:szCs w:val="20"/>
-              </w:rPr>
-              <w:t xml:space="preserve"> plaintext.</w:t>
+              <w:t>Data akun pengguna. Password disimpan sebagai bcrypt hash, tidak pernah plaintext.</w:t>
             </w:r>
           </w:p>
         </w:tc>
@@ -14826,72 +9824,8 @@
                 <w:sz w:val="20"/>
                 <w:szCs w:val="20"/>
               </w:rPr>
-              <w:t xml:space="preserve">id, slug, </w:t>
-            </w:r>
-            <w:proofErr w:type="spellStart"/>
-            <w:r>
-              <w:rPr>
-                <w:color w:val="7A7870"/>
-                <w:sz w:val="20"/>
-                <w:szCs w:val="20"/>
-              </w:rPr>
-              <w:t>original_url</w:t>
-            </w:r>
-            <w:proofErr w:type="spellEnd"/>
-            <w:r>
-              <w:rPr>
-                <w:color w:val="7A7870"/>
-                <w:sz w:val="20"/>
-                <w:szCs w:val="20"/>
-              </w:rPr>
-              <w:t xml:space="preserve">, </w:t>
-            </w:r>
-            <w:proofErr w:type="spellStart"/>
-            <w:r>
-              <w:rPr>
-                <w:color w:val="7A7870"/>
-                <w:sz w:val="20"/>
-                <w:szCs w:val="20"/>
-              </w:rPr>
-              <w:t>user_id</w:t>
-            </w:r>
-            <w:proofErr w:type="spellEnd"/>
-            <w:r>
-              <w:rPr>
-                <w:color w:val="7A7870"/>
-                <w:sz w:val="20"/>
-                <w:szCs w:val="20"/>
-              </w:rPr>
-              <w:t xml:space="preserve">, clicks, </w:t>
-            </w:r>
-            <w:proofErr w:type="spellStart"/>
-            <w:r>
-              <w:rPr>
-                <w:color w:val="7A7870"/>
-                <w:sz w:val="20"/>
-                <w:szCs w:val="20"/>
-              </w:rPr>
-              <w:t>expired_at</w:t>
-            </w:r>
-            <w:proofErr w:type="spellEnd"/>
-            <w:r>
-              <w:rPr>
-                <w:color w:val="7A7870"/>
-                <w:sz w:val="20"/>
-                <w:szCs w:val="20"/>
-              </w:rPr>
-              <w:t xml:space="preserve">, </w:t>
-            </w:r>
-            <w:proofErr w:type="spellStart"/>
-            <w:r>
-              <w:rPr>
-                <w:color w:val="7A7870"/>
-                <w:sz w:val="20"/>
-                <w:szCs w:val="20"/>
-              </w:rPr>
-              <w:t>max_clicks</w:t>
-            </w:r>
-            <w:proofErr w:type="spellEnd"/>
+              <w:t>id, slug, original_url, user_id, clicks, expired_at, max_clicks</w:t>
+            </w:r>
           </w:p>
         </w:tc>
         <w:tc>
@@ -14918,115 +9852,7 @@
                 <w:sz w:val="20"/>
                 <w:szCs w:val="20"/>
               </w:rPr>
-              <w:t xml:space="preserve">Data </w:t>
-            </w:r>
-            <w:proofErr w:type="spellStart"/>
-            <w:r>
-              <w:rPr>
-                <w:color w:val="7A7870"/>
-                <w:sz w:val="20"/>
-                <w:szCs w:val="20"/>
-              </w:rPr>
-              <w:t>setiap</w:t>
-            </w:r>
-            <w:proofErr w:type="spellEnd"/>
-            <w:r>
-              <w:rPr>
-                <w:color w:val="7A7870"/>
-                <w:sz w:val="20"/>
-                <w:szCs w:val="20"/>
-              </w:rPr>
-              <w:t xml:space="preserve"> link </w:t>
-            </w:r>
-            <w:proofErr w:type="spellStart"/>
-            <w:r>
-              <w:rPr>
-                <w:color w:val="7A7870"/>
-                <w:sz w:val="20"/>
-                <w:szCs w:val="20"/>
-              </w:rPr>
-              <w:t>pendek</w:t>
-            </w:r>
-            <w:proofErr w:type="spellEnd"/>
-            <w:r>
-              <w:rPr>
-                <w:color w:val="7A7870"/>
-                <w:sz w:val="20"/>
-                <w:szCs w:val="20"/>
-              </w:rPr>
-              <w:t xml:space="preserve">. </w:t>
-            </w:r>
-            <w:proofErr w:type="spellStart"/>
-            <w:r>
-              <w:rPr>
-                <w:color w:val="7A7870"/>
-                <w:sz w:val="20"/>
-                <w:szCs w:val="20"/>
-              </w:rPr>
-              <w:t>user_id</w:t>
-            </w:r>
-            <w:proofErr w:type="spellEnd"/>
-            <w:r>
-              <w:rPr>
-                <w:color w:val="7A7870"/>
-                <w:sz w:val="20"/>
-                <w:szCs w:val="20"/>
-              </w:rPr>
-              <w:t xml:space="preserve"> </w:t>
-            </w:r>
-            <w:proofErr w:type="spellStart"/>
-            <w:r>
-              <w:rPr>
-                <w:color w:val="7A7870"/>
-                <w:sz w:val="20"/>
-                <w:szCs w:val="20"/>
-              </w:rPr>
-              <w:t>adalah</w:t>
-            </w:r>
-            <w:proofErr w:type="spellEnd"/>
-            <w:r>
-              <w:rPr>
-                <w:color w:val="7A7870"/>
-                <w:sz w:val="20"/>
-                <w:szCs w:val="20"/>
-              </w:rPr>
-              <w:t xml:space="preserve"> foreign key </w:t>
-            </w:r>
-            <w:proofErr w:type="spellStart"/>
-            <w:r>
-              <w:rPr>
-                <w:color w:val="7A7870"/>
-                <w:sz w:val="20"/>
-                <w:szCs w:val="20"/>
-              </w:rPr>
-              <w:t>ke</w:t>
-            </w:r>
-            <w:proofErr w:type="spellEnd"/>
-            <w:r>
-              <w:rPr>
-                <w:color w:val="7A7870"/>
-                <w:sz w:val="20"/>
-                <w:szCs w:val="20"/>
-              </w:rPr>
-              <w:t xml:space="preserve"> </w:t>
-            </w:r>
-            <w:proofErr w:type="spellStart"/>
-            <w:r>
-              <w:rPr>
-                <w:color w:val="7A7870"/>
-                <w:sz w:val="20"/>
-                <w:szCs w:val="20"/>
-              </w:rPr>
-              <w:t>tabel</w:t>
-            </w:r>
-            <w:proofErr w:type="spellEnd"/>
-            <w:r>
-              <w:rPr>
-                <w:color w:val="7A7870"/>
-                <w:sz w:val="20"/>
-                <w:szCs w:val="20"/>
-              </w:rPr>
-              <w:t xml:space="preserve"> users.</w:t>
+              <w:t>Data setiap link pendek. user_id adalah foreign key ke tabel users.</w:t>
             </w:r>
           </w:p>
         </w:tc>
@@ -15050,7 +9876,6 @@
             </w:tcMar>
           </w:tcPr>
           <w:p>
-            <w:proofErr w:type="spellStart"/>
             <w:r>
               <w:rPr>
                 <w:color w:val="1A1916"/>
@@ -15059,7 +9884,6 @@
               </w:rPr>
               <w:t>click_logs</w:t>
             </w:r>
-            <w:proofErr w:type="spellEnd"/>
           </w:p>
         </w:tc>
         <w:tc>
@@ -15086,79 +9910,7 @@
                 <w:sz w:val="20"/>
                 <w:szCs w:val="20"/>
               </w:rPr>
-              <w:t xml:space="preserve">id, </w:t>
-            </w:r>
-            <w:proofErr w:type="spellStart"/>
-            <w:r>
-              <w:rPr>
-                <w:color w:val="7A7870"/>
-                <w:sz w:val="20"/>
-                <w:szCs w:val="20"/>
-              </w:rPr>
-              <w:t>link_id</w:t>
-            </w:r>
-            <w:proofErr w:type="spellEnd"/>
-            <w:r>
-              <w:rPr>
-                <w:color w:val="7A7870"/>
-                <w:sz w:val="20"/>
-                <w:szCs w:val="20"/>
-              </w:rPr>
-              <w:t xml:space="preserve">, </w:t>
-            </w:r>
-            <w:proofErr w:type="spellStart"/>
-            <w:r>
-              <w:rPr>
-                <w:color w:val="7A7870"/>
-                <w:sz w:val="20"/>
-                <w:szCs w:val="20"/>
-              </w:rPr>
-              <w:t>clicked_at</w:t>
-            </w:r>
-            <w:proofErr w:type="spellEnd"/>
-            <w:r>
-              <w:rPr>
-                <w:color w:val="7A7870"/>
-                <w:sz w:val="20"/>
-                <w:szCs w:val="20"/>
-              </w:rPr>
-              <w:t xml:space="preserve">, </w:t>
-            </w:r>
-            <w:proofErr w:type="spellStart"/>
-            <w:r>
-              <w:rPr>
-                <w:color w:val="7A7870"/>
-                <w:sz w:val="20"/>
-                <w:szCs w:val="20"/>
-              </w:rPr>
-              <w:t>ip_address</w:t>
-            </w:r>
-            <w:proofErr w:type="spellEnd"/>
-            <w:r>
-              <w:rPr>
-                <w:color w:val="7A7870"/>
-                <w:sz w:val="20"/>
-                <w:szCs w:val="20"/>
-              </w:rPr>
-              <w:t xml:space="preserve">, </w:t>
-            </w:r>
-            <w:proofErr w:type="spellStart"/>
-            <w:r>
-              <w:rPr>
-                <w:color w:val="7A7870"/>
-                <w:sz w:val="20"/>
-                <w:szCs w:val="20"/>
-              </w:rPr>
-              <w:t>user_agent</w:t>
-            </w:r>
-            <w:proofErr w:type="spellEnd"/>
-            <w:r>
-              <w:rPr>
-                <w:color w:val="7A7870"/>
-                <w:sz w:val="20"/>
-                <w:szCs w:val="20"/>
-              </w:rPr>
-              <w:t>, country</w:t>
+              <w:t>id, link_id, clicked_at, ip_address, user_agent, country</w:t>
             </w:r>
           </w:p>
         </w:tc>
@@ -15186,151 +9938,7 @@
                 <w:sz w:val="20"/>
                 <w:szCs w:val="20"/>
               </w:rPr>
-              <w:t xml:space="preserve">Log </w:t>
-            </w:r>
-            <w:proofErr w:type="spellStart"/>
-            <w:r>
-              <w:rPr>
-                <w:color w:val="7A7870"/>
-                <w:sz w:val="20"/>
-                <w:szCs w:val="20"/>
-              </w:rPr>
-              <w:t>setiap</w:t>
-            </w:r>
-            <w:proofErr w:type="spellEnd"/>
-            <w:r>
-              <w:rPr>
-                <w:color w:val="7A7870"/>
-                <w:sz w:val="20"/>
-                <w:szCs w:val="20"/>
-              </w:rPr>
-              <w:t xml:space="preserve"> </w:t>
-            </w:r>
-            <w:proofErr w:type="spellStart"/>
-            <w:r>
-              <w:rPr>
-                <w:color w:val="7A7870"/>
-                <w:sz w:val="20"/>
-                <w:szCs w:val="20"/>
-              </w:rPr>
-              <w:t>klik</w:t>
-            </w:r>
-            <w:proofErr w:type="spellEnd"/>
-            <w:r>
-              <w:rPr>
-                <w:color w:val="7A7870"/>
-                <w:sz w:val="20"/>
-                <w:szCs w:val="20"/>
-              </w:rPr>
-              <w:t xml:space="preserve">. </w:t>
-            </w:r>
-            <w:proofErr w:type="spellStart"/>
-            <w:r>
-              <w:rPr>
-                <w:color w:val="7A7870"/>
-                <w:sz w:val="20"/>
-                <w:szCs w:val="20"/>
-              </w:rPr>
-              <w:t>link_id</w:t>
-            </w:r>
-            <w:proofErr w:type="spellEnd"/>
-            <w:r>
-              <w:rPr>
-                <w:color w:val="7A7870"/>
-                <w:sz w:val="20"/>
-                <w:szCs w:val="20"/>
-              </w:rPr>
-              <w:t xml:space="preserve"> </w:t>
-            </w:r>
-            <w:proofErr w:type="spellStart"/>
-            <w:r>
-              <w:rPr>
-                <w:color w:val="7A7870"/>
-                <w:sz w:val="20"/>
-                <w:szCs w:val="20"/>
-              </w:rPr>
-              <w:t>adalah</w:t>
-            </w:r>
-            <w:proofErr w:type="spellEnd"/>
-            <w:r>
-              <w:rPr>
-                <w:color w:val="7A7870"/>
-                <w:sz w:val="20"/>
-                <w:szCs w:val="20"/>
-              </w:rPr>
-              <w:t xml:space="preserve"> foreign key </w:t>
-            </w:r>
-            <w:proofErr w:type="spellStart"/>
-            <w:r>
-              <w:rPr>
-                <w:color w:val="7A7870"/>
-                <w:sz w:val="20"/>
-                <w:szCs w:val="20"/>
-              </w:rPr>
-              <w:t>ke</w:t>
-            </w:r>
-            <w:proofErr w:type="spellEnd"/>
-            <w:r>
-              <w:rPr>
-                <w:color w:val="7A7870"/>
-                <w:sz w:val="20"/>
-                <w:szCs w:val="20"/>
-              </w:rPr>
-              <w:t xml:space="preserve"> </w:t>
-            </w:r>
-            <w:proofErr w:type="spellStart"/>
-            <w:r>
-              <w:rPr>
-                <w:color w:val="7A7870"/>
-                <w:sz w:val="20"/>
-                <w:szCs w:val="20"/>
-              </w:rPr>
-              <w:t>tabel</w:t>
-            </w:r>
-            <w:proofErr w:type="spellEnd"/>
-            <w:r>
-              <w:rPr>
-                <w:color w:val="7A7870"/>
-                <w:sz w:val="20"/>
-                <w:szCs w:val="20"/>
-              </w:rPr>
-              <w:t xml:space="preserve"> links. </w:t>
-            </w:r>
-            <w:proofErr w:type="spellStart"/>
-            <w:r>
-              <w:rPr>
-                <w:color w:val="7A7870"/>
-                <w:sz w:val="20"/>
-                <w:szCs w:val="20"/>
-              </w:rPr>
-              <w:t>Digunakan</w:t>
-            </w:r>
-            <w:proofErr w:type="spellEnd"/>
-            <w:r>
-              <w:rPr>
-                <w:color w:val="7A7870"/>
-                <w:sz w:val="20"/>
-                <w:szCs w:val="20"/>
-              </w:rPr>
-              <w:t xml:space="preserve"> </w:t>
-            </w:r>
-            <w:proofErr w:type="spellStart"/>
-            <w:r>
-              <w:rPr>
-                <w:color w:val="7A7870"/>
-                <w:sz w:val="20"/>
-                <w:szCs w:val="20"/>
-              </w:rPr>
-              <w:t>untuk</w:t>
-            </w:r>
-            <w:proofErr w:type="spellEnd"/>
-            <w:r>
-              <w:rPr>
-                <w:color w:val="7A7870"/>
-                <w:sz w:val="20"/>
-                <w:szCs w:val="20"/>
-              </w:rPr>
-              <w:t xml:space="preserve"> analytics.</w:t>
+              <w:t>Log setiap klik. link_id adalah foreign key ke tabel links. Digunakan untuk analytics.</w:t>
             </w:r>
           </w:p>
         </w:tc>
@@ -15348,13 +9956,8 @@
       <w:pPr>
         <w:pStyle w:val="Heading1"/>
       </w:pPr>
-      <w:proofErr w:type="spellStart"/>
       <w:r>
-        <w:t>Catatan</w:t>
-      </w:r>
-      <w:proofErr w:type="spellEnd"/>
-      <w:r>
-        <w:t xml:space="preserve"> &amp; Tips</w:t>
+        <w:t>Catatan &amp; Tips</w:t>
       </w:r>
     </w:p>
     <w:p>
@@ -15370,119 +9973,7 @@
         <w:rPr>
           <w:color w:val="1A1916"/>
         </w:rPr>
-        <w:t xml:space="preserve">Mulai </w:t>
-      </w:r>
-      <w:proofErr w:type="spellStart"/>
-      <w:r>
-        <w:rPr>
-          <w:color w:val="1A1916"/>
-        </w:rPr>
-        <w:t>dari</w:t>
-      </w:r>
-      <w:proofErr w:type="spellEnd"/>
-      <w:r>
-        <w:rPr>
-          <w:color w:val="1A1916"/>
-        </w:rPr>
-        <w:t xml:space="preserve"> Redirect </w:t>
-      </w:r>
-      <w:proofErr w:type="spellStart"/>
-      <w:r>
-        <w:rPr>
-          <w:color w:val="1A1916"/>
-        </w:rPr>
-        <w:t>dulu</w:t>
-      </w:r>
-      <w:proofErr w:type="spellEnd"/>
-      <w:r>
-        <w:rPr>
-          <w:color w:val="1A1916"/>
-        </w:rPr>
-        <w:t xml:space="preserve"> — </w:t>
-      </w:r>
-      <w:proofErr w:type="spellStart"/>
-      <w:r>
-        <w:rPr>
-          <w:color w:val="1A1916"/>
-        </w:rPr>
-        <w:t>tanpa</w:t>
-      </w:r>
-      <w:proofErr w:type="spellEnd"/>
-      <w:r>
-        <w:rPr>
-          <w:color w:val="1A1916"/>
-        </w:rPr>
-        <w:t xml:space="preserve"> </w:t>
-      </w:r>
-      <w:proofErr w:type="spellStart"/>
-      <w:r>
-        <w:rPr>
-          <w:color w:val="1A1916"/>
-        </w:rPr>
-        <w:t>ini</w:t>
-      </w:r>
-      <w:proofErr w:type="spellEnd"/>
-      <w:r>
-        <w:rPr>
-          <w:color w:val="1A1916"/>
-        </w:rPr>
-        <w:t xml:space="preserve">, </w:t>
-      </w:r>
-      <w:proofErr w:type="spellStart"/>
-      <w:r>
-        <w:rPr>
-          <w:color w:val="1A1916"/>
-        </w:rPr>
-        <w:t>aplikasi</w:t>
-      </w:r>
-      <w:proofErr w:type="spellEnd"/>
-      <w:r>
-        <w:rPr>
-          <w:color w:val="1A1916"/>
-        </w:rPr>
-        <w:t xml:space="preserve"> </w:t>
-      </w:r>
-      <w:proofErr w:type="spellStart"/>
-      <w:r>
-        <w:rPr>
-          <w:color w:val="1A1916"/>
-        </w:rPr>
-        <w:t>belum</w:t>
-      </w:r>
-      <w:proofErr w:type="spellEnd"/>
-      <w:r>
-        <w:rPr>
-          <w:color w:val="1A1916"/>
-        </w:rPr>
-        <w:t xml:space="preserve"> </w:t>
-      </w:r>
-      <w:proofErr w:type="spellStart"/>
-      <w:r>
-        <w:rPr>
-          <w:color w:val="1A1916"/>
-        </w:rPr>
-        <w:t>bisa</w:t>
-      </w:r>
-      <w:proofErr w:type="spellEnd"/>
-      <w:r>
-        <w:rPr>
-          <w:color w:val="1A1916"/>
-        </w:rPr>
-        <w:t xml:space="preserve"> </w:t>
-      </w:r>
-      <w:proofErr w:type="spellStart"/>
-      <w:r>
-        <w:rPr>
-          <w:color w:val="1A1916"/>
-        </w:rPr>
-        <w:t>disebut</w:t>
-      </w:r>
-      <w:proofErr w:type="spellEnd"/>
-      <w:r>
-        <w:rPr>
-          <w:color w:val="1A1916"/>
-        </w:rPr>
-        <w:t xml:space="preserve"> URL shortener</w:t>
+        <w:t>Mulai dari Redirect dulu — tanpa ini, aplikasi belum bisa disebut URL shortener</w:t>
       </w:r>
     </w:p>
     <w:p>
@@ -15494,89 +9985,11 @@
         </w:numPr>
         <w:spacing w:before="40" w:after="40"/>
       </w:pPr>
-      <w:proofErr w:type="spellStart"/>
       <w:r>
         <w:rPr>
           <w:color w:val="1A1916"/>
         </w:rPr>
-        <w:t>Gunakan</w:t>
-      </w:r>
-      <w:proofErr w:type="spellEnd"/>
-      <w:r>
-        <w:rPr>
-          <w:color w:val="1A1916"/>
-        </w:rPr>
-        <w:t xml:space="preserve"> database migration tool </w:t>
-      </w:r>
-      <w:proofErr w:type="spellStart"/>
-      <w:r>
-        <w:rPr>
-          <w:color w:val="1A1916"/>
-        </w:rPr>
-        <w:t>seperti</w:t>
-      </w:r>
-      <w:proofErr w:type="spellEnd"/>
-      <w:r>
-        <w:rPr>
-          <w:color w:val="1A1916"/>
-        </w:rPr>
-        <w:t xml:space="preserve"> </w:t>
-      </w:r>
-      <w:proofErr w:type="spellStart"/>
-      <w:r>
-        <w:rPr>
-          <w:color w:val="1A1916"/>
-        </w:rPr>
-        <w:t>golang</w:t>
-      </w:r>
-      <w:proofErr w:type="spellEnd"/>
-      <w:r>
-        <w:rPr>
-          <w:color w:val="1A1916"/>
-        </w:rPr>
-        <w:t xml:space="preserve">-migrate agar </w:t>
-      </w:r>
-      <w:proofErr w:type="spellStart"/>
-      <w:r>
-        <w:rPr>
-          <w:color w:val="1A1916"/>
-        </w:rPr>
-        <w:t>perubahan</w:t>
-      </w:r>
-      <w:proofErr w:type="spellEnd"/>
-      <w:r>
-        <w:rPr>
-          <w:color w:val="1A1916"/>
-        </w:rPr>
-        <w:t xml:space="preserve"> </w:t>
-      </w:r>
-      <w:proofErr w:type="spellStart"/>
-      <w:r>
-        <w:rPr>
-          <w:color w:val="1A1916"/>
-        </w:rPr>
-        <w:t>skema</w:t>
-      </w:r>
-      <w:proofErr w:type="spellEnd"/>
-      <w:r>
-        <w:rPr>
-          <w:color w:val="1A1916"/>
-        </w:rPr>
-        <w:t xml:space="preserve"> </w:t>
-      </w:r>
-      <w:proofErr w:type="spellStart"/>
-      <w:r>
-        <w:rPr>
-          <w:color w:val="1A1916"/>
-        </w:rPr>
-        <w:t>bisa</w:t>
-      </w:r>
-      <w:proofErr w:type="spellEnd"/>
-      <w:r>
-        <w:rPr>
-          <w:color w:val="1A1916"/>
-        </w:rPr>
-        <w:t xml:space="preserve"> di-track</w:t>
+        <w:t>Gunakan database migration tool seperti golang-migrate agar perubahan skema bisa di-track</w:t>
       </w:r>
     </w:p>
     <w:p>
@@ -15588,47 +10001,11 @@
         </w:numPr>
         <w:spacing w:before="40" w:after="40"/>
       </w:pPr>
-      <w:proofErr w:type="spellStart"/>
       <w:r>
         <w:rPr>
           <w:color w:val="1A1916"/>
         </w:rPr>
-        <w:t>Simpan</w:t>
-      </w:r>
-      <w:proofErr w:type="spellEnd"/>
-      <w:r>
-        <w:rPr>
-          <w:color w:val="1A1916"/>
-        </w:rPr>
-        <w:t xml:space="preserve"> </w:t>
-      </w:r>
-      <w:proofErr w:type="spellStart"/>
-      <w:r>
-        <w:rPr>
-          <w:color w:val="1A1916"/>
-        </w:rPr>
-        <w:t>konfigurasi</w:t>
-      </w:r>
-      <w:proofErr w:type="spellEnd"/>
-      <w:r>
-        <w:rPr>
-          <w:color w:val="1A1916"/>
-        </w:rPr>
-        <w:t xml:space="preserve"> (DB URL, JWT secret) di file .env, </w:t>
-      </w:r>
-      <w:proofErr w:type="spellStart"/>
-      <w:r>
-        <w:rPr>
-          <w:color w:val="1A1916"/>
-        </w:rPr>
-        <w:t>jangan</w:t>
-      </w:r>
-      <w:proofErr w:type="spellEnd"/>
-      <w:r>
-        <w:rPr>
-          <w:color w:val="1A1916"/>
-        </w:rPr>
-        <w:t xml:space="preserve"> di-hardcode</w:t>
+        <w:t>Simpan konfigurasi (DB URL, JWT secret) di file .env, jangan di-hardcode</w:t>
       </w:r>
     </w:p>
     <w:p>
@@ -15644,72 +10021,8 @@
         <w:rPr>
           <w:color w:val="1A1916"/>
         </w:rPr>
-        <w:t xml:space="preserve">Tulis unit test </w:t>
+        <w:t>Tulis unit test untuk fungsi generate slug dan validasi URL dari awal</w:t>
       </w:r>
-      <w:proofErr w:type="spellStart"/>
-      <w:r>
-        <w:rPr>
-          <w:color w:val="1A1916"/>
-        </w:rPr>
-        <w:t>untuk</w:t>
-      </w:r>
-      <w:proofErr w:type="spellEnd"/>
-      <w:r>
-        <w:rPr>
-          <w:color w:val="1A1916"/>
-        </w:rPr>
-        <w:t xml:space="preserve"> </w:t>
-      </w:r>
-      <w:proofErr w:type="spellStart"/>
-      <w:r>
-        <w:rPr>
-          <w:color w:val="1A1916"/>
-        </w:rPr>
-        <w:t>fungsi</w:t>
-      </w:r>
-      <w:proofErr w:type="spellEnd"/>
-      <w:r>
-        <w:rPr>
-          <w:color w:val="1A1916"/>
-        </w:rPr>
-        <w:t xml:space="preserve"> generate slug dan </w:t>
-      </w:r>
-      <w:proofErr w:type="spellStart"/>
-      <w:r>
-        <w:rPr>
-          <w:color w:val="1A1916"/>
-        </w:rPr>
-        <w:t>validasi</w:t>
-      </w:r>
-      <w:proofErr w:type="spellEnd"/>
-      <w:r>
-        <w:rPr>
-          <w:color w:val="1A1916"/>
-        </w:rPr>
-        <w:t xml:space="preserve"> URL </w:t>
-      </w:r>
-      <w:proofErr w:type="spellStart"/>
-      <w:r>
-        <w:rPr>
-          <w:color w:val="1A1916"/>
-        </w:rPr>
-        <w:t>dari</w:t>
-      </w:r>
-      <w:proofErr w:type="spellEnd"/>
-      <w:r>
-        <w:rPr>
-          <w:color w:val="1A1916"/>
-        </w:rPr>
-        <w:t xml:space="preserve"> </w:t>
-      </w:r>
-      <w:proofErr w:type="spellStart"/>
-      <w:r>
-        <w:rPr>
-          <w:color w:val="1A1916"/>
-        </w:rPr>
-        <w:t>awal</w:t>
-      </w:r>
-      <w:proofErr w:type="spellEnd"/>
     </w:p>
     <w:p>
       <w:pPr>
@@ -15720,70 +10033,12 @@
         </w:numPr>
         <w:spacing w:before="40" w:after="40"/>
       </w:pPr>
-      <w:proofErr w:type="spellStart"/>
       <w:r>
         <w:rPr>
           <w:color w:val="1A1916"/>
         </w:rPr>
-        <w:t>Gunakan</w:t>
+        <w:t>Gunakan Docker Compose untuk menjalankan Golang + PostgreSQL + Redis sekaligus di lokal</w:t>
       </w:r>
-      <w:proofErr w:type="spellEnd"/>
-      <w:r>
-        <w:rPr>
-          <w:color w:val="1A1916"/>
-        </w:rPr>
-        <w:t xml:space="preserve"> Docker Compose </w:t>
-      </w:r>
-      <w:proofErr w:type="spellStart"/>
-      <w:r>
-        <w:rPr>
-          <w:color w:val="1A1916"/>
-        </w:rPr>
-        <w:t>untuk</w:t>
-      </w:r>
-      <w:proofErr w:type="spellEnd"/>
-      <w:r>
-        <w:rPr>
-          <w:color w:val="1A1916"/>
-        </w:rPr>
-        <w:t xml:space="preserve"> </w:t>
-      </w:r>
-      <w:proofErr w:type="spellStart"/>
-      <w:r>
-        <w:rPr>
-          <w:color w:val="1A1916"/>
-        </w:rPr>
-        <w:t>menjalankan</w:t>
-      </w:r>
-      <w:proofErr w:type="spellEnd"/>
-      <w:r>
-        <w:rPr>
-          <w:color w:val="1A1916"/>
-        </w:rPr>
-        <w:t xml:space="preserve"> Golang + PostgreSQL + Redis </w:t>
-      </w:r>
-      <w:proofErr w:type="spellStart"/>
-      <w:r>
-        <w:rPr>
-          <w:color w:val="1A1916"/>
-        </w:rPr>
-        <w:t>sekaligus</w:t>
-      </w:r>
-      <w:proofErr w:type="spellEnd"/>
-      <w:r>
-        <w:rPr>
-          <w:color w:val="1A1916"/>
-        </w:rPr>
-        <w:t xml:space="preserve"> di </w:t>
-      </w:r>
-      <w:proofErr w:type="spellStart"/>
-      <w:r>
-        <w:rPr>
-          <w:color w:val="1A1916"/>
-        </w:rPr>
-        <w:t>lokal</w:t>
-      </w:r>
-      <w:proofErr w:type="spellEnd"/>
     </w:p>
     <w:p>
       <w:pPr>
@@ -15816,30 +10071,8 @@
         <w:rPr>
           <w:color w:val="1A1916"/>
         </w:rPr>
-        <w:t xml:space="preserve">○ Belum — task </w:t>
+        <w:t>○ Belum — task belum dimulai</w:t>
       </w:r>
-      <w:proofErr w:type="spellStart"/>
-      <w:r>
-        <w:rPr>
-          <w:color w:val="1A1916"/>
-        </w:rPr>
-        <w:t>belum</w:t>
-      </w:r>
-      <w:proofErr w:type="spellEnd"/>
-      <w:r>
-        <w:rPr>
-          <w:color w:val="1A1916"/>
-        </w:rPr>
-        <w:t xml:space="preserve"> </w:t>
-      </w:r>
-      <w:proofErr w:type="spellStart"/>
-      <w:r>
-        <w:rPr>
-          <w:color w:val="1A1916"/>
-        </w:rPr>
-        <w:t>dimulai</w:t>
-      </w:r>
-      <w:proofErr w:type="spellEnd"/>
     </w:p>
     <w:p>
       <w:pPr>
@@ -15854,30 +10087,8 @@
         <w:rPr>
           <w:color w:val="1A1916"/>
         </w:rPr>
-        <w:t xml:space="preserve">○ On Progress — </w:t>
+        <w:t>○ On Progress — sedang dikerjakan</w:t>
       </w:r>
-      <w:proofErr w:type="spellStart"/>
-      <w:r>
-        <w:rPr>
-          <w:color w:val="1A1916"/>
-        </w:rPr>
-        <w:t>sedang</w:t>
-      </w:r>
-      <w:proofErr w:type="spellEnd"/>
-      <w:r>
-        <w:rPr>
-          <w:color w:val="1A1916"/>
-        </w:rPr>
-        <w:t xml:space="preserve"> </w:t>
-      </w:r>
-      <w:proofErr w:type="spellStart"/>
-      <w:r>
-        <w:rPr>
-          <w:color w:val="1A1916"/>
-        </w:rPr>
-        <w:t>dikerjakan</w:t>
-      </w:r>
-      <w:proofErr w:type="spellEnd"/>
     </w:p>
     <w:p>
       <w:pPr>
@@ -15892,59 +10103,8 @@
         <w:rPr>
           <w:color w:val="1A1916"/>
         </w:rPr>
-        <w:lastRenderedPageBreak/>
-        <w:t xml:space="preserve">○ </w:t>
+        <w:t>○ Selesai — task sudah selesai dan ditest</w:t>
       </w:r>
-      <w:proofErr w:type="spellStart"/>
-      <w:r>
-        <w:rPr>
-          <w:color w:val="1A1916"/>
-        </w:rPr>
-        <w:t>Selesai</w:t>
-      </w:r>
-      <w:proofErr w:type="spellEnd"/>
-      <w:r>
-        <w:rPr>
-          <w:color w:val="1A1916"/>
-        </w:rPr>
-        <w:t xml:space="preserve"> — task </w:t>
-      </w:r>
-      <w:proofErr w:type="spellStart"/>
-      <w:r>
-        <w:rPr>
-          <w:color w:val="1A1916"/>
-        </w:rPr>
-        <w:t>sudah</w:t>
-      </w:r>
-      <w:proofErr w:type="spellEnd"/>
-      <w:r>
-        <w:rPr>
-          <w:color w:val="1A1916"/>
-        </w:rPr>
-        <w:t xml:space="preserve"> </w:t>
-      </w:r>
-      <w:proofErr w:type="spellStart"/>
-      <w:r>
-        <w:rPr>
-          <w:color w:val="1A1916"/>
-        </w:rPr>
-        <w:t>selesai</w:t>
-      </w:r>
-      <w:proofErr w:type="spellEnd"/>
-      <w:r>
-        <w:rPr>
-          <w:color w:val="1A1916"/>
-        </w:rPr>
-        <w:t xml:space="preserve"> dan </w:t>
-      </w:r>
-      <w:proofErr w:type="spellStart"/>
-      <w:r>
-        <w:rPr>
-          <w:color w:val="1A1916"/>
-        </w:rPr>
-        <w:t>ditest</w:t>
-      </w:r>
-      <w:proofErr w:type="spellEnd"/>
     </w:p>
     <w:sectPr>
       <w:footerReference w:type="default" r:id="rId7"/>
@@ -15988,25 +10148,7 @@
         <w:sz w:val="18"/>
         <w:szCs w:val="18"/>
       </w:rPr>
-      <w:t xml:space="preserve">Snip — URL Shortener </w:t>
-    </w:r>
-    <w:proofErr w:type="gramStart"/>
-    <w:r>
-      <w:rPr>
-        <w:color w:val="7A7870"/>
-        <w:sz w:val="18"/>
-        <w:szCs w:val="18"/>
-      </w:rPr>
-      <w:t>Project  |</w:t>
-    </w:r>
-    <w:proofErr w:type="gramEnd"/>
-    <w:r>
-      <w:rPr>
-        <w:color w:val="7A7870"/>
-        <w:sz w:val="18"/>
-        <w:szCs w:val="18"/>
-      </w:rPr>
-      <w:t xml:space="preserve">  Halaman </w:t>
+      <w:t xml:space="preserve">Snip — URL Shortener Project  |  Halaman </w:t>
     </w:r>
     <w:r>
       <w:rPr>
@@ -16055,25 +10197,7 @@
         <w:sz w:val="18"/>
         <w:szCs w:val="18"/>
       </w:rPr>
-      <w:t xml:space="preserve"> </w:t>
-    </w:r>
-    <w:proofErr w:type="spellStart"/>
-    <w:r>
-      <w:rPr>
-        <w:color w:val="7A7870"/>
-        <w:sz w:val="18"/>
-        <w:szCs w:val="18"/>
-      </w:rPr>
-      <w:t>dari</w:t>
-    </w:r>
-    <w:proofErr w:type="spellEnd"/>
-    <w:r>
-      <w:rPr>
-        <w:color w:val="7A7870"/>
-        <w:sz w:val="18"/>
-        <w:szCs w:val="18"/>
-      </w:rPr>
-      <w:t xml:space="preserve"> </w:t>
+      <w:t xml:space="preserve"> dari </w:t>
     </w:r>
     <w:r>
       <w:rPr>
